--- a/manuscript/dvm.manuscript.12042023.HBJA.docx
+++ b/manuscript/dvm.manuscript.12042023.HBJA.docx
@@ -5505,19 +5505,9 @@
           <w:sz w:val="24"/>
           <w:szCs w:val="24"/>
         </w:rPr>
-        <w:t xml:space="preserve">Vertical </w:t>
-      </w:r>
-      <w:del w:id="8" w:author="Microsoft Office User" w:date="2023-12-01T07:52:00Z">
-        <w:r>
-          <w:rPr>
-            <w:rFonts w:ascii="Times New Roman" w:hAnsi="Times New Roman" w:cs="Times New Roman"/>
-            <w:i/>
-            <w:sz w:val="24"/>
-            <w:szCs w:val="24"/>
-          </w:rPr>
-          <w:delText xml:space="preserve">stratification </w:delText>
-        </w:r>
-      </w:del>
+        <w:t xml:space="preserve">Vertical and diel variation in temperature and </w:t>
+      </w:r>
+      <w:commentRangeStart w:id="8"/>
       <w:r>
         <w:rPr>
           <w:rFonts w:ascii="Times New Roman" w:hAnsi="Times New Roman" w:cs="Times New Roman"/>
@@ -5525,24 +5515,14 @@
           <w:sz w:val="24"/>
           <w:szCs w:val="24"/>
         </w:rPr>
-        <w:t xml:space="preserve">and diel variation in temperature and </w:t>
-      </w:r>
-      <w:commentRangeStart w:id="9"/>
-      <w:r>
-        <w:rPr>
-          <w:rFonts w:ascii="Times New Roman" w:hAnsi="Times New Roman" w:cs="Times New Roman"/>
-          <w:i/>
-          <w:sz w:val="24"/>
-          <w:szCs w:val="24"/>
-        </w:rPr>
         <w:t>DO</w:t>
       </w:r>
-      <w:commentRangeEnd w:id="9"/>
+      <w:commentRangeEnd w:id="8"/>
       <w:r>
         <w:rPr>
           <w:rStyle w:val="CommentReference"/>
         </w:rPr>
-        <w:commentReference w:id="9"/>
+        <w:commentReference w:id="8"/>
       </w:r>
     </w:p>
     <w:p>
@@ -5551,7 +5531,7 @@
         <w:spacing w:line="480" w:lineRule="auto"/>
         <w:ind w:firstLine="720"/>
       </w:pPr>
-      <w:del w:id="11" w:author="Microsoft Office User" w:date="2023-12-01T08:05:00Z">
+      <w:del w:id="9" w:author="Microsoft Office User" w:date="2023-12-01T08:05:00Z">
         <w:r>
           <w:rPr>
             <w:rFonts w:ascii="Times New Roman" w:hAnsi="Times New Roman" w:cs="Times New Roman"/>
@@ -5561,7 +5541,7 @@
           <w:delText>The stressors of low DO and high temperature varied asynchronously within these cold-water habitats.</w:delText>
         </w:r>
       </w:del>
-      <w:del w:id="12" w:author="Microsoft Office User" w:date="2023-12-01T08:15:00Z">
+      <w:del w:id="10" w:author="Microsoft Office User" w:date="2023-12-01T08:15:00Z">
         <w:r>
           <w:rPr>
             <w:rFonts w:ascii="Times New Roman" w:hAnsi="Times New Roman" w:cs="Times New Roman"/>
@@ -5571,7 +5551,7 @@
           <w:delText xml:space="preserve"> </w:delText>
         </w:r>
       </w:del>
-      <w:ins w:id="13" w:author="Microsoft Office User" w:date="2023-12-01T07:55:00Z">
+      <w:ins w:id="11" w:author="Microsoft Office User" w:date="2023-12-01T07:55:00Z">
         <w:r>
           <w:rPr>
             <w:rFonts w:ascii="Times New Roman" w:hAnsi="Times New Roman" w:cs="Times New Roman"/>
@@ -5581,7 +5561,7 @@
           <w:t>Vertical p</w:t>
         </w:r>
       </w:ins>
-      <w:del w:id="14" w:author="Microsoft Office User" w:date="2023-12-01T07:55:00Z">
+      <w:del w:id="12" w:author="Microsoft Office User" w:date="2023-12-01T07:55:00Z">
         <w:r>
           <w:rPr>
             <w:rFonts w:ascii="Times New Roman" w:hAnsi="Times New Roman" w:cs="Times New Roman"/>
@@ -5599,7 +5579,7 @@
         </w:rPr>
         <w:t xml:space="preserve">rofiles of temperature and DO </w:t>
       </w:r>
-      <w:del w:id="15" w:author="Microsoft Office User" w:date="2023-12-01T08:07:00Z">
+      <w:del w:id="13" w:author="Microsoft Office User" w:date="2023-12-01T08:07:00Z">
         <w:r>
           <w:rPr>
             <w:rFonts w:ascii="Times New Roman" w:hAnsi="Times New Roman" w:cs="Times New Roman"/>
@@ -5617,7 +5597,7 @@
         </w:rPr>
         <w:t xml:space="preserve">alcove showed pronounced </w:t>
       </w:r>
-      <w:del w:id="16" w:author="Microsoft Office User" w:date="2023-12-01T07:55:00Z">
+      <w:del w:id="14" w:author="Microsoft Office User" w:date="2023-12-01T07:55:00Z">
         <w:r>
           <w:rPr>
             <w:rFonts w:ascii="Times New Roman" w:hAnsi="Times New Roman" w:cs="Times New Roman"/>
@@ -5635,7 +5615,7 @@
         </w:rPr>
         <w:t>stratification</w:t>
       </w:r>
-      <w:del w:id="17" w:author="Microsoft Office User" w:date="2023-12-01T08:07:00Z">
+      <w:del w:id="15" w:author="Microsoft Office User" w:date="2023-12-01T08:07:00Z">
         <w:r>
           <w:rPr>
             <w:rFonts w:ascii="Times New Roman" w:hAnsi="Times New Roman" w:cs="Times New Roman"/>
@@ -5653,7 +5633,7 @@
         </w:rPr>
         <w:t>, with higher contrasts between layers during daytime</w:t>
       </w:r>
-      <w:ins w:id="18" w:author="Microsoft Office User" w:date="2023-12-01T08:07:00Z">
+      <w:ins w:id="16" w:author="Microsoft Office User" w:date="2023-12-01T08:07:00Z">
         <w:r>
           <w:rPr>
             <w:rFonts w:ascii="Times New Roman" w:hAnsi="Times New Roman" w:cs="Times New Roman"/>
@@ -5685,7 +5665,7 @@
         </w:rPr>
         <w:t xml:space="preserve">During early-morning, water </w:t>
       </w:r>
-      <w:commentRangeStart w:id="19"/>
+      <w:commentRangeStart w:id="17"/>
       <w:r>
         <w:rPr>
           <w:rFonts w:ascii="Times New Roman" w:hAnsi="Times New Roman" w:cs="Times New Roman"/>
@@ -5694,12 +5674,12 @@
         </w:rPr>
         <w:t>temperatures at the Blue Ruin alcove terminus remained cool and within a relatively narrow range</w:t>
       </w:r>
-      <w:commentRangeEnd w:id="19"/>
+      <w:commentRangeEnd w:id="17"/>
       <w:r>
         <w:rPr>
           <w:rStyle w:val="CommentReference"/>
         </w:rPr>
-        <w:commentReference w:id="19"/>
+        <w:commentReference w:id="17"/>
       </w:r>
       <w:r>
         <w:rPr>
@@ -5824,7 +5804,7 @@
         </w:rPr>
         <w:t xml:space="preserve">-1 </w:t>
       </w:r>
-      <w:commentRangeStart w:id="20"/>
+      <w:commentRangeStart w:id="18"/>
       <w:r>
         <w:rPr>
           <w:rFonts w:ascii="Times New Roman" w:hAnsi="Times New Roman" w:cs="Times New Roman"/>
@@ -5833,7 +5813,7 @@
         </w:rPr>
         <w:t>in the epilimnion, and as low as 13.3</w:t>
       </w:r>
-      <w:ins w:id="21" w:author="Barrett, Hannah" w:date="2023-11-27T10:39:00Z">
+      <w:ins w:id="19" w:author="Barrett, Hannah" w:date="2023-11-27T10:39:00Z">
         <w:r>
           <w:rPr>
             <w:rFonts w:ascii="Times New Roman" w:hAnsi="Times New Roman" w:cs="Times New Roman"/>
@@ -5851,7 +5831,7 @@
         </w:rPr>
         <w:t xml:space="preserve"> and 4.9</w:t>
       </w:r>
-      <w:ins w:id="22" w:author="Barrett, Hannah" w:date="2023-11-27T10:39:00Z">
+      <w:ins w:id="20" w:author="Barrett, Hannah" w:date="2023-11-27T10:39:00Z">
         <w:r>
           <w:rPr>
             <w:rFonts w:ascii="Times New Roman" w:hAnsi="Times New Roman" w:cs="Times New Roman"/>
@@ -5861,14 +5841,14 @@
           <w:t xml:space="preserve"> </w:t>
         </w:r>
       </w:ins>
-      <w:commentRangeEnd w:id="20"/>
+      <w:commentRangeEnd w:id="18"/>
       <w:r>
         <w:rPr>
           <w:rStyle w:val="CommentReference"/>
         </w:rPr>
-        <w:commentReference w:id="20"/>
-      </w:r>
-      <w:ins w:id="23" w:author="Barrett, Hannah" w:date="2023-11-27T10:39:00Z">
+        <w:commentReference w:id="18"/>
+      </w:r>
+      <w:ins w:id="21" w:author="Barrett, Hannah" w:date="2023-11-27T10:39:00Z">
         <w:r>
           <w:rPr>
             <w:rFonts w:ascii="Times New Roman" w:hAnsi="Times New Roman" w:cs="Times New Roman"/>
@@ -6125,373 +6105,619 @@
         <w:spacing w:line="480" w:lineRule="auto"/>
         <w:ind w:firstLine="720"/>
         <w:rPr>
-          <w:ins w:id="24" w:author="Microsoft Office User" w:date="2023-12-01T08:21:00Z"/>
+          <w:ins w:id="22" w:author="Microsoft Office User" w:date="2023-12-01T08:21:00Z"/>
           <w:rFonts w:ascii="Times New Roman" w:hAnsi="Times New Roman" w:cs="Times New Roman"/>
           <w:sz w:val="24"/>
           <w:szCs w:val="24"/>
         </w:rPr>
       </w:pPr>
-      <w:commentRangeStart w:id="25"/>
-      <w:ins w:id="26" w:author="Microsoft Office User" w:date="2023-12-01T08:21:00Z">
+      <w:commentRangeStart w:id="23"/>
+      <w:r>
+        <w:rPr>
+          <w:rFonts w:ascii="Times New Roman" w:hAnsi="Times New Roman" w:cs="Times New Roman"/>
+          <w:sz w:val="24"/>
+          <w:szCs w:val="24"/>
+        </w:rPr>
+        <w:t>We</w:t>
+      </w:r>
+      <w:commentRangeEnd w:id="23"/>
+      <w:r>
+        <w:rPr>
+          <w:rStyle w:val="CommentReference"/>
+        </w:rPr>
+        <w:commentReference w:id="23"/>
+      </w:r>
+      <w:r>
+        <w:rPr>
+          <w:rFonts w:ascii="Times New Roman" w:hAnsi="Times New Roman" w:cs="Times New Roman"/>
+          <w:sz w:val="24"/>
+          <w:szCs w:val="24"/>
+        </w:rPr>
+        <w:t xml:space="preserve"> observed a clear trade-off between cool temperature and high dissolved oxygen, as illustrated by a positive linear relationship between the two variables, expressed across six alcoves during </w:t>
+      </w:r>
+      <w:commentRangeStart w:id="24"/>
+      <w:ins w:id="25" w:author="Microsoft Office User" w:date="2023-12-01T08:25:00Z">
         <w:r>
           <w:rPr>
             <w:rFonts w:ascii="Times New Roman" w:hAnsi="Times New Roman" w:cs="Times New Roman"/>
             <w:sz w:val="24"/>
             <w:szCs w:val="24"/>
           </w:rPr>
-          <w:t>We</w:t>
+          <w:t>both day and night</w:t>
         </w:r>
       </w:ins>
-      <w:commentRangeEnd w:id="25"/>
-      <w:ins w:id="27" w:author="Microsoft Office User" w:date="2023-12-01T08:44:00Z">
-        <w:r>
-          <w:rPr>
-            <w:rStyle w:val="CommentReference"/>
-          </w:rPr>
-          <w:commentReference w:id="25"/>
-        </w:r>
-      </w:ins>
-      <w:ins w:id="28" w:author="Microsoft Office User" w:date="2023-12-01T08:21:00Z">
+      <w:ins w:id="26" w:author="Microsoft Office User" w:date="2023-12-01T08:32:00Z">
         <w:r>
           <w:rPr>
             <w:rFonts w:ascii="Times New Roman" w:hAnsi="Times New Roman" w:cs="Times New Roman"/>
             <w:sz w:val="24"/>
             <w:szCs w:val="24"/>
           </w:rPr>
-          <w:t xml:space="preserve"> observed a clear trade-off between cool temperature and high dissolved ox</w:t>
+          <w:t xml:space="preserve"> (i.e., the 2-h periods of max and min DO, resp.)</w:t>
         </w:r>
       </w:ins>
-      <w:ins w:id="29" w:author="Microsoft Office User" w:date="2023-12-01T08:22:00Z">
+      <w:ins w:id="27" w:author="Microsoft Office User" w:date="2023-12-01T08:22:00Z">
         <w:r>
           <w:rPr>
             <w:rFonts w:ascii="Times New Roman" w:hAnsi="Times New Roman" w:cs="Times New Roman"/>
             <w:sz w:val="24"/>
             <w:szCs w:val="24"/>
           </w:rPr>
-          <w:t>ygen, as illustrated by a positive linear relationship</w:t>
+          <w:t xml:space="preserve"> </w:t>
         </w:r>
       </w:ins>
-      <w:ins w:id="30" w:author="Microsoft Office User" w:date="2023-12-01T08:33:00Z">
+      <w:commentRangeEnd w:id="24"/>
+      <w:ins w:id="28" w:author="Microsoft Office User" w:date="2023-12-01T08:26:00Z">
+        <w:r>
+          <w:rPr>
+            <w:rStyle w:val="CommentReference"/>
+          </w:rPr>
+          <w:commentReference w:id="24"/>
+        </w:r>
+      </w:ins>
+      <w:ins w:id="29" w:author="Microsoft Office User" w:date="2023-12-01T08:22:00Z">
         <w:r>
           <w:rPr>
             <w:rFonts w:ascii="Times New Roman" w:hAnsi="Times New Roman" w:cs="Times New Roman"/>
             <w:sz w:val="24"/>
             <w:szCs w:val="24"/>
           </w:rPr>
-          <w:t xml:space="preserve"> between the two variables,</w:t>
+          <w:t>(Figure 3, Table 2).</w:t>
         </w:r>
       </w:ins>
-      <w:ins w:id="31" w:author="Microsoft Office User" w:date="2023-12-01T08:22:00Z">
+      <w:ins w:id="30" w:author="Microsoft Office User" w:date="2023-12-01T08:31:00Z">
         <w:r>
           <w:rPr>
             <w:rFonts w:ascii="Times New Roman" w:hAnsi="Times New Roman" w:cs="Times New Roman"/>
             <w:sz w:val="24"/>
             <w:szCs w:val="24"/>
           </w:rPr>
-          <w:t xml:space="preserve"> expressed across six alcoves</w:t>
+          <w:t xml:space="preserve"> </w:t>
         </w:r>
       </w:ins>
-      <w:ins w:id="32" w:author="Microsoft Office User" w:date="2023-12-01T08:25:00Z">
+      <w:r>
+        <w:rPr>
+          <w:rFonts w:ascii="Times New Roman" w:hAnsi="Times New Roman" w:cs="Times New Roman"/>
+          <w:sz w:val="24"/>
+          <w:szCs w:val="24"/>
+        </w:rPr>
+        <w:t xml:space="preserve">However, the shape of the trade-off differed between day and night. In all alcoves, the intercept was lower at night, indicating all temperatures expressed lower DO, and there was a contracted range of temperatures, meaning fish had reduced potential to trade-off cool temperature for higher DO. At five of the six alcoves, the slope was also more positive at night, meaning that a given level of cooling was accompanied by a larger reduction in DO (i.e., the trade-off was stronger). </w:t>
+      </w:r>
+      <w:ins w:id="31" w:author="Microsoft Office User" w:date="2023-12-01T08:40:00Z">
         <w:r>
           <w:rPr>
             <w:rFonts w:ascii="Times New Roman" w:hAnsi="Times New Roman" w:cs="Times New Roman"/>
             <w:sz w:val="24"/>
             <w:szCs w:val="24"/>
           </w:rPr>
-          <w:t xml:space="preserve"> during </w:t>
-        </w:r>
-        <w:commentRangeStart w:id="33"/>
+          <w:t>Notably, we found the opposite result in the N</w:t>
+        </w:r>
+      </w:ins>
+      <w:ins w:id="32" w:author="Microsoft Office User" w:date="2023-12-01T08:41:00Z">
         <w:r>
           <w:rPr>
             <w:rFonts w:ascii="Times New Roman" w:hAnsi="Times New Roman" w:cs="Times New Roman"/>
             <w:sz w:val="24"/>
             <w:szCs w:val="24"/>
           </w:rPr>
-          <w:t>both day and night</w:t>
+          <w:t xml:space="preserve">orwood alcove, where </w:t>
         </w:r>
       </w:ins>
-      <w:ins w:id="34" w:author="Microsoft Office User" w:date="2023-12-01T08:32:00Z">
+      <w:ins w:id="33" w:author="Microsoft Office User" w:date="2023-12-01T08:42:00Z">
         <w:r>
           <w:rPr>
             <w:rFonts w:ascii="Times New Roman" w:hAnsi="Times New Roman" w:cs="Times New Roman"/>
             <w:sz w:val="24"/>
             <w:szCs w:val="24"/>
           </w:rPr>
-          <w:t xml:space="preserve"> (i.e., the 2-h periods of max and min DO, resp.)</w:t>
+          <w:t>the water column</w:t>
         </w:r>
       </w:ins>
-      <w:ins w:id="35" w:author="Microsoft Office User" w:date="2023-12-01T08:22:00Z">
+      <w:ins w:id="34" w:author="Microsoft Office User" w:date="2023-12-01T08:43:00Z">
         <w:r>
           <w:rPr>
             <w:rFonts w:ascii="Times New Roman" w:hAnsi="Times New Roman" w:cs="Times New Roman"/>
             <w:sz w:val="24"/>
             <w:szCs w:val="24"/>
           </w:rPr>
-          <w:t xml:space="preserve"> </w:t>
+          <w:t>, at night,</w:t>
         </w:r>
       </w:ins>
-      <w:commentRangeEnd w:id="33"/>
-      <w:ins w:id="36" w:author="Microsoft Office User" w:date="2023-12-01T08:26:00Z">
-        <w:r>
-          <w:rPr>
-            <w:rStyle w:val="CommentReference"/>
-          </w:rPr>
-          <w:commentReference w:id="33"/>
-        </w:r>
-      </w:ins>
-      <w:ins w:id="37" w:author="Microsoft Office User" w:date="2023-12-01T08:22:00Z">
+      <w:ins w:id="35" w:author="Microsoft Office User" w:date="2023-12-01T08:42:00Z">
         <w:r>
           <w:rPr>
             <w:rFonts w:ascii="Times New Roman" w:hAnsi="Times New Roman" w:cs="Times New Roman"/>
             <w:sz w:val="24"/>
             <w:szCs w:val="24"/>
           </w:rPr>
-          <w:t>(Figure 3, Table 2).</w:t>
+          <w:t xml:space="preserve"> was more homogenously low in temperature and DO</w:t>
         </w:r>
       </w:ins>
-      <w:ins w:id="38" w:author="Microsoft Office User" w:date="2023-12-01T08:31:00Z">
+      <w:ins w:id="36" w:author="Microsoft Office User" w:date="2023-12-01T08:43:00Z">
         <w:r>
           <w:rPr>
             <w:rFonts w:ascii="Times New Roman" w:hAnsi="Times New Roman" w:cs="Times New Roman"/>
             <w:sz w:val="24"/>
             <w:szCs w:val="24"/>
           </w:rPr>
-          <w:t xml:space="preserve"> However, the shape of the trade-off differed between day and night</w:t>
+          <w:t xml:space="preserve">. This meant that fish had limited potential to trade off temperature for oxygen during the period of DO minimum. </w:t>
         </w:r>
       </w:ins>
-      <w:ins w:id="39" w:author="Microsoft Office User" w:date="2023-12-01T08:34:00Z">
+      <w:ins w:id="37" w:author="Microsoft Office User" w:date="2023-12-01T08:42:00Z">
         <w:r>
           <w:rPr>
             <w:rFonts w:ascii="Times New Roman" w:hAnsi="Times New Roman" w:cs="Times New Roman"/>
             <w:sz w:val="24"/>
             <w:szCs w:val="24"/>
           </w:rPr>
-          <w:t xml:space="preserve">. In all alcoves, the intercept was lower at night, indicating all </w:t>
+          <w:t xml:space="preserve"> </w:t>
         </w:r>
       </w:ins>
-      <w:ins w:id="40" w:author="Microsoft Office User" w:date="2023-12-01T08:35:00Z">
+    </w:p>
+    <w:p>
+      <w:pPr>
+        <w:spacing w:line="480" w:lineRule="auto"/>
+        <w:rPr>
+          <w:rFonts w:ascii="Times New Roman" w:hAnsi="Times New Roman" w:cs="Times New Roman"/>
+          <w:b/>
+          <w:sz w:val="24"/>
+          <w:szCs w:val="24"/>
+        </w:rPr>
+      </w:pPr>
+      <w:r>
+        <w:rPr>
+          <w:rFonts w:ascii="Times New Roman" w:hAnsi="Times New Roman" w:cs="Times New Roman"/>
+          <w:i/>
+          <w:sz w:val="24"/>
+          <w:szCs w:val="24"/>
+        </w:rPr>
+        <w:t>Diel patterns of fish depth predicted by alternative behavioral responses</w:t>
+      </w:r>
+    </w:p>
+    <w:p>
+      <w:pPr>
+        <w:spacing w:line="480" w:lineRule="auto"/>
+        <w:ind w:firstLine="720"/>
+        <w:rPr>
+          <w:rFonts w:ascii="Times New Roman" w:hAnsi="Times New Roman" w:cs="Times New Roman"/>
+          <w:sz w:val="24"/>
+          <w:szCs w:val="24"/>
+        </w:rPr>
+      </w:pPr>
+      <w:r>
+        <w:rPr>
+          <w:rFonts w:ascii="Times New Roman" w:hAnsi="Times New Roman" w:cs="Times New Roman"/>
+          <w:sz w:val="24"/>
+          <w:szCs w:val="24"/>
+        </w:rPr>
+        <w:t xml:space="preserve">Our </w:t>
+      </w:r>
+      <w:del w:id="38" w:author="Microsoft Office User" w:date="2023-12-01T08:54:00Z">
         <w:r>
           <w:rPr>
             <w:rFonts w:ascii="Times New Roman" w:hAnsi="Times New Roman" w:cs="Times New Roman"/>
             <w:sz w:val="24"/>
             <w:szCs w:val="24"/>
           </w:rPr>
-          <w:t xml:space="preserve">temperatures expressed lower DO, and there was a contracted range of temperatures, meaning </w:t>
-        </w:r>
-      </w:ins>
-      <w:ins w:id="41" w:author="Microsoft Office User" w:date="2023-12-01T08:36:00Z">
+          <w:delText xml:space="preserve">habitat </w:delText>
+        </w:r>
+      </w:del>
+      <w:r>
+        <w:rPr>
+          <w:rFonts w:ascii="Times New Roman" w:hAnsi="Times New Roman" w:cs="Times New Roman"/>
+          <w:sz w:val="24"/>
+          <w:szCs w:val="24"/>
+        </w:rPr>
+        <w:t xml:space="preserve">simulation yielded three distinct </w:t>
+      </w:r>
+      <w:ins w:id="39" w:author="Microsoft Office User" w:date="2023-12-01T08:55:00Z">
         <w:r>
           <w:rPr>
             <w:rFonts w:ascii="Times New Roman" w:hAnsi="Times New Roman" w:cs="Times New Roman"/>
             <w:sz w:val="24"/>
             <w:szCs w:val="24"/>
           </w:rPr>
-          <w:t>fish had reduced potential to trade-off cool temperature for higher DO. At fi</w:t>
+          <w:t xml:space="preserve">patterns of fish </w:t>
         </w:r>
       </w:ins>
-      <w:ins w:id="42" w:author="Microsoft Office User" w:date="2023-12-01T08:37:00Z">
+      <w:r>
+        <w:rPr>
+          <w:rFonts w:ascii="Times New Roman" w:hAnsi="Times New Roman" w:cs="Times New Roman"/>
+          <w:sz w:val="24"/>
+          <w:szCs w:val="24"/>
+        </w:rPr>
+        <w:t xml:space="preserve">depth </w:t>
+      </w:r>
+      <w:ins w:id="40" w:author="Microsoft Office User" w:date="2023-12-01T08:56:00Z">
         <w:r>
           <w:rPr>
             <w:rFonts w:ascii="Times New Roman" w:hAnsi="Times New Roman" w:cs="Times New Roman"/>
             <w:sz w:val="24"/>
             <w:szCs w:val="24"/>
           </w:rPr>
-          <w:t>ve of the six alcoves, the slope was also more positive at night</w:t>
+          <w:t>across the diel cycle</w:t>
         </w:r>
       </w:ins>
-      <w:ins w:id="43" w:author="Microsoft Office User" w:date="2023-12-01T08:38:00Z">
+      <w:del w:id="41" w:author="Microsoft Office User" w:date="2023-12-01T08:56:00Z">
         <w:r>
           <w:rPr>
             <w:rFonts w:ascii="Times New Roman" w:hAnsi="Times New Roman" w:cs="Times New Roman"/>
             <w:sz w:val="24"/>
             <w:szCs w:val="24"/>
           </w:rPr>
-          <w:t xml:space="preserve">, meaning that </w:t>
-        </w:r>
-      </w:ins>
-      <w:ins w:id="44" w:author="Microsoft Office User" w:date="2023-12-01T08:39:00Z">
+          <w:delText>selection responses</w:delText>
+        </w:r>
+      </w:del>
+      <w:r>
+        <w:rPr>
+          <w:rFonts w:ascii="Times New Roman" w:hAnsi="Times New Roman" w:cs="Times New Roman"/>
+          <w:sz w:val="24"/>
+          <w:szCs w:val="24"/>
+        </w:rPr>
+        <w:t xml:space="preserve"> (Figure 4a). </w:t>
+      </w:r>
+      <w:r>
+        <w:rPr>
+          <w:rFonts w:ascii="Times New Roman" w:hAnsi="Times New Roman" w:cs="Times New Roman"/>
+          <w:sz w:val="24"/>
+          <w:szCs w:val="24"/>
+        </w:rPr>
+        <w:t xml:space="preserve">A fish that </w:t>
+      </w:r>
+      <w:r>
+        <w:rPr>
+          <w:rFonts w:ascii="Times New Roman" w:hAnsi="Times New Roman" w:cs="Times New Roman"/>
+          <w:sz w:val="24"/>
+          <w:szCs w:val="24"/>
+        </w:rPr>
+        <w:t>maximized</w:t>
+      </w:r>
+      <w:r>
+        <w:rPr>
+          <w:rFonts w:ascii="Times New Roman" w:hAnsi="Times New Roman" w:cs="Times New Roman"/>
+          <w:sz w:val="24"/>
+          <w:szCs w:val="24"/>
+        </w:rPr>
+        <w:t xml:space="preserve"> </w:t>
+      </w:r>
+      <w:r>
+        <w:rPr>
+          <w:rFonts w:ascii="Times New Roman" w:hAnsi="Times New Roman" w:cs="Times New Roman"/>
+          <w:sz w:val="24"/>
+          <w:szCs w:val="24"/>
+        </w:rPr>
+        <w:t>dissolved oxygen</w:t>
+      </w:r>
+      <w:r>
+        <w:rPr>
+          <w:rFonts w:ascii="Times New Roman" w:hAnsi="Times New Roman" w:cs="Times New Roman"/>
+          <w:sz w:val="24"/>
+          <w:szCs w:val="24"/>
+        </w:rPr>
+        <w:t xml:space="preserve"> </w:t>
+      </w:r>
+      <w:r>
+        <w:rPr>
+          <w:rFonts w:ascii="Times New Roman" w:hAnsi="Times New Roman" w:cs="Times New Roman"/>
+          <w:sz w:val="24"/>
+          <w:szCs w:val="24"/>
+        </w:rPr>
+        <w:t>(DO</w:t>
+      </w:r>
+      <w:r>
+        <w:rPr>
+          <w:rFonts w:ascii="Times New Roman" w:hAnsi="Times New Roman" w:cs="Times New Roman"/>
+          <w:sz w:val="24"/>
+          <w:szCs w:val="24"/>
+          <w:vertAlign w:val="subscript"/>
+        </w:rPr>
+        <w:t>max</w:t>
+      </w:r>
+      <w:r>
+        <w:rPr>
+          <w:rFonts w:ascii="Times New Roman" w:hAnsi="Times New Roman" w:cs="Times New Roman"/>
+          <w:sz w:val="24"/>
+          <w:szCs w:val="24"/>
+        </w:rPr>
+        <w:t xml:space="preserve">) </w:t>
+      </w:r>
+      <w:del w:id="42" w:author="Microsoft Office User" w:date="2023-12-01T08:56:00Z">
         <w:r>
           <w:rPr>
             <w:rFonts w:ascii="Times New Roman" w:hAnsi="Times New Roman" w:cs="Times New Roman"/>
             <w:sz w:val="24"/>
             <w:szCs w:val="24"/>
           </w:rPr>
-          <w:t xml:space="preserve">a given level of cooling was accompanied by a larger </w:t>
-        </w:r>
-      </w:ins>
-      <w:ins w:id="45" w:author="Microsoft Office User" w:date="2023-12-01T08:40:00Z">
+          <w:delText>was simulated to respond by holding</w:delText>
+        </w:r>
+      </w:del>
+      <w:ins w:id="43" w:author="Microsoft Office User" w:date="2023-12-01T08:56:00Z">
         <w:r>
           <w:rPr>
             <w:rFonts w:ascii="Times New Roman" w:hAnsi="Times New Roman" w:cs="Times New Roman"/>
             <w:sz w:val="24"/>
             <w:szCs w:val="24"/>
           </w:rPr>
-          <w:t>reduction in DO (i.e., the trade-off was stronger). Notably, we found the opposite result in the N</w:t>
+          <w:t xml:space="preserve">would </w:t>
         </w:r>
       </w:ins>
-      <w:ins w:id="46" w:author="Microsoft Office User" w:date="2023-12-01T08:41:00Z">
+      <w:ins w:id="44" w:author="Microsoft Office User" w:date="2023-12-01T09:03:00Z">
         <w:r>
           <w:rPr>
             <w:rFonts w:ascii="Times New Roman" w:hAnsi="Times New Roman" w:cs="Times New Roman"/>
             <w:sz w:val="24"/>
             <w:szCs w:val="24"/>
           </w:rPr>
-          <w:t xml:space="preserve">orwood alcove, where </w:t>
+          <w:t xml:space="preserve">always </w:t>
         </w:r>
       </w:ins>
-      <w:ins w:id="47" w:author="Microsoft Office User" w:date="2023-12-01T08:42:00Z">
+      <w:ins w:id="45" w:author="Microsoft Office User" w:date="2023-12-01T08:56:00Z">
         <w:r>
           <w:rPr>
             <w:rFonts w:ascii="Times New Roman" w:hAnsi="Times New Roman" w:cs="Times New Roman"/>
             <w:sz w:val="24"/>
             <w:szCs w:val="24"/>
           </w:rPr>
-          <w:t>the water column</w:t>
+          <w:t>hold</w:t>
         </w:r>
       </w:ins>
-      <w:ins w:id="48" w:author="Microsoft Office User" w:date="2023-12-01T08:43:00Z">
+      <w:r>
+        <w:rPr>
+          <w:rFonts w:ascii="Times New Roman" w:hAnsi="Times New Roman" w:cs="Times New Roman"/>
+          <w:sz w:val="24"/>
+          <w:szCs w:val="24"/>
+        </w:rPr>
+        <w:t xml:space="preserve"> </w:t>
+      </w:r>
+      <w:r>
+        <w:rPr>
+          <w:rFonts w:ascii="Times New Roman" w:hAnsi="Times New Roman" w:cs="Times New Roman"/>
+          <w:sz w:val="24"/>
+          <w:szCs w:val="24"/>
+        </w:rPr>
+        <w:t>near the water’s surface,</w:t>
+      </w:r>
+      <w:r>
+        <w:rPr>
+          <w:rFonts w:ascii="Times New Roman" w:hAnsi="Times New Roman" w:cs="Times New Roman"/>
+          <w:sz w:val="24"/>
+          <w:szCs w:val="24"/>
+        </w:rPr>
+        <w:t xml:space="preserve"> </w:t>
+      </w:r>
+      <w:ins w:id="46" w:author="Microsoft Office User" w:date="2023-12-01T09:03:00Z">
         <w:r>
           <w:rPr>
             <w:rFonts w:ascii="Times New Roman" w:hAnsi="Times New Roman" w:cs="Times New Roman"/>
             <w:sz w:val="24"/>
             <w:szCs w:val="24"/>
           </w:rPr>
-          <w:t>, at night,</w:t>
+          <w:t>while a</w:t>
         </w:r>
       </w:ins>
-      <w:ins w:id="49" w:author="Microsoft Office User" w:date="2023-12-01T08:42:00Z">
+      <w:del w:id="47" w:author="Microsoft Office User" w:date="2023-12-01T09:03:00Z">
         <w:r>
           <w:rPr>
             <w:rFonts w:ascii="Times New Roman" w:hAnsi="Times New Roman" w:cs="Times New Roman"/>
             <w:sz w:val="24"/>
             <w:szCs w:val="24"/>
           </w:rPr>
-          <w:t xml:space="preserve"> was more homogenously low in temperature and DO</w:t>
-        </w:r>
-      </w:ins>
-      <w:ins w:id="50" w:author="Microsoft Office User" w:date="2023-12-01T08:43:00Z">
+          <w:delText xml:space="preserve">where </w:delText>
+        </w:r>
+      </w:del>
+      <w:del w:id="48" w:author="Microsoft Office User" w:date="2023-12-01T09:02:00Z">
         <w:r>
           <w:rPr>
             <w:rFonts w:ascii="Times New Roman" w:hAnsi="Times New Roman" w:cs="Times New Roman"/>
             <w:sz w:val="24"/>
             <w:szCs w:val="24"/>
           </w:rPr>
-          <w:t xml:space="preserve">. This meant that fish had limited potential to trade off temperature for oxygen during the period of DO minimum. </w:t>
-        </w:r>
-      </w:ins>
-      <w:ins w:id="51" w:author="Microsoft Office User" w:date="2023-12-01T08:42:00Z">
+          <w:delText>oxygen was consistently the highest</w:delText>
+        </w:r>
+      </w:del>
+      <w:del w:id="49" w:author="Microsoft Office User" w:date="2023-12-01T09:03:00Z">
         <w:r>
           <w:rPr>
             <w:rFonts w:ascii="Times New Roman" w:hAnsi="Times New Roman" w:cs="Times New Roman"/>
             <w:sz w:val="24"/>
             <w:szCs w:val="24"/>
           </w:rPr>
-          <w:t xml:space="preserve"> </w:t>
-        </w:r>
-      </w:ins>
-    </w:p>
-    <w:p>
-      <w:pPr>
-        <w:spacing w:line="480" w:lineRule="auto"/>
-        <w:rPr>
-          <w:del w:id="52" w:author="Microsoft Office User" w:date="2023-12-01T08:43:00Z"/>
-          <w:rFonts w:ascii="Times New Roman" w:hAnsi="Times New Roman" w:cs="Times New Roman"/>
-          <w:sz w:val="24"/>
-          <w:szCs w:val="24"/>
-        </w:rPr>
-      </w:pPr>
-      <w:ins w:id="53" w:author="Microsoft Office User" w:date="2023-12-01T08:53:00Z">
+          <w:delText xml:space="preserve">. </w:delText>
+        </w:r>
+      </w:del>
+      <w:ins w:id="50" w:author="Microsoft Office User" w:date="2023-12-01T09:03:00Z">
         <w:r>
           <w:rPr>
             <w:rFonts w:ascii="Times New Roman" w:hAnsi="Times New Roman" w:cs="Times New Roman"/>
             <w:sz w:val="24"/>
             <w:szCs w:val="24"/>
           </w:rPr>
-          <w:t xml:space="preserve">Diel patterns of fish depth predicted </w:t>
+          <w:t xml:space="preserve"> </w:t>
         </w:r>
       </w:ins>
-      <w:ins w:id="54" w:author="Microsoft Office User" w:date="2023-12-01T08:54:00Z">
+      <w:del w:id="51" w:author="Microsoft Office User" w:date="2023-12-01T09:03:00Z">
         <w:r>
           <w:rPr>
             <w:rFonts w:ascii="Times New Roman" w:hAnsi="Times New Roman" w:cs="Times New Roman"/>
             <w:sz w:val="24"/>
             <w:szCs w:val="24"/>
           </w:rPr>
-          <w:t>by</w:t>
-        </w:r>
-      </w:ins>
-      <w:ins w:id="55" w:author="Microsoft Office User" w:date="2023-12-01T08:53:00Z">
+          <w:delText>A</w:delText>
+        </w:r>
+      </w:del>
+      <w:r>
+        <w:rPr>
+          <w:rFonts w:ascii="Times New Roman" w:hAnsi="Times New Roman" w:cs="Times New Roman"/>
+          <w:sz w:val="24"/>
+          <w:szCs w:val="24"/>
+        </w:rPr>
+        <w:t xml:space="preserve"> fish </w:t>
+      </w:r>
+      <w:r>
+        <w:rPr>
+          <w:rFonts w:ascii="Times New Roman" w:hAnsi="Times New Roman" w:cs="Times New Roman"/>
+          <w:sz w:val="24"/>
+          <w:szCs w:val="24"/>
+        </w:rPr>
+        <w:t>that minimized</w:t>
+      </w:r>
+      <w:r>
+        <w:rPr>
+          <w:rFonts w:ascii="Times New Roman" w:hAnsi="Times New Roman" w:cs="Times New Roman"/>
+          <w:sz w:val="24"/>
+          <w:szCs w:val="24"/>
+        </w:rPr>
+        <w:t xml:space="preserve"> temp</w:t>
+      </w:r>
+      <w:r>
+        <w:rPr>
+          <w:rFonts w:ascii="Times New Roman" w:hAnsi="Times New Roman" w:cs="Times New Roman"/>
+          <w:sz w:val="24"/>
+          <w:szCs w:val="24"/>
+        </w:rPr>
+        <w:t>erature</w:t>
+      </w:r>
+      <w:r>
+        <w:rPr>
+          <w:rFonts w:ascii="Times New Roman" w:hAnsi="Times New Roman" w:cs="Times New Roman"/>
+          <w:sz w:val="24"/>
+          <w:szCs w:val="24"/>
+        </w:rPr>
+        <w:t xml:space="preserve"> </w:t>
+      </w:r>
+      <w:r>
+        <w:rPr>
+          <w:rFonts w:ascii="Times New Roman" w:hAnsi="Times New Roman" w:cs="Times New Roman"/>
+          <w:sz w:val="24"/>
+          <w:szCs w:val="24"/>
+        </w:rPr>
+        <w:t>(T</w:t>
+      </w:r>
+      <w:r>
+        <w:rPr>
+          <w:rFonts w:ascii="Times New Roman" w:hAnsi="Times New Roman" w:cs="Times New Roman"/>
+          <w:sz w:val="24"/>
+          <w:szCs w:val="24"/>
+          <w:vertAlign w:val="subscript"/>
+        </w:rPr>
+        <w:t>min</w:t>
+      </w:r>
+      <w:r>
+        <w:rPr>
+          <w:rFonts w:ascii="Times New Roman" w:hAnsi="Times New Roman" w:cs="Times New Roman"/>
+          <w:sz w:val="24"/>
+          <w:szCs w:val="24"/>
+        </w:rPr>
+        <w:t xml:space="preserve">) </w:t>
+      </w:r>
+      <w:del w:id="52" w:author="Microsoft Office User" w:date="2023-12-01T09:03:00Z">
         <w:r>
           <w:rPr>
             <w:rFonts w:ascii="Times New Roman" w:hAnsi="Times New Roman" w:cs="Times New Roman"/>
             <w:sz w:val="24"/>
             <w:szCs w:val="24"/>
           </w:rPr>
-          <w:t xml:space="preserve"> alternative behavioral responses</w:t>
-        </w:r>
-      </w:ins>
-      <w:del w:id="56" w:author="Microsoft Office User" w:date="2023-12-01T08:18:00Z">
+          <w:delText>was simulated to</w:delText>
+        </w:r>
+      </w:del>
+      <w:ins w:id="53" w:author="Microsoft Office User" w:date="2023-12-01T09:03:00Z">
         <w:r>
           <w:rPr>
             <w:rFonts w:ascii="Times New Roman" w:hAnsi="Times New Roman" w:cs="Times New Roman"/>
             <w:sz w:val="24"/>
             <w:szCs w:val="24"/>
           </w:rPr>
-          <w:delText>Results from l</w:delText>
-        </w:r>
-      </w:del>
-      <w:del w:id="57" w:author="Microsoft Office User" w:date="2023-12-01T08:43:00Z">
+          <w:t>would always</w:t>
+        </w:r>
+      </w:ins>
+      <w:r>
+        <w:rPr>
+          <w:rFonts w:ascii="Times New Roman" w:hAnsi="Times New Roman" w:cs="Times New Roman"/>
+          <w:sz w:val="24"/>
+          <w:szCs w:val="24"/>
+        </w:rPr>
+        <w:t xml:space="preserve"> </w:t>
+      </w:r>
+      <w:ins w:id="54" w:author="Microsoft Office User" w:date="2023-12-01T08:58:00Z">
         <w:r>
           <w:rPr>
             <w:rFonts w:ascii="Times New Roman" w:hAnsi="Times New Roman" w:cs="Times New Roman"/>
             <w:sz w:val="24"/>
             <w:szCs w:val="24"/>
           </w:rPr>
-          <w:delText xml:space="preserve">inear models </w:delText>
-        </w:r>
-      </w:del>
-      <w:del w:id="58" w:author="Microsoft Office User" w:date="2023-12-01T08:18:00Z">
+          <w:t xml:space="preserve">hold </w:t>
+        </w:r>
+      </w:ins>
+      <w:del w:id="55" w:author="Microsoft Office User" w:date="2023-12-01T08:58:00Z">
         <w:r>
           <w:rPr>
             <w:rFonts w:ascii="Times New Roman" w:hAnsi="Times New Roman" w:cs="Times New Roman"/>
             <w:sz w:val="24"/>
             <w:szCs w:val="24"/>
           </w:rPr>
-          <w:delText>comparing</w:delText>
+          <w:delText>hold at max</w:delText>
         </w:r>
       </w:del>
-      <w:del w:id="59" w:author="Microsoft Office User" w:date="2023-12-01T08:43:00Z">
+      <w:ins w:id="56" w:author="Barrett, Hannah" w:date="2023-12-06T10:26:00Z">
         <w:r>
           <w:rPr>
             <w:rFonts w:ascii="Times New Roman" w:hAnsi="Times New Roman" w:cs="Times New Roman"/>
             <w:sz w:val="24"/>
             <w:szCs w:val="24"/>
           </w:rPr>
-          <w:delText xml:space="preserve"> the 2-hour windows of DO-minima and DO-maxima at Blue Ruin and Norwood alcoves all show a clear positive relationship (Figure 3, Table 2). Similarly, results from a linear mixed model comparing all six alcoves maintains thi</w:delText>
-        </w:r>
+          <w:t xml:space="preserve"> </w:t>
+        </w:r>
+      </w:ins>
+      <w:bookmarkStart w:id="57" w:name="_GoBack"/>
+      <w:bookmarkEnd w:id="57"/>
+      <w:del w:id="58" w:author="Microsoft Office User" w:date="2023-12-01T08:58:00Z">
         <w:r>
           <w:rPr>
             <w:rFonts w:ascii="Times New Roman" w:hAnsi="Times New Roman" w:cs="Times New Roman"/>
             <w:sz w:val="24"/>
             <w:szCs w:val="24"/>
           </w:rPr>
-          <w:delText>s strong positive relationship. While the slope severity and intercept values</w:delText>
-        </w:r>
+          <w:delText>imum depth</w:delText>
+        </w:r>
+      </w:del>
+      <w:ins w:id="59" w:author="Microsoft Office User" w:date="2023-12-01T08:58:00Z">
         <w:r>
           <w:rPr>
             <w:rFonts w:ascii="Times New Roman" w:hAnsi="Times New Roman" w:cs="Times New Roman"/>
             <w:sz w:val="24"/>
             <w:szCs w:val="24"/>
           </w:rPr>
-          <w:delText xml:space="preserve"> var</w:delText>
-        </w:r>
+          <w:t>near the bottom</w:t>
+        </w:r>
+      </w:ins>
+      <w:ins w:id="60" w:author="Microsoft Office User" w:date="2023-12-01T09:03:00Z">
         <w:r>
           <w:rPr>
             <w:rFonts w:ascii="Times New Roman" w:hAnsi="Times New Roman" w:cs="Times New Roman"/>
             <w:sz w:val="24"/>
             <w:szCs w:val="24"/>
           </w:rPr>
-          <w:delText>y</w:delText>
+          <w:t xml:space="preserve"> (fig. 4). In contrast to these </w:t>
         </w:r>
         <w:r>
           <w:rPr>
@@ -6499,94 +6725,259 @@
             <w:sz w:val="24"/>
             <w:szCs w:val="24"/>
           </w:rPr>
-          <w:delText xml:space="preserve"> amongst </w:delText>
-        </w:r>
+          <w:lastRenderedPageBreak/>
+          <w:t xml:space="preserve">stationary behaviors, </w:t>
+        </w:r>
+      </w:ins>
+      <w:del w:id="61" w:author="Microsoft Office User" w:date="2023-12-01T09:03:00Z">
         <w:r>
           <w:rPr>
             <w:rFonts w:ascii="Times New Roman" w:hAnsi="Times New Roman" w:cs="Times New Roman"/>
             <w:sz w:val="24"/>
             <w:szCs w:val="24"/>
           </w:rPr>
-          <w:delText>cold-water alcoves</w:delText>
+          <w:delText xml:space="preserve">, where temperature was consistently coolest. </w:delText>
         </w:r>
       </w:del>
-      <w:ins w:id="60" w:author="Barrett, Hannah" w:date="2023-11-20T12:40:00Z">
-        <w:del w:id="61" w:author="Microsoft Office User" w:date="2023-12-01T08:43:00Z">
-          <w:r>
-            <w:rPr>
-              <w:rFonts w:ascii="Times New Roman" w:hAnsi="Times New Roman" w:cs="Times New Roman"/>
-              <w:sz w:val="24"/>
-              <w:szCs w:val="24"/>
-            </w:rPr>
-            <w:delText>,</w:delText>
-          </w:r>
-        </w:del>
-      </w:ins>
-      <w:del w:id="62" w:author="Microsoft Office User" w:date="2023-12-01T08:43:00Z">
+      <w:ins w:id="62" w:author="Microsoft Office User" w:date="2023-12-01T09:03:00Z">
         <w:r>
           <w:rPr>
             <w:rFonts w:ascii="Times New Roman" w:hAnsi="Times New Roman" w:cs="Times New Roman"/>
             <w:sz w:val="24"/>
             <w:szCs w:val="24"/>
           </w:rPr>
-          <w:delText xml:space="preserve"> these,</w:delText>
-        </w:r>
+          <w:t>a</w:t>
+        </w:r>
+      </w:ins>
+      <w:del w:id="63" w:author="Microsoft Office User" w:date="2023-12-01T09:03:00Z">
         <w:r>
           <w:rPr>
             <w:rFonts w:ascii="Times New Roman" w:hAnsi="Times New Roman" w:cs="Times New Roman"/>
             <w:sz w:val="24"/>
             <w:szCs w:val="24"/>
           </w:rPr>
-          <w:delText xml:space="preserve"> </w:delText>
-        </w:r>
+          <w:delText>A</w:delText>
+        </w:r>
+      </w:del>
+      <w:r>
+        <w:rPr>
+          <w:rFonts w:ascii="Times New Roman" w:hAnsi="Times New Roman" w:cs="Times New Roman"/>
+          <w:sz w:val="24"/>
+          <w:szCs w:val="24"/>
+        </w:rPr>
+        <w:t xml:space="preserve"> fish that considered both temperature and oxygen (TDO</w:t>
+      </w:r>
+      <w:r>
+        <w:rPr>
+          <w:rFonts w:ascii="Times New Roman" w:hAnsi="Times New Roman" w:cs="Times New Roman"/>
+          <w:sz w:val="24"/>
+          <w:szCs w:val="24"/>
+          <w:vertAlign w:val="subscript"/>
+        </w:rPr>
+        <w:t>opt</w:t>
+      </w:r>
+      <w:r>
+        <w:rPr>
+          <w:rFonts w:ascii="Times New Roman" w:hAnsi="Times New Roman" w:cs="Times New Roman"/>
+          <w:sz w:val="24"/>
+          <w:szCs w:val="24"/>
+        </w:rPr>
+        <w:t xml:space="preserve">), </w:t>
+      </w:r>
+      <w:del w:id="64" w:author="Microsoft Office User" w:date="2023-12-01T09:04:00Z">
         <w:r>
           <w:rPr>
             <w:rFonts w:ascii="Times New Roman" w:hAnsi="Times New Roman" w:cs="Times New Roman"/>
             <w:sz w:val="24"/>
             <w:szCs w:val="24"/>
           </w:rPr>
-          <w:delText xml:space="preserve">habitats consistently present a trade-off between temperature and DO. </w:delText>
-        </w:r>
+          <w:delText>however, was simulated to</w:delText>
+        </w:r>
+      </w:del>
+      <w:ins w:id="65" w:author="Microsoft Office User" w:date="2023-12-01T09:05:00Z">
         <w:r>
           <w:rPr>
             <w:rFonts w:ascii="Times New Roman" w:hAnsi="Times New Roman" w:cs="Times New Roman"/>
             <w:sz w:val="24"/>
             <w:szCs w:val="24"/>
           </w:rPr>
-          <w:delText xml:space="preserve">This trade-off is more pronounced </w:delText>
-        </w:r>
+          <w:t>exhibited</w:t>
+        </w:r>
+      </w:ins>
+      <w:r>
+        <w:rPr>
+          <w:rFonts w:ascii="Times New Roman" w:hAnsi="Times New Roman" w:cs="Times New Roman"/>
+          <w:sz w:val="24"/>
+          <w:szCs w:val="24"/>
+        </w:rPr>
+        <w:t xml:space="preserve"> </w:t>
+      </w:r>
+      <w:del w:id="66" w:author="Microsoft Office User" w:date="2023-12-01T09:05:00Z">
         <w:r>
           <w:rPr>
             <w:rFonts w:ascii="Times New Roman" w:hAnsi="Times New Roman" w:cs="Times New Roman"/>
             <w:sz w:val="24"/>
             <w:szCs w:val="24"/>
           </w:rPr>
-          <w:lastRenderedPageBreak/>
-          <w:delText>in</w:delText>
-        </w:r>
+          <w:delText xml:space="preserve">display </w:delText>
+        </w:r>
+      </w:del>
+      <w:r>
+        <w:rPr>
+          <w:rFonts w:ascii="Times New Roman" w:hAnsi="Times New Roman" w:cs="Times New Roman"/>
+          <w:sz w:val="24"/>
+          <w:szCs w:val="24"/>
+        </w:rPr>
+        <w:t>diel vertical movements</w:t>
+      </w:r>
+      <w:del w:id="67" w:author="Microsoft Office User" w:date="2023-12-01T09:05:00Z">
         <w:r>
           <w:rPr>
             <w:rFonts w:ascii="Times New Roman" w:hAnsi="Times New Roman" w:cs="Times New Roman"/>
             <w:sz w:val="24"/>
             <w:szCs w:val="24"/>
           </w:rPr>
-          <w:delText xml:space="preserve"> the early morning (low DO window</w:delText>
-        </w:r>
+          <w:delText xml:space="preserve"> over a 24-hour timeframe</w:delText>
+        </w:r>
+      </w:del>
+      <w:r>
+        <w:rPr>
+          <w:rFonts w:ascii="Times New Roman" w:hAnsi="Times New Roman" w:cs="Times New Roman"/>
+          <w:sz w:val="24"/>
+          <w:szCs w:val="24"/>
+        </w:rPr>
+        <w:t>; shifting towards the surface during the late night and early morning when DO at depth became limiting</w:t>
+      </w:r>
+      <w:del w:id="68" w:author="Microsoft Office User" w:date="2023-12-01T09:05:00Z">
         <w:r>
           <w:rPr>
             <w:rFonts w:ascii="Times New Roman" w:hAnsi="Times New Roman" w:cs="Times New Roman"/>
             <w:sz w:val="24"/>
             <w:szCs w:val="24"/>
           </w:rPr>
-          <w:delText>),</w:delText>
-        </w:r>
+          <w:delText>,</w:delText>
+        </w:r>
+      </w:del>
+      <w:r>
+        <w:rPr>
+          <w:rFonts w:ascii="Times New Roman" w:hAnsi="Times New Roman" w:cs="Times New Roman"/>
+          <w:sz w:val="24"/>
+          <w:szCs w:val="24"/>
+        </w:rPr>
+        <w:t xml:space="preserve"> </w:t>
+      </w:r>
+      <w:ins w:id="69" w:author="Microsoft Office User" w:date="2023-12-01T09:05:00Z">
         <w:r>
           <w:rPr>
             <w:rFonts w:ascii="Times New Roman" w:hAnsi="Times New Roman" w:cs="Times New Roman"/>
             <w:sz w:val="24"/>
             <w:szCs w:val="24"/>
           </w:rPr>
-          <w:delText xml:space="preserve"> as there is a narrower range of preferred cool temperatures that are also adequately oxygenated.</w:delText>
+          <w:t xml:space="preserve">and </w:t>
+        </w:r>
+      </w:ins>
+      <w:r>
+        <w:rPr>
+          <w:rFonts w:ascii="Times New Roman" w:hAnsi="Times New Roman" w:cs="Times New Roman"/>
+          <w:sz w:val="24"/>
+          <w:szCs w:val="24"/>
+        </w:rPr>
+        <w:t xml:space="preserve">then moving deeper during the day when DO was high but surface temperatures </w:t>
+      </w:r>
+      <w:commentRangeStart w:id="70"/>
+      <w:r>
+        <w:rPr>
+          <w:rFonts w:ascii="Times New Roman" w:hAnsi="Times New Roman" w:cs="Times New Roman"/>
+          <w:sz w:val="24"/>
+          <w:szCs w:val="24"/>
+        </w:rPr>
+        <w:t>were overly warm.</w:t>
+      </w:r>
+      <w:ins w:id="71" w:author="Microsoft Office User" w:date="2023-12-01T09:06:00Z">
+        <w:r>
+          <w:rPr>
+            <w:rFonts w:ascii="Times New Roman" w:hAnsi="Times New Roman" w:cs="Times New Roman"/>
+            <w:sz w:val="24"/>
+            <w:szCs w:val="24"/>
+          </w:rPr>
+          <w:t xml:space="preserve"> Thus, our simple simulation </w:t>
+        </w:r>
+      </w:ins>
+      <w:ins w:id="72" w:author="Microsoft Office User" w:date="2023-12-01T09:07:00Z">
+        <w:r>
+          <w:rPr>
+            <w:rFonts w:ascii="Times New Roman" w:hAnsi="Times New Roman" w:cs="Times New Roman"/>
+            <w:sz w:val="24"/>
+            <w:szCs w:val="24"/>
+          </w:rPr>
+          <w:t xml:space="preserve">demonstrated how DVM is an emergent property in </w:t>
+        </w:r>
+      </w:ins>
+      <w:ins w:id="73" w:author="Microsoft Office User" w:date="2023-12-01T09:09:00Z">
+        <w:r>
+          <w:rPr>
+            <w:rFonts w:ascii="Times New Roman" w:hAnsi="Times New Roman" w:cs="Times New Roman"/>
+            <w:sz w:val="24"/>
+            <w:szCs w:val="24"/>
+          </w:rPr>
+          <w:t xml:space="preserve">systems </w:t>
+        </w:r>
+      </w:ins>
+      <w:ins w:id="74" w:author="Microsoft Office User" w:date="2023-12-01T09:10:00Z">
+        <w:r>
+          <w:rPr>
+            <w:rFonts w:ascii="Times New Roman" w:hAnsi="Times New Roman" w:cs="Times New Roman"/>
+            <w:sz w:val="24"/>
+            <w:szCs w:val="24"/>
+          </w:rPr>
+          <w:t>where</w:t>
+        </w:r>
+      </w:ins>
+      <w:ins w:id="75" w:author="Microsoft Office User" w:date="2023-12-01T09:09:00Z">
+        <w:r>
+          <w:rPr>
+            <w:rFonts w:ascii="Times New Roman" w:hAnsi="Times New Roman" w:cs="Times New Roman"/>
+            <w:sz w:val="24"/>
+            <w:szCs w:val="24"/>
+          </w:rPr>
+          <w:t xml:space="preserve"> temperature and DO present spatial trade-offs that vary </w:t>
+        </w:r>
+      </w:ins>
+      <w:ins w:id="76" w:author="Microsoft Office User" w:date="2023-12-01T09:10:00Z">
+        <w:r>
+          <w:rPr>
+            <w:rFonts w:ascii="Times New Roman" w:hAnsi="Times New Roman" w:cs="Times New Roman"/>
+            <w:sz w:val="24"/>
+            <w:szCs w:val="24"/>
+          </w:rPr>
+          <w:t xml:space="preserve">over the diel cycle (i.e., due to solar absorption and photosynthesis). </w:t>
+        </w:r>
+      </w:ins>
+      <w:ins w:id="77" w:author="Microsoft Office User" w:date="2023-12-01T09:09:00Z">
+        <w:r>
+          <w:rPr>
+            <w:rFonts w:ascii="Times New Roman" w:hAnsi="Times New Roman" w:cs="Times New Roman"/>
+            <w:sz w:val="24"/>
+            <w:szCs w:val="24"/>
+          </w:rPr>
+          <w:t xml:space="preserve"> </w:t>
+        </w:r>
+      </w:ins>
+      <w:del w:id="78" w:author="Microsoft Office User" w:date="2023-12-01T09:09:00Z">
+        <w:r>
+          <w:rPr>
+            <w:rFonts w:ascii="Times New Roman" w:hAnsi="Times New Roman" w:cs="Times New Roman"/>
+            <w:sz w:val="24"/>
+            <w:szCs w:val="24"/>
+          </w:rPr>
+          <w:delText xml:space="preserve"> </w:delText>
+        </w:r>
+        <w:commentRangeEnd w:id="70"/>
+        <w:r>
+          <w:rPr>
+            <w:rStyle w:val="CommentReference"/>
+          </w:rPr>
+          <w:commentReference w:id="70"/>
         </w:r>
       </w:del>
     </w:p>
@@ -6594,42 +6985,21 @@
       <w:pPr>
         <w:spacing w:line="480" w:lineRule="auto"/>
         <w:rPr>
-          <w:ins w:id="63" w:author="Microsoft Office User" w:date="2023-12-01T08:51:00Z"/>
-          <w:rFonts w:ascii="Times New Roman" w:hAnsi="Times New Roman" w:cs="Times New Roman"/>
-          <w:b/>
-          <w:sz w:val="24"/>
-          <w:szCs w:val="24"/>
-        </w:rPr>
-        <w:pPrChange w:id="64" w:author="Microsoft Office User" w:date="2023-12-01T08:52:00Z">
-          <w:pPr>
-            <w:spacing w:line="480" w:lineRule="auto"/>
-            <w:ind w:firstLine="720"/>
-          </w:pPr>
-        </w:pPrChange>
+          <w:rFonts w:ascii="Times New Roman" w:hAnsi="Times New Roman" w:cs="Times New Roman"/>
+          <w:i/>
+          <w:sz w:val="24"/>
+          <w:szCs w:val="24"/>
+        </w:rPr>
       </w:pPr>
-    </w:p>
-    <w:p>
-      <w:pPr>
-        <w:spacing w:line="480" w:lineRule="auto"/>
-        <w:rPr>
-          <w:del w:id="65" w:author="Microsoft Office User" w:date="2023-12-01T08:53:00Z"/>
+      <w:r>
+        <w:rPr>
           <w:rFonts w:ascii="Times New Roman" w:hAnsi="Times New Roman" w:cs="Times New Roman"/>
           <w:i/>
           <w:sz w:val="24"/>
           <w:szCs w:val="24"/>
         </w:rPr>
-      </w:pPr>
-      <w:del w:id="66" w:author="Microsoft Office User" w:date="2023-12-01T08:53:00Z">
-        <w:r>
-          <w:rPr>
-            <w:rFonts w:ascii="Times New Roman" w:hAnsi="Times New Roman" w:cs="Times New Roman"/>
-            <w:i/>
-            <w:sz w:val="24"/>
-            <w:szCs w:val="24"/>
-          </w:rPr>
-          <w:delText xml:space="preserve">Alternative behavioral responses and variation in simulated habitat selection </w:delText>
-        </w:r>
-      </w:del>
+        <w:t>Fine scale diel vertical movements in captive fish</w:t>
+      </w:r>
     </w:p>
     <w:p>
       <w:pPr>
@@ -6647,809 +7017,133 @@
           <w:sz w:val="24"/>
           <w:szCs w:val="24"/>
         </w:rPr>
-        <w:t xml:space="preserve">Our </w:t>
-      </w:r>
-      <w:del w:id="67" w:author="Microsoft Office User" w:date="2023-12-01T08:54:00Z">
+        <w:t xml:space="preserve">Cutthroat </w:t>
+      </w:r>
+      <w:commentRangeStart w:id="79"/>
+      <w:r>
+        <w:rPr>
+          <w:rFonts w:ascii="Times New Roman" w:hAnsi="Times New Roman" w:cs="Times New Roman"/>
+          <w:sz w:val="24"/>
+          <w:szCs w:val="24"/>
+        </w:rPr>
+        <w:t xml:space="preserve">trout monitored </w:t>
+      </w:r>
+      <w:commentRangeEnd w:id="79"/>
+      <w:r>
+        <w:rPr>
+          <w:rStyle w:val="CommentReference"/>
+        </w:rPr>
+        <w:commentReference w:id="79"/>
+      </w:r>
+      <w:r>
+        <w:rPr>
+          <w:rFonts w:ascii="Times New Roman" w:hAnsi="Times New Roman" w:cs="Times New Roman"/>
+          <w:i/>
+          <w:iCs/>
+          <w:sz w:val="24"/>
+          <w:szCs w:val="24"/>
+        </w:rPr>
+        <w:t>in situ</w:t>
+      </w:r>
+      <w:r>
+        <w:rPr>
+          <w:rFonts w:ascii="Times New Roman" w:hAnsi="Times New Roman" w:cs="Times New Roman"/>
+          <w:sz w:val="24"/>
+          <w:szCs w:val="24"/>
+        </w:rPr>
+        <w:t xml:space="preserve"> </w:t>
+      </w:r>
+      <w:ins w:id="80" w:author="Microsoft Office User" w:date="2023-12-01T09:38:00Z">
         <w:r>
           <w:rPr>
             <w:rFonts w:ascii="Times New Roman" w:hAnsi="Times New Roman" w:cs="Times New Roman"/>
             <w:sz w:val="24"/>
             <w:szCs w:val="24"/>
           </w:rPr>
-          <w:delText xml:space="preserve">habitat </w:delText>
-        </w:r>
-      </w:del>
-      <w:r>
-        <w:rPr>
-          <w:rFonts w:ascii="Times New Roman" w:hAnsi="Times New Roman" w:cs="Times New Roman"/>
-          <w:sz w:val="24"/>
-          <w:szCs w:val="24"/>
-        </w:rPr>
-        <w:t xml:space="preserve">simulation yielded three distinct </w:t>
-      </w:r>
-      <w:ins w:id="68" w:author="Microsoft Office User" w:date="2023-12-01T08:55:00Z">
+          <w:t xml:space="preserve">did not hold at constant depth, but instead </w:t>
+        </w:r>
+      </w:ins>
+      <w:r>
+        <w:rPr>
+          <w:rFonts w:ascii="Times New Roman" w:hAnsi="Times New Roman" w:cs="Times New Roman"/>
+          <w:sz w:val="24"/>
+          <w:szCs w:val="24"/>
+        </w:rPr>
+        <w:t>exhibited diel</w:t>
+      </w:r>
+      <w:r>
+        <w:rPr>
+          <w:rFonts w:ascii="Times New Roman" w:hAnsi="Times New Roman" w:cs="Times New Roman"/>
+          <w:sz w:val="24"/>
+          <w:szCs w:val="24"/>
+        </w:rPr>
+        <w:t xml:space="preserve"> vertical m</w:t>
+      </w:r>
+      <w:r>
+        <w:rPr>
+          <w:rFonts w:ascii="Times New Roman" w:hAnsi="Times New Roman" w:cs="Times New Roman"/>
+          <w:sz w:val="24"/>
+          <w:szCs w:val="24"/>
+        </w:rPr>
+        <w:t>ovement</w:t>
+      </w:r>
+      <w:r>
+        <w:rPr>
+          <w:rFonts w:ascii="Times New Roman" w:hAnsi="Times New Roman" w:cs="Times New Roman"/>
+          <w:sz w:val="24"/>
+          <w:szCs w:val="24"/>
+        </w:rPr>
+        <w:t xml:space="preserve"> </w:t>
+      </w:r>
+      <w:del w:id="81" w:author="Microsoft Office User" w:date="2023-12-01T09:38:00Z">
         <w:r>
           <w:rPr>
             <w:rFonts w:ascii="Times New Roman" w:hAnsi="Times New Roman" w:cs="Times New Roman"/>
             <w:sz w:val="24"/>
             <w:szCs w:val="24"/>
           </w:rPr>
-          <w:t xml:space="preserve">patterns of fish </w:t>
-        </w:r>
-      </w:ins>
-      <w:r>
-        <w:rPr>
-          <w:rFonts w:ascii="Times New Roman" w:hAnsi="Times New Roman" w:cs="Times New Roman"/>
-          <w:sz w:val="24"/>
-          <w:szCs w:val="24"/>
-        </w:rPr>
-        <w:t xml:space="preserve">depth </w:t>
-      </w:r>
-      <w:ins w:id="69" w:author="Microsoft Office User" w:date="2023-12-01T08:56:00Z">
+          <w:delText xml:space="preserve">similar </w:delText>
+        </w:r>
+      </w:del>
+      <w:ins w:id="82" w:author="Microsoft Office User" w:date="2023-12-01T09:38:00Z">
         <w:r>
           <w:rPr>
             <w:rFonts w:ascii="Times New Roman" w:hAnsi="Times New Roman" w:cs="Times New Roman"/>
             <w:sz w:val="24"/>
             <w:szCs w:val="24"/>
           </w:rPr>
-          <w:t>across the diel cycle</w:t>
+          <w:t xml:space="preserve">analogous </w:t>
         </w:r>
       </w:ins>
-      <w:del w:id="70" w:author="Microsoft Office User" w:date="2023-12-01T08:56:00Z">
+      <w:r>
+        <w:rPr>
+          <w:rFonts w:ascii="Times New Roman" w:hAnsi="Times New Roman" w:cs="Times New Roman"/>
+          <w:sz w:val="24"/>
+          <w:szCs w:val="24"/>
+        </w:rPr>
+        <w:t xml:space="preserve">to that </w:t>
+      </w:r>
+      <w:ins w:id="83" w:author="Microsoft Office User" w:date="2023-12-01T09:38:00Z">
         <w:r>
           <w:rPr>
             <w:rFonts w:ascii="Times New Roman" w:hAnsi="Times New Roman" w:cs="Times New Roman"/>
             <w:sz w:val="24"/>
             <w:szCs w:val="24"/>
           </w:rPr>
-          <w:delText>selection responses</w:delText>
-        </w:r>
-      </w:del>
-      <w:r>
-        <w:rPr>
-          <w:rFonts w:ascii="Times New Roman" w:hAnsi="Times New Roman" w:cs="Times New Roman"/>
-          <w:sz w:val="24"/>
-          <w:szCs w:val="24"/>
-        </w:rPr>
-        <w:t xml:space="preserve"> (Figure 4a). </w:t>
-      </w:r>
-      <w:r>
-        <w:rPr>
-          <w:rFonts w:ascii="Times New Roman" w:hAnsi="Times New Roman" w:cs="Times New Roman"/>
-          <w:sz w:val="24"/>
-          <w:szCs w:val="24"/>
-        </w:rPr>
-        <w:t xml:space="preserve">A fish that </w:t>
-      </w:r>
-      <w:r>
-        <w:rPr>
-          <w:rFonts w:ascii="Times New Roman" w:hAnsi="Times New Roman" w:cs="Times New Roman"/>
-          <w:sz w:val="24"/>
-          <w:szCs w:val="24"/>
-        </w:rPr>
-        <w:t>maximized</w:t>
-      </w:r>
-      <w:r>
-        <w:rPr>
-          <w:rFonts w:ascii="Times New Roman" w:hAnsi="Times New Roman" w:cs="Times New Roman"/>
-          <w:sz w:val="24"/>
-          <w:szCs w:val="24"/>
-        </w:rPr>
-        <w:t xml:space="preserve"> </w:t>
-      </w:r>
-      <w:r>
-        <w:rPr>
-          <w:rFonts w:ascii="Times New Roman" w:hAnsi="Times New Roman" w:cs="Times New Roman"/>
-          <w:sz w:val="24"/>
-          <w:szCs w:val="24"/>
-        </w:rPr>
-        <w:t>dissolved oxygen</w:t>
-      </w:r>
-      <w:r>
-        <w:rPr>
-          <w:rFonts w:ascii="Times New Roman" w:hAnsi="Times New Roman" w:cs="Times New Roman"/>
-          <w:sz w:val="24"/>
-          <w:szCs w:val="24"/>
-        </w:rPr>
-        <w:t xml:space="preserve"> </w:t>
-      </w:r>
-      <w:r>
-        <w:rPr>
-          <w:rFonts w:ascii="Times New Roman" w:hAnsi="Times New Roman" w:cs="Times New Roman"/>
-          <w:sz w:val="24"/>
-          <w:szCs w:val="24"/>
-        </w:rPr>
-        <w:t>(DO</w:t>
-      </w:r>
-      <w:r>
-        <w:rPr>
-          <w:rFonts w:ascii="Times New Roman" w:hAnsi="Times New Roman" w:cs="Times New Roman"/>
-          <w:sz w:val="24"/>
-          <w:szCs w:val="24"/>
-          <w:vertAlign w:val="subscript"/>
-        </w:rPr>
-        <w:t>max</w:t>
-      </w:r>
-      <w:r>
-        <w:rPr>
-          <w:rFonts w:ascii="Times New Roman" w:hAnsi="Times New Roman" w:cs="Times New Roman"/>
-          <w:sz w:val="24"/>
-          <w:szCs w:val="24"/>
-        </w:rPr>
-        <w:t xml:space="preserve">) </w:t>
-      </w:r>
-      <w:del w:id="71" w:author="Microsoft Office User" w:date="2023-12-01T08:56:00Z">
+          <w:t>predicted in our simulation</w:t>
+        </w:r>
+      </w:ins>
+      <w:del w:id="84" w:author="Microsoft Office User" w:date="2023-12-01T09:33:00Z">
         <w:r>
           <w:rPr>
             <w:rFonts w:ascii="Times New Roman" w:hAnsi="Times New Roman" w:cs="Times New Roman"/>
             <w:sz w:val="24"/>
             <w:szCs w:val="24"/>
           </w:rPr>
-          <w:delText>was simulated to respond by holding</w:delText>
+          <w:delText>generated by the</w:delText>
         </w:r>
       </w:del>
-      <w:ins w:id="72" w:author="Microsoft Office User" w:date="2023-12-01T08:56:00Z">
-        <w:r>
-          <w:rPr>
-            <w:rFonts w:ascii="Times New Roman" w:hAnsi="Times New Roman" w:cs="Times New Roman"/>
-            <w:sz w:val="24"/>
-            <w:szCs w:val="24"/>
-          </w:rPr>
-          <w:t xml:space="preserve">would </w:t>
-        </w:r>
-      </w:ins>
-      <w:ins w:id="73" w:author="Microsoft Office User" w:date="2023-12-01T09:03:00Z">
-        <w:r>
-          <w:rPr>
-            <w:rFonts w:ascii="Times New Roman" w:hAnsi="Times New Roman" w:cs="Times New Roman"/>
-            <w:sz w:val="24"/>
-            <w:szCs w:val="24"/>
-          </w:rPr>
-          <w:t xml:space="preserve">always </w:t>
-        </w:r>
-      </w:ins>
-      <w:ins w:id="74" w:author="Microsoft Office User" w:date="2023-12-01T08:56:00Z">
-        <w:r>
-          <w:rPr>
-            <w:rFonts w:ascii="Times New Roman" w:hAnsi="Times New Roman" w:cs="Times New Roman"/>
-            <w:sz w:val="24"/>
-            <w:szCs w:val="24"/>
-          </w:rPr>
-          <w:t>hold</w:t>
-        </w:r>
-      </w:ins>
-      <w:r>
-        <w:rPr>
-          <w:rFonts w:ascii="Times New Roman" w:hAnsi="Times New Roman" w:cs="Times New Roman"/>
-          <w:sz w:val="24"/>
-          <w:szCs w:val="24"/>
-        </w:rPr>
-        <w:t xml:space="preserve"> </w:t>
-      </w:r>
-      <w:r>
-        <w:rPr>
-          <w:rFonts w:ascii="Times New Roman" w:hAnsi="Times New Roman" w:cs="Times New Roman"/>
-          <w:sz w:val="24"/>
-          <w:szCs w:val="24"/>
-        </w:rPr>
-        <w:t>near the water’s surface,</w:t>
-      </w:r>
-      <w:r>
-        <w:rPr>
-          <w:rFonts w:ascii="Times New Roman" w:hAnsi="Times New Roman" w:cs="Times New Roman"/>
-          <w:sz w:val="24"/>
-          <w:szCs w:val="24"/>
-        </w:rPr>
-        <w:t xml:space="preserve"> </w:t>
-      </w:r>
-      <w:ins w:id="75" w:author="Microsoft Office User" w:date="2023-12-01T09:03:00Z">
-        <w:r>
-          <w:rPr>
-            <w:rFonts w:ascii="Times New Roman" w:hAnsi="Times New Roman" w:cs="Times New Roman"/>
-            <w:sz w:val="24"/>
-            <w:szCs w:val="24"/>
-          </w:rPr>
-          <w:t>while a</w:t>
-        </w:r>
-      </w:ins>
-      <w:del w:id="76" w:author="Microsoft Office User" w:date="2023-12-01T09:03:00Z">
-        <w:r>
-          <w:rPr>
-            <w:rFonts w:ascii="Times New Roman" w:hAnsi="Times New Roman" w:cs="Times New Roman"/>
-            <w:sz w:val="24"/>
-            <w:szCs w:val="24"/>
-          </w:rPr>
-          <w:delText xml:space="preserve">where </w:delText>
-        </w:r>
-      </w:del>
-      <w:del w:id="77" w:author="Microsoft Office User" w:date="2023-12-01T09:02:00Z">
-        <w:r>
-          <w:rPr>
-            <w:rFonts w:ascii="Times New Roman" w:hAnsi="Times New Roman" w:cs="Times New Roman"/>
-            <w:sz w:val="24"/>
-            <w:szCs w:val="24"/>
-          </w:rPr>
-          <w:delText>oxygen was consistently the highest</w:delText>
-        </w:r>
-      </w:del>
-      <w:del w:id="78" w:author="Microsoft Office User" w:date="2023-12-01T09:03:00Z">
-        <w:r>
-          <w:rPr>
-            <w:rFonts w:ascii="Times New Roman" w:hAnsi="Times New Roman" w:cs="Times New Roman"/>
-            <w:sz w:val="24"/>
-            <w:szCs w:val="24"/>
-          </w:rPr>
-          <w:delText xml:space="preserve">. </w:delText>
-        </w:r>
-      </w:del>
-      <w:ins w:id="79" w:author="Microsoft Office User" w:date="2023-12-01T09:03:00Z">
-        <w:r>
-          <w:rPr>
-            <w:rFonts w:ascii="Times New Roman" w:hAnsi="Times New Roman" w:cs="Times New Roman"/>
-            <w:sz w:val="24"/>
-            <w:szCs w:val="24"/>
-          </w:rPr>
-          <w:t xml:space="preserve"> </w:t>
-        </w:r>
-      </w:ins>
-      <w:del w:id="80" w:author="Microsoft Office User" w:date="2023-12-01T09:03:00Z">
-        <w:r>
-          <w:rPr>
-            <w:rFonts w:ascii="Times New Roman" w:hAnsi="Times New Roman" w:cs="Times New Roman"/>
-            <w:sz w:val="24"/>
-            <w:szCs w:val="24"/>
-          </w:rPr>
-          <w:delText>A</w:delText>
-        </w:r>
-      </w:del>
-      <w:r>
-        <w:rPr>
-          <w:rFonts w:ascii="Times New Roman" w:hAnsi="Times New Roman" w:cs="Times New Roman"/>
-          <w:sz w:val="24"/>
-          <w:szCs w:val="24"/>
-        </w:rPr>
-        <w:t xml:space="preserve"> fish </w:t>
-      </w:r>
-      <w:r>
-        <w:rPr>
-          <w:rFonts w:ascii="Times New Roman" w:hAnsi="Times New Roman" w:cs="Times New Roman"/>
-          <w:sz w:val="24"/>
-          <w:szCs w:val="24"/>
-        </w:rPr>
-        <w:t>that minimized</w:t>
-      </w:r>
-      <w:r>
-        <w:rPr>
-          <w:rFonts w:ascii="Times New Roman" w:hAnsi="Times New Roman" w:cs="Times New Roman"/>
-          <w:sz w:val="24"/>
-          <w:szCs w:val="24"/>
-        </w:rPr>
-        <w:t xml:space="preserve"> temp</w:t>
-      </w:r>
-      <w:r>
-        <w:rPr>
-          <w:rFonts w:ascii="Times New Roman" w:hAnsi="Times New Roman" w:cs="Times New Roman"/>
-          <w:sz w:val="24"/>
-          <w:szCs w:val="24"/>
-        </w:rPr>
-        <w:t>erature</w:t>
-      </w:r>
-      <w:r>
-        <w:rPr>
-          <w:rFonts w:ascii="Times New Roman" w:hAnsi="Times New Roman" w:cs="Times New Roman"/>
-          <w:sz w:val="24"/>
-          <w:szCs w:val="24"/>
-        </w:rPr>
-        <w:t xml:space="preserve"> </w:t>
-      </w:r>
-      <w:r>
-        <w:rPr>
-          <w:rFonts w:ascii="Times New Roman" w:hAnsi="Times New Roman" w:cs="Times New Roman"/>
-          <w:sz w:val="24"/>
-          <w:szCs w:val="24"/>
-        </w:rPr>
-        <w:t>(T</w:t>
-      </w:r>
-      <w:r>
-        <w:rPr>
-          <w:rFonts w:ascii="Times New Roman" w:hAnsi="Times New Roman" w:cs="Times New Roman"/>
-          <w:sz w:val="24"/>
-          <w:szCs w:val="24"/>
-          <w:vertAlign w:val="subscript"/>
-        </w:rPr>
-        <w:t>min</w:t>
-      </w:r>
-      <w:r>
-        <w:rPr>
-          <w:rFonts w:ascii="Times New Roman" w:hAnsi="Times New Roman" w:cs="Times New Roman"/>
-          <w:sz w:val="24"/>
-          <w:szCs w:val="24"/>
-        </w:rPr>
-        <w:t xml:space="preserve">) </w:t>
-      </w:r>
-      <w:del w:id="81" w:author="Microsoft Office User" w:date="2023-12-01T09:03:00Z">
-        <w:r>
-          <w:rPr>
-            <w:rFonts w:ascii="Times New Roman" w:hAnsi="Times New Roman" w:cs="Times New Roman"/>
-            <w:sz w:val="24"/>
-            <w:szCs w:val="24"/>
-          </w:rPr>
-          <w:delText>was simulated to</w:delText>
-        </w:r>
-      </w:del>
-      <w:ins w:id="82" w:author="Microsoft Office User" w:date="2023-12-01T09:03:00Z">
-        <w:r>
-          <w:rPr>
-            <w:rFonts w:ascii="Times New Roman" w:hAnsi="Times New Roman" w:cs="Times New Roman"/>
-            <w:sz w:val="24"/>
-            <w:szCs w:val="24"/>
-          </w:rPr>
-          <w:t>would always</w:t>
-        </w:r>
-      </w:ins>
-      <w:r>
-        <w:rPr>
-          <w:rFonts w:ascii="Times New Roman" w:hAnsi="Times New Roman" w:cs="Times New Roman"/>
-          <w:sz w:val="24"/>
-          <w:szCs w:val="24"/>
-        </w:rPr>
-        <w:t xml:space="preserve"> </w:t>
-      </w:r>
-      <w:ins w:id="83" w:author="Microsoft Office User" w:date="2023-12-01T08:58:00Z">
-        <w:r>
-          <w:rPr>
-            <w:rFonts w:ascii="Times New Roman" w:hAnsi="Times New Roman" w:cs="Times New Roman"/>
-            <w:sz w:val="24"/>
-            <w:szCs w:val="24"/>
-          </w:rPr>
-          <w:t xml:space="preserve">hold </w:t>
-        </w:r>
-      </w:ins>
-      <w:del w:id="84" w:author="Microsoft Office User" w:date="2023-12-01T08:58:00Z">
-        <w:r>
-          <w:rPr>
-            <w:rFonts w:ascii="Times New Roman" w:hAnsi="Times New Roman" w:cs="Times New Roman"/>
-            <w:sz w:val="24"/>
-            <w:szCs w:val="24"/>
-          </w:rPr>
-          <w:delText>hold at maximum depth</w:delText>
-        </w:r>
-      </w:del>
-      <w:ins w:id="85" w:author="Microsoft Office User" w:date="2023-12-01T08:58:00Z">
-        <w:r>
-          <w:rPr>
-            <w:rFonts w:ascii="Times New Roman" w:hAnsi="Times New Roman" w:cs="Times New Roman"/>
-            <w:sz w:val="24"/>
-            <w:szCs w:val="24"/>
-          </w:rPr>
-          <w:t>near the bottom</w:t>
-        </w:r>
-      </w:ins>
-      <w:ins w:id="86" w:author="Microsoft Office User" w:date="2023-12-01T09:03:00Z">
-        <w:r>
-          <w:rPr>
-            <w:rFonts w:ascii="Times New Roman" w:hAnsi="Times New Roman" w:cs="Times New Roman"/>
-            <w:sz w:val="24"/>
-            <w:szCs w:val="24"/>
-          </w:rPr>
-          <w:t xml:space="preserve"> (fig. 4). In contrast to these stationary behaviors, </w:t>
-        </w:r>
-      </w:ins>
-      <w:del w:id="87" w:author="Microsoft Office User" w:date="2023-12-01T09:03:00Z">
-        <w:r>
-          <w:rPr>
-            <w:rFonts w:ascii="Times New Roman" w:hAnsi="Times New Roman" w:cs="Times New Roman"/>
-            <w:sz w:val="24"/>
-            <w:szCs w:val="24"/>
-          </w:rPr>
-          <w:delText xml:space="preserve">, where temperature was consistently coolest. </w:delText>
-        </w:r>
-      </w:del>
-      <w:ins w:id="88" w:author="Microsoft Office User" w:date="2023-12-01T09:03:00Z">
-        <w:r>
-          <w:rPr>
-            <w:rFonts w:ascii="Times New Roman" w:hAnsi="Times New Roman" w:cs="Times New Roman"/>
-            <w:sz w:val="24"/>
-            <w:szCs w:val="24"/>
-          </w:rPr>
-          <w:t>a</w:t>
-        </w:r>
-      </w:ins>
-      <w:del w:id="89" w:author="Microsoft Office User" w:date="2023-12-01T09:03:00Z">
-        <w:r>
-          <w:rPr>
-            <w:rFonts w:ascii="Times New Roman" w:hAnsi="Times New Roman" w:cs="Times New Roman"/>
-            <w:sz w:val="24"/>
-            <w:szCs w:val="24"/>
-          </w:rPr>
-          <w:delText>A</w:delText>
-        </w:r>
-      </w:del>
-      <w:r>
-        <w:rPr>
-          <w:rFonts w:ascii="Times New Roman" w:hAnsi="Times New Roman" w:cs="Times New Roman"/>
-          <w:sz w:val="24"/>
-          <w:szCs w:val="24"/>
-        </w:rPr>
-        <w:t xml:space="preserve"> fish that considered both temperature and oxygen (TDO</w:t>
-      </w:r>
-      <w:r>
-        <w:rPr>
-          <w:rFonts w:ascii="Times New Roman" w:hAnsi="Times New Roman" w:cs="Times New Roman"/>
-          <w:sz w:val="24"/>
-          <w:szCs w:val="24"/>
-          <w:vertAlign w:val="subscript"/>
-        </w:rPr>
-        <w:t>opt</w:t>
-      </w:r>
-      <w:r>
-        <w:rPr>
-          <w:rFonts w:ascii="Times New Roman" w:hAnsi="Times New Roman" w:cs="Times New Roman"/>
-          <w:sz w:val="24"/>
-          <w:szCs w:val="24"/>
-        </w:rPr>
-        <w:t xml:space="preserve">), </w:t>
-      </w:r>
-      <w:del w:id="90" w:author="Microsoft Office User" w:date="2023-12-01T09:04:00Z">
-        <w:r>
-          <w:rPr>
-            <w:rFonts w:ascii="Times New Roman" w:hAnsi="Times New Roman" w:cs="Times New Roman"/>
-            <w:sz w:val="24"/>
-            <w:szCs w:val="24"/>
-          </w:rPr>
-          <w:delText>however, was simulated to</w:delText>
-        </w:r>
-      </w:del>
-      <w:ins w:id="91" w:author="Microsoft Office User" w:date="2023-12-01T09:05:00Z">
-        <w:r>
-          <w:rPr>
-            <w:rFonts w:ascii="Times New Roman" w:hAnsi="Times New Roman" w:cs="Times New Roman"/>
-            <w:sz w:val="24"/>
-            <w:szCs w:val="24"/>
-          </w:rPr>
-          <w:t>exhibited</w:t>
-        </w:r>
-      </w:ins>
-      <w:r>
-        <w:rPr>
-          <w:rFonts w:ascii="Times New Roman" w:hAnsi="Times New Roman" w:cs="Times New Roman"/>
-          <w:sz w:val="24"/>
-          <w:szCs w:val="24"/>
-        </w:rPr>
-        <w:t xml:space="preserve"> </w:t>
-      </w:r>
-      <w:del w:id="92" w:author="Microsoft Office User" w:date="2023-12-01T09:05:00Z">
-        <w:r>
-          <w:rPr>
-            <w:rFonts w:ascii="Times New Roman" w:hAnsi="Times New Roman" w:cs="Times New Roman"/>
-            <w:sz w:val="24"/>
-            <w:szCs w:val="24"/>
-          </w:rPr>
-          <w:delText xml:space="preserve">display </w:delText>
-        </w:r>
-      </w:del>
-      <w:r>
-        <w:rPr>
-          <w:rFonts w:ascii="Times New Roman" w:hAnsi="Times New Roman" w:cs="Times New Roman"/>
-          <w:sz w:val="24"/>
-          <w:szCs w:val="24"/>
-        </w:rPr>
-        <w:t>diel vertical movements</w:t>
-      </w:r>
-      <w:del w:id="93" w:author="Microsoft Office User" w:date="2023-12-01T09:05:00Z">
-        <w:r>
-          <w:rPr>
-            <w:rFonts w:ascii="Times New Roman" w:hAnsi="Times New Roman" w:cs="Times New Roman"/>
-            <w:sz w:val="24"/>
-            <w:szCs w:val="24"/>
-          </w:rPr>
-          <w:delText xml:space="preserve"> over a 24-hour timeframe</w:delText>
-        </w:r>
-      </w:del>
-      <w:r>
-        <w:rPr>
-          <w:rFonts w:ascii="Times New Roman" w:hAnsi="Times New Roman" w:cs="Times New Roman"/>
-          <w:sz w:val="24"/>
-          <w:szCs w:val="24"/>
-        </w:rPr>
-        <w:t>; shifting towards the surface during the late night and early morning when DO at depth became limiting</w:t>
-      </w:r>
-      <w:del w:id="94" w:author="Microsoft Office User" w:date="2023-12-01T09:05:00Z">
-        <w:r>
-          <w:rPr>
-            <w:rFonts w:ascii="Times New Roman" w:hAnsi="Times New Roman" w:cs="Times New Roman"/>
-            <w:sz w:val="24"/>
-            <w:szCs w:val="24"/>
-          </w:rPr>
-          <w:delText>,</w:delText>
-        </w:r>
-      </w:del>
-      <w:r>
-        <w:rPr>
-          <w:rFonts w:ascii="Times New Roman" w:hAnsi="Times New Roman" w:cs="Times New Roman"/>
-          <w:sz w:val="24"/>
-          <w:szCs w:val="24"/>
-        </w:rPr>
-        <w:t xml:space="preserve"> </w:t>
-      </w:r>
-      <w:ins w:id="95" w:author="Microsoft Office User" w:date="2023-12-01T09:05:00Z">
-        <w:r>
-          <w:rPr>
-            <w:rFonts w:ascii="Times New Roman" w:hAnsi="Times New Roman" w:cs="Times New Roman"/>
-            <w:sz w:val="24"/>
-            <w:szCs w:val="24"/>
-          </w:rPr>
-          <w:t xml:space="preserve">and </w:t>
-        </w:r>
-      </w:ins>
-      <w:r>
-        <w:rPr>
-          <w:rFonts w:ascii="Times New Roman" w:hAnsi="Times New Roman" w:cs="Times New Roman"/>
-          <w:sz w:val="24"/>
-          <w:szCs w:val="24"/>
-        </w:rPr>
-        <w:t xml:space="preserve">then moving deeper during the day when DO was high but surface temperatures </w:t>
-      </w:r>
-      <w:commentRangeStart w:id="96"/>
-      <w:r>
-        <w:rPr>
-          <w:rFonts w:ascii="Times New Roman" w:hAnsi="Times New Roman" w:cs="Times New Roman"/>
-          <w:sz w:val="24"/>
-          <w:szCs w:val="24"/>
-        </w:rPr>
-        <w:t>were overly warm.</w:t>
-      </w:r>
-      <w:ins w:id="97" w:author="Microsoft Office User" w:date="2023-12-01T09:06:00Z">
-        <w:r>
-          <w:rPr>
-            <w:rFonts w:ascii="Times New Roman" w:hAnsi="Times New Roman" w:cs="Times New Roman"/>
-            <w:sz w:val="24"/>
-            <w:szCs w:val="24"/>
-          </w:rPr>
-          <w:t xml:space="preserve"> Thus, our simple simulation </w:t>
-        </w:r>
-      </w:ins>
-      <w:ins w:id="98" w:author="Microsoft Office User" w:date="2023-12-01T09:07:00Z">
-        <w:r>
-          <w:rPr>
-            <w:rFonts w:ascii="Times New Roman" w:hAnsi="Times New Roman" w:cs="Times New Roman"/>
-            <w:sz w:val="24"/>
-            <w:szCs w:val="24"/>
-          </w:rPr>
-          <w:t xml:space="preserve">demonstrated how DVM is an emergent property in </w:t>
-        </w:r>
-      </w:ins>
-      <w:ins w:id="99" w:author="Microsoft Office User" w:date="2023-12-01T09:09:00Z">
-        <w:r>
-          <w:rPr>
-            <w:rFonts w:ascii="Times New Roman" w:hAnsi="Times New Roman" w:cs="Times New Roman"/>
-            <w:sz w:val="24"/>
-            <w:szCs w:val="24"/>
-          </w:rPr>
-          <w:t xml:space="preserve">systems </w:t>
-        </w:r>
-      </w:ins>
-      <w:ins w:id="100" w:author="Microsoft Office User" w:date="2023-12-01T09:10:00Z">
-        <w:r>
-          <w:rPr>
-            <w:rFonts w:ascii="Times New Roman" w:hAnsi="Times New Roman" w:cs="Times New Roman"/>
-            <w:sz w:val="24"/>
-            <w:szCs w:val="24"/>
-          </w:rPr>
-          <w:t>where</w:t>
-        </w:r>
-      </w:ins>
-      <w:ins w:id="101" w:author="Microsoft Office User" w:date="2023-12-01T09:09:00Z">
-        <w:r>
-          <w:rPr>
-            <w:rFonts w:ascii="Times New Roman" w:hAnsi="Times New Roman" w:cs="Times New Roman"/>
-            <w:sz w:val="24"/>
-            <w:szCs w:val="24"/>
-          </w:rPr>
-          <w:t xml:space="preserve"> temperature and DO present spatial trade-offs that vary </w:t>
-        </w:r>
-      </w:ins>
-      <w:ins w:id="102" w:author="Microsoft Office User" w:date="2023-12-01T09:10:00Z">
-        <w:r>
-          <w:rPr>
-            <w:rFonts w:ascii="Times New Roman" w:hAnsi="Times New Roman" w:cs="Times New Roman"/>
-            <w:sz w:val="24"/>
-            <w:szCs w:val="24"/>
-          </w:rPr>
-          <w:t xml:space="preserve">over the diel cycle (i.e., due to solar absorption and photosynthesis). </w:t>
-        </w:r>
-      </w:ins>
-      <w:ins w:id="103" w:author="Microsoft Office User" w:date="2023-12-01T09:09:00Z">
-        <w:r>
-          <w:rPr>
-            <w:rFonts w:ascii="Times New Roman" w:hAnsi="Times New Roman" w:cs="Times New Roman"/>
-            <w:sz w:val="24"/>
-            <w:szCs w:val="24"/>
-          </w:rPr>
-          <w:t xml:space="preserve"> </w:t>
-        </w:r>
-      </w:ins>
-      <w:del w:id="104" w:author="Microsoft Office User" w:date="2023-12-01T09:09:00Z">
-        <w:r>
-          <w:rPr>
-            <w:rFonts w:ascii="Times New Roman" w:hAnsi="Times New Roman" w:cs="Times New Roman"/>
-            <w:sz w:val="24"/>
-            <w:szCs w:val="24"/>
-          </w:rPr>
-          <w:delText xml:space="preserve"> </w:delText>
-        </w:r>
-        <w:commentRangeEnd w:id="96"/>
-        <w:r>
-          <w:rPr>
-            <w:rStyle w:val="CommentReference"/>
-          </w:rPr>
-          <w:commentReference w:id="96"/>
-        </w:r>
-      </w:del>
-    </w:p>
-    <w:p>
-      <w:pPr>
-        <w:spacing w:line="480" w:lineRule="auto"/>
-        <w:rPr>
-          <w:rFonts w:ascii="Times New Roman" w:hAnsi="Times New Roman" w:cs="Times New Roman"/>
-          <w:i/>
-          <w:sz w:val="24"/>
-          <w:szCs w:val="24"/>
-        </w:rPr>
-      </w:pPr>
-      <w:r>
-        <w:rPr>
-          <w:rFonts w:ascii="Times New Roman" w:hAnsi="Times New Roman" w:cs="Times New Roman"/>
-          <w:i/>
-          <w:sz w:val="24"/>
-          <w:szCs w:val="24"/>
-        </w:rPr>
-        <w:t>Fine scale diel vertical movements in captive fish</w:t>
-      </w:r>
-    </w:p>
-    <w:p>
-      <w:pPr>
-        <w:spacing w:line="480" w:lineRule="auto"/>
-        <w:ind w:firstLine="720"/>
-        <w:rPr>
-          <w:rFonts w:ascii="Times New Roman" w:hAnsi="Times New Roman" w:cs="Times New Roman"/>
-          <w:sz w:val="24"/>
-          <w:szCs w:val="24"/>
-        </w:rPr>
-      </w:pPr>
-      <w:r>
-        <w:rPr>
-          <w:rFonts w:ascii="Times New Roman" w:hAnsi="Times New Roman" w:cs="Times New Roman"/>
-          <w:sz w:val="24"/>
-          <w:szCs w:val="24"/>
-        </w:rPr>
-        <w:t xml:space="preserve">Cutthroat </w:t>
-      </w:r>
-      <w:commentRangeStart w:id="105"/>
-      <w:r>
-        <w:rPr>
-          <w:rFonts w:ascii="Times New Roman" w:hAnsi="Times New Roman" w:cs="Times New Roman"/>
-          <w:sz w:val="24"/>
-          <w:szCs w:val="24"/>
-        </w:rPr>
-        <w:t xml:space="preserve">trout monitored </w:t>
-      </w:r>
-      <w:commentRangeEnd w:id="105"/>
-      <w:r>
-        <w:rPr>
-          <w:rStyle w:val="CommentReference"/>
-        </w:rPr>
-        <w:commentReference w:id="105"/>
-      </w:r>
-      <w:r>
-        <w:rPr>
-          <w:rFonts w:ascii="Times New Roman" w:hAnsi="Times New Roman" w:cs="Times New Roman"/>
-          <w:i/>
-          <w:iCs/>
-          <w:sz w:val="24"/>
-          <w:szCs w:val="24"/>
-        </w:rPr>
-        <w:t>in situ</w:t>
-      </w:r>
-      <w:r>
-        <w:rPr>
-          <w:rFonts w:ascii="Times New Roman" w:hAnsi="Times New Roman" w:cs="Times New Roman"/>
-          <w:sz w:val="24"/>
-          <w:szCs w:val="24"/>
-        </w:rPr>
-        <w:t xml:space="preserve"> </w:t>
-      </w:r>
-      <w:ins w:id="106" w:author="Microsoft Office User" w:date="2023-12-01T09:38:00Z">
-        <w:r>
-          <w:rPr>
-            <w:rFonts w:ascii="Times New Roman" w:hAnsi="Times New Roman" w:cs="Times New Roman"/>
-            <w:sz w:val="24"/>
-            <w:szCs w:val="24"/>
-          </w:rPr>
-          <w:t xml:space="preserve">did not hold at constant depth, but instead </w:t>
-        </w:r>
-      </w:ins>
-      <w:r>
-        <w:rPr>
-          <w:rFonts w:ascii="Times New Roman" w:hAnsi="Times New Roman" w:cs="Times New Roman"/>
-          <w:sz w:val="24"/>
-          <w:szCs w:val="24"/>
-        </w:rPr>
-        <w:t>exhibited diel</w:t>
-      </w:r>
-      <w:r>
-        <w:rPr>
-          <w:rFonts w:ascii="Times New Roman" w:hAnsi="Times New Roman" w:cs="Times New Roman"/>
-          <w:sz w:val="24"/>
-          <w:szCs w:val="24"/>
-        </w:rPr>
-        <w:t xml:space="preserve"> vertical m</w:t>
-      </w:r>
-      <w:r>
-        <w:rPr>
-          <w:rFonts w:ascii="Times New Roman" w:hAnsi="Times New Roman" w:cs="Times New Roman"/>
-          <w:sz w:val="24"/>
-          <w:szCs w:val="24"/>
-        </w:rPr>
-        <w:t>ovement</w:t>
-      </w:r>
-      <w:r>
-        <w:rPr>
-          <w:rFonts w:ascii="Times New Roman" w:hAnsi="Times New Roman" w:cs="Times New Roman"/>
-          <w:sz w:val="24"/>
-          <w:szCs w:val="24"/>
-        </w:rPr>
-        <w:t xml:space="preserve"> </w:t>
-      </w:r>
-      <w:del w:id="107" w:author="Microsoft Office User" w:date="2023-12-01T09:38:00Z">
-        <w:r>
-          <w:rPr>
-            <w:rFonts w:ascii="Times New Roman" w:hAnsi="Times New Roman" w:cs="Times New Roman"/>
-            <w:sz w:val="24"/>
-            <w:szCs w:val="24"/>
-          </w:rPr>
-          <w:delText xml:space="preserve">similar </w:delText>
-        </w:r>
-      </w:del>
-      <w:ins w:id="108" w:author="Microsoft Office User" w:date="2023-12-01T09:38:00Z">
-        <w:r>
-          <w:rPr>
-            <w:rFonts w:ascii="Times New Roman" w:hAnsi="Times New Roman" w:cs="Times New Roman"/>
-            <w:sz w:val="24"/>
-            <w:szCs w:val="24"/>
-          </w:rPr>
-          <w:t xml:space="preserve">analogous </w:t>
-        </w:r>
-      </w:ins>
-      <w:r>
-        <w:rPr>
-          <w:rFonts w:ascii="Times New Roman" w:hAnsi="Times New Roman" w:cs="Times New Roman"/>
-          <w:sz w:val="24"/>
-          <w:szCs w:val="24"/>
-        </w:rPr>
-        <w:t xml:space="preserve">to that </w:t>
-      </w:r>
-      <w:ins w:id="109" w:author="Microsoft Office User" w:date="2023-12-01T09:38:00Z">
-        <w:r>
-          <w:rPr>
-            <w:rFonts w:ascii="Times New Roman" w:hAnsi="Times New Roman" w:cs="Times New Roman"/>
-            <w:sz w:val="24"/>
-            <w:szCs w:val="24"/>
-          </w:rPr>
-          <w:t>predicted in our simulation</w:t>
-        </w:r>
-      </w:ins>
-      <w:del w:id="110" w:author="Microsoft Office User" w:date="2023-12-01T09:33:00Z">
-        <w:r>
-          <w:rPr>
-            <w:rFonts w:ascii="Times New Roman" w:hAnsi="Times New Roman" w:cs="Times New Roman"/>
-            <w:sz w:val="24"/>
-            <w:szCs w:val="24"/>
-          </w:rPr>
-          <w:delText>generated by the</w:delText>
-        </w:r>
-      </w:del>
-      <w:del w:id="111" w:author="Microsoft Office User" w:date="2023-12-01T09:38:00Z">
+      <w:del w:id="85" w:author="Microsoft Office User" w:date="2023-12-01T09:38:00Z">
         <w:r>
           <w:rPr>
             <w:rFonts w:ascii="Times New Roman" w:hAnsi="Times New Roman" w:cs="Times New Roman"/>
@@ -7484,7 +7178,7 @@
         </w:rPr>
         <w:t xml:space="preserve"> (Figure </w:t>
       </w:r>
-      <w:commentRangeStart w:id="112"/>
+      <w:commentRangeStart w:id="86"/>
       <w:r>
         <w:rPr>
           <w:rFonts w:ascii="Times New Roman" w:hAnsi="Times New Roman" w:cs="Times New Roman"/>
@@ -7493,12 +7187,12 @@
         </w:rPr>
         <w:t>4b</w:t>
       </w:r>
-      <w:commentRangeEnd w:id="112"/>
+      <w:commentRangeEnd w:id="86"/>
       <w:r>
         <w:rPr>
           <w:rStyle w:val="CommentReference"/>
         </w:rPr>
-        <w:commentReference w:id="112"/>
+        <w:commentReference w:id="86"/>
       </w:r>
       <w:r>
         <w:rPr>
@@ -7508,7 +7202,7 @@
         </w:rPr>
         <w:t>).</w:t>
       </w:r>
-      <w:ins w:id="113" w:author="Microsoft Office User" w:date="2023-12-01T09:13:00Z">
+      <w:ins w:id="87" w:author="Microsoft Office User" w:date="2023-12-01T09:13:00Z">
         <w:r>
           <w:rPr>
             <w:rFonts w:ascii="Times New Roman" w:hAnsi="Times New Roman" w:cs="Times New Roman"/>
@@ -7518,7 +7212,7 @@
           <w:t xml:space="preserve"> </w:t>
         </w:r>
       </w:ins>
-      <w:del w:id="114" w:author="Microsoft Office User" w:date="2023-12-01T09:13:00Z">
+      <w:del w:id="88" w:author="Microsoft Office User" w:date="2023-12-01T09:13:00Z">
         <w:r>
           <w:rPr>
             <w:rFonts w:ascii="Times New Roman" w:hAnsi="Times New Roman" w:cs="Times New Roman"/>
@@ -7528,7 +7222,7 @@
           <w:delText xml:space="preserve"> These tagged fish exhibited individual and intra-individual level variation in movement patterns (Supplemental Figure 4)</w:delText>
         </w:r>
       </w:del>
-      <w:del w:id="115" w:author="Microsoft Office User" w:date="2023-12-01T09:12:00Z">
+      <w:del w:id="89" w:author="Microsoft Office User" w:date="2023-12-01T09:12:00Z">
         <w:r>
           <w:rPr>
             <w:rFonts w:ascii="Times New Roman" w:hAnsi="Times New Roman" w:cs="Times New Roman"/>
@@ -7538,7 +7232,7 @@
           <w:delText xml:space="preserve">, but </w:delText>
         </w:r>
       </w:del>
-      <w:ins w:id="116" w:author="Microsoft Office User" w:date="2023-12-01T09:13:00Z">
+      <w:ins w:id="90" w:author="Microsoft Office User" w:date="2023-12-01T09:13:00Z">
         <w:r>
           <w:rPr>
             <w:rFonts w:ascii="Times New Roman" w:hAnsi="Times New Roman" w:cs="Times New Roman"/>
@@ -7548,7 +7242,7 @@
           <w:t>A</w:t>
         </w:r>
       </w:ins>
-      <w:del w:id="117" w:author="Microsoft Office User" w:date="2023-12-01T09:13:00Z">
+      <w:del w:id="91" w:author="Microsoft Office User" w:date="2023-12-01T09:13:00Z">
         <w:r>
           <w:rPr>
             <w:rFonts w:ascii="Times New Roman" w:hAnsi="Times New Roman" w:cs="Times New Roman"/>
@@ -7614,7 +7308,7 @@
         </w:rPr>
         <w:t>yielded a distinct vertical movement pattern (Figure 4c)</w:t>
       </w:r>
-      <w:ins w:id="118" w:author="Microsoft Office User" w:date="2023-12-01T09:15:00Z">
+      <w:ins w:id="92" w:author="Microsoft Office User" w:date="2023-12-01T09:15:00Z">
         <w:r>
           <w:rPr>
             <w:rFonts w:ascii="Times New Roman" w:hAnsi="Times New Roman" w:cs="Times New Roman"/>
@@ -7624,7 +7318,7 @@
           <w:t>.</w:t>
         </w:r>
       </w:ins>
-      <w:del w:id="119" w:author="Microsoft Office User" w:date="2023-12-01T09:13:00Z">
+      <w:del w:id="93" w:author="Microsoft Office User" w:date="2023-12-01T09:13:00Z">
         <w:r>
           <w:rPr>
             <w:rFonts w:ascii="Times New Roman" w:hAnsi="Times New Roman" w:cs="Times New Roman"/>
@@ -7640,37 +7334,16 @@
           <w:sz w:val="24"/>
           <w:szCs w:val="24"/>
         </w:rPr>
-        <w:t xml:space="preserve"> Fish </w:t>
-      </w:r>
-      <w:r>
-        <w:rPr>
-          <w:rFonts w:ascii="Times New Roman" w:hAnsi="Times New Roman" w:cs="Times New Roman"/>
-          <w:sz w:val="24"/>
-          <w:szCs w:val="24"/>
-        </w:rPr>
-        <w:lastRenderedPageBreak/>
-        <w:t xml:space="preserve">shifted deeper in the water column at dawn (~6:00), and held at depth until early evening (~18:00). </w:t>
-      </w:r>
-      <w:ins w:id="120" w:author="Microsoft Office User" w:date="2023-12-01T09:39:00Z">
-        <w:r>
-          <w:rPr>
-            <w:rFonts w:ascii="Times New Roman" w:hAnsi="Times New Roman" w:cs="Times New Roman"/>
-            <w:sz w:val="24"/>
-            <w:szCs w:val="24"/>
-          </w:rPr>
-          <w:t>Interestingly, t</w:t>
-        </w:r>
-      </w:ins>
-      <w:del w:id="121" w:author="Microsoft Office User" w:date="2023-12-01T09:39:00Z">
-        <w:r>
-          <w:rPr>
-            <w:rFonts w:ascii="Times New Roman" w:hAnsi="Times New Roman" w:cs="Times New Roman"/>
-            <w:sz w:val="24"/>
-            <w:szCs w:val="24"/>
-          </w:rPr>
-          <w:delText>T</w:delText>
-        </w:r>
-      </w:del>
+        <w:t xml:space="preserve"> Fish shifted deeper in the water column at dawn (~6:00), and held at depth until early evening (~18:00). </w:t>
+      </w:r>
+      <w:r>
+        <w:rPr>
+          <w:rFonts w:ascii="Times New Roman" w:hAnsi="Times New Roman" w:cs="Times New Roman"/>
+          <w:sz w:val="24"/>
+          <w:szCs w:val="24"/>
+        </w:rPr>
+        <w:t>Interestingly, t</w:t>
+      </w:r>
       <w:r>
         <w:rPr>
           <w:rFonts w:ascii="Times New Roman" w:hAnsi="Times New Roman" w:cs="Times New Roman"/>
@@ -7679,26 +7352,14 @@
         </w:rPr>
         <w:t xml:space="preserve">hese vertical movements did not </w:t>
       </w:r>
-      <w:del w:id="122" w:author="Microsoft Office User" w:date="2023-12-01T09:39:00Z">
-        <w:r>
-          <w:rPr>
-            <w:rFonts w:ascii="Times New Roman" w:hAnsi="Times New Roman" w:cs="Times New Roman"/>
-            <w:sz w:val="24"/>
-            <w:szCs w:val="24"/>
-          </w:rPr>
-          <w:delText xml:space="preserve">encompass </w:delText>
-        </w:r>
-      </w:del>
-      <w:ins w:id="123" w:author="Microsoft Office User" w:date="2023-12-01T09:39:00Z">
-        <w:r>
-          <w:rPr>
-            <w:rFonts w:ascii="Times New Roman" w:hAnsi="Times New Roman" w:cs="Times New Roman"/>
-            <w:sz w:val="24"/>
-            <w:szCs w:val="24"/>
-          </w:rPr>
-          <w:t xml:space="preserve">span </w:t>
-        </w:r>
-      </w:ins>
+      <w:r>
+        <w:rPr>
+          <w:rFonts w:ascii="Times New Roman" w:hAnsi="Times New Roman" w:cs="Times New Roman"/>
+          <w:sz w:val="24"/>
+          <w:szCs w:val="24"/>
+        </w:rPr>
+        <w:t xml:space="preserve">span </w:t>
+      </w:r>
       <w:r>
         <w:rPr>
           <w:rFonts w:ascii="Times New Roman" w:hAnsi="Times New Roman" w:cs="Times New Roman"/>
@@ -7723,16 +7384,6 @@
         </w:rPr>
         <w:t xml:space="preserve">By avoiding the warmer epilimnion, tagged fish encountered </w:t>
       </w:r>
-      <w:del w:id="124" w:author="Microsoft Office User" w:date="2023-12-01T09:40:00Z">
-        <w:r>
-          <w:rPr>
-            <w:rFonts w:ascii="Times New Roman" w:hAnsi="Times New Roman" w:cs="Times New Roman"/>
-            <w:sz w:val="24"/>
-            <w:szCs w:val="24"/>
-          </w:rPr>
-          <w:delText xml:space="preserve">average </w:delText>
-        </w:r>
-      </w:del>
       <w:r>
         <w:rPr>
           <w:rFonts w:ascii="Times New Roman" w:hAnsi="Times New Roman" w:cs="Times New Roman"/>
@@ -7755,61 +7406,23 @@
           <w:sz w:val="24"/>
           <w:szCs w:val="24"/>
         </w:rPr>
-        <w:t xml:space="preserve"> and </w:t>
-      </w:r>
-      <w:del w:id="125" w:author="Microsoft Office User" w:date="2023-12-01T09:40:00Z">
-        <w:r>
-          <w:rPr>
-            <w:rFonts w:ascii="Times New Roman" w:hAnsi="Times New Roman" w:cs="Times New Roman"/>
-            <w:sz w:val="24"/>
-            <w:szCs w:val="24"/>
-          </w:rPr>
-          <w:delText xml:space="preserve">average </w:delText>
-        </w:r>
-      </w:del>
-      <w:r>
-        <w:rPr>
-          <w:rFonts w:ascii="Times New Roman" w:hAnsi="Times New Roman" w:cs="Times New Roman"/>
-          <w:sz w:val="24"/>
-          <w:szCs w:val="24"/>
-        </w:rPr>
-        <w:t>minimum daily DO</w:t>
-      </w:r>
-      <w:ins w:id="126" w:author="Microsoft Office User" w:date="2023-12-01T09:40:00Z">
-        <w:r>
-          <w:rPr>
-            <w:rFonts w:ascii="Times New Roman" w:hAnsi="Times New Roman" w:cs="Times New Roman"/>
-            <w:sz w:val="24"/>
-            <w:szCs w:val="24"/>
-          </w:rPr>
-          <w:t xml:space="preserve"> that fell between those</w:t>
-        </w:r>
-      </w:ins>
-      <w:r>
-        <w:rPr>
-          <w:rFonts w:ascii="Times New Roman" w:hAnsi="Times New Roman" w:cs="Times New Roman"/>
-          <w:sz w:val="24"/>
-          <w:szCs w:val="24"/>
-        </w:rPr>
-        <w:t xml:space="preserve"> </w:t>
-      </w:r>
-      <w:del w:id="127" w:author="Microsoft Office User" w:date="2023-12-01T09:40:00Z">
-        <w:r>
-          <w:rPr>
-            <w:rFonts w:ascii="Times New Roman" w:hAnsi="Times New Roman" w:cs="Times New Roman"/>
-            <w:sz w:val="24"/>
-            <w:szCs w:val="24"/>
-          </w:rPr>
-          <w:delText xml:space="preserve">intermediate to conditions </w:delText>
-        </w:r>
-      </w:del>
-      <w:r>
-        <w:rPr>
-          <w:rFonts w:ascii="Times New Roman" w:hAnsi="Times New Roman" w:cs="Times New Roman"/>
-          <w:sz w:val="24"/>
-          <w:szCs w:val="24"/>
-        </w:rPr>
-        <w:t>selected by TDO</w:t>
+        <w:t xml:space="preserve"> and minimum daily DO</w:t>
+      </w:r>
+      <w:r>
+        <w:rPr>
+          <w:rFonts w:ascii="Times New Roman" w:hAnsi="Times New Roman" w:cs="Times New Roman"/>
+          <w:sz w:val="24"/>
+          <w:szCs w:val="24"/>
+        </w:rPr>
+        <w:t xml:space="preserve"> that fell between those</w:t>
+      </w:r>
+      <w:r>
+        <w:rPr>
+          <w:rFonts w:ascii="Times New Roman" w:hAnsi="Times New Roman" w:cs="Times New Roman"/>
+          <w:sz w:val="24"/>
+          <w:szCs w:val="24"/>
+        </w:rPr>
+        <w:t xml:space="preserve"> selected by TDO</w:t>
       </w:r>
       <w:r>
         <w:rPr>
@@ -7943,7 +7556,7 @@
         </w:rPr>
         <w:t xml:space="preserve">agged fish showed avoidance of cool temperatures during the DO-minima </w:t>
       </w:r>
-      <w:ins w:id="128" w:author="Microsoft Office User" w:date="2023-12-01T09:41:00Z">
+      <w:ins w:id="94" w:author="Microsoft Office User" w:date="2023-12-01T09:41:00Z">
         <w:r>
           <w:rPr>
             <w:rFonts w:ascii="Times New Roman" w:hAnsi="Times New Roman" w:cs="Times New Roman"/>
@@ -7953,7 +7566,7 @@
           <w:t xml:space="preserve">and </w:t>
         </w:r>
       </w:ins>
-      <w:del w:id="129" w:author="Microsoft Office User" w:date="2023-12-01T09:41:00Z">
+      <w:del w:id="95" w:author="Microsoft Office User" w:date="2023-12-01T09:41:00Z">
         <w:r>
           <w:rPr>
             <w:rFonts w:ascii="Times New Roman" w:hAnsi="Times New Roman" w:cs="Times New Roman"/>
@@ -7993,6 +7606,7 @@
           <w:sz w:val="24"/>
           <w:szCs w:val="24"/>
         </w:rPr>
+        <w:lastRenderedPageBreak/>
         <w:t>probability of selecting cool temperatures during the DO-maxima (Figure 6</w:t>
       </w:r>
       <w:r>
@@ -8019,7 +7633,7 @@
         </w:rPr>
         <w:t xml:space="preserve">These results </w:t>
       </w:r>
-      <w:del w:id="130" w:author="Microsoft Office User" w:date="2023-12-01T09:42:00Z">
+      <w:del w:id="96" w:author="Microsoft Office User" w:date="2023-12-01T09:42:00Z">
         <w:r>
           <w:rPr>
             <w:rFonts w:ascii="Times New Roman" w:hAnsi="Times New Roman" w:cs="Times New Roman"/>
@@ -8029,7 +7643,7 @@
           <w:delText xml:space="preserve">confirm </w:delText>
         </w:r>
       </w:del>
-      <w:ins w:id="131" w:author="Microsoft Office User" w:date="2023-12-01T09:42:00Z">
+      <w:ins w:id="97" w:author="Microsoft Office User" w:date="2023-12-01T09:42:00Z">
         <w:r>
           <w:rPr>
             <w:rFonts w:ascii="Times New Roman" w:hAnsi="Times New Roman" w:cs="Times New Roman"/>
@@ -8047,7 +7661,7 @@
         </w:rPr>
         <w:t xml:space="preserve">that fish </w:t>
       </w:r>
-      <w:ins w:id="132" w:author="Microsoft Office User" w:date="2023-12-01T09:42:00Z">
+      <w:ins w:id="98" w:author="Microsoft Office User" w:date="2023-12-01T09:42:00Z">
         <w:r>
           <w:rPr>
             <w:rFonts w:ascii="Times New Roman" w:hAnsi="Times New Roman" w:cs="Times New Roman"/>
@@ -8057,7 +7671,7 @@
           <w:t xml:space="preserve">exhibited </w:t>
         </w:r>
       </w:ins>
-      <w:del w:id="133" w:author="Microsoft Office User" w:date="2023-12-01T09:42:00Z">
+      <w:del w:id="99" w:author="Microsoft Office User" w:date="2023-12-01T09:42:00Z">
         <w:r>
           <w:rPr>
             <w:rFonts w:ascii="Times New Roman" w:hAnsi="Times New Roman" w:cs="Times New Roman"/>
@@ -8075,7 +7689,7 @@
         </w:rPr>
         <w:t xml:space="preserve">DVM </w:t>
       </w:r>
-      <w:del w:id="134" w:author="Microsoft Office User" w:date="2023-12-01T09:42:00Z">
+      <w:del w:id="100" w:author="Microsoft Office User" w:date="2023-12-01T09:42:00Z">
         <w:r>
           <w:rPr>
             <w:rFonts w:ascii="Times New Roman" w:hAnsi="Times New Roman" w:cs="Times New Roman"/>
@@ -8085,7 +7699,7 @@
           <w:delText>to maximize refuge benefits by avoiding both daytime thermal stress and early morning low DO stress</w:delText>
         </w:r>
       </w:del>
-      <w:ins w:id="135" w:author="Microsoft Office User" w:date="2023-12-01T09:42:00Z">
+      <w:ins w:id="101" w:author="Microsoft Office User" w:date="2023-12-01T09:42:00Z">
         <w:r>
           <w:rPr>
             <w:rFonts w:ascii="Times New Roman" w:hAnsi="Times New Roman" w:cs="Times New Roman"/>
@@ -8095,7 +7709,7 @@
           <w:t>exploit</w:t>
         </w:r>
       </w:ins>
-      <w:ins w:id="136" w:author="Microsoft Office User" w:date="2023-12-01T09:43:00Z">
+      <w:ins w:id="102" w:author="Microsoft Office User" w:date="2023-12-01T09:43:00Z">
         <w:r>
           <w:rPr>
             <w:rFonts w:ascii="Times New Roman" w:hAnsi="Times New Roman" w:cs="Times New Roman"/>
@@ -8124,7 +7738,7 @@
         </w:rPr>
         <w:t xml:space="preserve">There was high </w:t>
       </w:r>
-      <w:commentRangeStart w:id="137"/>
+      <w:commentRangeStart w:id="103"/>
       <w:r>
         <w:rPr>
           <w:rFonts w:ascii="Times New Roman" w:hAnsi="Times New Roman" w:cs="Times New Roman"/>
@@ -8133,12 +7747,12 @@
         </w:rPr>
         <w:t xml:space="preserve">correlation between the temperature and DO covariates (≥ 0.8), however this level of correlation was </w:t>
       </w:r>
-      <w:commentRangeEnd w:id="137"/>
+      <w:commentRangeEnd w:id="103"/>
       <w:r>
         <w:rPr>
           <w:rStyle w:val="CommentReference"/>
         </w:rPr>
-        <w:commentReference w:id="137"/>
+        <w:commentReference w:id="103"/>
       </w:r>
       <w:r>
         <w:rPr>
@@ -8173,9 +7787,9 @@
         </w:numPr>
         <w:spacing w:line="480" w:lineRule="auto"/>
         <w:rPr>
-          <w:ins w:id="138" w:author="Microsoft Office User" w:date="2023-12-01T16:15:00Z"/>
-        </w:rPr>
-        <w:pPrChange w:id="139" w:author="Microsoft Office User" w:date="2023-12-01T16:15:00Z">
+          <w:ins w:id="104" w:author="Microsoft Office User" w:date="2023-12-01T16:15:00Z"/>
+        </w:rPr>
+        <w:pPrChange w:id="105" w:author="Microsoft Office User" w:date="2023-12-01T16:15:00Z">
           <w:pPr>
             <w:pStyle w:val="Default"/>
             <w:spacing w:line="480" w:lineRule="auto"/>
@@ -8183,7 +7797,7 @@
           </w:pPr>
         </w:pPrChange>
       </w:pPr>
-      <w:ins w:id="140" w:author="Microsoft Office User" w:date="2023-12-01T16:15:00Z">
+      <w:ins w:id="106" w:author="Microsoft Office User" w:date="2023-12-01T16:15:00Z">
         <w:r>
           <w:t>*#1 Recap results</w:t>
         </w:r>
@@ -8194,447 +7808,132 @@
         <w:pStyle w:val="Default"/>
         <w:spacing w:line="480" w:lineRule="auto"/>
         <w:ind w:firstLine="720"/>
-        <w:rPr>
-          <w:ins w:id="141" w:author="Microsoft Office User" w:date="2023-12-01T16:16:00Z"/>
-        </w:rPr>
       </w:pPr>
-      <w:commentRangeStart w:id="142"/>
+      <w:commentRangeStart w:id="107"/>
       <w:r>
         <w:t xml:space="preserve">Fish </w:t>
       </w:r>
-      <w:commentRangeEnd w:id="142"/>
+      <w:commentRangeEnd w:id="107"/>
       <w:r>
         <w:rPr>
           <w:rStyle w:val="CommentReference"/>
           <w:rFonts w:asciiTheme="minorHAnsi" w:hAnsiTheme="minorHAnsi" w:cstheme="minorBidi"/>
           <w:color w:val="auto"/>
         </w:rPr>
-        <w:commentReference w:id="142"/>
+        <w:commentReference w:id="107"/>
       </w:r>
       <w:r>
         <w:t>have been shown to track favorable temperatures across space as habitat mosaics shift at timescales of days, months, and years</w:t>
       </w:r>
-      <w:ins w:id="143" w:author="Microsoft Office User" w:date="2023-12-01T12:21:00Z">
-        <w:r>
-          <w:t xml:space="preserve"> (refs)</w:t>
-        </w:r>
-      </w:ins>
+      <w:r>
+        <w:t xml:space="preserve"> (refs)</w:t>
+      </w:r>
       <w:r>
         <w:t xml:space="preserve">. However, </w:t>
       </w:r>
-      <w:del w:id="144" w:author="Microsoft Office User" w:date="2023-12-01T11:50:00Z">
-        <w:r>
-          <w:delText>very little</w:delText>
-        </w:r>
-      </w:del>
-      <w:ins w:id="145" w:author="Microsoft Office User" w:date="2023-12-01T11:50:00Z">
-        <w:r>
-          <w:t>less</w:t>
-        </w:r>
-      </w:ins>
+      <w:r>
+        <w:t>less</w:t>
+      </w:r>
       <w:r>
         <w:t xml:space="preserve"> is known about how fish respond to </w:t>
       </w:r>
-      <w:commentRangeStart w:id="146"/>
+      <w:commentRangeStart w:id="108"/>
       <w:r>
         <w:t>spatiotemporal heterogeneity in temperature and oxygen</w:t>
       </w:r>
-      <w:commentRangeEnd w:id="146"/>
+      <w:commentRangeEnd w:id="108"/>
       <w:r>
         <w:rPr>
           <w:rStyle w:val="CommentReference"/>
           <w:rFonts w:asciiTheme="minorHAnsi" w:hAnsiTheme="minorHAnsi" w:cstheme="minorBidi"/>
           <w:color w:val="auto"/>
         </w:rPr>
-        <w:commentReference w:id="146"/>
-      </w:r>
-      <w:ins w:id="147" w:author="Microsoft Office User" w:date="2023-12-01T12:21:00Z">
-        <w:r>
-          <w:t xml:space="preserve"> (but see REFS)</w:t>
-        </w:r>
-      </w:ins>
-      <w:ins w:id="148" w:author="Microsoft Office User" w:date="2023-12-01T11:45:00Z">
-        <w:r>
-          <w:t xml:space="preserve">, </w:t>
-        </w:r>
-      </w:ins>
-      <w:ins w:id="149" w:author="Microsoft Office User" w:date="2023-12-01T11:48:00Z">
-        <w:r>
-          <w:t xml:space="preserve">two of the most important </w:t>
-        </w:r>
-      </w:ins>
-      <w:ins w:id="150" w:author="Microsoft Office User" w:date="2023-12-01T11:47:00Z">
-        <w:r>
-          <w:t>variables</w:t>
-        </w:r>
-      </w:ins>
-      <w:ins w:id="151" w:author="Microsoft Office User" w:date="2023-12-01T11:48:00Z">
-        <w:r>
-          <w:t xml:space="preserve"> affected by climate change</w:t>
-        </w:r>
-      </w:ins>
-      <w:ins w:id="152" w:author="Microsoft Office User" w:date="2023-12-01T12:21:00Z">
-        <w:r>
-          <w:t xml:space="preserve"> (</w:t>
-        </w:r>
-      </w:ins>
-      <w:ins w:id="153" w:author="Microsoft Office User" w:date="2023-12-01T12:22:00Z">
-        <w:r>
-          <w:t>ref)</w:t>
-        </w:r>
-      </w:ins>
-      <w:ins w:id="154" w:author="Microsoft Office User" w:date="2023-12-01T11:48:00Z">
-        <w:r>
-          <w:t xml:space="preserve">. </w:t>
-        </w:r>
-      </w:ins>
-      <w:ins w:id="155" w:author="Microsoft Office User" w:date="2023-12-01T11:51:00Z">
-        <w:r>
-          <w:t xml:space="preserve">Here we characterized </w:t>
-        </w:r>
-      </w:ins>
-      <w:ins w:id="156" w:author="Microsoft Office User" w:date="2023-12-01T11:52:00Z">
-        <w:r>
-          <w:t xml:space="preserve">diel variation in trade-offs between temperature and dissolved oxygen across six floodplain thermal </w:t>
-        </w:r>
-        <w:r>
-          <w:lastRenderedPageBreak/>
-          <w:t xml:space="preserve">refuges on a </w:t>
-        </w:r>
-      </w:ins>
-      <w:ins w:id="157" w:author="Microsoft Office User" w:date="2023-12-01T11:53:00Z">
-        <w:r>
-          <w:t>seasonal</w:t>
-        </w:r>
-      </w:ins>
-      <w:ins w:id="158" w:author="Microsoft Office User" w:date="2023-12-01T11:54:00Z">
-        <w:r>
-          <w:t>l</w:t>
-        </w:r>
-      </w:ins>
-      <w:ins w:id="159" w:author="Microsoft Office User" w:date="2023-12-01T11:53:00Z">
-        <w:r>
-          <w:t>y warm</w:t>
-        </w:r>
-      </w:ins>
-      <w:ins w:id="160" w:author="Microsoft Office User" w:date="2023-12-01T11:52:00Z">
-        <w:r>
-          <w:t xml:space="preserve"> river. </w:t>
-        </w:r>
-      </w:ins>
-      <w:ins w:id="161" w:author="Microsoft Office User" w:date="2023-12-01T11:57:00Z">
-        <w:r>
-          <w:t>During the daytime, when temperature increased toward its maximum</w:t>
-        </w:r>
-      </w:ins>
-      <w:ins w:id="162" w:author="Microsoft Office User" w:date="2023-12-01T12:04:00Z">
-        <w:r>
-          <w:t xml:space="preserve"> and photosynthesis</w:t>
-        </w:r>
-      </w:ins>
-      <w:ins w:id="163" w:author="Microsoft Office User" w:date="2023-12-01T12:05:00Z">
-        <w:r>
-          <w:t xml:space="preserve"> occurred</w:t>
-        </w:r>
-      </w:ins>
-      <w:ins w:id="164" w:author="Microsoft Office User" w:date="2023-12-01T11:57:00Z">
-        <w:r>
-          <w:t>,</w:t>
-        </w:r>
-      </w:ins>
-      <w:ins w:id="165" w:author="Microsoft Office User" w:date="2023-12-01T12:04:00Z">
-        <w:r>
-          <w:t xml:space="preserve"> the</w:t>
-        </w:r>
-      </w:ins>
-      <w:ins w:id="166" w:author="Microsoft Office User" w:date="2023-12-01T12:01:00Z">
-        <w:r>
-          <w:t xml:space="preserve"> temperature-DO </w:t>
-        </w:r>
-      </w:ins>
-      <w:ins w:id="167" w:author="Microsoft Office User" w:date="2023-12-01T11:58:00Z">
-        <w:r>
-          <w:t xml:space="preserve">trade-off was flatter </w:t>
-        </w:r>
-      </w:ins>
-      <w:ins w:id="168" w:author="Microsoft Office User" w:date="2023-12-01T12:04:00Z">
-        <w:r>
-          <w:t xml:space="preserve">and there was more oxygen </w:t>
-        </w:r>
-      </w:ins>
-      <w:ins w:id="169" w:author="Microsoft Office User" w:date="2023-12-01T12:05:00Z">
-        <w:r>
-          <w:t>overall</w:t>
-        </w:r>
-      </w:ins>
-      <w:ins w:id="170" w:author="Microsoft Office User" w:date="2023-12-01T12:04:00Z">
-        <w:r>
-          <w:t xml:space="preserve">. </w:t>
-        </w:r>
-      </w:ins>
-      <w:ins w:id="171" w:author="Microsoft Office User" w:date="2023-12-01T12:05:00Z">
-        <w:r>
-          <w:t>D</w:t>
-        </w:r>
-      </w:ins>
-      <w:ins w:id="172" w:author="Microsoft Office User" w:date="2023-12-01T12:01:00Z">
-        <w:r>
-          <w:t xml:space="preserve">uring the night, </w:t>
-        </w:r>
-      </w:ins>
-      <w:ins w:id="173" w:author="Microsoft Office User" w:date="2023-12-01T12:02:00Z">
-        <w:r>
-          <w:t>temperatures</w:t>
-        </w:r>
-      </w:ins>
-      <w:ins w:id="174" w:author="Microsoft Office User" w:date="2023-12-01T12:06:00Z">
-        <w:r>
-          <w:t xml:space="preserve"> were</w:t>
-        </w:r>
-      </w:ins>
-      <w:ins w:id="175" w:author="Microsoft Office User" w:date="2023-12-01T12:02:00Z">
-        <w:r>
-          <w:t xml:space="preserve"> coole</w:t>
-        </w:r>
-      </w:ins>
-      <w:ins w:id="176" w:author="Microsoft Office User" w:date="2023-12-01T12:06:00Z">
-        <w:r>
-          <w:t>r</w:t>
-        </w:r>
-      </w:ins>
-      <w:ins w:id="177" w:author="Microsoft Office User" w:date="2023-12-01T12:02:00Z">
-        <w:r>
-          <w:t xml:space="preserve"> </w:t>
-        </w:r>
-      </w:ins>
-      <w:ins w:id="178" w:author="Microsoft Office User" w:date="2023-12-01T12:06:00Z">
-        <w:r>
-          <w:t>but</w:t>
-        </w:r>
-      </w:ins>
-      <w:ins w:id="179" w:author="Microsoft Office User" w:date="2023-12-01T12:02:00Z">
-        <w:r>
-          <w:t xml:space="preserve"> respiration </w:t>
-        </w:r>
-      </w:ins>
-      <w:ins w:id="180" w:author="Microsoft Office User" w:date="2023-12-01T12:06:00Z">
-        <w:r>
-          <w:t xml:space="preserve">continually </w:t>
-        </w:r>
-      </w:ins>
-      <w:ins w:id="181" w:author="Microsoft Office User" w:date="2023-12-01T12:02:00Z">
-        <w:r>
-          <w:t xml:space="preserve">decreased DO, </w:t>
-        </w:r>
-      </w:ins>
-      <w:ins w:id="182" w:author="Microsoft Office User" w:date="2023-12-01T12:06:00Z">
-        <w:r>
-          <w:t>generating a</w:t>
-        </w:r>
-      </w:ins>
-      <w:ins w:id="183" w:author="Microsoft Office User" w:date="2023-12-01T12:07:00Z">
-        <w:r>
-          <w:t xml:space="preserve"> steeper</w:t>
-        </w:r>
-      </w:ins>
-      <w:ins w:id="184" w:author="Microsoft Office User" w:date="2023-12-01T12:02:00Z">
-        <w:r>
-          <w:t xml:space="preserve"> </w:t>
-        </w:r>
-      </w:ins>
-      <w:ins w:id="185" w:author="Microsoft Office User" w:date="2023-12-01T12:22:00Z">
-        <w:r>
-          <w:t>T</w:t>
-        </w:r>
-        <w:commentRangeStart w:id="186"/>
-        <w:r>
-          <w:t xml:space="preserve">-DO </w:t>
-        </w:r>
-      </w:ins>
-      <w:commentRangeEnd w:id="186"/>
-      <w:ins w:id="187" w:author="Microsoft Office User" w:date="2023-12-01T12:23:00Z">
-        <w:r>
-          <w:rPr>
-            <w:rStyle w:val="CommentReference"/>
-            <w:rFonts w:asciiTheme="minorHAnsi" w:hAnsiTheme="minorHAnsi" w:cstheme="minorBidi"/>
-            <w:color w:val="auto"/>
-          </w:rPr>
-          <w:commentReference w:id="186"/>
-        </w:r>
-      </w:ins>
-      <w:ins w:id="188" w:author="Microsoft Office User" w:date="2023-12-01T12:02:00Z">
-        <w:r>
-          <w:t xml:space="preserve">trade-off </w:t>
-        </w:r>
-      </w:ins>
-      <w:ins w:id="189" w:author="Microsoft Office User" w:date="2023-12-01T12:07:00Z">
-        <w:r>
-          <w:t>and less oxygen overall.</w:t>
-        </w:r>
-      </w:ins>
-      <w:ins w:id="190" w:author="Microsoft Office User" w:date="2023-12-01T12:25:00Z">
-        <w:r>
-          <w:t xml:space="preserve"> Thus the threats of hypoxia and heat stress were asynchronous.</w:t>
-        </w:r>
-      </w:ins>
-      <w:ins w:id="191" w:author="Microsoft Office User" w:date="2023-12-01T12:07:00Z">
-        <w:r>
-          <w:t xml:space="preserve"> </w:t>
-        </w:r>
-      </w:ins>
-      <w:ins w:id="192" w:author="Microsoft Office User" w:date="2023-12-01T12:24:00Z">
-        <w:r>
-          <w:t xml:space="preserve">By simulating fish behavior under alternative </w:t>
-        </w:r>
-      </w:ins>
-      <w:ins w:id="193" w:author="Microsoft Office User" w:date="2023-12-01T12:25:00Z">
-        <w:r>
-          <w:t>r</w:t>
-        </w:r>
-      </w:ins>
-      <w:ins w:id="194" w:author="Microsoft Office User" w:date="2023-12-01T12:24:00Z">
-        <w:r>
-          <w:t>u</w:t>
-        </w:r>
-      </w:ins>
-      <w:ins w:id="195" w:author="Microsoft Office User" w:date="2023-12-01T12:25:00Z">
-        <w:r>
-          <w:t>les, w</w:t>
-        </w:r>
-      </w:ins>
-      <w:ins w:id="196" w:author="Microsoft Office User" w:date="2023-12-01T12:11:00Z">
-        <w:r>
-          <w:t xml:space="preserve">e showed </w:t>
-        </w:r>
-      </w:ins>
-      <w:ins w:id="197" w:author="Microsoft Office User" w:date="2023-12-01T12:25:00Z">
-        <w:r>
-          <w:t xml:space="preserve">that </w:t>
-        </w:r>
-      </w:ins>
-      <w:ins w:id="198" w:author="Microsoft Office User" w:date="2023-12-01T12:11:00Z">
-        <w:r>
-          <w:t xml:space="preserve">DVM </w:t>
-        </w:r>
-      </w:ins>
-      <w:ins w:id="199" w:author="Microsoft Office User" w:date="2023-12-01T12:25:00Z">
-        <w:r>
-          <w:t xml:space="preserve">is an </w:t>
-        </w:r>
-      </w:ins>
-      <w:ins w:id="200" w:author="Microsoft Office User" w:date="2023-12-01T12:11:00Z">
-        <w:r>
-          <w:t xml:space="preserve">emergent property for fish </w:t>
-        </w:r>
-      </w:ins>
-      <w:ins w:id="201" w:author="Microsoft Office User" w:date="2023-12-01T12:12:00Z">
-        <w:r>
-          <w:t>b</w:t>
-        </w:r>
-      </w:ins>
-      <w:ins w:id="202" w:author="Microsoft Office User" w:date="2023-12-01T12:13:00Z">
-        <w:r>
-          <w:t>alancing dynamic trade-offs</w:t>
-        </w:r>
-      </w:ins>
-      <w:ins w:id="203" w:author="Microsoft Office User" w:date="2023-12-01T12:14:00Z">
-        <w:r>
-          <w:t xml:space="preserve"> in</w:t>
-        </w:r>
-      </w:ins>
-      <w:ins w:id="204" w:author="Microsoft Office User" w:date="2023-12-01T12:13:00Z">
-        <w:r>
-          <w:t xml:space="preserve"> wh</w:t>
-        </w:r>
-      </w:ins>
-      <w:ins w:id="205" w:author="Microsoft Office User" w:date="2023-12-01T12:14:00Z">
-        <w:r>
-          <w:t xml:space="preserve">ich </w:t>
-        </w:r>
-      </w:ins>
-      <w:ins w:id="206" w:author="Microsoft Office User" w:date="2023-12-01T12:13:00Z">
-        <w:r>
-          <w:t xml:space="preserve">heat stress and hypoxia occur asynchronously. </w:t>
-        </w:r>
-      </w:ins>
-      <w:ins w:id="207" w:author="Microsoft Office User" w:date="2023-12-01T12:15:00Z">
-        <w:r>
-          <w:t>We empirically corroborated this hypothesis</w:t>
-        </w:r>
-      </w:ins>
-      <w:ins w:id="208" w:author="Microsoft Office User" w:date="2023-12-01T12:16:00Z">
-        <w:r>
-          <w:t xml:space="preserve"> in wild cutthroat trout held </w:t>
-        </w:r>
-        <w:r>
-          <w:rPr>
-            <w:i/>
-            <w:iCs/>
-            <w:rPrChange w:id="209" w:author="Microsoft Office User" w:date="2023-12-01T12:16:00Z">
-              <w:rPr/>
-            </w:rPrChange>
-          </w:rPr>
-          <w:t>in situ</w:t>
-        </w:r>
-        <w:r>
-          <w:t>. Fish exhibited fine-scale DVM</w:t>
-        </w:r>
-      </w:ins>
-      <w:ins w:id="210" w:author="Microsoft Office User" w:date="2023-12-01T12:17:00Z">
-        <w:r>
-          <w:t xml:space="preserve"> moving shallower during the day and deeper at night</w:t>
-        </w:r>
-      </w:ins>
-      <w:ins w:id="211" w:author="Microsoft Office User" w:date="2023-12-01T12:18:00Z">
-        <w:r>
-          <w:t xml:space="preserve">. Statistical modeling confirmed that fish in these thermal refuges were avoiding cooler temperatures at night, when hypoxia was most severe, </w:t>
-        </w:r>
-      </w:ins>
-      <w:ins w:id="212" w:author="Microsoft Office User" w:date="2023-12-01T12:19:00Z">
-        <w:r>
-          <w:t xml:space="preserve">but were selecting cooler </w:t>
-        </w:r>
-      </w:ins>
-      <w:ins w:id="213" w:author="Microsoft Office User" w:date="2023-12-01T12:27:00Z">
-        <w:r>
-          <w:t>temperatures</w:t>
-        </w:r>
-      </w:ins>
-      <w:ins w:id="214" w:author="Microsoft Office User" w:date="2023-12-01T12:19:00Z">
-        <w:r>
-          <w:t xml:space="preserve"> during the day</w:t>
-        </w:r>
-      </w:ins>
-      <w:ins w:id="215" w:author="Microsoft Office User" w:date="2023-12-01T12:27:00Z">
-        <w:r>
-          <w:t>, when DO was higher</w:t>
-        </w:r>
-      </w:ins>
-      <w:ins w:id="216" w:author="Microsoft Office User" w:date="2023-12-01T12:19:00Z">
-        <w:r>
-          <w:t xml:space="preserve">. </w:t>
-        </w:r>
-      </w:ins>
-      <w:ins w:id="217" w:author="Microsoft Office User" w:date="2023-12-01T12:29:00Z">
-        <w:r>
-          <w:t>Thus, diel variation, and adaptive fish behavior that exploits spatio-temporal heterogeneity, likely</w:t>
-        </w:r>
-      </w:ins>
-      <w:ins w:id="218" w:author="Microsoft Office User" w:date="2023-12-01T12:30:00Z">
-        <w:r>
-          <w:t xml:space="preserve"> softens the constraints of dissolved oxygen on thermal refuge use, also known as the ‘temperature-oxygen squeeze’. </w:t>
-        </w:r>
-      </w:ins>
-      <w:ins w:id="219" w:author="Microsoft Office User" w:date="2023-12-01T12:32:00Z">
-        <w:r>
-          <w:t xml:space="preserve">Temperature-DO trade-offs are common in freshwater ecosystems and our results are supported by first principles, so </w:t>
-        </w:r>
-      </w:ins>
-      <w:ins w:id="220" w:author="Microsoft Office User" w:date="2023-12-01T12:33:00Z">
-        <w:r>
-          <w:t xml:space="preserve">they are likely generalizable to other aquatic ecosystems. </w:t>
-        </w:r>
-      </w:ins>
+        <w:commentReference w:id="108"/>
+      </w:r>
+      <w:r>
+        <w:t xml:space="preserve"> (but see REFS)</w:t>
+      </w:r>
+      <w:r>
+        <w:t>, two of the most important variables affected by climate change</w:t>
+      </w:r>
+      <w:r>
+        <w:t xml:space="preserve"> (ref)</w:t>
+      </w:r>
+      <w:r>
+        <w:t xml:space="preserve">. Here we characterized diel variation in trade-offs between temperature and dissolved oxygen across six floodplain thermal refuges on a seasonally warm river. During the daytime, when temperature increased toward its maximum and photosynthesis </w:t>
+      </w:r>
+      <w:r>
+        <w:t>increased DO concentrations</w:t>
+      </w:r>
+      <w:r>
+        <w:t xml:space="preserve">, the temperature-DO trade-off was flatter and there was more oxygen overall. During the night, temperatures were cooler but respiration continually decreased DO, generating a steeper </w:t>
+      </w:r>
+      <w:r>
+        <w:t>T</w:t>
+      </w:r>
+      <w:commentRangeStart w:id="109"/>
+      <w:r>
+        <w:t xml:space="preserve">-DO </w:t>
+      </w:r>
+      <w:commentRangeEnd w:id="109"/>
+      <w:r>
+        <w:rPr>
+          <w:rStyle w:val="CommentReference"/>
+          <w:rFonts w:asciiTheme="minorHAnsi" w:hAnsiTheme="minorHAnsi" w:cstheme="minorBidi"/>
+          <w:color w:val="auto"/>
+        </w:rPr>
+        <w:commentReference w:id="109"/>
+      </w:r>
+      <w:r>
+        <w:t>trade-off and less oxygen overall.</w:t>
+      </w:r>
+      <w:r>
+        <w:t xml:space="preserve"> Thus the threats of hypoxia and heat stress were asynchronous.</w:t>
+      </w:r>
+      <w:r>
+        <w:t xml:space="preserve"> </w:t>
+      </w:r>
+      <w:r>
+        <w:t>By simulating fish behavior under alternative rules, w</w:t>
+      </w:r>
+      <w:r>
+        <w:t xml:space="preserve">e showed </w:t>
+      </w:r>
+      <w:r>
+        <w:t xml:space="preserve">that </w:t>
+      </w:r>
+      <w:r>
+        <w:t xml:space="preserve">DVM </w:t>
+      </w:r>
+      <w:r>
+        <w:t xml:space="preserve">is an </w:t>
+      </w:r>
+      <w:r>
+        <w:t xml:space="preserve">emergent property for fish balancing dynamic trade-offs in which heat stress and hypoxia occur asynchronously. We empirically corroborated this hypothesis in wild cutthroat trout held </w:t>
+      </w:r>
+      <w:r>
+        <w:rPr>
+          <w:i/>
+          <w:iCs/>
+        </w:rPr>
+        <w:t>in situ</w:t>
+      </w:r>
+      <w:r>
+        <w:t>. Fish exhibited fine-scale DVM</w:t>
+      </w:r>
+      <w:r>
+        <w:t>,</w:t>
+      </w:r>
+      <w:r>
+        <w:t xml:space="preserve"> moving shallower during the day and deeper at night. Statistical modeling confirmed that fish in these thermal refuges were avoiding cooler temperatures at night, when hypoxia was most severe, </w:t>
+      </w:r>
+      <w:r>
+        <w:t xml:space="preserve">but </w:t>
+      </w:r>
+      <w:r>
+        <w:lastRenderedPageBreak/>
+        <w:t xml:space="preserve">were selecting cooler temperatures during the day, when DO was higher. Thus, diel variation, and adaptive fish behavior that exploits spatio-temporal heterogeneity, likely softens the constraints of dissolved oxygen on thermal refuge use, also known as the ‘temperature-oxygen squeeze’. Temperature-DO trade-offs are common in freshwater ecosystems and our results are supported by first principles, so they are likely generalizable to other aquatic ecosystems. </w:t>
+      </w:r>
     </w:p>
     <w:p>
       <w:pPr>
@@ -8642,7 +7941,7 @@
         <w:spacing w:line="480" w:lineRule="auto"/>
         <w:ind w:firstLine="720"/>
         <w:rPr>
-          <w:ins w:id="221" w:author="Microsoft Office User" w:date="2023-12-01T12:28:00Z"/>
+          <w:ins w:id="110" w:author="Microsoft Office User" w:date="2023-12-01T12:28:00Z"/>
         </w:rPr>
       </w:pPr>
     </w:p>
@@ -8651,35 +7950,35 @@
         <w:pStyle w:val="Default"/>
         <w:spacing w:line="480" w:lineRule="auto"/>
         <w:rPr>
-          <w:ins w:id="222" w:author="Microsoft Office User" w:date="2023-12-01T16:16:00Z"/>
+          <w:ins w:id="111" w:author="Microsoft Office User" w:date="2023-12-01T16:16:00Z"/>
         </w:rPr>
       </w:pPr>
-      <w:ins w:id="223" w:author="Microsoft Office User" w:date="2023-12-01T16:16:00Z">
+      <w:ins w:id="112" w:author="Microsoft Office User" w:date="2023-12-01T16:16:00Z">
         <w:r>
           <w:t>**</w:t>
         </w:r>
       </w:ins>
-      <w:ins w:id="224" w:author="Microsoft Office User" w:date="2023-12-01T16:15:00Z">
+      <w:ins w:id="113" w:author="Microsoft Office User" w:date="2023-12-01T16:15:00Z">
         <w:r>
           <w:t xml:space="preserve">#2 Discussion of the spatio-temporal patterns of DO and Temp and the </w:t>
         </w:r>
       </w:ins>
-      <w:ins w:id="225" w:author="Microsoft Office User" w:date="2023-12-01T16:16:00Z">
+      <w:ins w:id="114" w:author="Microsoft Office User" w:date="2023-12-01T16:16:00Z">
         <w:r>
           <w:t>trade-off presented to fish. I reworked your results paragraph on this so I don’t think you need to recap it</w:t>
         </w:r>
       </w:ins>
-      <w:ins w:id="226" w:author="Microsoft Office User" w:date="2023-12-01T16:17:00Z">
+      <w:ins w:id="115" w:author="Microsoft Office User" w:date="2023-12-01T16:17:00Z">
         <w:r>
           <w:t xml:space="preserve"> much here. Probably what you should put here is why there is inter and intra alcove variation – how do your patterns compare to </w:t>
         </w:r>
       </w:ins>
-      <w:ins w:id="227" w:author="Microsoft Office User" w:date="2023-12-01T16:18:00Z">
+      <w:ins w:id="116" w:author="Microsoft Office User" w:date="2023-12-01T16:18:00Z">
         <w:r>
           <w:t>those in other systems, what does the variation mean for fish?</w:t>
         </w:r>
       </w:ins>
-      <w:del w:id="228" w:author="Microsoft Office User" w:date="2023-12-01T11:45:00Z">
+      <w:del w:id="117" w:author="Microsoft Office User" w:date="2023-12-01T11:45:00Z">
         <w:r>
           <w:delText xml:space="preserve">. </w:delText>
         </w:r>
@@ -8690,9 +7989,9 @@
         <w:pStyle w:val="Default"/>
         <w:spacing w:line="480" w:lineRule="auto"/>
         <w:rPr>
-          <w:ins w:id="229" w:author="Microsoft Office User" w:date="2023-12-01T11:45:00Z"/>
-        </w:rPr>
-        <w:pPrChange w:id="230" w:author="Microsoft Office User" w:date="2023-12-01T16:16:00Z">
+          <w:ins w:id="118" w:author="Microsoft Office User" w:date="2023-12-01T11:45:00Z"/>
+        </w:rPr>
+        <w:pPrChange w:id="119" w:author="Microsoft Office User" w:date="2023-12-01T16:16:00Z">
           <w:pPr>
             <w:pStyle w:val="Default"/>
             <w:spacing w:line="480" w:lineRule="auto"/>
@@ -8707,34 +8006,30 @@
         <w:spacing w:line="480" w:lineRule="auto"/>
         <w:ind w:firstLine="720"/>
         <w:rPr>
-          <w:ins w:id="231" w:author="Microsoft Office User" w:date="2023-12-01T16:14:00Z"/>
+          <w:ins w:id="120" w:author="Microsoft Office User" w:date="2023-12-01T16:14:00Z"/>
         </w:rPr>
       </w:pPr>
-      <w:ins w:id="232" w:author="Microsoft Office User" w:date="2023-12-01T16:14:00Z">
+      <w:ins w:id="121" w:author="Microsoft Office User" w:date="2023-12-01T16:14:00Z">
         <w:r>
           <w:t>By comparing the 2</w:t>
         </w:r>
-        <w:commentRangeStart w:id="233"/>
-        <w:r>
-          <w:t xml:space="preserve">-hour windows of minimum and maximum DO across six cold-water alcoves, we were able to quantify the how the relationship between temperature and oxygen </w:t>
-        </w:r>
-        <w:r>
-          <w:lastRenderedPageBreak/>
-          <w:t xml:space="preserve">changed over time. We found a consistent positive relationship between DO and temperature across these habitats, and this relationship was more severe (steeper slope) during the window of DO minima (except for in Blue Ruin alcove </w:t>
-        </w:r>
-        <w:commentRangeEnd w:id="233"/>
+        <w:commentRangeStart w:id="122"/>
+        <w:r>
+          <w:t xml:space="preserve">-hour windows of minimum and maximum DO across six cold-water alcoves, we were able to quantify the how the relationship between temperature and oxygen changed over time. We found a consistent positive relationship between DO and temperature across these habitats, and this relationship was more severe (steeper slope) during the window of DO minima (except for in Blue Ruin alcove </w:t>
+        </w:r>
+        <w:commentRangeEnd w:id="122"/>
         <w:r>
           <w:rPr>
             <w:rStyle w:val="CommentReference"/>
             <w:rFonts w:asciiTheme="minorHAnsi" w:hAnsiTheme="minorHAnsi" w:cstheme="minorBidi"/>
             <w:color w:val="auto"/>
           </w:rPr>
-          <w:commentReference w:id="233"/>
+          <w:commentReference w:id="122"/>
         </w:r>
         <w:r>
           <w:t xml:space="preserve">where hypolimnetic DO was not as severely reduced; Figure 3). During the early morning (low DO period), these habitats exhibited a narrower range of preferred cool </w:t>
         </w:r>
-        <w:commentRangeStart w:id="234"/>
+        <w:commentRangeStart w:id="123"/>
         <w:r>
           <w:t>temperatures that were also adequately oxygenated, creating a more pronounced trade-off for fish. There was also variation in the minimum oxygen recorded across cold water refuge habitats. For example, all alcoves had hyporheic DO &lt;1</w:t>
         </w:r>
@@ -8775,16 +8070,20 @@
           <w:t>-1</w:t>
         </w:r>
         <w:r>
-          <w:t xml:space="preserve"> across sites. This can be a meaningful difference for fish, when preferred cooler temperatures may co-occur with either adequate or severely hypoxic conditions. </w:t>
-        </w:r>
-        <w:commentRangeEnd w:id="234"/>
+          <w:t xml:space="preserve"> across sites. This can be a meaningful difference for fish, </w:t>
+        </w:r>
+        <w:r>
+          <w:lastRenderedPageBreak/>
+          <w:t xml:space="preserve">when preferred cooler temperatures may co-occur with either adequate or severely hypoxic conditions. </w:t>
+        </w:r>
+        <w:commentRangeEnd w:id="123"/>
         <w:r>
           <w:rPr>
             <w:rStyle w:val="CommentReference"/>
             <w:rFonts w:asciiTheme="minorHAnsi" w:hAnsiTheme="minorHAnsi" w:cstheme="minorBidi"/>
             <w:color w:val="auto"/>
           </w:rPr>
-          <w:commentReference w:id="234"/>
+          <w:commentReference w:id="123"/>
         </w:r>
       </w:ins>
     </w:p>
@@ -8793,9 +8092,9 @@
         <w:pStyle w:val="Default"/>
         <w:spacing w:line="480" w:lineRule="auto"/>
         <w:rPr>
-          <w:ins w:id="235" w:author="Microsoft Office User" w:date="2023-12-01T11:45:00Z"/>
-        </w:rPr>
-        <w:pPrChange w:id="236" w:author="Microsoft Office User" w:date="2023-12-01T16:14:00Z">
+          <w:ins w:id="124" w:author="Microsoft Office User" w:date="2023-12-01T11:45:00Z"/>
+        </w:rPr>
+        <w:pPrChange w:id="125" w:author="Microsoft Office User" w:date="2023-12-01T16:14:00Z">
           <w:pPr>
             <w:pStyle w:val="Default"/>
             <w:spacing w:line="480" w:lineRule="auto"/>
@@ -8810,7 +8109,7 @@
         <w:spacing w:line="480" w:lineRule="auto"/>
         <w:ind w:firstLine="720"/>
         <w:rPr>
-          <w:ins w:id="237" w:author="Microsoft Office User" w:date="2023-12-01T12:46:00Z"/>
+          <w:ins w:id="126" w:author="Microsoft Office User" w:date="2023-12-01T12:46:00Z"/>
         </w:rPr>
       </w:pPr>
     </w:p>
@@ -8820,30 +8119,30 @@
         <w:spacing w:line="480" w:lineRule="auto"/>
         <w:ind w:firstLine="720"/>
         <w:rPr>
-          <w:ins w:id="238" w:author="Microsoft Office User" w:date="2023-12-01T13:27:00Z"/>
+          <w:ins w:id="127" w:author="Microsoft Office User" w:date="2023-12-01T13:27:00Z"/>
         </w:rPr>
       </w:pPr>
-      <w:ins w:id="239" w:author="Microsoft Office User" w:date="2023-12-01T13:27:00Z">
+      <w:ins w:id="128" w:author="Microsoft Office User" w:date="2023-12-01T13:27:00Z">
         <w:r>
           <w:t>**</w:t>
         </w:r>
       </w:ins>
-      <w:ins w:id="240" w:author="Microsoft Office User" w:date="2023-12-01T16:10:00Z">
+      <w:ins w:id="129" w:author="Microsoft Office User" w:date="2023-12-01T16:10:00Z">
         <w:r>
           <w:t>Move this paragrap</w:t>
         </w:r>
       </w:ins>
-      <w:ins w:id="241" w:author="Microsoft Office User" w:date="2023-12-01T16:11:00Z">
+      <w:ins w:id="130" w:author="Microsoft Office User" w:date="2023-12-01T16:11:00Z">
         <w:r>
           <w:t xml:space="preserve">h </w:t>
         </w:r>
       </w:ins>
-      <w:ins w:id="242" w:author="Microsoft Office User" w:date="2023-12-01T16:10:00Z">
+      <w:ins w:id="131" w:author="Microsoft Office User" w:date="2023-12-01T16:10:00Z">
         <w:r>
           <w:t>to Methods</w:t>
         </w:r>
       </w:ins>
-      <w:ins w:id="243" w:author="Microsoft Office User" w:date="2023-12-01T16:11:00Z">
+      <w:ins w:id="132" w:author="Microsoft Office User" w:date="2023-12-01T16:11:00Z">
         <w:r>
           <w:t xml:space="preserve"> and make more concise</w:t>
         </w:r>
@@ -8855,21 +8154,21 @@
         <w:spacing w:line="480" w:lineRule="auto"/>
         <w:ind w:firstLine="720"/>
         <w:rPr>
-          <w:del w:id="244" w:author="Microsoft Office User" w:date="2023-12-01T12:21:00Z"/>
+          <w:del w:id="133" w:author="Microsoft Office User" w:date="2023-12-01T12:21:00Z"/>
         </w:rPr>
       </w:pPr>
-      <w:commentRangeStart w:id="245"/>
-      <w:del w:id="246" w:author="Microsoft Office User" w:date="2023-12-01T12:21:00Z">
+      <w:commentRangeStart w:id="134"/>
+      <w:del w:id="135" w:author="Microsoft Office User" w:date="2023-12-01T12:21:00Z">
         <w:r>
           <w:delText>Here, we provide evidence that cold</w:delText>
         </w:r>
       </w:del>
-      <w:del w:id="247" w:author="Microsoft Office User" w:date="2023-12-01T11:41:00Z">
+      <w:del w:id="136" w:author="Microsoft Office User" w:date="2023-12-01T11:41:00Z">
         <w:r>
           <w:delText xml:space="preserve"> </w:delText>
         </w:r>
       </w:del>
-      <w:del w:id="248" w:author="Microsoft Office User" w:date="2023-12-01T12:21:00Z">
+      <w:del w:id="137" w:author="Microsoft Office User" w:date="2023-12-01T12:21:00Z">
         <w:r>
           <w:delText>water fish in</w:delText>
         </w:r>
@@ -8885,21 +8184,21 @@
         <w:r>
           <w:delText xml:space="preserve"> habitats display fine scale diel vertical movements to </w:delText>
         </w:r>
-        <w:commentRangeStart w:id="249"/>
+        <w:commentRangeStart w:id="138"/>
         <w:r>
           <w:delText>track preferred temperature and DO</w:delText>
         </w:r>
       </w:del>
-      <w:commentRangeEnd w:id="249"/>
+      <w:commentRangeEnd w:id="138"/>
       <w:r>
         <w:rPr>
           <w:rStyle w:val="CommentReference"/>
           <w:rFonts w:asciiTheme="minorHAnsi" w:hAnsiTheme="minorHAnsi" w:cstheme="minorBidi"/>
           <w:color w:val="auto"/>
         </w:rPr>
-        <w:commentReference w:id="249"/>
-      </w:r>
-      <w:del w:id="250" w:author="Microsoft Office User" w:date="2023-12-01T12:21:00Z">
+        <w:commentReference w:id="138"/>
+      </w:r>
+      <w:del w:id="139" w:author="Microsoft Office User" w:date="2023-12-01T12:21:00Z">
         <w:r>
           <w:delText>.</w:delText>
         </w:r>
@@ -8910,12 +8209,12 @@
           <w:delText xml:space="preserve"> vertical stratification in temperature and DO</w:delText>
         </w:r>
       </w:del>
-      <w:del w:id="251" w:author="Microsoft Office User" w:date="2023-12-01T11:44:00Z">
+      <w:del w:id="140" w:author="Microsoft Office User" w:date="2023-12-01T11:44:00Z">
         <w:r>
           <w:delText>, which shifted cyclically over a diel timeframe</w:delText>
         </w:r>
       </w:del>
-      <w:del w:id="252" w:author="Microsoft Office User" w:date="2023-12-01T12:21:00Z">
+      <w:del w:id="141" w:author="Microsoft Office User" w:date="2023-12-01T12:21:00Z">
         <w:r>
           <w:delText xml:space="preserve">. </w:delText>
         </w:r>
@@ -8947,11 +8246,7 @@
           <w:delText xml:space="preserve"> to track preferred temperature and adequate DO</w:delText>
         </w:r>
         <w:r>
-          <w:delText xml:space="preserve">. As these are shallow lentic </w:delText>
-        </w:r>
-        <w:r>
-          <w:lastRenderedPageBreak/>
-          <w:delText xml:space="preserve">environments (e.g. 2-3m), a meaningful shift in depth was on the scale of 10s of centimeters. </w:delText>
+          <w:delText xml:space="preserve">. As these are shallow lentic environments (e.g. 2-3m), a meaningful shift in depth was on the scale of 10s of centimeters. </w:delText>
         </w:r>
         <w:r>
           <w:delText xml:space="preserve">While patches of cooler water can provide respite from an otherwise stressfully warm environment, the functionality of refuges, i.e., their ability to support fish during periods of stress, may be negatively impacted by </w:delText>
@@ -9006,18 +8301,22 @@
       <w:r>
         <w:t xml:space="preserve"> infer fine</w:t>
       </w:r>
-      <w:ins w:id="253" w:author="Microsoft Office User" w:date="2023-12-01T12:34:00Z">
+      <w:ins w:id="142" w:author="Microsoft Office User" w:date="2023-12-01T12:34:00Z">
         <w:r>
           <w:t>-</w:t>
         </w:r>
       </w:ins>
-      <w:del w:id="254" w:author="Microsoft Office User" w:date="2023-12-01T12:34:00Z">
+      <w:del w:id="143" w:author="Microsoft Office User" w:date="2023-12-01T12:34:00Z">
         <w:r>
           <w:delText xml:space="preserve"> </w:delText>
         </w:r>
       </w:del>
       <w:r>
-        <w:t xml:space="preserve">scale vertical movement within these habitats. Internal radio tags or iButtons estimate body temperature, which will reflect the temporal integration of habitat use (Pepino et al. 2015). For this study we used external tags so we could get point measurements in time with the fish’s thermal environment. </w:t>
+        <w:t xml:space="preserve">scale vertical movement within these habitats. Internal radio tags or iButtons estimate body temperature, which will reflect the temporal integration of habitat use (Pepino et al. 2015). For </w:t>
+      </w:r>
+      <w:r>
+        <w:lastRenderedPageBreak/>
+        <w:t xml:space="preserve">this study we used external tags so we could get point measurements in time with the fish’s thermal environment. </w:t>
       </w:r>
       <w:r>
         <w:t xml:space="preserve">Determining </w:t>
@@ -9025,14 +8324,14 @@
       <w:r>
         <w:t>fish depth and DO from temperature required that we know the vertical temperature-DO profile at the fish’s location, which meant it could not be free ranging in a heterogeneous alcove</w:t>
       </w:r>
-      <w:commentRangeEnd w:id="245"/>
+      <w:commentRangeEnd w:id="134"/>
       <w:r>
         <w:rPr>
           <w:rStyle w:val="CommentReference"/>
           <w:rFonts w:asciiTheme="minorHAnsi" w:hAnsiTheme="minorHAnsi" w:cstheme="minorBidi"/>
           <w:color w:val="auto"/>
         </w:rPr>
-        <w:commentReference w:id="245"/>
+        <w:commentReference w:id="134"/>
       </w:r>
       <w:r>
         <w:t>. The solution was to constrain fish to an area with a known profile using enclosures. This process allowed us to track fish temperature and DO selection at a timescale of minutes to hours during peak summer conditions.</w:t>
@@ -9091,7 +8390,7 @@
       <w:r>
         <w:t xml:space="preserve"> </w:t>
       </w:r>
-      <w:commentRangeStart w:id="255"/>
+      <w:commentRangeStart w:id="144"/>
       <w:r>
         <w:t>Therefore</w:t>
       </w:r>
@@ -9140,14 +8439,14 @@
       <w:r>
         <w:t xml:space="preserve">.  </w:t>
       </w:r>
-      <w:commentRangeEnd w:id="255"/>
+      <w:commentRangeEnd w:id="144"/>
       <w:r>
         <w:rPr>
           <w:rStyle w:val="CommentReference"/>
           <w:rFonts w:asciiTheme="minorHAnsi" w:hAnsiTheme="minorHAnsi" w:cstheme="minorBidi"/>
           <w:color w:val="auto"/>
         </w:rPr>
-        <w:commentReference w:id="255"/>
+        <w:commentReference w:id="144"/>
       </w:r>
       <w:r>
         <w:t xml:space="preserve"> </w:t>
@@ -9158,7 +8457,7 @@
         <w:pStyle w:val="Default"/>
         <w:spacing w:line="480" w:lineRule="auto"/>
         <w:rPr>
-          <w:ins w:id="256" w:author="Microsoft Office User" w:date="2023-12-01T16:18:00Z"/>
+          <w:ins w:id="145" w:author="Microsoft Office User" w:date="2023-12-01T16:18:00Z"/>
         </w:rPr>
       </w:pPr>
     </w:p>
@@ -9167,9 +8466,9 @@
         <w:pStyle w:val="Default"/>
         <w:spacing w:line="480" w:lineRule="auto"/>
         <w:rPr>
-          <w:ins w:id="257" w:author="Microsoft Office User" w:date="2023-12-01T16:18:00Z"/>
-        </w:rPr>
-        <w:pPrChange w:id="258" w:author="Microsoft Office User" w:date="2023-12-01T16:18:00Z">
+          <w:ins w:id="146" w:author="Microsoft Office User" w:date="2023-12-01T16:18:00Z"/>
+        </w:rPr>
+        <w:pPrChange w:id="147" w:author="Microsoft Office User" w:date="2023-12-01T16:18:00Z">
           <w:pPr>
             <w:pStyle w:val="Default"/>
             <w:spacing w:line="480" w:lineRule="auto"/>
@@ -9177,23 +8476,22 @@
           </w:pPr>
         </w:pPrChange>
       </w:pPr>
-      <w:ins w:id="259" w:author="Microsoft Office User" w:date="2023-12-01T16:18:00Z">
-        <w:r>
-          <w:lastRenderedPageBreak/>
+      <w:ins w:id="148" w:author="Microsoft Office User" w:date="2023-12-01T16:18:00Z">
+        <w:r>
           <w:t>**#3</w:t>
         </w:r>
       </w:ins>
-      <w:ins w:id="260" w:author="Microsoft Office User" w:date="2023-12-01T16:20:00Z">
+      <w:ins w:id="149" w:author="Microsoft Office User" w:date="2023-12-01T16:20:00Z">
         <w:r>
           <w:t xml:space="preserve"> (may need 2 paragraphs)</w:t>
         </w:r>
       </w:ins>
-      <w:ins w:id="261" w:author="Microsoft Office User" w:date="2023-12-01T16:18:00Z">
+      <w:ins w:id="150" w:author="Microsoft Office User" w:date="2023-12-01T16:18:00Z">
         <w:r>
           <w:t xml:space="preserve"> </w:t>
         </w:r>
       </w:ins>
-      <w:ins w:id="262" w:author="Microsoft Office User" w:date="2023-12-01T16:19:00Z">
+      <w:ins w:id="151" w:author="Microsoft Office User" w:date="2023-12-01T16:19:00Z">
         <w:r>
           <w:t>Unpack why fish didn’t move to surface, how maybe they don’t need high DO if they are taking refuge and minimizing metabolic costs</w:t>
         </w:r>
@@ -9205,7 +8503,7 @@
         <w:spacing w:line="480" w:lineRule="auto"/>
         <w:ind w:firstLine="720"/>
         <w:rPr>
-          <w:ins w:id="263" w:author="Microsoft Office User" w:date="2023-12-01T16:18:00Z"/>
+          <w:ins w:id="152" w:author="Microsoft Office User" w:date="2023-12-01T16:18:00Z"/>
         </w:rPr>
       </w:pPr>
     </w:p>
@@ -9215,24 +8513,24 @@
         <w:spacing w:line="480" w:lineRule="auto"/>
         <w:ind w:firstLine="720"/>
         <w:rPr>
-          <w:ins w:id="264" w:author="Microsoft Office User" w:date="2023-12-01T16:12:00Z"/>
+          <w:ins w:id="153" w:author="Microsoft Office User" w:date="2023-12-01T16:12:00Z"/>
         </w:rPr>
       </w:pPr>
-      <w:commentRangeStart w:id="265"/>
+      <w:commentRangeStart w:id="154"/>
       <w:r>
         <w:t xml:space="preserve">Our </w:t>
       </w:r>
       <w:r>
         <w:t xml:space="preserve">simulation </w:t>
       </w:r>
-      <w:commentRangeEnd w:id="265"/>
+      <w:commentRangeEnd w:id="154"/>
       <w:r>
         <w:rPr>
           <w:rStyle w:val="CommentReference"/>
           <w:rFonts w:asciiTheme="minorHAnsi" w:hAnsiTheme="minorHAnsi" w:cstheme="minorBidi"/>
           <w:color w:val="auto"/>
         </w:rPr>
-        <w:commentReference w:id="265"/>
+        <w:commentReference w:id="154"/>
       </w:r>
       <w:r>
         <w:t>of</w:t>
@@ -9273,7 +8571,7 @@
       <w:r>
         <w:t xml:space="preserve"> </w:t>
       </w:r>
-      <w:commentRangeStart w:id="266"/>
+      <w:commentRangeStart w:id="155"/>
       <w:r>
         <w:t xml:space="preserve">This </w:t>
       </w:r>
@@ -9295,48 +8593,48 @@
       <w:r>
         <w:t>amplitude</w:t>
       </w:r>
-      <w:commentRangeEnd w:id="266"/>
+      <w:commentRangeEnd w:id="155"/>
       <w:r>
         <w:rPr>
           <w:rStyle w:val="CommentReference"/>
           <w:rFonts w:asciiTheme="minorHAnsi" w:hAnsiTheme="minorHAnsi" w:cstheme="minorBidi"/>
           <w:color w:val="auto"/>
         </w:rPr>
-        <w:commentReference w:id="266"/>
+        <w:commentReference w:id="155"/>
       </w:r>
       <w:r>
         <w:t xml:space="preserve">. </w:t>
       </w:r>
-      <w:commentRangeStart w:id="267"/>
-      <w:commentRangeStart w:id="268"/>
-      <w:ins w:id="269" w:author="Microsoft Office User" w:date="2023-12-01T16:12:00Z">
+      <w:commentRangeStart w:id="156"/>
+      <w:commentRangeStart w:id="157"/>
+      <w:ins w:id="158" w:author="Microsoft Office User" w:date="2023-12-01T16:12:00Z">
         <w:r>
           <w:t>In b</w:t>
         </w:r>
       </w:ins>
-      <w:commentRangeEnd w:id="267"/>
-      <w:ins w:id="270" w:author="Microsoft Office User" w:date="2023-12-01T16:13:00Z">
+      <w:commentRangeEnd w:id="156"/>
+      <w:ins w:id="159" w:author="Microsoft Office User" w:date="2023-12-01T16:13:00Z">
         <w:r>
           <w:rPr>
             <w:rStyle w:val="CommentReference"/>
             <w:rFonts w:asciiTheme="minorHAnsi" w:hAnsiTheme="minorHAnsi" w:cstheme="minorBidi"/>
             <w:color w:val="auto"/>
           </w:rPr>
-          <w:commentReference w:id="267"/>
+          <w:commentReference w:id="156"/>
         </w:r>
       </w:ins>
-      <w:ins w:id="271" w:author="Microsoft Office User" w:date="2023-12-01T16:12:00Z">
+      <w:ins w:id="160" w:author="Microsoft Office User" w:date="2023-12-01T16:12:00Z">
         <w:r>
           <w:t xml:space="preserve">oth alcoves, </w:t>
         </w:r>
-        <w:commentRangeEnd w:id="268"/>
+        <w:commentRangeEnd w:id="157"/>
         <w:r>
           <w:rPr>
             <w:rStyle w:val="CommentReference"/>
             <w:rFonts w:asciiTheme="minorHAnsi" w:hAnsiTheme="minorHAnsi" w:cstheme="minorBidi"/>
             <w:color w:val="auto"/>
           </w:rPr>
-          <w:commentReference w:id="268"/>
+          <w:commentReference w:id="157"/>
         </w:r>
         <w:r>
           <w:t xml:space="preserve">there was a </w:t>
@@ -9405,7 +8703,11 @@
           <w:t>.</w:t>
         </w:r>
         <w:r>
-          <w:t xml:space="preserve"> Site-specific variation in temperature and DO may explain the varied strength (slope) of selection probability. For example, the diel amplitude of h</w:t>
+          <w:t xml:space="preserve"> Site-specific variation in </w:t>
+        </w:r>
+        <w:r>
+          <w:lastRenderedPageBreak/>
+          <w:t>temperature and DO may explain the varied strength (slope) of selection probability. For example, the diel amplitude of h</w:t>
         </w:r>
         <w:r>
           <w:t>ypolim</w:t>
@@ -9425,18 +8727,18 @@
         <w:r>
           <w:t xml:space="preserve"> alcove, while epilimnetic DO stayed relatively high across that timeframe (Table 1, Supplemental Figure 2). However, </w:t>
         </w:r>
-        <w:commentRangeStart w:id="272"/>
+        <w:commentRangeStart w:id="161"/>
         <w:r>
           <w:t xml:space="preserve">epilimnetic </w:t>
         </w:r>
-        <w:commentRangeEnd w:id="272"/>
+        <w:commentRangeEnd w:id="161"/>
         <w:r>
           <w:rPr>
             <w:rStyle w:val="CommentReference"/>
             <w:rFonts w:asciiTheme="minorHAnsi" w:hAnsiTheme="minorHAnsi" w:cstheme="minorBidi"/>
             <w:color w:val="auto"/>
           </w:rPr>
-          <w:commentReference w:id="272"/>
+          <w:commentReference w:id="161"/>
         </w:r>
         <w:r>
           <w:t>temperatures in Norwood remained high even at night. These surface temperatures may have been suboptimally warm to fish, thereby reducing the strength of selection towards warmer surface temperatures (Figure 6b). I</w:t>
@@ -9461,18 +8763,18 @@
         <w:spacing w:line="480" w:lineRule="auto"/>
         <w:ind w:firstLine="720"/>
         <w:rPr>
-          <w:ins w:id="273" w:author="Microsoft Office User" w:date="2023-12-01T16:12:00Z"/>
+          <w:ins w:id="162" w:author="Microsoft Office User" w:date="2023-12-01T16:12:00Z"/>
           <w:noProof/>
         </w:rPr>
       </w:pPr>
-      <w:ins w:id="274" w:author="Microsoft Office User" w:date="2023-12-01T16:12:00Z">
+      <w:ins w:id="163" w:author="Microsoft Office User" w:date="2023-12-01T16:12:00Z">
         <w:r>
           <w:rPr>
             <w:noProof/>
           </w:rPr>
           <w:t xml:space="preserve">In </w:t>
         </w:r>
-        <w:commentRangeStart w:id="275"/>
+        <w:commentRangeStart w:id="164"/>
         <w:r>
           <w:rPr>
             <w:noProof/>
@@ -9503,14 +8805,14 @@
           </w:rPr>
           <w:t xml:space="preserve">ratures at the expense of oxygen. Our tagged fish did not optimize habitat tracking as well as we predicted (via simulation), and instead selected for cooler temperatures </w:t>
         </w:r>
-        <w:commentRangeEnd w:id="275"/>
+        <w:commentRangeEnd w:id="164"/>
         <w:r>
           <w:rPr>
             <w:rStyle w:val="CommentReference"/>
             <w:rFonts w:asciiTheme="minorHAnsi" w:hAnsiTheme="minorHAnsi" w:cstheme="minorBidi"/>
             <w:color w:val="auto"/>
           </w:rPr>
-          <w:commentReference w:id="275"/>
+          <w:commentReference w:id="164"/>
         </w:r>
         <w:r>
           <w:rPr>
@@ -9518,21 +8820,21 @@
           </w:rPr>
           <w:t xml:space="preserve">which often contained low DO. A more accurate </w:t>
         </w:r>
-        <w:commentRangeStart w:id="276"/>
+        <w:commentRangeStart w:id="165"/>
         <w:r>
           <w:rPr>
             <w:noProof/>
           </w:rPr>
           <w:t xml:space="preserve">behavioral simulation may not consider the trade-off between temperature </w:t>
         </w:r>
-        <w:commentRangeEnd w:id="276"/>
+        <w:commentRangeEnd w:id="165"/>
         <w:r>
           <w:rPr>
             <w:rStyle w:val="CommentReference"/>
             <w:rFonts w:asciiTheme="minorHAnsi" w:hAnsiTheme="minorHAnsi" w:cstheme="minorBidi"/>
             <w:color w:val="auto"/>
           </w:rPr>
-          <w:commentReference w:id="276"/>
+          <w:commentReference w:id="165"/>
         </w:r>
         <w:r>
           <w:rPr>
@@ -9540,19 +8842,12 @@
           </w:rPr>
           <w:t xml:space="preserve">and oxygen equally, as temperature appears to be a more </w:t>
         </w:r>
-        <w:commentRangeStart w:id="277"/>
+        <w:commentRangeStart w:id="166"/>
         <w:r>
           <w:rPr>
             <w:noProof/>
           </w:rPr>
-          <w:t xml:space="preserve">prominent driver of DVM within these habitats. In </w:t>
-        </w:r>
-        <w:r>
-          <w:rPr>
-            <w:noProof/>
-          </w:rPr>
-          <w:lastRenderedPageBreak/>
-          <w:t xml:space="preserve">these cold-water alcoves, we often encounter fish with either empty stomachs, or small rations of low quality prey items (Barrett unpublished data). Here, a fish would likely starve before suffocating. Under these circumstances, it seems logical that habitat selection should shift away from prioritizing growth and towards a reduced metabolism (especially since these fish should only infrequently exhibit a postprandial metabolic response). Indeed, this behavioral trade-off confirms that the term </w:t>
+          <w:t xml:space="preserve">prominent driver of DVM within these habitats. In these cold-water alcoves, we often encounter fish with either empty stomachs, or small rations of low quality prey items (Barrett unpublished data). Here, a fish would likely starve before suffocating. Under these circumstances, it seems logical that habitat selection should shift away from prioritizing growth and towards a reduced metabolism (especially since these fish should only infrequently exhibit a postprandial metabolic response). Indeed, this behavioral trade-off confirms that the term </w:t>
         </w:r>
         <w:r>
           <w:rPr>
@@ -9567,14 +8862,14 @@
           </w:rPr>
           <w:t xml:space="preserve"> is fitting; these are not ideal habitats</w:t>
         </w:r>
-        <w:commentRangeEnd w:id="277"/>
+        <w:commentRangeEnd w:id="166"/>
         <w:r>
           <w:rPr>
             <w:rStyle w:val="CommentReference"/>
             <w:rFonts w:asciiTheme="minorHAnsi" w:hAnsiTheme="minorHAnsi" w:cstheme="minorBidi"/>
             <w:color w:val="auto"/>
           </w:rPr>
-          <w:commentReference w:id="277"/>
+          <w:commentReference w:id="166"/>
         </w:r>
         <w:r>
           <w:rPr>
@@ -9590,7 +8885,7 @@
         <w:spacing w:line="480" w:lineRule="auto"/>
         <w:ind w:firstLine="720"/>
         <w:rPr>
-          <w:ins w:id="278" w:author="Microsoft Office User" w:date="2023-12-01T16:11:00Z"/>
+          <w:ins w:id="167" w:author="Microsoft Office User" w:date="2023-12-01T16:11:00Z"/>
         </w:rPr>
       </w:pPr>
     </w:p>
@@ -9600,7 +8895,7 @@
         <w:spacing w:line="480" w:lineRule="auto"/>
         <w:ind w:firstLine="720"/>
         <w:rPr>
-          <w:ins w:id="279" w:author="Microsoft Office User" w:date="2023-12-01T16:11:00Z"/>
+          <w:ins w:id="168" w:author="Microsoft Office User" w:date="2023-12-01T16:11:00Z"/>
         </w:rPr>
       </w:pPr>
     </w:p>
@@ -9609,9 +8904,9 @@
         <w:pStyle w:val="Default"/>
         <w:spacing w:line="480" w:lineRule="auto"/>
         <w:rPr>
-          <w:ins w:id="280" w:author="Microsoft Office User" w:date="2023-12-01T16:11:00Z"/>
-        </w:rPr>
-        <w:pPrChange w:id="281" w:author="Microsoft Office User" w:date="2023-12-01T16:20:00Z">
+          <w:ins w:id="169" w:author="Microsoft Office User" w:date="2023-12-01T16:11:00Z"/>
+        </w:rPr>
+        <w:pPrChange w:id="170" w:author="Microsoft Office User" w:date="2023-12-01T16:20:00Z">
           <w:pPr>
             <w:pStyle w:val="Default"/>
             <w:spacing w:line="480" w:lineRule="auto"/>
@@ -9619,32 +8914,33 @@
           </w:pPr>
         </w:pPrChange>
       </w:pPr>
-      <w:ins w:id="282" w:author="Microsoft Office User" w:date="2023-12-01T16:20:00Z">
-        <w:r>
+      <w:ins w:id="171" w:author="Microsoft Office User" w:date="2023-12-01T16:20:00Z">
+        <w:r>
+          <w:lastRenderedPageBreak/>
           <w:t xml:space="preserve">**#4 Individual variation. You probably want to quantify </w:t>
         </w:r>
       </w:ins>
-      <w:ins w:id="283" w:author="Microsoft Office User" w:date="2023-12-01T16:21:00Z">
+      <w:ins w:id="172" w:author="Microsoft Office User" w:date="2023-12-01T16:21:00Z">
         <w:r>
           <w:t xml:space="preserve">individual variation </w:t>
         </w:r>
       </w:ins>
-      <w:ins w:id="284" w:author="Microsoft Office User" w:date="2023-12-01T16:20:00Z">
+      <w:ins w:id="173" w:author="Microsoft Office User" w:date="2023-12-01T16:20:00Z">
         <w:r>
           <w:t>this if possib</w:t>
         </w:r>
       </w:ins>
-      <w:ins w:id="285" w:author="Microsoft Office User" w:date="2023-12-01T16:21:00Z">
+      <w:ins w:id="174" w:author="Microsoft Office User" w:date="2023-12-01T16:21:00Z">
         <w:r>
           <w:t xml:space="preserve">le, so you may not want to open this potential hornets nest. </w:t>
         </w:r>
       </w:ins>
-      <w:ins w:id="286" w:author="Microsoft Office User" w:date="2023-12-01T16:22:00Z">
+      <w:ins w:id="175" w:author="Microsoft Office User" w:date="2023-12-01T16:22:00Z">
         <w:r>
           <w:t xml:space="preserve">Like I could see reviewer asking for level of variation in timing vs. how deep/shallow they went. </w:t>
         </w:r>
       </w:ins>
-      <w:ins w:id="287" w:author="Microsoft Office User" w:date="2023-12-01T16:21:00Z">
+      <w:ins w:id="176" w:author="Microsoft Office User" w:date="2023-12-01T16:21:00Z">
         <w:r>
           <w:t xml:space="preserve"> </w:t>
         </w:r>
@@ -9701,7 +8997,7 @@
       <w:r>
         <w:t xml:space="preserve">This behavioral variation is likely a reflection </w:t>
       </w:r>
-      <w:commentRangeStart w:id="288"/>
+      <w:commentRangeStart w:id="177"/>
       <w:r>
         <w:t xml:space="preserve">of individual </w:t>
       </w:r>
@@ -9711,14 +9007,14 @@
       <w:r>
         <w:t xml:space="preserve"> </w:t>
       </w:r>
-      <w:commentRangeEnd w:id="288"/>
+      <w:commentRangeEnd w:id="177"/>
       <w:r>
         <w:rPr>
           <w:rStyle w:val="CommentReference"/>
           <w:rFonts w:asciiTheme="minorHAnsi" w:hAnsiTheme="minorHAnsi" w:cstheme="minorBidi"/>
           <w:color w:val="auto"/>
         </w:rPr>
-        <w:commentReference w:id="288"/>
+        <w:commentReference w:id="177"/>
       </w:r>
       <w:r>
         <w:t>(Anlauf-Dunn et al. 2022) or</w:t>
@@ -9750,13 +9046,9 @@
       <w:r>
         <w:t xml:space="preserve"> </w:t>
       </w:r>
-      <w:commentRangeStart w:id="289"/>
-      <w:r>
-        <w:t xml:space="preserve">We also limited our </w:t>
-      </w:r>
-      <w:r>
-        <w:lastRenderedPageBreak/>
-        <w:t>analysis to data collected 5-days post fish capture</w:t>
+      <w:commentRangeStart w:id="178"/>
+      <w:r>
+        <w:t>We also limited our analysis to data collected 5-days post fish capture</w:t>
       </w:r>
       <w:r>
         <w:t xml:space="preserve"> to ensure cortisol levels and swimming behavior had returned to normal </w:t>
@@ -9767,14 +9059,14 @@
       <w:r>
         <w:t xml:space="preserve">Jepsen et al. 2001). </w:t>
       </w:r>
-      <w:commentRangeEnd w:id="289"/>
+      <w:commentRangeEnd w:id="178"/>
       <w:r>
         <w:rPr>
           <w:rStyle w:val="CommentReference"/>
           <w:rFonts w:asciiTheme="minorHAnsi" w:hAnsiTheme="minorHAnsi" w:cstheme="minorBidi"/>
           <w:color w:val="auto"/>
         </w:rPr>
-        <w:commentReference w:id="289"/>
+        <w:commentReference w:id="178"/>
       </w:r>
     </w:p>
     <w:p>
@@ -9783,14 +9075,14 @@
         <w:spacing w:line="480" w:lineRule="auto"/>
         <w:ind w:firstLine="720"/>
         <w:rPr>
-          <w:del w:id="290" w:author="Microsoft Office User" w:date="2023-12-01T16:14:00Z"/>
+          <w:del w:id="179" w:author="Microsoft Office User" w:date="2023-12-01T16:14:00Z"/>
         </w:rPr>
       </w:pPr>
-      <w:del w:id="291" w:author="Microsoft Office User" w:date="2023-12-01T16:14:00Z">
+      <w:del w:id="180" w:author="Microsoft Office User" w:date="2023-12-01T16:14:00Z">
         <w:r>
           <w:delText>By comparing the 2</w:delText>
         </w:r>
-        <w:commentRangeStart w:id="292"/>
+        <w:commentRangeStart w:id="181"/>
         <w:r>
           <w:delText xml:space="preserve">-hour windows of minimum and maximum DO across six cold-water alcoves, we were able to quantify the how the relationship between temperature and oxygen </w:delText>
         </w:r>
@@ -9827,14 +9119,14 @@
         <w:r>
           <w:delText xml:space="preserve">except for in Blue Ruin alcove </w:delText>
         </w:r>
-        <w:commentRangeEnd w:id="292"/>
+        <w:commentRangeEnd w:id="181"/>
         <w:r>
           <w:rPr>
             <w:rStyle w:val="CommentReference"/>
             <w:rFonts w:asciiTheme="minorHAnsi" w:hAnsiTheme="minorHAnsi" w:cstheme="minorBidi"/>
             <w:color w:val="auto"/>
           </w:rPr>
-          <w:commentReference w:id="292"/>
+          <w:commentReference w:id="181"/>
         </w:r>
         <w:r>
           <w:delText xml:space="preserve">where </w:delText>
@@ -9857,12 +9149,16 @@
         <w:r>
           <w:delText xml:space="preserve">erred cool </w:delText>
         </w:r>
-        <w:commentRangeStart w:id="293"/>
+        <w:commentRangeStart w:id="182"/>
         <w:r>
           <w:delText>temperatures that were</w:delText>
         </w:r>
         <w:r>
-          <w:delText xml:space="preserve"> also adequately oxygenated, creating a more pronounced trade-off</w:delText>
+          <w:delText xml:space="preserve"> also adequately oxygenated, creating a </w:delText>
+        </w:r>
+        <w:r>
+          <w:lastRenderedPageBreak/>
+          <w:delText>more pronounced trade-off</w:delText>
         </w:r>
         <w:r>
           <w:delText xml:space="preserve"> for fish</w:delText>
@@ -9945,14 +9241,14 @@
         <w:r>
           <w:delText xml:space="preserve"> </w:delText>
         </w:r>
-        <w:commentRangeEnd w:id="293"/>
+        <w:commentRangeEnd w:id="182"/>
         <w:r>
           <w:rPr>
             <w:rStyle w:val="CommentReference"/>
             <w:rFonts w:asciiTheme="minorHAnsi" w:hAnsiTheme="minorHAnsi" w:cstheme="minorBidi"/>
             <w:color w:val="auto"/>
           </w:rPr>
-          <w:commentReference w:id="293"/>
+          <w:commentReference w:id="182"/>
         </w:r>
       </w:del>
     </w:p>
@@ -9962,22 +9258,22 @@
         <w:spacing w:line="480" w:lineRule="auto"/>
         <w:ind w:firstLine="720"/>
         <w:rPr>
-          <w:del w:id="294" w:author="Microsoft Office User" w:date="2023-12-01T16:12:00Z"/>
+          <w:del w:id="183" w:author="Microsoft Office User" w:date="2023-12-01T16:12:00Z"/>
         </w:rPr>
       </w:pPr>
-      <w:commentRangeStart w:id="295"/>
-      <w:del w:id="296" w:author="Microsoft Office User" w:date="2023-12-01T16:12:00Z">
+      <w:commentRangeStart w:id="184"/>
+      <w:del w:id="185" w:author="Microsoft Office User" w:date="2023-12-01T16:12:00Z">
         <w:r>
           <w:delText xml:space="preserve">In both alcoves, </w:delText>
         </w:r>
-        <w:commentRangeEnd w:id="295"/>
+        <w:commentRangeEnd w:id="184"/>
         <w:r>
           <w:rPr>
             <w:rStyle w:val="CommentReference"/>
             <w:rFonts w:asciiTheme="minorHAnsi" w:hAnsiTheme="minorHAnsi" w:cstheme="minorBidi"/>
             <w:color w:val="auto"/>
           </w:rPr>
-          <w:commentReference w:id="295"/>
+          <w:commentReference w:id="184"/>
         </w:r>
         <w:r>
           <w:delText xml:space="preserve">there was a </w:delText>
@@ -10141,18 +9437,18 @@
         <w:r>
           <w:delText xml:space="preserve">However, </w:delText>
         </w:r>
-        <w:commentRangeStart w:id="297"/>
+        <w:commentRangeStart w:id="186"/>
         <w:r>
           <w:delText xml:space="preserve">epilimnetic </w:delText>
         </w:r>
-        <w:commentRangeEnd w:id="297"/>
+        <w:commentRangeEnd w:id="186"/>
         <w:r>
           <w:rPr>
             <w:rStyle w:val="CommentReference"/>
             <w:rFonts w:asciiTheme="minorHAnsi" w:hAnsiTheme="minorHAnsi" w:cstheme="minorBidi"/>
             <w:color w:val="auto"/>
           </w:rPr>
-          <w:commentReference w:id="297"/>
+          <w:commentReference w:id="186"/>
         </w:r>
         <w:r>
           <w:delText>temperatures in Norwood</w:delText>
@@ -10170,11 +9466,7 @@
           <w:delText>suboptimally</w:delText>
         </w:r>
         <w:r>
-          <w:delText xml:space="preserve"> warm to fish, thereby reducing </w:delText>
-        </w:r>
-        <w:r>
-          <w:lastRenderedPageBreak/>
-          <w:delText xml:space="preserve">the strength of selection towards </w:delText>
+          <w:delText xml:space="preserve"> warm to fish, thereby reducing the strength of selection towards </w:delText>
         </w:r>
         <w:r>
           <w:delText xml:space="preserve">warmer </w:delText>
@@ -10241,18 +9533,18 @@
         <w:spacing w:line="480" w:lineRule="auto"/>
         <w:ind w:firstLine="720"/>
         <w:rPr>
-          <w:del w:id="298" w:author="Microsoft Office User" w:date="2023-12-01T16:12:00Z"/>
+          <w:del w:id="187" w:author="Microsoft Office User" w:date="2023-12-01T16:12:00Z"/>
           <w:noProof/>
         </w:rPr>
       </w:pPr>
-      <w:del w:id="299" w:author="Microsoft Office User" w:date="2023-12-01T16:12:00Z">
+      <w:del w:id="188" w:author="Microsoft Office User" w:date="2023-12-01T16:12:00Z">
         <w:r>
           <w:rPr>
             <w:noProof/>
           </w:rPr>
           <w:delText xml:space="preserve">In </w:delText>
         </w:r>
-        <w:commentRangeStart w:id="300"/>
+        <w:commentRangeStart w:id="189"/>
         <w:r>
           <w:rPr>
             <w:noProof/>
@@ -10379,14 +9671,14 @@
           </w:rPr>
           <w:delText xml:space="preserve"> for cooler temperatures </w:delText>
         </w:r>
-        <w:commentRangeEnd w:id="300"/>
+        <w:commentRangeEnd w:id="189"/>
         <w:r>
           <w:rPr>
             <w:rStyle w:val="CommentReference"/>
             <w:rFonts w:asciiTheme="minorHAnsi" w:hAnsiTheme="minorHAnsi" w:cstheme="minorBidi"/>
             <w:color w:val="auto"/>
           </w:rPr>
-          <w:commentReference w:id="300"/>
+          <w:commentReference w:id="189"/>
         </w:r>
         <w:r>
           <w:rPr>
@@ -10424,7 +9716,7 @@
           </w:rPr>
           <w:delText xml:space="preserve"> </w:delText>
         </w:r>
-        <w:commentRangeStart w:id="301"/>
+        <w:commentRangeStart w:id="190"/>
         <w:r>
           <w:rPr>
             <w:noProof/>
@@ -10449,14 +9741,14 @@
           </w:rPr>
           <w:delText xml:space="preserve"> temperature </w:delText>
         </w:r>
-        <w:commentRangeEnd w:id="301"/>
+        <w:commentRangeEnd w:id="190"/>
         <w:r>
           <w:rPr>
             <w:rStyle w:val="CommentReference"/>
             <w:rFonts w:asciiTheme="minorHAnsi" w:hAnsiTheme="minorHAnsi" w:cstheme="minorBidi"/>
             <w:color w:val="auto"/>
           </w:rPr>
-          <w:commentReference w:id="301"/>
+          <w:commentReference w:id="190"/>
         </w:r>
         <w:r>
           <w:rPr>
@@ -10494,7 +9786,7 @@
           </w:rPr>
           <w:delText xml:space="preserve"> more </w:delText>
         </w:r>
-        <w:commentRangeStart w:id="302"/>
+        <w:commentRangeStart w:id="191"/>
         <w:r>
           <w:rPr>
             <w:noProof/>
@@ -10541,6 +9833,7 @@
           <w:rPr>
             <w:noProof/>
           </w:rPr>
+          <w:lastRenderedPageBreak/>
           <w:delText xml:space="preserve">these </w:delText>
         </w:r>
         <w:r>
@@ -10700,14 +9993,14 @@
           </w:rPr>
           <w:delText xml:space="preserve"> these are not ideal habitats</w:delText>
         </w:r>
-        <w:commentRangeEnd w:id="302"/>
+        <w:commentRangeEnd w:id="191"/>
         <w:r>
           <w:rPr>
             <w:rStyle w:val="CommentReference"/>
             <w:rFonts w:asciiTheme="minorHAnsi" w:hAnsiTheme="minorHAnsi" w:cstheme="minorBidi"/>
             <w:color w:val="auto"/>
           </w:rPr>
-          <w:commentReference w:id="302"/>
+          <w:commentReference w:id="191"/>
         </w:r>
         <w:r>
           <w:rPr>
@@ -10792,15 +10085,15 @@
         </w:rPr>
         <w:t xml:space="preserve">As seasonal </w:t>
       </w:r>
-      <w:commentRangeStart w:id="303"/>
+      <w:commentRangeStart w:id="192"/>
       <w:r>
         <w:rPr>
           <w:noProof/>
         </w:rPr>
         <w:t xml:space="preserve">temperatures continue to surpass the physiological tolerance ranges of cold-water fishes, refuge use is likely to become </w:t>
       </w:r>
-      <w:commentRangeEnd w:id="303"/>
-      <w:ins w:id="304" w:author="Microsoft Office User" w:date="2023-12-01T14:27:00Z">
+      <w:commentRangeEnd w:id="192"/>
+      <w:ins w:id="193" w:author="Microsoft Office User" w:date="2023-12-01T14:27:00Z">
         <w:r>
           <w:rPr>
             <w:noProof/>
@@ -10814,7 +10107,7 @@
           <w:rFonts w:asciiTheme="minorHAnsi" w:hAnsiTheme="minorHAnsi" w:cstheme="minorBidi"/>
           <w:color w:val="auto"/>
         </w:rPr>
-        <w:commentReference w:id="303"/>
+        <w:commentReference w:id="192"/>
       </w:r>
       <w:r>
         <w:rPr>
@@ -10840,7 +10133,7 @@
         </w:rPr>
         <w:t xml:space="preserve"> these habitats </w:t>
       </w:r>
-      <w:commentRangeStart w:id="305"/>
+      <w:commentRangeStart w:id="194"/>
       <w:r>
         <w:rPr>
           <w:noProof/>
@@ -10871,14 +10164,14 @@
         </w:rPr>
         <w:t xml:space="preserve">), and </w:t>
       </w:r>
-      <w:commentRangeEnd w:id="305"/>
+      <w:commentRangeEnd w:id="194"/>
       <w:r>
         <w:rPr>
           <w:rStyle w:val="CommentReference"/>
           <w:rFonts w:asciiTheme="minorHAnsi" w:hAnsiTheme="minorHAnsi" w:cstheme="minorBidi"/>
           <w:color w:val="auto"/>
         </w:rPr>
-        <w:commentReference w:id="305"/>
+        <w:commentReference w:id="194"/>
       </w:r>
       <w:r>
         <w:rPr>
@@ -10948,11 +10241,7 @@
         <w:t xml:space="preserve">requires that we identify any potential trade-offs that may occur within them, both spatially and temporally. </w:t>
       </w:r>
       <w:r>
-        <w:t xml:space="preserve">Here, we used </w:t>
-      </w:r>
-      <w:r>
-        <w:lastRenderedPageBreak/>
-        <w:t>a novel continuous monitoring approach to determine how diel variability in habitat conditions can cause trade-offs that drive cyclical habitat use in a floodplain thermal refuge habitat</w:t>
+        <w:t>Here, we used a novel continuous monitoring approach to determine how diel variability in habitat conditions can cause trade-offs that drive cyclical habitat use in a floodplain thermal refuge habitat</w:t>
       </w:r>
       <w:r>
         <w:t>s</w:t>
@@ -11258,7 +10547,7 @@
       </w:r>
     </w:p>
   </w:comment>
-  <w:comment w:id="9" w:author="Microsoft Office User" w:date="2023-12-01T08:06:00Z" w:initials="MOU">
+  <w:comment w:id="8" w:author="Microsoft Office User" w:date="2023-12-01T08:06:00Z" w:initials="MOU">
     <w:p>
       <w:r>
         <w:rPr>
@@ -11271,20 +10560,28 @@
           <w:sz w:val="20"/>
           <w:szCs w:val="20"/>
         </w:rPr>
-        <w:t>The reporting of the sites makes this tricky to read. Can you start with the</w:t>
-      </w:r>
-      <w:bookmarkStart w:id="10" w:name="_GoBack"/>
-      <w:bookmarkEnd w:id="10"/>
+        <w:t>The reporting of the sites makes this tricky to read. Can you start with the broad results that were common to both sites, you can mention site name if saying for ‘example, in Blue Ruin…’ then discuss any differences</w:t>
+      </w:r>
+    </w:p>
+  </w:comment>
+  <w:comment w:id="17" w:author="Microsoft Office User" w:date="2023-12-01T08:10:00Z" w:initials="MOU">
+    <w:p>
+      <w:r>
+        <w:rPr>
+          <w:rStyle w:val="CommentReference"/>
+        </w:rPr>
+        <w:annotationRef/>
+      </w:r>
       <w:r>
         <w:rPr>
           <w:sz w:val="20"/>
           <w:szCs w:val="20"/>
         </w:rPr>
-        <w:t xml:space="preserve"> broad results that were common to both sites, you can mention site name if saying for ‘example, in Blue Ruin…’ then discuss any differences</w:t>
+        <w:t>I know we only did dawn profiles at BR, but you have the logger data at the other sites, so you know about contrasts there too</w:t>
       </w:r>
     </w:p>
   </w:comment>
-  <w:comment w:id="19" w:author="Microsoft Office User" w:date="2023-12-01T08:10:00Z" w:initials="MOU">
+  <w:comment w:id="18" w:author="Microsoft Office User" w:date="2023-12-01T08:16:00Z" w:initials="MOU">
     <w:p>
       <w:r>
         <w:rPr>
@@ -11297,11 +10594,11 @@
           <w:sz w:val="20"/>
           <w:szCs w:val="20"/>
         </w:rPr>
-        <w:t>I know we only did dawn profiles at BR, but you have the logger data at the other sites, so you know about contrasts there too</w:t>
+        <w:t xml:space="preserve">Here you pivot to intra-alcove variation in the profile — need to point this out. Like start with the general things you can say about the vertical strat. and the diel variation, then note how it varied within and between the alcoves. </w:t>
       </w:r>
     </w:p>
   </w:comment>
-  <w:comment w:id="20" w:author="Microsoft Office User" w:date="2023-12-01T08:16:00Z" w:initials="MOU">
+  <w:comment w:id="23" w:author="Microsoft Office User" w:date="2023-12-01T08:44:00Z" w:initials="MOU">
     <w:p>
       <w:r>
         <w:rPr>
@@ -11314,11 +10611,11 @@
           <w:sz w:val="20"/>
           <w:szCs w:val="20"/>
         </w:rPr>
-        <w:t xml:space="preserve">Here you pivot to intra-alcove variation in the profile — need to point this out. Like start with the general things you can say about the vertical strat. and the diel variation, then note how it varied within and between the alcoves. </w:t>
+        <w:t>I re-worded this section so it emphasized what the mixed effects results mean tor the trade-off, and it set up the Norwood results</w:t>
       </w:r>
     </w:p>
   </w:comment>
-  <w:comment w:id="25" w:author="Microsoft Office User" w:date="2023-12-01T08:44:00Z" w:initials="MOU">
+  <w:comment w:id="24" w:author="Microsoft Office User" w:date="2023-12-01T08:26:00Z" w:initials="MOU">
     <w:p>
       <w:r>
         <w:rPr>
@@ -11331,11 +10628,11 @@
           <w:sz w:val="20"/>
           <w:szCs w:val="20"/>
         </w:rPr>
-        <w:t>I re-worded this section so it emphasized what the mixed effects results mean tor the trade-off, and it set up the Norwood results</w:t>
+        <w:t>I wonder if we can say, in the Methods, that hereafter we refer to the DO max as ‘day’ and DO min as ‘night’. I’m just thinking it’s  hard for reader to digest the two-hour minimum DO period phrase when reading</w:t>
       </w:r>
     </w:p>
   </w:comment>
-  <w:comment w:id="33" w:author="Microsoft Office User" w:date="2023-12-01T08:26:00Z" w:initials="MOU">
+  <w:comment w:id="70" w:author="Microsoft Office User" w:date="2023-12-01T09:06:00Z" w:initials="MOU">
     <w:p>
       <w:r>
         <w:rPr>
@@ -11348,38 +10645,38 @@
           <w:sz w:val="20"/>
           <w:szCs w:val="20"/>
         </w:rPr>
-        <w:t>I wonder if we can say, in the Methods, that hereafter we refer to the DO max as ‘day’ and DO min as ‘night’. I’m just thinking it’s  hard for reader to digest the two-hour minimum DO period phrase when reading</w:t>
-      </w:r>
-    </w:p>
-  </w:comment>
-  <w:comment w:id="96" w:author="Microsoft Office User" w:date="2023-12-01T09:06:00Z" w:initials="MOU">
-    <w:p>
-      <w:r>
-        <w:rPr>
-          <w:rStyle w:val="CommentReference"/>
-        </w:rPr>
-        <w:annotationRef/>
-      </w:r>
+        <w:t>A key point to note in discussion or Abstract is that you demonstrate how DVM is an emergent property of spatio-temporal heterogeniety in D and TO.</w:t>
+      </w:r>
+    </w:p>
+    <w:p/>
+    <w:p>
       <w:r>
         <w:rPr>
           <w:sz w:val="20"/>
           <w:szCs w:val="20"/>
         </w:rPr>
-        <w:t>A key point to note in discussion or Abstract is that you demonstrate how DVM is an emergent property of spatio-temporal heterogeniety in D and TO.</w:t>
-      </w:r>
-    </w:p>
-    <w:p/>
-    <w:p>
+        <w:t>This is a generalizable phenomenon because vertical strat. is ubiquitous and so is T DO trade off either because of hypolimnion in lake, or because groundwater/hyp seeps in lotic systems</w:t>
+      </w:r>
+    </w:p>
+  </w:comment>
+  <w:comment w:id="79" w:author="Microsoft Office User" w:date="2023-12-01T09:44:00Z" w:initials="MOU">
+    <w:p>
+      <w:r>
+        <w:rPr>
+          <w:rStyle w:val="CommentReference"/>
+        </w:rPr>
+        <w:annotationRef/>
+      </w:r>
       <w:r>
         <w:rPr>
           <w:sz w:val="20"/>
           <w:szCs w:val="20"/>
         </w:rPr>
-        <w:t>This is a generalizable phenomenon because vertical strat. is ubiquitous and so is T DO trade off either because of hypolimnion in lake, or because groundwater/hyp seeps in lotic systems</w:t>
+        <w:t>Can we tally up what fraction of individuals expressed a DVM? Reviewer gonna ask this prob</w:t>
       </w:r>
     </w:p>
   </w:comment>
-  <w:comment w:id="105" w:author="Microsoft Office User" w:date="2023-12-01T09:44:00Z" w:initials="MOU">
+  <w:comment w:id="86" w:author="Microsoft Office User" w:date="2023-12-01T09:35:00Z" w:initials="MOU">
     <w:p>
       <w:r>
         <w:rPr>
@@ -11392,11 +10689,11 @@
           <w:sz w:val="20"/>
           <w:szCs w:val="20"/>
         </w:rPr>
-        <w:t>Can we tally up what fraction of individuals expressed a DVM? Reviewer gonna ask this prob</w:t>
+        <w:t>Lets mention ind variation in discussion, saying ‘but’ or ‘yet’ softens the impact</w:t>
       </w:r>
     </w:p>
   </w:comment>
-  <w:comment w:id="112" w:author="Microsoft Office User" w:date="2023-12-01T09:35:00Z" w:initials="MOU">
+  <w:comment w:id="103" w:author="Microsoft Office User" w:date="2023-12-01T09:45:00Z" w:initials="MOU">
     <w:p>
       <w:r>
         <w:rPr>
@@ -11409,11 +10706,11 @@
           <w:sz w:val="20"/>
           <w:szCs w:val="20"/>
         </w:rPr>
-        <w:t>Lets mention ind variation in discussion, saying ‘but’ or ‘yet’ softens the impact</w:t>
+        <w:t>this may be a discussion point — like you could say that first step is to see what fish are doing in nature, where T and DO are correlated, as you show iwth your mixed model plots, then we can use experiments to fully quantify their behavioral response</w:t>
       </w:r>
     </w:p>
   </w:comment>
-  <w:comment w:id="137" w:author="Microsoft Office User" w:date="2023-12-01T09:45:00Z" w:initials="MOU">
+  <w:comment w:id="107" w:author="Microsoft Office User" w:date="2023-12-01T16:06:00Z" w:initials="MOU">
     <w:p>
       <w:r>
         <w:rPr>
@@ -11426,11 +10723,11 @@
           <w:sz w:val="20"/>
           <w:szCs w:val="20"/>
         </w:rPr>
-        <w:t>this may be a discussion point — like you could say that first step is to see what fish are doing in nature, where T and DO are correlated, as you show iwth your mixed model plots, then we can use experiments to fully quantify their behavioral response</w:t>
+        <w:t>I reworked paragraph 1 that recaps the results and sign. paragraph for readers that only scan this part of paper</w:t>
       </w:r>
     </w:p>
   </w:comment>
-  <w:comment w:id="142" w:author="Microsoft Office User" w:date="2023-12-01T16:06:00Z" w:initials="MOU">
+  <w:comment w:id="108" w:author="Microsoft Office User" w:date="2023-12-01T11:42:00Z" w:initials="MOU">
     <w:p>
       <w:r>
         <w:rPr>
@@ -11443,11 +10740,11 @@
           <w:sz w:val="20"/>
           <w:szCs w:val="20"/>
         </w:rPr>
-        <w:t>I reworked paragraph 1 that recaps the results and sign. paragraph for readers that only scan this part of paper</w:t>
+        <w:t>Hiromi Uno mentioned to me that there was evidence of DVM for DO in tropical fish — see if you can find this ref</w:t>
       </w:r>
     </w:p>
   </w:comment>
-  <w:comment w:id="146" w:author="Microsoft Office User" w:date="2023-12-01T11:42:00Z" w:initials="MOU">
+  <w:comment w:id="109" w:author="Microsoft Office User" w:date="2023-12-01T12:23:00Z" w:initials="MOU">
     <w:p>
       <w:r>
         <w:rPr>
@@ -11460,11 +10757,11 @@
           <w:sz w:val="20"/>
           <w:szCs w:val="20"/>
         </w:rPr>
-        <w:t>Hiromi Uno mentioned to me that there was evidence of DVM for DO in tropical fish — see if you can find this ref</w:t>
+        <w:t>not sure if we should acronym this or not</w:t>
       </w:r>
     </w:p>
   </w:comment>
-  <w:comment w:id="186" w:author="Microsoft Office User" w:date="2023-12-01T12:23:00Z" w:initials="MOU">
+  <w:comment w:id="122" w:author="Microsoft Office User" w:date="2023-12-01T13:31:00Z" w:initials="MOU">
     <w:p>
       <w:r>
         <w:rPr>
@@ -11477,11 +10774,11 @@
           <w:sz w:val="20"/>
           <w:szCs w:val="20"/>
         </w:rPr>
-        <w:t>not sure if we should acronym this or not</w:t>
+        <w:t>This is redundant with Results section</w:t>
       </w:r>
     </w:p>
   </w:comment>
-  <w:comment w:id="233" w:author="Microsoft Office User" w:date="2023-12-01T13:31:00Z" w:initials="MOU">
+  <w:comment w:id="123" w:author="Microsoft Office User" w:date="2023-12-01T13:30:00Z" w:initials="MOU">
     <w:p>
       <w:r>
         <w:rPr>
@@ -11494,11 +10791,11 @@
           <w:sz w:val="20"/>
           <w:szCs w:val="20"/>
         </w:rPr>
-        <w:t>This is redundant with Results section</w:t>
+        <w:t>This is the part that works as discussion — explore why do the alcoves have different DO and temp dynamics - perhaps broaden at end to say whether other systems have analogous diel variation in T-DO squeeze — e.g., would a hypolimnion in a lake be different because no diel variation?</w:t>
       </w:r>
     </w:p>
   </w:comment>
-  <w:comment w:id="234" w:author="Microsoft Office User" w:date="2023-12-01T13:30:00Z" w:initials="MOU">
+  <w:comment w:id="138" w:author="Microsoft Office User" w:date="2023-12-01T12:23:00Z" w:initials="MOU">
     <w:p>
       <w:r>
         <w:rPr>
@@ -11511,11 +10808,11 @@
           <w:sz w:val="20"/>
           <w:szCs w:val="20"/>
         </w:rPr>
-        <w:t>This is the part that works as discussion — explore why do the alcoves have different DO and temp dynamics - perhaps broaden at end to say whether other systems have analogous diel variation in T-DO squeeze — e.g., would a hypolimnion in a lake be different because no diel variation?</w:t>
+        <w:t>We don’t know what the preferred T/DO is, so we should soften this a little</w:t>
       </w:r>
     </w:p>
   </w:comment>
-  <w:comment w:id="249" w:author="Microsoft Office User" w:date="2023-12-01T12:23:00Z" w:initials="MOU">
+  <w:comment w:id="134" w:author="Microsoft Office User" w:date="2023-12-01T12:45:00Z" w:initials="MOU">
     <w:p>
       <w:r>
         <w:rPr>
@@ -11528,24 +10825,14 @@
           <w:sz w:val="20"/>
           <w:szCs w:val="20"/>
         </w:rPr>
-        <w:t>We don’t know what the preferred T/DO is, so we should soften this a little</w:t>
-      </w:r>
-    </w:p>
-  </w:comment>
-  <w:comment w:id="245" w:author="Microsoft Office User" w:date="2023-12-01T12:45:00Z" w:initials="MOU">
-    <w:p>
-      <w:r>
-        <w:rPr>
-          <w:rStyle w:val="CommentReference"/>
-        </w:rPr>
-        <w:annotationRef/>
+        <w:t>This is Methods material more than discussion — not a lot of substance here in terms of unpacking fish results.</w:t>
       </w:r>
       <w:r>
         <w:rPr>
           <w:sz w:val="20"/>
           <w:szCs w:val="20"/>
         </w:rPr>
-        <w:t>This is Methods material more than discussion — not a lot of substance here in terms of unpacking fish results.</w:t>
+        <w:cr/>
       </w:r>
       <w:r>
         <w:rPr>
@@ -11553,18 +10840,11 @@
           <w:szCs w:val="20"/>
         </w:rPr>
         <w:cr/>
-      </w:r>
-      <w:r>
-        <w:rPr>
-          <w:sz w:val="20"/>
-          <w:szCs w:val="20"/>
-        </w:rPr>
-        <w:cr/>
         <w:t xml:space="preserve">It’s a good point that vertical heterogeneiety varies within alcove, and fish may be able to move laterally to sample different habitats and experience different T-DO combos — but I think you can say this in 3 sentences in the Methods. </w:t>
       </w:r>
     </w:p>
   </w:comment>
-  <w:comment w:id="255" w:author="Barrett, Hannah" w:date="2023-10-13T10:42:00Z" w:initials="BH">
+  <w:comment w:id="144" w:author="Barrett, Hannah" w:date="2023-10-13T10:42:00Z" w:initials="BH">
     <w:p>
       <w:pPr>
         <w:pStyle w:val="CommentText"/>
@@ -11580,7 +10860,7 @@
       </w:r>
     </w:p>
   </w:comment>
-  <w:comment w:id="265" w:author="Microsoft Office User" w:date="2023-12-01T16:13:00Z" w:initials="MOU">
+  <w:comment w:id="154" w:author="Microsoft Office User" w:date="2023-12-01T16:13:00Z" w:initials="MOU">
     <w:p>
       <w:r>
         <w:rPr>
@@ -11597,7 +10877,7 @@
       </w:r>
     </w:p>
   </w:comment>
-  <w:comment w:id="266" w:author="Microsoft Office User" w:date="2023-12-01T16:09:00Z" w:initials="MOU">
+  <w:comment w:id="155" w:author="Microsoft Office User" w:date="2023-12-01T16:09:00Z" w:initials="MOU">
     <w:p>
       <w:r>
         <w:rPr>
@@ -11614,7 +10894,7 @@
       </w:r>
     </w:p>
   </w:comment>
-  <w:comment w:id="267" w:author="Microsoft Office User" w:date="2023-12-01T16:13:00Z" w:initials="MOU">
+  <w:comment w:id="156" w:author="Microsoft Office User" w:date="2023-12-01T16:13:00Z" w:initials="MOU">
     <w:p>
       <w:r>
         <w:rPr>
@@ -11631,7 +10911,7 @@
       </w:r>
     </w:p>
   </w:comment>
-  <w:comment w:id="268" w:author="Microsoft Office User" w:date="2023-12-01T13:27:00Z" w:initials="MOU">
+  <w:comment w:id="157" w:author="Microsoft Office User" w:date="2023-12-01T13:27:00Z" w:initials="MOU">
     <w:p>
       <w:r>
         <w:rPr>
@@ -11648,7 +10928,7 @@
       </w:r>
     </w:p>
   </w:comment>
-  <w:comment w:id="272" w:author="Microsoft Office User" w:date="2023-12-01T13:33:00Z" w:initials="MOU">
+  <w:comment w:id="161" w:author="Microsoft Office User" w:date="2023-12-01T13:33:00Z" w:initials="MOU">
     <w:p>
       <w:r>
         <w:rPr>
@@ -11665,7 +10945,7 @@
       </w:r>
     </w:p>
   </w:comment>
-  <w:comment w:id="275" w:author="Microsoft Office User" w:date="2023-12-01T13:35:00Z" w:initials="MOU">
+  <w:comment w:id="164" w:author="Microsoft Office User" w:date="2023-12-01T13:35:00Z" w:initials="MOU">
     <w:p>
       <w:r>
         <w:rPr>
@@ -11682,7 +10962,7 @@
       </w:r>
     </w:p>
   </w:comment>
-  <w:comment w:id="276" w:author="Microsoft Office User" w:date="2023-12-01T13:37:00Z" w:initials="MOU">
+  <w:comment w:id="165" w:author="Microsoft Office User" w:date="2023-12-01T13:37:00Z" w:initials="MOU">
     <w:p>
       <w:r>
         <w:rPr>
@@ -11699,7 +10979,7 @@
       </w:r>
     </w:p>
   </w:comment>
-  <w:comment w:id="277" w:author="Microsoft Office User" w:date="2023-12-01T13:39:00Z" w:initials="MOU">
+  <w:comment w:id="166" w:author="Microsoft Office User" w:date="2023-12-01T13:39:00Z" w:initials="MOU">
     <w:p>
       <w:r>
         <w:rPr>
@@ -11716,7 +10996,7 @@
       </w:r>
     </w:p>
   </w:comment>
-  <w:comment w:id="288" w:author="Microsoft Office User" w:date="2023-12-01T12:35:00Z" w:initials="MOU">
+  <w:comment w:id="177" w:author="Microsoft Office User" w:date="2023-12-01T12:35:00Z" w:initials="MOU">
     <w:p>
       <w:r>
         <w:rPr>
@@ -11733,7 +11013,7 @@
       </w:r>
     </w:p>
   </w:comment>
-  <w:comment w:id="289" w:author="Microsoft Office User" w:date="2023-12-01T16:07:00Z" w:initials="MOU">
+  <w:comment w:id="178" w:author="Microsoft Office User" w:date="2023-12-01T16:07:00Z" w:initials="MOU">
     <w:p>
       <w:r>
         <w:rPr>
@@ -11750,7 +11030,7 @@
       </w:r>
     </w:p>
   </w:comment>
-  <w:comment w:id="292" w:author="Microsoft Office User" w:date="2023-12-01T13:31:00Z" w:initials="MOU">
+  <w:comment w:id="181" w:author="Microsoft Office User" w:date="2023-12-01T13:31:00Z" w:initials="MOU">
     <w:p>
       <w:r>
         <w:rPr>
@@ -11767,7 +11047,7 @@
       </w:r>
     </w:p>
   </w:comment>
-  <w:comment w:id="293" w:author="Microsoft Office User" w:date="2023-12-01T13:30:00Z" w:initials="MOU">
+  <w:comment w:id="182" w:author="Microsoft Office User" w:date="2023-12-01T13:30:00Z" w:initials="MOU">
     <w:p>
       <w:r>
         <w:rPr>
@@ -11784,7 +11064,7 @@
       </w:r>
     </w:p>
   </w:comment>
-  <w:comment w:id="295" w:author="Microsoft Office User" w:date="2023-12-01T13:27:00Z" w:initials="MOU">
+  <w:comment w:id="184" w:author="Microsoft Office User" w:date="2023-12-01T13:27:00Z" w:initials="MOU">
     <w:p>
       <w:r>
         <w:rPr>
@@ -11801,7 +11081,7 @@
       </w:r>
     </w:p>
   </w:comment>
-  <w:comment w:id="297" w:author="Microsoft Office User" w:date="2023-12-01T13:33:00Z" w:initials="MOU">
+  <w:comment w:id="186" w:author="Microsoft Office User" w:date="2023-12-01T13:33:00Z" w:initials="MOU">
     <w:p>
       <w:r>
         <w:rPr>
@@ -11818,7 +11098,7 @@
       </w:r>
     </w:p>
   </w:comment>
-  <w:comment w:id="300" w:author="Microsoft Office User" w:date="2023-12-01T13:35:00Z" w:initials="MOU">
+  <w:comment w:id="189" w:author="Microsoft Office User" w:date="2023-12-01T13:35:00Z" w:initials="MOU">
     <w:p>
       <w:r>
         <w:rPr>
@@ -11835,7 +11115,7 @@
       </w:r>
     </w:p>
   </w:comment>
-  <w:comment w:id="301" w:author="Microsoft Office User" w:date="2023-12-01T13:37:00Z" w:initials="MOU">
+  <w:comment w:id="190" w:author="Microsoft Office User" w:date="2023-12-01T13:37:00Z" w:initials="MOU">
     <w:p>
       <w:r>
         <w:rPr>
@@ -11852,7 +11132,7 @@
       </w:r>
     </w:p>
   </w:comment>
-  <w:comment w:id="302" w:author="Microsoft Office User" w:date="2023-12-01T13:39:00Z" w:initials="MOU">
+  <w:comment w:id="191" w:author="Microsoft Office User" w:date="2023-12-01T13:39:00Z" w:initials="MOU">
     <w:p>
       <w:r>
         <w:rPr>
@@ -11869,7 +11149,7 @@
       </w:r>
     </w:p>
   </w:comment>
-  <w:comment w:id="303" w:author="Microsoft Office User" w:date="2023-12-01T14:26:00Z" w:initials="MOU">
+  <w:comment w:id="192" w:author="Microsoft Office User" w:date="2023-12-01T14:26:00Z" w:initials="MOU">
     <w:p>
       <w:r>
         <w:rPr>
@@ -11886,7 +11166,7 @@
       </w:r>
     </w:p>
   </w:comment>
-  <w:comment w:id="305" w:author="Microsoft Office User" w:date="2023-12-01T14:23:00Z" w:initials="MOU">
+  <w:comment w:id="194" w:author="Microsoft Office User" w:date="2023-12-01T14:23:00Z" w:initials="MOU">
     <w:p>
       <w:r>
         <w:rPr>
@@ -13089,7 +12369,7 @@
 </file>
 
 <file path=customXml/itemProps1.xml><?xml version="1.0" encoding="utf-8"?>
-<ds:datastoreItem xmlns:ds="http://schemas.openxmlformats.org/officeDocument/2006/customXml" ds:itemID="{084EDCEB-1FB8-454D-AF95-CEBCEBFD42E3}">
+<ds:datastoreItem xmlns:ds="http://schemas.openxmlformats.org/officeDocument/2006/customXml" ds:itemID="{9C77F267-21FF-4A42-B88B-9B35EE670D64}">
   <ds:schemaRefs>
     <ds:schemaRef ds:uri="http://schemas.openxmlformats.org/officeDocument/2006/bibliography"/>
   </ds:schemaRefs>

--- a/manuscript/dvm.manuscript.12042023.HBJA.docx
+++ b/manuscript/dvm.manuscript.12042023.HBJA.docx
@@ -72,6 +72,195 @@
           <w:sz w:val="24"/>
           <w:szCs w:val="24"/>
         </w:rPr>
+        <w:t>Abstract</w:t>
+      </w:r>
+    </w:p>
+    <w:p>
+      <w:pPr>
+        <w:rPr>
+          <w:rFonts w:ascii="Times New Roman" w:hAnsi="Times New Roman" w:cs="Times New Roman"/>
+          <w:sz w:val="24"/>
+          <w:szCs w:val="24"/>
+        </w:rPr>
+      </w:pPr>
+      <w:r>
+        <w:rPr>
+          <w:rFonts w:ascii="Times New Roman" w:hAnsi="Times New Roman" w:cs="Times New Roman"/>
+          <w:sz w:val="24"/>
+          <w:szCs w:val="24"/>
+        </w:rPr>
+        <w:t>Here, we</w:t>
+      </w:r>
+      <w:r>
+        <w:rPr>
+          <w:rFonts w:ascii="Times New Roman" w:hAnsi="Times New Roman" w:cs="Times New Roman"/>
+          <w:sz w:val="24"/>
+          <w:szCs w:val="24"/>
+        </w:rPr>
+        <w:t xml:space="preserve"> demonstrate how </w:t>
+      </w:r>
+      <w:r>
+        <w:rPr>
+          <w:rFonts w:ascii="Times New Roman" w:hAnsi="Times New Roman" w:cs="Times New Roman"/>
+          <w:sz w:val="24"/>
+          <w:szCs w:val="24"/>
+        </w:rPr>
+        <w:t>diel vertical migration</w:t>
+      </w:r>
+      <w:r>
+        <w:rPr>
+          <w:rFonts w:ascii="Times New Roman" w:hAnsi="Times New Roman" w:cs="Times New Roman"/>
+          <w:sz w:val="24"/>
+          <w:szCs w:val="24"/>
+        </w:rPr>
+        <w:t xml:space="preserve"> is an emergent property of spatio-temporal </w:t>
+      </w:r>
+      <w:r>
+        <w:rPr>
+          <w:rFonts w:ascii="Times New Roman" w:hAnsi="Times New Roman" w:cs="Times New Roman"/>
+          <w:sz w:val="24"/>
+          <w:szCs w:val="24"/>
+        </w:rPr>
+        <w:t>heterogeneity</w:t>
+      </w:r>
+      <w:r>
+        <w:rPr>
+          <w:rFonts w:ascii="Times New Roman" w:hAnsi="Times New Roman" w:cs="Times New Roman"/>
+          <w:sz w:val="24"/>
+          <w:szCs w:val="24"/>
+        </w:rPr>
+        <w:t xml:space="preserve"> in </w:t>
+      </w:r>
+      <w:r>
+        <w:rPr>
+          <w:rFonts w:ascii="Times New Roman" w:hAnsi="Times New Roman" w:cs="Times New Roman"/>
+          <w:sz w:val="24"/>
+          <w:szCs w:val="24"/>
+        </w:rPr>
+        <w:t xml:space="preserve">temperature and dissolved oxygen. </w:t>
+      </w:r>
+      <w:r>
+        <w:rPr>
+          <w:rFonts w:ascii="Times New Roman" w:hAnsi="Times New Roman" w:cs="Times New Roman"/>
+          <w:sz w:val="24"/>
+          <w:szCs w:val="24"/>
+        </w:rPr>
+        <w:t xml:space="preserve">This is a generalizable </w:t>
+      </w:r>
+      <w:r>
+        <w:rPr>
+          <w:rFonts w:ascii="Times New Roman" w:hAnsi="Times New Roman" w:cs="Times New Roman"/>
+          <w:sz w:val="24"/>
+          <w:szCs w:val="24"/>
+        </w:rPr>
+        <w:t xml:space="preserve">phenomenon across freshwater environments because vertical stratification </w:t>
+      </w:r>
+      <w:r>
+        <w:rPr>
+          <w:rFonts w:ascii="Times New Roman" w:hAnsi="Times New Roman" w:cs="Times New Roman"/>
+          <w:sz w:val="24"/>
+          <w:szCs w:val="24"/>
+        </w:rPr>
+        <w:t>is ubiquitous</w:t>
+      </w:r>
+      <w:r>
+        <w:rPr>
+          <w:rFonts w:ascii="Times New Roman" w:hAnsi="Times New Roman" w:cs="Times New Roman"/>
+          <w:sz w:val="24"/>
+          <w:szCs w:val="24"/>
+        </w:rPr>
+        <w:t>,</w:t>
+      </w:r>
+      <w:r>
+        <w:rPr>
+          <w:rFonts w:ascii="Times New Roman" w:hAnsi="Times New Roman" w:cs="Times New Roman"/>
+          <w:sz w:val="24"/>
+          <w:szCs w:val="24"/>
+        </w:rPr>
+        <w:t xml:space="preserve"> and so is </w:t>
+      </w:r>
+      <w:r>
+        <w:rPr>
+          <w:rFonts w:ascii="Times New Roman" w:hAnsi="Times New Roman" w:cs="Times New Roman"/>
+          <w:sz w:val="24"/>
+          <w:szCs w:val="24"/>
+        </w:rPr>
+        <w:t>the temperature-dissolved oxygen trade off</w:t>
+      </w:r>
+      <w:r>
+        <w:rPr>
+          <w:rFonts w:ascii="Times New Roman" w:hAnsi="Times New Roman" w:cs="Times New Roman"/>
+          <w:sz w:val="24"/>
+          <w:szCs w:val="24"/>
+        </w:rPr>
+        <w:t>, either caused by thermal and/or solar isolation of the hyporheic zone in lentic systems</w:t>
+      </w:r>
+      <w:r>
+        <w:rPr>
+          <w:rFonts w:ascii="Times New Roman" w:hAnsi="Times New Roman" w:cs="Times New Roman"/>
+          <w:sz w:val="24"/>
+          <w:szCs w:val="24"/>
+        </w:rPr>
+        <w:t xml:space="preserve">, or </w:t>
+      </w:r>
+      <w:r>
+        <w:rPr>
+          <w:rFonts w:ascii="Times New Roman" w:hAnsi="Times New Roman" w:cs="Times New Roman"/>
+          <w:sz w:val="24"/>
+          <w:szCs w:val="24"/>
+        </w:rPr>
+        <w:t>caused by</w:t>
+      </w:r>
+      <w:r>
+        <w:rPr>
+          <w:rFonts w:ascii="Times New Roman" w:hAnsi="Times New Roman" w:cs="Times New Roman"/>
+          <w:sz w:val="24"/>
+          <w:szCs w:val="24"/>
+        </w:rPr>
+        <w:t xml:space="preserve"> </w:t>
+      </w:r>
+      <w:r>
+        <w:rPr>
+          <w:rFonts w:ascii="Times New Roman" w:hAnsi="Times New Roman" w:cs="Times New Roman"/>
+          <w:sz w:val="24"/>
+          <w:szCs w:val="24"/>
+        </w:rPr>
+        <w:t xml:space="preserve">hyporheic </w:t>
+      </w:r>
+      <w:r>
+        <w:rPr>
+          <w:rFonts w:ascii="Times New Roman" w:hAnsi="Times New Roman" w:cs="Times New Roman"/>
+          <w:sz w:val="24"/>
+          <w:szCs w:val="24"/>
+        </w:rPr>
+        <w:t>seeps in lotic systems</w:t>
+      </w:r>
+      <w:r>
+        <w:rPr>
+          <w:rFonts w:ascii="Times New Roman" w:hAnsi="Times New Roman" w:cs="Times New Roman"/>
+          <w:sz w:val="24"/>
+          <w:szCs w:val="24"/>
+        </w:rPr>
+        <w:t>.</w:t>
+      </w:r>
+    </w:p>
+    <w:p>
+      <w:pPr>
+        <w:spacing w:line="480" w:lineRule="auto"/>
+        <w:rPr>
+          <w:rFonts w:ascii="Times New Roman" w:hAnsi="Times New Roman" w:cs="Times New Roman"/>
+          <w:b/>
+          <w:sz w:val="24"/>
+          <w:szCs w:val="24"/>
+        </w:rPr>
+      </w:pPr>
+      <w:r>
+        <w:rPr>
+          <w:rFonts w:ascii="Times New Roman" w:hAnsi="Times New Roman" w:cs="Times New Roman"/>
+          <w:b/>
+          <w:sz w:val="24"/>
+          <w:szCs w:val="24"/>
+        </w:rPr>
         <w:t>Introduction</w:t>
       </w:r>
     </w:p>
@@ -446,7 +635,16 @@
           <w:sz w:val="24"/>
           <w:szCs w:val="24"/>
         </w:rPr>
-        <w:t xml:space="preserve"> research often focuses on potential trade-offs, where avoidance of one stressor introduces another. </w:t>
+        <w:t xml:space="preserve"> research </w:t>
+      </w:r>
+      <w:r>
+        <w:rPr>
+          <w:rFonts w:ascii="Times New Roman" w:hAnsi="Times New Roman" w:cs="Times New Roman"/>
+          <w:sz w:val="24"/>
+          <w:szCs w:val="24"/>
+        </w:rPr>
+        <w:lastRenderedPageBreak/>
+        <w:t xml:space="preserve">often focuses on potential trade-offs, where avoidance of one stressor introduces another. </w:t>
       </w:r>
       <w:r>
         <w:rPr>
@@ -590,16 +788,7 @@
           <w:sz w:val="24"/>
           <w:szCs w:val="24"/>
         </w:rPr>
-        <w:t xml:space="preserve"> may </w:t>
-      </w:r>
-      <w:r>
-        <w:rPr>
-          <w:rFonts w:ascii="Times New Roman" w:hAnsi="Times New Roman" w:cs="Times New Roman"/>
-          <w:sz w:val="24"/>
-          <w:szCs w:val="24"/>
-        </w:rPr>
-        <w:lastRenderedPageBreak/>
-        <w:t xml:space="preserve">present a conflict between </w:t>
+        <w:t xml:space="preserve"> may present a conflict between </w:t>
       </w:r>
       <w:r>
         <w:rPr>
@@ -811,7 +1000,16 @@
           <w:sz w:val="24"/>
           <w:szCs w:val="24"/>
         </w:rPr>
-        <w:t xml:space="preserve">owever the vast majority of this work considers a temporally static trade-off, when in fact </w:t>
+        <w:t xml:space="preserve">owever the vast majority of this </w:t>
+      </w:r>
+      <w:r>
+        <w:rPr>
+          <w:rFonts w:ascii="Times New Roman" w:hAnsi="Times New Roman" w:cs="Times New Roman"/>
+          <w:sz w:val="24"/>
+          <w:szCs w:val="24"/>
+        </w:rPr>
+        <w:lastRenderedPageBreak/>
+        <w:t xml:space="preserve">work considers a temporally static trade-off, when in fact </w:t>
       </w:r>
       <w:r>
         <w:rPr>
@@ -926,16 +1124,7 @@
           <w:sz w:val="24"/>
           <w:szCs w:val="24"/>
         </w:rPr>
-        <w:t xml:space="preserve"> Diel vertical migration (DVM) is among the most widespread movement behaviors in aquatic systems, occurring in all sizes of water bodies and across multiple trophic levels.  </w:t>
-      </w:r>
-      <w:r>
-        <w:rPr>
-          <w:rFonts w:ascii="Times New Roman" w:hAnsi="Times New Roman" w:cs="Times New Roman"/>
-          <w:sz w:val="24"/>
-          <w:szCs w:val="24"/>
-        </w:rPr>
-        <w:lastRenderedPageBreak/>
-        <w:t>Nocturnal ascent DVM is most commonly studied in zooplankton as anti-predat</w:t>
+        <w:t xml:space="preserve"> Diel vertical migration (DVM) is among the most widespread movement behaviors in aquatic systems, occurring in all sizes of water bodies and across multiple trophic levels.  Nocturnal ascent DVM is most commonly studied in zooplankton as anti-predat</w:t>
       </w:r>
       <w:r>
         <w:rPr>
@@ -1331,7 +1520,16 @@
           <w:sz w:val="24"/>
           <w:szCs w:val="24"/>
         </w:rPr>
-        <w:t>Andersen et al. 2017</w:t>
+        <w:t xml:space="preserve">Andersen et </w:t>
+      </w:r>
+      <w:r>
+        <w:rPr>
+          <w:rFonts w:ascii="Times New Roman" w:hAnsi="Times New Roman" w:cs="Times New Roman"/>
+          <w:sz w:val="24"/>
+          <w:szCs w:val="24"/>
+        </w:rPr>
+        <w:lastRenderedPageBreak/>
+        <w:t>al. 2017</w:t>
       </w:r>
       <w:r>
         <w:rPr>
@@ -1519,16 +1717,7 @@
           <w:sz w:val="24"/>
           <w:szCs w:val="24"/>
         </w:rPr>
-        <w:t xml:space="preserve">) </w:t>
-      </w:r>
-      <w:r>
-        <w:rPr>
-          <w:rFonts w:ascii="Times New Roman" w:hAnsi="Times New Roman" w:cs="Times New Roman"/>
-          <w:sz w:val="24"/>
-          <w:szCs w:val="24"/>
-        </w:rPr>
-        <w:lastRenderedPageBreak/>
-        <w:t>and excessively warm (&gt;18℃) water, and these habitats</w:t>
+        <w:t>) and excessively warm (&gt;18℃) water, and these habitats</w:t>
       </w:r>
       <w:r>
         <w:rPr>
@@ -1854,16 +2043,8 @@
           <w:sz w:val="24"/>
           <w:szCs w:val="24"/>
         </w:rPr>
-        <w:t xml:space="preserve">This study was comprised of four primary components. First, we collected continuous vertical profiles of temperature and DO to characterize how these conditions varied both spatially and temporally in select cold-water alcoves during summer. We then used a subset of our data to simulate how a fish might respond to temperature and oxygen variation given three alternate behavioral responses. Next, we collected empirical data on fine scale vertical movement </w:t>
-      </w:r>
-      <w:r>
-        <w:rPr>
-          <w:rFonts w:ascii="Times New Roman" w:hAnsi="Times New Roman" w:cs="Times New Roman"/>
-          <w:sz w:val="24"/>
-          <w:szCs w:val="24"/>
-        </w:rPr>
         <w:lastRenderedPageBreak/>
-        <w:t xml:space="preserve">in </w:t>
+        <w:t xml:space="preserve">This study was comprised of four primary components. First, we collected continuous vertical profiles of temperature and DO to characterize how these conditions varied both spatially and temporally in select cold-water alcoves during summer. We then used a subset of our data to simulate how a fish might respond to temperature and oxygen variation given three alternate behavioral responses. Next, we collected empirical data on fine scale vertical movement in </w:t>
       </w:r>
       <w:commentRangeStart w:id="1"/>
       <w:r>
@@ -1985,16 +2166,8 @@
           <w:sz w:val="24"/>
           <w:szCs w:val="24"/>
         </w:rPr>
-        <w:t xml:space="preserve">In 2020, we collected data on temperature and DO within six known cold-water alcoves on the Upper Willamette River to determine whether these habitats were vertically stratified, and to quantify whether these habitats displayed spatiotemporal variation in temperature and DO. During the summer, we instrumented each of these alcoves with two separate temperature-DO </w:t>
-      </w:r>
-      <w:r>
-        <w:rPr>
-          <w:rFonts w:ascii="Times New Roman" w:hAnsi="Times New Roman" w:cs="Times New Roman"/>
-          <w:sz w:val="24"/>
-          <w:szCs w:val="24"/>
-        </w:rPr>
         <w:lastRenderedPageBreak/>
-        <w:t>arrays deployed laterally (</w:t>
+        <w:t>In 2020, we collected data on temperature and DO within six known cold-water alcoves on the Upper Willamette River to determine whether these habitats were vertically stratified, and to quantify whether these habitats displayed spatiotemporal variation in temperature and DO. During the summer, we instrumented each of these alcoves with two separate temperature-DO arrays deployed laterally (</w:t>
       </w:r>
       <w:r>
         <w:rPr>
@@ -2359,16 +2532,8 @@
           <w:sz w:val="24"/>
           <w:szCs w:val="24"/>
         </w:rPr>
-        <w:t xml:space="preserve">Currently, depth sensing tags lack adequate resolution to accurately determine fish depth selection in shallow environments. This led us to develop a study where we used externally mounted temperature recording iButtons, coupled with temporally continuous recordings of temperature and oxygen at known depths, in order to calculate fish depth over time. This allowed </w:t>
-      </w:r>
-      <w:r>
-        <w:rPr>
-          <w:rFonts w:ascii="Times New Roman" w:hAnsi="Times New Roman" w:cs="Times New Roman"/>
-          <w:sz w:val="24"/>
-          <w:szCs w:val="24"/>
-        </w:rPr>
         <w:lastRenderedPageBreak/>
-        <w:t xml:space="preserve">us to determine whether fish were displaying fine scale diel vertical movements in response to fluctuating temperature and oxygen. </w:t>
+        <w:t xml:space="preserve">Currently, depth sensing tags lack adequate resolution to accurately determine fish depth selection in shallow environments. This led us to develop a study where we used externally mounted temperature recording iButtons, coupled with temporally continuous recordings of temperature and oxygen at known depths, in order to calculate fish depth over time. This allowed us to determine whether fish were displaying fine scale diel vertical movements in response to fluctuating temperature and oxygen. </w:t>
       </w:r>
     </w:p>
     <w:p>
@@ -2614,7 +2779,16 @@
           <w:sz w:val="24"/>
           <w:szCs w:val="24"/>
         </w:rPr>
-        <w:t>) formed into a 1.68m diameter cylinder that extended the full length of the water column. The bottom of the pen was weighted to the benthos and sewn closed with a panel of mesh. The surface of the pen extended ~0.45m above the water’s surface and was also capped with mesh. Floats were attached around the upper margins of the pen. This design allowed for a semi-rigid and secured cylindrical pen that extended the full depth of the water column.</w:t>
+        <w:t xml:space="preserve">) formed into a 1.68m diameter cylinder that extended the full length of the water column. The bottom of the pen was weighted to the benthos and sewn closed with a panel of mesh. The surface of the pen extended ~0.45m </w:t>
+      </w:r>
+      <w:r>
+        <w:rPr>
+          <w:rFonts w:ascii="Times New Roman" w:hAnsi="Times New Roman" w:cs="Times New Roman"/>
+          <w:sz w:val="24"/>
+          <w:szCs w:val="24"/>
+        </w:rPr>
+        <w:lastRenderedPageBreak/>
+        <w:t>above the water’s surface and was also capped with mesh. Floats were attached around the upper margins of the pen. This design allowed for a semi-rigid and secured cylindrical pen that extended the full depth of the water column.</w:t>
       </w:r>
     </w:p>
     <w:p>
@@ -2633,7 +2807,6 @@
           <w:sz w:val="24"/>
           <w:szCs w:val="24"/>
         </w:rPr>
-        <w:lastRenderedPageBreak/>
         <w:t>We tagged a total of 11-</w:t>
       </w:r>
       <w:r>
@@ -3155,7 +3328,16 @@
           <w:sz w:val="24"/>
           <w:szCs w:val="24"/>
         </w:rPr>
-        <w:t xml:space="preserve"> loggers (HOBO Water Temperature Pro v2 Data Logger, temperature accuracy to ±</w:t>
+        <w:t xml:space="preserve"> loggers </w:t>
+      </w:r>
+      <w:r>
+        <w:rPr>
+          <w:rFonts w:ascii="Times New Roman" w:hAnsi="Times New Roman" w:cs="Times New Roman"/>
+          <w:sz w:val="24"/>
+          <w:szCs w:val="24"/>
+        </w:rPr>
+        <w:lastRenderedPageBreak/>
+        <w:t>(HOBO Water Temperature Pro v2 Data Logger, temperature accuracy to ±</w:t>
       </w:r>
       <w:r>
         <w:rPr>
@@ -3219,16 +3401,7 @@
           <w:sz w:val="24"/>
           <w:szCs w:val="24"/>
         </w:rPr>
-        <w:t xml:space="preserve">Net pens were cleared of any debris or </w:t>
-      </w:r>
-      <w:r>
-        <w:rPr>
-          <w:rFonts w:ascii="Times New Roman" w:hAnsi="Times New Roman" w:cs="Times New Roman"/>
-          <w:sz w:val="24"/>
-          <w:szCs w:val="24"/>
-        </w:rPr>
-        <w:lastRenderedPageBreak/>
-        <w:t>buildup twice weekly, but were otherwise left undisturbed</w:t>
+        <w:t>Net pens were cleared of any debris or buildup twice weekly, but were otherwise left undisturbed</w:t>
       </w:r>
       <w:r>
         <w:rPr>
@@ -3522,7 +3695,16 @@
           <w:sz w:val="24"/>
           <w:szCs w:val="24"/>
         </w:rPr>
-        <w:t>). We first selected a 24-hour period (July 29) that was representative of typical summertime conditions at this location. W</w:t>
+        <w:t xml:space="preserve">). </w:t>
+      </w:r>
+      <w:r>
+        <w:rPr>
+          <w:rFonts w:ascii="Times New Roman" w:hAnsi="Times New Roman" w:cs="Times New Roman"/>
+          <w:sz w:val="24"/>
+          <w:szCs w:val="24"/>
+        </w:rPr>
+        <w:lastRenderedPageBreak/>
+        <w:t>We first selected a 24-hour period (July 29) that was representative of typical summertime conditions at this location. W</w:t>
       </w:r>
       <w:r>
         <w:rPr>
@@ -3562,16 +3744,7 @@
           <w:sz w:val="24"/>
           <w:szCs w:val="24"/>
         </w:rPr>
-        <w:t xml:space="preserve"> more continuous </w:t>
-      </w:r>
-      <w:r>
-        <w:rPr>
-          <w:rFonts w:ascii="Times New Roman" w:hAnsi="Times New Roman" w:cs="Times New Roman"/>
-          <w:sz w:val="24"/>
-          <w:szCs w:val="24"/>
-        </w:rPr>
-        <w:lastRenderedPageBreak/>
-        <w:t>prediction (</w:t>
+        <w:t xml:space="preserve"> more continuous prediction (</w:t>
       </w:r>
       <w:r>
         <w:rPr>
@@ -4141,6 +4314,7 @@
           <w:sz w:val="24"/>
           <w:szCs w:val="24"/>
         </w:rPr>
+        <w:lastRenderedPageBreak/>
         <w:t xml:space="preserve">These three indexes were then used to predict fish depth over the 24-hour time period. For each strategy, we determined the highest index value at each time step and found its correlated depth. We then plotted these depths, per strategy, over a 24-hour timeframe. </w:t>
       </w:r>
     </w:p>
@@ -4160,7 +4334,6 @@
           <w:sz w:val="24"/>
           <w:szCs w:val="24"/>
         </w:rPr>
-        <w:lastRenderedPageBreak/>
         <w:t>Next, we ran this simulation across the 7-day study window</w:t>
       </w:r>
       <w:r>
@@ -4313,6 +4486,7 @@
           <w:sz w:val="24"/>
           <w:szCs w:val="24"/>
         </w:rPr>
+        <w:lastRenderedPageBreak/>
         <w:t>Fish with externally mounted iButtons often</w:t>
       </w:r>
       <w:r>
@@ -4393,16 +4567,7 @@
           <w:sz w:val="24"/>
           <w:szCs w:val="24"/>
         </w:rPr>
-        <w:t xml:space="preserve"> temperatures to the closest </w:t>
-      </w:r>
-      <w:r>
-        <w:rPr>
-          <w:rFonts w:ascii="Times New Roman" w:hAnsi="Times New Roman" w:cs="Times New Roman"/>
-          <w:sz w:val="24"/>
-          <w:szCs w:val="24"/>
-        </w:rPr>
-        <w:lastRenderedPageBreak/>
-        <w:t>bounding</w:t>
+        <w:t xml:space="preserve"> temperatures to the closest bounding</w:t>
       </w:r>
       <w:r>
         <w:rPr>
@@ -4484,6 +4649,22 @@
           <w:szCs w:val="24"/>
         </w:rPr>
         <w:t xml:space="preserve">. </w:t>
+      </w:r>
+      <w:r>
+        <w:rPr>
+          <w:rFonts w:ascii="Times New Roman" w:eastAsiaTheme="minorEastAsia" w:hAnsi="Times New Roman" w:cs="Times New Roman"/>
+          <w:sz w:val="24"/>
+          <w:szCs w:val="24"/>
+        </w:rPr>
+        <w:t>Our analysis was limited to</w:t>
+      </w:r>
+      <w:r>
+        <w:rPr>
+          <w:rFonts w:ascii="Times New Roman" w:eastAsiaTheme="minorEastAsia" w:hAnsi="Times New Roman" w:cs="Times New Roman"/>
+          <w:sz w:val="24"/>
+          <w:szCs w:val="24"/>
+        </w:rPr>
+        <w:t xml:space="preserve"> data collected 5-days post fish capture to ensure cortisol levels and swimming behavior had returned to normal (Jepsen et al. 2001).  </w:t>
       </w:r>
     </w:p>
     <w:p>
@@ -4595,7 +4776,182 @@
           <w:sz w:val="24"/>
           <w:szCs w:val="24"/>
         </w:rPr>
-        <w:t xml:space="preserve"> and comprised 1-week of data (July 30 to August 6, commencing 5-days after fish were released into net pens). First, we used linear interpolation to estimate temperature and DO at a finer vertical resolution. For each time-step, 10-depths were randomly selected from a uniform distribution that spanned the full depth of the water column (0.1m precision), and temperature and DO were estimated for each depth. Temperature and DO measurements were standardized to facilitate comparison and to improve model fit. We used these temperature-DO profile sets to calculate the relative probability of selection, given the range of temperature and DO available. As described by</w:t>
+        <w:t xml:space="preserve"> and comprised 1-week of data (July 30 to August 6, commencing 5-days after fish were released into net pens). </w:t>
+      </w:r>
+      <w:ins w:id="6" w:author="Barrett, Hannah" w:date="2023-12-07T11:08:00Z">
+        <w:r>
+          <w:rPr>
+            <w:rFonts w:ascii="Times New Roman" w:hAnsi="Times New Roman" w:cs="Times New Roman"/>
+            <w:sz w:val="24"/>
+            <w:szCs w:val="24"/>
+          </w:rPr>
+          <w:t>For simplicity, w</w:t>
+        </w:r>
+      </w:ins>
+      <w:ins w:id="7" w:author="Barrett, Hannah" w:date="2023-12-07T11:02:00Z">
+        <w:r>
+          <w:rPr>
+            <w:rFonts w:ascii="Times New Roman" w:hAnsi="Times New Roman" w:cs="Times New Roman"/>
+            <w:sz w:val="24"/>
+            <w:szCs w:val="24"/>
+          </w:rPr>
+          <w:t>e</w:t>
+        </w:r>
+      </w:ins>
+      <w:ins w:id="8" w:author="Barrett, Hannah" w:date="2023-12-07T11:01:00Z">
+        <w:r>
+          <w:rPr>
+            <w:rFonts w:ascii="Times New Roman" w:hAnsi="Times New Roman" w:cs="Times New Roman"/>
+            <w:sz w:val="24"/>
+            <w:szCs w:val="24"/>
+          </w:rPr>
+          <w:t xml:space="preserve"> </w:t>
+        </w:r>
+        <w:r>
+          <w:rPr>
+            <w:rFonts w:ascii="Times New Roman" w:hAnsi="Times New Roman" w:cs="Times New Roman"/>
+            <w:sz w:val="24"/>
+            <w:szCs w:val="24"/>
+          </w:rPr>
+          <w:t xml:space="preserve">hereafter </w:t>
+        </w:r>
+      </w:ins>
+      <w:ins w:id="9" w:author="Barrett, Hannah" w:date="2023-12-07T11:02:00Z">
+        <w:r>
+          <w:rPr>
+            <w:rFonts w:ascii="Times New Roman" w:hAnsi="Times New Roman" w:cs="Times New Roman"/>
+            <w:sz w:val="24"/>
+            <w:szCs w:val="24"/>
+          </w:rPr>
+          <w:t xml:space="preserve">will </w:t>
+        </w:r>
+      </w:ins>
+      <w:ins w:id="10" w:author="Barrett, Hannah" w:date="2023-12-07T11:01:00Z">
+        <w:r>
+          <w:rPr>
+            <w:rFonts w:ascii="Times New Roman" w:hAnsi="Times New Roman" w:cs="Times New Roman"/>
+            <w:sz w:val="24"/>
+            <w:szCs w:val="24"/>
+          </w:rPr>
+          <w:t>refer to the DO max</w:t>
+        </w:r>
+      </w:ins>
+      <w:ins w:id="11" w:author="Barrett, Hannah" w:date="2023-12-07T11:02:00Z">
+        <w:r>
+          <w:rPr>
+            <w:rFonts w:ascii="Times New Roman" w:hAnsi="Times New Roman" w:cs="Times New Roman"/>
+            <w:sz w:val="24"/>
+            <w:szCs w:val="24"/>
+          </w:rPr>
+          <w:t>imum</w:t>
+        </w:r>
+      </w:ins>
+      <w:ins w:id="12" w:author="Barrett, Hannah" w:date="2023-12-07T11:01:00Z">
+        <w:r>
+          <w:rPr>
+            <w:rFonts w:ascii="Times New Roman" w:hAnsi="Times New Roman" w:cs="Times New Roman"/>
+            <w:sz w:val="24"/>
+            <w:szCs w:val="24"/>
+          </w:rPr>
+          <w:t xml:space="preserve"> as ‘</w:t>
+        </w:r>
+      </w:ins>
+      <w:ins w:id="13" w:author="Barrett, Hannah" w:date="2023-12-07T11:10:00Z">
+        <w:r>
+          <w:rPr>
+            <w:rFonts w:ascii="Times New Roman" w:hAnsi="Times New Roman" w:cs="Times New Roman"/>
+            <w:sz w:val="24"/>
+            <w:szCs w:val="24"/>
+          </w:rPr>
+          <w:t>day</w:t>
+        </w:r>
+      </w:ins>
+      <w:ins w:id="14" w:author="Barrett, Hannah" w:date="2023-12-07T11:01:00Z">
+        <w:r>
+          <w:rPr>
+            <w:rFonts w:ascii="Times New Roman" w:hAnsi="Times New Roman" w:cs="Times New Roman"/>
+            <w:sz w:val="24"/>
+            <w:szCs w:val="24"/>
+          </w:rPr>
+          <w:t>’ and</w:t>
+        </w:r>
+      </w:ins>
+      <w:ins w:id="15" w:author="Barrett, Hannah" w:date="2023-12-07T11:03:00Z">
+        <w:r>
+          <w:rPr>
+            <w:rFonts w:ascii="Times New Roman" w:hAnsi="Times New Roman" w:cs="Times New Roman"/>
+            <w:sz w:val="24"/>
+            <w:szCs w:val="24"/>
+          </w:rPr>
+          <w:t xml:space="preserve"> </w:t>
+        </w:r>
+      </w:ins>
+      <w:ins w:id="16" w:author="Barrett, Hannah" w:date="2023-12-07T11:01:00Z">
+        <w:r>
+          <w:rPr>
+            <w:rFonts w:ascii="Times New Roman" w:hAnsi="Times New Roman" w:cs="Times New Roman"/>
+            <w:sz w:val="24"/>
+            <w:szCs w:val="24"/>
+          </w:rPr>
+          <w:t>DO min</w:t>
+        </w:r>
+      </w:ins>
+      <w:ins w:id="17" w:author="Barrett, Hannah" w:date="2023-12-07T11:03:00Z">
+        <w:r>
+          <w:rPr>
+            <w:rFonts w:ascii="Times New Roman" w:hAnsi="Times New Roman" w:cs="Times New Roman"/>
+            <w:sz w:val="24"/>
+            <w:szCs w:val="24"/>
+          </w:rPr>
+          <w:t>imum</w:t>
+        </w:r>
+      </w:ins>
+      <w:ins w:id="18" w:author="Barrett, Hannah" w:date="2023-12-07T11:01:00Z">
+        <w:r>
+          <w:rPr>
+            <w:rFonts w:ascii="Times New Roman" w:hAnsi="Times New Roman" w:cs="Times New Roman"/>
+            <w:sz w:val="24"/>
+            <w:szCs w:val="24"/>
+          </w:rPr>
+          <w:t xml:space="preserve"> as ‘</w:t>
+        </w:r>
+      </w:ins>
+      <w:ins w:id="19" w:author="Barrett, Hannah" w:date="2023-12-07T11:10:00Z">
+        <w:r>
+          <w:rPr>
+            <w:rFonts w:ascii="Times New Roman" w:hAnsi="Times New Roman" w:cs="Times New Roman"/>
+            <w:sz w:val="24"/>
+            <w:szCs w:val="24"/>
+          </w:rPr>
+          <w:t>night</w:t>
+        </w:r>
+      </w:ins>
+      <w:ins w:id="20" w:author="Barrett, Hannah" w:date="2023-12-07T11:01:00Z">
+        <w:r>
+          <w:rPr>
+            <w:rFonts w:ascii="Times New Roman" w:hAnsi="Times New Roman" w:cs="Times New Roman"/>
+            <w:sz w:val="24"/>
+            <w:szCs w:val="24"/>
+          </w:rPr>
+          <w:t xml:space="preserve">. </w:t>
+        </w:r>
+      </w:ins>
+      <w:r>
+        <w:rPr>
+          <w:rFonts w:ascii="Times New Roman" w:hAnsi="Times New Roman" w:cs="Times New Roman"/>
+          <w:sz w:val="24"/>
+          <w:szCs w:val="24"/>
+        </w:rPr>
+        <w:t xml:space="preserve">First, we used linear interpolation to estimate temperature and DO at a finer vertical resolution. For each time-step, 10-depths were randomly selected from a uniform distribution that spanned the full depth of the water column (0.1m precision), and temperature and DO were estimated for each depth. Temperature and DO measurements were standardized to facilitate comparison and to improve model fit. We used these temperature-DO profile sets to calculate the relative probability of selection, given the </w:t>
+      </w:r>
+      <w:r>
+        <w:rPr>
+          <w:rFonts w:ascii="Times New Roman" w:hAnsi="Times New Roman" w:cs="Times New Roman"/>
+          <w:sz w:val="24"/>
+          <w:szCs w:val="24"/>
+        </w:rPr>
+        <w:lastRenderedPageBreak/>
+        <w:t>range of temperature and DO available. As described by</w:t>
       </w:r>
       <w:r>
         <w:rPr>
@@ -5060,8 +5416,8 @@
               </m:nary>
             </m:den>
           </m:f>
-          <w:commentRangeStart w:id="6"/>
-          <w:commentRangeEnd w:id="6"/>
+          <w:commentRangeStart w:id="21"/>
+          <w:commentRangeEnd w:id="21"/>
           <m:r>
             <m:rPr>
               <m:sty m:val="p"/>
@@ -5069,7 +5425,7 @@
             <w:rPr>
               <w:rStyle w:val="CommentReference"/>
             </w:rPr>
-            <w:commentReference w:id="6"/>
+            <w:commentReference w:id="21"/>
           </m:r>
           <m:r>
             <m:rPr>
@@ -5293,16 +5649,7 @@
           <w:sz w:val="24"/>
           <w:szCs w:val="24"/>
         </w:rPr>
-        <w:t xml:space="preserve">Models were fit </w:t>
-      </w:r>
-      <w:r>
-        <w:rPr>
-          <w:rFonts w:ascii="Times New Roman" w:hAnsi="Times New Roman" w:cs="Times New Roman"/>
-          <w:sz w:val="24"/>
-          <w:szCs w:val="24"/>
-        </w:rPr>
-        <w:lastRenderedPageBreak/>
-        <w:t>using the mgcv package (</w:t>
+        <w:t>Models were fit using the mgcv package (</w:t>
       </w:r>
       <w:r>
         <w:rPr>
@@ -5441,7 +5788,7 @@
         </w:rPr>
         <w:t>pan of temperature-DO combinations</w:t>
       </w:r>
-      <w:ins w:id="7" w:author="Barrett, Hannah" w:date="2023-11-19T13:04:00Z">
+      <w:ins w:id="22" w:author="Barrett, Hannah" w:date="2023-11-19T13:04:00Z">
         <w:r>
           <w:rPr>
             <w:rFonts w:ascii="Times New Roman" w:hAnsi="Times New Roman" w:cs="Times New Roman"/>
@@ -5507,7 +5854,7 @@
         </w:rPr>
         <w:t xml:space="preserve">Vertical and diel variation in temperature and </w:t>
       </w:r>
-      <w:commentRangeStart w:id="8"/>
+      <w:commentRangeStart w:id="23"/>
       <w:r>
         <w:rPr>
           <w:rFonts w:ascii="Times New Roman" w:hAnsi="Times New Roman" w:cs="Times New Roman"/>
@@ -5517,12 +5864,12 @@
         </w:rPr>
         <w:t>DO</w:t>
       </w:r>
-      <w:commentRangeEnd w:id="8"/>
+      <w:commentRangeEnd w:id="23"/>
       <w:r>
         <w:rPr>
           <w:rStyle w:val="CommentReference"/>
         </w:rPr>
-        <w:commentReference w:id="8"/>
+        <w:commentReference w:id="23"/>
       </w:r>
     </w:p>
     <w:p>
@@ -5531,163 +5878,259 @@
         <w:spacing w:line="480" w:lineRule="auto"/>
         <w:ind w:firstLine="720"/>
       </w:pPr>
-      <w:del w:id="9" w:author="Microsoft Office User" w:date="2023-12-01T08:05:00Z">
+      <w:r>
+        <w:rPr>
+          <w:rFonts w:ascii="Times New Roman" w:hAnsi="Times New Roman" w:cs="Times New Roman"/>
+          <w:sz w:val="24"/>
+          <w:szCs w:val="24"/>
+        </w:rPr>
+        <w:t>Vertical p</w:t>
+      </w:r>
+      <w:r>
+        <w:rPr>
+          <w:rFonts w:ascii="Times New Roman" w:hAnsi="Times New Roman" w:cs="Times New Roman"/>
+          <w:sz w:val="24"/>
+          <w:szCs w:val="24"/>
+        </w:rPr>
+        <w:t>rofiles of temperature and DO showed pronounced stratification, with higher contrasts between layers during daytime</w:t>
+      </w:r>
+      <w:r>
+        <w:rPr>
+          <w:rFonts w:ascii="Times New Roman" w:hAnsi="Times New Roman" w:cs="Times New Roman"/>
+          <w:sz w:val="24"/>
+          <w:szCs w:val="24"/>
+        </w:rPr>
+        <w:t xml:space="preserve"> (</w:t>
+      </w:r>
+      <w:r>
+        <w:rPr>
+          <w:rFonts w:ascii="Times New Roman" w:hAnsi="Times New Roman" w:cs="Times New Roman"/>
+          <w:sz w:val="24"/>
+          <w:szCs w:val="24"/>
+        </w:rPr>
+        <w:t>Figure 1 &amp; 2</w:t>
+      </w:r>
+      <w:r>
+        <w:rPr>
+          <w:rFonts w:ascii="Times New Roman" w:hAnsi="Times New Roman" w:cs="Times New Roman"/>
+          <w:sz w:val="24"/>
+          <w:szCs w:val="24"/>
+        </w:rPr>
+        <w:t>)</w:t>
+      </w:r>
+      <w:r>
+        <w:rPr>
+          <w:rFonts w:ascii="Times New Roman" w:hAnsi="Times New Roman" w:cs="Times New Roman"/>
+          <w:sz w:val="24"/>
+          <w:szCs w:val="24"/>
+        </w:rPr>
+        <w:t xml:space="preserve">. </w:t>
+      </w:r>
+      <w:r>
+        <w:rPr>
+          <w:rStyle w:val="CommentReference"/>
+        </w:rPr>
+        <w:annotationRef/>
+      </w:r>
+      <w:r>
+        <w:rPr>
+          <w:rFonts w:ascii="Times New Roman" w:hAnsi="Times New Roman" w:cs="Times New Roman"/>
+          <w:sz w:val="24"/>
+          <w:szCs w:val="24"/>
+        </w:rPr>
+        <w:t xml:space="preserve">During early-morning, water </w:t>
+      </w:r>
+      <w:commentRangeStart w:id="24"/>
+      <w:r>
+        <w:rPr>
+          <w:rFonts w:ascii="Times New Roman" w:hAnsi="Times New Roman" w:cs="Times New Roman"/>
+          <w:sz w:val="24"/>
+          <w:szCs w:val="24"/>
+        </w:rPr>
+        <w:t>temperatures at the Blue Ruin alcove terminus remained cool and within a relatively narrow range</w:t>
+      </w:r>
+      <w:commentRangeEnd w:id="24"/>
+      <w:r>
+        <w:rPr>
+          <w:rStyle w:val="CommentReference"/>
+        </w:rPr>
+        <w:commentReference w:id="24"/>
+      </w:r>
+      <w:r>
+        <w:rPr>
+          <w:rFonts w:ascii="Times New Roman" w:hAnsi="Times New Roman" w:cs="Times New Roman"/>
+          <w:sz w:val="24"/>
+          <w:szCs w:val="24"/>
+        </w:rPr>
+        <w:t>. The range of DO was also narrow and constrained to concentrations &lt;4</w:t>
+      </w:r>
+      <w:r>
+        <w:rPr>
+          <w:rFonts w:ascii="Times New Roman" w:hAnsi="Times New Roman" w:cs="Times New Roman"/>
+          <w:sz w:val="24"/>
+          <w:szCs w:val="24"/>
+        </w:rPr>
+        <w:t>mg</w:t>
+      </w:r>
+      <w:r>
+        <w:rPr>
+          <w:rFonts w:ascii="Times New Roman" w:hAnsi="Times New Roman" w:cs="Times New Roman"/>
+          <w:sz w:val="24"/>
+          <w:szCs w:val="24"/>
+        </w:rPr>
+        <w:t>•</w:t>
+      </w:r>
+      <w:r>
+        <w:rPr>
+          <w:rFonts w:ascii="Times New Roman" w:hAnsi="Times New Roman" w:cs="Times New Roman"/>
+          <w:sz w:val="24"/>
+          <w:szCs w:val="24"/>
+        </w:rPr>
+        <w:t>L</w:t>
+      </w:r>
+      <w:r>
+        <w:rPr>
+          <w:rFonts w:ascii="Times New Roman" w:hAnsi="Times New Roman" w:cs="Times New Roman"/>
+          <w:sz w:val="24"/>
+          <w:szCs w:val="24"/>
+          <w:vertAlign w:val="superscript"/>
+        </w:rPr>
+        <w:t xml:space="preserve">-1 </w:t>
+      </w:r>
+      <w:r>
+        <w:rPr>
+          <w:rFonts w:ascii="Times New Roman" w:hAnsi="Times New Roman" w:cs="Times New Roman"/>
+          <w:sz w:val="24"/>
+          <w:szCs w:val="24"/>
+        </w:rPr>
+        <w:t>throughout the vertical profile, and ~2</w:t>
+      </w:r>
+      <w:r>
+        <w:rPr>
+          <w:rFonts w:ascii="Times New Roman" w:hAnsi="Times New Roman" w:cs="Times New Roman"/>
+          <w:sz w:val="24"/>
+          <w:szCs w:val="24"/>
+        </w:rPr>
+        <w:t>mg</w:t>
+      </w:r>
+      <w:r>
+        <w:rPr>
+          <w:rFonts w:ascii="Times New Roman" w:hAnsi="Times New Roman" w:cs="Times New Roman"/>
+          <w:sz w:val="24"/>
+          <w:szCs w:val="24"/>
+        </w:rPr>
+        <w:t>•</w:t>
+      </w:r>
+      <w:r>
+        <w:rPr>
+          <w:rFonts w:ascii="Times New Roman" w:hAnsi="Times New Roman" w:cs="Times New Roman"/>
+          <w:sz w:val="24"/>
+          <w:szCs w:val="24"/>
+        </w:rPr>
+        <w:t>L</w:t>
+      </w:r>
+      <w:r>
+        <w:rPr>
+          <w:rFonts w:ascii="Times New Roman" w:hAnsi="Times New Roman" w:cs="Times New Roman"/>
+          <w:sz w:val="24"/>
+          <w:szCs w:val="24"/>
+          <w:vertAlign w:val="superscript"/>
+        </w:rPr>
+        <w:t xml:space="preserve">-1 </w:t>
+      </w:r>
+      <w:r>
+        <w:rPr>
+          <w:rFonts w:ascii="Times New Roman" w:hAnsi="Times New Roman" w:cs="Times New Roman"/>
+          <w:sz w:val="24"/>
+          <w:szCs w:val="24"/>
+        </w:rPr>
+        <w:t>in the hypolimnion. In the afternoon, the range of temperature and DO was much greater, with values as high as 21℃ and 9.2</w:t>
+      </w:r>
+      <w:r>
+        <w:rPr>
+          <w:rFonts w:ascii="Times New Roman" w:hAnsi="Times New Roman" w:cs="Times New Roman"/>
+          <w:sz w:val="24"/>
+          <w:szCs w:val="24"/>
+        </w:rPr>
+        <w:t>mg</w:t>
+      </w:r>
+      <w:r>
+        <w:rPr>
+          <w:rFonts w:ascii="Times New Roman" w:hAnsi="Times New Roman" w:cs="Times New Roman"/>
+          <w:sz w:val="24"/>
+          <w:szCs w:val="24"/>
+        </w:rPr>
+        <w:t>•</w:t>
+      </w:r>
+      <w:r>
+        <w:rPr>
+          <w:rFonts w:ascii="Times New Roman" w:hAnsi="Times New Roman" w:cs="Times New Roman"/>
+          <w:sz w:val="24"/>
+          <w:szCs w:val="24"/>
+        </w:rPr>
+        <w:t>L</w:t>
+      </w:r>
+      <w:r>
+        <w:rPr>
+          <w:rFonts w:ascii="Times New Roman" w:hAnsi="Times New Roman" w:cs="Times New Roman"/>
+          <w:sz w:val="24"/>
+          <w:szCs w:val="24"/>
+          <w:vertAlign w:val="superscript"/>
+        </w:rPr>
+        <w:t xml:space="preserve">-1 </w:t>
+      </w:r>
+      <w:commentRangeStart w:id="25"/>
+      <w:r>
+        <w:rPr>
+          <w:rFonts w:ascii="Times New Roman" w:hAnsi="Times New Roman" w:cs="Times New Roman"/>
+          <w:sz w:val="24"/>
+          <w:szCs w:val="24"/>
+        </w:rPr>
+        <w:t xml:space="preserve">in the epilimnion, and as </w:t>
+      </w:r>
+      <w:r>
+        <w:rPr>
+          <w:rFonts w:ascii="Times New Roman" w:hAnsi="Times New Roman" w:cs="Times New Roman"/>
+          <w:sz w:val="24"/>
+          <w:szCs w:val="24"/>
+        </w:rPr>
+        <w:lastRenderedPageBreak/>
+        <w:t>low as 13.3</w:t>
+      </w:r>
+      <w:ins w:id="26" w:author="Barrett, Hannah" w:date="2023-11-27T10:39:00Z">
         <w:r>
           <w:rPr>
             <w:rFonts w:ascii="Times New Roman" w:hAnsi="Times New Roman" w:cs="Times New Roman"/>
             <w:sz w:val="24"/>
             <w:szCs w:val="24"/>
           </w:rPr>
-          <w:delText>The stressors of low DO and high temperature varied asynchronously within these cold-water habitats.</w:delText>
-        </w:r>
-      </w:del>
-      <w:del w:id="10" w:author="Microsoft Office User" w:date="2023-12-01T08:15:00Z">
+          <w:t>℃</w:t>
+        </w:r>
+      </w:ins>
+      <w:r>
+        <w:rPr>
+          <w:rFonts w:ascii="Times New Roman" w:hAnsi="Times New Roman" w:cs="Times New Roman"/>
+          <w:sz w:val="24"/>
+          <w:szCs w:val="24"/>
+        </w:rPr>
+        <w:t xml:space="preserve"> and 4.9</w:t>
+      </w:r>
+      <w:ins w:id="27" w:author="Barrett, Hannah" w:date="2023-11-27T10:39:00Z">
         <w:r>
           <w:rPr>
             <w:rFonts w:ascii="Times New Roman" w:hAnsi="Times New Roman" w:cs="Times New Roman"/>
             <w:sz w:val="24"/>
             <w:szCs w:val="24"/>
           </w:rPr>
-          <w:delText xml:space="preserve"> </w:delText>
-        </w:r>
-      </w:del>
-      <w:ins w:id="11" w:author="Microsoft Office User" w:date="2023-12-01T07:55:00Z">
-        <w:r>
-          <w:rPr>
-            <w:rFonts w:ascii="Times New Roman" w:hAnsi="Times New Roman" w:cs="Times New Roman"/>
-            <w:sz w:val="24"/>
-            <w:szCs w:val="24"/>
-          </w:rPr>
-          <w:t>Vertical p</w:t>
+          <w:t xml:space="preserve"> </w:t>
         </w:r>
       </w:ins>
-      <w:del w:id="12" w:author="Microsoft Office User" w:date="2023-12-01T07:55:00Z">
-        <w:r>
-          <w:rPr>
-            <w:rFonts w:ascii="Times New Roman" w:hAnsi="Times New Roman" w:cs="Times New Roman"/>
-            <w:sz w:val="24"/>
-            <w:szCs w:val="24"/>
-          </w:rPr>
-          <w:delText>P</w:delText>
-        </w:r>
-      </w:del>
-      <w:r>
-        <w:rPr>
-          <w:rFonts w:ascii="Times New Roman" w:hAnsi="Times New Roman" w:cs="Times New Roman"/>
-          <w:sz w:val="24"/>
-          <w:szCs w:val="24"/>
-        </w:rPr>
-        <w:t xml:space="preserve">rofiles of temperature and DO </w:t>
-      </w:r>
-      <w:del w:id="13" w:author="Microsoft Office User" w:date="2023-12-01T08:07:00Z">
-        <w:r>
-          <w:rPr>
-            <w:rFonts w:ascii="Times New Roman" w:hAnsi="Times New Roman" w:cs="Times New Roman"/>
-            <w:sz w:val="24"/>
-            <w:szCs w:val="24"/>
-          </w:rPr>
-          <w:delText xml:space="preserve">in Blue Ruin </w:delText>
-        </w:r>
-      </w:del>
-      <w:r>
-        <w:rPr>
-          <w:rFonts w:ascii="Times New Roman" w:hAnsi="Times New Roman" w:cs="Times New Roman"/>
-          <w:sz w:val="24"/>
-          <w:szCs w:val="24"/>
-        </w:rPr>
-        <w:t xml:space="preserve">alcove showed pronounced </w:t>
-      </w:r>
-      <w:del w:id="14" w:author="Microsoft Office User" w:date="2023-12-01T07:55:00Z">
-        <w:r>
-          <w:rPr>
-            <w:rFonts w:ascii="Times New Roman" w:hAnsi="Times New Roman" w:cs="Times New Roman"/>
-            <w:sz w:val="24"/>
-            <w:szCs w:val="24"/>
-          </w:rPr>
-          <w:delText xml:space="preserve">vertical </w:delText>
-        </w:r>
-      </w:del>
-      <w:r>
-        <w:rPr>
-          <w:rFonts w:ascii="Times New Roman" w:hAnsi="Times New Roman" w:cs="Times New Roman"/>
-          <w:sz w:val="24"/>
-          <w:szCs w:val="24"/>
-        </w:rPr>
-        <w:t>stratification</w:t>
-      </w:r>
-      <w:del w:id="15" w:author="Microsoft Office User" w:date="2023-12-01T08:07:00Z">
-        <w:r>
-          <w:rPr>
-            <w:rFonts w:ascii="Times New Roman" w:hAnsi="Times New Roman" w:cs="Times New Roman"/>
-            <w:sz w:val="24"/>
-            <w:szCs w:val="24"/>
-          </w:rPr>
-          <w:delText xml:space="preserve"> (Figure 1)</w:delText>
-        </w:r>
-      </w:del>
-      <w:r>
-        <w:rPr>
-          <w:rFonts w:ascii="Times New Roman" w:hAnsi="Times New Roman" w:cs="Times New Roman"/>
-          <w:sz w:val="24"/>
-          <w:szCs w:val="24"/>
-        </w:rPr>
-        <w:t>, with higher contrasts between layers during daytime</w:t>
-      </w:r>
-      <w:ins w:id="16" w:author="Microsoft Office User" w:date="2023-12-01T08:07:00Z">
-        <w:r>
-          <w:rPr>
-            <w:rFonts w:ascii="Times New Roman" w:hAnsi="Times New Roman" w:cs="Times New Roman"/>
-            <w:sz w:val="24"/>
-            <w:szCs w:val="24"/>
-          </w:rPr>
-          <w:t xml:space="preserve"> (fig. 1,2)</w:t>
-        </w:r>
-      </w:ins>
-      <w:r>
-        <w:rPr>
-          <w:rFonts w:ascii="Times New Roman" w:hAnsi="Times New Roman" w:cs="Times New Roman"/>
-          <w:sz w:val="24"/>
-          <w:szCs w:val="24"/>
-        </w:rPr>
-        <w:t xml:space="preserve">. </w:t>
-      </w:r>
+      <w:commentRangeEnd w:id="25"/>
       <w:r>
         <w:rPr>
           <w:rStyle w:val="CommentReference"/>
         </w:rPr>
-        <w:annotationRef/>
-      </w:r>
-      <w:r>
-        <w:rPr>
-          <w:rFonts w:ascii="Times New Roman" w:hAnsi="Times New Roman" w:cs="Times New Roman"/>
-          <w:sz w:val="24"/>
-          <w:szCs w:val="24"/>
-        </w:rPr>
-        <w:t xml:space="preserve">During early-morning, water </w:t>
-      </w:r>
-      <w:commentRangeStart w:id="17"/>
-      <w:r>
-        <w:rPr>
-          <w:rFonts w:ascii="Times New Roman" w:hAnsi="Times New Roman" w:cs="Times New Roman"/>
-          <w:sz w:val="24"/>
-          <w:szCs w:val="24"/>
-        </w:rPr>
-        <w:t>temperatures at the Blue Ruin alcove terminus remained cool and within a relatively narrow range</w:t>
-      </w:r>
-      <w:commentRangeEnd w:id="17"/>
-      <w:r>
-        <w:rPr>
-          <w:rStyle w:val="CommentReference"/>
-        </w:rPr>
-        <w:commentReference w:id="17"/>
-      </w:r>
-      <w:r>
-        <w:rPr>
-          <w:rFonts w:ascii="Times New Roman" w:hAnsi="Times New Roman" w:cs="Times New Roman"/>
-          <w:sz w:val="24"/>
-          <w:szCs w:val="24"/>
-        </w:rPr>
-        <w:t>. The range of DO was also narrow and constrained to concentrations &lt;4</w:t>
+        <w:commentReference w:id="25"/>
       </w:r>
       <w:r>
         <w:rPr>
@@ -5728,167 +6171,6 @@
           <w:sz w:val="24"/>
           <w:szCs w:val="24"/>
         </w:rPr>
-        <w:t>throughout the vertical profile, and ~2</w:t>
-      </w:r>
-      <w:r>
-        <w:rPr>
-          <w:rFonts w:ascii="Times New Roman" w:hAnsi="Times New Roman" w:cs="Times New Roman"/>
-          <w:sz w:val="24"/>
-          <w:szCs w:val="24"/>
-        </w:rPr>
-        <w:t>mg</w:t>
-      </w:r>
-      <w:r>
-        <w:rPr>
-          <w:rFonts w:ascii="Times New Roman" w:hAnsi="Times New Roman" w:cs="Times New Roman"/>
-          <w:sz w:val="24"/>
-          <w:szCs w:val="24"/>
-        </w:rPr>
-        <w:t>•</w:t>
-      </w:r>
-      <w:r>
-        <w:rPr>
-          <w:rFonts w:ascii="Times New Roman" w:hAnsi="Times New Roman" w:cs="Times New Roman"/>
-          <w:sz w:val="24"/>
-          <w:szCs w:val="24"/>
-        </w:rPr>
-        <w:t>L</w:t>
-      </w:r>
-      <w:r>
-        <w:rPr>
-          <w:rFonts w:ascii="Times New Roman" w:hAnsi="Times New Roman" w:cs="Times New Roman"/>
-          <w:sz w:val="24"/>
-          <w:szCs w:val="24"/>
-          <w:vertAlign w:val="superscript"/>
-        </w:rPr>
-        <w:t xml:space="preserve">-1 </w:t>
-      </w:r>
-      <w:r>
-        <w:rPr>
-          <w:rFonts w:ascii="Times New Roman" w:hAnsi="Times New Roman" w:cs="Times New Roman"/>
-          <w:sz w:val="24"/>
-          <w:szCs w:val="24"/>
-        </w:rPr>
-        <w:t>in the hypolimnion. In the afternoon, the range of temperature and DO was much greater, with values as high as 21℃ and 9.2</w:t>
-      </w:r>
-      <w:r>
-        <w:rPr>
-          <w:rFonts w:ascii="Times New Roman" w:hAnsi="Times New Roman" w:cs="Times New Roman"/>
-          <w:sz w:val="24"/>
-          <w:szCs w:val="24"/>
-        </w:rPr>
-        <w:t>mg</w:t>
-      </w:r>
-      <w:r>
-        <w:rPr>
-          <w:rFonts w:ascii="Times New Roman" w:hAnsi="Times New Roman" w:cs="Times New Roman"/>
-          <w:sz w:val="24"/>
-          <w:szCs w:val="24"/>
-        </w:rPr>
-        <w:t>•</w:t>
-      </w:r>
-      <w:r>
-        <w:rPr>
-          <w:rFonts w:ascii="Times New Roman" w:hAnsi="Times New Roman" w:cs="Times New Roman"/>
-          <w:sz w:val="24"/>
-          <w:szCs w:val="24"/>
-        </w:rPr>
-        <w:t>L</w:t>
-      </w:r>
-      <w:r>
-        <w:rPr>
-          <w:rFonts w:ascii="Times New Roman" w:hAnsi="Times New Roman" w:cs="Times New Roman"/>
-          <w:sz w:val="24"/>
-          <w:szCs w:val="24"/>
-          <w:vertAlign w:val="superscript"/>
-        </w:rPr>
-        <w:t xml:space="preserve">-1 </w:t>
-      </w:r>
-      <w:commentRangeStart w:id="18"/>
-      <w:r>
-        <w:rPr>
-          <w:rFonts w:ascii="Times New Roman" w:hAnsi="Times New Roman" w:cs="Times New Roman"/>
-          <w:sz w:val="24"/>
-          <w:szCs w:val="24"/>
-        </w:rPr>
-        <w:t>in the epilimnion, and as low as 13.3</w:t>
-      </w:r>
-      <w:ins w:id="19" w:author="Barrett, Hannah" w:date="2023-11-27T10:39:00Z">
-        <w:r>
-          <w:rPr>
-            <w:rFonts w:ascii="Times New Roman" w:hAnsi="Times New Roman" w:cs="Times New Roman"/>
-            <w:sz w:val="24"/>
-            <w:szCs w:val="24"/>
-          </w:rPr>
-          <w:t>℃</w:t>
-        </w:r>
-      </w:ins>
-      <w:r>
-        <w:rPr>
-          <w:rFonts w:ascii="Times New Roman" w:hAnsi="Times New Roman" w:cs="Times New Roman"/>
-          <w:sz w:val="24"/>
-          <w:szCs w:val="24"/>
-        </w:rPr>
-        <w:t xml:space="preserve"> and 4.9</w:t>
-      </w:r>
-      <w:ins w:id="20" w:author="Barrett, Hannah" w:date="2023-11-27T10:39:00Z">
-        <w:r>
-          <w:rPr>
-            <w:rFonts w:ascii="Times New Roman" w:hAnsi="Times New Roman" w:cs="Times New Roman"/>
-            <w:sz w:val="24"/>
-            <w:szCs w:val="24"/>
-          </w:rPr>
-          <w:t xml:space="preserve"> </w:t>
-        </w:r>
-      </w:ins>
-      <w:commentRangeEnd w:id="18"/>
-      <w:r>
-        <w:rPr>
-          <w:rStyle w:val="CommentReference"/>
-        </w:rPr>
-        <w:commentReference w:id="18"/>
-      </w:r>
-      <w:ins w:id="21" w:author="Barrett, Hannah" w:date="2023-11-27T10:39:00Z">
-        <w:r>
-          <w:rPr>
-            <w:rFonts w:ascii="Times New Roman" w:hAnsi="Times New Roman" w:cs="Times New Roman"/>
-            <w:sz w:val="24"/>
-            <w:szCs w:val="24"/>
-          </w:rPr>
-          <w:t>mg</w:t>
-        </w:r>
-        <w:r>
-          <w:rPr>
-            <w:rFonts w:ascii="Times New Roman" w:hAnsi="Times New Roman" w:cs="Times New Roman"/>
-            <w:sz w:val="24"/>
-            <w:szCs w:val="24"/>
-          </w:rPr>
-          <w:t>•</w:t>
-        </w:r>
-        <w:r>
-          <w:rPr>
-            <w:rFonts w:ascii="Times New Roman" w:hAnsi="Times New Roman" w:cs="Times New Roman"/>
-            <w:sz w:val="24"/>
-            <w:szCs w:val="24"/>
-          </w:rPr>
-          <w:t>L</w:t>
-        </w:r>
-        <w:r>
-          <w:rPr>
-            <w:rFonts w:ascii="Times New Roman" w:hAnsi="Times New Roman" w:cs="Times New Roman"/>
-            <w:sz w:val="24"/>
-            <w:szCs w:val="24"/>
-            <w:vertAlign w:val="superscript"/>
-          </w:rPr>
-          <w:t xml:space="preserve">-1 </w:t>
-        </w:r>
-      </w:ins>
-      <w:r>
-        <w:rPr>
-          <w:rFonts w:ascii="Times New Roman" w:hAnsi="Times New Roman" w:cs="Times New Roman"/>
-          <w:sz w:val="24"/>
-          <w:szCs w:val="24"/>
-        </w:rPr>
         <w:t xml:space="preserve"> in the hypolimnion. </w:t>
       </w:r>
       <w:r>
@@ -5897,7 +6179,23 @@
           <w:sz w:val="24"/>
           <w:szCs w:val="24"/>
         </w:rPr>
-        <w:t xml:space="preserve">Morning and late afternoon measurements taken along the alcove thalweg consistently yielded similar thermal profiles to those </w:t>
+        <w:t xml:space="preserve">Morning and </w:t>
+      </w:r>
+      <w:r>
+        <w:rPr>
+          <w:rFonts w:ascii="Times New Roman" w:hAnsi="Times New Roman" w:cs="Times New Roman"/>
+          <w:sz w:val="24"/>
+          <w:szCs w:val="24"/>
+        </w:rPr>
+        <w:t>evening</w:t>
+      </w:r>
+      <w:r>
+        <w:rPr>
+          <w:rFonts w:ascii="Times New Roman" w:hAnsi="Times New Roman" w:cs="Times New Roman"/>
+          <w:sz w:val="24"/>
+          <w:szCs w:val="24"/>
+        </w:rPr>
+        <w:t xml:space="preserve"> measurements taken along the alcove thalweg consistently yielded similar thermal profiles to those </w:t>
       </w:r>
       <w:r>
         <w:rPr>
@@ -5921,23 +6219,15 @@
           <w:sz w:val="24"/>
           <w:szCs w:val="24"/>
         </w:rPr>
-        <w:t>I</w:t>
-      </w:r>
-      <w:r>
-        <w:rPr>
-          <w:rFonts w:ascii="Times New Roman" w:hAnsi="Times New Roman" w:cs="Times New Roman"/>
-          <w:sz w:val="24"/>
-          <w:szCs w:val="24"/>
-        </w:rPr>
-        <w:t>n the ear</w:t>
-      </w:r>
-      <w:r>
-        <w:rPr>
-          <w:rFonts w:ascii="Times New Roman" w:hAnsi="Times New Roman" w:cs="Times New Roman"/>
-          <w:sz w:val="24"/>
-          <w:szCs w:val="24"/>
-        </w:rPr>
-        <w:t>ly morning, for example,</w:t>
+        <w:t>At night</w:t>
+      </w:r>
+      <w:r>
+        <w:rPr>
+          <w:rFonts w:ascii="Times New Roman" w:hAnsi="Times New Roman" w:cs="Times New Roman"/>
+          <w:sz w:val="24"/>
+          <w:szCs w:val="24"/>
+        </w:rPr>
+        <w:t>, for example,</w:t>
       </w:r>
       <w:r>
         <w:rPr>
@@ -6088,8 +6378,39 @@
           <w:sz w:val="24"/>
           <w:szCs w:val="24"/>
         </w:rPr>
-        <w:lastRenderedPageBreak/>
-        <w:t xml:space="preserve">Both Blue Ruin and Norwood cold-water alcoves displayed distinct diel cycling of DO and temperature (Figure 2, Table 1, Supplemental Figure 2 &amp; 3). In both alcoves, a DO minima and maxima occurred during the early morning and early evening, respectively. However, the </w:t>
+        <w:t xml:space="preserve">Both Blue Ruin and Norwood cold-water alcoves displayed distinct diel cycling of DO and temperature (Figure 2, Table 1, Supplemental Figure 2 &amp; 3). In both alcoves, a DO minima and maxima occurred during the </w:t>
+      </w:r>
+      <w:r>
+        <w:rPr>
+          <w:rFonts w:ascii="Times New Roman" w:hAnsi="Times New Roman" w:cs="Times New Roman"/>
+          <w:sz w:val="24"/>
+          <w:szCs w:val="24"/>
+        </w:rPr>
+        <w:t xml:space="preserve">early </w:t>
+      </w:r>
+      <w:r>
+        <w:rPr>
+          <w:rFonts w:ascii="Times New Roman" w:hAnsi="Times New Roman" w:cs="Times New Roman"/>
+          <w:sz w:val="24"/>
+          <w:szCs w:val="24"/>
+        </w:rPr>
+        <w:t xml:space="preserve">morning and </w:t>
+      </w:r>
+      <w:r>
+        <w:rPr>
+          <w:rFonts w:ascii="Times New Roman" w:hAnsi="Times New Roman" w:cs="Times New Roman"/>
+          <w:sz w:val="24"/>
+          <w:szCs w:val="24"/>
+        </w:rPr>
+        <w:t xml:space="preserve">early </w:t>
+      </w:r>
+      <w:r>
+        <w:rPr>
+          <w:rFonts w:ascii="Times New Roman" w:hAnsi="Times New Roman" w:cs="Times New Roman"/>
+          <w:sz w:val="24"/>
+          <w:szCs w:val="24"/>
+        </w:rPr>
+        <w:t xml:space="preserve">evening, respectively. However, the </w:t>
       </w:r>
       <w:r>
         <w:rPr>
@@ -6105,13 +6426,13 @@
         <w:spacing w:line="480" w:lineRule="auto"/>
         <w:ind w:firstLine="720"/>
         <w:rPr>
-          <w:ins w:id="22" w:author="Microsoft Office User" w:date="2023-12-01T08:21:00Z"/>
+          <w:ins w:id="28" w:author="Microsoft Office User" w:date="2023-12-01T08:21:00Z"/>
           <w:rFonts w:ascii="Times New Roman" w:hAnsi="Times New Roman" w:cs="Times New Roman"/>
           <w:sz w:val="24"/>
           <w:szCs w:val="24"/>
         </w:rPr>
       </w:pPr>
-      <w:commentRangeStart w:id="23"/>
+      <w:commentRangeStart w:id="29"/>
       <w:r>
         <w:rPr>
           <w:rFonts w:ascii="Times New Roman" w:hAnsi="Times New Roman" w:cs="Times New Roman"/>
@@ -6120,159 +6441,53 @@
         </w:rPr>
         <w:t>We</w:t>
       </w:r>
-      <w:commentRangeEnd w:id="23"/>
+      <w:commentRangeEnd w:id="29"/>
       <w:r>
         <w:rPr>
           <w:rStyle w:val="CommentReference"/>
         </w:rPr>
-        <w:commentReference w:id="23"/>
-      </w:r>
-      <w:r>
-        <w:rPr>
-          <w:rFonts w:ascii="Times New Roman" w:hAnsi="Times New Roman" w:cs="Times New Roman"/>
-          <w:sz w:val="24"/>
-          <w:szCs w:val="24"/>
-        </w:rPr>
-        <w:t xml:space="preserve"> observed a clear trade-off between cool temperature and high dissolved oxygen, as illustrated by a positive linear relationship between the two variables, expressed across six alcoves during </w:t>
-      </w:r>
-      <w:commentRangeStart w:id="24"/>
-      <w:ins w:id="25" w:author="Microsoft Office User" w:date="2023-12-01T08:25:00Z">
-        <w:r>
-          <w:rPr>
-            <w:rFonts w:ascii="Times New Roman" w:hAnsi="Times New Roman" w:cs="Times New Roman"/>
-            <w:sz w:val="24"/>
-            <w:szCs w:val="24"/>
-          </w:rPr>
-          <w:t>both day and night</w:t>
-        </w:r>
-      </w:ins>
-      <w:ins w:id="26" w:author="Microsoft Office User" w:date="2023-12-01T08:32:00Z">
-        <w:r>
-          <w:rPr>
-            <w:rFonts w:ascii="Times New Roman" w:hAnsi="Times New Roman" w:cs="Times New Roman"/>
-            <w:sz w:val="24"/>
-            <w:szCs w:val="24"/>
-          </w:rPr>
-          <w:t xml:space="preserve"> (i.e., the 2-h periods of max and min DO, resp.)</w:t>
-        </w:r>
-      </w:ins>
-      <w:ins w:id="27" w:author="Microsoft Office User" w:date="2023-12-01T08:22:00Z">
-        <w:r>
-          <w:rPr>
-            <w:rFonts w:ascii="Times New Roman" w:hAnsi="Times New Roman" w:cs="Times New Roman"/>
-            <w:sz w:val="24"/>
-            <w:szCs w:val="24"/>
-          </w:rPr>
-          <w:t xml:space="preserve"> </w:t>
-        </w:r>
-      </w:ins>
-      <w:commentRangeEnd w:id="24"/>
-      <w:ins w:id="28" w:author="Microsoft Office User" w:date="2023-12-01T08:26:00Z">
-        <w:r>
-          <w:rPr>
-            <w:rStyle w:val="CommentReference"/>
-          </w:rPr>
-          <w:commentReference w:id="24"/>
-        </w:r>
-      </w:ins>
-      <w:ins w:id="29" w:author="Microsoft Office User" w:date="2023-12-01T08:22:00Z">
-        <w:r>
-          <w:rPr>
-            <w:rFonts w:ascii="Times New Roman" w:hAnsi="Times New Roman" w:cs="Times New Roman"/>
-            <w:sz w:val="24"/>
-            <w:szCs w:val="24"/>
-          </w:rPr>
-          <w:t>(Figure 3, Table 2).</w:t>
-        </w:r>
-      </w:ins>
-      <w:ins w:id="30" w:author="Microsoft Office User" w:date="2023-12-01T08:31:00Z">
-        <w:r>
-          <w:rPr>
-            <w:rFonts w:ascii="Times New Roman" w:hAnsi="Times New Roman" w:cs="Times New Roman"/>
-            <w:sz w:val="24"/>
-            <w:szCs w:val="24"/>
-          </w:rPr>
-          <w:t xml:space="preserve"> </w:t>
-        </w:r>
-      </w:ins>
-      <w:r>
-        <w:rPr>
-          <w:rFonts w:ascii="Times New Roman" w:hAnsi="Times New Roman" w:cs="Times New Roman"/>
-          <w:sz w:val="24"/>
-          <w:szCs w:val="24"/>
-        </w:rPr>
-        <w:t xml:space="preserve">However, the shape of the trade-off differed between day and night. In all alcoves, the intercept was lower at night, indicating all temperatures expressed lower DO, and there was a contracted range of temperatures, meaning fish had reduced potential to trade-off cool temperature for higher DO. At five of the six alcoves, the slope was also more positive at night, meaning that a given level of cooling was accompanied by a larger reduction in DO (i.e., the trade-off was stronger). </w:t>
-      </w:r>
-      <w:ins w:id="31" w:author="Microsoft Office User" w:date="2023-12-01T08:40:00Z">
-        <w:r>
-          <w:rPr>
-            <w:rFonts w:ascii="Times New Roman" w:hAnsi="Times New Roman" w:cs="Times New Roman"/>
-            <w:sz w:val="24"/>
-            <w:szCs w:val="24"/>
-          </w:rPr>
-          <w:t>Notably, we found the opposite result in the N</w:t>
-        </w:r>
-      </w:ins>
-      <w:ins w:id="32" w:author="Microsoft Office User" w:date="2023-12-01T08:41:00Z">
-        <w:r>
-          <w:rPr>
-            <w:rFonts w:ascii="Times New Roman" w:hAnsi="Times New Roman" w:cs="Times New Roman"/>
-            <w:sz w:val="24"/>
-            <w:szCs w:val="24"/>
-          </w:rPr>
-          <w:t xml:space="preserve">orwood alcove, where </w:t>
-        </w:r>
-      </w:ins>
-      <w:ins w:id="33" w:author="Microsoft Office User" w:date="2023-12-01T08:42:00Z">
-        <w:r>
-          <w:rPr>
-            <w:rFonts w:ascii="Times New Roman" w:hAnsi="Times New Roman" w:cs="Times New Roman"/>
-            <w:sz w:val="24"/>
-            <w:szCs w:val="24"/>
-          </w:rPr>
-          <w:t>the water column</w:t>
-        </w:r>
-      </w:ins>
-      <w:ins w:id="34" w:author="Microsoft Office User" w:date="2023-12-01T08:43:00Z">
-        <w:r>
-          <w:rPr>
-            <w:rFonts w:ascii="Times New Roman" w:hAnsi="Times New Roman" w:cs="Times New Roman"/>
-            <w:sz w:val="24"/>
-            <w:szCs w:val="24"/>
-          </w:rPr>
-          <w:t>, at night,</w:t>
-        </w:r>
-      </w:ins>
-      <w:ins w:id="35" w:author="Microsoft Office User" w:date="2023-12-01T08:42:00Z">
-        <w:r>
-          <w:rPr>
-            <w:rFonts w:ascii="Times New Roman" w:hAnsi="Times New Roman" w:cs="Times New Roman"/>
-            <w:sz w:val="24"/>
-            <w:szCs w:val="24"/>
-          </w:rPr>
-          <w:t xml:space="preserve"> was more homogenously low in temperature and DO</w:t>
-        </w:r>
-      </w:ins>
-      <w:ins w:id="36" w:author="Microsoft Office User" w:date="2023-12-01T08:43:00Z">
-        <w:r>
-          <w:rPr>
-            <w:rFonts w:ascii="Times New Roman" w:hAnsi="Times New Roman" w:cs="Times New Roman"/>
-            <w:sz w:val="24"/>
-            <w:szCs w:val="24"/>
-          </w:rPr>
-          <w:t xml:space="preserve">. This meant that fish had limited potential to trade off temperature for oxygen during the period of DO minimum. </w:t>
-        </w:r>
-      </w:ins>
-      <w:ins w:id="37" w:author="Microsoft Office User" w:date="2023-12-01T08:42:00Z">
-        <w:r>
-          <w:rPr>
-            <w:rFonts w:ascii="Times New Roman" w:hAnsi="Times New Roman" w:cs="Times New Roman"/>
-            <w:sz w:val="24"/>
-            <w:szCs w:val="24"/>
-          </w:rPr>
-          <w:t xml:space="preserve"> </w:t>
-        </w:r>
-      </w:ins>
+        <w:commentReference w:id="29"/>
+      </w:r>
+      <w:r>
+        <w:rPr>
+          <w:rFonts w:ascii="Times New Roman" w:hAnsi="Times New Roman" w:cs="Times New Roman"/>
+          <w:sz w:val="24"/>
+          <w:szCs w:val="24"/>
+        </w:rPr>
+        <w:t xml:space="preserve"> observed a clear trade-off between cool temperature and high dissolved oxygen, as illustrated by a positive linear relationship between the two variables, expressed across six alcoves during both </w:t>
+      </w:r>
+      <w:r>
+        <w:rPr>
+          <w:rFonts w:ascii="Times New Roman" w:hAnsi="Times New Roman" w:cs="Times New Roman"/>
+          <w:sz w:val="24"/>
+          <w:szCs w:val="24"/>
+        </w:rPr>
+        <w:t xml:space="preserve">the morning and evening </w:t>
+      </w:r>
+      <w:r>
+        <w:rPr>
+          <w:rFonts w:ascii="Times New Roman" w:hAnsi="Times New Roman" w:cs="Times New Roman"/>
+          <w:sz w:val="24"/>
+          <w:szCs w:val="24"/>
+        </w:rPr>
+        <w:t xml:space="preserve">(Figure 3, Table 2). However, the shape of the trade-off differed between day and night. In all alcoves, the intercept was lower at night, indicating all temperatures expressed lower DO, and there was a contracted range of temperatures, meaning fish had reduced potential to trade-off cool temperature for higher DO. At five of the six alcoves, the slope was also more positive at night, meaning that a given level of cooling was accompanied by a larger reduction in DO (i.e., the trade-off was stronger). Notably, we found the opposite result in the </w:t>
+      </w:r>
+      <w:r>
+        <w:rPr>
+          <w:rFonts w:ascii="Times New Roman" w:hAnsi="Times New Roman" w:cs="Times New Roman"/>
+          <w:sz w:val="24"/>
+          <w:szCs w:val="24"/>
+        </w:rPr>
+        <w:t>Blue Ruin</w:t>
+      </w:r>
+      <w:r>
+        <w:rPr>
+          <w:rFonts w:ascii="Times New Roman" w:hAnsi="Times New Roman" w:cs="Times New Roman"/>
+          <w:sz w:val="24"/>
+          <w:szCs w:val="24"/>
+        </w:rPr>
+        <w:t xml:space="preserve"> alcove, where the water column, at night, was more homogenously low in temperature and DO. This meant that fish had limited potential to trade off temperature for oxygen during the period of DO minimum.  </w:t>
+      </w:r>
     </w:p>
     <w:p>
       <w:pPr>
@@ -6310,36 +6525,17 @@
           <w:sz w:val="24"/>
           <w:szCs w:val="24"/>
         </w:rPr>
-        <w:t xml:space="preserve">Our </w:t>
-      </w:r>
-      <w:del w:id="38" w:author="Microsoft Office User" w:date="2023-12-01T08:54:00Z">
-        <w:r>
-          <w:rPr>
-            <w:rFonts w:ascii="Times New Roman" w:hAnsi="Times New Roman" w:cs="Times New Roman"/>
-            <w:sz w:val="24"/>
-            <w:szCs w:val="24"/>
-          </w:rPr>
-          <w:delText xml:space="preserve">habitat </w:delText>
-        </w:r>
-      </w:del>
-      <w:r>
-        <w:rPr>
-          <w:rFonts w:ascii="Times New Roman" w:hAnsi="Times New Roman" w:cs="Times New Roman"/>
-          <w:sz w:val="24"/>
-          <w:szCs w:val="24"/>
-        </w:rPr>
-        <w:t xml:space="preserve">simulation yielded three distinct </w:t>
-      </w:r>
-      <w:ins w:id="39" w:author="Microsoft Office User" w:date="2023-12-01T08:55:00Z">
-        <w:r>
-          <w:rPr>
-            <w:rFonts w:ascii="Times New Roman" w:hAnsi="Times New Roman" w:cs="Times New Roman"/>
-            <w:sz w:val="24"/>
-            <w:szCs w:val="24"/>
-          </w:rPr>
-          <w:t xml:space="preserve">patterns of fish </w:t>
-        </w:r>
-      </w:ins>
+        <w:lastRenderedPageBreak/>
+        <w:t xml:space="preserve">Our simulation yielded three distinct </w:t>
+      </w:r>
+      <w:r>
+        <w:rPr>
+          <w:rFonts w:ascii="Times New Roman" w:hAnsi="Times New Roman" w:cs="Times New Roman"/>
+          <w:sz w:val="24"/>
+          <w:szCs w:val="24"/>
+        </w:rPr>
+        <w:t xml:space="preserve">patterns of fish </w:t>
+      </w:r>
       <w:r>
         <w:rPr>
           <w:rFonts w:ascii="Times New Roman" w:hAnsi="Times New Roman" w:cs="Times New Roman"/>
@@ -6348,26 +6544,14 @@
         </w:rPr>
         <w:t xml:space="preserve">depth </w:t>
       </w:r>
-      <w:ins w:id="40" w:author="Microsoft Office User" w:date="2023-12-01T08:56:00Z">
-        <w:r>
-          <w:rPr>
-            <w:rFonts w:ascii="Times New Roman" w:hAnsi="Times New Roman" w:cs="Times New Roman"/>
-            <w:sz w:val="24"/>
-            <w:szCs w:val="24"/>
-          </w:rPr>
-          <w:t>across the diel cycle</w:t>
-        </w:r>
-      </w:ins>
-      <w:del w:id="41" w:author="Microsoft Office User" w:date="2023-12-01T08:56:00Z">
-        <w:r>
-          <w:rPr>
-            <w:rFonts w:ascii="Times New Roman" w:hAnsi="Times New Roman" w:cs="Times New Roman"/>
-            <w:sz w:val="24"/>
-            <w:szCs w:val="24"/>
-          </w:rPr>
-          <w:delText>selection responses</w:delText>
-        </w:r>
-      </w:del>
+      <w:r>
+        <w:rPr>
+          <w:rFonts w:ascii="Times New Roman" w:hAnsi="Times New Roman" w:cs="Times New Roman"/>
+          <w:sz w:val="24"/>
+          <w:szCs w:val="24"/>
+        </w:rPr>
+        <w:t>across the diel cycle</w:t>
+      </w:r>
       <w:r>
         <w:rPr>
           <w:rFonts w:ascii="Times New Roman" w:hAnsi="Times New Roman" w:cs="Times New Roman"/>
@@ -6441,46 +6625,14 @@
         </w:rPr>
         <w:t xml:space="preserve">) </w:t>
       </w:r>
-      <w:del w:id="42" w:author="Microsoft Office User" w:date="2023-12-01T08:56:00Z">
-        <w:r>
-          <w:rPr>
-            <w:rFonts w:ascii="Times New Roman" w:hAnsi="Times New Roman" w:cs="Times New Roman"/>
-            <w:sz w:val="24"/>
-            <w:szCs w:val="24"/>
-          </w:rPr>
-          <w:delText>was simulated to respond by holding</w:delText>
-        </w:r>
-      </w:del>
-      <w:ins w:id="43" w:author="Microsoft Office User" w:date="2023-12-01T08:56:00Z">
-        <w:r>
-          <w:rPr>
-            <w:rFonts w:ascii="Times New Roman" w:hAnsi="Times New Roman" w:cs="Times New Roman"/>
-            <w:sz w:val="24"/>
-            <w:szCs w:val="24"/>
-          </w:rPr>
-          <w:t xml:space="preserve">would </w:t>
-        </w:r>
-      </w:ins>
-      <w:ins w:id="44" w:author="Microsoft Office User" w:date="2023-12-01T09:03:00Z">
-        <w:r>
-          <w:rPr>
-            <w:rFonts w:ascii="Times New Roman" w:hAnsi="Times New Roman" w:cs="Times New Roman"/>
-            <w:sz w:val="24"/>
-            <w:szCs w:val="24"/>
-          </w:rPr>
-          <w:t xml:space="preserve">always </w:t>
-        </w:r>
-      </w:ins>
-      <w:ins w:id="45" w:author="Microsoft Office User" w:date="2023-12-01T08:56:00Z">
-        <w:r>
-          <w:rPr>
-            <w:rFonts w:ascii="Times New Roman" w:hAnsi="Times New Roman" w:cs="Times New Roman"/>
-            <w:sz w:val="24"/>
-            <w:szCs w:val="24"/>
-          </w:rPr>
-          <w:t>hold</w:t>
-        </w:r>
-      </w:ins>
+      <w:r>
+        <w:rPr>
+          <w:rFonts w:ascii="Times New Roman" w:hAnsi="Times New Roman" w:cs="Times New Roman"/>
+          <w:sz w:val="24"/>
+          <w:szCs w:val="24"/>
+        </w:rPr>
+        <w:t>would always hold</w:t>
+      </w:r>
       <w:r>
         <w:rPr>
           <w:rFonts w:ascii="Times New Roman" w:hAnsi="Times New Roman" w:cs="Times New Roman"/>
@@ -6505,73 +6657,21 @@
         </w:rPr>
         <w:t xml:space="preserve"> </w:t>
       </w:r>
-      <w:ins w:id="46" w:author="Microsoft Office User" w:date="2023-12-01T09:03:00Z">
-        <w:r>
-          <w:rPr>
-            <w:rFonts w:ascii="Times New Roman" w:hAnsi="Times New Roman" w:cs="Times New Roman"/>
-            <w:sz w:val="24"/>
-            <w:szCs w:val="24"/>
-          </w:rPr>
-          <w:t>while a</w:t>
-        </w:r>
-      </w:ins>
-      <w:del w:id="47" w:author="Microsoft Office User" w:date="2023-12-01T09:03:00Z">
-        <w:r>
-          <w:rPr>
-            <w:rFonts w:ascii="Times New Roman" w:hAnsi="Times New Roman" w:cs="Times New Roman"/>
-            <w:sz w:val="24"/>
-            <w:szCs w:val="24"/>
-          </w:rPr>
-          <w:delText xml:space="preserve">where </w:delText>
-        </w:r>
-      </w:del>
-      <w:del w:id="48" w:author="Microsoft Office User" w:date="2023-12-01T09:02:00Z">
-        <w:r>
-          <w:rPr>
-            <w:rFonts w:ascii="Times New Roman" w:hAnsi="Times New Roman" w:cs="Times New Roman"/>
-            <w:sz w:val="24"/>
-            <w:szCs w:val="24"/>
-          </w:rPr>
-          <w:delText>oxygen was consistently the highest</w:delText>
-        </w:r>
-      </w:del>
-      <w:del w:id="49" w:author="Microsoft Office User" w:date="2023-12-01T09:03:00Z">
-        <w:r>
-          <w:rPr>
-            <w:rFonts w:ascii="Times New Roman" w:hAnsi="Times New Roman" w:cs="Times New Roman"/>
-            <w:sz w:val="24"/>
-            <w:szCs w:val="24"/>
-          </w:rPr>
-          <w:delText xml:space="preserve">. </w:delText>
-        </w:r>
-      </w:del>
-      <w:ins w:id="50" w:author="Microsoft Office User" w:date="2023-12-01T09:03:00Z">
-        <w:r>
-          <w:rPr>
-            <w:rFonts w:ascii="Times New Roman" w:hAnsi="Times New Roman" w:cs="Times New Roman"/>
-            <w:sz w:val="24"/>
-            <w:szCs w:val="24"/>
-          </w:rPr>
-          <w:t xml:space="preserve"> </w:t>
-        </w:r>
-      </w:ins>
-      <w:del w:id="51" w:author="Microsoft Office User" w:date="2023-12-01T09:03:00Z">
-        <w:r>
-          <w:rPr>
-            <w:rFonts w:ascii="Times New Roman" w:hAnsi="Times New Roman" w:cs="Times New Roman"/>
-            <w:sz w:val="24"/>
-            <w:szCs w:val="24"/>
-          </w:rPr>
-          <w:delText>A</w:delText>
-        </w:r>
-      </w:del>
-      <w:r>
-        <w:rPr>
-          <w:rFonts w:ascii="Times New Roman" w:hAnsi="Times New Roman" w:cs="Times New Roman"/>
-          <w:sz w:val="24"/>
-          <w:szCs w:val="24"/>
-        </w:rPr>
-        <w:t xml:space="preserve"> fish </w:t>
+      <w:r>
+        <w:rPr>
+          <w:rFonts w:ascii="Times New Roman" w:hAnsi="Times New Roman" w:cs="Times New Roman"/>
+          <w:sz w:val="24"/>
+          <w:szCs w:val="24"/>
+        </w:rPr>
+        <w:t xml:space="preserve">while a </w:t>
+      </w:r>
+      <w:r>
+        <w:rPr>
+          <w:rFonts w:ascii="Times New Roman" w:hAnsi="Times New Roman" w:cs="Times New Roman"/>
+          <w:sz w:val="24"/>
+          <w:szCs w:val="24"/>
+        </w:rPr>
+        <w:t xml:space="preserve">fish </w:t>
       </w:r>
       <w:r>
         <w:rPr>
@@ -6630,26 +6730,14 @@
         </w:rPr>
         <w:t xml:space="preserve">) </w:t>
       </w:r>
-      <w:del w:id="52" w:author="Microsoft Office User" w:date="2023-12-01T09:03:00Z">
-        <w:r>
-          <w:rPr>
-            <w:rFonts w:ascii="Times New Roman" w:hAnsi="Times New Roman" w:cs="Times New Roman"/>
-            <w:sz w:val="24"/>
-            <w:szCs w:val="24"/>
-          </w:rPr>
-          <w:delText>was simulated to</w:delText>
-        </w:r>
-      </w:del>
-      <w:ins w:id="53" w:author="Microsoft Office User" w:date="2023-12-01T09:03:00Z">
-        <w:r>
-          <w:rPr>
-            <w:rFonts w:ascii="Times New Roman" w:hAnsi="Times New Roman" w:cs="Times New Roman"/>
-            <w:sz w:val="24"/>
-            <w:szCs w:val="24"/>
-          </w:rPr>
-          <w:t>would always</w:t>
-        </w:r>
-      </w:ins>
+      <w:r>
+        <w:rPr>
+          <w:rFonts w:ascii="Times New Roman" w:hAnsi="Times New Roman" w:cs="Times New Roman"/>
+          <w:sz w:val="24"/>
+          <w:szCs w:val="24"/>
+        </w:rPr>
+        <w:t>would always</w:t>
+      </w:r>
       <w:r>
         <w:rPr>
           <w:rFonts w:ascii="Times New Roman" w:hAnsi="Times New Roman" w:cs="Times New Roman"/>
@@ -6658,107 +6746,30 @@
         </w:rPr>
         <w:t xml:space="preserve"> </w:t>
       </w:r>
-      <w:ins w:id="54" w:author="Microsoft Office User" w:date="2023-12-01T08:58:00Z">
-        <w:r>
-          <w:rPr>
-            <w:rFonts w:ascii="Times New Roman" w:hAnsi="Times New Roman" w:cs="Times New Roman"/>
-            <w:sz w:val="24"/>
-            <w:szCs w:val="24"/>
-          </w:rPr>
-          <w:t xml:space="preserve">hold </w:t>
-        </w:r>
-      </w:ins>
-      <w:del w:id="55" w:author="Microsoft Office User" w:date="2023-12-01T08:58:00Z">
-        <w:r>
-          <w:rPr>
-            <w:rFonts w:ascii="Times New Roman" w:hAnsi="Times New Roman" w:cs="Times New Roman"/>
-            <w:sz w:val="24"/>
-            <w:szCs w:val="24"/>
-          </w:rPr>
-          <w:delText>hold at max</w:delText>
-        </w:r>
-      </w:del>
-      <w:ins w:id="56" w:author="Barrett, Hannah" w:date="2023-12-06T10:26:00Z">
-        <w:r>
-          <w:rPr>
-            <w:rFonts w:ascii="Times New Roman" w:hAnsi="Times New Roman" w:cs="Times New Roman"/>
-            <w:sz w:val="24"/>
-            <w:szCs w:val="24"/>
-          </w:rPr>
-          <w:t xml:space="preserve"> </w:t>
-        </w:r>
-      </w:ins>
-      <w:bookmarkStart w:id="57" w:name="_GoBack"/>
-      <w:bookmarkEnd w:id="57"/>
-      <w:del w:id="58" w:author="Microsoft Office User" w:date="2023-12-01T08:58:00Z">
-        <w:r>
-          <w:rPr>
-            <w:rFonts w:ascii="Times New Roman" w:hAnsi="Times New Roman" w:cs="Times New Roman"/>
-            <w:sz w:val="24"/>
-            <w:szCs w:val="24"/>
-          </w:rPr>
-          <w:delText>imum depth</w:delText>
-        </w:r>
-      </w:del>
-      <w:ins w:id="59" w:author="Microsoft Office User" w:date="2023-12-01T08:58:00Z">
-        <w:r>
-          <w:rPr>
-            <w:rFonts w:ascii="Times New Roman" w:hAnsi="Times New Roman" w:cs="Times New Roman"/>
-            <w:sz w:val="24"/>
-            <w:szCs w:val="24"/>
-          </w:rPr>
-          <w:t>near the bottom</w:t>
-        </w:r>
-      </w:ins>
-      <w:ins w:id="60" w:author="Microsoft Office User" w:date="2023-12-01T09:03:00Z">
-        <w:r>
-          <w:rPr>
-            <w:rFonts w:ascii="Times New Roman" w:hAnsi="Times New Roman" w:cs="Times New Roman"/>
-            <w:sz w:val="24"/>
-            <w:szCs w:val="24"/>
-          </w:rPr>
-          <w:t xml:space="preserve"> (fig. 4). In contrast to these </w:t>
-        </w:r>
-        <w:r>
-          <w:rPr>
-            <w:rFonts w:ascii="Times New Roman" w:hAnsi="Times New Roman" w:cs="Times New Roman"/>
-            <w:sz w:val="24"/>
-            <w:szCs w:val="24"/>
-          </w:rPr>
-          <w:lastRenderedPageBreak/>
-          <w:t xml:space="preserve">stationary behaviors, </w:t>
-        </w:r>
-      </w:ins>
-      <w:del w:id="61" w:author="Microsoft Office User" w:date="2023-12-01T09:03:00Z">
-        <w:r>
-          <w:rPr>
-            <w:rFonts w:ascii="Times New Roman" w:hAnsi="Times New Roman" w:cs="Times New Roman"/>
-            <w:sz w:val="24"/>
-            <w:szCs w:val="24"/>
-          </w:rPr>
-          <w:delText xml:space="preserve">, where temperature was consistently coolest. </w:delText>
-        </w:r>
-      </w:del>
-      <w:ins w:id="62" w:author="Microsoft Office User" w:date="2023-12-01T09:03:00Z">
-        <w:r>
-          <w:rPr>
-            <w:rFonts w:ascii="Times New Roman" w:hAnsi="Times New Roman" w:cs="Times New Roman"/>
-            <w:sz w:val="24"/>
-            <w:szCs w:val="24"/>
-          </w:rPr>
-          <w:t>a</w:t>
-        </w:r>
-      </w:ins>
-      <w:del w:id="63" w:author="Microsoft Office User" w:date="2023-12-01T09:03:00Z">
-        <w:r>
-          <w:rPr>
-            <w:rFonts w:ascii="Times New Roman" w:hAnsi="Times New Roman" w:cs="Times New Roman"/>
-            <w:sz w:val="24"/>
-            <w:szCs w:val="24"/>
-          </w:rPr>
-          <w:delText>A</w:delText>
-        </w:r>
-      </w:del>
+      <w:r>
+        <w:rPr>
+          <w:rFonts w:ascii="Times New Roman" w:hAnsi="Times New Roman" w:cs="Times New Roman"/>
+          <w:sz w:val="24"/>
+          <w:szCs w:val="24"/>
+        </w:rPr>
+        <w:t>hold near the bottom (</w:t>
+      </w:r>
+      <w:r>
+        <w:rPr>
+          <w:rFonts w:ascii="Times New Roman" w:hAnsi="Times New Roman" w:cs="Times New Roman"/>
+          <w:sz w:val="24"/>
+          <w:szCs w:val="24"/>
+        </w:rPr>
+        <w:t>Figure</w:t>
+      </w:r>
+      <w:r>
+        <w:rPr>
+          <w:rFonts w:ascii="Times New Roman" w:hAnsi="Times New Roman" w:cs="Times New Roman"/>
+          <w:sz w:val="24"/>
+          <w:szCs w:val="24"/>
+        </w:rPr>
+        <w:t xml:space="preserve"> 4). In contrast to these stationary behaviors, a</w:t>
+      </w:r>
       <w:r>
         <w:rPr>
           <w:rFonts w:ascii="Times New Roman" w:hAnsi="Times New Roman" w:cs="Times New Roman"/>
@@ -6784,202 +6795,46 @@
         </w:rPr>
         <w:t xml:space="preserve">), </w:t>
       </w:r>
-      <w:del w:id="64" w:author="Microsoft Office User" w:date="2023-12-01T09:04:00Z">
-        <w:r>
-          <w:rPr>
-            <w:rFonts w:ascii="Times New Roman" w:hAnsi="Times New Roman" w:cs="Times New Roman"/>
-            <w:sz w:val="24"/>
-            <w:szCs w:val="24"/>
-          </w:rPr>
-          <w:delText>however, was simulated to</w:delText>
-        </w:r>
-      </w:del>
-      <w:ins w:id="65" w:author="Microsoft Office User" w:date="2023-12-01T09:05:00Z">
-        <w:r>
-          <w:rPr>
-            <w:rFonts w:ascii="Times New Roman" w:hAnsi="Times New Roman" w:cs="Times New Roman"/>
-            <w:sz w:val="24"/>
-            <w:szCs w:val="24"/>
-          </w:rPr>
-          <w:t>exhibited</w:t>
-        </w:r>
-      </w:ins>
-      <w:r>
-        <w:rPr>
-          <w:rFonts w:ascii="Times New Roman" w:hAnsi="Times New Roman" w:cs="Times New Roman"/>
-          <w:sz w:val="24"/>
-          <w:szCs w:val="24"/>
-        </w:rPr>
-        <w:t xml:space="preserve"> </w:t>
-      </w:r>
-      <w:del w:id="66" w:author="Microsoft Office User" w:date="2023-12-01T09:05:00Z">
-        <w:r>
-          <w:rPr>
-            <w:rFonts w:ascii="Times New Roman" w:hAnsi="Times New Roman" w:cs="Times New Roman"/>
-            <w:sz w:val="24"/>
-            <w:szCs w:val="24"/>
-          </w:rPr>
-          <w:delText xml:space="preserve">display </w:delText>
-        </w:r>
-      </w:del>
-      <w:r>
-        <w:rPr>
-          <w:rFonts w:ascii="Times New Roman" w:hAnsi="Times New Roman" w:cs="Times New Roman"/>
-          <w:sz w:val="24"/>
-          <w:szCs w:val="24"/>
-        </w:rPr>
-        <w:t>diel vertical movements</w:t>
-      </w:r>
-      <w:del w:id="67" w:author="Microsoft Office User" w:date="2023-12-01T09:05:00Z">
-        <w:r>
-          <w:rPr>
-            <w:rFonts w:ascii="Times New Roman" w:hAnsi="Times New Roman" w:cs="Times New Roman"/>
-            <w:sz w:val="24"/>
-            <w:szCs w:val="24"/>
-          </w:rPr>
-          <w:delText xml:space="preserve"> over a 24-hour timeframe</w:delText>
-        </w:r>
-      </w:del>
-      <w:r>
-        <w:rPr>
-          <w:rFonts w:ascii="Times New Roman" w:hAnsi="Times New Roman" w:cs="Times New Roman"/>
-          <w:sz w:val="24"/>
-          <w:szCs w:val="24"/>
-        </w:rPr>
-        <w:t>; shifting towards the surface during the late night and early morning when DO at depth became limiting</w:t>
-      </w:r>
-      <w:del w:id="68" w:author="Microsoft Office User" w:date="2023-12-01T09:05:00Z">
-        <w:r>
-          <w:rPr>
-            <w:rFonts w:ascii="Times New Roman" w:hAnsi="Times New Roman" w:cs="Times New Roman"/>
-            <w:sz w:val="24"/>
-            <w:szCs w:val="24"/>
-          </w:rPr>
-          <w:delText>,</w:delText>
-        </w:r>
-      </w:del>
-      <w:r>
-        <w:rPr>
-          <w:rFonts w:ascii="Times New Roman" w:hAnsi="Times New Roman" w:cs="Times New Roman"/>
-          <w:sz w:val="24"/>
-          <w:szCs w:val="24"/>
-        </w:rPr>
-        <w:t xml:space="preserve"> </w:t>
-      </w:r>
-      <w:ins w:id="69" w:author="Microsoft Office User" w:date="2023-12-01T09:05:00Z">
-        <w:r>
-          <w:rPr>
-            <w:rFonts w:ascii="Times New Roman" w:hAnsi="Times New Roman" w:cs="Times New Roman"/>
-            <w:sz w:val="24"/>
-            <w:szCs w:val="24"/>
-          </w:rPr>
-          <w:t xml:space="preserve">and </w:t>
-        </w:r>
-      </w:ins>
-      <w:r>
-        <w:rPr>
-          <w:rFonts w:ascii="Times New Roman" w:hAnsi="Times New Roman" w:cs="Times New Roman"/>
-          <w:sz w:val="24"/>
-          <w:szCs w:val="24"/>
-        </w:rPr>
-        <w:t xml:space="preserve">then moving deeper during the day when DO was high but surface temperatures </w:t>
-      </w:r>
-      <w:commentRangeStart w:id="70"/>
-      <w:r>
-        <w:rPr>
-          <w:rFonts w:ascii="Times New Roman" w:hAnsi="Times New Roman" w:cs="Times New Roman"/>
-          <w:sz w:val="24"/>
-          <w:szCs w:val="24"/>
-        </w:rPr>
-        <w:t>were overly warm.</w:t>
-      </w:r>
-      <w:ins w:id="71" w:author="Microsoft Office User" w:date="2023-12-01T09:06:00Z">
-        <w:r>
-          <w:rPr>
-            <w:rFonts w:ascii="Times New Roman" w:hAnsi="Times New Roman" w:cs="Times New Roman"/>
-            <w:sz w:val="24"/>
-            <w:szCs w:val="24"/>
-          </w:rPr>
-          <w:t xml:space="preserve"> Thus, our simple simulation </w:t>
-        </w:r>
-      </w:ins>
-      <w:ins w:id="72" w:author="Microsoft Office User" w:date="2023-12-01T09:07:00Z">
-        <w:r>
-          <w:rPr>
-            <w:rFonts w:ascii="Times New Roman" w:hAnsi="Times New Roman" w:cs="Times New Roman"/>
-            <w:sz w:val="24"/>
-            <w:szCs w:val="24"/>
-          </w:rPr>
-          <w:t xml:space="preserve">demonstrated how DVM is an emergent property in </w:t>
-        </w:r>
-      </w:ins>
-      <w:ins w:id="73" w:author="Microsoft Office User" w:date="2023-12-01T09:09:00Z">
-        <w:r>
-          <w:rPr>
-            <w:rFonts w:ascii="Times New Roman" w:hAnsi="Times New Roman" w:cs="Times New Roman"/>
-            <w:sz w:val="24"/>
-            <w:szCs w:val="24"/>
-          </w:rPr>
-          <w:t xml:space="preserve">systems </w:t>
-        </w:r>
-      </w:ins>
-      <w:ins w:id="74" w:author="Microsoft Office User" w:date="2023-12-01T09:10:00Z">
-        <w:r>
-          <w:rPr>
-            <w:rFonts w:ascii="Times New Roman" w:hAnsi="Times New Roman" w:cs="Times New Roman"/>
-            <w:sz w:val="24"/>
-            <w:szCs w:val="24"/>
-          </w:rPr>
-          <w:t>where</w:t>
-        </w:r>
-      </w:ins>
-      <w:ins w:id="75" w:author="Microsoft Office User" w:date="2023-12-01T09:09:00Z">
-        <w:r>
-          <w:rPr>
-            <w:rFonts w:ascii="Times New Roman" w:hAnsi="Times New Roman" w:cs="Times New Roman"/>
-            <w:sz w:val="24"/>
-            <w:szCs w:val="24"/>
-          </w:rPr>
-          <w:t xml:space="preserve"> temperature and DO present spatial trade-offs that vary </w:t>
-        </w:r>
-      </w:ins>
-      <w:ins w:id="76" w:author="Microsoft Office User" w:date="2023-12-01T09:10:00Z">
-        <w:r>
-          <w:rPr>
-            <w:rFonts w:ascii="Times New Roman" w:hAnsi="Times New Roman" w:cs="Times New Roman"/>
-            <w:sz w:val="24"/>
-            <w:szCs w:val="24"/>
-          </w:rPr>
-          <w:t xml:space="preserve">over the diel cycle (i.e., due to solar absorption and photosynthesis). </w:t>
-        </w:r>
-      </w:ins>
-      <w:ins w:id="77" w:author="Microsoft Office User" w:date="2023-12-01T09:09:00Z">
-        <w:r>
-          <w:rPr>
-            <w:rFonts w:ascii="Times New Roman" w:hAnsi="Times New Roman" w:cs="Times New Roman"/>
-            <w:sz w:val="24"/>
-            <w:szCs w:val="24"/>
-          </w:rPr>
-          <w:t xml:space="preserve"> </w:t>
-        </w:r>
-      </w:ins>
-      <w:del w:id="78" w:author="Microsoft Office User" w:date="2023-12-01T09:09:00Z">
-        <w:r>
-          <w:rPr>
-            <w:rFonts w:ascii="Times New Roman" w:hAnsi="Times New Roman" w:cs="Times New Roman"/>
-            <w:sz w:val="24"/>
-            <w:szCs w:val="24"/>
-          </w:rPr>
-          <w:delText xml:space="preserve"> </w:delText>
-        </w:r>
-        <w:commentRangeEnd w:id="70"/>
-        <w:r>
-          <w:rPr>
-            <w:rStyle w:val="CommentReference"/>
-          </w:rPr>
-          <w:commentReference w:id="70"/>
-        </w:r>
-      </w:del>
+      <w:r>
+        <w:rPr>
+          <w:rFonts w:ascii="Times New Roman" w:hAnsi="Times New Roman" w:cs="Times New Roman"/>
+          <w:sz w:val="24"/>
+          <w:szCs w:val="24"/>
+        </w:rPr>
+        <w:t>exhibited</w:t>
+      </w:r>
+      <w:r>
+        <w:rPr>
+          <w:rFonts w:ascii="Times New Roman" w:hAnsi="Times New Roman" w:cs="Times New Roman"/>
+          <w:sz w:val="24"/>
+          <w:szCs w:val="24"/>
+        </w:rPr>
+        <w:t xml:space="preserve"> diel vertical movements; shifting towards the surface during the late night and early morning when DO at depth became limiting </w:t>
+      </w:r>
+      <w:r>
+        <w:rPr>
+          <w:rFonts w:ascii="Times New Roman" w:hAnsi="Times New Roman" w:cs="Times New Roman"/>
+          <w:sz w:val="24"/>
+          <w:szCs w:val="24"/>
+        </w:rPr>
+        <w:t xml:space="preserve">and </w:t>
+      </w:r>
+      <w:r>
+        <w:rPr>
+          <w:rFonts w:ascii="Times New Roman" w:hAnsi="Times New Roman" w:cs="Times New Roman"/>
+          <w:sz w:val="24"/>
+          <w:szCs w:val="24"/>
+        </w:rPr>
+        <w:t>then moving deeper during the day when DO was high but surface temperatures were overly warm.</w:t>
+      </w:r>
+      <w:r>
+        <w:rPr>
+          <w:rFonts w:ascii="Times New Roman" w:hAnsi="Times New Roman" w:cs="Times New Roman"/>
+          <w:sz w:val="24"/>
+          <w:szCs w:val="24"/>
+        </w:rPr>
+        <w:t xml:space="preserve"> Thus, our simple simulation demonstrated how DVM is an emergent property in systems where temperature and DO present spatial trade-offs that vary over the diel cycle (i.e., due to solar absorption and photosynthesis).  </w:t>
+      </w:r>
     </w:p>
     <w:p>
       <w:pPr>
@@ -7019,7 +6874,7 @@
         </w:rPr>
         <w:t xml:space="preserve">Cutthroat </w:t>
       </w:r>
-      <w:commentRangeStart w:id="79"/>
+      <w:commentRangeStart w:id="30"/>
       <w:r>
         <w:rPr>
           <w:rFonts w:ascii="Times New Roman" w:hAnsi="Times New Roman" w:cs="Times New Roman"/>
@@ -7028,12 +6883,12 @@
         </w:rPr>
         <w:t xml:space="preserve">trout monitored </w:t>
       </w:r>
-      <w:commentRangeEnd w:id="79"/>
+      <w:commentRangeEnd w:id="30"/>
       <w:r>
         <w:rPr>
           <w:rStyle w:val="CommentReference"/>
         </w:rPr>
-        <w:commentReference w:id="79"/>
+        <w:commentReference w:id="30"/>
       </w:r>
       <w:r>
         <w:rPr>
@@ -7053,16 +6908,14 @@
         </w:rPr>
         <w:t xml:space="preserve"> </w:t>
       </w:r>
-      <w:ins w:id="80" w:author="Microsoft Office User" w:date="2023-12-01T09:38:00Z">
-        <w:r>
-          <w:rPr>
-            <w:rFonts w:ascii="Times New Roman" w:hAnsi="Times New Roman" w:cs="Times New Roman"/>
-            <w:sz w:val="24"/>
-            <w:szCs w:val="24"/>
-          </w:rPr>
-          <w:t xml:space="preserve">did not hold at constant depth, but instead </w:t>
-        </w:r>
-      </w:ins>
+      <w:r>
+        <w:rPr>
+          <w:rFonts w:ascii="Times New Roman" w:hAnsi="Times New Roman" w:cs="Times New Roman"/>
+          <w:sz w:val="24"/>
+          <w:szCs w:val="24"/>
+        </w:rPr>
+        <w:t xml:space="preserve">did not hold at constant depth, but instead </w:t>
+      </w:r>
       <w:r>
         <w:rPr>
           <w:rFonts w:ascii="Times New Roman" w:hAnsi="Times New Roman" w:cs="Times New Roman"/>
@@ -7095,26 +6948,14 @@
         </w:rPr>
         <w:t xml:space="preserve"> </w:t>
       </w:r>
-      <w:del w:id="81" w:author="Microsoft Office User" w:date="2023-12-01T09:38:00Z">
-        <w:r>
-          <w:rPr>
-            <w:rFonts w:ascii="Times New Roman" w:hAnsi="Times New Roman" w:cs="Times New Roman"/>
-            <w:sz w:val="24"/>
-            <w:szCs w:val="24"/>
-          </w:rPr>
-          <w:delText xml:space="preserve">similar </w:delText>
-        </w:r>
-      </w:del>
-      <w:ins w:id="82" w:author="Microsoft Office User" w:date="2023-12-01T09:38:00Z">
-        <w:r>
-          <w:rPr>
-            <w:rFonts w:ascii="Times New Roman" w:hAnsi="Times New Roman" w:cs="Times New Roman"/>
-            <w:sz w:val="24"/>
-            <w:szCs w:val="24"/>
-          </w:rPr>
-          <w:t xml:space="preserve">analogous </w:t>
-        </w:r>
-      </w:ins>
+      <w:r>
+        <w:rPr>
+          <w:rFonts w:ascii="Times New Roman" w:hAnsi="Times New Roman" w:cs="Times New Roman"/>
+          <w:sz w:val="24"/>
+          <w:szCs w:val="24"/>
+        </w:rPr>
+        <w:t xml:space="preserve">analogous </w:t>
+      </w:r>
       <w:r>
         <w:rPr>
           <w:rFonts w:ascii="Times New Roman" w:hAnsi="Times New Roman" w:cs="Times New Roman"/>
@@ -7123,53 +6964,14 @@
         </w:rPr>
         <w:t xml:space="preserve">to that </w:t>
       </w:r>
-      <w:ins w:id="83" w:author="Microsoft Office User" w:date="2023-12-01T09:38:00Z">
-        <w:r>
-          <w:rPr>
-            <w:rFonts w:ascii="Times New Roman" w:hAnsi="Times New Roman" w:cs="Times New Roman"/>
-            <w:sz w:val="24"/>
-            <w:szCs w:val="24"/>
-          </w:rPr>
-          <w:t>predicted in our simulation</w:t>
-        </w:r>
-      </w:ins>
-      <w:del w:id="84" w:author="Microsoft Office User" w:date="2023-12-01T09:33:00Z">
-        <w:r>
-          <w:rPr>
-            <w:rFonts w:ascii="Times New Roman" w:hAnsi="Times New Roman" w:cs="Times New Roman"/>
-            <w:sz w:val="24"/>
-            <w:szCs w:val="24"/>
-          </w:rPr>
-          <w:delText>generated by the</w:delText>
-        </w:r>
-      </w:del>
-      <w:del w:id="85" w:author="Microsoft Office User" w:date="2023-12-01T09:38:00Z">
-        <w:r>
-          <w:rPr>
-            <w:rFonts w:ascii="Times New Roman" w:hAnsi="Times New Roman" w:cs="Times New Roman"/>
-            <w:sz w:val="24"/>
-            <w:szCs w:val="24"/>
-          </w:rPr>
-          <w:delText xml:space="preserve"> TDO</w:delText>
-        </w:r>
-        <w:r>
-          <w:rPr>
-            <w:rFonts w:ascii="Times New Roman" w:hAnsi="Times New Roman" w:cs="Times New Roman"/>
-            <w:sz w:val="24"/>
-            <w:szCs w:val="24"/>
-            <w:vertAlign w:val="subscript"/>
-          </w:rPr>
-          <w:delText xml:space="preserve">opt </w:delText>
-        </w:r>
-        <w:r>
-          <w:rPr>
-            <w:rFonts w:ascii="Times New Roman" w:hAnsi="Times New Roman" w:cs="Times New Roman"/>
-            <w:sz w:val="24"/>
-            <w:szCs w:val="24"/>
-          </w:rPr>
-          <w:delText>strategy</w:delText>
-        </w:r>
-      </w:del>
+      <w:r>
+        <w:rPr>
+          <w:rFonts w:ascii="Times New Roman" w:hAnsi="Times New Roman" w:cs="Times New Roman"/>
+          <w:sz w:val="24"/>
+          <w:szCs w:val="24"/>
+        </w:rPr>
+        <w:t>predicted in our simulation</w:t>
+      </w:r>
       <w:r>
         <w:rPr>
           <w:rFonts w:ascii="Times New Roman" w:hAnsi="Times New Roman" w:cs="Times New Roman"/>
@@ -7178,7 +6980,7 @@
         </w:rPr>
         <w:t xml:space="preserve"> (Figure </w:t>
       </w:r>
-      <w:commentRangeStart w:id="86"/>
+      <w:commentRangeStart w:id="31"/>
       <w:r>
         <w:rPr>
           <w:rFonts w:ascii="Times New Roman" w:hAnsi="Times New Roman" w:cs="Times New Roman"/>
@@ -7187,12 +6989,12 @@
         </w:rPr>
         <w:t>4b</w:t>
       </w:r>
-      <w:commentRangeEnd w:id="86"/>
+      <w:commentRangeEnd w:id="31"/>
       <w:r>
         <w:rPr>
           <w:rStyle w:val="CommentReference"/>
         </w:rPr>
-        <w:commentReference w:id="86"/>
+        <w:commentReference w:id="31"/>
       </w:r>
       <w:r>
         <w:rPr>
@@ -7202,56 +7004,14 @@
         </w:rPr>
         <w:t>).</w:t>
       </w:r>
-      <w:ins w:id="87" w:author="Microsoft Office User" w:date="2023-12-01T09:13:00Z">
-        <w:r>
-          <w:rPr>
-            <w:rFonts w:ascii="Times New Roman" w:hAnsi="Times New Roman" w:cs="Times New Roman"/>
-            <w:sz w:val="24"/>
-            <w:szCs w:val="24"/>
-          </w:rPr>
-          <w:t xml:space="preserve"> </w:t>
-        </w:r>
-      </w:ins>
-      <w:del w:id="88" w:author="Microsoft Office User" w:date="2023-12-01T09:13:00Z">
-        <w:r>
-          <w:rPr>
-            <w:rFonts w:ascii="Times New Roman" w:hAnsi="Times New Roman" w:cs="Times New Roman"/>
-            <w:sz w:val="24"/>
-            <w:szCs w:val="24"/>
-          </w:rPr>
-          <w:delText xml:space="preserve"> These tagged fish exhibited individual and intra-individual level variation in movement patterns (Supplemental Figure 4)</w:delText>
-        </w:r>
-      </w:del>
-      <w:del w:id="89" w:author="Microsoft Office User" w:date="2023-12-01T09:12:00Z">
-        <w:r>
-          <w:rPr>
-            <w:rFonts w:ascii="Times New Roman" w:hAnsi="Times New Roman" w:cs="Times New Roman"/>
-            <w:sz w:val="24"/>
-            <w:szCs w:val="24"/>
-          </w:rPr>
-          <w:delText xml:space="preserve">, but </w:delText>
-        </w:r>
-      </w:del>
-      <w:ins w:id="90" w:author="Microsoft Office User" w:date="2023-12-01T09:13:00Z">
-        <w:r>
-          <w:rPr>
-            <w:rFonts w:ascii="Times New Roman" w:hAnsi="Times New Roman" w:cs="Times New Roman"/>
-            <w:sz w:val="24"/>
-            <w:szCs w:val="24"/>
-          </w:rPr>
-          <w:t>A</w:t>
-        </w:r>
-      </w:ins>
-      <w:del w:id="91" w:author="Microsoft Office User" w:date="2023-12-01T09:13:00Z">
-        <w:r>
-          <w:rPr>
-            <w:rFonts w:ascii="Times New Roman" w:hAnsi="Times New Roman" w:cs="Times New Roman"/>
-            <w:sz w:val="24"/>
-            <w:szCs w:val="24"/>
-          </w:rPr>
-          <w:delText>a</w:delText>
-        </w:r>
-      </w:del>
+      <w:r>
+        <w:rPr>
+          <w:rFonts w:ascii="Times New Roman" w:hAnsi="Times New Roman" w:cs="Times New Roman"/>
+          <w:sz w:val="24"/>
+          <w:szCs w:val="24"/>
+        </w:rPr>
+        <w:t xml:space="preserve"> A</w:t>
+      </w:r>
       <w:r>
         <w:rPr>
           <w:rFonts w:ascii="Times New Roman" w:hAnsi="Times New Roman" w:cs="Times New Roman"/>
@@ -7308,26 +7068,14 @@
         </w:rPr>
         <w:t>yielded a distinct vertical movement pattern (Figure 4c)</w:t>
       </w:r>
-      <w:ins w:id="92" w:author="Microsoft Office User" w:date="2023-12-01T09:15:00Z">
-        <w:r>
-          <w:rPr>
-            <w:rFonts w:ascii="Times New Roman" w:hAnsi="Times New Roman" w:cs="Times New Roman"/>
-            <w:sz w:val="24"/>
-            <w:szCs w:val="24"/>
-          </w:rPr>
-          <w:t>.</w:t>
-        </w:r>
-      </w:ins>
-      <w:del w:id="93" w:author="Microsoft Office User" w:date="2023-12-01T09:13:00Z">
-        <w:r>
-          <w:rPr>
-            <w:rFonts w:ascii="Times New Roman" w:hAnsi="Times New Roman" w:cs="Times New Roman"/>
-            <w:sz w:val="24"/>
-            <w:szCs w:val="24"/>
-          </w:rPr>
-          <w:delText>.</w:delText>
-        </w:r>
-      </w:del>
+      <w:r>
+        <w:rPr>
+          <w:rFonts w:ascii="Times New Roman" w:hAnsi="Times New Roman" w:cs="Times New Roman"/>
+          <w:sz w:val="24"/>
+          <w:szCs w:val="24"/>
+        </w:rPr>
+        <w:t>.</w:t>
+      </w:r>
       <w:r>
         <w:rPr>
           <w:rFonts w:ascii="Times New Roman" w:hAnsi="Times New Roman" w:cs="Times New Roman"/>
@@ -7554,36 +7302,32 @@
           <w:sz w:val="24"/>
           <w:szCs w:val="24"/>
         </w:rPr>
-        <w:t xml:space="preserve">agged fish showed avoidance of cool temperatures during the DO-minima </w:t>
-      </w:r>
-      <w:ins w:id="94" w:author="Microsoft Office User" w:date="2023-12-01T09:41:00Z">
-        <w:r>
-          <w:rPr>
-            <w:rFonts w:ascii="Times New Roman" w:hAnsi="Times New Roman" w:cs="Times New Roman"/>
-            <w:sz w:val="24"/>
-            <w:szCs w:val="24"/>
-          </w:rPr>
-          <w:t xml:space="preserve">and </w:t>
-        </w:r>
-      </w:ins>
-      <w:del w:id="95" w:author="Microsoft Office User" w:date="2023-12-01T09:41:00Z">
-        <w:r>
-          <w:rPr>
-            <w:rFonts w:ascii="Times New Roman" w:hAnsi="Times New Roman" w:cs="Times New Roman"/>
-            <w:sz w:val="24"/>
-            <w:szCs w:val="24"/>
-          </w:rPr>
-          <w:delText>that shifted to a</w:delText>
-        </w:r>
-        <w:r>
-          <w:rPr>
-            <w:rFonts w:ascii="Times New Roman" w:hAnsi="Times New Roman" w:cs="Times New Roman"/>
-            <w:sz w:val="24"/>
-            <w:szCs w:val="24"/>
-          </w:rPr>
-          <w:delText xml:space="preserve">n </w:delText>
-        </w:r>
-      </w:del>
+        <w:t xml:space="preserve">agged fish showed avoidance of cool temperatures during the </w:t>
+      </w:r>
+      <w:r>
+        <w:rPr>
+          <w:rFonts w:ascii="Times New Roman" w:hAnsi="Times New Roman" w:cs="Times New Roman"/>
+          <w:sz w:val="24"/>
+          <w:szCs w:val="24"/>
+        </w:rPr>
+        <w:t>night</w:t>
+      </w:r>
+      <w:r>
+        <w:rPr>
+          <w:rFonts w:ascii="Times New Roman" w:hAnsi="Times New Roman" w:cs="Times New Roman"/>
+          <w:sz w:val="24"/>
+          <w:szCs w:val="24"/>
+        </w:rPr>
+        <w:t xml:space="preserve"> </w:t>
+      </w:r>
+      <w:r>
+        <w:rPr>
+          <w:rFonts w:ascii="Times New Roman" w:hAnsi="Times New Roman" w:cs="Times New Roman"/>
+          <w:sz w:val="24"/>
+          <w:szCs w:val="24"/>
+        </w:rPr>
+        <w:t xml:space="preserve">and </w:t>
+      </w:r>
       <w:r>
         <w:rPr>
           <w:rFonts w:ascii="Times New Roman" w:hAnsi="Times New Roman" w:cs="Times New Roman"/>
@@ -7606,8 +7350,32 @@
           <w:sz w:val="24"/>
           <w:szCs w:val="24"/>
         </w:rPr>
+        <w:t xml:space="preserve">probability of selecting </w:t>
+      </w:r>
+      <w:r>
+        <w:rPr>
+          <w:rFonts w:ascii="Times New Roman" w:hAnsi="Times New Roman" w:cs="Times New Roman"/>
+          <w:sz w:val="24"/>
+          <w:szCs w:val="24"/>
+        </w:rPr>
         <w:lastRenderedPageBreak/>
-        <w:t>probability of selecting cool temperatures during the DO-maxima (Figure 6</w:t>
+        <w:t xml:space="preserve">cool temperatures during the </w:t>
+      </w:r>
+      <w:r>
+        <w:rPr>
+          <w:rFonts w:ascii="Times New Roman" w:hAnsi="Times New Roman" w:cs="Times New Roman"/>
+          <w:sz w:val="24"/>
+          <w:szCs w:val="24"/>
+        </w:rPr>
+        <w:t>day</w:t>
+      </w:r>
+      <w:r>
+        <w:rPr>
+          <w:rFonts w:ascii="Times New Roman" w:hAnsi="Times New Roman" w:cs="Times New Roman"/>
+          <w:sz w:val="24"/>
+          <w:szCs w:val="24"/>
+        </w:rPr>
+        <w:t xml:space="preserve"> (Figure 6</w:t>
       </w:r>
       <w:r>
         <w:rPr>
@@ -7633,26 +7401,14 @@
         </w:rPr>
         <w:t xml:space="preserve">These results </w:t>
       </w:r>
-      <w:del w:id="96" w:author="Microsoft Office User" w:date="2023-12-01T09:42:00Z">
-        <w:r>
-          <w:rPr>
-            <w:rFonts w:ascii="Times New Roman" w:hAnsi="Times New Roman" w:cs="Times New Roman"/>
-            <w:sz w:val="24"/>
-            <w:szCs w:val="24"/>
-          </w:rPr>
-          <w:delText xml:space="preserve">confirm </w:delText>
-        </w:r>
-      </w:del>
-      <w:ins w:id="97" w:author="Microsoft Office User" w:date="2023-12-01T09:42:00Z">
-        <w:r>
-          <w:rPr>
-            <w:rFonts w:ascii="Times New Roman" w:hAnsi="Times New Roman" w:cs="Times New Roman"/>
-            <w:sz w:val="24"/>
-            <w:szCs w:val="24"/>
-          </w:rPr>
-          <w:t xml:space="preserve">provide additional evidence </w:t>
-        </w:r>
-      </w:ins>
+      <w:r>
+        <w:rPr>
+          <w:rFonts w:ascii="Times New Roman" w:hAnsi="Times New Roman" w:cs="Times New Roman"/>
+          <w:sz w:val="24"/>
+          <w:szCs w:val="24"/>
+        </w:rPr>
+        <w:t xml:space="preserve">provide additional evidence </w:t>
+      </w:r>
       <w:r>
         <w:rPr>
           <w:rFonts w:ascii="Times New Roman" w:hAnsi="Times New Roman" w:cs="Times New Roman"/>
@@ -7661,26 +7417,14 @@
         </w:rPr>
         <w:t xml:space="preserve">that fish </w:t>
       </w:r>
-      <w:ins w:id="98" w:author="Microsoft Office User" w:date="2023-12-01T09:42:00Z">
-        <w:r>
-          <w:rPr>
-            <w:rFonts w:ascii="Times New Roman" w:hAnsi="Times New Roman" w:cs="Times New Roman"/>
-            <w:sz w:val="24"/>
-            <w:szCs w:val="24"/>
-          </w:rPr>
-          <w:t xml:space="preserve">exhibited </w:t>
-        </w:r>
-      </w:ins>
-      <w:del w:id="99" w:author="Microsoft Office User" w:date="2023-12-01T09:42:00Z">
-        <w:r>
-          <w:rPr>
-            <w:rFonts w:ascii="Times New Roman" w:hAnsi="Times New Roman" w:cs="Times New Roman"/>
-            <w:sz w:val="24"/>
-            <w:szCs w:val="24"/>
-          </w:rPr>
-          <w:delText xml:space="preserve">are using </w:delText>
-        </w:r>
-      </w:del>
+      <w:r>
+        <w:rPr>
+          <w:rFonts w:ascii="Times New Roman" w:hAnsi="Times New Roman" w:cs="Times New Roman"/>
+          <w:sz w:val="24"/>
+          <w:szCs w:val="24"/>
+        </w:rPr>
+        <w:t xml:space="preserve">exhibited </w:t>
+      </w:r>
       <w:r>
         <w:rPr>
           <w:rFonts w:ascii="Times New Roman" w:hAnsi="Times New Roman" w:cs="Times New Roman"/>
@@ -7689,36 +7433,14 @@
         </w:rPr>
         <w:t xml:space="preserve">DVM </w:t>
       </w:r>
-      <w:del w:id="100" w:author="Microsoft Office User" w:date="2023-12-01T09:42:00Z">
-        <w:r>
-          <w:rPr>
-            <w:rFonts w:ascii="Times New Roman" w:hAnsi="Times New Roman" w:cs="Times New Roman"/>
-            <w:sz w:val="24"/>
-            <w:szCs w:val="24"/>
-          </w:rPr>
-          <w:delText>to maximize refuge benefits by avoiding both daytime thermal stress and early morning low DO stress</w:delText>
-        </w:r>
-      </w:del>
-      <w:ins w:id="101" w:author="Microsoft Office User" w:date="2023-12-01T09:42:00Z">
-        <w:r>
-          <w:rPr>
-            <w:rFonts w:ascii="Times New Roman" w:hAnsi="Times New Roman" w:cs="Times New Roman"/>
-            <w:sz w:val="24"/>
-            <w:szCs w:val="24"/>
-          </w:rPr>
-          <w:t>exploit</w:t>
-        </w:r>
-      </w:ins>
-      <w:ins w:id="102" w:author="Microsoft Office User" w:date="2023-12-01T09:43:00Z">
-        <w:r>
-          <w:rPr>
-            <w:rFonts w:ascii="Times New Roman" w:hAnsi="Times New Roman" w:cs="Times New Roman"/>
-            <w:sz w:val="24"/>
-            <w:szCs w:val="24"/>
-          </w:rPr>
-          <w:t xml:space="preserve"> asynchrony between temperature maximums and DO minimums</w:t>
-        </w:r>
-      </w:ins>
+      <w:r>
+        <w:rPr>
+          <w:rFonts w:ascii="Times New Roman" w:hAnsi="Times New Roman" w:cs="Times New Roman"/>
+          <w:sz w:val="24"/>
+          <w:szCs w:val="24"/>
+        </w:rPr>
+        <w:t>exploit asynchrony between temperature maximums and DO minimums</w:t>
+      </w:r>
       <w:r>
         <w:rPr>
           <w:rFonts w:ascii="Times New Roman" w:hAnsi="Times New Roman" w:cs="Times New Roman"/>
@@ -7738,7 +7460,7 @@
         </w:rPr>
         <w:t xml:space="preserve">There was high </w:t>
       </w:r>
-      <w:commentRangeStart w:id="103"/>
+      <w:commentRangeStart w:id="32"/>
       <w:r>
         <w:rPr>
           <w:rFonts w:ascii="Times New Roman" w:hAnsi="Times New Roman" w:cs="Times New Roman"/>
@@ -7747,12 +7469,12 @@
         </w:rPr>
         <w:t xml:space="preserve">correlation between the temperature and DO covariates (≥ 0.8), however this level of correlation was </w:t>
       </w:r>
-      <w:commentRangeEnd w:id="103"/>
+      <w:commentRangeEnd w:id="32"/>
       <w:r>
         <w:rPr>
           <w:rStyle w:val="CommentReference"/>
         </w:rPr>
-        <w:commentReference w:id="103"/>
+        <w:commentReference w:id="32"/>
       </w:r>
       <w:r>
         <w:rPr>
@@ -7787,9 +7509,9 @@
         </w:numPr>
         <w:spacing w:line="480" w:lineRule="auto"/>
         <w:rPr>
-          <w:ins w:id="104" w:author="Microsoft Office User" w:date="2023-12-01T16:15:00Z"/>
-        </w:rPr>
-        <w:pPrChange w:id="105" w:author="Microsoft Office User" w:date="2023-12-01T16:15:00Z">
+          <w:ins w:id="33" w:author="Microsoft Office User" w:date="2023-12-01T16:15:00Z"/>
+        </w:rPr>
+        <w:pPrChange w:id="34" w:author="Microsoft Office User" w:date="2023-12-01T16:15:00Z">
           <w:pPr>
             <w:pStyle w:val="Default"/>
             <w:spacing w:line="480" w:lineRule="auto"/>
@@ -7797,7 +7519,7 @@
           </w:pPr>
         </w:pPrChange>
       </w:pPr>
-      <w:ins w:id="106" w:author="Microsoft Office User" w:date="2023-12-01T16:15:00Z">
+      <w:ins w:id="35" w:author="Microsoft Office User" w:date="2023-12-01T16:15:00Z">
         <w:r>
           <w:t>*#1 Recap results</w:t>
         </w:r>
@@ -7809,21 +7531,26 @@
         <w:spacing w:line="480" w:lineRule="auto"/>
         <w:ind w:firstLine="720"/>
       </w:pPr>
-      <w:commentRangeStart w:id="107"/>
+      <w:commentRangeStart w:id="36"/>
       <w:r>
         <w:t xml:space="preserve">Fish </w:t>
       </w:r>
-      <w:commentRangeEnd w:id="107"/>
+      <w:commentRangeEnd w:id="36"/>
       <w:r>
         <w:rPr>
           <w:rStyle w:val="CommentReference"/>
           <w:rFonts w:asciiTheme="minorHAnsi" w:hAnsiTheme="minorHAnsi" w:cstheme="minorBidi"/>
           <w:color w:val="auto"/>
         </w:rPr>
-        <w:commentReference w:id="107"/>
-      </w:r>
-      <w:r>
-        <w:t>have been shown to track favorable temperatures across space as habitat mosaics shift at timescales of days, months, and years</w:t>
+        <w:commentReference w:id="36"/>
+      </w:r>
+      <w:r>
+        <w:t>have been s</w:t>
+      </w:r>
+      <w:bookmarkStart w:id="37" w:name="_GoBack"/>
+      <w:bookmarkEnd w:id="37"/>
+      <w:r>
+        <w:t>hown to track favorable temperatures across space as habitat mosaics shift at timescales of days, months, and years</w:t>
       </w:r>
       <w:r>
         <w:t xml:space="preserve"> (refs)</w:t>
@@ -7837,18 +7564,18 @@
       <w:r>
         <w:t xml:space="preserve"> is known about how fish respond to </w:t>
       </w:r>
-      <w:commentRangeStart w:id="108"/>
+      <w:commentRangeStart w:id="38"/>
       <w:r>
         <w:t>spatiotemporal heterogeneity in temperature and oxygen</w:t>
       </w:r>
-      <w:commentRangeEnd w:id="108"/>
+      <w:commentRangeEnd w:id="38"/>
       <w:r>
         <w:rPr>
           <w:rStyle w:val="CommentReference"/>
           <w:rFonts w:asciiTheme="minorHAnsi" w:hAnsiTheme="minorHAnsi" w:cstheme="minorBidi"/>
           <w:color w:val="auto"/>
         </w:rPr>
-        <w:commentReference w:id="108"/>
+        <w:commentReference w:id="38"/>
       </w:r>
       <w:r>
         <w:t xml:space="preserve"> (but see REFS)</w:t>
@@ -7869,23 +7596,22 @@
         <w:t xml:space="preserve">, the temperature-DO trade-off was flatter and there was more oxygen overall. During the night, temperatures were cooler but respiration continually decreased DO, generating a steeper </w:t>
       </w:r>
       <w:r>
-        <w:t>T</w:t>
-      </w:r>
-      <w:commentRangeStart w:id="109"/>
+        <w:t>temperature</w:t>
+      </w:r>
       <w:r>
         <w:t xml:space="preserve">-DO </w:t>
       </w:r>
-      <w:commentRangeEnd w:id="109"/>
-      <w:r>
-        <w:rPr>
-          <w:rStyle w:val="CommentReference"/>
-          <w:rFonts w:asciiTheme="minorHAnsi" w:hAnsiTheme="minorHAnsi" w:cstheme="minorBidi"/>
-          <w:color w:val="auto"/>
-        </w:rPr>
-        <w:commentReference w:id="109"/>
-      </w:r>
-      <w:r>
-        <w:t>trade-off and less oxygen overall.</w:t>
+      <w:r>
+        <w:t xml:space="preserve">trade-off </w:t>
+      </w:r>
+      <w:r>
+        <w:t>with</w:t>
+      </w:r>
+      <w:r>
+        <w:t xml:space="preserve"> </w:t>
+      </w:r>
+      <w:r>
+        <w:t>less oxygen overall.</w:t>
       </w:r>
       <w:r>
         <w:t xml:space="preserve"> Thus the threats of hypoxia and heat stress were asynchronous.</w:t>
@@ -7928,11 +7654,11 @@
         <w:t xml:space="preserve"> moving shallower during the day and deeper at night. Statistical modeling confirmed that fish in these thermal refuges were avoiding cooler temperatures at night, when hypoxia was most severe, </w:t>
       </w:r>
       <w:r>
-        <w:t xml:space="preserve">but </w:t>
+        <w:t xml:space="preserve">but were selecting cooler temperatures during the day, when DO was higher. Thus, diel variation, and adaptive fish behavior that exploits spatio-temporal </w:t>
       </w:r>
       <w:r>
         <w:lastRenderedPageBreak/>
-        <w:t xml:space="preserve">were selecting cooler temperatures during the day, when DO was higher. Thus, diel variation, and adaptive fish behavior that exploits spatio-temporal heterogeneity, likely softens the constraints of dissolved oxygen on thermal refuge use, also known as the ‘temperature-oxygen squeeze’. Temperature-DO trade-offs are common in freshwater ecosystems and our results are supported by first principles, so they are likely generalizable to other aquatic ecosystems. </w:t>
+        <w:t xml:space="preserve">heterogeneity, likely softens the constraints of dissolved oxygen on thermal refuge use, also known as the ‘temperature-oxygen squeeze’. Temperature-DO trade-offs are common in freshwater ecosystems and our results are supported by first principles, so they are likely generalizable to other aquatic ecosystems. </w:t>
       </w:r>
     </w:p>
     <w:p>
@@ -7941,7 +7667,7 @@
         <w:spacing w:line="480" w:lineRule="auto"/>
         <w:ind w:firstLine="720"/>
         <w:rPr>
-          <w:ins w:id="110" w:author="Microsoft Office User" w:date="2023-12-01T12:28:00Z"/>
+          <w:ins w:id="39" w:author="Microsoft Office User" w:date="2023-12-01T12:28:00Z"/>
         </w:rPr>
       </w:pPr>
     </w:p>
@@ -7950,35 +7676,35 @@
         <w:pStyle w:val="Default"/>
         <w:spacing w:line="480" w:lineRule="auto"/>
         <w:rPr>
-          <w:ins w:id="111" w:author="Microsoft Office User" w:date="2023-12-01T16:16:00Z"/>
+          <w:ins w:id="40" w:author="Microsoft Office User" w:date="2023-12-01T16:16:00Z"/>
         </w:rPr>
       </w:pPr>
-      <w:ins w:id="112" w:author="Microsoft Office User" w:date="2023-12-01T16:16:00Z">
+      <w:ins w:id="41" w:author="Microsoft Office User" w:date="2023-12-01T16:16:00Z">
         <w:r>
           <w:t>**</w:t>
         </w:r>
       </w:ins>
-      <w:ins w:id="113" w:author="Microsoft Office User" w:date="2023-12-01T16:15:00Z">
+      <w:ins w:id="42" w:author="Microsoft Office User" w:date="2023-12-01T16:15:00Z">
         <w:r>
           <w:t xml:space="preserve">#2 Discussion of the spatio-temporal patterns of DO and Temp and the </w:t>
         </w:r>
       </w:ins>
-      <w:ins w:id="114" w:author="Microsoft Office User" w:date="2023-12-01T16:16:00Z">
+      <w:ins w:id="43" w:author="Microsoft Office User" w:date="2023-12-01T16:16:00Z">
         <w:r>
           <w:t>trade-off presented to fish. I reworked your results paragraph on this so I don’t think you need to recap it</w:t>
         </w:r>
       </w:ins>
-      <w:ins w:id="115" w:author="Microsoft Office User" w:date="2023-12-01T16:17:00Z">
+      <w:ins w:id="44" w:author="Microsoft Office User" w:date="2023-12-01T16:17:00Z">
         <w:r>
           <w:t xml:space="preserve"> much here. Probably what you should put here is why there is inter and intra alcove variation – how do your patterns compare to </w:t>
         </w:r>
       </w:ins>
-      <w:ins w:id="116" w:author="Microsoft Office User" w:date="2023-12-01T16:18:00Z">
+      <w:ins w:id="45" w:author="Microsoft Office User" w:date="2023-12-01T16:18:00Z">
         <w:r>
           <w:t>those in other systems, what does the variation mean for fish?</w:t>
         </w:r>
       </w:ins>
-      <w:del w:id="117" w:author="Microsoft Office User" w:date="2023-12-01T11:45:00Z">
+      <w:del w:id="46" w:author="Microsoft Office User" w:date="2023-12-01T11:45:00Z">
         <w:r>
           <w:delText xml:space="preserve">. </w:delText>
         </w:r>
@@ -7989,9 +7715,10 @@
         <w:pStyle w:val="Default"/>
         <w:spacing w:line="480" w:lineRule="auto"/>
         <w:rPr>
-          <w:ins w:id="118" w:author="Microsoft Office User" w:date="2023-12-01T11:45:00Z"/>
-        </w:rPr>
-        <w:pPrChange w:id="119" w:author="Microsoft Office User" w:date="2023-12-01T16:16:00Z">
+          <w:ins w:id="47" w:author="Microsoft Office User" w:date="2023-12-01T11:45:00Z"/>
+          <w:del w:id="48" w:author="Barrett, Hannah" w:date="2023-12-07T10:58:00Z"/>
+        </w:rPr>
+        <w:pPrChange w:id="49" w:author="Microsoft Office User" w:date="2023-12-01T16:16:00Z">
           <w:pPr>
             <w:pStyle w:val="Default"/>
             <w:spacing w:line="480" w:lineRule="auto"/>
@@ -8006,84 +7733,67 @@
         <w:spacing w:line="480" w:lineRule="auto"/>
         <w:ind w:firstLine="720"/>
         <w:rPr>
-          <w:ins w:id="120" w:author="Microsoft Office User" w:date="2023-12-01T16:14:00Z"/>
+          <w:ins w:id="50" w:author="Microsoft Office User" w:date="2023-12-01T16:14:00Z"/>
         </w:rPr>
       </w:pPr>
-      <w:ins w:id="121" w:author="Microsoft Office User" w:date="2023-12-01T16:14:00Z">
-        <w:r>
-          <w:t>By comparing the 2</w:t>
-        </w:r>
-        <w:commentRangeStart w:id="122"/>
-        <w:r>
-          <w:t xml:space="preserve">-hour windows of minimum and maximum DO across six cold-water alcoves, we were able to quantify the how the relationship between temperature and oxygen changed over time. We found a consistent positive relationship between DO and temperature across these habitats, and this relationship was more severe (steeper slope) during the window of DO minima (except for in Blue Ruin alcove </w:t>
-        </w:r>
-        <w:commentRangeEnd w:id="122"/>
+      <w:r>
+        <w:t xml:space="preserve"> </w:t>
+      </w:r>
+      <w:ins w:id="51" w:author="Microsoft Office User" w:date="2023-12-01T16:14:00Z">
+        <w:r>
+          <w:t xml:space="preserve">During the early morning (low DO period), these habitats exhibited a narrower range of preferred cool </w:t>
+        </w:r>
+        <w:commentRangeStart w:id="52"/>
+        <w:r>
+          <w:t>temperatures that were also adequately oxygenated, creating a more pronounced trade-off for fish. There was also variation in the minimum oxygen recorded across cold water refuge habitats. For example, all alcoves had hyporheic DO &lt;1</w:t>
+        </w:r>
+        <w:r>
+          <w:t xml:space="preserve"> </w:t>
+        </w:r>
+        <w:r>
+          <w:t>mg</w:t>
+        </w:r>
+        <w:r>
+          <w:t>•</w:t>
+        </w:r>
+        <w:r>
+          <w:t>L</w:t>
+        </w:r>
+        <w:r>
+          <w:rPr>
+            <w:vertAlign w:val="superscript"/>
+          </w:rPr>
+          <w:t>-1</w:t>
+        </w:r>
+        <w:r>
+          <w:t>at one or more locations during the oxygen minima, but during the oxygen maxima, minimum DO levels ranged from &lt;1mg•L</w:t>
+        </w:r>
+        <w:r>
+          <w:rPr>
+            <w:vertAlign w:val="superscript"/>
+          </w:rPr>
+          <w:t>-1</w:t>
+        </w:r>
+        <w:r>
+          <w:t xml:space="preserve"> to &gt;4mg•L</w:t>
+        </w:r>
+        <w:r>
+          <w:rPr>
+            <w:vertAlign w:val="superscript"/>
+          </w:rPr>
+          <w:t>-1</w:t>
+        </w:r>
+        <w:r>
+          <w:t xml:space="preserve"> across sites. This can be a meaningful difference for fish, when preferred cooler temperatures may co-occur with either adequate or severely hypoxic conditions. </w:t>
+        </w:r>
+        <w:commentRangeEnd w:id="52"/>
         <w:r>
           <w:rPr>
             <w:rStyle w:val="CommentReference"/>
             <w:rFonts w:asciiTheme="minorHAnsi" w:hAnsiTheme="minorHAnsi" w:cstheme="minorBidi"/>
             <w:color w:val="auto"/>
           </w:rPr>
-          <w:commentReference w:id="122"/>
-        </w:r>
-        <w:r>
-          <w:t xml:space="preserve">where hypolimnetic DO was not as severely reduced; Figure 3). During the early morning (low DO period), these habitats exhibited a narrower range of preferred cool </w:t>
-        </w:r>
-        <w:commentRangeStart w:id="123"/>
-        <w:r>
-          <w:t>temperatures that were also adequately oxygenated, creating a more pronounced trade-off for fish. There was also variation in the minimum oxygen recorded across cold water refuge habitats. For example, all alcoves had hyporheic DO &lt;1</w:t>
-        </w:r>
-        <w:r>
-          <w:t xml:space="preserve"> </w:t>
-        </w:r>
-        <w:r>
-          <w:t>mg</w:t>
-        </w:r>
-        <w:r>
-          <w:t>•</w:t>
-        </w:r>
-        <w:r>
-          <w:t>L</w:t>
-        </w:r>
-        <w:r>
-          <w:rPr>
-            <w:vertAlign w:val="superscript"/>
-          </w:rPr>
-          <w:t>-1</w:t>
-        </w:r>
-        <w:r>
-          <w:t>at one or more locations during the oxygen minima, but during the oxygen maxima, minimum DO levels ranged from &lt;1mg•L</w:t>
-        </w:r>
-        <w:r>
-          <w:rPr>
-            <w:vertAlign w:val="superscript"/>
-          </w:rPr>
-          <w:t>-1</w:t>
-        </w:r>
-        <w:r>
-          <w:t xml:space="preserve"> to &gt;4mg•L</w:t>
-        </w:r>
-        <w:r>
-          <w:rPr>
-            <w:vertAlign w:val="superscript"/>
-          </w:rPr>
-          <w:t>-1</w:t>
-        </w:r>
-        <w:r>
-          <w:t xml:space="preserve"> across sites. This can be a meaningful difference for fish, </w:t>
-        </w:r>
-        <w:r>
-          <w:lastRenderedPageBreak/>
-          <w:t xml:space="preserve">when preferred cooler temperatures may co-occur with either adequate or severely hypoxic conditions. </w:t>
-        </w:r>
-        <w:commentRangeEnd w:id="123"/>
-        <w:r>
-          <w:rPr>
-            <w:rStyle w:val="CommentReference"/>
-            <w:rFonts w:asciiTheme="minorHAnsi" w:hAnsiTheme="minorHAnsi" w:cstheme="minorBidi"/>
-            <w:color w:val="auto"/>
-          </w:rPr>
-          <w:commentReference w:id="123"/>
+          <w:commentReference w:id="52"/>
         </w:r>
       </w:ins>
     </w:p>
@@ -8092,9 +7802,9 @@
         <w:pStyle w:val="Default"/>
         <w:spacing w:line="480" w:lineRule="auto"/>
         <w:rPr>
-          <w:ins w:id="124" w:author="Microsoft Office User" w:date="2023-12-01T11:45:00Z"/>
-        </w:rPr>
-        <w:pPrChange w:id="125" w:author="Microsoft Office User" w:date="2023-12-01T16:14:00Z">
+          <w:ins w:id="53" w:author="Microsoft Office User" w:date="2023-12-01T11:45:00Z"/>
+        </w:rPr>
+        <w:pPrChange w:id="54" w:author="Microsoft Office User" w:date="2023-12-01T16:14:00Z">
           <w:pPr>
             <w:pStyle w:val="Default"/>
             <w:spacing w:line="480" w:lineRule="auto"/>
@@ -8109,7 +7819,7 @@
         <w:spacing w:line="480" w:lineRule="auto"/>
         <w:ind w:firstLine="720"/>
         <w:rPr>
-          <w:ins w:id="126" w:author="Microsoft Office User" w:date="2023-12-01T12:46:00Z"/>
+          <w:ins w:id="55" w:author="Microsoft Office User" w:date="2023-12-01T12:46:00Z"/>
         </w:rPr>
       </w:pPr>
     </w:p>
@@ -8119,30 +7829,30 @@
         <w:spacing w:line="480" w:lineRule="auto"/>
         <w:ind w:firstLine="720"/>
         <w:rPr>
-          <w:ins w:id="127" w:author="Microsoft Office User" w:date="2023-12-01T13:27:00Z"/>
+          <w:ins w:id="56" w:author="Microsoft Office User" w:date="2023-12-01T13:27:00Z"/>
         </w:rPr>
       </w:pPr>
-      <w:ins w:id="128" w:author="Microsoft Office User" w:date="2023-12-01T13:27:00Z">
+      <w:ins w:id="57" w:author="Microsoft Office User" w:date="2023-12-01T13:27:00Z">
         <w:r>
           <w:t>**</w:t>
         </w:r>
       </w:ins>
-      <w:ins w:id="129" w:author="Microsoft Office User" w:date="2023-12-01T16:10:00Z">
+      <w:ins w:id="58" w:author="Microsoft Office User" w:date="2023-12-01T16:10:00Z">
         <w:r>
           <w:t>Move this paragrap</w:t>
         </w:r>
       </w:ins>
-      <w:ins w:id="130" w:author="Microsoft Office User" w:date="2023-12-01T16:11:00Z">
+      <w:ins w:id="59" w:author="Microsoft Office User" w:date="2023-12-01T16:11:00Z">
         <w:r>
           <w:t xml:space="preserve">h </w:t>
         </w:r>
       </w:ins>
-      <w:ins w:id="131" w:author="Microsoft Office User" w:date="2023-12-01T16:10:00Z">
+      <w:ins w:id="60" w:author="Microsoft Office User" w:date="2023-12-01T16:10:00Z">
         <w:r>
           <w:t>to Methods</w:t>
         </w:r>
       </w:ins>
-      <w:ins w:id="132" w:author="Microsoft Office User" w:date="2023-12-01T16:11:00Z">
+      <w:ins w:id="61" w:author="Microsoft Office User" w:date="2023-12-01T16:11:00Z">
         <w:r>
           <w:t xml:space="preserve"> and make more concise</w:t>
         </w:r>
@@ -8154,21 +7864,21 @@
         <w:spacing w:line="480" w:lineRule="auto"/>
         <w:ind w:firstLine="720"/>
         <w:rPr>
-          <w:del w:id="133" w:author="Microsoft Office User" w:date="2023-12-01T12:21:00Z"/>
+          <w:del w:id="62" w:author="Microsoft Office User" w:date="2023-12-01T12:21:00Z"/>
         </w:rPr>
       </w:pPr>
-      <w:commentRangeStart w:id="134"/>
-      <w:del w:id="135" w:author="Microsoft Office User" w:date="2023-12-01T12:21:00Z">
+      <w:commentRangeStart w:id="63"/>
+      <w:del w:id="64" w:author="Microsoft Office User" w:date="2023-12-01T12:21:00Z">
         <w:r>
           <w:delText>Here, we provide evidence that cold</w:delText>
         </w:r>
       </w:del>
-      <w:del w:id="136" w:author="Microsoft Office User" w:date="2023-12-01T11:41:00Z">
+      <w:del w:id="65" w:author="Microsoft Office User" w:date="2023-12-01T11:41:00Z">
         <w:r>
           <w:delText xml:space="preserve"> </w:delText>
         </w:r>
       </w:del>
-      <w:del w:id="137" w:author="Microsoft Office User" w:date="2023-12-01T12:21:00Z">
+      <w:del w:id="66" w:author="Microsoft Office User" w:date="2023-12-01T12:21:00Z">
         <w:r>
           <w:delText>water fish in</w:delText>
         </w:r>
@@ -8184,21 +7894,21 @@
         <w:r>
           <w:delText xml:space="preserve"> habitats display fine scale diel vertical movements to </w:delText>
         </w:r>
-        <w:commentRangeStart w:id="138"/>
+        <w:commentRangeStart w:id="67"/>
         <w:r>
           <w:delText>track preferred temperature and DO</w:delText>
         </w:r>
       </w:del>
-      <w:commentRangeEnd w:id="138"/>
+      <w:commentRangeEnd w:id="67"/>
       <w:r>
         <w:rPr>
           <w:rStyle w:val="CommentReference"/>
           <w:rFonts w:asciiTheme="minorHAnsi" w:hAnsiTheme="minorHAnsi" w:cstheme="minorBidi"/>
           <w:color w:val="auto"/>
         </w:rPr>
-        <w:commentReference w:id="138"/>
-      </w:r>
-      <w:del w:id="139" w:author="Microsoft Office User" w:date="2023-12-01T12:21:00Z">
+        <w:commentReference w:id="67"/>
+      </w:r>
+      <w:del w:id="68" w:author="Microsoft Office User" w:date="2023-12-01T12:21:00Z">
         <w:r>
           <w:delText>.</w:delText>
         </w:r>
@@ -8206,15 +7916,19 @@
           <w:delText xml:space="preserve"> The cold-water alcove habitats in this study all displayed pronounced</w:delText>
         </w:r>
         <w:r>
-          <w:delText xml:space="preserve"> vertical stratification in temperature and DO</w:delText>
+          <w:delText xml:space="preserve"> vertical stratification in </w:delText>
+        </w:r>
+        <w:r>
+          <w:lastRenderedPageBreak/>
+          <w:delText>temperature and DO</w:delText>
         </w:r>
       </w:del>
-      <w:del w:id="140" w:author="Microsoft Office User" w:date="2023-12-01T11:44:00Z">
+      <w:del w:id="69" w:author="Microsoft Office User" w:date="2023-12-01T11:44:00Z">
         <w:r>
           <w:delText>, which shifted cyclically over a diel timeframe</w:delText>
         </w:r>
       </w:del>
-      <w:del w:id="141" w:author="Microsoft Office User" w:date="2023-12-01T12:21:00Z">
+      <w:del w:id="70" w:author="Microsoft Office User" w:date="2023-12-01T12:21:00Z">
         <w:r>
           <w:delText xml:space="preserve">. </w:delText>
         </w:r>
@@ -8301,22 +8015,18 @@
       <w:r>
         <w:t xml:space="preserve"> infer fine</w:t>
       </w:r>
-      <w:ins w:id="142" w:author="Microsoft Office User" w:date="2023-12-01T12:34:00Z">
+      <w:ins w:id="71" w:author="Microsoft Office User" w:date="2023-12-01T12:34:00Z">
         <w:r>
           <w:t>-</w:t>
         </w:r>
       </w:ins>
-      <w:del w:id="143" w:author="Microsoft Office User" w:date="2023-12-01T12:34:00Z">
+      <w:del w:id="72" w:author="Microsoft Office User" w:date="2023-12-01T12:34:00Z">
         <w:r>
           <w:delText xml:space="preserve"> </w:delText>
         </w:r>
       </w:del>
       <w:r>
-        <w:t xml:space="preserve">scale vertical movement within these habitats. Internal radio tags or iButtons estimate body temperature, which will reflect the temporal integration of habitat use (Pepino et al. 2015). For </w:t>
-      </w:r>
-      <w:r>
-        <w:lastRenderedPageBreak/>
-        <w:t xml:space="preserve">this study we used external tags so we could get point measurements in time with the fish’s thermal environment. </w:t>
+        <w:t xml:space="preserve">scale vertical movement within these habitats. Internal radio tags or iButtons estimate body temperature, which will reflect the temporal integration of habitat use (Pepino et al. 2015). For this study we used external tags so we could get point measurements in time with the fish’s thermal environment. </w:t>
       </w:r>
       <w:r>
         <w:t xml:space="preserve">Determining </w:t>
@@ -8324,14 +8034,14 @@
       <w:r>
         <w:t>fish depth and DO from temperature required that we know the vertical temperature-DO profile at the fish’s location, which meant it could not be free ranging in a heterogeneous alcove</w:t>
       </w:r>
-      <w:commentRangeEnd w:id="134"/>
+      <w:commentRangeEnd w:id="63"/>
       <w:r>
         <w:rPr>
           <w:rStyle w:val="CommentReference"/>
           <w:rFonts w:asciiTheme="minorHAnsi" w:hAnsiTheme="minorHAnsi" w:cstheme="minorBidi"/>
           <w:color w:val="auto"/>
         </w:rPr>
-        <w:commentReference w:id="134"/>
+        <w:commentReference w:id="63"/>
       </w:r>
       <w:r>
         <w:t>. The solution was to constrain fish to an area with a known profile using enclosures. This process allowed us to track fish temperature and DO selection at a timescale of minutes to hours during peak summer conditions.</w:t>
@@ -8355,6 +8065,7 @@
         <w:t xml:space="preserve">contain </w:t>
       </w:r>
       <w:r>
+        <w:lastRenderedPageBreak/>
         <w:t>cool</w:t>
       </w:r>
       <w:r>
@@ -8390,7 +8101,7 @@
       <w:r>
         <w:t xml:space="preserve"> </w:t>
       </w:r>
-      <w:commentRangeStart w:id="144"/>
+      <w:commentRangeStart w:id="73"/>
       <w:r>
         <w:t>Therefore</w:t>
       </w:r>
@@ -8439,14 +8150,14 @@
       <w:r>
         <w:t xml:space="preserve">.  </w:t>
       </w:r>
-      <w:commentRangeEnd w:id="144"/>
+      <w:commentRangeEnd w:id="73"/>
       <w:r>
         <w:rPr>
           <w:rStyle w:val="CommentReference"/>
           <w:rFonts w:asciiTheme="minorHAnsi" w:hAnsiTheme="minorHAnsi" w:cstheme="minorBidi"/>
           <w:color w:val="auto"/>
         </w:rPr>
-        <w:commentReference w:id="144"/>
+        <w:commentReference w:id="73"/>
       </w:r>
       <w:r>
         <w:t xml:space="preserve"> </w:t>
@@ -8457,7 +8168,7 @@
         <w:pStyle w:val="Default"/>
         <w:spacing w:line="480" w:lineRule="auto"/>
         <w:rPr>
-          <w:ins w:id="145" w:author="Microsoft Office User" w:date="2023-12-01T16:18:00Z"/>
+          <w:ins w:id="74" w:author="Microsoft Office User" w:date="2023-12-01T16:18:00Z"/>
         </w:rPr>
       </w:pPr>
     </w:p>
@@ -8466,9 +8177,9 @@
         <w:pStyle w:val="Default"/>
         <w:spacing w:line="480" w:lineRule="auto"/>
         <w:rPr>
-          <w:ins w:id="146" w:author="Microsoft Office User" w:date="2023-12-01T16:18:00Z"/>
-        </w:rPr>
-        <w:pPrChange w:id="147" w:author="Microsoft Office User" w:date="2023-12-01T16:18:00Z">
+          <w:ins w:id="75" w:author="Microsoft Office User" w:date="2023-12-01T16:18:00Z"/>
+        </w:rPr>
+        <w:pPrChange w:id="76" w:author="Microsoft Office User" w:date="2023-12-01T16:18:00Z">
           <w:pPr>
             <w:pStyle w:val="Default"/>
             <w:spacing w:line="480" w:lineRule="auto"/>
@@ -8476,22 +8187,22 @@
           </w:pPr>
         </w:pPrChange>
       </w:pPr>
-      <w:ins w:id="148" w:author="Microsoft Office User" w:date="2023-12-01T16:18:00Z">
+      <w:ins w:id="77" w:author="Microsoft Office User" w:date="2023-12-01T16:18:00Z">
         <w:r>
           <w:t>**#3</w:t>
         </w:r>
       </w:ins>
-      <w:ins w:id="149" w:author="Microsoft Office User" w:date="2023-12-01T16:20:00Z">
+      <w:ins w:id="78" w:author="Microsoft Office User" w:date="2023-12-01T16:20:00Z">
         <w:r>
           <w:t xml:space="preserve"> (may need 2 paragraphs)</w:t>
         </w:r>
       </w:ins>
-      <w:ins w:id="150" w:author="Microsoft Office User" w:date="2023-12-01T16:18:00Z">
+      <w:ins w:id="79" w:author="Microsoft Office User" w:date="2023-12-01T16:18:00Z">
         <w:r>
           <w:t xml:space="preserve"> </w:t>
         </w:r>
       </w:ins>
-      <w:ins w:id="151" w:author="Microsoft Office User" w:date="2023-12-01T16:19:00Z">
+      <w:ins w:id="80" w:author="Microsoft Office User" w:date="2023-12-01T16:19:00Z">
         <w:r>
           <w:t>Unpack why fish didn’t move to surface, how maybe they don’t need high DO if they are taking refuge and minimizing metabolic costs</w:t>
         </w:r>
@@ -8503,7 +8214,7 @@
         <w:spacing w:line="480" w:lineRule="auto"/>
         <w:ind w:firstLine="720"/>
         <w:rPr>
-          <w:ins w:id="152" w:author="Microsoft Office User" w:date="2023-12-01T16:18:00Z"/>
+          <w:ins w:id="81" w:author="Microsoft Office User" w:date="2023-12-01T16:18:00Z"/>
         </w:rPr>
       </w:pPr>
     </w:p>
@@ -8513,24 +8224,24 @@
         <w:spacing w:line="480" w:lineRule="auto"/>
         <w:ind w:firstLine="720"/>
         <w:rPr>
-          <w:ins w:id="153" w:author="Microsoft Office User" w:date="2023-12-01T16:12:00Z"/>
+          <w:ins w:id="82" w:author="Microsoft Office User" w:date="2023-12-01T16:12:00Z"/>
         </w:rPr>
       </w:pPr>
-      <w:commentRangeStart w:id="154"/>
+      <w:commentRangeStart w:id="83"/>
       <w:r>
         <w:t xml:space="preserve">Our </w:t>
       </w:r>
       <w:r>
         <w:t xml:space="preserve">simulation </w:t>
       </w:r>
-      <w:commentRangeEnd w:id="154"/>
+      <w:commentRangeEnd w:id="83"/>
       <w:r>
         <w:rPr>
           <w:rStyle w:val="CommentReference"/>
           <w:rFonts w:asciiTheme="minorHAnsi" w:hAnsiTheme="minorHAnsi" w:cstheme="minorBidi"/>
           <w:color w:val="auto"/>
         </w:rPr>
-        <w:commentReference w:id="154"/>
+        <w:commentReference w:id="83"/>
       </w:r>
       <w:r>
         <w:t>of</w:t>
@@ -8571,7 +8282,7 @@
       <w:r>
         <w:t xml:space="preserve"> </w:t>
       </w:r>
-      <w:commentRangeStart w:id="155"/>
+      <w:commentRangeStart w:id="84"/>
       <w:r>
         <w:t xml:space="preserve">This </w:t>
       </w:r>
@@ -8593,48 +8304,48 @@
       <w:r>
         <w:t>amplitude</w:t>
       </w:r>
-      <w:commentRangeEnd w:id="155"/>
+      <w:commentRangeEnd w:id="84"/>
       <w:r>
         <w:rPr>
           <w:rStyle w:val="CommentReference"/>
           <w:rFonts w:asciiTheme="minorHAnsi" w:hAnsiTheme="minorHAnsi" w:cstheme="minorBidi"/>
           <w:color w:val="auto"/>
         </w:rPr>
-        <w:commentReference w:id="155"/>
+        <w:commentReference w:id="84"/>
       </w:r>
       <w:r>
         <w:t xml:space="preserve">. </w:t>
       </w:r>
-      <w:commentRangeStart w:id="156"/>
-      <w:commentRangeStart w:id="157"/>
-      <w:ins w:id="158" w:author="Microsoft Office User" w:date="2023-12-01T16:12:00Z">
+      <w:commentRangeStart w:id="85"/>
+      <w:commentRangeStart w:id="86"/>
+      <w:ins w:id="87" w:author="Microsoft Office User" w:date="2023-12-01T16:12:00Z">
         <w:r>
           <w:t>In b</w:t>
         </w:r>
       </w:ins>
-      <w:commentRangeEnd w:id="156"/>
-      <w:ins w:id="159" w:author="Microsoft Office User" w:date="2023-12-01T16:13:00Z">
+      <w:commentRangeEnd w:id="85"/>
+      <w:ins w:id="88" w:author="Microsoft Office User" w:date="2023-12-01T16:13:00Z">
         <w:r>
           <w:rPr>
             <w:rStyle w:val="CommentReference"/>
             <w:rFonts w:asciiTheme="minorHAnsi" w:hAnsiTheme="minorHAnsi" w:cstheme="minorBidi"/>
             <w:color w:val="auto"/>
           </w:rPr>
-          <w:commentReference w:id="156"/>
+          <w:commentReference w:id="85"/>
         </w:r>
       </w:ins>
-      <w:ins w:id="160" w:author="Microsoft Office User" w:date="2023-12-01T16:12:00Z">
+      <w:ins w:id="89" w:author="Microsoft Office User" w:date="2023-12-01T16:12:00Z">
         <w:r>
           <w:t xml:space="preserve">oth alcoves, </w:t>
         </w:r>
-        <w:commentRangeEnd w:id="157"/>
+        <w:commentRangeEnd w:id="86"/>
         <w:r>
           <w:rPr>
             <w:rStyle w:val="CommentReference"/>
             <w:rFonts w:asciiTheme="minorHAnsi" w:hAnsiTheme="minorHAnsi" w:cstheme="minorBidi"/>
             <w:color w:val="auto"/>
           </w:rPr>
-          <w:commentReference w:id="157"/>
+          <w:commentReference w:id="86"/>
         </w:r>
         <w:r>
           <w:t xml:space="preserve">there was a </w:t>
@@ -8703,11 +8414,7 @@
           <w:t>.</w:t>
         </w:r>
         <w:r>
-          <w:t xml:space="preserve"> Site-specific variation in </w:t>
-        </w:r>
-        <w:r>
-          <w:lastRenderedPageBreak/>
-          <w:t>temperature and DO may explain the varied strength (slope) of selection probability. For example, the diel amplitude of h</w:t>
+          <w:t xml:space="preserve"> Site-specific variation in temperature and DO may explain the varied strength (slope) of selection probability. For example, the diel amplitude of h</w:t>
         </w:r>
         <w:r>
           <w:t>ypolim</w:t>
@@ -8727,18 +8434,18 @@
         <w:r>
           <w:t xml:space="preserve"> alcove, while epilimnetic DO stayed relatively high across that timeframe (Table 1, Supplemental Figure 2). However, </w:t>
         </w:r>
-        <w:commentRangeStart w:id="161"/>
+        <w:commentRangeStart w:id="90"/>
         <w:r>
           <w:t xml:space="preserve">epilimnetic </w:t>
         </w:r>
-        <w:commentRangeEnd w:id="161"/>
+        <w:commentRangeEnd w:id="90"/>
         <w:r>
           <w:rPr>
             <w:rStyle w:val="CommentReference"/>
             <w:rFonts w:asciiTheme="minorHAnsi" w:hAnsiTheme="minorHAnsi" w:cstheme="minorBidi"/>
             <w:color w:val="auto"/>
           </w:rPr>
-          <w:commentReference w:id="161"/>
+          <w:commentReference w:id="90"/>
         </w:r>
         <w:r>
           <w:t>temperatures in Norwood remained high even at night. These surface temperatures may have been suboptimally warm to fish, thereby reducing the strength of selection towards warmer surface temperatures (Figure 6b). I</w:t>
@@ -8753,7 +8460,11 @@
           <w:t xml:space="preserve"> </w:t>
         </w:r>
         <w:r>
-          <w:t xml:space="preserve">temperatures in the epilimnion were much lower at night (and DO remained adequate; Table 1), which may explain the greater selection strength towards warmer (and shallower) temperatures when compared to Norwood (Figure 6b, 6d). </w:t>
+          <w:t xml:space="preserve">temperatures in the epilimnion were much lower at night (and DO remained adequate; Table 1), which may explain </w:t>
+        </w:r>
+        <w:r>
+          <w:lastRenderedPageBreak/>
+          <w:t xml:space="preserve">the greater selection strength towards warmer (and shallower) temperatures when compared to Norwood (Figure 6b, 6d). </w:t>
         </w:r>
       </w:ins>
     </w:p>
@@ -8763,18 +8474,18 @@
         <w:spacing w:line="480" w:lineRule="auto"/>
         <w:ind w:firstLine="720"/>
         <w:rPr>
-          <w:ins w:id="162" w:author="Microsoft Office User" w:date="2023-12-01T16:12:00Z"/>
+          <w:ins w:id="91" w:author="Microsoft Office User" w:date="2023-12-01T16:12:00Z"/>
           <w:noProof/>
         </w:rPr>
       </w:pPr>
-      <w:ins w:id="163" w:author="Microsoft Office User" w:date="2023-12-01T16:12:00Z">
+      <w:ins w:id="92" w:author="Microsoft Office User" w:date="2023-12-01T16:12:00Z">
         <w:r>
           <w:rPr>
             <w:noProof/>
           </w:rPr>
           <w:t xml:space="preserve">In </w:t>
         </w:r>
-        <w:commentRangeStart w:id="164"/>
+        <w:commentRangeStart w:id="93"/>
         <w:r>
           <w:rPr>
             <w:noProof/>
@@ -8805,14 +8516,14 @@
           </w:rPr>
           <w:t xml:space="preserve">ratures at the expense of oxygen. Our tagged fish did not optimize habitat tracking as well as we predicted (via simulation), and instead selected for cooler temperatures </w:t>
         </w:r>
-        <w:commentRangeEnd w:id="164"/>
+        <w:commentRangeEnd w:id="93"/>
         <w:r>
           <w:rPr>
             <w:rStyle w:val="CommentReference"/>
             <w:rFonts w:asciiTheme="minorHAnsi" w:hAnsiTheme="minorHAnsi" w:cstheme="minorBidi"/>
             <w:color w:val="auto"/>
           </w:rPr>
-          <w:commentReference w:id="164"/>
+          <w:commentReference w:id="93"/>
         </w:r>
         <w:r>
           <w:rPr>
@@ -8820,21 +8531,21 @@
           </w:rPr>
           <w:t xml:space="preserve">which often contained low DO. A more accurate </w:t>
         </w:r>
-        <w:commentRangeStart w:id="165"/>
+        <w:commentRangeStart w:id="94"/>
         <w:r>
           <w:rPr>
             <w:noProof/>
           </w:rPr>
           <w:t xml:space="preserve">behavioral simulation may not consider the trade-off between temperature </w:t>
         </w:r>
-        <w:commentRangeEnd w:id="165"/>
+        <w:commentRangeEnd w:id="94"/>
         <w:r>
           <w:rPr>
             <w:rStyle w:val="CommentReference"/>
             <w:rFonts w:asciiTheme="minorHAnsi" w:hAnsiTheme="minorHAnsi" w:cstheme="minorBidi"/>
             <w:color w:val="auto"/>
           </w:rPr>
-          <w:commentReference w:id="165"/>
+          <w:commentReference w:id="94"/>
         </w:r>
         <w:r>
           <w:rPr>
@@ -8842,7 +8553,7 @@
           </w:rPr>
           <w:t xml:space="preserve">and oxygen equally, as temperature appears to be a more </w:t>
         </w:r>
-        <w:commentRangeStart w:id="166"/>
+        <w:commentRangeStart w:id="95"/>
         <w:r>
           <w:rPr>
             <w:noProof/>
@@ -8862,14 +8573,14 @@
           </w:rPr>
           <w:t xml:space="preserve"> is fitting; these are not ideal habitats</w:t>
         </w:r>
-        <w:commentRangeEnd w:id="166"/>
+        <w:commentRangeEnd w:id="95"/>
         <w:r>
           <w:rPr>
             <w:rStyle w:val="CommentReference"/>
             <w:rFonts w:asciiTheme="minorHAnsi" w:hAnsiTheme="minorHAnsi" w:cstheme="minorBidi"/>
             <w:color w:val="auto"/>
           </w:rPr>
-          <w:commentReference w:id="166"/>
+          <w:commentReference w:id="95"/>
         </w:r>
         <w:r>
           <w:rPr>
@@ -8885,7 +8596,7 @@
         <w:spacing w:line="480" w:lineRule="auto"/>
         <w:ind w:firstLine="720"/>
         <w:rPr>
-          <w:ins w:id="167" w:author="Microsoft Office User" w:date="2023-12-01T16:11:00Z"/>
+          <w:ins w:id="96" w:author="Microsoft Office User" w:date="2023-12-01T16:11:00Z"/>
         </w:rPr>
       </w:pPr>
     </w:p>
@@ -8895,7 +8606,7 @@
         <w:spacing w:line="480" w:lineRule="auto"/>
         <w:ind w:firstLine="720"/>
         <w:rPr>
-          <w:ins w:id="168" w:author="Microsoft Office User" w:date="2023-12-01T16:11:00Z"/>
+          <w:ins w:id="97" w:author="Microsoft Office User" w:date="2023-12-01T16:11:00Z"/>
         </w:rPr>
       </w:pPr>
     </w:p>
@@ -8904,9 +8615,9 @@
         <w:pStyle w:val="Default"/>
         <w:spacing w:line="480" w:lineRule="auto"/>
         <w:rPr>
-          <w:ins w:id="169" w:author="Microsoft Office User" w:date="2023-12-01T16:11:00Z"/>
-        </w:rPr>
-        <w:pPrChange w:id="170" w:author="Microsoft Office User" w:date="2023-12-01T16:20:00Z">
+          <w:ins w:id="98" w:author="Microsoft Office User" w:date="2023-12-01T16:11:00Z"/>
+        </w:rPr>
+        <w:pPrChange w:id="99" w:author="Microsoft Office User" w:date="2023-12-01T16:20:00Z">
           <w:pPr>
             <w:pStyle w:val="Default"/>
             <w:spacing w:line="480" w:lineRule="auto"/>
@@ -8914,33 +8625,32 @@
           </w:pPr>
         </w:pPrChange>
       </w:pPr>
-      <w:ins w:id="171" w:author="Microsoft Office User" w:date="2023-12-01T16:20:00Z">
-        <w:r>
-          <w:lastRenderedPageBreak/>
+      <w:ins w:id="100" w:author="Microsoft Office User" w:date="2023-12-01T16:20:00Z">
+        <w:r>
           <w:t xml:space="preserve">**#4 Individual variation. You probably want to quantify </w:t>
         </w:r>
       </w:ins>
-      <w:ins w:id="172" w:author="Microsoft Office User" w:date="2023-12-01T16:21:00Z">
+      <w:ins w:id="101" w:author="Microsoft Office User" w:date="2023-12-01T16:21:00Z">
         <w:r>
           <w:t xml:space="preserve">individual variation </w:t>
         </w:r>
       </w:ins>
-      <w:ins w:id="173" w:author="Microsoft Office User" w:date="2023-12-01T16:20:00Z">
+      <w:ins w:id="102" w:author="Microsoft Office User" w:date="2023-12-01T16:20:00Z">
         <w:r>
           <w:t>this if possib</w:t>
         </w:r>
       </w:ins>
-      <w:ins w:id="174" w:author="Microsoft Office User" w:date="2023-12-01T16:21:00Z">
+      <w:ins w:id="103" w:author="Microsoft Office User" w:date="2023-12-01T16:21:00Z">
         <w:r>
           <w:t xml:space="preserve">le, so you may not want to open this potential hornets nest. </w:t>
         </w:r>
       </w:ins>
-      <w:ins w:id="175" w:author="Microsoft Office User" w:date="2023-12-01T16:22:00Z">
+      <w:ins w:id="104" w:author="Microsoft Office User" w:date="2023-12-01T16:22:00Z">
         <w:r>
           <w:t xml:space="preserve">Like I could see reviewer asking for level of variation in timing vs. how deep/shallow they went. </w:t>
         </w:r>
       </w:ins>
-      <w:ins w:id="176" w:author="Microsoft Office User" w:date="2023-12-01T16:21:00Z">
+      <w:ins w:id="105" w:author="Microsoft Office User" w:date="2023-12-01T16:21:00Z">
         <w:r>
           <w:t xml:space="preserve"> </w:t>
         </w:r>
@@ -8997,24 +8707,28 @@
       <w:r>
         <w:t xml:space="preserve">This behavioral variation is likely a reflection </w:t>
       </w:r>
-      <w:commentRangeStart w:id="177"/>
+      <w:commentRangeStart w:id="106"/>
       <w:r>
         <w:t xml:space="preserve">of individual </w:t>
       </w:r>
       <w:r>
-        <w:t>thermal tolerance via life history</w:t>
+        <w:t xml:space="preserve">thermal </w:t>
+      </w:r>
+      <w:r>
+        <w:lastRenderedPageBreak/>
+        <w:t>tolerance via life history</w:t>
       </w:r>
       <w:r>
         <w:t xml:space="preserve"> </w:t>
       </w:r>
-      <w:commentRangeEnd w:id="177"/>
+      <w:commentRangeEnd w:id="106"/>
       <w:r>
         <w:rPr>
           <w:rStyle w:val="CommentReference"/>
           <w:rFonts w:asciiTheme="minorHAnsi" w:hAnsiTheme="minorHAnsi" w:cstheme="minorBidi"/>
           <w:color w:val="auto"/>
         </w:rPr>
-        <w:commentReference w:id="177"/>
+        <w:commentReference w:id="106"/>
       </w:r>
       <w:r>
         <w:t>(Anlauf-Dunn et al. 2022) or</w:t>
@@ -9045,28 +8759,6 @@
       </w:r>
       <w:r>
         <w:t xml:space="preserve"> </w:t>
-      </w:r>
-      <w:commentRangeStart w:id="178"/>
-      <w:r>
-        <w:t>We also limited our analysis to data collected 5-days post fish capture</w:t>
-      </w:r>
-      <w:r>
-        <w:t xml:space="preserve"> to ensure cortisol levels and swimming behavior had returned to normal </w:t>
-      </w:r>
-      <w:r>
-        <w:t>(</w:t>
-      </w:r>
-      <w:r>
-        <w:t xml:space="preserve">Jepsen et al. 2001). </w:t>
-      </w:r>
-      <w:commentRangeEnd w:id="178"/>
-      <w:r>
-        <w:rPr>
-          <w:rStyle w:val="CommentReference"/>
-          <w:rFonts w:asciiTheme="minorHAnsi" w:hAnsiTheme="minorHAnsi" w:cstheme="minorBidi"/>
-          <w:color w:val="auto"/>
-        </w:rPr>
-        <w:commentReference w:id="178"/>
       </w:r>
     </w:p>
     <w:p>
@@ -9075,14 +8767,14 @@
         <w:spacing w:line="480" w:lineRule="auto"/>
         <w:ind w:firstLine="720"/>
         <w:rPr>
-          <w:del w:id="179" w:author="Microsoft Office User" w:date="2023-12-01T16:14:00Z"/>
+          <w:del w:id="107" w:author="Microsoft Office User" w:date="2023-12-01T16:14:00Z"/>
         </w:rPr>
       </w:pPr>
-      <w:del w:id="180" w:author="Microsoft Office User" w:date="2023-12-01T16:14:00Z">
+      <w:del w:id="108" w:author="Microsoft Office User" w:date="2023-12-01T16:14:00Z">
         <w:r>
           <w:delText>By comparing the 2</w:delText>
         </w:r>
-        <w:commentRangeStart w:id="181"/>
+        <w:commentRangeStart w:id="109"/>
         <w:r>
           <w:delText xml:space="preserve">-hour windows of minimum and maximum DO across six cold-water alcoves, we were able to quantify the how the relationship between temperature and oxygen </w:delText>
         </w:r>
@@ -9119,14 +8811,14 @@
         <w:r>
           <w:delText xml:space="preserve">except for in Blue Ruin alcove </w:delText>
         </w:r>
-        <w:commentRangeEnd w:id="181"/>
+        <w:commentRangeEnd w:id="109"/>
         <w:r>
           <w:rPr>
             <w:rStyle w:val="CommentReference"/>
             <w:rFonts w:asciiTheme="minorHAnsi" w:hAnsiTheme="minorHAnsi" w:cstheme="minorBidi"/>
             <w:color w:val="auto"/>
           </w:rPr>
-          <w:commentReference w:id="181"/>
+          <w:commentReference w:id="109"/>
         </w:r>
         <w:r>
           <w:delText xml:space="preserve">where </w:delText>
@@ -9149,16 +8841,12 @@
         <w:r>
           <w:delText xml:space="preserve">erred cool </w:delText>
         </w:r>
-        <w:commentRangeStart w:id="182"/>
+        <w:commentRangeStart w:id="110"/>
         <w:r>
           <w:delText>temperatures that were</w:delText>
         </w:r>
         <w:r>
-          <w:delText xml:space="preserve"> also adequately oxygenated, creating a </w:delText>
-        </w:r>
-        <w:r>
-          <w:lastRenderedPageBreak/>
-          <w:delText>more pronounced trade-off</w:delText>
+          <w:delText xml:space="preserve"> also adequately oxygenated, creating a more pronounced trade-off</w:delText>
         </w:r>
         <w:r>
           <w:delText xml:space="preserve"> for fish</w:delText>
@@ -9241,14 +8929,14 @@
         <w:r>
           <w:delText xml:space="preserve"> </w:delText>
         </w:r>
-        <w:commentRangeEnd w:id="182"/>
+        <w:commentRangeEnd w:id="110"/>
         <w:r>
           <w:rPr>
             <w:rStyle w:val="CommentReference"/>
             <w:rFonts w:asciiTheme="minorHAnsi" w:hAnsiTheme="minorHAnsi" w:cstheme="minorBidi"/>
             <w:color w:val="auto"/>
           </w:rPr>
-          <w:commentReference w:id="182"/>
+          <w:commentReference w:id="110"/>
         </w:r>
       </w:del>
     </w:p>
@@ -9258,22 +8946,22 @@
         <w:spacing w:line="480" w:lineRule="auto"/>
         <w:ind w:firstLine="720"/>
         <w:rPr>
-          <w:del w:id="183" w:author="Microsoft Office User" w:date="2023-12-01T16:12:00Z"/>
+          <w:del w:id="111" w:author="Microsoft Office User" w:date="2023-12-01T16:12:00Z"/>
         </w:rPr>
       </w:pPr>
-      <w:commentRangeStart w:id="184"/>
-      <w:del w:id="185" w:author="Microsoft Office User" w:date="2023-12-01T16:12:00Z">
+      <w:commentRangeStart w:id="112"/>
+      <w:del w:id="113" w:author="Microsoft Office User" w:date="2023-12-01T16:12:00Z">
         <w:r>
           <w:delText xml:space="preserve">In both alcoves, </w:delText>
         </w:r>
-        <w:commentRangeEnd w:id="184"/>
+        <w:commentRangeEnd w:id="112"/>
         <w:r>
           <w:rPr>
             <w:rStyle w:val="CommentReference"/>
             <w:rFonts w:asciiTheme="minorHAnsi" w:hAnsiTheme="minorHAnsi" w:cstheme="minorBidi"/>
             <w:color w:val="auto"/>
           </w:rPr>
-          <w:commentReference w:id="184"/>
+          <w:commentReference w:id="112"/>
         </w:r>
         <w:r>
           <w:delText xml:space="preserve">there was a </w:delText>
@@ -9333,7 +9021,11 @@
           <w:delText xml:space="preserve"> the surface)</w:delText>
         </w:r>
         <w:r>
-          <w:delText xml:space="preserve"> where DO was also higher</w:delText>
+          <w:delText xml:space="preserve"> where DO was also </w:delText>
+        </w:r>
+        <w:r>
+          <w:lastRenderedPageBreak/>
+          <w:delText>higher</w:delText>
         </w:r>
         <w:r>
           <w:delText>.</w:delText>
@@ -9437,18 +9129,18 @@
         <w:r>
           <w:delText xml:space="preserve">However, </w:delText>
         </w:r>
-        <w:commentRangeStart w:id="186"/>
+        <w:commentRangeStart w:id="114"/>
         <w:r>
           <w:delText xml:space="preserve">epilimnetic </w:delText>
         </w:r>
-        <w:commentRangeEnd w:id="186"/>
+        <w:commentRangeEnd w:id="114"/>
         <w:r>
           <w:rPr>
             <w:rStyle w:val="CommentReference"/>
             <w:rFonts w:asciiTheme="minorHAnsi" w:hAnsiTheme="minorHAnsi" w:cstheme="minorBidi"/>
             <w:color w:val="auto"/>
           </w:rPr>
-          <w:commentReference w:id="186"/>
+          <w:commentReference w:id="114"/>
         </w:r>
         <w:r>
           <w:delText>temperatures in Norwood</w:delText>
@@ -9533,18 +9225,18 @@
         <w:spacing w:line="480" w:lineRule="auto"/>
         <w:ind w:firstLine="720"/>
         <w:rPr>
-          <w:del w:id="187" w:author="Microsoft Office User" w:date="2023-12-01T16:12:00Z"/>
+          <w:del w:id="115" w:author="Microsoft Office User" w:date="2023-12-01T16:12:00Z"/>
           <w:noProof/>
         </w:rPr>
       </w:pPr>
-      <w:del w:id="188" w:author="Microsoft Office User" w:date="2023-12-01T16:12:00Z">
+      <w:del w:id="116" w:author="Microsoft Office User" w:date="2023-12-01T16:12:00Z">
         <w:r>
           <w:rPr>
             <w:noProof/>
           </w:rPr>
           <w:delText xml:space="preserve">In </w:delText>
         </w:r>
-        <w:commentRangeStart w:id="189"/>
+        <w:commentRangeStart w:id="117"/>
         <w:r>
           <w:rPr>
             <w:noProof/>
@@ -9671,14 +9363,14 @@
           </w:rPr>
           <w:delText xml:space="preserve"> for cooler temperatures </w:delText>
         </w:r>
-        <w:commentRangeEnd w:id="189"/>
+        <w:commentRangeEnd w:id="117"/>
         <w:r>
           <w:rPr>
             <w:rStyle w:val="CommentReference"/>
             <w:rFonts w:asciiTheme="minorHAnsi" w:hAnsiTheme="minorHAnsi" w:cstheme="minorBidi"/>
             <w:color w:val="auto"/>
           </w:rPr>
-          <w:commentReference w:id="189"/>
+          <w:commentReference w:id="117"/>
         </w:r>
         <w:r>
           <w:rPr>
@@ -9716,7 +9408,7 @@
           </w:rPr>
           <w:delText xml:space="preserve"> </w:delText>
         </w:r>
-        <w:commentRangeStart w:id="190"/>
+        <w:commentRangeStart w:id="118"/>
         <w:r>
           <w:rPr>
             <w:noProof/>
@@ -9741,14 +9433,14 @@
           </w:rPr>
           <w:delText xml:space="preserve"> temperature </w:delText>
         </w:r>
-        <w:commentRangeEnd w:id="190"/>
+        <w:commentRangeEnd w:id="118"/>
         <w:r>
           <w:rPr>
             <w:rStyle w:val="CommentReference"/>
             <w:rFonts w:asciiTheme="minorHAnsi" w:hAnsiTheme="minorHAnsi" w:cstheme="minorBidi"/>
             <w:color w:val="auto"/>
           </w:rPr>
-          <w:commentReference w:id="190"/>
+          <w:commentReference w:id="118"/>
         </w:r>
         <w:r>
           <w:rPr>
@@ -9786,7 +9478,7 @@
           </w:rPr>
           <w:delText xml:space="preserve"> more </w:delText>
         </w:r>
-        <w:commentRangeStart w:id="191"/>
+        <w:commentRangeStart w:id="119"/>
         <w:r>
           <w:rPr>
             <w:noProof/>
@@ -9833,7 +9525,6 @@
           <w:rPr>
             <w:noProof/>
           </w:rPr>
-          <w:lastRenderedPageBreak/>
           <w:delText xml:space="preserve">these </w:delText>
         </w:r>
         <w:r>
@@ -9993,14 +9684,14 @@
           </w:rPr>
           <w:delText xml:space="preserve"> these are not ideal habitats</w:delText>
         </w:r>
-        <w:commentRangeEnd w:id="191"/>
+        <w:commentRangeEnd w:id="119"/>
         <w:r>
           <w:rPr>
             <w:rStyle w:val="CommentReference"/>
             <w:rFonts w:asciiTheme="minorHAnsi" w:hAnsiTheme="minorHAnsi" w:cstheme="minorBidi"/>
             <w:color w:val="auto"/>
           </w:rPr>
-          <w:commentReference w:id="191"/>
+          <w:commentReference w:id="119"/>
         </w:r>
         <w:r>
           <w:rPr>
@@ -10085,15 +9776,15 @@
         </w:rPr>
         <w:t xml:space="preserve">As seasonal </w:t>
       </w:r>
-      <w:commentRangeStart w:id="192"/>
+      <w:commentRangeStart w:id="120"/>
       <w:r>
         <w:rPr>
           <w:noProof/>
         </w:rPr>
         <w:t xml:space="preserve">temperatures continue to surpass the physiological tolerance ranges of cold-water fishes, refuge use is likely to become </w:t>
       </w:r>
-      <w:commentRangeEnd w:id="192"/>
-      <w:ins w:id="193" w:author="Microsoft Office User" w:date="2023-12-01T14:27:00Z">
+      <w:commentRangeEnd w:id="120"/>
+      <w:ins w:id="121" w:author="Microsoft Office User" w:date="2023-12-01T14:27:00Z">
         <w:r>
           <w:rPr>
             <w:noProof/>
@@ -10107,18 +9798,25 @@
           <w:rFonts w:asciiTheme="minorHAnsi" w:hAnsiTheme="minorHAnsi" w:cstheme="minorBidi"/>
           <w:color w:val="auto"/>
         </w:rPr>
-        <w:commentReference w:id="192"/>
+        <w:commentReference w:id="120"/>
       </w:r>
       <w:r>
         <w:rPr>
           <w:noProof/>
         </w:rPr>
-        <w:t xml:space="preserve">a more promenant behavioral response (Barrett and Armstrong 2021). </w:t>
+        <w:t xml:space="preserve">a more promenant behavioral response (Barrett and </w:t>
       </w:r>
       <w:r>
         <w:rPr>
           <w:noProof/>
         </w:rPr>
+        <w:lastRenderedPageBreak/>
+        <w:t xml:space="preserve">Armstrong 2021). </w:t>
+      </w:r>
+      <w:r>
+        <w:rPr>
+          <w:noProof/>
+        </w:rPr>
         <w:t xml:space="preserve">Previous studies have explored the vertical habitat compression that occurs in </w:t>
       </w:r>
       <w:r>
@@ -10133,7 +9831,7 @@
         </w:rPr>
         <w:t xml:space="preserve"> these habitats </w:t>
       </w:r>
-      <w:commentRangeStart w:id="194"/>
+      <w:commentRangeStart w:id="122"/>
       <w:r>
         <w:rPr>
           <w:noProof/>
@@ -10164,14 +9862,14 @@
         </w:rPr>
         <w:t xml:space="preserve">), and </w:t>
       </w:r>
-      <w:commentRangeEnd w:id="194"/>
+      <w:commentRangeEnd w:id="122"/>
       <w:r>
         <w:rPr>
           <w:rStyle w:val="CommentReference"/>
           <w:rFonts w:asciiTheme="minorHAnsi" w:hAnsiTheme="minorHAnsi" w:cstheme="minorBidi"/>
           <w:color w:val="auto"/>
         </w:rPr>
-        <w:commentReference w:id="194"/>
+        <w:commentReference w:id="122"/>
       </w:r>
       <w:r>
         <w:rPr>
@@ -10531,7 +10229,7 @@
       </w:r>
     </w:p>
   </w:comment>
-  <w:comment w:id="6" w:author="Barrett, Hannah" w:date="2023-10-02T10:46:00Z" w:initials="BH">
+  <w:comment w:id="21" w:author="Barrett, Hannah" w:date="2023-10-02T10:46:00Z" w:initials="BH">
     <w:p>
       <w:pPr>
         <w:pStyle w:val="CommentText"/>
@@ -10547,7 +10245,7 @@
       </w:r>
     </w:p>
   </w:comment>
-  <w:comment w:id="8" w:author="Microsoft Office User" w:date="2023-12-01T08:06:00Z" w:initials="MOU">
+  <w:comment w:id="23" w:author="Microsoft Office User" w:date="2023-12-01T08:06:00Z" w:initials="MOU">
     <w:p>
       <w:r>
         <w:rPr>
@@ -10564,7 +10262,7 @@
       </w:r>
     </w:p>
   </w:comment>
-  <w:comment w:id="17" w:author="Microsoft Office User" w:date="2023-12-01T08:10:00Z" w:initials="MOU">
+  <w:comment w:id="24" w:author="Microsoft Office User" w:date="2023-12-01T08:10:00Z" w:initials="MOU">
     <w:p>
       <w:r>
         <w:rPr>
@@ -10581,7 +10279,7 @@
       </w:r>
     </w:p>
   </w:comment>
-  <w:comment w:id="18" w:author="Microsoft Office User" w:date="2023-12-01T08:16:00Z" w:initials="MOU">
+  <w:comment w:id="25" w:author="Microsoft Office User" w:date="2023-12-01T08:16:00Z" w:initials="MOU">
     <w:p>
       <w:r>
         <w:rPr>
@@ -10598,7 +10296,7 @@
       </w:r>
     </w:p>
   </w:comment>
-  <w:comment w:id="23" w:author="Microsoft Office User" w:date="2023-12-01T08:44:00Z" w:initials="MOU">
+  <w:comment w:id="29" w:author="Microsoft Office User" w:date="2023-12-01T08:44:00Z" w:initials="MOU">
     <w:p>
       <w:r>
         <w:rPr>
@@ -10615,7 +10313,7 @@
       </w:r>
     </w:p>
   </w:comment>
-  <w:comment w:id="24" w:author="Microsoft Office User" w:date="2023-12-01T08:26:00Z" w:initials="MOU">
+  <w:comment w:id="30" w:author="Microsoft Office User" w:date="2023-12-01T09:44:00Z" w:initials="MOU">
     <w:p>
       <w:r>
         <w:rPr>
@@ -10628,11 +10326,11 @@
           <w:sz w:val="20"/>
           <w:szCs w:val="20"/>
         </w:rPr>
-        <w:t>I wonder if we can say, in the Methods, that hereafter we refer to the DO max as ‘day’ and DO min as ‘night’. I’m just thinking it’s  hard for reader to digest the two-hour minimum DO period phrase when reading</w:t>
+        <w:t>Can we tally up what fraction of individuals expressed a DVM? Reviewer gonna ask this prob</w:t>
       </w:r>
     </w:p>
   </w:comment>
-  <w:comment w:id="70" w:author="Microsoft Office User" w:date="2023-12-01T09:06:00Z" w:initials="MOU">
+  <w:comment w:id="31" w:author="Microsoft Office User" w:date="2023-12-01T09:35:00Z" w:initials="MOU">
     <w:p>
       <w:r>
         <w:rPr>
@@ -10645,21 +10343,28 @@
           <w:sz w:val="20"/>
           <w:szCs w:val="20"/>
         </w:rPr>
-        <w:t>A key point to note in discussion or Abstract is that you demonstrate how DVM is an emergent property of spatio-temporal heterogeniety in D and TO.</w:t>
-      </w:r>
-    </w:p>
-    <w:p/>
-    <w:p>
+        <w:t>Lets mention ind variation in discussion, saying ‘but’ or ‘yet’ softens the impact</w:t>
+      </w:r>
+    </w:p>
+  </w:comment>
+  <w:comment w:id="32" w:author="Microsoft Office User" w:date="2023-12-01T09:45:00Z" w:initials="MOU">
+    <w:p>
+      <w:r>
+        <w:rPr>
+          <w:rStyle w:val="CommentReference"/>
+        </w:rPr>
+        <w:annotationRef/>
+      </w:r>
       <w:r>
         <w:rPr>
           <w:sz w:val="20"/>
           <w:szCs w:val="20"/>
         </w:rPr>
-        <w:t>This is a generalizable phenomenon because vertical strat. is ubiquitous and so is T DO trade off either because of hypolimnion in lake, or because groundwater/hyp seeps in lotic systems</w:t>
+        <w:t>this may be a discussion point — like you could say that first step is to see what fish are doing in nature, where T and DO are correlated, as you show iwth your mixed model plots, then we can use experiments to fully quantify their behavioral response</w:t>
       </w:r>
     </w:p>
   </w:comment>
-  <w:comment w:id="79" w:author="Microsoft Office User" w:date="2023-12-01T09:44:00Z" w:initials="MOU">
+  <w:comment w:id="36" w:author="Microsoft Office User" w:date="2023-12-01T16:06:00Z" w:initials="MOU">
     <w:p>
       <w:r>
         <w:rPr>
@@ -10672,11 +10377,11 @@
           <w:sz w:val="20"/>
           <w:szCs w:val="20"/>
         </w:rPr>
-        <w:t>Can we tally up what fraction of individuals expressed a DVM? Reviewer gonna ask this prob</w:t>
+        <w:t>I reworked paragraph 1 that recaps the results and sign. paragraph for readers that only scan this part of paper</w:t>
       </w:r>
     </w:p>
   </w:comment>
-  <w:comment w:id="86" w:author="Microsoft Office User" w:date="2023-12-01T09:35:00Z" w:initials="MOU">
+  <w:comment w:id="38" w:author="Microsoft Office User" w:date="2023-12-01T11:42:00Z" w:initials="MOU">
     <w:p>
       <w:r>
         <w:rPr>
@@ -10689,11 +10394,11 @@
           <w:sz w:val="20"/>
           <w:szCs w:val="20"/>
         </w:rPr>
-        <w:t>Lets mention ind variation in discussion, saying ‘but’ or ‘yet’ softens the impact</w:t>
+        <w:t>Hiromi Uno mentioned to me that there was evidence of DVM for DO in tropical fish — see if you can find this ref</w:t>
       </w:r>
     </w:p>
   </w:comment>
-  <w:comment w:id="103" w:author="Microsoft Office User" w:date="2023-12-01T09:45:00Z" w:initials="MOU">
+  <w:comment w:id="52" w:author="Microsoft Office User" w:date="2023-12-01T13:30:00Z" w:initials="MOU">
     <w:p>
       <w:r>
         <w:rPr>
@@ -10706,11 +10411,11 @@
           <w:sz w:val="20"/>
           <w:szCs w:val="20"/>
         </w:rPr>
-        <w:t>this may be a discussion point — like you could say that first step is to see what fish are doing in nature, where T and DO are correlated, as you show iwth your mixed model plots, then we can use experiments to fully quantify their behavioral response</w:t>
+        <w:t>This is the part that works as discussion — explore why do the alcoves have different DO and temp dynamics - perhaps broaden at end to say whether other systems have analogous diel variation in T-DO squeeze — e.g., would a hypolimnion in a lake be different because no diel variation?</w:t>
       </w:r>
     </w:p>
   </w:comment>
-  <w:comment w:id="107" w:author="Microsoft Office User" w:date="2023-12-01T16:06:00Z" w:initials="MOU">
+  <w:comment w:id="67" w:author="Microsoft Office User" w:date="2023-12-01T12:23:00Z" w:initials="MOU">
     <w:p>
       <w:r>
         <w:rPr>
@@ -10723,11 +10428,11 @@
           <w:sz w:val="20"/>
           <w:szCs w:val="20"/>
         </w:rPr>
-        <w:t>I reworked paragraph 1 that recaps the results and sign. paragraph for readers that only scan this part of paper</w:t>
+        <w:t>We don’t know what the preferred T/DO is, so we should soften this a little</w:t>
       </w:r>
     </w:p>
   </w:comment>
-  <w:comment w:id="108" w:author="Microsoft Office User" w:date="2023-12-01T11:42:00Z" w:initials="MOU">
+  <w:comment w:id="63" w:author="Microsoft Office User" w:date="2023-12-01T12:45:00Z" w:initials="MOU">
     <w:p>
       <w:r>
         <w:rPr>
@@ -10740,111 +10445,26 @@
           <w:sz w:val="20"/>
           <w:szCs w:val="20"/>
         </w:rPr>
-        <w:t>Hiromi Uno mentioned to me that there was evidence of DVM for DO in tropical fish — see if you can find this ref</w:t>
-      </w:r>
-    </w:p>
-  </w:comment>
-  <w:comment w:id="109" w:author="Microsoft Office User" w:date="2023-12-01T12:23:00Z" w:initials="MOU">
-    <w:p>
-      <w:r>
-        <w:rPr>
-          <w:rStyle w:val="CommentReference"/>
-        </w:rPr>
-        <w:annotationRef/>
+        <w:t>This is Methods material more than discussion — not a lot of substance here in terms of unpacking fish results.</w:t>
       </w:r>
       <w:r>
         <w:rPr>
           <w:sz w:val="20"/>
           <w:szCs w:val="20"/>
         </w:rPr>
-        <w:t>not sure if we should acronym this or not</w:t>
-      </w:r>
-    </w:p>
-  </w:comment>
-  <w:comment w:id="122" w:author="Microsoft Office User" w:date="2023-12-01T13:31:00Z" w:initials="MOU">
-    <w:p>
-      <w:r>
-        <w:rPr>
-          <w:rStyle w:val="CommentReference"/>
-        </w:rPr>
-        <w:annotationRef/>
+        <w:cr/>
       </w:r>
       <w:r>
         <w:rPr>
           <w:sz w:val="20"/>
           <w:szCs w:val="20"/>
         </w:rPr>
-        <w:t>This is redundant with Results section</w:t>
-      </w:r>
-    </w:p>
-  </w:comment>
-  <w:comment w:id="123" w:author="Microsoft Office User" w:date="2023-12-01T13:30:00Z" w:initials="MOU">
-    <w:p>
-      <w:r>
-        <w:rPr>
-          <w:rStyle w:val="CommentReference"/>
-        </w:rPr>
-        <w:annotationRef/>
-      </w:r>
-      <w:r>
-        <w:rPr>
-          <w:sz w:val="20"/>
-          <w:szCs w:val="20"/>
-        </w:rPr>
-        <w:t>This is the part that works as discussion — explore why do the alcoves have different DO and temp dynamics - perhaps broaden at end to say whether other systems have analogous diel variation in T-DO squeeze — e.g., would a hypolimnion in a lake be different because no diel variation?</w:t>
-      </w:r>
-    </w:p>
-  </w:comment>
-  <w:comment w:id="138" w:author="Microsoft Office User" w:date="2023-12-01T12:23:00Z" w:initials="MOU">
-    <w:p>
-      <w:r>
-        <w:rPr>
-          <w:rStyle w:val="CommentReference"/>
-        </w:rPr>
-        <w:annotationRef/>
-      </w:r>
-      <w:r>
-        <w:rPr>
-          <w:sz w:val="20"/>
-          <w:szCs w:val="20"/>
-        </w:rPr>
-        <w:t>We don’t know what the preferred T/DO is, so we should soften this a little</w:t>
-      </w:r>
-    </w:p>
-  </w:comment>
-  <w:comment w:id="134" w:author="Microsoft Office User" w:date="2023-12-01T12:45:00Z" w:initials="MOU">
-    <w:p>
-      <w:r>
-        <w:rPr>
-          <w:rStyle w:val="CommentReference"/>
-        </w:rPr>
-        <w:annotationRef/>
-      </w:r>
-      <w:r>
-        <w:rPr>
-          <w:sz w:val="20"/>
-          <w:szCs w:val="20"/>
-        </w:rPr>
-        <w:t>This is Methods material more than discussion — not a lot of substance here in terms of unpacking fish results.</w:t>
-      </w:r>
-      <w:r>
-        <w:rPr>
-          <w:sz w:val="20"/>
-          <w:szCs w:val="20"/>
-        </w:rPr>
-        <w:cr/>
-      </w:r>
-      <w:r>
-        <w:rPr>
-          <w:sz w:val="20"/>
-          <w:szCs w:val="20"/>
-        </w:rPr>
         <w:cr/>
         <w:t xml:space="preserve">It’s a good point that vertical heterogeneiety varies within alcove, and fish may be able to move laterally to sample different habitats and experience different T-DO combos — but I think you can say this in 3 sentences in the Methods. </w:t>
       </w:r>
     </w:p>
   </w:comment>
-  <w:comment w:id="144" w:author="Barrett, Hannah" w:date="2023-10-13T10:42:00Z" w:initials="BH">
+  <w:comment w:id="73" w:author="Barrett, Hannah" w:date="2023-10-13T10:42:00Z" w:initials="BH">
     <w:p>
       <w:pPr>
         <w:pStyle w:val="CommentText"/>
@@ -10860,7 +10480,7 @@
       </w:r>
     </w:p>
   </w:comment>
-  <w:comment w:id="154" w:author="Microsoft Office User" w:date="2023-12-01T16:13:00Z" w:initials="MOU">
+  <w:comment w:id="83" w:author="Microsoft Office User" w:date="2023-12-01T16:13:00Z" w:initials="MOU">
     <w:p>
       <w:r>
         <w:rPr>
@@ -10877,7 +10497,7 @@
       </w:r>
     </w:p>
   </w:comment>
-  <w:comment w:id="155" w:author="Microsoft Office User" w:date="2023-12-01T16:09:00Z" w:initials="MOU">
+  <w:comment w:id="84" w:author="Microsoft Office User" w:date="2023-12-01T16:09:00Z" w:initials="MOU">
     <w:p>
       <w:r>
         <w:rPr>
@@ -10894,7 +10514,7 @@
       </w:r>
     </w:p>
   </w:comment>
-  <w:comment w:id="156" w:author="Microsoft Office User" w:date="2023-12-01T16:13:00Z" w:initials="MOU">
+  <w:comment w:id="85" w:author="Microsoft Office User" w:date="2023-12-01T16:13:00Z" w:initials="MOU">
     <w:p>
       <w:r>
         <w:rPr>
@@ -10911,7 +10531,7 @@
       </w:r>
     </w:p>
   </w:comment>
-  <w:comment w:id="157" w:author="Microsoft Office User" w:date="2023-12-01T13:27:00Z" w:initials="MOU">
+  <w:comment w:id="86" w:author="Microsoft Office User" w:date="2023-12-01T13:27:00Z" w:initials="MOU">
     <w:p>
       <w:r>
         <w:rPr>
@@ -10928,7 +10548,7 @@
       </w:r>
     </w:p>
   </w:comment>
-  <w:comment w:id="161" w:author="Microsoft Office User" w:date="2023-12-01T13:33:00Z" w:initials="MOU">
+  <w:comment w:id="90" w:author="Microsoft Office User" w:date="2023-12-01T13:33:00Z" w:initials="MOU">
     <w:p>
       <w:r>
         <w:rPr>
@@ -10945,7 +10565,7 @@
       </w:r>
     </w:p>
   </w:comment>
-  <w:comment w:id="164" w:author="Microsoft Office User" w:date="2023-12-01T13:35:00Z" w:initials="MOU">
+  <w:comment w:id="93" w:author="Microsoft Office User" w:date="2023-12-01T13:35:00Z" w:initials="MOU">
     <w:p>
       <w:r>
         <w:rPr>
@@ -10962,7 +10582,7 @@
       </w:r>
     </w:p>
   </w:comment>
-  <w:comment w:id="165" w:author="Microsoft Office User" w:date="2023-12-01T13:37:00Z" w:initials="MOU">
+  <w:comment w:id="94" w:author="Microsoft Office User" w:date="2023-12-01T13:37:00Z" w:initials="MOU">
     <w:p>
       <w:r>
         <w:rPr>
@@ -10979,7 +10599,7 @@
       </w:r>
     </w:p>
   </w:comment>
-  <w:comment w:id="166" w:author="Microsoft Office User" w:date="2023-12-01T13:39:00Z" w:initials="MOU">
+  <w:comment w:id="95" w:author="Microsoft Office User" w:date="2023-12-01T13:39:00Z" w:initials="MOU">
     <w:p>
       <w:r>
         <w:rPr>
@@ -10996,7 +10616,7 @@
       </w:r>
     </w:p>
   </w:comment>
-  <w:comment w:id="177" w:author="Microsoft Office User" w:date="2023-12-01T12:35:00Z" w:initials="MOU">
+  <w:comment w:id="106" w:author="Microsoft Office User" w:date="2023-12-01T12:35:00Z" w:initials="MOU">
     <w:p>
       <w:r>
         <w:rPr>
@@ -11013,7 +10633,7 @@
       </w:r>
     </w:p>
   </w:comment>
-  <w:comment w:id="178" w:author="Microsoft Office User" w:date="2023-12-01T16:07:00Z" w:initials="MOU">
+  <w:comment w:id="109" w:author="Microsoft Office User" w:date="2023-12-01T13:31:00Z" w:initials="MOU">
     <w:p>
       <w:r>
         <w:rPr>
@@ -11026,11 +10646,11 @@
           <w:sz w:val="20"/>
           <w:szCs w:val="20"/>
         </w:rPr>
-        <w:t>this is Methods material and not really an extension of the argument here</w:t>
+        <w:t>This is redundant with Results section</w:t>
       </w:r>
     </w:p>
   </w:comment>
-  <w:comment w:id="181" w:author="Microsoft Office User" w:date="2023-12-01T13:31:00Z" w:initials="MOU">
+  <w:comment w:id="110" w:author="Microsoft Office User" w:date="2023-12-01T13:30:00Z" w:initials="MOU">
     <w:p>
       <w:r>
         <w:rPr>
@@ -11043,11 +10663,11 @@
           <w:sz w:val="20"/>
           <w:szCs w:val="20"/>
         </w:rPr>
-        <w:t>This is redundant with Results section</w:t>
+        <w:t>This is the part that works as discussion — explore why do the alcoves have different DO and temp dynamics - perhaps broaden at end to say whether other systems have analogous diel variation in T-DO squeeze — e.g., would a hypolimnion in a lake be different because no diel variation?</w:t>
       </w:r>
     </w:p>
   </w:comment>
-  <w:comment w:id="182" w:author="Microsoft Office User" w:date="2023-12-01T13:30:00Z" w:initials="MOU">
+  <w:comment w:id="112" w:author="Microsoft Office User" w:date="2023-12-01T13:27:00Z" w:initials="MOU">
     <w:p>
       <w:r>
         <w:rPr>
@@ -11060,11 +10680,11 @@
           <w:sz w:val="20"/>
           <w:szCs w:val="20"/>
         </w:rPr>
-        <w:t>This is the part that works as discussion — explore why do the alcoves have different DO and temp dynamics - perhaps broaden at end to say whether other systems have analogous diel variation in T-DO squeeze — e.g., would a hypolimnion in a lake be different because no diel variation?</w:t>
+        <w:t>You had 6 alcoves total, so need diff words</w:t>
       </w:r>
     </w:p>
   </w:comment>
-  <w:comment w:id="184" w:author="Microsoft Office User" w:date="2023-12-01T13:27:00Z" w:initials="MOU">
+  <w:comment w:id="114" w:author="Microsoft Office User" w:date="2023-12-01T13:33:00Z" w:initials="MOU">
     <w:p>
       <w:r>
         <w:rPr>
@@ -11077,11 +10697,11 @@
           <w:sz w:val="20"/>
           <w:szCs w:val="20"/>
         </w:rPr>
-        <w:t>You had 6 alcoves total, so need diff words</w:t>
+        <w:t>prob just say surface</w:t>
       </w:r>
     </w:p>
   </w:comment>
-  <w:comment w:id="186" w:author="Microsoft Office User" w:date="2023-12-01T13:33:00Z" w:initials="MOU">
+  <w:comment w:id="117" w:author="Microsoft Office User" w:date="2023-12-01T13:35:00Z" w:initials="MOU">
     <w:p>
       <w:r>
         <w:rPr>
@@ -11094,11 +10714,11 @@
           <w:sz w:val="20"/>
           <w:szCs w:val="20"/>
         </w:rPr>
-        <w:t>prob just say surface</w:t>
+        <w:t>We don’t know true optimums, so lets soften this. Perhaps just say that while htey exhibited DVM with similar timing to the simulated optimal strategy, they didn’t have the same magnitude and selected cooler, less oxygen rich habitat</w:t>
       </w:r>
     </w:p>
   </w:comment>
-  <w:comment w:id="189" w:author="Microsoft Office User" w:date="2023-12-01T13:35:00Z" w:initials="MOU">
+  <w:comment w:id="118" w:author="Microsoft Office User" w:date="2023-12-01T13:37:00Z" w:initials="MOU">
     <w:p>
       <w:r>
         <w:rPr>
@@ -11111,11 +10731,11 @@
           <w:sz w:val="20"/>
           <w:szCs w:val="20"/>
         </w:rPr>
-        <w:t>We don’t know true optimums, so lets soften this. Perhaps just say that while htey exhibited DVM with similar timing to the simulated optimal strategy, they didn’t have the same magnitude and selected cooler, less oxygen rich habitat</w:t>
+        <w:t>You might just say that your T/DO opt strategy was for illustrative purposes, but you don’t have actual fitness curves showing temp and DO effects on fitness — both are nonlinear and fitness changes fast as they approach thresholds, so we likely wouldn’t expect that we’d predict the actual values selected by fish in the wild</w:t>
       </w:r>
     </w:p>
   </w:comment>
-  <w:comment w:id="190" w:author="Microsoft Office User" w:date="2023-12-01T13:37:00Z" w:initials="MOU">
+  <w:comment w:id="119" w:author="Microsoft Office User" w:date="2023-12-01T13:39:00Z" w:initials="MOU">
     <w:p>
       <w:r>
         <w:rPr>
@@ -11128,11 +10748,11 @@
           <w:sz w:val="20"/>
           <w:szCs w:val="20"/>
         </w:rPr>
-        <w:t>You might just say that your T/DO opt strategy was for illustrative purposes, but you don’t have actual fitness curves showing temp and DO effects on fitness — both are nonlinear and fitness changes fast as they approach thresholds, so we likely wouldn’t expect that we’d predict the actual values selected by fish in the wild</w:t>
+        <w:t>This is good, can you beef it up with references about oxygen demand. Need to do more reading here I think, or talk to fish phys person</w:t>
       </w:r>
     </w:p>
   </w:comment>
-  <w:comment w:id="191" w:author="Microsoft Office User" w:date="2023-12-01T13:39:00Z" w:initials="MOU">
+  <w:comment w:id="120" w:author="Microsoft Office User" w:date="2023-12-01T14:26:00Z" w:initials="MOU">
     <w:p>
       <w:r>
         <w:rPr>
@@ -11145,28 +10765,11 @@
           <w:sz w:val="20"/>
           <w:szCs w:val="20"/>
         </w:rPr>
-        <w:t>This is good, can you beef it up with references about oxygen demand. Need to do more reading here I think, or talk to fish phys person</w:t>
+        <w:t>Can you engage with literature more on this — like are there studies suggesting hypoxia will limit range expansion? I think you want to establish in 1st sentence that how DO constrains refuge use, range expansion/dispersal (like benthic fish moving deeper to track thermal niche) is important — but we often overlook how diel variation and fish behavior could potentially alter these constraints</w:t>
       </w:r>
     </w:p>
   </w:comment>
-  <w:comment w:id="192" w:author="Microsoft Office User" w:date="2023-12-01T14:26:00Z" w:initials="MOU">
-    <w:p>
-      <w:r>
-        <w:rPr>
-          <w:rStyle w:val="CommentReference"/>
-        </w:rPr>
-        <w:annotationRef/>
-      </w:r>
-      <w:r>
-        <w:rPr>
-          <w:sz w:val="20"/>
-          <w:szCs w:val="20"/>
-        </w:rPr>
-        <w:t>Can you engage with literature more on this — like are there studies suggesting hypoxia will limit range expansion? I think you want to establish in 1st sentence that how DO constrains refuge use, range expansion/dispersal (like benthic fish moving deeper to track thermal niche) is important — but we often overlook how diel variation and fish behavior could potentially alter these constraints</w:t>
-      </w:r>
-    </w:p>
-  </w:comment>
-  <w:comment w:id="194" w:author="Microsoft Office User" w:date="2023-12-01T14:23:00Z" w:initials="MOU">
+  <w:comment w:id="122" w:author="Microsoft Office User" w:date="2023-12-01T14:23:00Z" w:initials="MOU">
     <w:p>
       <w:r>
         <w:rPr>
@@ -11198,15 +10801,11 @@
   <w15:commentEx w15:paraId="0B576491" w15:done="0"/>
   <w15:commentEx w15:paraId="01AB6D78" w15:done="0"/>
   <w15:commentEx w15:paraId="4D13A9A5" w15:done="0"/>
-  <w15:commentEx w15:paraId="6A789960" w15:done="0"/>
-  <w15:commentEx w15:paraId="6D2A426D" w15:done="0"/>
   <w15:commentEx w15:paraId="00AF4931" w15:done="0"/>
   <w15:commentEx w15:paraId="3A05D5E6" w15:done="0"/>
   <w15:commentEx w15:paraId="21D3E2B7" w15:done="0"/>
   <w15:commentEx w15:paraId="20DDD5A4" w15:done="0"/>
   <w15:commentEx w15:paraId="010B4172" w15:done="0"/>
-  <w15:commentEx w15:paraId="176FBE5A" w15:done="0"/>
-  <w15:commentEx w15:paraId="77AA0F35" w15:done="0"/>
   <w15:commentEx w15:paraId="521662A8" w15:done="0"/>
   <w15:commentEx w15:paraId="677A34F4" w15:done="0"/>
   <w15:commentEx w15:paraId="4E8A80A9" w15:done="0"/>
@@ -11220,7 +10819,6 @@
   <w15:commentEx w15:paraId="66149C69" w15:done="0"/>
   <w15:commentEx w15:paraId="3FC14C40" w15:done="0"/>
   <w15:commentEx w15:paraId="44561B41" w15:done="0"/>
-  <w15:commentEx w15:paraId="3BFE6F7C" w15:done="0"/>
   <w15:commentEx w15:paraId="3FB39161" w15:done="0"/>
   <w15:commentEx w15:paraId="6986BB37" w15:done="0"/>
   <w15:commentEx w15:paraId="5A5E17C6" w15:done="0"/>
@@ -12369,7 +11967,7 @@
 </file>
 
 <file path=customXml/itemProps1.xml><?xml version="1.0" encoding="utf-8"?>
-<ds:datastoreItem xmlns:ds="http://schemas.openxmlformats.org/officeDocument/2006/customXml" ds:itemID="{9C77F267-21FF-4A42-B88B-9B35EE670D64}">
+<ds:datastoreItem xmlns:ds="http://schemas.openxmlformats.org/officeDocument/2006/customXml" ds:itemID="{1F667BF0-4D91-4B2F-BD5E-C6E516FC1953}">
   <ds:schemaRefs>
     <ds:schemaRef ds:uri="http://schemas.openxmlformats.org/officeDocument/2006/bibliography"/>
   </ds:schemaRefs>

--- a/manuscript/dvm.manuscript.12042023.HBJA.docx
+++ b/manuscript/dvm.manuscript.12042023.HBJA.docx
@@ -77,11 +77,16 @@
     </w:p>
     <w:p>
       <w:pPr>
-        <w:rPr>
-          <w:rFonts w:ascii="Times New Roman" w:hAnsi="Times New Roman" w:cs="Times New Roman"/>
-          <w:sz w:val="24"/>
-          <w:szCs w:val="24"/>
-        </w:rPr>
+        <w:spacing w:line="480" w:lineRule="auto"/>
+        <w:ind w:firstLine="720"/>
+        <w:rPr>
+          <w:rFonts w:ascii="Times New Roman" w:hAnsi="Times New Roman" w:cs="Times New Roman"/>
+          <w:sz w:val="24"/>
+          <w:szCs w:val="24"/>
+        </w:rPr>
+        <w:pPrChange w:id="1" w:author="Barrett, Hannah" w:date="2023-12-12T11:11:00Z">
+          <w:pPr/>
+        </w:pPrChange>
       </w:pPr>
       <w:r>
         <w:rPr>
@@ -89,15 +94,7 @@
           <w:sz w:val="24"/>
           <w:szCs w:val="24"/>
         </w:rPr>
-        <w:t>Here, we</w:t>
-      </w:r>
-      <w:r>
-        <w:rPr>
-          <w:rFonts w:ascii="Times New Roman" w:hAnsi="Times New Roman" w:cs="Times New Roman"/>
-          <w:sz w:val="24"/>
-          <w:szCs w:val="24"/>
-        </w:rPr>
-        <w:t xml:space="preserve"> demonstrate how </w:t>
+        <w:t xml:space="preserve">Here, we demonstrate how </w:t>
       </w:r>
       <w:r>
         <w:rPr>
@@ -113,87 +110,15 @@
           <w:sz w:val="24"/>
           <w:szCs w:val="24"/>
         </w:rPr>
-        <w:t xml:space="preserve"> is an emergent property of spatio-temporal </w:t>
-      </w:r>
-      <w:r>
-        <w:rPr>
-          <w:rFonts w:ascii="Times New Roman" w:hAnsi="Times New Roman" w:cs="Times New Roman"/>
-          <w:sz w:val="24"/>
-          <w:szCs w:val="24"/>
-        </w:rPr>
-        <w:t>heterogeneity</w:t>
-      </w:r>
-      <w:r>
-        <w:rPr>
-          <w:rFonts w:ascii="Times New Roman" w:hAnsi="Times New Roman" w:cs="Times New Roman"/>
-          <w:sz w:val="24"/>
-          <w:szCs w:val="24"/>
-        </w:rPr>
-        <w:t xml:space="preserve"> in </w:t>
-      </w:r>
-      <w:r>
-        <w:rPr>
-          <w:rFonts w:ascii="Times New Roman" w:hAnsi="Times New Roman" w:cs="Times New Roman"/>
-          <w:sz w:val="24"/>
-          <w:szCs w:val="24"/>
-        </w:rPr>
-        <w:t xml:space="preserve">temperature and dissolved oxygen. </w:t>
-      </w:r>
-      <w:r>
-        <w:rPr>
-          <w:rFonts w:ascii="Times New Roman" w:hAnsi="Times New Roman" w:cs="Times New Roman"/>
-          <w:sz w:val="24"/>
-          <w:szCs w:val="24"/>
-        </w:rPr>
-        <w:t xml:space="preserve">This is a generalizable </w:t>
-      </w:r>
-      <w:r>
-        <w:rPr>
-          <w:rFonts w:ascii="Times New Roman" w:hAnsi="Times New Roman" w:cs="Times New Roman"/>
-          <w:sz w:val="24"/>
-          <w:szCs w:val="24"/>
-        </w:rPr>
-        <w:t xml:space="preserve">phenomenon across freshwater environments because vertical stratification </w:t>
-      </w:r>
-      <w:r>
-        <w:rPr>
-          <w:rFonts w:ascii="Times New Roman" w:hAnsi="Times New Roman" w:cs="Times New Roman"/>
-          <w:sz w:val="24"/>
-          <w:szCs w:val="24"/>
-        </w:rPr>
-        <w:t>is ubiquitous</w:t>
-      </w:r>
-      <w:r>
-        <w:rPr>
-          <w:rFonts w:ascii="Times New Roman" w:hAnsi="Times New Roman" w:cs="Times New Roman"/>
-          <w:sz w:val="24"/>
-          <w:szCs w:val="24"/>
-        </w:rPr>
-        <w:t>,</w:t>
-      </w:r>
-      <w:r>
-        <w:rPr>
-          <w:rFonts w:ascii="Times New Roman" w:hAnsi="Times New Roman" w:cs="Times New Roman"/>
-          <w:sz w:val="24"/>
-          <w:szCs w:val="24"/>
-        </w:rPr>
-        <w:t xml:space="preserve"> and so is </w:t>
-      </w:r>
-      <w:r>
-        <w:rPr>
-          <w:rFonts w:ascii="Times New Roman" w:hAnsi="Times New Roman" w:cs="Times New Roman"/>
-          <w:sz w:val="24"/>
-          <w:szCs w:val="24"/>
-        </w:rPr>
-        <w:t>the temperature-dissolved oxygen trade off</w:t>
-      </w:r>
-      <w:r>
-        <w:rPr>
-          <w:rFonts w:ascii="Times New Roman" w:hAnsi="Times New Roman" w:cs="Times New Roman"/>
-          <w:sz w:val="24"/>
-          <w:szCs w:val="24"/>
-        </w:rPr>
-        <w:t>, either caused by thermal and/or solar isolation of the hyporheic zone in lentic systems</w:t>
+        <w:t xml:space="preserve"> is an emergent property of spatio-temporal heterogeneity in temperature and dissolved oxygen. This is a generalizable phenomenon across freshwater environments because vertical stratification is ubiquitous, and so is the temperature-dissolved oxygen trade off</w:t>
+      </w:r>
+      <w:r>
+        <w:rPr>
+          <w:rFonts w:ascii="Times New Roman" w:hAnsi="Times New Roman" w:cs="Times New Roman"/>
+          <w:sz w:val="24"/>
+          <w:szCs w:val="24"/>
+        </w:rPr>
+        <w:t>, caused by thermal and/or solar isolation of the hyporheic zone in lentic systems</w:t>
       </w:r>
       <w:r>
         <w:rPr>
@@ -209,7 +134,7 @@
           <w:sz w:val="24"/>
           <w:szCs w:val="24"/>
         </w:rPr>
-        <w:t>caused by</w:t>
+        <w:t>by</w:t>
       </w:r>
       <w:r>
         <w:rPr>
@@ -225,15 +150,7 @@
           <w:sz w:val="24"/>
           <w:szCs w:val="24"/>
         </w:rPr>
-        <w:t xml:space="preserve">hyporheic </w:t>
-      </w:r>
-      <w:r>
-        <w:rPr>
-          <w:rFonts w:ascii="Times New Roman" w:hAnsi="Times New Roman" w:cs="Times New Roman"/>
-          <w:sz w:val="24"/>
-          <w:szCs w:val="24"/>
-        </w:rPr>
-        <w:t>seeps in lotic systems</w:t>
+        <w:t>hyporheic seeps in lotic systems</w:t>
       </w:r>
       <w:r>
         <w:rPr>
@@ -579,7 +496,16 @@
           <w:sz w:val="24"/>
           <w:szCs w:val="24"/>
         </w:rPr>
-        <w:t>, suboptimal temperatures; Sims et al. 2006)</w:t>
+        <w:t xml:space="preserve">, suboptimal temperatures; Sims et al. </w:t>
+      </w:r>
+      <w:r>
+        <w:rPr>
+          <w:rFonts w:ascii="Times New Roman" w:hAnsi="Times New Roman" w:cs="Times New Roman"/>
+          <w:sz w:val="24"/>
+          <w:szCs w:val="24"/>
+        </w:rPr>
+        <w:lastRenderedPageBreak/>
+        <w:t>2006)</w:t>
       </w:r>
       <w:r>
         <w:rPr>
@@ -635,16 +561,7 @@
           <w:sz w:val="24"/>
           <w:szCs w:val="24"/>
         </w:rPr>
-        <w:t xml:space="preserve"> research </w:t>
-      </w:r>
-      <w:r>
-        <w:rPr>
-          <w:rFonts w:ascii="Times New Roman" w:hAnsi="Times New Roman" w:cs="Times New Roman"/>
-          <w:sz w:val="24"/>
-          <w:szCs w:val="24"/>
-        </w:rPr>
-        <w:lastRenderedPageBreak/>
-        <w:t xml:space="preserve">often focuses on potential trade-offs, where avoidance of one stressor introduces another. </w:t>
+        <w:t xml:space="preserve"> research often focuses on potential trade-offs, where avoidance of one stressor introduces another. </w:t>
       </w:r>
       <w:r>
         <w:rPr>
@@ -967,7 +884,16 @@
           <w:sz w:val="24"/>
           <w:szCs w:val="24"/>
         </w:rPr>
-        <w:t xml:space="preserve">). This phenomena can also occur in fine scale patches of lentic habitat within a river floodplain. For example, thermally stratified cold-water alcoves often present a temperature-oxygen squeeze, effectively confining cold-adapted fish to &lt;20% of the water column (Barrett et al. </w:t>
+        <w:t xml:space="preserve">). This phenomena can also occur in fine scale patches of lentic habitat within a river floodplain. For example, thermally stratified cold-water alcoves often present a temperature-oxygen squeeze, effectively confining cold-adapted </w:t>
+      </w:r>
+      <w:r>
+        <w:rPr>
+          <w:rFonts w:ascii="Times New Roman" w:hAnsi="Times New Roman" w:cs="Times New Roman"/>
+          <w:sz w:val="24"/>
+          <w:szCs w:val="24"/>
+        </w:rPr>
+        <w:lastRenderedPageBreak/>
+        <w:t xml:space="preserve">fish to &lt;20% of the water column (Barrett et al. </w:t>
       </w:r>
       <w:r>
         <w:rPr>
@@ -1000,16 +926,7 @@
           <w:sz w:val="24"/>
           <w:szCs w:val="24"/>
         </w:rPr>
-        <w:t xml:space="preserve">owever the vast majority of this </w:t>
-      </w:r>
-      <w:r>
-        <w:rPr>
-          <w:rFonts w:ascii="Times New Roman" w:hAnsi="Times New Roman" w:cs="Times New Roman"/>
-          <w:sz w:val="24"/>
-          <w:szCs w:val="24"/>
-        </w:rPr>
-        <w:lastRenderedPageBreak/>
-        <w:t xml:space="preserve">work considers a temporally static trade-off, when in fact </w:t>
+        <w:t xml:space="preserve">owever the vast majority of this work considers a temporally static trade-off, when in fact </w:t>
       </w:r>
       <w:r>
         <w:rPr>
@@ -1504,7 +1421,16 @@
           <w:sz w:val="24"/>
           <w:szCs w:val="24"/>
         </w:rPr>
-        <w:t>as the environment transitions from photosynthetic production to respiratory consumption</w:t>
+        <w:t xml:space="preserve">as the </w:t>
+      </w:r>
+      <w:r>
+        <w:rPr>
+          <w:rFonts w:ascii="Times New Roman" w:hAnsi="Times New Roman" w:cs="Times New Roman"/>
+          <w:sz w:val="24"/>
+          <w:szCs w:val="24"/>
+        </w:rPr>
+        <w:lastRenderedPageBreak/>
+        <w:t>environment transitions from photosynthetic production to respiratory consumption</w:t>
       </w:r>
       <w:r>
         <w:rPr>
@@ -1520,16 +1446,7 @@
           <w:sz w:val="24"/>
           <w:szCs w:val="24"/>
         </w:rPr>
-        <w:t xml:space="preserve">Andersen et </w:t>
-      </w:r>
-      <w:r>
-        <w:rPr>
-          <w:rFonts w:ascii="Times New Roman" w:hAnsi="Times New Roman" w:cs="Times New Roman"/>
-          <w:sz w:val="24"/>
-          <w:szCs w:val="24"/>
-        </w:rPr>
-        <w:lastRenderedPageBreak/>
-        <w:t>al. 2017</w:t>
+        <w:t>Andersen et al. 2017</w:t>
       </w:r>
       <w:r>
         <w:rPr>
@@ -2024,6 +1941,7 @@
           <w:sz w:val="24"/>
           <w:szCs w:val="24"/>
         </w:rPr>
+        <w:lastRenderedPageBreak/>
         <w:t>Overview</w:t>
       </w:r>
     </w:p>
@@ -2043,10 +1961,9 @@
           <w:sz w:val="24"/>
           <w:szCs w:val="24"/>
         </w:rPr>
-        <w:lastRenderedPageBreak/>
         <w:t xml:space="preserve">This study was comprised of four primary components. First, we collected continuous vertical profiles of temperature and DO to characterize how these conditions varied both spatially and temporally in select cold-water alcoves during summer. We then used a subset of our data to simulate how a fish might respond to temperature and oxygen variation given three alternate behavioral responses. Next, we collected empirical data on fine scale vertical movement in </w:t>
       </w:r>
-      <w:commentRangeStart w:id="1"/>
+      <w:commentRangeStart w:id="2"/>
       <w:r>
         <w:rPr>
           <w:rFonts w:ascii="Times New Roman" w:hAnsi="Times New Roman" w:cs="Times New Roman"/>
@@ -2055,12 +1972,12 @@
         </w:rPr>
         <w:t xml:space="preserve">alcoves. </w:t>
       </w:r>
-      <w:commentRangeEnd w:id="1"/>
+      <w:commentRangeEnd w:id="2"/>
       <w:r>
         <w:rPr>
           <w:rStyle w:val="CommentReference"/>
         </w:rPr>
-        <w:commentReference w:id="1"/>
+        <w:commentReference w:id="2"/>
       </w:r>
       <w:r>
         <w:rPr>
@@ -2147,6 +2064,7 @@
           <w:sz w:val="24"/>
           <w:szCs w:val="24"/>
         </w:rPr>
+        <w:lastRenderedPageBreak/>
         <w:t xml:space="preserve">Spatiotemporal patterning of temperature and oxygen </w:t>
       </w:r>
     </w:p>
@@ -2166,7 +2084,6 @@
           <w:sz w:val="24"/>
           <w:szCs w:val="24"/>
         </w:rPr>
-        <w:lastRenderedPageBreak/>
         <w:t>In 2020, we collected data on temperature and DO within six known cold-water alcoves on the Upper Willamette River to determine whether these habitats were vertically stratified, and to quantify whether these habitats displayed spatiotemporal variation in temperature and DO. During the summer, we instrumented each of these alcoves with two separate temperature-DO arrays deployed laterally (</w:t>
       </w:r>
       <w:r>
@@ -2513,6 +2430,7 @@
           <w:sz w:val="24"/>
           <w:szCs w:val="24"/>
         </w:rPr>
+        <w:lastRenderedPageBreak/>
         <w:t xml:space="preserve">Quantifying movement patterns </w:t>
       </w:r>
     </w:p>
@@ -2532,8 +2450,159 @@
           <w:sz w:val="24"/>
           <w:szCs w:val="24"/>
         </w:rPr>
-        <w:lastRenderedPageBreak/>
-        <w:t xml:space="preserve">Currently, depth sensing tags lack adequate resolution to accurately determine fish depth selection in shallow environments. This led us to develop a study where we used externally mounted temperature recording iButtons, coupled with temporally continuous recordings of temperature and oxygen at known depths, in order to calculate fish depth over time. This allowed us to determine whether fish were displaying fine scale diel vertical movements in response to fluctuating temperature and oxygen. </w:t>
+        <w:t>Currently, depth sensing tags lack adequate resolution to accurately determine fish depth selection in shallow environments. This led us to develop a study where we used externally mounted temperature recording iButtons, coupled with temporally continuous recordings of temperature and oxygen at known depths, in order to calculate fish depth over time</w:t>
+      </w:r>
+      <w:r>
+        <w:rPr>
+          <w:rFonts w:ascii="Times New Roman" w:hAnsi="Times New Roman" w:cs="Times New Roman"/>
+          <w:sz w:val="24"/>
+          <w:szCs w:val="24"/>
+        </w:rPr>
+        <w:t>.</w:t>
+      </w:r>
+      <w:r>
+        <w:rPr>
+          <w:rFonts w:ascii="Times New Roman" w:hAnsi="Times New Roman" w:cs="Times New Roman"/>
+          <w:sz w:val="24"/>
+          <w:szCs w:val="24"/>
+        </w:rPr>
+        <w:t xml:space="preserve"> </w:t>
+      </w:r>
+      <w:r>
+        <w:rPr>
+          <w:rFonts w:ascii="Times New Roman" w:hAnsi="Times New Roman" w:cs="Times New Roman"/>
+          <w:sz w:val="24"/>
+          <w:szCs w:val="24"/>
+        </w:rPr>
+        <w:t>Internal radio tags or iButtons estimate body temperature, which will reflect the temporal integration of habitat use (Pepino et al. 2015). For this study we used external tags so we could get point measurements in time with the fish’s thermal environment</w:t>
+      </w:r>
+      <w:r>
+        <w:rPr>
+          <w:rFonts w:ascii="Times New Roman" w:hAnsi="Times New Roman" w:cs="Times New Roman"/>
+          <w:sz w:val="24"/>
+          <w:szCs w:val="24"/>
+        </w:rPr>
+        <w:t>, and constrained them to a known area so we could use vertical temperature-DO profiles to determine fish depth.</w:t>
+      </w:r>
+      <w:r>
+        <w:rPr>
+          <w:rFonts w:ascii="Times New Roman" w:hAnsi="Times New Roman" w:cs="Times New Roman"/>
+          <w:sz w:val="24"/>
+          <w:szCs w:val="24"/>
+        </w:rPr>
+        <w:t xml:space="preserve"> V</w:t>
+      </w:r>
+      <w:r>
+        <w:rPr>
+          <w:rFonts w:ascii="Times New Roman" w:hAnsi="Times New Roman" w:cs="Times New Roman"/>
+          <w:sz w:val="24"/>
+          <w:szCs w:val="24"/>
+        </w:rPr>
+        <w:t xml:space="preserve">ertical </w:t>
+      </w:r>
+      <w:r>
+        <w:rPr>
+          <w:rFonts w:ascii="Times New Roman" w:hAnsi="Times New Roman" w:cs="Times New Roman"/>
+          <w:sz w:val="24"/>
+          <w:szCs w:val="24"/>
+        </w:rPr>
+        <w:t>heterogeneity</w:t>
+      </w:r>
+      <w:r>
+        <w:rPr>
+          <w:rFonts w:ascii="Times New Roman" w:hAnsi="Times New Roman" w:cs="Times New Roman"/>
+          <w:sz w:val="24"/>
+          <w:szCs w:val="24"/>
+        </w:rPr>
+        <w:t xml:space="preserve"> varies within alcove, and fish may be able to move laterally to sample different habitats and experience different </w:t>
+      </w:r>
+      <w:r>
+        <w:rPr>
+          <w:rFonts w:ascii="Times New Roman" w:hAnsi="Times New Roman" w:cs="Times New Roman"/>
+          <w:sz w:val="24"/>
+          <w:szCs w:val="24"/>
+        </w:rPr>
+        <w:t>temperature</w:t>
+      </w:r>
+      <w:r>
+        <w:rPr>
+          <w:rFonts w:ascii="Times New Roman" w:hAnsi="Times New Roman" w:cs="Times New Roman"/>
+          <w:sz w:val="24"/>
+          <w:szCs w:val="24"/>
+        </w:rPr>
+        <w:t>-DO combos</w:t>
+      </w:r>
+      <w:r>
+        <w:rPr>
+          <w:rFonts w:ascii="Times New Roman" w:hAnsi="Times New Roman" w:cs="Times New Roman"/>
+          <w:sz w:val="24"/>
+          <w:szCs w:val="24"/>
+        </w:rPr>
+        <w:t>.</w:t>
+      </w:r>
+      <w:r>
+        <w:rPr>
+          <w:rFonts w:ascii="Times New Roman" w:hAnsi="Times New Roman" w:cs="Times New Roman"/>
+          <w:sz w:val="24"/>
+          <w:szCs w:val="24"/>
+        </w:rPr>
+        <w:t xml:space="preserve"> </w:t>
+      </w:r>
+      <w:r>
+        <w:rPr>
+          <w:rFonts w:ascii="Times New Roman" w:hAnsi="Times New Roman" w:cs="Times New Roman"/>
+          <w:sz w:val="24"/>
+          <w:szCs w:val="24"/>
+        </w:rPr>
+        <w:t xml:space="preserve">However, we have found that the regions within these habitats that contain cool water also consistently have low DO, and these cool and low DO regions frequently contain dense </w:t>
+      </w:r>
+      <w:r>
+        <w:rPr>
+          <w:rFonts w:ascii="Times New Roman" w:hAnsi="Times New Roman" w:cs="Times New Roman"/>
+          <w:sz w:val="24"/>
+          <w:szCs w:val="24"/>
+        </w:rPr>
+        <w:t xml:space="preserve">aggregations of cold water fish. </w:t>
+      </w:r>
+      <w:r>
+        <w:rPr>
+          <w:rFonts w:ascii="Times New Roman" w:hAnsi="Times New Roman" w:cs="Times New Roman"/>
+          <w:sz w:val="24"/>
+          <w:szCs w:val="24"/>
+        </w:rPr>
+        <w:t xml:space="preserve">Our study was designed to quantify movement patterns of fish that are </w:t>
+      </w:r>
+      <w:r>
+        <w:rPr>
+          <w:rFonts w:ascii="Times New Roman" w:hAnsi="Times New Roman" w:cs="Times New Roman"/>
+          <w:sz w:val="24"/>
+          <w:szCs w:val="24"/>
+        </w:rPr>
+        <w:t xml:space="preserve">holding in these cool areas and </w:t>
+      </w:r>
+      <w:r>
+        <w:rPr>
+          <w:rFonts w:ascii="Times New Roman" w:hAnsi="Times New Roman" w:cs="Times New Roman"/>
+          <w:sz w:val="24"/>
+          <w:szCs w:val="24"/>
+        </w:rPr>
+        <w:t>trying to minimize energetic costs via thermoregulation</w:t>
+      </w:r>
+      <w:r>
+        <w:rPr>
+          <w:rFonts w:ascii="Times New Roman" w:hAnsi="Times New Roman" w:cs="Times New Roman"/>
+          <w:sz w:val="24"/>
+          <w:szCs w:val="24"/>
+        </w:rPr>
+        <w:t xml:space="preserve">, rather than focusing on lateral movements </w:t>
+      </w:r>
+      <w:r>
+        <w:rPr>
+          <w:rFonts w:ascii="Times New Roman" w:hAnsi="Times New Roman" w:cs="Times New Roman"/>
+          <w:sz w:val="24"/>
+          <w:szCs w:val="24"/>
+        </w:rPr>
+        <w:t xml:space="preserve">to areas with higher DO and warmer temperatures. </w:t>
       </w:r>
     </w:p>
     <w:p>
@@ -2608,7 +2677,16 @@
           <w:sz w:val="24"/>
           <w:szCs w:val="24"/>
         </w:rPr>
-        <w:t>he disk’s outer margin</w:t>
+        <w:t xml:space="preserve">he </w:t>
+      </w:r>
+      <w:r>
+        <w:rPr>
+          <w:rFonts w:ascii="Times New Roman" w:hAnsi="Times New Roman" w:cs="Times New Roman"/>
+          <w:sz w:val="24"/>
+          <w:szCs w:val="24"/>
+        </w:rPr>
+        <w:lastRenderedPageBreak/>
+        <w:t>disk’s outer margin</w:t>
       </w:r>
       <w:r>
         <w:rPr>
@@ -2779,16 +2857,7 @@
           <w:sz w:val="24"/>
           <w:szCs w:val="24"/>
         </w:rPr>
-        <w:t xml:space="preserve">) formed into a 1.68m diameter cylinder that extended the full length of the water column. The bottom of the pen was weighted to the benthos and sewn closed with a panel of mesh. The surface of the pen extended ~0.45m </w:t>
-      </w:r>
-      <w:r>
-        <w:rPr>
-          <w:rFonts w:ascii="Times New Roman" w:hAnsi="Times New Roman" w:cs="Times New Roman"/>
-          <w:sz w:val="24"/>
-          <w:szCs w:val="24"/>
-        </w:rPr>
-        <w:lastRenderedPageBreak/>
-        <w:t>above the water’s surface and was also capped with mesh. Floats were attached around the upper margins of the pen. This design allowed for a semi-rigid and secured cylindrical pen that extended the full depth of the water column.</w:t>
+        <w:t>) formed into a 1.68m diameter cylinder that extended the full length of the water column. The bottom of the pen was weighted to the benthos and sewn closed with a panel of mesh. The surface of the pen extended ~0.45m above the water’s surface and was also capped with mesh. Floats were attached around the upper margins of the pen. This design allowed for a semi-rigid and secured cylindrical pen that extended the full depth of the water column.</w:t>
       </w:r>
     </w:p>
     <w:p>
@@ -2947,7 +3016,16 @@
           <w:sz w:val="24"/>
           <w:szCs w:val="24"/>
         </w:rPr>
-        <w:t xml:space="preserve">  In total, we collected data from 13-fish in Blue Ruin alcove, and 8-fish in Norwood alcove; 9-fish escaped the net pens during the study, and two of the iButtons recovered from Blue Ruin were corrupted. </w:t>
+        <w:t xml:space="preserve">  In total, we collected data from 13-fish in Blue </w:t>
+      </w:r>
+      <w:r>
+        <w:rPr>
+          <w:rFonts w:ascii="Times New Roman" w:hAnsi="Times New Roman" w:cs="Times New Roman"/>
+          <w:sz w:val="24"/>
+          <w:szCs w:val="24"/>
+        </w:rPr>
+        <w:lastRenderedPageBreak/>
+        <w:t xml:space="preserve">Ruin alcove, and 8-fish in Norwood alcove; 9-fish escaped the net pens during the study, and two of the iButtons recovered from Blue Ruin were corrupted. </w:t>
       </w:r>
     </w:p>
     <w:p>
@@ -2956,481 +3034,467 @@
         <w:ind w:firstLine="720"/>
         <w:rPr>
           <w:rFonts w:ascii="Times New Roman" w:hAnsi="Times New Roman" w:cs="Times New Roman"/>
-          <w:sz w:val="24"/>
-          <w:szCs w:val="24"/>
-        </w:rPr>
-      </w:pPr>
-      <w:r>
-        <w:rPr>
-          <w:rFonts w:ascii="Times New Roman" w:hAnsi="Times New Roman" w:cs="Times New Roman"/>
-          <w:sz w:val="24"/>
-          <w:szCs w:val="24"/>
-        </w:rPr>
-        <w:t xml:space="preserve">To characterize temporal shifts in the vertical distribution of temperature and </w:t>
-      </w:r>
-      <w:r>
-        <w:rPr>
-          <w:rFonts w:ascii="Times New Roman" w:hAnsi="Times New Roman" w:cs="Times New Roman"/>
-          <w:sz w:val="24"/>
-          <w:szCs w:val="24"/>
-        </w:rPr>
-        <w:t>DO</w:t>
-      </w:r>
-      <w:r>
-        <w:rPr>
-          <w:rFonts w:ascii="Times New Roman" w:hAnsi="Times New Roman" w:cs="Times New Roman"/>
-          <w:sz w:val="24"/>
-          <w:szCs w:val="24"/>
-        </w:rPr>
-        <w:t xml:space="preserve">, we deployed a vertical array of </w:t>
-      </w:r>
-      <w:r>
-        <w:rPr>
-          <w:rFonts w:ascii="Times New Roman" w:hAnsi="Times New Roman" w:cs="Times New Roman"/>
-          <w:sz w:val="24"/>
-          <w:szCs w:val="24"/>
-        </w:rPr>
-        <w:t>DO</w:t>
-      </w:r>
-      <w:r>
-        <w:rPr>
-          <w:rFonts w:ascii="Times New Roman" w:hAnsi="Times New Roman" w:cs="Times New Roman"/>
-          <w:sz w:val="24"/>
-          <w:szCs w:val="24"/>
-        </w:rPr>
-        <w:t xml:space="preserve"> and temperature </w:t>
-      </w:r>
-      <w:r>
-        <w:rPr>
-          <w:rFonts w:ascii="Times New Roman" w:hAnsi="Times New Roman" w:cs="Times New Roman"/>
-          <w:sz w:val="24"/>
-          <w:szCs w:val="24"/>
-        </w:rPr>
-        <w:t>loggers</w:t>
-      </w:r>
-      <w:r>
-        <w:rPr>
-          <w:rFonts w:ascii="Times New Roman" w:hAnsi="Times New Roman" w:cs="Times New Roman"/>
-          <w:sz w:val="24"/>
-          <w:szCs w:val="24"/>
-        </w:rPr>
-        <w:t xml:space="preserve"> </w:t>
-      </w:r>
-      <w:r>
-        <w:rPr>
-          <w:rFonts w:ascii="Times New Roman" w:hAnsi="Times New Roman" w:cs="Times New Roman"/>
-          <w:sz w:val="24"/>
-          <w:szCs w:val="24"/>
-        </w:rPr>
-        <w:t>outside of the net pen, within 1-meter. A temperature-DO</w:t>
-      </w:r>
-      <w:r>
-        <w:rPr>
-          <w:rFonts w:ascii="Times New Roman" w:hAnsi="Times New Roman" w:cs="Times New Roman"/>
-          <w:sz w:val="24"/>
-          <w:szCs w:val="24"/>
-        </w:rPr>
-        <w:t xml:space="preserve"> profile was first taken using a handheld YSI </w:t>
-      </w:r>
-      <w:r>
-        <w:rPr>
-          <w:rFonts w:ascii="Times New Roman" w:hAnsi="Times New Roman" w:cs="Times New Roman"/>
-          <w:sz w:val="24"/>
-          <w:szCs w:val="24"/>
-        </w:rPr>
-        <w:t>(P</w:t>
-      </w:r>
-      <w:r>
-        <w:rPr>
-          <w:rFonts w:ascii="Times New Roman" w:hAnsi="Times New Roman" w:cs="Times New Roman"/>
-          <w:sz w:val="24"/>
-          <w:szCs w:val="24"/>
-        </w:rPr>
-        <w:t>ro</w:t>
-      </w:r>
-      <w:r>
-        <w:rPr>
-          <w:rFonts w:ascii="Times New Roman" w:hAnsi="Times New Roman" w:cs="Times New Roman"/>
-          <w:sz w:val="24"/>
-          <w:szCs w:val="24"/>
-        </w:rPr>
-        <w:t>Solo Digital handheld sonde</w:t>
-      </w:r>
-      <w:r>
-        <w:rPr>
-          <w:rFonts w:ascii="Times New Roman" w:hAnsi="Times New Roman" w:cs="Times New Roman"/>
-          <w:sz w:val="24"/>
-          <w:szCs w:val="24"/>
-        </w:rPr>
-        <w:t>,</w:t>
-      </w:r>
-      <w:r>
-        <w:rPr>
-          <w:rFonts w:ascii="Times New Roman" w:hAnsi="Times New Roman" w:cs="Times New Roman"/>
-          <w:sz w:val="24"/>
-          <w:szCs w:val="24"/>
-        </w:rPr>
-        <w:t xml:space="preserve"> </w:t>
-      </w:r>
-      <w:r>
-        <w:rPr>
-          <w:rFonts w:ascii="Times New Roman" w:hAnsi="Times New Roman" w:cs="Times New Roman"/>
-          <w:sz w:val="24"/>
-          <w:szCs w:val="24"/>
-        </w:rPr>
-        <w:t>Yellow Springs, OH, USA; calibrated daily)</w:t>
-      </w:r>
-      <w:r>
-        <w:rPr>
-          <w:rFonts w:ascii="Times New Roman" w:hAnsi="Times New Roman" w:cs="Times New Roman"/>
-          <w:sz w:val="24"/>
-          <w:szCs w:val="24"/>
-        </w:rPr>
-        <w:t xml:space="preserve"> </w:t>
-      </w:r>
-      <w:r>
-        <w:rPr>
-          <w:rFonts w:ascii="Times New Roman" w:hAnsi="Times New Roman" w:cs="Times New Roman"/>
-          <w:sz w:val="24"/>
-          <w:szCs w:val="24"/>
-        </w:rPr>
-        <w:t xml:space="preserve">to determine depth of </w:t>
-      </w:r>
-      <w:r>
-        <w:rPr>
-          <w:rFonts w:ascii="Times New Roman" w:hAnsi="Times New Roman" w:cs="Times New Roman"/>
-          <w:sz w:val="24"/>
-          <w:szCs w:val="24"/>
-        </w:rPr>
-        <w:t>the thermocline at 12:00 noon.</w:t>
-      </w:r>
-      <w:r>
-        <w:rPr>
-          <w:rFonts w:ascii="Times New Roman" w:hAnsi="Times New Roman" w:cs="Times New Roman"/>
-          <w:sz w:val="24"/>
-          <w:szCs w:val="24"/>
-        </w:rPr>
-        <w:t xml:space="preserve"> </w:t>
-      </w:r>
-      <w:r>
-        <w:rPr>
-          <w:rFonts w:ascii="Times New Roman" w:hAnsi="Times New Roman" w:cs="Times New Roman"/>
-          <w:sz w:val="24"/>
-          <w:szCs w:val="24"/>
-        </w:rPr>
-        <w:t xml:space="preserve">Temperature-DO loggers </w:t>
-      </w:r>
-      <w:r>
-        <w:rPr>
-          <w:rFonts w:ascii="Times New Roman" w:hAnsi="Times New Roman" w:cs="Times New Roman"/>
-          <w:sz w:val="24"/>
-          <w:szCs w:val="24"/>
-        </w:rPr>
-        <w:t xml:space="preserve">(MiniDOT® Logger, dissolved oxygen accuracy to </w:t>
-      </w:r>
-      <w:r>
-        <w:rPr>
-          <w:rFonts w:ascii="Times New Roman" w:hAnsi="Times New Roman" w:cs="Times New Roman"/>
-          <w:sz w:val="24"/>
-          <w:szCs w:val="24"/>
-        </w:rPr>
-        <w:t xml:space="preserve">± </w:t>
-      </w:r>
-      <w:r>
-        <w:rPr>
-          <w:rFonts w:ascii="Times New Roman" w:hAnsi="Times New Roman" w:cs="Times New Roman"/>
-          <w:sz w:val="24"/>
-          <w:szCs w:val="24"/>
-        </w:rPr>
-        <w:t>0.1mg</w:t>
-      </w:r>
-      <w:r>
-        <w:rPr>
-          <w:rFonts w:ascii="Times New Roman" w:hAnsi="Times New Roman" w:cs="Times New Roman"/>
-          <w:sz w:val="24"/>
-          <w:szCs w:val="24"/>
-        </w:rPr>
-        <w:t>•</w:t>
-      </w:r>
-      <w:r>
-        <w:rPr>
-          <w:rFonts w:ascii="Times New Roman" w:hAnsi="Times New Roman" w:cs="Times New Roman"/>
-          <w:sz w:val="24"/>
-          <w:szCs w:val="24"/>
-        </w:rPr>
-        <w:t>L</w:t>
-      </w:r>
-      <w:r>
-        <w:rPr>
-          <w:rFonts w:ascii="Times New Roman" w:hAnsi="Times New Roman" w:cs="Times New Roman"/>
-          <w:sz w:val="24"/>
-          <w:szCs w:val="24"/>
-          <w:vertAlign w:val="superscript"/>
-        </w:rPr>
-        <w:t xml:space="preserve">-1 </w:t>
-      </w:r>
-      <w:r>
-        <w:rPr>
-          <w:rFonts w:ascii="Times New Roman" w:hAnsi="Times New Roman" w:cs="Times New Roman"/>
-          <w:sz w:val="24"/>
-          <w:szCs w:val="24"/>
-        </w:rPr>
-        <w:t xml:space="preserve">and temperature to </w:t>
-      </w:r>
-      <w:r>
-        <w:rPr>
-          <w:rFonts w:ascii="Times New Roman" w:hAnsi="Times New Roman" w:cs="Times New Roman"/>
-          <w:sz w:val="24"/>
-          <w:szCs w:val="24"/>
-        </w:rPr>
-        <w:t>±</w:t>
-      </w:r>
-      <w:r>
-        <w:rPr>
-          <w:rFonts w:ascii="Times New Roman" w:hAnsi="Times New Roman" w:cs="Times New Roman"/>
-          <w:sz w:val="24"/>
-          <w:szCs w:val="24"/>
-        </w:rPr>
-        <w:t xml:space="preserve"> 0.1℃, or Onset HOBO® U26-001 Dissolved Oxygen Data Logger dissolved oxygen accuracy to </w:t>
-      </w:r>
-      <w:r>
-        <w:rPr>
-          <w:rFonts w:ascii="Times New Roman" w:hAnsi="Times New Roman" w:cs="Times New Roman"/>
-          <w:sz w:val="24"/>
-          <w:szCs w:val="24"/>
-        </w:rPr>
-        <w:t xml:space="preserve">± </w:t>
-      </w:r>
-      <w:r>
-        <w:rPr>
-          <w:rFonts w:ascii="Times New Roman" w:hAnsi="Times New Roman" w:cs="Times New Roman"/>
-          <w:sz w:val="24"/>
-          <w:szCs w:val="24"/>
-        </w:rPr>
-        <w:t>0.2mg</w:t>
-      </w:r>
-      <w:r>
-        <w:rPr>
-          <w:rFonts w:ascii="Times New Roman" w:hAnsi="Times New Roman" w:cs="Times New Roman"/>
-          <w:sz w:val="24"/>
-          <w:szCs w:val="24"/>
-        </w:rPr>
-        <w:t>•</w:t>
-      </w:r>
-      <w:r>
-        <w:rPr>
-          <w:rFonts w:ascii="Times New Roman" w:hAnsi="Times New Roman" w:cs="Times New Roman"/>
-          <w:sz w:val="24"/>
-          <w:szCs w:val="24"/>
-        </w:rPr>
-        <w:t>L</w:t>
-      </w:r>
-      <w:r>
-        <w:rPr>
-          <w:rFonts w:ascii="Times New Roman" w:hAnsi="Times New Roman" w:cs="Times New Roman"/>
-          <w:sz w:val="24"/>
-          <w:szCs w:val="24"/>
-          <w:vertAlign w:val="superscript"/>
-        </w:rPr>
-        <w:t>-1</w:t>
-      </w:r>
-      <w:r>
-        <w:rPr>
-          <w:rFonts w:ascii="Times New Roman" w:hAnsi="Times New Roman" w:cs="Times New Roman"/>
-          <w:sz w:val="24"/>
-          <w:szCs w:val="24"/>
-        </w:rPr>
-        <w:t>, and</w:t>
-      </w:r>
-      <w:r>
-        <w:rPr>
-          <w:rFonts w:ascii="Times New Roman" w:hAnsi="Times New Roman" w:cs="Times New Roman"/>
-          <w:sz w:val="24"/>
-          <w:szCs w:val="24"/>
-        </w:rPr>
-        <w:t xml:space="preserve"> temperature to ± 0.2℃</w:t>
-      </w:r>
-      <w:r>
-        <w:rPr>
-          <w:rFonts w:ascii="Times New Roman" w:hAnsi="Times New Roman" w:cs="Times New Roman"/>
-          <w:sz w:val="24"/>
-          <w:szCs w:val="24"/>
-        </w:rPr>
-        <w:t>) were set to read at 25</w:t>
-      </w:r>
-      <w:r>
-        <w:rPr>
-          <w:rFonts w:ascii="Times New Roman" w:hAnsi="Times New Roman" w:cs="Times New Roman"/>
-          <w:sz w:val="24"/>
-          <w:szCs w:val="24"/>
-        </w:rPr>
-        <w:t>-</w:t>
-      </w:r>
-      <w:r>
-        <w:rPr>
-          <w:rFonts w:ascii="Times New Roman" w:hAnsi="Times New Roman" w:cs="Times New Roman"/>
-          <w:sz w:val="24"/>
-          <w:szCs w:val="24"/>
-        </w:rPr>
-        <w:t xml:space="preserve">cm below the </w:t>
-      </w:r>
-      <w:commentRangeStart w:id="2"/>
-      <w:r>
-        <w:rPr>
-          <w:rFonts w:ascii="Times New Roman" w:hAnsi="Times New Roman" w:cs="Times New Roman"/>
-          <w:sz w:val="24"/>
-          <w:szCs w:val="24"/>
-        </w:rPr>
-        <w:t>surface</w:t>
-      </w:r>
-      <w:commentRangeEnd w:id="2"/>
-      <w:r>
-        <w:rPr>
-          <w:rStyle w:val="CommentReference"/>
-        </w:rPr>
-        <w:commentReference w:id="2"/>
-      </w:r>
-      <w:r>
-        <w:rPr>
-          <w:rFonts w:ascii="Times New Roman" w:hAnsi="Times New Roman" w:cs="Times New Roman"/>
-          <w:sz w:val="24"/>
-          <w:szCs w:val="24"/>
-        </w:rPr>
-        <w:t xml:space="preserve">, at the thermocline, and </w:t>
-      </w:r>
-      <w:r>
-        <w:rPr>
-          <w:rFonts w:ascii="Times New Roman" w:hAnsi="Times New Roman" w:cs="Times New Roman"/>
-          <w:sz w:val="24"/>
-          <w:szCs w:val="24"/>
-        </w:rPr>
-        <w:t xml:space="preserve">at the </w:t>
-      </w:r>
-      <w:r>
-        <w:rPr>
-          <w:rFonts w:ascii="Times New Roman" w:hAnsi="Times New Roman" w:cs="Times New Roman"/>
-          <w:sz w:val="24"/>
-          <w:szCs w:val="24"/>
-        </w:rPr>
-        <w:t xml:space="preserve">hypolimnion. Additional </w:t>
-      </w:r>
-      <w:r>
-        <w:rPr>
-          <w:rFonts w:ascii="Times New Roman" w:hAnsi="Times New Roman" w:cs="Times New Roman"/>
-          <w:sz w:val="24"/>
-          <w:szCs w:val="24"/>
-        </w:rPr>
-        <w:t>temperature</w:t>
-      </w:r>
-      <w:r>
-        <w:rPr>
-          <w:rFonts w:ascii="Times New Roman" w:hAnsi="Times New Roman" w:cs="Times New Roman"/>
-          <w:sz w:val="24"/>
-          <w:szCs w:val="24"/>
-        </w:rPr>
-        <w:t xml:space="preserve"> loggers </w:t>
-      </w:r>
-      <w:r>
-        <w:rPr>
-          <w:rFonts w:ascii="Times New Roman" w:hAnsi="Times New Roman" w:cs="Times New Roman"/>
-          <w:sz w:val="24"/>
-          <w:szCs w:val="24"/>
-        </w:rPr>
-        <w:lastRenderedPageBreak/>
-        <w:t>(HOBO Water Temperature Pro v2 Data Logger, temperature accuracy to ±</w:t>
-      </w:r>
-      <w:r>
-        <w:rPr>
-          <w:rFonts w:ascii="Times New Roman" w:hAnsi="Times New Roman" w:cs="Times New Roman"/>
-          <w:sz w:val="24"/>
-          <w:szCs w:val="24"/>
-        </w:rPr>
-        <w:t xml:space="preserve"> </w:t>
-      </w:r>
-      <w:r>
-        <w:rPr>
-          <w:rFonts w:ascii="Times New Roman" w:hAnsi="Times New Roman" w:cs="Times New Roman"/>
-          <w:sz w:val="24"/>
-          <w:szCs w:val="24"/>
-        </w:rPr>
-        <w:t xml:space="preserve">0.2°C) were affixed to the </w:t>
-      </w:r>
-      <w:r>
-        <w:rPr>
-          <w:rFonts w:ascii="Times New Roman" w:hAnsi="Times New Roman" w:cs="Times New Roman"/>
-          <w:sz w:val="24"/>
-          <w:szCs w:val="24"/>
-        </w:rPr>
-        <w:t xml:space="preserve">line between the bottom and mid-dissolved oxygen </w:t>
-      </w:r>
-      <w:r>
-        <w:rPr>
-          <w:rFonts w:ascii="Times New Roman" w:hAnsi="Times New Roman" w:cs="Times New Roman"/>
-          <w:sz w:val="24"/>
-          <w:szCs w:val="24"/>
-        </w:rPr>
-        <w:t xml:space="preserve">logger, between the mid and surface </w:t>
-      </w:r>
-      <w:r>
-        <w:rPr>
-          <w:rFonts w:ascii="Times New Roman" w:hAnsi="Times New Roman" w:cs="Times New Roman"/>
-          <w:sz w:val="24"/>
-          <w:szCs w:val="24"/>
-        </w:rPr>
-        <w:t>dissolved oxygen</w:t>
-      </w:r>
-      <w:r>
-        <w:rPr>
-          <w:rFonts w:ascii="Times New Roman" w:hAnsi="Times New Roman" w:cs="Times New Roman"/>
-          <w:sz w:val="24"/>
-          <w:szCs w:val="24"/>
-        </w:rPr>
-        <w:t xml:space="preserve"> log</w:t>
-      </w:r>
-      <w:r>
-        <w:rPr>
-          <w:rFonts w:ascii="Times New Roman" w:hAnsi="Times New Roman" w:cs="Times New Roman"/>
-          <w:sz w:val="24"/>
-          <w:szCs w:val="24"/>
-        </w:rPr>
-        <w:t xml:space="preserve">ger, and at the water’s surface. </w:t>
-      </w:r>
-      <w:r>
-        <w:rPr>
-          <w:rFonts w:ascii="Times New Roman" w:hAnsi="Times New Roman" w:cs="Times New Roman"/>
-          <w:sz w:val="24"/>
-          <w:szCs w:val="24"/>
-        </w:rPr>
-        <w:t>Net pens were cleared of any debris or buildup twice weekly, but were otherwise left undisturbed</w:t>
-      </w:r>
-      <w:r>
-        <w:rPr>
-          <w:rFonts w:ascii="Times New Roman" w:hAnsi="Times New Roman" w:cs="Times New Roman"/>
-          <w:sz w:val="24"/>
-          <w:szCs w:val="24"/>
-        </w:rPr>
-        <w:t xml:space="preserve">. Logger membranes were also wiped clean during this maintenance. </w:t>
-      </w:r>
-      <w:r>
-        <w:rPr>
-          <w:rFonts w:ascii="Times New Roman" w:hAnsi="Times New Roman" w:cs="Times New Roman"/>
-          <w:sz w:val="24"/>
-          <w:szCs w:val="24"/>
-        </w:rPr>
-        <w:t xml:space="preserve"> At the end of the study, fish were removed from the pen, temperature loggers were removed, and fish were released back into the alcove. </w:t>
-      </w:r>
-    </w:p>
-    <w:p>
-      <w:pPr>
-        <w:spacing w:line="480" w:lineRule="auto"/>
-        <w:rPr>
-          <w:rFonts w:ascii="Times New Roman" w:hAnsi="Times New Roman" w:cs="Times New Roman"/>
           <w:b/>
           <w:i/>
           <w:sz w:val="24"/>
           <w:szCs w:val="24"/>
         </w:rPr>
+        <w:pPrChange w:id="3" w:author="Barrett, Hannah" w:date="2023-12-12T12:33:00Z">
+          <w:pPr>
+            <w:spacing w:line="480" w:lineRule="auto"/>
+          </w:pPr>
+        </w:pPrChange>
       </w:pPr>
+      <w:r>
+        <w:rPr>
+          <w:rFonts w:ascii="Times New Roman" w:hAnsi="Times New Roman" w:cs="Times New Roman"/>
+          <w:sz w:val="24"/>
+          <w:szCs w:val="24"/>
+        </w:rPr>
+        <w:t xml:space="preserve">To characterize temporal shifts in the vertical distribution of temperature and </w:t>
+      </w:r>
+      <w:r>
+        <w:rPr>
+          <w:rFonts w:ascii="Times New Roman" w:hAnsi="Times New Roman" w:cs="Times New Roman"/>
+          <w:sz w:val="24"/>
+          <w:szCs w:val="24"/>
+        </w:rPr>
+        <w:t>DO</w:t>
+      </w:r>
+      <w:r>
+        <w:rPr>
+          <w:rFonts w:ascii="Times New Roman" w:hAnsi="Times New Roman" w:cs="Times New Roman"/>
+          <w:sz w:val="24"/>
+          <w:szCs w:val="24"/>
+        </w:rPr>
+        <w:t xml:space="preserve">, we deployed a vertical array of </w:t>
+      </w:r>
+      <w:r>
+        <w:rPr>
+          <w:rFonts w:ascii="Times New Roman" w:hAnsi="Times New Roman" w:cs="Times New Roman"/>
+          <w:sz w:val="24"/>
+          <w:szCs w:val="24"/>
+        </w:rPr>
+        <w:t>DO</w:t>
+      </w:r>
+      <w:r>
+        <w:rPr>
+          <w:rFonts w:ascii="Times New Roman" w:hAnsi="Times New Roman" w:cs="Times New Roman"/>
+          <w:sz w:val="24"/>
+          <w:szCs w:val="24"/>
+        </w:rPr>
+        <w:t xml:space="preserve"> and temperature </w:t>
+      </w:r>
+      <w:r>
+        <w:rPr>
+          <w:rFonts w:ascii="Times New Roman" w:hAnsi="Times New Roman" w:cs="Times New Roman"/>
+          <w:sz w:val="24"/>
+          <w:szCs w:val="24"/>
+        </w:rPr>
+        <w:t>loggers</w:t>
+      </w:r>
+      <w:r>
+        <w:rPr>
+          <w:rFonts w:ascii="Times New Roman" w:hAnsi="Times New Roman" w:cs="Times New Roman"/>
+          <w:sz w:val="24"/>
+          <w:szCs w:val="24"/>
+        </w:rPr>
+        <w:t xml:space="preserve"> </w:t>
+      </w:r>
+      <w:r>
+        <w:rPr>
+          <w:rFonts w:ascii="Times New Roman" w:hAnsi="Times New Roman" w:cs="Times New Roman"/>
+          <w:sz w:val="24"/>
+          <w:szCs w:val="24"/>
+        </w:rPr>
+        <w:t>outside of the net pen, within 1-meter. A temperature-DO</w:t>
+      </w:r>
+      <w:r>
+        <w:rPr>
+          <w:rFonts w:ascii="Times New Roman" w:hAnsi="Times New Roman" w:cs="Times New Roman"/>
+          <w:sz w:val="24"/>
+          <w:szCs w:val="24"/>
+        </w:rPr>
+        <w:t xml:space="preserve"> profile was first taken using a handheld YSI </w:t>
+      </w:r>
+      <w:r>
+        <w:rPr>
+          <w:rFonts w:ascii="Times New Roman" w:hAnsi="Times New Roman" w:cs="Times New Roman"/>
+          <w:sz w:val="24"/>
+          <w:szCs w:val="24"/>
+        </w:rPr>
+        <w:t>(P</w:t>
+      </w:r>
+      <w:r>
+        <w:rPr>
+          <w:rFonts w:ascii="Times New Roman" w:hAnsi="Times New Roman" w:cs="Times New Roman"/>
+          <w:sz w:val="24"/>
+          <w:szCs w:val="24"/>
+        </w:rPr>
+        <w:t>ro</w:t>
+      </w:r>
+      <w:r>
+        <w:rPr>
+          <w:rFonts w:ascii="Times New Roman" w:hAnsi="Times New Roman" w:cs="Times New Roman"/>
+          <w:sz w:val="24"/>
+          <w:szCs w:val="24"/>
+        </w:rPr>
+        <w:t>Solo Digital handheld sonde</w:t>
+      </w:r>
+      <w:r>
+        <w:rPr>
+          <w:rFonts w:ascii="Times New Roman" w:hAnsi="Times New Roman" w:cs="Times New Roman"/>
+          <w:sz w:val="24"/>
+          <w:szCs w:val="24"/>
+        </w:rPr>
+        <w:t>,</w:t>
+      </w:r>
+      <w:r>
+        <w:rPr>
+          <w:rFonts w:ascii="Times New Roman" w:hAnsi="Times New Roman" w:cs="Times New Roman"/>
+          <w:sz w:val="24"/>
+          <w:szCs w:val="24"/>
+        </w:rPr>
+        <w:t xml:space="preserve"> </w:t>
+      </w:r>
+      <w:r>
+        <w:rPr>
+          <w:rFonts w:ascii="Times New Roman" w:hAnsi="Times New Roman" w:cs="Times New Roman"/>
+          <w:sz w:val="24"/>
+          <w:szCs w:val="24"/>
+        </w:rPr>
+        <w:t>Yellow Springs, OH, USA; calibrated daily)</w:t>
+      </w:r>
+      <w:r>
+        <w:rPr>
+          <w:rFonts w:ascii="Times New Roman" w:hAnsi="Times New Roman" w:cs="Times New Roman"/>
+          <w:sz w:val="24"/>
+          <w:szCs w:val="24"/>
+        </w:rPr>
+        <w:t xml:space="preserve"> </w:t>
+      </w:r>
+      <w:r>
+        <w:rPr>
+          <w:rFonts w:ascii="Times New Roman" w:hAnsi="Times New Roman" w:cs="Times New Roman"/>
+          <w:sz w:val="24"/>
+          <w:szCs w:val="24"/>
+        </w:rPr>
+        <w:t xml:space="preserve">to determine depth of </w:t>
+      </w:r>
+      <w:r>
+        <w:rPr>
+          <w:rFonts w:ascii="Times New Roman" w:hAnsi="Times New Roman" w:cs="Times New Roman"/>
+          <w:sz w:val="24"/>
+          <w:szCs w:val="24"/>
+        </w:rPr>
+        <w:t>the thermocline at 12:00 noon.</w:t>
+      </w:r>
+      <w:r>
+        <w:rPr>
+          <w:rFonts w:ascii="Times New Roman" w:hAnsi="Times New Roman" w:cs="Times New Roman"/>
+          <w:sz w:val="24"/>
+          <w:szCs w:val="24"/>
+        </w:rPr>
+        <w:t xml:space="preserve"> </w:t>
+      </w:r>
+      <w:r>
+        <w:rPr>
+          <w:rFonts w:ascii="Times New Roman" w:hAnsi="Times New Roman" w:cs="Times New Roman"/>
+          <w:sz w:val="24"/>
+          <w:szCs w:val="24"/>
+        </w:rPr>
+        <w:t xml:space="preserve">Temperature-DO loggers </w:t>
+      </w:r>
+      <w:r>
+        <w:rPr>
+          <w:rFonts w:ascii="Times New Roman" w:hAnsi="Times New Roman" w:cs="Times New Roman"/>
+          <w:sz w:val="24"/>
+          <w:szCs w:val="24"/>
+        </w:rPr>
+        <w:t xml:space="preserve">(MiniDOT® Logger, dissolved oxygen accuracy to </w:t>
+      </w:r>
+      <w:r>
+        <w:rPr>
+          <w:rFonts w:ascii="Times New Roman" w:hAnsi="Times New Roman" w:cs="Times New Roman"/>
+          <w:sz w:val="24"/>
+          <w:szCs w:val="24"/>
+        </w:rPr>
+        <w:t xml:space="preserve">± </w:t>
+      </w:r>
+      <w:r>
+        <w:rPr>
+          <w:rFonts w:ascii="Times New Roman" w:hAnsi="Times New Roman" w:cs="Times New Roman"/>
+          <w:sz w:val="24"/>
+          <w:szCs w:val="24"/>
+        </w:rPr>
+        <w:t>0.1mg</w:t>
+      </w:r>
+      <w:r>
+        <w:rPr>
+          <w:rFonts w:ascii="Times New Roman" w:hAnsi="Times New Roman" w:cs="Times New Roman"/>
+          <w:sz w:val="24"/>
+          <w:szCs w:val="24"/>
+        </w:rPr>
+        <w:t>•</w:t>
+      </w:r>
+      <w:r>
+        <w:rPr>
+          <w:rFonts w:ascii="Times New Roman" w:hAnsi="Times New Roman" w:cs="Times New Roman"/>
+          <w:sz w:val="24"/>
+          <w:szCs w:val="24"/>
+        </w:rPr>
+        <w:t>L</w:t>
+      </w:r>
+      <w:r>
+        <w:rPr>
+          <w:rFonts w:ascii="Times New Roman" w:hAnsi="Times New Roman" w:cs="Times New Roman"/>
+          <w:sz w:val="24"/>
+          <w:szCs w:val="24"/>
+          <w:vertAlign w:val="superscript"/>
+        </w:rPr>
+        <w:t xml:space="preserve">-1 </w:t>
+      </w:r>
+      <w:r>
+        <w:rPr>
+          <w:rFonts w:ascii="Times New Roman" w:hAnsi="Times New Roman" w:cs="Times New Roman"/>
+          <w:sz w:val="24"/>
+          <w:szCs w:val="24"/>
+        </w:rPr>
+        <w:t xml:space="preserve">and temperature to </w:t>
+      </w:r>
+      <w:r>
+        <w:rPr>
+          <w:rFonts w:ascii="Times New Roman" w:hAnsi="Times New Roman" w:cs="Times New Roman"/>
+          <w:sz w:val="24"/>
+          <w:szCs w:val="24"/>
+        </w:rPr>
+        <w:t>±</w:t>
+      </w:r>
+      <w:r>
+        <w:rPr>
+          <w:rFonts w:ascii="Times New Roman" w:hAnsi="Times New Roman" w:cs="Times New Roman"/>
+          <w:sz w:val="24"/>
+          <w:szCs w:val="24"/>
+        </w:rPr>
+        <w:t xml:space="preserve"> 0.1℃, or Onset HOBO® U26-001 Dissolved Oxygen Data Logger dissolved oxygen accuracy to </w:t>
+      </w:r>
+      <w:r>
+        <w:rPr>
+          <w:rFonts w:ascii="Times New Roman" w:hAnsi="Times New Roman" w:cs="Times New Roman"/>
+          <w:sz w:val="24"/>
+          <w:szCs w:val="24"/>
+        </w:rPr>
+        <w:t xml:space="preserve">± </w:t>
+      </w:r>
+      <w:r>
+        <w:rPr>
+          <w:rFonts w:ascii="Times New Roman" w:hAnsi="Times New Roman" w:cs="Times New Roman"/>
+          <w:sz w:val="24"/>
+          <w:szCs w:val="24"/>
+        </w:rPr>
+        <w:t>0.2mg</w:t>
+      </w:r>
+      <w:r>
+        <w:rPr>
+          <w:rFonts w:ascii="Times New Roman" w:hAnsi="Times New Roman" w:cs="Times New Roman"/>
+          <w:sz w:val="24"/>
+          <w:szCs w:val="24"/>
+        </w:rPr>
+        <w:t>•</w:t>
+      </w:r>
+      <w:r>
+        <w:rPr>
+          <w:rFonts w:ascii="Times New Roman" w:hAnsi="Times New Roman" w:cs="Times New Roman"/>
+          <w:sz w:val="24"/>
+          <w:szCs w:val="24"/>
+        </w:rPr>
+        <w:t>L</w:t>
+      </w:r>
+      <w:r>
+        <w:rPr>
+          <w:rFonts w:ascii="Times New Roman" w:hAnsi="Times New Roman" w:cs="Times New Roman"/>
+          <w:sz w:val="24"/>
+          <w:szCs w:val="24"/>
+          <w:vertAlign w:val="superscript"/>
+        </w:rPr>
+        <w:t>-1</w:t>
+      </w:r>
+      <w:r>
+        <w:rPr>
+          <w:rFonts w:ascii="Times New Roman" w:hAnsi="Times New Roman" w:cs="Times New Roman"/>
+          <w:sz w:val="24"/>
+          <w:szCs w:val="24"/>
+        </w:rPr>
+        <w:t>, and</w:t>
+      </w:r>
+      <w:r>
+        <w:rPr>
+          <w:rFonts w:ascii="Times New Roman" w:hAnsi="Times New Roman" w:cs="Times New Roman"/>
+          <w:sz w:val="24"/>
+          <w:szCs w:val="24"/>
+        </w:rPr>
+        <w:t xml:space="preserve"> temperature to ± 0.2℃</w:t>
+      </w:r>
+      <w:r>
+        <w:rPr>
+          <w:rFonts w:ascii="Times New Roman" w:hAnsi="Times New Roman" w:cs="Times New Roman"/>
+          <w:sz w:val="24"/>
+          <w:szCs w:val="24"/>
+        </w:rPr>
+        <w:t>) were set to read at 25</w:t>
+      </w:r>
+      <w:r>
+        <w:rPr>
+          <w:rFonts w:ascii="Times New Roman" w:hAnsi="Times New Roman" w:cs="Times New Roman"/>
+          <w:sz w:val="24"/>
+          <w:szCs w:val="24"/>
+        </w:rPr>
+        <w:t>-</w:t>
+      </w:r>
+      <w:r>
+        <w:rPr>
+          <w:rFonts w:ascii="Times New Roman" w:hAnsi="Times New Roman" w:cs="Times New Roman"/>
+          <w:sz w:val="24"/>
+          <w:szCs w:val="24"/>
+        </w:rPr>
+        <w:t xml:space="preserve">cm below the </w:t>
+      </w:r>
+      <w:commentRangeStart w:id="4"/>
+      <w:r>
+        <w:rPr>
+          <w:rFonts w:ascii="Times New Roman" w:hAnsi="Times New Roman" w:cs="Times New Roman"/>
+          <w:sz w:val="24"/>
+          <w:szCs w:val="24"/>
+        </w:rPr>
+        <w:t>surface</w:t>
+      </w:r>
+      <w:commentRangeEnd w:id="4"/>
+      <w:r>
+        <w:rPr>
+          <w:rStyle w:val="CommentReference"/>
+        </w:rPr>
+        <w:commentReference w:id="4"/>
+      </w:r>
+      <w:r>
+        <w:rPr>
+          <w:rFonts w:ascii="Times New Roman" w:hAnsi="Times New Roman" w:cs="Times New Roman"/>
+          <w:sz w:val="24"/>
+          <w:szCs w:val="24"/>
+        </w:rPr>
+        <w:t xml:space="preserve">, at the thermocline, and </w:t>
+      </w:r>
+      <w:r>
+        <w:rPr>
+          <w:rFonts w:ascii="Times New Roman" w:hAnsi="Times New Roman" w:cs="Times New Roman"/>
+          <w:sz w:val="24"/>
+          <w:szCs w:val="24"/>
+        </w:rPr>
+        <w:t xml:space="preserve">at the </w:t>
+      </w:r>
+      <w:r>
+        <w:rPr>
+          <w:rFonts w:ascii="Times New Roman" w:hAnsi="Times New Roman" w:cs="Times New Roman"/>
+          <w:sz w:val="24"/>
+          <w:szCs w:val="24"/>
+        </w:rPr>
+        <w:t xml:space="preserve">hypolimnion. Additional </w:t>
+      </w:r>
+      <w:r>
+        <w:rPr>
+          <w:rFonts w:ascii="Times New Roman" w:hAnsi="Times New Roman" w:cs="Times New Roman"/>
+          <w:sz w:val="24"/>
+          <w:szCs w:val="24"/>
+        </w:rPr>
+        <w:t>temperature</w:t>
+      </w:r>
+      <w:r>
+        <w:rPr>
+          <w:rFonts w:ascii="Times New Roman" w:hAnsi="Times New Roman" w:cs="Times New Roman"/>
+          <w:sz w:val="24"/>
+          <w:szCs w:val="24"/>
+        </w:rPr>
+        <w:t xml:space="preserve"> loggers (HOBO Water Temperature Pro v2 Data Logger, temperature accuracy to ±</w:t>
+      </w:r>
+      <w:r>
+        <w:rPr>
+          <w:rFonts w:ascii="Times New Roman" w:hAnsi="Times New Roman" w:cs="Times New Roman"/>
+          <w:sz w:val="24"/>
+          <w:szCs w:val="24"/>
+        </w:rPr>
+        <w:t xml:space="preserve"> </w:t>
+      </w:r>
+      <w:r>
+        <w:rPr>
+          <w:rFonts w:ascii="Times New Roman" w:hAnsi="Times New Roman" w:cs="Times New Roman"/>
+          <w:sz w:val="24"/>
+          <w:szCs w:val="24"/>
+        </w:rPr>
+        <w:t xml:space="preserve">0.2°C) were affixed to the </w:t>
+      </w:r>
+      <w:r>
+        <w:rPr>
+          <w:rFonts w:ascii="Times New Roman" w:hAnsi="Times New Roman" w:cs="Times New Roman"/>
+          <w:sz w:val="24"/>
+          <w:szCs w:val="24"/>
+        </w:rPr>
+        <w:t xml:space="preserve">line between the bottom and mid-dissolved oxygen </w:t>
+      </w:r>
+      <w:r>
+        <w:rPr>
+          <w:rFonts w:ascii="Times New Roman" w:hAnsi="Times New Roman" w:cs="Times New Roman"/>
+          <w:sz w:val="24"/>
+          <w:szCs w:val="24"/>
+        </w:rPr>
+        <w:t xml:space="preserve">logger, between the mid and surface </w:t>
+      </w:r>
+      <w:r>
+        <w:rPr>
+          <w:rFonts w:ascii="Times New Roman" w:hAnsi="Times New Roman" w:cs="Times New Roman"/>
+          <w:sz w:val="24"/>
+          <w:szCs w:val="24"/>
+        </w:rPr>
+        <w:t>dissolved oxygen</w:t>
+      </w:r>
+      <w:r>
+        <w:rPr>
+          <w:rFonts w:ascii="Times New Roman" w:hAnsi="Times New Roman" w:cs="Times New Roman"/>
+          <w:sz w:val="24"/>
+          <w:szCs w:val="24"/>
+        </w:rPr>
+        <w:t xml:space="preserve"> log</w:t>
+      </w:r>
+      <w:r>
+        <w:rPr>
+          <w:rFonts w:ascii="Times New Roman" w:hAnsi="Times New Roman" w:cs="Times New Roman"/>
+          <w:sz w:val="24"/>
+          <w:szCs w:val="24"/>
+        </w:rPr>
+        <w:t xml:space="preserve">ger, and at the water’s surface. </w:t>
+      </w:r>
+      <w:r>
+        <w:rPr>
+          <w:rFonts w:ascii="Times New Roman" w:hAnsi="Times New Roman" w:cs="Times New Roman"/>
+          <w:sz w:val="24"/>
+          <w:szCs w:val="24"/>
+        </w:rPr>
+        <w:t>Net pens were cleared of any debris or buildup twice weekly, but were otherwise left undisturbed</w:t>
+      </w:r>
+      <w:r>
+        <w:rPr>
+          <w:rFonts w:ascii="Times New Roman" w:hAnsi="Times New Roman" w:cs="Times New Roman"/>
+          <w:sz w:val="24"/>
+          <w:szCs w:val="24"/>
+        </w:rPr>
+        <w:t xml:space="preserve">. Logger membranes were also wiped clean during this maintenance. </w:t>
+      </w:r>
+      <w:r>
+        <w:rPr>
+          <w:rFonts w:ascii="Times New Roman" w:hAnsi="Times New Roman" w:cs="Times New Roman"/>
+          <w:sz w:val="24"/>
+          <w:szCs w:val="24"/>
+        </w:rPr>
+        <w:t xml:space="preserve"> At the end of the study, fish were removed from the pen, temperature loggers were removed, and fish were released back into the alcove.</w:t>
+      </w:r>
       <w:r>
         <w:rPr>
           <w:rFonts w:ascii="Times New Roman" w:hAnsi="Times New Roman" w:cs="Times New Roman"/>
@@ -3541,6 +3605,7 @@
           <w:sz w:val="24"/>
           <w:szCs w:val="24"/>
         </w:rPr>
+        <w:lastRenderedPageBreak/>
         <w:t xml:space="preserve">a </w:t>
       </w:r>
       <w:r>
@@ -3695,16 +3760,7 @@
           <w:sz w:val="24"/>
           <w:szCs w:val="24"/>
         </w:rPr>
-        <w:t xml:space="preserve">). </w:t>
-      </w:r>
-      <w:r>
-        <w:rPr>
-          <w:rFonts w:ascii="Times New Roman" w:hAnsi="Times New Roman" w:cs="Times New Roman"/>
-          <w:sz w:val="24"/>
-          <w:szCs w:val="24"/>
-        </w:rPr>
-        <w:lastRenderedPageBreak/>
-        <w:t>We first selected a 24-hour period (July 29) that was representative of typical summertime conditions at this location. W</w:t>
+        <w:t>). We first selected a 24-hour period (July 29) that was representative of typical summertime conditions at this location. W</w:t>
       </w:r>
       <w:r>
         <w:rPr>
@@ -4078,10 +4134,19 @@
           <w:sz w:val="24"/>
           <w:szCs w:val="24"/>
         </w:rPr>
-        <w:t>First, the highest and lowest DO concentrations recorded over the 24-hour period were ranked as most optimal (1) and least optimal (0), respectively. The lowest and highest recorded temperatures were similarly ranked (with the lowest temperature as most optimal</w:t>
-      </w:r>
-      <w:commentRangeStart w:id="3"/>
-      <w:commentRangeStart w:id="4"/>
+        <w:t xml:space="preserve">First, the highest and lowest DO concentrations recorded over the 24-hour period were ranked as most optimal (1) and least optimal (0), respectively. The lowest and highest recorded temperatures were similarly ranked (with the lowest temperature as most </w:t>
+      </w:r>
+      <w:r>
+        <w:rPr>
+          <w:rFonts w:ascii="Times New Roman" w:hAnsi="Times New Roman" w:cs="Times New Roman"/>
+          <w:sz w:val="24"/>
+          <w:szCs w:val="24"/>
+        </w:rPr>
+        <w:lastRenderedPageBreak/>
+        <w:t>optimal</w:t>
+      </w:r>
+      <w:commentRangeStart w:id="5"/>
+      <w:commentRangeStart w:id="6"/>
       <w:r>
         <w:rPr>
           <w:rFonts w:ascii="Times New Roman" w:hAnsi="Times New Roman" w:cs="Times New Roman"/>
@@ -4090,19 +4155,19 @@
         </w:rPr>
         <w:t xml:space="preserve">). We then used linear regression to calculate the slope and intercept values between these two indices in order to determine the index values for the full range of temperature and oxygen values recorded over this </w:t>
       </w:r>
-      <w:commentRangeEnd w:id="3"/>
+      <w:commentRangeEnd w:id="5"/>
       <w:r>
         <w:rPr>
           <w:rStyle w:val="CommentReference"/>
         </w:rPr>
-        <w:commentReference w:id="3"/>
-      </w:r>
-      <w:commentRangeEnd w:id="4"/>
+        <w:commentReference w:id="5"/>
+      </w:r>
+      <w:commentRangeEnd w:id="6"/>
       <w:r>
         <w:rPr>
           <w:rStyle w:val="CommentReference"/>
         </w:rPr>
-        <w:commentReference w:id="4"/>
+        <w:commentReference w:id="6"/>
       </w:r>
       <w:r>
         <w:rPr>
@@ -4302,7 +4367,6 @@
       <w:pPr>
         <w:spacing w:line="480" w:lineRule="auto"/>
         <w:rPr>
-          <w:ins w:id="5" w:author="Barrett, Hannah" w:date="2023-11-13T13:44:00Z"/>
           <w:rFonts w:ascii="Times New Roman" w:hAnsi="Times New Roman" w:cs="Times New Roman"/>
           <w:sz w:val="24"/>
           <w:szCs w:val="24"/>
@@ -4314,7 +4378,6 @@
           <w:sz w:val="24"/>
           <w:szCs w:val="24"/>
         </w:rPr>
-        <w:lastRenderedPageBreak/>
         <w:t xml:space="preserve">These three indexes were then used to predict fish depth over the 24-hour time period. For each strategy, we determined the highest index value at each time step and found its correlated depth. We then plotted these depths, per strategy, over a 24-hour timeframe. </w:t>
       </w:r>
     </w:p>
@@ -4383,7 +4446,16 @@
           <w:sz w:val="24"/>
           <w:szCs w:val="24"/>
         </w:rPr>
-        <w:t xml:space="preserve">). We opted to remove the DO recordings from the two fouled loggers at the site-4 net pen array and to incorporate the DO data from the site-5 array recorded by the loggers at the closest aligning depths (loggers at 1.35 and 0.4m depth respectively). This new dataset was used for the depth selection simulation, to quantify fish DO selection from our enclosure study, and for the habitat selection function, described in further detail below. </w:t>
+        <w:t xml:space="preserve">). We opted to remove the DO recordings from the two fouled loggers at the site-4 net pen array and to incorporate the DO data from the site-5 array recorded by the loggers at the closest aligning </w:t>
+      </w:r>
+      <w:r>
+        <w:rPr>
+          <w:rFonts w:ascii="Times New Roman" w:hAnsi="Times New Roman" w:cs="Times New Roman"/>
+          <w:sz w:val="24"/>
+          <w:szCs w:val="24"/>
+        </w:rPr>
+        <w:lastRenderedPageBreak/>
+        <w:t xml:space="preserve">depths (loggers at 1.35 and 0.4m depth respectively). This new dataset was used for the depth selection simulation, to quantify fish DO selection from our enclosure study, and for the habitat selection function, described in further detail below. </w:t>
       </w:r>
       <w:r>
         <w:rPr>
@@ -4486,7 +4558,6 @@
           <w:sz w:val="24"/>
           <w:szCs w:val="24"/>
         </w:rPr>
-        <w:lastRenderedPageBreak/>
         <w:t>Fish with externally mounted iButtons often</w:t>
       </w:r>
       <w:r>
@@ -4778,7 +4849,7 @@
         </w:rPr>
         <w:t xml:space="preserve"> and comprised 1-week of data (July 30 to August 6, commencing 5-days after fish were released into net pens). </w:t>
       </w:r>
-      <w:ins w:id="6" w:author="Barrett, Hannah" w:date="2023-12-07T11:08:00Z">
+      <w:ins w:id="7" w:author="Barrett, Hannah" w:date="2023-12-07T11:08:00Z">
         <w:r>
           <w:rPr>
             <w:rFonts w:ascii="Times New Roman" w:hAnsi="Times New Roman" w:cs="Times New Roman"/>
@@ -4788,7 +4859,7 @@
           <w:t>For simplicity, w</w:t>
         </w:r>
       </w:ins>
-      <w:ins w:id="7" w:author="Barrett, Hannah" w:date="2023-12-07T11:02:00Z">
+      <w:ins w:id="8" w:author="Barrett, Hannah" w:date="2023-12-07T11:02:00Z">
         <w:r>
           <w:rPr>
             <w:rFonts w:ascii="Times New Roman" w:hAnsi="Times New Roman" w:cs="Times New Roman"/>
@@ -4798,7 +4869,7 @@
           <w:t>e</w:t>
         </w:r>
       </w:ins>
-      <w:ins w:id="8" w:author="Barrett, Hannah" w:date="2023-12-07T11:01:00Z">
+      <w:ins w:id="9" w:author="Barrett, Hannah" w:date="2023-12-07T11:01:00Z">
         <w:r>
           <w:rPr>
             <w:rFonts w:ascii="Times New Roman" w:hAnsi="Times New Roman" w:cs="Times New Roman"/>
@@ -4816,7 +4887,7 @@
           <w:t xml:space="preserve">hereafter </w:t>
         </w:r>
       </w:ins>
-      <w:ins w:id="9" w:author="Barrett, Hannah" w:date="2023-12-07T11:02:00Z">
+      <w:ins w:id="10" w:author="Barrett, Hannah" w:date="2023-12-07T11:02:00Z">
         <w:r>
           <w:rPr>
             <w:rFonts w:ascii="Times New Roman" w:hAnsi="Times New Roman" w:cs="Times New Roman"/>
@@ -4826,113 +4897,122 @@
           <w:t xml:space="preserve">will </w:t>
         </w:r>
       </w:ins>
-      <w:ins w:id="10" w:author="Barrett, Hannah" w:date="2023-12-07T11:01:00Z">
+      <w:ins w:id="11" w:author="Barrett, Hannah" w:date="2023-12-07T11:01:00Z">
         <w:r>
           <w:rPr>
             <w:rFonts w:ascii="Times New Roman" w:hAnsi="Times New Roman" w:cs="Times New Roman"/>
             <w:sz w:val="24"/>
             <w:szCs w:val="24"/>
           </w:rPr>
-          <w:t>refer to the DO max</w:t>
-        </w:r>
-      </w:ins>
-      <w:ins w:id="11" w:author="Barrett, Hannah" w:date="2023-12-07T11:02:00Z">
+          <w:t xml:space="preserve">refer </w:t>
+        </w:r>
         <w:r>
           <w:rPr>
             <w:rFonts w:ascii="Times New Roman" w:hAnsi="Times New Roman" w:cs="Times New Roman"/>
             <w:sz w:val="24"/>
             <w:szCs w:val="24"/>
           </w:rPr>
-          <w:t>imum</w:t>
+          <w:lastRenderedPageBreak/>
+          <w:t>to the DO max</w:t>
         </w:r>
       </w:ins>
-      <w:ins w:id="12" w:author="Barrett, Hannah" w:date="2023-12-07T11:01:00Z">
+      <w:ins w:id="12" w:author="Barrett, Hannah" w:date="2023-12-07T11:02:00Z">
         <w:r>
           <w:rPr>
             <w:rFonts w:ascii="Times New Roman" w:hAnsi="Times New Roman" w:cs="Times New Roman"/>
             <w:sz w:val="24"/>
             <w:szCs w:val="24"/>
           </w:rPr>
-          <w:t xml:space="preserve"> as ‘</w:t>
+          <w:t>imum</w:t>
         </w:r>
       </w:ins>
-      <w:ins w:id="13" w:author="Barrett, Hannah" w:date="2023-12-07T11:10:00Z">
+      <w:ins w:id="13" w:author="Barrett, Hannah" w:date="2023-12-07T11:01:00Z">
         <w:r>
           <w:rPr>
             <w:rFonts w:ascii="Times New Roman" w:hAnsi="Times New Roman" w:cs="Times New Roman"/>
             <w:sz w:val="24"/>
             <w:szCs w:val="24"/>
           </w:rPr>
-          <w:t>day</w:t>
+          <w:t xml:space="preserve"> as ‘</w:t>
         </w:r>
       </w:ins>
-      <w:ins w:id="14" w:author="Barrett, Hannah" w:date="2023-12-07T11:01:00Z">
+      <w:ins w:id="14" w:author="Barrett, Hannah" w:date="2023-12-07T11:10:00Z">
         <w:r>
           <w:rPr>
             <w:rFonts w:ascii="Times New Roman" w:hAnsi="Times New Roman" w:cs="Times New Roman"/>
             <w:sz w:val="24"/>
             <w:szCs w:val="24"/>
           </w:rPr>
-          <w:t>’ and</w:t>
+          <w:t>day</w:t>
         </w:r>
       </w:ins>
-      <w:ins w:id="15" w:author="Barrett, Hannah" w:date="2023-12-07T11:03:00Z">
+      <w:ins w:id="15" w:author="Barrett, Hannah" w:date="2023-12-07T11:01:00Z">
         <w:r>
           <w:rPr>
             <w:rFonts w:ascii="Times New Roman" w:hAnsi="Times New Roman" w:cs="Times New Roman"/>
             <w:sz w:val="24"/>
             <w:szCs w:val="24"/>
           </w:rPr>
-          <w:t xml:space="preserve"> </w:t>
+          <w:t>’ and</w:t>
         </w:r>
       </w:ins>
-      <w:ins w:id="16" w:author="Barrett, Hannah" w:date="2023-12-07T11:01:00Z">
+      <w:ins w:id="16" w:author="Barrett, Hannah" w:date="2023-12-07T11:03:00Z">
         <w:r>
           <w:rPr>
             <w:rFonts w:ascii="Times New Roman" w:hAnsi="Times New Roman" w:cs="Times New Roman"/>
             <w:sz w:val="24"/>
             <w:szCs w:val="24"/>
           </w:rPr>
-          <w:t>DO min</w:t>
+          <w:t xml:space="preserve"> </w:t>
         </w:r>
       </w:ins>
-      <w:ins w:id="17" w:author="Barrett, Hannah" w:date="2023-12-07T11:03:00Z">
+      <w:ins w:id="17" w:author="Barrett, Hannah" w:date="2023-12-07T11:01:00Z">
         <w:r>
           <w:rPr>
             <w:rFonts w:ascii="Times New Roman" w:hAnsi="Times New Roman" w:cs="Times New Roman"/>
             <w:sz w:val="24"/>
             <w:szCs w:val="24"/>
           </w:rPr>
-          <w:t>imum</w:t>
+          <w:t>DO min</w:t>
         </w:r>
       </w:ins>
-      <w:ins w:id="18" w:author="Barrett, Hannah" w:date="2023-12-07T11:01:00Z">
+      <w:ins w:id="18" w:author="Barrett, Hannah" w:date="2023-12-07T11:03:00Z">
         <w:r>
           <w:rPr>
             <w:rFonts w:ascii="Times New Roman" w:hAnsi="Times New Roman" w:cs="Times New Roman"/>
             <w:sz w:val="24"/>
             <w:szCs w:val="24"/>
           </w:rPr>
-          <w:t xml:space="preserve"> as ‘</w:t>
+          <w:t>imum</w:t>
         </w:r>
       </w:ins>
-      <w:ins w:id="19" w:author="Barrett, Hannah" w:date="2023-12-07T11:10:00Z">
+      <w:ins w:id="19" w:author="Barrett, Hannah" w:date="2023-12-07T11:01:00Z">
         <w:r>
           <w:rPr>
             <w:rFonts w:ascii="Times New Roman" w:hAnsi="Times New Roman" w:cs="Times New Roman"/>
             <w:sz w:val="24"/>
             <w:szCs w:val="24"/>
           </w:rPr>
-          <w:t>night</w:t>
+          <w:t xml:space="preserve"> as ‘</w:t>
         </w:r>
       </w:ins>
-      <w:ins w:id="20" w:author="Barrett, Hannah" w:date="2023-12-07T11:01:00Z">
+      <w:ins w:id="20" w:author="Barrett, Hannah" w:date="2023-12-07T11:10:00Z">
         <w:r>
           <w:rPr>
             <w:rFonts w:ascii="Times New Roman" w:hAnsi="Times New Roman" w:cs="Times New Roman"/>
             <w:sz w:val="24"/>
             <w:szCs w:val="24"/>
           </w:rPr>
+          <w:t>night</w:t>
+        </w:r>
+      </w:ins>
+      <w:ins w:id="21" w:author="Barrett, Hannah" w:date="2023-12-07T11:01:00Z">
+        <w:r>
+          <w:rPr>
+            <w:rFonts w:ascii="Times New Roman" w:hAnsi="Times New Roman" w:cs="Times New Roman"/>
+            <w:sz w:val="24"/>
+            <w:szCs w:val="24"/>
+          </w:rPr>
           <w:t xml:space="preserve">. </w:t>
         </w:r>
       </w:ins>
@@ -4942,16 +5022,7 @@
           <w:sz w:val="24"/>
           <w:szCs w:val="24"/>
         </w:rPr>
-        <w:t xml:space="preserve">First, we used linear interpolation to estimate temperature and DO at a finer vertical resolution. For each time-step, 10-depths were randomly selected from a uniform distribution that spanned the full depth of the water column (0.1m precision), and temperature and DO were estimated for each depth. Temperature and DO measurements were standardized to facilitate comparison and to improve model fit. We used these temperature-DO profile sets to calculate the relative probability of selection, given the </w:t>
-      </w:r>
-      <w:r>
-        <w:rPr>
-          <w:rFonts w:ascii="Times New Roman" w:hAnsi="Times New Roman" w:cs="Times New Roman"/>
-          <w:sz w:val="24"/>
-          <w:szCs w:val="24"/>
-        </w:rPr>
-        <w:lastRenderedPageBreak/>
-        <w:t>range of temperature and DO available. As described by</w:t>
+        <w:t>First, we used linear interpolation to estimate temperature and DO at a finer vertical resolution. For each time-step, 10-depths were randomly selected from a uniform distribution that spanned the full depth of the water column (0.1m precision), and temperature and DO were estimated for each depth. Temperature and DO measurements were standardized to facilitate comparison and to improve model fit. We used these temperature-DO profile sets to calculate the relative probability of selection, given the range of temperature and DO available. As described by</w:t>
       </w:r>
       <w:r>
         <w:rPr>
@@ -5416,8 +5487,8 @@
               </m:nary>
             </m:den>
           </m:f>
-          <w:commentRangeStart w:id="21"/>
-          <w:commentRangeEnd w:id="21"/>
+          <w:commentRangeStart w:id="22"/>
+          <w:commentRangeEnd w:id="22"/>
           <m:r>
             <m:rPr>
               <m:sty m:val="p"/>
@@ -5425,7 +5496,7 @@
             <w:rPr>
               <w:rStyle w:val="CommentReference"/>
             </w:rPr>
-            <w:commentReference w:id="21"/>
+            <w:commentReference w:id="22"/>
           </m:r>
           <m:r>
             <m:rPr>
@@ -5788,7 +5859,7 @@
         </w:rPr>
         <w:t>pan of temperature-DO combinations</w:t>
       </w:r>
-      <w:ins w:id="22" w:author="Barrett, Hannah" w:date="2023-11-19T13:04:00Z">
+      <w:ins w:id="23" w:author="Barrett, Hannah" w:date="2023-11-19T13:04:00Z">
         <w:r>
           <w:rPr>
             <w:rFonts w:ascii="Times New Roman" w:hAnsi="Times New Roman" w:cs="Times New Roman"/>
@@ -5854,7 +5925,7 @@
         </w:rPr>
         <w:t xml:space="preserve">Vertical and diel variation in temperature and </w:t>
       </w:r>
-      <w:commentRangeStart w:id="23"/>
+      <w:commentRangeStart w:id="24"/>
       <w:r>
         <w:rPr>
           <w:rFonts w:ascii="Times New Roman" w:hAnsi="Times New Roman" w:cs="Times New Roman"/>
@@ -5864,13 +5935,474 @@
         </w:rPr>
         <w:t>DO</w:t>
       </w:r>
-      <w:commentRangeEnd w:id="23"/>
+      <w:commentRangeEnd w:id="24"/>
       <w:r>
         <w:rPr>
           <w:rStyle w:val="CommentReference"/>
         </w:rPr>
-        <w:commentReference w:id="23"/>
-      </w:r>
+        <w:commentReference w:id="24"/>
+      </w:r>
+    </w:p>
+    <w:p>
+      <w:pPr>
+        <w:pStyle w:val="CommentText"/>
+        <w:spacing w:line="480" w:lineRule="auto"/>
+        <w:ind w:firstLine="720"/>
+        <w:rPr>
+          <w:rFonts w:ascii="Times New Roman" w:hAnsi="Times New Roman" w:cs="Times New Roman"/>
+          <w:sz w:val="24"/>
+          <w:szCs w:val="24"/>
+        </w:rPr>
+      </w:pPr>
+      <w:r>
+        <w:rPr>
+          <w:rFonts w:ascii="Times New Roman" w:hAnsi="Times New Roman" w:cs="Times New Roman"/>
+          <w:sz w:val="24"/>
+          <w:szCs w:val="24"/>
+        </w:rPr>
+        <w:lastRenderedPageBreak/>
+        <w:t>Vertical p</w:t>
+      </w:r>
+      <w:r>
+        <w:rPr>
+          <w:rFonts w:ascii="Times New Roman" w:hAnsi="Times New Roman" w:cs="Times New Roman"/>
+          <w:sz w:val="24"/>
+          <w:szCs w:val="24"/>
+        </w:rPr>
+        <w:t>rofiles of temperature and DO showed pronounced stratification, with higher contrasts between layers during daytime</w:t>
+      </w:r>
+      <w:r>
+        <w:rPr>
+          <w:rFonts w:ascii="Times New Roman" w:hAnsi="Times New Roman" w:cs="Times New Roman"/>
+          <w:sz w:val="24"/>
+          <w:szCs w:val="24"/>
+        </w:rPr>
+        <w:t xml:space="preserve"> (</w:t>
+      </w:r>
+      <w:r>
+        <w:rPr>
+          <w:rFonts w:ascii="Times New Roman" w:hAnsi="Times New Roman" w:cs="Times New Roman"/>
+          <w:sz w:val="24"/>
+          <w:szCs w:val="24"/>
+        </w:rPr>
+        <w:t>Figure 1 &amp; 2</w:t>
+      </w:r>
+      <w:r>
+        <w:rPr>
+          <w:rFonts w:ascii="Times New Roman" w:hAnsi="Times New Roman" w:cs="Times New Roman"/>
+          <w:sz w:val="24"/>
+          <w:szCs w:val="24"/>
+        </w:rPr>
+        <w:t>)</w:t>
+      </w:r>
+      <w:r>
+        <w:rPr>
+          <w:rFonts w:ascii="Times New Roman" w:hAnsi="Times New Roman" w:cs="Times New Roman"/>
+          <w:sz w:val="24"/>
+          <w:szCs w:val="24"/>
+        </w:rPr>
+        <w:t xml:space="preserve">. </w:t>
+      </w:r>
+      <w:r>
+        <w:rPr>
+          <w:rStyle w:val="CommentReference"/>
+        </w:rPr>
+        <w:annotationRef/>
+      </w:r>
+      <w:r>
+        <w:rPr>
+          <w:rFonts w:ascii="Times New Roman" w:hAnsi="Times New Roman" w:cs="Times New Roman"/>
+          <w:sz w:val="24"/>
+          <w:szCs w:val="24"/>
+        </w:rPr>
+        <w:t>At night</w:t>
+      </w:r>
+      <w:r>
+        <w:rPr>
+          <w:rFonts w:ascii="Times New Roman" w:hAnsi="Times New Roman" w:cs="Times New Roman"/>
+          <w:sz w:val="24"/>
+          <w:szCs w:val="24"/>
+        </w:rPr>
+        <w:t xml:space="preserve">, water </w:t>
+      </w:r>
+      <w:commentRangeStart w:id="25"/>
+      <w:r>
+        <w:rPr>
+          <w:rFonts w:ascii="Times New Roman" w:hAnsi="Times New Roman" w:cs="Times New Roman"/>
+          <w:sz w:val="24"/>
+          <w:szCs w:val="24"/>
+        </w:rPr>
+        <w:t xml:space="preserve">temperatures </w:t>
+      </w:r>
+      <w:r>
+        <w:rPr>
+          <w:rFonts w:ascii="Times New Roman" w:hAnsi="Times New Roman" w:cs="Times New Roman"/>
+          <w:sz w:val="24"/>
+          <w:szCs w:val="24"/>
+        </w:rPr>
+        <w:t>in both Blue Ruin and Norwood</w:t>
+      </w:r>
+      <w:r>
+        <w:rPr>
+          <w:rFonts w:ascii="Times New Roman" w:hAnsi="Times New Roman" w:cs="Times New Roman"/>
+          <w:sz w:val="24"/>
+          <w:szCs w:val="24"/>
+        </w:rPr>
+        <w:t xml:space="preserve"> alcove</w:t>
+      </w:r>
+      <w:r>
+        <w:rPr>
+          <w:rFonts w:ascii="Times New Roman" w:hAnsi="Times New Roman" w:cs="Times New Roman"/>
+          <w:sz w:val="24"/>
+          <w:szCs w:val="24"/>
+        </w:rPr>
+        <w:t>s</w:t>
+      </w:r>
+      <w:r>
+        <w:rPr>
+          <w:rFonts w:ascii="Times New Roman" w:hAnsi="Times New Roman" w:cs="Times New Roman"/>
+          <w:sz w:val="24"/>
+          <w:szCs w:val="24"/>
+        </w:rPr>
+        <w:t xml:space="preserve"> remained cool and within a relatively narrow range</w:t>
+      </w:r>
+      <w:commentRangeEnd w:id="25"/>
+      <w:r>
+        <w:rPr>
+          <w:rStyle w:val="CommentReference"/>
+        </w:rPr>
+        <w:commentReference w:id="25"/>
+      </w:r>
+      <w:del w:id="26" w:author="Barrett, Hannah" w:date="2023-12-12T14:02:00Z">
+        <w:r>
+          <w:rPr>
+            <w:rFonts w:ascii="Times New Roman" w:hAnsi="Times New Roman" w:cs="Times New Roman"/>
+            <w:sz w:val="24"/>
+            <w:szCs w:val="24"/>
+          </w:rPr>
+          <w:delText xml:space="preserve"> (e.g. 12 – 17.</w:delText>
+        </w:r>
+        <w:r>
+          <w:rPr>
+            <w:rFonts w:ascii="Times New Roman" w:hAnsi="Times New Roman" w:cs="Times New Roman"/>
+            <w:sz w:val="24"/>
+            <w:szCs w:val="24"/>
+          </w:rPr>
+          <w:delText>4</w:delText>
+        </w:r>
+        <w:r>
+          <w:rPr>
+            <w:rFonts w:ascii="Times New Roman" w:hAnsi="Times New Roman" w:cs="Times New Roman"/>
+            <w:sz w:val="24"/>
+            <w:szCs w:val="24"/>
+          </w:rPr>
+          <w:delText>℃ and 12</w:delText>
+        </w:r>
+        <w:r>
+          <w:rPr>
+            <w:rFonts w:ascii="Times New Roman" w:hAnsi="Times New Roman" w:cs="Times New Roman"/>
+            <w:sz w:val="24"/>
+            <w:szCs w:val="24"/>
+          </w:rPr>
+          <w:delText>.5</w:delText>
+        </w:r>
+        <w:r>
+          <w:rPr>
+            <w:rFonts w:ascii="Times New Roman" w:hAnsi="Times New Roman" w:cs="Times New Roman"/>
+            <w:sz w:val="24"/>
+            <w:szCs w:val="24"/>
+          </w:rPr>
+          <w:delText xml:space="preserve"> – </w:delText>
+        </w:r>
+        <w:r>
+          <w:rPr>
+            <w:rFonts w:ascii="Times New Roman" w:hAnsi="Times New Roman" w:cs="Times New Roman"/>
+            <w:sz w:val="24"/>
+            <w:szCs w:val="24"/>
+          </w:rPr>
+          <w:delText>20℃ respectively)</w:delText>
+        </w:r>
+      </w:del>
+      <w:r>
+        <w:rPr>
+          <w:rFonts w:ascii="Times New Roman" w:hAnsi="Times New Roman" w:cs="Times New Roman"/>
+          <w:sz w:val="24"/>
+          <w:szCs w:val="24"/>
+        </w:rPr>
+        <w:t xml:space="preserve">. During the day, </w:t>
+      </w:r>
+      <w:r>
+        <w:rPr>
+          <w:rFonts w:ascii="Times New Roman" w:hAnsi="Times New Roman" w:cs="Times New Roman"/>
+          <w:sz w:val="24"/>
+          <w:szCs w:val="24"/>
+        </w:rPr>
+        <w:t xml:space="preserve">hyporheic temperatures </w:t>
+      </w:r>
+      <w:r>
+        <w:rPr>
+          <w:rFonts w:ascii="Times New Roman" w:hAnsi="Times New Roman" w:cs="Times New Roman"/>
+          <w:sz w:val="24"/>
+          <w:szCs w:val="24"/>
+        </w:rPr>
+        <w:t>at b</w:t>
+      </w:r>
+      <w:bookmarkStart w:id="27" w:name="_GoBack"/>
+      <w:bookmarkEnd w:id="27"/>
+      <w:r>
+        <w:rPr>
+          <w:rFonts w:ascii="Times New Roman" w:hAnsi="Times New Roman" w:cs="Times New Roman"/>
+          <w:sz w:val="24"/>
+          <w:szCs w:val="24"/>
+        </w:rPr>
+        <w:t xml:space="preserve">oth alcoves </w:t>
+      </w:r>
+      <w:r>
+        <w:rPr>
+          <w:rFonts w:ascii="Times New Roman" w:hAnsi="Times New Roman" w:cs="Times New Roman"/>
+          <w:sz w:val="24"/>
+          <w:szCs w:val="24"/>
+        </w:rPr>
+        <w:t>remained low (</w:t>
+      </w:r>
+      <w:del w:id="28" w:author="Barrett, Hannah" w:date="2023-12-12T14:02:00Z">
+        <w:r>
+          <w:rPr>
+            <w:rFonts w:ascii="Times New Roman" w:hAnsi="Times New Roman" w:cs="Times New Roman"/>
+            <w:sz w:val="24"/>
+            <w:szCs w:val="24"/>
+          </w:rPr>
+          <w:delText>~13.</w:delText>
+        </w:r>
+      </w:del>
+      <w:del w:id="29" w:author="Barrett, Hannah" w:date="2023-12-12T13:55:00Z">
+        <w:r>
+          <w:rPr>
+            <w:rFonts w:ascii="Times New Roman" w:hAnsi="Times New Roman" w:cs="Times New Roman"/>
+            <w:sz w:val="24"/>
+            <w:szCs w:val="24"/>
+          </w:rPr>
+          <w:delText>7</w:delText>
+        </w:r>
+      </w:del>
+      <w:del w:id="30" w:author="Barrett, Hannah" w:date="2023-12-12T14:02:00Z">
+        <w:r>
+          <w:rPr>
+            <w:rFonts w:ascii="Times New Roman" w:hAnsi="Times New Roman" w:cs="Times New Roman"/>
+            <w:sz w:val="24"/>
+            <w:szCs w:val="24"/>
+          </w:rPr>
+          <w:delText>℃)</w:delText>
+        </w:r>
+      </w:del>
+      <w:r>
+        <w:rPr>
+          <w:rFonts w:ascii="Times New Roman" w:hAnsi="Times New Roman" w:cs="Times New Roman"/>
+          <w:sz w:val="24"/>
+          <w:szCs w:val="24"/>
+        </w:rPr>
+        <w:t xml:space="preserve">, while </w:t>
+      </w:r>
+      <w:r>
+        <w:rPr>
+          <w:rFonts w:ascii="Times New Roman" w:hAnsi="Times New Roman" w:cs="Times New Roman"/>
+          <w:sz w:val="24"/>
+          <w:szCs w:val="24"/>
+        </w:rPr>
+        <w:t>surface water temperatures re</w:t>
+      </w:r>
+      <w:r>
+        <w:rPr>
+          <w:rFonts w:ascii="Times New Roman" w:hAnsi="Times New Roman" w:cs="Times New Roman"/>
+          <w:sz w:val="24"/>
+          <w:szCs w:val="24"/>
+        </w:rPr>
+        <w:t>ached levels similar to the mainstem river</w:t>
+      </w:r>
+      <w:ins w:id="31" w:author="Barrett, Hannah" w:date="2023-12-12T13:55:00Z">
+        <w:r>
+          <w:rPr>
+            <w:rFonts w:ascii="Times New Roman" w:hAnsi="Times New Roman" w:cs="Times New Roman"/>
+            <w:sz w:val="24"/>
+            <w:szCs w:val="24"/>
+          </w:rPr>
+          <w:t xml:space="preserve"> </w:t>
+        </w:r>
+      </w:ins>
+      <w:del w:id="32" w:author="Barrett, Hannah" w:date="2023-12-12T13:55:00Z">
+        <w:r>
+          <w:rPr>
+            <w:rFonts w:ascii="Times New Roman" w:hAnsi="Times New Roman" w:cs="Times New Roman"/>
+            <w:sz w:val="24"/>
+            <w:szCs w:val="24"/>
+          </w:rPr>
+          <w:delText xml:space="preserve"> (23</w:delText>
+        </w:r>
+        <w:r>
+          <w:rPr>
+            <w:rFonts w:ascii="Times New Roman" w:hAnsi="Times New Roman" w:cs="Times New Roman"/>
+            <w:sz w:val="24"/>
+            <w:szCs w:val="24"/>
+          </w:rPr>
+          <w:delText xml:space="preserve">℃ </w:delText>
+        </w:r>
+        <w:r>
+          <w:rPr>
+            <w:rFonts w:ascii="Times New Roman" w:hAnsi="Times New Roman" w:cs="Times New Roman"/>
+            <w:sz w:val="24"/>
+            <w:szCs w:val="24"/>
+          </w:rPr>
+          <w:delText>and 25</w:delText>
+        </w:r>
+        <w:r>
+          <w:rPr>
+            <w:rFonts w:ascii="Times New Roman" w:hAnsi="Times New Roman" w:cs="Times New Roman"/>
+            <w:sz w:val="24"/>
+            <w:szCs w:val="24"/>
+          </w:rPr>
+          <w:delText>.3</w:delText>
+        </w:r>
+        <w:r>
+          <w:rPr>
+            <w:rFonts w:ascii="Times New Roman" w:hAnsi="Times New Roman" w:cs="Times New Roman"/>
+            <w:sz w:val="24"/>
+            <w:szCs w:val="24"/>
+          </w:rPr>
+          <w:delText xml:space="preserve">℃ </w:delText>
+        </w:r>
+        <w:r>
+          <w:rPr>
+            <w:rFonts w:ascii="Times New Roman" w:hAnsi="Times New Roman" w:cs="Times New Roman"/>
+            <w:sz w:val="24"/>
+            <w:szCs w:val="24"/>
+          </w:rPr>
+          <w:delText>respectively)</w:delText>
+        </w:r>
+      </w:del>
+      <w:r>
+        <w:rPr>
+          <w:rFonts w:ascii="Times New Roman" w:hAnsi="Times New Roman" w:cs="Times New Roman"/>
+          <w:sz w:val="24"/>
+          <w:szCs w:val="24"/>
+        </w:rPr>
+        <w:t xml:space="preserve">. </w:t>
+      </w:r>
+      <w:ins w:id="33" w:author="Barrett, Hannah" w:date="2023-12-12T13:43:00Z">
+        <w:r>
+          <w:rPr>
+            <w:rFonts w:ascii="Times New Roman" w:hAnsi="Times New Roman" w:cs="Times New Roman"/>
+            <w:sz w:val="24"/>
+            <w:szCs w:val="24"/>
+          </w:rPr>
+          <w:t xml:space="preserve">Vertical </w:t>
+        </w:r>
+      </w:ins>
+      <w:ins w:id="34" w:author="Barrett, Hannah" w:date="2023-12-12T13:45:00Z">
+        <w:r>
+          <w:rPr>
+            <w:rFonts w:ascii="Times New Roman" w:hAnsi="Times New Roman" w:cs="Times New Roman"/>
+            <w:sz w:val="24"/>
+            <w:szCs w:val="24"/>
+          </w:rPr>
+          <w:t>stratification of oxygen</w:t>
+        </w:r>
+      </w:ins>
+      <w:ins w:id="35" w:author="Barrett, Hannah" w:date="2023-12-12T13:43:00Z">
+        <w:r>
+          <w:rPr>
+            <w:rFonts w:ascii="Times New Roman" w:hAnsi="Times New Roman" w:cs="Times New Roman"/>
+            <w:sz w:val="24"/>
+            <w:szCs w:val="24"/>
+          </w:rPr>
+          <w:t xml:space="preserve"> varied between sites. </w:t>
+        </w:r>
+      </w:ins>
+      <w:ins w:id="36" w:author="Barrett, Hannah" w:date="2023-12-12T13:46:00Z">
+        <w:r>
+          <w:rPr>
+            <w:rFonts w:ascii="Times New Roman" w:hAnsi="Times New Roman" w:cs="Times New Roman"/>
+            <w:sz w:val="24"/>
+            <w:szCs w:val="24"/>
+          </w:rPr>
+          <w:t>At</w:t>
+        </w:r>
+      </w:ins>
+      <w:ins w:id="37" w:author="Barrett, Hannah" w:date="2023-12-12T13:43:00Z">
+        <w:r>
+          <w:rPr>
+            <w:rFonts w:ascii="Times New Roman" w:hAnsi="Times New Roman" w:cs="Times New Roman"/>
+            <w:sz w:val="24"/>
+            <w:szCs w:val="24"/>
+          </w:rPr>
+          <w:t xml:space="preserve">t night, </w:t>
+        </w:r>
+      </w:ins>
+      <w:ins w:id="38" w:author="Barrett, Hannah" w:date="2023-12-12T13:44:00Z">
+        <w:r>
+          <w:rPr>
+            <w:rFonts w:ascii="Times New Roman" w:hAnsi="Times New Roman" w:cs="Times New Roman"/>
+            <w:sz w:val="24"/>
+            <w:szCs w:val="24"/>
+          </w:rPr>
+          <w:t xml:space="preserve">DO in blue ruin ranged from 2.7-3.5, during day 5.0-9.4. Norwood 0.79 </w:t>
+        </w:r>
+      </w:ins>
+      <w:ins w:id="39" w:author="Barrett, Hannah" w:date="2023-12-12T13:45:00Z">
+        <w:r>
+          <w:rPr>
+            <w:rFonts w:ascii="Times New Roman" w:hAnsi="Times New Roman" w:cs="Times New Roman"/>
+            <w:sz w:val="24"/>
+            <w:szCs w:val="24"/>
+          </w:rPr>
+          <w:t>–</w:t>
+        </w:r>
+      </w:ins>
+      <w:ins w:id="40" w:author="Barrett, Hannah" w:date="2023-12-12T13:44:00Z">
+        <w:r>
+          <w:rPr>
+            <w:rFonts w:ascii="Times New Roman" w:hAnsi="Times New Roman" w:cs="Times New Roman"/>
+            <w:sz w:val="24"/>
+            <w:szCs w:val="24"/>
+          </w:rPr>
+          <w:t xml:space="preserve"> 7,</w:t>
+        </w:r>
+      </w:ins>
+      <w:ins w:id="41" w:author="Barrett, Hannah" w:date="2023-12-12T13:45:00Z">
+        <w:r>
+          <w:rPr>
+            <w:rFonts w:ascii="Times New Roman" w:hAnsi="Times New Roman" w:cs="Times New Roman"/>
+            <w:sz w:val="24"/>
+            <w:szCs w:val="24"/>
+          </w:rPr>
+          <w:t xml:space="preserve"> 8.8-11.1</w:t>
+        </w:r>
+      </w:ins>
+    </w:p>
+    <w:p>
+      <w:pPr>
+        <w:pStyle w:val="CommentText"/>
+        <w:spacing w:line="480" w:lineRule="auto"/>
+        <w:ind w:firstLine="720"/>
+        <w:rPr>
+          <w:ins w:id="42" w:author="Barrett, Hannah" w:date="2023-12-12T13:13:00Z"/>
+          <w:rFonts w:ascii="Times New Roman" w:hAnsi="Times New Roman" w:cs="Times New Roman"/>
+          <w:sz w:val="24"/>
+          <w:szCs w:val="24"/>
+        </w:rPr>
+      </w:pPr>
+    </w:p>
+    <w:p>
+      <w:pPr>
+        <w:pStyle w:val="CommentText"/>
+        <w:spacing w:line="480" w:lineRule="auto"/>
+        <w:ind w:firstLine="720"/>
+        <w:rPr>
+          <w:ins w:id="43" w:author="Barrett, Hannah" w:date="2023-12-12T13:13:00Z"/>
+          <w:rFonts w:ascii="Times New Roman" w:hAnsi="Times New Roman" w:cs="Times New Roman"/>
+          <w:sz w:val="24"/>
+          <w:szCs w:val="24"/>
+        </w:rPr>
+      </w:pPr>
     </w:p>
     <w:p>
       <w:pPr>
@@ -5878,259 +6410,230 @@
         <w:spacing w:line="480" w:lineRule="auto"/>
         <w:ind w:firstLine="720"/>
       </w:pPr>
-      <w:r>
-        <w:rPr>
-          <w:rFonts w:ascii="Times New Roman" w:hAnsi="Times New Roman" w:cs="Times New Roman"/>
-          <w:sz w:val="24"/>
-          <w:szCs w:val="24"/>
-        </w:rPr>
-        <w:t>Vertical p</w:t>
-      </w:r>
-      <w:r>
-        <w:rPr>
-          <w:rFonts w:ascii="Times New Roman" w:hAnsi="Times New Roman" w:cs="Times New Roman"/>
-          <w:sz w:val="24"/>
-          <w:szCs w:val="24"/>
-        </w:rPr>
-        <w:t>rofiles of temperature and DO showed pronounced stratification, with higher contrasts between layers during daytime</w:t>
-      </w:r>
-      <w:r>
-        <w:rPr>
-          <w:rFonts w:ascii="Times New Roman" w:hAnsi="Times New Roman" w:cs="Times New Roman"/>
-          <w:sz w:val="24"/>
-          <w:szCs w:val="24"/>
-        </w:rPr>
-        <w:t xml:space="preserve"> (</w:t>
-      </w:r>
-      <w:r>
-        <w:rPr>
-          <w:rFonts w:ascii="Times New Roman" w:hAnsi="Times New Roman" w:cs="Times New Roman"/>
-          <w:sz w:val="24"/>
-          <w:szCs w:val="24"/>
-        </w:rPr>
-        <w:t>Figure 1 &amp; 2</w:t>
-      </w:r>
-      <w:r>
-        <w:rPr>
-          <w:rFonts w:ascii="Times New Roman" w:hAnsi="Times New Roman" w:cs="Times New Roman"/>
-          <w:sz w:val="24"/>
-          <w:szCs w:val="24"/>
-        </w:rPr>
-        <w:t>)</w:t>
-      </w:r>
-      <w:r>
-        <w:rPr>
-          <w:rFonts w:ascii="Times New Roman" w:hAnsi="Times New Roman" w:cs="Times New Roman"/>
-          <w:sz w:val="24"/>
-          <w:szCs w:val="24"/>
-        </w:rPr>
-        <w:t xml:space="preserve">. </w:t>
-      </w:r>
-      <w:r>
-        <w:rPr>
-          <w:rStyle w:val="CommentReference"/>
-        </w:rPr>
-        <w:annotationRef/>
-      </w:r>
-      <w:r>
-        <w:rPr>
-          <w:rFonts w:ascii="Times New Roman" w:hAnsi="Times New Roman" w:cs="Times New Roman"/>
-          <w:sz w:val="24"/>
-          <w:szCs w:val="24"/>
-        </w:rPr>
-        <w:t xml:space="preserve">During early-morning, water </w:t>
-      </w:r>
-      <w:commentRangeStart w:id="24"/>
-      <w:r>
-        <w:rPr>
-          <w:rFonts w:ascii="Times New Roman" w:hAnsi="Times New Roman" w:cs="Times New Roman"/>
-          <w:sz w:val="24"/>
-          <w:szCs w:val="24"/>
-        </w:rPr>
-        <w:t>temperatures at the Blue Ruin alcove terminus remained cool and within a relatively narrow range</w:t>
-      </w:r>
-      <w:commentRangeEnd w:id="24"/>
-      <w:r>
-        <w:rPr>
-          <w:rStyle w:val="CommentReference"/>
-        </w:rPr>
-        <w:commentReference w:id="24"/>
-      </w:r>
-      <w:r>
-        <w:rPr>
-          <w:rFonts w:ascii="Times New Roman" w:hAnsi="Times New Roman" w:cs="Times New Roman"/>
-          <w:sz w:val="24"/>
-          <w:szCs w:val="24"/>
-        </w:rPr>
-        <w:t>. The range of DO was also narrow and constrained to concentrations &lt;4</w:t>
-      </w:r>
-      <w:r>
-        <w:rPr>
-          <w:rFonts w:ascii="Times New Roman" w:hAnsi="Times New Roman" w:cs="Times New Roman"/>
-          <w:sz w:val="24"/>
-          <w:szCs w:val="24"/>
-        </w:rPr>
-        <w:t>mg</w:t>
-      </w:r>
-      <w:r>
-        <w:rPr>
-          <w:rFonts w:ascii="Times New Roman" w:hAnsi="Times New Roman" w:cs="Times New Roman"/>
-          <w:sz w:val="24"/>
-          <w:szCs w:val="24"/>
-        </w:rPr>
-        <w:t>•</w:t>
-      </w:r>
-      <w:r>
-        <w:rPr>
-          <w:rFonts w:ascii="Times New Roman" w:hAnsi="Times New Roman" w:cs="Times New Roman"/>
-          <w:sz w:val="24"/>
-          <w:szCs w:val="24"/>
-        </w:rPr>
-        <w:t>L</w:t>
-      </w:r>
-      <w:r>
-        <w:rPr>
-          <w:rFonts w:ascii="Times New Roman" w:hAnsi="Times New Roman" w:cs="Times New Roman"/>
-          <w:sz w:val="24"/>
-          <w:szCs w:val="24"/>
-          <w:vertAlign w:val="superscript"/>
-        </w:rPr>
-        <w:t xml:space="preserve">-1 </w:t>
-      </w:r>
-      <w:r>
-        <w:rPr>
-          <w:rFonts w:ascii="Times New Roman" w:hAnsi="Times New Roman" w:cs="Times New Roman"/>
-          <w:sz w:val="24"/>
-          <w:szCs w:val="24"/>
-        </w:rPr>
-        <w:t>throughout the vertical profile, and ~2</w:t>
-      </w:r>
-      <w:r>
-        <w:rPr>
-          <w:rFonts w:ascii="Times New Roman" w:hAnsi="Times New Roman" w:cs="Times New Roman"/>
-          <w:sz w:val="24"/>
-          <w:szCs w:val="24"/>
-        </w:rPr>
-        <w:t>mg</w:t>
-      </w:r>
-      <w:r>
-        <w:rPr>
-          <w:rFonts w:ascii="Times New Roman" w:hAnsi="Times New Roman" w:cs="Times New Roman"/>
-          <w:sz w:val="24"/>
-          <w:szCs w:val="24"/>
-        </w:rPr>
-        <w:t>•</w:t>
-      </w:r>
-      <w:r>
-        <w:rPr>
-          <w:rFonts w:ascii="Times New Roman" w:hAnsi="Times New Roman" w:cs="Times New Roman"/>
-          <w:sz w:val="24"/>
-          <w:szCs w:val="24"/>
-        </w:rPr>
-        <w:t>L</w:t>
-      </w:r>
-      <w:r>
-        <w:rPr>
-          <w:rFonts w:ascii="Times New Roman" w:hAnsi="Times New Roman" w:cs="Times New Roman"/>
-          <w:sz w:val="24"/>
-          <w:szCs w:val="24"/>
-          <w:vertAlign w:val="superscript"/>
-        </w:rPr>
-        <w:t xml:space="preserve">-1 </w:t>
-      </w:r>
-      <w:r>
-        <w:rPr>
-          <w:rFonts w:ascii="Times New Roman" w:hAnsi="Times New Roman" w:cs="Times New Roman"/>
-          <w:sz w:val="24"/>
-          <w:szCs w:val="24"/>
-        </w:rPr>
-        <w:t>in the hypolimnion. In the afternoon, the range of temperature and DO was much greater, with values as high as 21℃ and 9.2</w:t>
-      </w:r>
-      <w:r>
-        <w:rPr>
-          <w:rFonts w:ascii="Times New Roman" w:hAnsi="Times New Roman" w:cs="Times New Roman"/>
-          <w:sz w:val="24"/>
-          <w:szCs w:val="24"/>
-        </w:rPr>
-        <w:t>mg</w:t>
-      </w:r>
-      <w:r>
-        <w:rPr>
-          <w:rFonts w:ascii="Times New Roman" w:hAnsi="Times New Roman" w:cs="Times New Roman"/>
-          <w:sz w:val="24"/>
-          <w:szCs w:val="24"/>
-        </w:rPr>
-        <w:t>•</w:t>
-      </w:r>
-      <w:r>
-        <w:rPr>
-          <w:rFonts w:ascii="Times New Roman" w:hAnsi="Times New Roman" w:cs="Times New Roman"/>
-          <w:sz w:val="24"/>
-          <w:szCs w:val="24"/>
-        </w:rPr>
-        <w:t>L</w:t>
-      </w:r>
-      <w:r>
-        <w:rPr>
-          <w:rFonts w:ascii="Times New Roman" w:hAnsi="Times New Roman" w:cs="Times New Roman"/>
-          <w:sz w:val="24"/>
-          <w:szCs w:val="24"/>
-          <w:vertAlign w:val="superscript"/>
-        </w:rPr>
-        <w:t xml:space="preserve">-1 </w:t>
-      </w:r>
-      <w:commentRangeStart w:id="25"/>
-      <w:r>
-        <w:rPr>
-          <w:rFonts w:ascii="Times New Roman" w:hAnsi="Times New Roman" w:cs="Times New Roman"/>
-          <w:sz w:val="24"/>
-          <w:szCs w:val="24"/>
-        </w:rPr>
-        <w:t xml:space="preserve">in the epilimnion, and as </w:t>
-      </w:r>
-      <w:r>
-        <w:rPr>
-          <w:rFonts w:ascii="Times New Roman" w:hAnsi="Times New Roman" w:cs="Times New Roman"/>
-          <w:sz w:val="24"/>
-          <w:szCs w:val="24"/>
-        </w:rPr>
-        <w:lastRenderedPageBreak/>
-        <w:t>low as 13.3</w:t>
-      </w:r>
-      <w:ins w:id="26" w:author="Barrett, Hannah" w:date="2023-11-27T10:39:00Z">
+      <w:del w:id="44" w:author="Barrett, Hannah" w:date="2023-12-12T13:10:00Z">
         <w:r>
           <w:rPr>
             <w:rFonts w:ascii="Times New Roman" w:hAnsi="Times New Roman" w:cs="Times New Roman"/>
             <w:sz w:val="24"/>
             <w:szCs w:val="24"/>
           </w:rPr>
-          <w:t>℃</w:t>
-        </w:r>
-      </w:ins>
-      <w:r>
-        <w:rPr>
-          <w:rFonts w:ascii="Times New Roman" w:hAnsi="Times New Roman" w:cs="Times New Roman"/>
-          <w:sz w:val="24"/>
-          <w:szCs w:val="24"/>
-        </w:rPr>
-        <w:t xml:space="preserve"> and 4.9</w:t>
-      </w:r>
-      <w:ins w:id="27" w:author="Barrett, Hannah" w:date="2023-11-27T10:39:00Z">
+          <w:delText xml:space="preserve"> </w:delText>
+        </w:r>
+      </w:del>
+      <w:ins w:id="45" w:author="Barrett, Hannah" w:date="2023-12-12T12:38:00Z">
         <w:r>
           <w:rPr>
             <w:rFonts w:ascii="Times New Roman" w:hAnsi="Times New Roman" w:cs="Times New Roman"/>
             <w:sz w:val="24"/>
             <w:szCs w:val="24"/>
           </w:rPr>
+          <w:t>In Blue Ruin alcove, t</w:t>
+        </w:r>
+      </w:ins>
+      <w:del w:id="46" w:author="Barrett, Hannah" w:date="2023-12-12T12:38:00Z">
+        <w:r>
+          <w:rPr>
+            <w:rFonts w:ascii="Times New Roman" w:hAnsi="Times New Roman" w:cs="Times New Roman"/>
+            <w:sz w:val="24"/>
+            <w:szCs w:val="24"/>
+          </w:rPr>
+          <w:delText>T</w:delText>
+        </w:r>
+      </w:del>
+      <w:r>
+        <w:rPr>
+          <w:rFonts w:ascii="Times New Roman" w:hAnsi="Times New Roman" w:cs="Times New Roman"/>
+          <w:sz w:val="24"/>
+          <w:szCs w:val="24"/>
+        </w:rPr>
+        <w:t>he range of DO was also narrow and constrained to concentrations &lt;4</w:t>
+      </w:r>
+      <w:r>
+        <w:rPr>
+          <w:rFonts w:ascii="Times New Roman" w:hAnsi="Times New Roman" w:cs="Times New Roman"/>
+          <w:sz w:val="24"/>
+          <w:szCs w:val="24"/>
+        </w:rPr>
+        <w:t>mg</w:t>
+      </w:r>
+      <w:r>
+        <w:rPr>
+          <w:rFonts w:ascii="Times New Roman" w:hAnsi="Times New Roman" w:cs="Times New Roman"/>
+          <w:sz w:val="24"/>
+          <w:szCs w:val="24"/>
+        </w:rPr>
+        <w:t>•</w:t>
+      </w:r>
+      <w:r>
+        <w:rPr>
+          <w:rFonts w:ascii="Times New Roman" w:hAnsi="Times New Roman" w:cs="Times New Roman"/>
+          <w:sz w:val="24"/>
+          <w:szCs w:val="24"/>
+        </w:rPr>
+        <w:t>L</w:t>
+      </w:r>
+      <w:r>
+        <w:rPr>
+          <w:rFonts w:ascii="Times New Roman" w:hAnsi="Times New Roman" w:cs="Times New Roman"/>
+          <w:sz w:val="24"/>
+          <w:szCs w:val="24"/>
+          <w:vertAlign w:val="superscript"/>
+        </w:rPr>
+        <w:t xml:space="preserve">-1 </w:t>
+      </w:r>
+      <w:r>
+        <w:rPr>
+          <w:rFonts w:ascii="Times New Roman" w:hAnsi="Times New Roman" w:cs="Times New Roman"/>
+          <w:sz w:val="24"/>
+          <w:szCs w:val="24"/>
+        </w:rPr>
+        <w:t>throughout the vertical profile, and ~2</w:t>
+      </w:r>
+      <w:r>
+        <w:rPr>
+          <w:rFonts w:ascii="Times New Roman" w:hAnsi="Times New Roman" w:cs="Times New Roman"/>
+          <w:sz w:val="24"/>
+          <w:szCs w:val="24"/>
+        </w:rPr>
+        <w:t>mg</w:t>
+      </w:r>
+      <w:r>
+        <w:rPr>
+          <w:rFonts w:ascii="Times New Roman" w:hAnsi="Times New Roman" w:cs="Times New Roman"/>
+          <w:sz w:val="24"/>
+          <w:szCs w:val="24"/>
+        </w:rPr>
+        <w:t>•</w:t>
+      </w:r>
+      <w:r>
+        <w:rPr>
+          <w:rFonts w:ascii="Times New Roman" w:hAnsi="Times New Roman" w:cs="Times New Roman"/>
+          <w:sz w:val="24"/>
+          <w:szCs w:val="24"/>
+        </w:rPr>
+        <w:t>L</w:t>
+      </w:r>
+      <w:r>
+        <w:rPr>
+          <w:rFonts w:ascii="Times New Roman" w:hAnsi="Times New Roman" w:cs="Times New Roman"/>
+          <w:sz w:val="24"/>
+          <w:szCs w:val="24"/>
+          <w:vertAlign w:val="superscript"/>
+        </w:rPr>
+        <w:t xml:space="preserve">-1 </w:t>
+      </w:r>
+      <w:r>
+        <w:rPr>
+          <w:rFonts w:ascii="Times New Roman" w:hAnsi="Times New Roman" w:cs="Times New Roman"/>
+          <w:sz w:val="24"/>
+          <w:szCs w:val="24"/>
+        </w:rPr>
+        <w:t>in the hypolimnion</w:t>
+      </w:r>
+      <w:ins w:id="47" w:author="Barrett, Hannah" w:date="2023-12-12T12:38:00Z">
+        <w:r>
+          <w:rPr>
+            <w:rFonts w:ascii="Times New Roman" w:hAnsi="Times New Roman" w:cs="Times New Roman"/>
+            <w:sz w:val="24"/>
+            <w:szCs w:val="24"/>
+          </w:rPr>
+          <w:t>, whereas in Norwoo</w:t>
+        </w:r>
+      </w:ins>
+      <w:del w:id="48" w:author="Barrett, Hannah" w:date="2023-12-12T12:38:00Z">
+        <w:r>
+          <w:rPr>
+            <w:rFonts w:ascii="Times New Roman" w:hAnsi="Times New Roman" w:cs="Times New Roman"/>
+            <w:sz w:val="24"/>
+            <w:szCs w:val="24"/>
+          </w:rPr>
+          <w:delText xml:space="preserve">. </w:delText>
+        </w:r>
+      </w:del>
+      <w:r>
+        <w:rPr>
+          <w:rFonts w:ascii="Times New Roman" w:hAnsi="Times New Roman" w:cs="Times New Roman"/>
+          <w:sz w:val="24"/>
+          <w:szCs w:val="24"/>
+        </w:rPr>
+        <w:t>In the afternoon, the range of temperature and DO was much greater, with values as high as 21℃ and 9.2</w:t>
+      </w:r>
+      <w:r>
+        <w:rPr>
+          <w:rFonts w:ascii="Times New Roman" w:hAnsi="Times New Roman" w:cs="Times New Roman"/>
+          <w:sz w:val="24"/>
+          <w:szCs w:val="24"/>
+        </w:rPr>
+        <w:t>mg</w:t>
+      </w:r>
+      <w:r>
+        <w:rPr>
+          <w:rFonts w:ascii="Times New Roman" w:hAnsi="Times New Roman" w:cs="Times New Roman"/>
+          <w:sz w:val="24"/>
+          <w:szCs w:val="24"/>
+        </w:rPr>
+        <w:t>•</w:t>
+      </w:r>
+      <w:r>
+        <w:rPr>
+          <w:rFonts w:ascii="Times New Roman" w:hAnsi="Times New Roman" w:cs="Times New Roman"/>
+          <w:sz w:val="24"/>
+          <w:szCs w:val="24"/>
+        </w:rPr>
+        <w:t>L</w:t>
+      </w:r>
+      <w:r>
+        <w:rPr>
+          <w:rFonts w:ascii="Times New Roman" w:hAnsi="Times New Roman" w:cs="Times New Roman"/>
+          <w:sz w:val="24"/>
+          <w:szCs w:val="24"/>
+          <w:vertAlign w:val="superscript"/>
+        </w:rPr>
+        <w:t xml:space="preserve">-1 </w:t>
+      </w:r>
+      <w:commentRangeStart w:id="49"/>
+      <w:r>
+        <w:rPr>
+          <w:rFonts w:ascii="Times New Roman" w:hAnsi="Times New Roman" w:cs="Times New Roman"/>
+          <w:sz w:val="24"/>
+          <w:szCs w:val="24"/>
+        </w:rPr>
+        <w:t>in the epilimnion, and as low as 13.3</w:t>
+      </w:r>
+      <w:ins w:id="50" w:author="Barrett, Hannah" w:date="2023-11-27T10:39:00Z">
+        <w:r>
+          <w:rPr>
+            <w:rFonts w:ascii="Times New Roman" w:hAnsi="Times New Roman" w:cs="Times New Roman"/>
+            <w:sz w:val="24"/>
+            <w:szCs w:val="24"/>
+          </w:rPr>
+          <w:t>℃</w:t>
+        </w:r>
+      </w:ins>
+      <w:r>
+        <w:rPr>
+          <w:rFonts w:ascii="Times New Roman" w:hAnsi="Times New Roman" w:cs="Times New Roman"/>
+          <w:sz w:val="24"/>
+          <w:szCs w:val="24"/>
+        </w:rPr>
+        <w:t xml:space="preserve"> and 4.9</w:t>
+      </w:r>
+      <w:ins w:id="51" w:author="Barrett, Hannah" w:date="2023-11-27T10:39:00Z">
+        <w:r>
+          <w:rPr>
+            <w:rFonts w:ascii="Times New Roman" w:hAnsi="Times New Roman" w:cs="Times New Roman"/>
+            <w:sz w:val="24"/>
+            <w:szCs w:val="24"/>
+          </w:rPr>
           <w:t xml:space="preserve"> </w:t>
         </w:r>
       </w:ins>
-      <w:commentRangeEnd w:id="25"/>
+      <w:commentRangeEnd w:id="49"/>
       <w:r>
         <w:rPr>
           <w:rStyle w:val="CommentReference"/>
         </w:rPr>
-        <w:commentReference w:id="25"/>
+        <w:commentReference w:id="49"/>
       </w:r>
       <w:r>
         <w:rPr>
@@ -6418,7 +6921,16 @@
           <w:sz w:val="24"/>
           <w:szCs w:val="24"/>
         </w:rPr>
-        <w:t>2-hour periods of high and low DO occurred at slightly shifted windows of time (5:00-7:00 &amp; 17:00-19:00 for Blue Ruin, 6:00-8:00 &amp; 18:00-20:00 for Norwood), likely due to differing alcove orientation and solar exposure.</w:t>
+        <w:t>2-</w:t>
+      </w:r>
+      <w:r>
+        <w:rPr>
+          <w:rFonts w:ascii="Times New Roman" w:hAnsi="Times New Roman" w:cs="Times New Roman"/>
+          <w:sz w:val="24"/>
+          <w:szCs w:val="24"/>
+        </w:rPr>
+        <w:lastRenderedPageBreak/>
+        <w:t>hour periods of high and low DO occurred at slightly shifted windows of time (5:00-7:00 &amp; 17:00-19:00 for Blue Ruin, 6:00-8:00 &amp; 18:00-20:00 for Norwood), likely due to differing alcove orientation and solar exposure.</w:t>
       </w:r>
     </w:p>
     <w:p>
@@ -6426,13 +6938,13 @@
         <w:spacing w:line="480" w:lineRule="auto"/>
         <w:ind w:firstLine="720"/>
         <w:rPr>
-          <w:ins w:id="28" w:author="Microsoft Office User" w:date="2023-12-01T08:21:00Z"/>
+          <w:ins w:id="52" w:author="Microsoft Office User" w:date="2023-12-01T08:21:00Z"/>
           <w:rFonts w:ascii="Times New Roman" w:hAnsi="Times New Roman" w:cs="Times New Roman"/>
           <w:sz w:val="24"/>
           <w:szCs w:val="24"/>
         </w:rPr>
       </w:pPr>
-      <w:commentRangeStart w:id="29"/>
+      <w:commentRangeStart w:id="53"/>
       <w:r>
         <w:rPr>
           <w:rFonts w:ascii="Times New Roman" w:hAnsi="Times New Roman" w:cs="Times New Roman"/>
@@ -6441,12 +6953,12 @@
         </w:rPr>
         <w:t>We</w:t>
       </w:r>
-      <w:commentRangeEnd w:id="29"/>
+      <w:commentRangeEnd w:id="53"/>
       <w:r>
         <w:rPr>
           <w:rStyle w:val="CommentReference"/>
         </w:rPr>
-        <w:commentReference w:id="29"/>
+        <w:commentReference w:id="53"/>
       </w:r>
       <w:r>
         <w:rPr>
@@ -6525,315 +7037,323 @@
           <w:sz w:val="24"/>
           <w:szCs w:val="24"/>
         </w:rPr>
+        <w:t xml:space="preserve">Our simulation yielded three distinct </w:t>
+      </w:r>
+      <w:r>
+        <w:rPr>
+          <w:rFonts w:ascii="Times New Roman" w:hAnsi="Times New Roman" w:cs="Times New Roman"/>
+          <w:sz w:val="24"/>
+          <w:szCs w:val="24"/>
+        </w:rPr>
+        <w:t xml:space="preserve">patterns of fish </w:t>
+      </w:r>
+      <w:r>
+        <w:rPr>
+          <w:rFonts w:ascii="Times New Roman" w:hAnsi="Times New Roman" w:cs="Times New Roman"/>
+          <w:sz w:val="24"/>
+          <w:szCs w:val="24"/>
+        </w:rPr>
+        <w:t xml:space="preserve">depth </w:t>
+      </w:r>
+      <w:r>
+        <w:rPr>
+          <w:rFonts w:ascii="Times New Roman" w:hAnsi="Times New Roman" w:cs="Times New Roman"/>
+          <w:sz w:val="24"/>
+          <w:szCs w:val="24"/>
+        </w:rPr>
+        <w:t>across the diel cycle</w:t>
+      </w:r>
+      <w:r>
+        <w:rPr>
+          <w:rFonts w:ascii="Times New Roman" w:hAnsi="Times New Roman" w:cs="Times New Roman"/>
+          <w:sz w:val="24"/>
+          <w:szCs w:val="24"/>
+        </w:rPr>
+        <w:t xml:space="preserve"> (Figure 4a). </w:t>
+      </w:r>
+      <w:r>
+        <w:rPr>
+          <w:rFonts w:ascii="Times New Roman" w:hAnsi="Times New Roman" w:cs="Times New Roman"/>
+          <w:sz w:val="24"/>
+          <w:szCs w:val="24"/>
+        </w:rPr>
+        <w:t xml:space="preserve">A fish that </w:t>
+      </w:r>
+      <w:r>
+        <w:rPr>
+          <w:rFonts w:ascii="Times New Roman" w:hAnsi="Times New Roman" w:cs="Times New Roman"/>
+          <w:sz w:val="24"/>
+          <w:szCs w:val="24"/>
+        </w:rPr>
+        <w:t>maximized</w:t>
+      </w:r>
+      <w:r>
+        <w:rPr>
+          <w:rFonts w:ascii="Times New Roman" w:hAnsi="Times New Roman" w:cs="Times New Roman"/>
+          <w:sz w:val="24"/>
+          <w:szCs w:val="24"/>
+        </w:rPr>
+        <w:t xml:space="preserve"> </w:t>
+      </w:r>
+      <w:r>
+        <w:rPr>
+          <w:rFonts w:ascii="Times New Roman" w:hAnsi="Times New Roman" w:cs="Times New Roman"/>
+          <w:sz w:val="24"/>
+          <w:szCs w:val="24"/>
+        </w:rPr>
+        <w:t>dissolved oxygen</w:t>
+      </w:r>
+      <w:r>
+        <w:rPr>
+          <w:rFonts w:ascii="Times New Roman" w:hAnsi="Times New Roman" w:cs="Times New Roman"/>
+          <w:sz w:val="24"/>
+          <w:szCs w:val="24"/>
+        </w:rPr>
+        <w:t xml:space="preserve"> </w:t>
+      </w:r>
+      <w:r>
+        <w:rPr>
+          <w:rFonts w:ascii="Times New Roman" w:hAnsi="Times New Roman" w:cs="Times New Roman"/>
+          <w:sz w:val="24"/>
+          <w:szCs w:val="24"/>
+        </w:rPr>
+        <w:t>(DO</w:t>
+      </w:r>
+      <w:r>
+        <w:rPr>
+          <w:rFonts w:ascii="Times New Roman" w:hAnsi="Times New Roman" w:cs="Times New Roman"/>
+          <w:sz w:val="24"/>
+          <w:szCs w:val="24"/>
+          <w:vertAlign w:val="subscript"/>
+        </w:rPr>
+        <w:t>max</w:t>
+      </w:r>
+      <w:r>
+        <w:rPr>
+          <w:rFonts w:ascii="Times New Roman" w:hAnsi="Times New Roman" w:cs="Times New Roman"/>
+          <w:sz w:val="24"/>
+          <w:szCs w:val="24"/>
+        </w:rPr>
+        <w:t xml:space="preserve">) </w:t>
+      </w:r>
+      <w:r>
+        <w:rPr>
+          <w:rFonts w:ascii="Times New Roman" w:hAnsi="Times New Roman" w:cs="Times New Roman"/>
+          <w:sz w:val="24"/>
+          <w:szCs w:val="24"/>
+        </w:rPr>
+        <w:t>would always hold</w:t>
+      </w:r>
+      <w:r>
+        <w:rPr>
+          <w:rFonts w:ascii="Times New Roman" w:hAnsi="Times New Roman" w:cs="Times New Roman"/>
+          <w:sz w:val="24"/>
+          <w:szCs w:val="24"/>
+        </w:rPr>
+        <w:t xml:space="preserve"> </w:t>
+      </w:r>
+      <w:r>
+        <w:rPr>
+          <w:rFonts w:ascii="Times New Roman" w:hAnsi="Times New Roman" w:cs="Times New Roman"/>
+          <w:sz w:val="24"/>
+          <w:szCs w:val="24"/>
+        </w:rPr>
+        <w:t>near the water’s surface,</w:t>
+      </w:r>
+      <w:r>
+        <w:rPr>
+          <w:rFonts w:ascii="Times New Roman" w:hAnsi="Times New Roman" w:cs="Times New Roman"/>
+          <w:sz w:val="24"/>
+          <w:szCs w:val="24"/>
+        </w:rPr>
+        <w:t xml:space="preserve"> </w:t>
+      </w:r>
+      <w:r>
+        <w:rPr>
+          <w:rFonts w:ascii="Times New Roman" w:hAnsi="Times New Roman" w:cs="Times New Roman"/>
+          <w:sz w:val="24"/>
+          <w:szCs w:val="24"/>
+        </w:rPr>
+        <w:t xml:space="preserve">while a </w:t>
+      </w:r>
+      <w:r>
+        <w:rPr>
+          <w:rFonts w:ascii="Times New Roman" w:hAnsi="Times New Roman" w:cs="Times New Roman"/>
+          <w:sz w:val="24"/>
+          <w:szCs w:val="24"/>
+        </w:rPr>
+        <w:t xml:space="preserve">fish </w:t>
+      </w:r>
+      <w:r>
+        <w:rPr>
+          <w:rFonts w:ascii="Times New Roman" w:hAnsi="Times New Roman" w:cs="Times New Roman"/>
+          <w:sz w:val="24"/>
+          <w:szCs w:val="24"/>
+        </w:rPr>
+        <w:t>that minimized</w:t>
+      </w:r>
+      <w:r>
+        <w:rPr>
+          <w:rFonts w:ascii="Times New Roman" w:hAnsi="Times New Roman" w:cs="Times New Roman"/>
+          <w:sz w:val="24"/>
+          <w:szCs w:val="24"/>
+        </w:rPr>
+        <w:t xml:space="preserve"> temp</w:t>
+      </w:r>
+      <w:r>
+        <w:rPr>
+          <w:rFonts w:ascii="Times New Roman" w:hAnsi="Times New Roman" w:cs="Times New Roman"/>
+          <w:sz w:val="24"/>
+          <w:szCs w:val="24"/>
+        </w:rPr>
+        <w:t>erature</w:t>
+      </w:r>
+      <w:r>
+        <w:rPr>
+          <w:rFonts w:ascii="Times New Roman" w:hAnsi="Times New Roman" w:cs="Times New Roman"/>
+          <w:sz w:val="24"/>
+          <w:szCs w:val="24"/>
+        </w:rPr>
+        <w:t xml:space="preserve"> </w:t>
+      </w:r>
+      <w:r>
+        <w:rPr>
+          <w:rFonts w:ascii="Times New Roman" w:hAnsi="Times New Roman" w:cs="Times New Roman"/>
+          <w:sz w:val="24"/>
+          <w:szCs w:val="24"/>
+        </w:rPr>
+        <w:t>(T</w:t>
+      </w:r>
+      <w:r>
+        <w:rPr>
+          <w:rFonts w:ascii="Times New Roman" w:hAnsi="Times New Roman" w:cs="Times New Roman"/>
+          <w:sz w:val="24"/>
+          <w:szCs w:val="24"/>
+          <w:vertAlign w:val="subscript"/>
+        </w:rPr>
+        <w:t>min</w:t>
+      </w:r>
+      <w:r>
+        <w:rPr>
+          <w:rFonts w:ascii="Times New Roman" w:hAnsi="Times New Roman" w:cs="Times New Roman"/>
+          <w:sz w:val="24"/>
+          <w:szCs w:val="24"/>
+        </w:rPr>
+        <w:t xml:space="preserve">) </w:t>
+      </w:r>
+      <w:r>
+        <w:rPr>
+          <w:rFonts w:ascii="Times New Roman" w:hAnsi="Times New Roman" w:cs="Times New Roman"/>
+          <w:sz w:val="24"/>
+          <w:szCs w:val="24"/>
+        </w:rPr>
+        <w:t>would always</w:t>
+      </w:r>
+      <w:r>
+        <w:rPr>
+          <w:rFonts w:ascii="Times New Roman" w:hAnsi="Times New Roman" w:cs="Times New Roman"/>
+          <w:sz w:val="24"/>
+          <w:szCs w:val="24"/>
+        </w:rPr>
+        <w:t xml:space="preserve"> </w:t>
+      </w:r>
+      <w:r>
+        <w:rPr>
+          <w:rFonts w:ascii="Times New Roman" w:hAnsi="Times New Roman" w:cs="Times New Roman"/>
+          <w:sz w:val="24"/>
+          <w:szCs w:val="24"/>
+        </w:rPr>
+        <w:t>hold near the bottom (</w:t>
+      </w:r>
+      <w:r>
+        <w:rPr>
+          <w:rFonts w:ascii="Times New Roman" w:hAnsi="Times New Roman" w:cs="Times New Roman"/>
+          <w:sz w:val="24"/>
+          <w:szCs w:val="24"/>
+        </w:rPr>
+        <w:t>Figure</w:t>
+      </w:r>
+      <w:r>
+        <w:rPr>
+          <w:rFonts w:ascii="Times New Roman" w:hAnsi="Times New Roman" w:cs="Times New Roman"/>
+          <w:sz w:val="24"/>
+          <w:szCs w:val="24"/>
+        </w:rPr>
+        <w:t xml:space="preserve"> 4). In contrast to these stationary behaviors, a</w:t>
+      </w:r>
+      <w:r>
+        <w:rPr>
+          <w:rFonts w:ascii="Times New Roman" w:hAnsi="Times New Roman" w:cs="Times New Roman"/>
+          <w:sz w:val="24"/>
+          <w:szCs w:val="24"/>
+        </w:rPr>
+        <w:t xml:space="preserve"> fish that considered both temperature and oxygen (TDO</w:t>
+      </w:r>
+      <w:r>
+        <w:rPr>
+          <w:rFonts w:ascii="Times New Roman" w:hAnsi="Times New Roman" w:cs="Times New Roman"/>
+          <w:sz w:val="24"/>
+          <w:szCs w:val="24"/>
+          <w:vertAlign w:val="subscript"/>
+        </w:rPr>
+        <w:t>opt</w:t>
+      </w:r>
+      <w:r>
+        <w:rPr>
+          <w:rFonts w:ascii="Times New Roman" w:hAnsi="Times New Roman" w:cs="Times New Roman"/>
+          <w:sz w:val="24"/>
+          <w:szCs w:val="24"/>
+        </w:rPr>
+        <w:t xml:space="preserve">), </w:t>
+      </w:r>
+      <w:r>
+        <w:rPr>
+          <w:rFonts w:ascii="Times New Roman" w:hAnsi="Times New Roman" w:cs="Times New Roman"/>
+          <w:sz w:val="24"/>
+          <w:szCs w:val="24"/>
+        </w:rPr>
+        <w:t>exhibited</w:t>
+      </w:r>
+      <w:r>
+        <w:rPr>
+          <w:rFonts w:ascii="Times New Roman" w:hAnsi="Times New Roman" w:cs="Times New Roman"/>
+          <w:sz w:val="24"/>
+          <w:szCs w:val="24"/>
+        </w:rPr>
+        <w:t xml:space="preserve"> diel vertical movements; shifting towards the surface during the late night and early morning when DO at depth became limiting </w:t>
+      </w:r>
+      <w:r>
+        <w:rPr>
+          <w:rFonts w:ascii="Times New Roman" w:hAnsi="Times New Roman" w:cs="Times New Roman"/>
+          <w:sz w:val="24"/>
+          <w:szCs w:val="24"/>
+        </w:rPr>
+        <w:t xml:space="preserve">and </w:t>
+      </w:r>
+      <w:r>
+        <w:rPr>
+          <w:rFonts w:ascii="Times New Roman" w:hAnsi="Times New Roman" w:cs="Times New Roman"/>
+          <w:sz w:val="24"/>
+          <w:szCs w:val="24"/>
+        </w:rPr>
+        <w:t>then moving deeper during the day when DO was high but surface temperatures were overly warm.</w:t>
+      </w:r>
+      <w:r>
+        <w:rPr>
+          <w:rFonts w:ascii="Times New Roman" w:hAnsi="Times New Roman" w:cs="Times New Roman"/>
+          <w:sz w:val="24"/>
+          <w:szCs w:val="24"/>
+        </w:rPr>
+        <w:t xml:space="preserve"> Thus, our simple simulation </w:t>
+      </w:r>
+      <w:r>
+        <w:rPr>
+          <w:rFonts w:ascii="Times New Roman" w:hAnsi="Times New Roman" w:cs="Times New Roman"/>
+          <w:sz w:val="24"/>
+          <w:szCs w:val="24"/>
+        </w:rPr>
         <w:lastRenderedPageBreak/>
-        <w:t xml:space="preserve">Our simulation yielded three distinct </w:t>
-      </w:r>
-      <w:r>
-        <w:rPr>
-          <w:rFonts w:ascii="Times New Roman" w:hAnsi="Times New Roman" w:cs="Times New Roman"/>
-          <w:sz w:val="24"/>
-          <w:szCs w:val="24"/>
-        </w:rPr>
-        <w:t xml:space="preserve">patterns of fish </w:t>
-      </w:r>
-      <w:r>
-        <w:rPr>
-          <w:rFonts w:ascii="Times New Roman" w:hAnsi="Times New Roman" w:cs="Times New Roman"/>
-          <w:sz w:val="24"/>
-          <w:szCs w:val="24"/>
-        </w:rPr>
-        <w:t xml:space="preserve">depth </w:t>
-      </w:r>
-      <w:r>
-        <w:rPr>
-          <w:rFonts w:ascii="Times New Roman" w:hAnsi="Times New Roman" w:cs="Times New Roman"/>
-          <w:sz w:val="24"/>
-          <w:szCs w:val="24"/>
-        </w:rPr>
-        <w:t>across the diel cycle</w:t>
-      </w:r>
-      <w:r>
-        <w:rPr>
-          <w:rFonts w:ascii="Times New Roman" w:hAnsi="Times New Roman" w:cs="Times New Roman"/>
-          <w:sz w:val="24"/>
-          <w:szCs w:val="24"/>
-        </w:rPr>
-        <w:t xml:space="preserve"> (Figure 4a). </w:t>
-      </w:r>
-      <w:r>
-        <w:rPr>
-          <w:rFonts w:ascii="Times New Roman" w:hAnsi="Times New Roman" w:cs="Times New Roman"/>
-          <w:sz w:val="24"/>
-          <w:szCs w:val="24"/>
-        </w:rPr>
-        <w:t xml:space="preserve">A fish that </w:t>
-      </w:r>
-      <w:r>
-        <w:rPr>
-          <w:rFonts w:ascii="Times New Roman" w:hAnsi="Times New Roman" w:cs="Times New Roman"/>
-          <w:sz w:val="24"/>
-          <w:szCs w:val="24"/>
-        </w:rPr>
-        <w:t>maximized</w:t>
-      </w:r>
-      <w:r>
-        <w:rPr>
-          <w:rFonts w:ascii="Times New Roman" w:hAnsi="Times New Roman" w:cs="Times New Roman"/>
-          <w:sz w:val="24"/>
-          <w:szCs w:val="24"/>
-        </w:rPr>
-        <w:t xml:space="preserve"> </w:t>
-      </w:r>
-      <w:r>
-        <w:rPr>
-          <w:rFonts w:ascii="Times New Roman" w:hAnsi="Times New Roman" w:cs="Times New Roman"/>
-          <w:sz w:val="24"/>
-          <w:szCs w:val="24"/>
-        </w:rPr>
-        <w:t>dissolved oxygen</w:t>
-      </w:r>
-      <w:r>
-        <w:rPr>
-          <w:rFonts w:ascii="Times New Roman" w:hAnsi="Times New Roman" w:cs="Times New Roman"/>
-          <w:sz w:val="24"/>
-          <w:szCs w:val="24"/>
-        </w:rPr>
-        <w:t xml:space="preserve"> </w:t>
-      </w:r>
-      <w:r>
-        <w:rPr>
-          <w:rFonts w:ascii="Times New Roman" w:hAnsi="Times New Roman" w:cs="Times New Roman"/>
-          <w:sz w:val="24"/>
-          <w:szCs w:val="24"/>
-        </w:rPr>
-        <w:t>(DO</w:t>
-      </w:r>
-      <w:r>
-        <w:rPr>
-          <w:rFonts w:ascii="Times New Roman" w:hAnsi="Times New Roman" w:cs="Times New Roman"/>
-          <w:sz w:val="24"/>
-          <w:szCs w:val="24"/>
-          <w:vertAlign w:val="subscript"/>
-        </w:rPr>
-        <w:t>max</w:t>
-      </w:r>
-      <w:r>
-        <w:rPr>
-          <w:rFonts w:ascii="Times New Roman" w:hAnsi="Times New Roman" w:cs="Times New Roman"/>
-          <w:sz w:val="24"/>
-          <w:szCs w:val="24"/>
-        </w:rPr>
-        <w:t xml:space="preserve">) </w:t>
-      </w:r>
-      <w:r>
-        <w:rPr>
-          <w:rFonts w:ascii="Times New Roman" w:hAnsi="Times New Roman" w:cs="Times New Roman"/>
-          <w:sz w:val="24"/>
-          <w:szCs w:val="24"/>
-        </w:rPr>
-        <w:t>would always hold</w:t>
-      </w:r>
-      <w:r>
-        <w:rPr>
-          <w:rFonts w:ascii="Times New Roman" w:hAnsi="Times New Roman" w:cs="Times New Roman"/>
-          <w:sz w:val="24"/>
-          <w:szCs w:val="24"/>
-        </w:rPr>
-        <w:t xml:space="preserve"> </w:t>
-      </w:r>
-      <w:r>
-        <w:rPr>
-          <w:rFonts w:ascii="Times New Roman" w:hAnsi="Times New Roman" w:cs="Times New Roman"/>
-          <w:sz w:val="24"/>
-          <w:szCs w:val="24"/>
-        </w:rPr>
-        <w:t>near the water’s surface,</w:t>
-      </w:r>
-      <w:r>
-        <w:rPr>
-          <w:rFonts w:ascii="Times New Roman" w:hAnsi="Times New Roman" w:cs="Times New Roman"/>
-          <w:sz w:val="24"/>
-          <w:szCs w:val="24"/>
-        </w:rPr>
-        <w:t xml:space="preserve"> </w:t>
-      </w:r>
-      <w:r>
-        <w:rPr>
-          <w:rFonts w:ascii="Times New Roman" w:hAnsi="Times New Roman" w:cs="Times New Roman"/>
-          <w:sz w:val="24"/>
-          <w:szCs w:val="24"/>
-        </w:rPr>
-        <w:t xml:space="preserve">while a </w:t>
-      </w:r>
-      <w:r>
-        <w:rPr>
-          <w:rFonts w:ascii="Times New Roman" w:hAnsi="Times New Roman" w:cs="Times New Roman"/>
-          <w:sz w:val="24"/>
-          <w:szCs w:val="24"/>
-        </w:rPr>
-        <w:t xml:space="preserve">fish </w:t>
-      </w:r>
-      <w:r>
-        <w:rPr>
-          <w:rFonts w:ascii="Times New Roman" w:hAnsi="Times New Roman" w:cs="Times New Roman"/>
-          <w:sz w:val="24"/>
-          <w:szCs w:val="24"/>
-        </w:rPr>
-        <w:t>that minimized</w:t>
-      </w:r>
-      <w:r>
-        <w:rPr>
-          <w:rFonts w:ascii="Times New Roman" w:hAnsi="Times New Roman" w:cs="Times New Roman"/>
-          <w:sz w:val="24"/>
-          <w:szCs w:val="24"/>
-        </w:rPr>
-        <w:t xml:space="preserve"> temp</w:t>
-      </w:r>
-      <w:r>
-        <w:rPr>
-          <w:rFonts w:ascii="Times New Roman" w:hAnsi="Times New Roman" w:cs="Times New Roman"/>
-          <w:sz w:val="24"/>
-          <w:szCs w:val="24"/>
-        </w:rPr>
-        <w:t>erature</w:t>
-      </w:r>
-      <w:r>
-        <w:rPr>
-          <w:rFonts w:ascii="Times New Roman" w:hAnsi="Times New Roman" w:cs="Times New Roman"/>
-          <w:sz w:val="24"/>
-          <w:szCs w:val="24"/>
-        </w:rPr>
-        <w:t xml:space="preserve"> </w:t>
-      </w:r>
-      <w:r>
-        <w:rPr>
-          <w:rFonts w:ascii="Times New Roman" w:hAnsi="Times New Roman" w:cs="Times New Roman"/>
-          <w:sz w:val="24"/>
-          <w:szCs w:val="24"/>
-        </w:rPr>
-        <w:t>(T</w:t>
-      </w:r>
-      <w:r>
-        <w:rPr>
-          <w:rFonts w:ascii="Times New Roman" w:hAnsi="Times New Roman" w:cs="Times New Roman"/>
-          <w:sz w:val="24"/>
-          <w:szCs w:val="24"/>
-          <w:vertAlign w:val="subscript"/>
-        </w:rPr>
-        <w:t>min</w:t>
-      </w:r>
-      <w:r>
-        <w:rPr>
-          <w:rFonts w:ascii="Times New Roman" w:hAnsi="Times New Roman" w:cs="Times New Roman"/>
-          <w:sz w:val="24"/>
-          <w:szCs w:val="24"/>
-        </w:rPr>
-        <w:t xml:space="preserve">) </w:t>
-      </w:r>
-      <w:r>
-        <w:rPr>
-          <w:rFonts w:ascii="Times New Roman" w:hAnsi="Times New Roman" w:cs="Times New Roman"/>
-          <w:sz w:val="24"/>
-          <w:szCs w:val="24"/>
-        </w:rPr>
-        <w:t>would always</w:t>
-      </w:r>
-      <w:r>
-        <w:rPr>
-          <w:rFonts w:ascii="Times New Roman" w:hAnsi="Times New Roman" w:cs="Times New Roman"/>
-          <w:sz w:val="24"/>
-          <w:szCs w:val="24"/>
-        </w:rPr>
-        <w:t xml:space="preserve"> </w:t>
-      </w:r>
-      <w:r>
-        <w:rPr>
-          <w:rFonts w:ascii="Times New Roman" w:hAnsi="Times New Roman" w:cs="Times New Roman"/>
-          <w:sz w:val="24"/>
-          <w:szCs w:val="24"/>
-        </w:rPr>
-        <w:t>hold near the bottom (</w:t>
-      </w:r>
-      <w:r>
-        <w:rPr>
-          <w:rFonts w:ascii="Times New Roman" w:hAnsi="Times New Roman" w:cs="Times New Roman"/>
-          <w:sz w:val="24"/>
-          <w:szCs w:val="24"/>
-        </w:rPr>
-        <w:t>Figure</w:t>
-      </w:r>
-      <w:r>
-        <w:rPr>
-          <w:rFonts w:ascii="Times New Roman" w:hAnsi="Times New Roman" w:cs="Times New Roman"/>
-          <w:sz w:val="24"/>
-          <w:szCs w:val="24"/>
-        </w:rPr>
-        <w:t xml:space="preserve"> 4). In contrast to these stationary behaviors, a</w:t>
-      </w:r>
-      <w:r>
-        <w:rPr>
-          <w:rFonts w:ascii="Times New Roman" w:hAnsi="Times New Roman" w:cs="Times New Roman"/>
-          <w:sz w:val="24"/>
-          <w:szCs w:val="24"/>
-        </w:rPr>
-        <w:t xml:space="preserve"> fish that considered both temperature and oxygen (TDO</w:t>
-      </w:r>
-      <w:r>
-        <w:rPr>
-          <w:rFonts w:ascii="Times New Roman" w:hAnsi="Times New Roman" w:cs="Times New Roman"/>
-          <w:sz w:val="24"/>
-          <w:szCs w:val="24"/>
-          <w:vertAlign w:val="subscript"/>
-        </w:rPr>
-        <w:t>opt</w:t>
-      </w:r>
-      <w:r>
-        <w:rPr>
-          <w:rFonts w:ascii="Times New Roman" w:hAnsi="Times New Roman" w:cs="Times New Roman"/>
-          <w:sz w:val="24"/>
-          <w:szCs w:val="24"/>
-        </w:rPr>
-        <w:t xml:space="preserve">), </w:t>
-      </w:r>
-      <w:r>
-        <w:rPr>
-          <w:rFonts w:ascii="Times New Roman" w:hAnsi="Times New Roman" w:cs="Times New Roman"/>
-          <w:sz w:val="24"/>
-          <w:szCs w:val="24"/>
-        </w:rPr>
-        <w:t>exhibited</w:t>
-      </w:r>
-      <w:r>
-        <w:rPr>
-          <w:rFonts w:ascii="Times New Roman" w:hAnsi="Times New Roman" w:cs="Times New Roman"/>
-          <w:sz w:val="24"/>
-          <w:szCs w:val="24"/>
-        </w:rPr>
-        <w:t xml:space="preserve"> diel vertical movements; shifting towards the surface during the late night and early morning when DO at depth became limiting </w:t>
-      </w:r>
-      <w:r>
-        <w:rPr>
-          <w:rFonts w:ascii="Times New Roman" w:hAnsi="Times New Roman" w:cs="Times New Roman"/>
-          <w:sz w:val="24"/>
-          <w:szCs w:val="24"/>
-        </w:rPr>
-        <w:t xml:space="preserve">and </w:t>
-      </w:r>
-      <w:r>
-        <w:rPr>
-          <w:rFonts w:ascii="Times New Roman" w:hAnsi="Times New Roman" w:cs="Times New Roman"/>
-          <w:sz w:val="24"/>
-          <w:szCs w:val="24"/>
-        </w:rPr>
-        <w:t>then moving deeper during the day when DO was high but surface temperatures were overly warm.</w:t>
-      </w:r>
-      <w:r>
-        <w:rPr>
-          <w:rFonts w:ascii="Times New Roman" w:hAnsi="Times New Roman" w:cs="Times New Roman"/>
-          <w:sz w:val="24"/>
-          <w:szCs w:val="24"/>
-        </w:rPr>
-        <w:t xml:space="preserve"> Thus, our simple simulation demonstrated how DVM is an emergent property in systems where temperature and DO present spatial trade-offs that vary over the diel cycle (i.e., due to solar absorption and photosynthesis).  </w:t>
+        <w:t xml:space="preserve">demonstrated how DVM is an emergent property in systems where temperature and DO present spatial trade-offs that vary over the diel cycle (i.e., due to solar absorption and photosynthesis).  </w:t>
       </w:r>
     </w:p>
     <w:p>
@@ -6874,7 +7394,7 @@
         </w:rPr>
         <w:t xml:space="preserve">Cutthroat </w:t>
       </w:r>
-      <w:commentRangeStart w:id="30"/>
+      <w:commentRangeStart w:id="54"/>
       <w:r>
         <w:rPr>
           <w:rFonts w:ascii="Times New Roman" w:hAnsi="Times New Roman" w:cs="Times New Roman"/>
@@ -6883,12 +7403,12 @@
         </w:rPr>
         <w:t xml:space="preserve">trout monitored </w:t>
       </w:r>
-      <w:commentRangeEnd w:id="30"/>
+      <w:commentRangeEnd w:id="54"/>
       <w:r>
         <w:rPr>
           <w:rStyle w:val="CommentReference"/>
         </w:rPr>
-        <w:commentReference w:id="30"/>
+        <w:commentReference w:id="54"/>
       </w:r>
       <w:r>
         <w:rPr>
@@ -6980,7 +7500,7 @@
         </w:rPr>
         <w:t xml:space="preserve"> (Figure </w:t>
       </w:r>
-      <w:commentRangeStart w:id="31"/>
+      <w:commentRangeStart w:id="55"/>
       <w:r>
         <w:rPr>
           <w:rFonts w:ascii="Times New Roman" w:hAnsi="Times New Roman" w:cs="Times New Roman"/>
@@ -6989,12 +7509,12 @@
         </w:rPr>
         <w:t>4b</w:t>
       </w:r>
-      <w:commentRangeEnd w:id="31"/>
+      <w:commentRangeEnd w:id="55"/>
       <w:r>
         <w:rPr>
           <w:rStyle w:val="CommentReference"/>
         </w:rPr>
-        <w:commentReference w:id="31"/>
+        <w:commentReference w:id="55"/>
       </w:r>
       <w:r>
         <w:rPr>
@@ -7010,7 +7530,71 @@
           <w:sz w:val="24"/>
           <w:szCs w:val="24"/>
         </w:rPr>
-        <w:t xml:space="preserve"> A</w:t>
+        <w:t xml:space="preserve"> </w:t>
+      </w:r>
+      <w:r>
+        <w:rPr>
+          <w:rFonts w:ascii="Times New Roman" w:hAnsi="Times New Roman" w:cs="Times New Roman"/>
+          <w:sz w:val="24"/>
+          <w:szCs w:val="24"/>
+        </w:rPr>
+        <w:t xml:space="preserve">All individuals expressed DVM, shifting </w:t>
+      </w:r>
+      <w:r>
+        <w:rPr>
+          <w:rFonts w:ascii="Times New Roman" w:hAnsi="Times New Roman" w:cs="Times New Roman"/>
+          <w:sz w:val="24"/>
+          <w:szCs w:val="24"/>
+        </w:rPr>
+        <w:t xml:space="preserve">their </w:t>
+      </w:r>
+      <w:r>
+        <w:rPr>
+          <w:rFonts w:ascii="Times New Roman" w:hAnsi="Times New Roman" w:cs="Times New Roman"/>
+          <w:sz w:val="24"/>
+          <w:szCs w:val="24"/>
+        </w:rPr>
+        <w:t>depth</w:t>
+      </w:r>
+      <w:r>
+        <w:rPr>
+          <w:rFonts w:ascii="Times New Roman" w:hAnsi="Times New Roman" w:cs="Times New Roman"/>
+          <w:sz w:val="24"/>
+          <w:szCs w:val="24"/>
+        </w:rPr>
+        <w:t>s</w:t>
+      </w:r>
+      <w:r>
+        <w:rPr>
+          <w:rFonts w:ascii="Times New Roman" w:hAnsi="Times New Roman" w:cs="Times New Roman"/>
+          <w:sz w:val="24"/>
+          <w:szCs w:val="24"/>
+        </w:rPr>
+        <w:t xml:space="preserve"> by </w:t>
+      </w:r>
+      <w:r>
+        <w:rPr>
+          <w:rFonts w:ascii="Times New Roman" w:hAnsi="Times New Roman" w:cs="Times New Roman"/>
+          <w:sz w:val="24"/>
+          <w:szCs w:val="24"/>
+        </w:rPr>
+        <w:t xml:space="preserve">at least </w:t>
+      </w:r>
+      <w:r>
+        <w:rPr>
+          <w:rFonts w:ascii="Times New Roman" w:hAnsi="Times New Roman" w:cs="Times New Roman"/>
+          <w:sz w:val="24"/>
+          <w:szCs w:val="24"/>
+        </w:rPr>
+        <w:t xml:space="preserve">0.2m and up to 1.3m between day and night. </w:t>
+      </w:r>
+      <w:r>
+        <w:rPr>
+          <w:rFonts w:ascii="Times New Roman" w:hAnsi="Times New Roman" w:cs="Times New Roman"/>
+          <w:sz w:val="24"/>
+          <w:szCs w:val="24"/>
+        </w:rPr>
+        <w:t>A</w:t>
       </w:r>
       <w:r>
         <w:rPr>
@@ -7350,16 +7934,7 @@
           <w:sz w:val="24"/>
           <w:szCs w:val="24"/>
         </w:rPr>
-        <w:t xml:space="preserve">probability of selecting </w:t>
-      </w:r>
-      <w:r>
-        <w:rPr>
-          <w:rFonts w:ascii="Times New Roman" w:hAnsi="Times New Roman" w:cs="Times New Roman"/>
-          <w:sz w:val="24"/>
-          <w:szCs w:val="24"/>
-        </w:rPr>
-        <w:lastRenderedPageBreak/>
-        <w:t xml:space="preserve">cool temperatures during the </w:t>
+        <w:t xml:space="preserve">probability of selecting cool temperatures during the </w:t>
       </w:r>
       <w:r>
         <w:rPr>
@@ -7460,7 +8035,7 @@
         </w:rPr>
         <w:t xml:space="preserve">There was high </w:t>
       </w:r>
-      <w:commentRangeStart w:id="32"/>
+      <w:commentRangeStart w:id="56"/>
       <w:r>
         <w:rPr>
           <w:rFonts w:ascii="Times New Roman" w:hAnsi="Times New Roman" w:cs="Times New Roman"/>
@@ -7469,12 +8044,12 @@
         </w:rPr>
         <w:t xml:space="preserve">correlation between the temperature and DO covariates (≥ 0.8), however this level of correlation was </w:t>
       </w:r>
-      <w:commentRangeEnd w:id="32"/>
+      <w:commentRangeEnd w:id="56"/>
       <w:r>
         <w:rPr>
           <w:rStyle w:val="CommentReference"/>
         </w:rPr>
-        <w:commentReference w:id="32"/>
+        <w:commentReference w:id="56"/>
       </w:r>
       <w:r>
         <w:rPr>
@@ -7499,31 +8074,6 @@
         </w:rPr>
         <w:t>Discussion</w:t>
       </w:r>
-    </w:p>
-    <w:p>
-      <w:pPr>
-        <w:pStyle w:val="Default"/>
-        <w:numPr>
-          <w:ilvl w:val="0"/>
-          <w:numId w:val="1"/>
-        </w:numPr>
-        <w:spacing w:line="480" w:lineRule="auto"/>
-        <w:rPr>
-          <w:ins w:id="33" w:author="Microsoft Office User" w:date="2023-12-01T16:15:00Z"/>
-        </w:rPr>
-        <w:pPrChange w:id="34" w:author="Microsoft Office User" w:date="2023-12-01T16:15:00Z">
-          <w:pPr>
-            <w:pStyle w:val="Default"/>
-            <w:spacing w:line="480" w:lineRule="auto"/>
-            <w:ind w:firstLine="720"/>
-          </w:pPr>
-        </w:pPrChange>
-      </w:pPr>
-      <w:ins w:id="35" w:author="Microsoft Office User" w:date="2023-12-01T16:15:00Z">
-        <w:r>
-          <w:t>*#1 Recap results</w:t>
-        </w:r>
-      </w:ins>
     </w:p>
     <w:p>
       <w:pPr>
@@ -7531,26 +8081,22 @@
         <w:spacing w:line="480" w:lineRule="auto"/>
         <w:ind w:firstLine="720"/>
       </w:pPr>
-      <w:commentRangeStart w:id="36"/>
-      <w:r>
+      <w:commentRangeStart w:id="57"/>
+      <w:r>
+        <w:lastRenderedPageBreak/>
         <w:t xml:space="preserve">Fish </w:t>
       </w:r>
-      <w:commentRangeEnd w:id="36"/>
+      <w:commentRangeEnd w:id="57"/>
       <w:r>
         <w:rPr>
           <w:rStyle w:val="CommentReference"/>
           <w:rFonts w:asciiTheme="minorHAnsi" w:hAnsiTheme="minorHAnsi" w:cstheme="minorBidi"/>
           <w:color w:val="auto"/>
         </w:rPr>
-        <w:commentReference w:id="36"/>
-      </w:r>
-      <w:r>
-        <w:t>have been s</w:t>
-      </w:r>
-      <w:bookmarkStart w:id="37" w:name="_GoBack"/>
-      <w:bookmarkEnd w:id="37"/>
-      <w:r>
-        <w:t>hown to track favorable temperatures across space as habitat mosaics shift at timescales of days, months, and years</w:t>
+        <w:commentReference w:id="57"/>
+      </w:r>
+      <w:r>
+        <w:t>have been shown to track favorable temperatures across space as habitat mosaics shift at timescales of days, months, and years</w:t>
       </w:r>
       <w:r>
         <w:t xml:space="preserve"> (refs)</w:t>
@@ -7564,18 +8110,18 @@
       <w:r>
         <w:t xml:space="preserve"> is known about how fish respond to </w:t>
       </w:r>
-      <w:commentRangeStart w:id="38"/>
+      <w:commentRangeStart w:id="58"/>
       <w:r>
         <w:t>spatiotemporal heterogeneity in temperature and oxygen</w:t>
       </w:r>
-      <w:commentRangeEnd w:id="38"/>
+      <w:commentRangeEnd w:id="58"/>
       <w:r>
         <w:rPr>
           <w:rStyle w:val="CommentReference"/>
           <w:rFonts w:asciiTheme="minorHAnsi" w:hAnsiTheme="minorHAnsi" w:cstheme="minorBidi"/>
           <w:color w:val="auto"/>
         </w:rPr>
-        <w:commentReference w:id="38"/>
+        <w:commentReference w:id="58"/>
       </w:r>
       <w:r>
         <w:t xml:space="preserve"> (but see REFS)</w:t>
@@ -7605,10 +8151,7 @@
         <w:t xml:space="preserve">trade-off </w:t>
       </w:r>
       <w:r>
-        <w:t>with</w:t>
-      </w:r>
-      <w:r>
-        <w:t xml:space="preserve"> </w:t>
+        <w:t xml:space="preserve">with </w:t>
       </w:r>
       <w:r>
         <w:t>less oxygen overall.</w:t>
@@ -7654,11 +8197,7 @@
         <w:t xml:space="preserve"> moving shallower during the day and deeper at night. Statistical modeling confirmed that fish in these thermal refuges were avoiding cooler temperatures at night, when hypoxia was most severe, </w:t>
       </w:r>
       <w:r>
-        <w:t xml:space="preserve">but were selecting cooler temperatures during the day, when DO was higher. Thus, diel variation, and adaptive fish behavior that exploits spatio-temporal </w:t>
-      </w:r>
-      <w:r>
-        <w:lastRenderedPageBreak/>
-        <w:t xml:space="preserve">heterogeneity, likely softens the constraints of dissolved oxygen on thermal refuge use, also known as the ‘temperature-oxygen squeeze’. Temperature-DO trade-offs are common in freshwater ecosystems and our results are supported by first principles, so they are likely generalizable to other aquatic ecosystems. </w:t>
+        <w:t xml:space="preserve">but were selecting cooler temperatures during the day, when DO was higher. Thus, diel variation, and adaptive fish behavior that exploits spatio-temporal heterogeneity, likely softens the constraints of dissolved oxygen on thermal refuge use, also known as the ‘temperature-oxygen squeeze’. Temperature-DO trade-offs are common in freshwater ecosystems and our results are supported by first principles, so they are likely generalizable to other aquatic ecosystems. </w:t>
       </w:r>
     </w:p>
     <w:p>
@@ -7667,7 +8206,7 @@
         <w:spacing w:line="480" w:lineRule="auto"/>
         <w:ind w:firstLine="720"/>
         <w:rPr>
-          <w:ins w:id="39" w:author="Microsoft Office User" w:date="2023-12-01T12:28:00Z"/>
+          <w:ins w:id="59" w:author="Microsoft Office User" w:date="2023-12-01T12:28:00Z"/>
         </w:rPr>
       </w:pPr>
     </w:p>
@@ -7676,35 +8215,36 @@
         <w:pStyle w:val="Default"/>
         <w:spacing w:line="480" w:lineRule="auto"/>
         <w:rPr>
-          <w:ins w:id="40" w:author="Microsoft Office User" w:date="2023-12-01T16:16:00Z"/>
+          <w:ins w:id="60" w:author="Microsoft Office User" w:date="2023-12-01T16:16:00Z"/>
         </w:rPr>
       </w:pPr>
-      <w:ins w:id="41" w:author="Microsoft Office User" w:date="2023-12-01T16:16:00Z">
-        <w:r>
+      <w:ins w:id="61" w:author="Microsoft Office User" w:date="2023-12-01T16:16:00Z">
+        <w:r>
+          <w:lastRenderedPageBreak/>
           <w:t>**</w:t>
         </w:r>
       </w:ins>
-      <w:ins w:id="42" w:author="Microsoft Office User" w:date="2023-12-01T16:15:00Z">
+      <w:ins w:id="62" w:author="Microsoft Office User" w:date="2023-12-01T16:15:00Z">
         <w:r>
           <w:t xml:space="preserve">#2 Discussion of the spatio-temporal patterns of DO and Temp and the </w:t>
         </w:r>
       </w:ins>
-      <w:ins w:id="43" w:author="Microsoft Office User" w:date="2023-12-01T16:16:00Z">
+      <w:ins w:id="63" w:author="Microsoft Office User" w:date="2023-12-01T16:16:00Z">
         <w:r>
           <w:t>trade-off presented to fish. I reworked your results paragraph on this so I don’t think you need to recap it</w:t>
         </w:r>
       </w:ins>
-      <w:ins w:id="44" w:author="Microsoft Office User" w:date="2023-12-01T16:17:00Z">
+      <w:ins w:id="64" w:author="Microsoft Office User" w:date="2023-12-01T16:17:00Z">
         <w:r>
           <w:t xml:space="preserve"> much here. Probably what you should put here is why there is inter and intra alcove variation – how do your patterns compare to </w:t>
         </w:r>
       </w:ins>
-      <w:ins w:id="45" w:author="Microsoft Office User" w:date="2023-12-01T16:18:00Z">
+      <w:ins w:id="65" w:author="Microsoft Office User" w:date="2023-12-01T16:18:00Z">
         <w:r>
           <w:t>those in other systems, what does the variation mean for fish?</w:t>
         </w:r>
       </w:ins>
-      <w:del w:id="46" w:author="Microsoft Office User" w:date="2023-12-01T11:45:00Z">
+      <w:del w:id="66" w:author="Microsoft Office User" w:date="2023-12-01T11:45:00Z">
         <w:r>
           <w:delText xml:space="preserve">. </w:delText>
         </w:r>
@@ -7715,10 +8255,10 @@
         <w:pStyle w:val="Default"/>
         <w:spacing w:line="480" w:lineRule="auto"/>
         <w:rPr>
-          <w:ins w:id="47" w:author="Microsoft Office User" w:date="2023-12-01T11:45:00Z"/>
-          <w:del w:id="48" w:author="Barrett, Hannah" w:date="2023-12-07T10:58:00Z"/>
-        </w:rPr>
-        <w:pPrChange w:id="49" w:author="Microsoft Office User" w:date="2023-12-01T16:16:00Z">
+          <w:ins w:id="67" w:author="Microsoft Office User" w:date="2023-12-01T11:45:00Z"/>
+          <w:del w:id="68" w:author="Barrett, Hannah" w:date="2023-12-07T10:58:00Z"/>
+        </w:rPr>
+        <w:pPrChange w:id="69" w:author="Microsoft Office User" w:date="2023-12-01T16:16:00Z">
           <w:pPr>
             <w:pStyle w:val="Default"/>
             <w:spacing w:line="480" w:lineRule="auto"/>
@@ -7732,79 +8272,68 @@
         <w:pStyle w:val="Default"/>
         <w:spacing w:line="480" w:lineRule="auto"/>
         <w:ind w:firstLine="720"/>
-        <w:rPr>
-          <w:ins w:id="50" w:author="Microsoft Office User" w:date="2023-12-01T16:14:00Z"/>
-        </w:rPr>
       </w:pPr>
       <w:r>
+        <w:t xml:space="preserve"> During the early morning (low DO period), these habitats exhibited a narrower range of preferred cool </w:t>
+      </w:r>
+      <w:commentRangeStart w:id="70"/>
+      <w:r>
+        <w:t>temperatures that were also adequately oxygenated, creating a more pronounced trade-off for fish. There was also variation in the minimum oxygen recorded across cold water refuge habitats. For example, all alcoves had hyporheic DO &lt;1</w:t>
+      </w:r>
+      <w:r>
         <w:t xml:space="preserve"> </w:t>
       </w:r>
-      <w:ins w:id="51" w:author="Microsoft Office User" w:date="2023-12-01T16:14:00Z">
-        <w:r>
-          <w:t xml:space="preserve">During the early morning (low DO period), these habitats exhibited a narrower range of preferred cool </w:t>
-        </w:r>
-        <w:commentRangeStart w:id="52"/>
-        <w:r>
-          <w:t>temperatures that were also adequately oxygenated, creating a more pronounced trade-off for fish. There was also variation in the minimum oxygen recorded across cold water refuge habitats. For example, all alcoves had hyporheic DO &lt;1</w:t>
-        </w:r>
-        <w:r>
-          <w:t xml:space="preserve"> </w:t>
-        </w:r>
-        <w:r>
-          <w:t>mg</w:t>
-        </w:r>
-        <w:r>
-          <w:t>•</w:t>
-        </w:r>
-        <w:r>
-          <w:t>L</w:t>
-        </w:r>
-        <w:r>
-          <w:rPr>
-            <w:vertAlign w:val="superscript"/>
-          </w:rPr>
-          <w:t>-1</w:t>
-        </w:r>
-        <w:r>
-          <w:t>at one or more locations during the oxygen minima, but during the oxygen maxima, minimum DO levels ranged from &lt;1mg•L</w:t>
-        </w:r>
-        <w:r>
-          <w:rPr>
-            <w:vertAlign w:val="superscript"/>
-          </w:rPr>
-          <w:t>-1</w:t>
-        </w:r>
-        <w:r>
-          <w:t xml:space="preserve"> to &gt;4mg•L</w:t>
-        </w:r>
-        <w:r>
-          <w:rPr>
-            <w:vertAlign w:val="superscript"/>
-          </w:rPr>
-          <w:t>-1</w:t>
-        </w:r>
-        <w:r>
-          <w:t xml:space="preserve"> across sites. This can be a meaningful difference for fish, when preferred cooler temperatures may co-occur with either adequate or severely hypoxic conditions. </w:t>
-        </w:r>
-        <w:commentRangeEnd w:id="52"/>
-        <w:r>
-          <w:rPr>
-            <w:rStyle w:val="CommentReference"/>
-            <w:rFonts w:asciiTheme="minorHAnsi" w:hAnsiTheme="minorHAnsi" w:cstheme="minorBidi"/>
-            <w:color w:val="auto"/>
-          </w:rPr>
-          <w:commentReference w:id="52"/>
-        </w:r>
-      </w:ins>
+      <w:r>
+        <w:t>mg</w:t>
+      </w:r>
+      <w:r>
+        <w:t>•</w:t>
+      </w:r>
+      <w:r>
+        <w:t>L</w:t>
+      </w:r>
+      <w:r>
+        <w:rPr>
+          <w:vertAlign w:val="superscript"/>
+        </w:rPr>
+        <w:t>-1</w:t>
+      </w:r>
+      <w:r>
+        <w:t>at one or more locations during the oxygen minima, but during the oxygen maxima, minimum DO levels ranged from &lt;1mg•L</w:t>
+      </w:r>
+      <w:r>
+        <w:rPr>
+          <w:vertAlign w:val="superscript"/>
+        </w:rPr>
+        <w:t>-1</w:t>
+      </w:r>
+      <w:r>
+        <w:t xml:space="preserve"> to &gt;4mg•L</w:t>
+      </w:r>
+      <w:r>
+        <w:rPr>
+          <w:vertAlign w:val="superscript"/>
+        </w:rPr>
+        <w:t>-1</w:t>
+      </w:r>
+      <w:r>
+        <w:t xml:space="preserve"> across sites. This can be a meaningful difference for fish, when preferred cooler temperatures may co-occur with either adequate or severely hypoxic conditions. </w:t>
+      </w:r>
+      <w:commentRangeEnd w:id="70"/>
+      <w:r>
+        <w:rPr>
+          <w:rStyle w:val="CommentReference"/>
+          <w:rFonts w:asciiTheme="minorHAnsi" w:hAnsiTheme="minorHAnsi" w:cstheme="minorBidi"/>
+          <w:color w:val="auto"/>
+        </w:rPr>
+        <w:commentReference w:id="70"/>
+      </w:r>
     </w:p>
     <w:p>
       <w:pPr>
         <w:pStyle w:val="Default"/>
         <w:spacing w:line="480" w:lineRule="auto"/>
-        <w:rPr>
-          <w:ins w:id="53" w:author="Microsoft Office User" w:date="2023-12-01T11:45:00Z"/>
-        </w:rPr>
-        <w:pPrChange w:id="54" w:author="Microsoft Office User" w:date="2023-12-01T16:14:00Z">
+        <w:pPrChange w:id="71" w:author="Microsoft Office User" w:date="2023-12-01T16:14:00Z">
           <w:pPr>
             <w:pStyle w:val="Default"/>
             <w:spacing w:line="480" w:lineRule="auto"/>
@@ -7818,8 +8347,60 @@
         <w:pStyle w:val="Default"/>
         <w:spacing w:line="480" w:lineRule="auto"/>
         <w:ind w:firstLine="720"/>
-        <w:rPr>
-          <w:ins w:id="55" w:author="Microsoft Office User" w:date="2023-12-01T12:46:00Z"/>
+      </w:pPr>
+    </w:p>
+    <w:p>
+      <w:pPr>
+        <w:pStyle w:val="Default"/>
+        <w:spacing w:line="480" w:lineRule="auto"/>
+        <w:rPr>
+          <w:ins w:id="72" w:author="Microsoft Office User" w:date="2023-12-01T16:18:00Z"/>
+        </w:rPr>
+      </w:pPr>
+    </w:p>
+    <w:p>
+      <w:pPr>
+        <w:pStyle w:val="Default"/>
+        <w:spacing w:line="480" w:lineRule="auto"/>
+        <w:rPr>
+          <w:ins w:id="73" w:author="Microsoft Office User" w:date="2023-12-01T16:18:00Z"/>
+        </w:rPr>
+        <w:pPrChange w:id="74" w:author="Microsoft Office User" w:date="2023-12-01T16:18:00Z">
+          <w:pPr>
+            <w:pStyle w:val="Default"/>
+            <w:spacing w:line="480" w:lineRule="auto"/>
+            <w:ind w:firstLine="720"/>
+          </w:pPr>
+        </w:pPrChange>
+      </w:pPr>
+      <w:ins w:id="75" w:author="Microsoft Office User" w:date="2023-12-01T16:18:00Z">
+        <w:r>
+          <w:t>**#3</w:t>
+        </w:r>
+      </w:ins>
+      <w:ins w:id="76" w:author="Microsoft Office User" w:date="2023-12-01T16:20:00Z">
+        <w:r>
+          <w:t xml:space="preserve"> (may need 2 paragraphs)</w:t>
+        </w:r>
+      </w:ins>
+      <w:ins w:id="77" w:author="Microsoft Office User" w:date="2023-12-01T16:18:00Z">
+        <w:r>
+          <w:t xml:space="preserve"> </w:t>
+        </w:r>
+      </w:ins>
+      <w:ins w:id="78" w:author="Microsoft Office User" w:date="2023-12-01T16:19:00Z">
+        <w:r>
+          <w:t>Unpack why fish didn’t move to surface, how maybe they don’t need high DO if they are taking refuge and minimizing metabolic costs</w:t>
+        </w:r>
+      </w:ins>
+    </w:p>
+    <w:p>
+      <w:pPr>
+        <w:pStyle w:val="Default"/>
+        <w:spacing w:line="480" w:lineRule="auto"/>
+        <w:ind w:firstLine="720"/>
+        <w:rPr>
+          <w:ins w:id="79" w:author="Microsoft Office User" w:date="2023-12-01T16:18:00Z"/>
         </w:rPr>
       </w:pPr>
     </w:p>
@@ -7829,32 +8410,259 @@
         <w:spacing w:line="480" w:lineRule="auto"/>
         <w:ind w:firstLine="720"/>
         <w:rPr>
-          <w:ins w:id="56" w:author="Microsoft Office User" w:date="2023-12-01T13:27:00Z"/>
+          <w:ins w:id="80" w:author="Microsoft Office User" w:date="2023-12-01T16:12:00Z"/>
         </w:rPr>
       </w:pPr>
-      <w:ins w:id="57" w:author="Microsoft Office User" w:date="2023-12-01T13:27:00Z">
-        <w:r>
-          <w:t>**</w:t>
+      <w:commentRangeStart w:id="81"/>
+      <w:r>
+        <w:t xml:space="preserve">Our </w:t>
+      </w:r>
+      <w:r>
+        <w:t xml:space="preserve">simulation </w:t>
+      </w:r>
+      <w:commentRangeEnd w:id="81"/>
+      <w:r>
+        <w:rPr>
+          <w:rStyle w:val="CommentReference"/>
+          <w:rFonts w:asciiTheme="minorHAnsi" w:hAnsiTheme="minorHAnsi" w:cstheme="minorBidi"/>
+          <w:color w:val="auto"/>
+        </w:rPr>
+        <w:commentReference w:id="81"/>
+      </w:r>
+      <w:r>
+        <w:t>of</w:t>
+      </w:r>
+      <w:r>
+        <w:t xml:space="preserve"> </w:t>
+      </w:r>
+      <w:r>
+        <w:t>behavioral responses to</w:t>
+      </w:r>
+      <w:r>
+        <w:t xml:space="preserve"> shifting </w:t>
+      </w:r>
+      <w:r>
+        <w:t xml:space="preserve">habitat </w:t>
+      </w:r>
+      <w:r>
+        <w:t xml:space="preserve">conditions </w:t>
+      </w:r>
+      <w:r>
+        <w:t xml:space="preserve">produced a </w:t>
+      </w:r>
+      <w:r>
+        <w:t>diel vertical movement</w:t>
+      </w:r>
+      <w:r>
+        <w:t xml:space="preserve"> pattern</w:t>
+      </w:r>
+      <w:r>
+        <w:t xml:space="preserve"> when both temperature and </w:t>
+      </w:r>
+      <w:r>
+        <w:t>DO</w:t>
+      </w:r>
+      <w:r>
+        <w:t xml:space="preserve"> were considered.</w:t>
+      </w:r>
+      <w:r>
+        <w:t xml:space="preserve"> </w:t>
+      </w:r>
+      <w:commentRangeStart w:id="82"/>
+      <w:r>
+        <w:t xml:space="preserve">This </w:t>
+      </w:r>
+      <w:r>
+        <w:t>movement</w:t>
+      </w:r>
+      <w:r>
+        <w:t xml:space="preserve"> </w:t>
+      </w:r>
+      <w:r>
+        <w:t>was reflected in our tagged fish, but at a</w:t>
+      </w:r>
+      <w:r>
+        <w:t xml:space="preserve"> </w:t>
+      </w:r>
+      <w:r>
+        <w:t xml:space="preserve">lower </w:t>
+      </w:r>
+      <w:r>
+        <w:t>amplitude</w:t>
+      </w:r>
+      <w:commentRangeEnd w:id="82"/>
+      <w:r>
+        <w:rPr>
+          <w:rStyle w:val="CommentReference"/>
+          <w:rFonts w:asciiTheme="minorHAnsi" w:hAnsiTheme="minorHAnsi" w:cstheme="minorBidi"/>
+          <w:color w:val="auto"/>
+        </w:rPr>
+        <w:commentReference w:id="82"/>
+      </w:r>
+      <w:r>
+        <w:t xml:space="preserve">. </w:t>
+      </w:r>
+      <w:commentRangeStart w:id="83"/>
+      <w:commentRangeStart w:id="84"/>
+      <w:ins w:id="85" w:author="Microsoft Office User" w:date="2023-12-01T16:12:00Z">
+        <w:r>
+          <w:t>In b</w:t>
         </w:r>
       </w:ins>
-      <w:ins w:id="58" w:author="Microsoft Office User" w:date="2023-12-01T16:10:00Z">
-        <w:r>
-          <w:t>Move this paragrap</w:t>
+      <w:commentRangeEnd w:id="83"/>
+      <w:ins w:id="86" w:author="Microsoft Office User" w:date="2023-12-01T16:13:00Z">
+        <w:r>
+          <w:rPr>
+            <w:rStyle w:val="CommentReference"/>
+            <w:rFonts w:asciiTheme="minorHAnsi" w:hAnsiTheme="minorHAnsi" w:cstheme="minorBidi"/>
+            <w:color w:val="auto"/>
+          </w:rPr>
+          <w:commentReference w:id="83"/>
         </w:r>
       </w:ins>
-      <w:ins w:id="59" w:author="Microsoft Office User" w:date="2023-12-01T16:11:00Z">
-        <w:r>
-          <w:t xml:space="preserve">h </w:t>
-        </w:r>
+      <w:ins w:id="87" w:author="Microsoft Office User" w:date="2023-12-01T16:12:00Z">
+        <w:r>
+          <w:t xml:space="preserve">oth alcoves, </w:t>
+        </w:r>
+        <w:commentRangeEnd w:id="84"/>
+        <w:r>
+          <w:rPr>
+            <w:rStyle w:val="CommentReference"/>
+            <w:rFonts w:asciiTheme="minorHAnsi" w:hAnsiTheme="minorHAnsi" w:cstheme="minorBidi"/>
+            <w:color w:val="auto"/>
+          </w:rPr>
+          <w:commentReference w:id="84"/>
+        </w:r>
+        <w:r>
+          <w:t xml:space="preserve">there was a </w:t>
+        </w:r>
+        <w:r>
+          <w:t xml:space="preserve">high probability of </w:t>
+        </w:r>
+        <w:r>
+          <w:t xml:space="preserve">fish </w:t>
+        </w:r>
+        <w:r>
+          <w:t xml:space="preserve">selecting </w:t>
+        </w:r>
+        <w:r>
+          <w:t xml:space="preserve">the </w:t>
+        </w:r>
+        <w:r>
+          <w:t xml:space="preserve">coolest temperatures (at </w:t>
+        </w:r>
+        <w:r>
+          <w:t xml:space="preserve">the </w:t>
+        </w:r>
+        <w:r>
+          <w:t>greatest depth</w:t>
+        </w:r>
+        <w:r>
+          <w:t>s</w:t>
+        </w:r>
+        <w:r>
+          <w:t xml:space="preserve">) when DO </w:t>
+        </w:r>
+        <w:r>
+          <w:t>was</w:t>
+        </w:r>
+        <w:r>
+          <w:t xml:space="preserve"> </w:t>
+        </w:r>
+        <w:r>
+          <w:t>high (Figure 6)</w:t>
+        </w:r>
+        <w:r>
+          <w:t>. During the early morning DO minima, the probability of selection switche</w:t>
+        </w:r>
+        <w:r>
+          <w:t>d</w:t>
+        </w:r>
+        <w:r>
+          <w:t xml:space="preserve"> to </w:t>
+        </w:r>
+        <w:r>
+          <w:lastRenderedPageBreak/>
+          <w:t>warm</w:t>
+        </w:r>
+        <w:r>
+          <w:t>er</w:t>
+        </w:r>
+        <w:r>
+          <w:t xml:space="preserve"> water (</w:t>
+        </w:r>
+        <w:r>
+          <w:t>towards</w:t>
+        </w:r>
+        <w:r>
+          <w:t xml:space="preserve"> the surface)</w:t>
+        </w:r>
+        <w:r>
+          <w:t xml:space="preserve"> where DO was also higher</w:t>
+        </w:r>
+        <w:r>
+          <w:t>.</w:t>
+        </w:r>
+        <w:r>
+          <w:t xml:space="preserve"> Site-specific variation in temperature and DO may explain the varied strength (slope) of selection probability. For example, the diel amplitude of h</w:t>
+        </w:r>
+        <w:r>
+          <w:t>ypolim</w:t>
+        </w:r>
+        <w:r>
+          <w:t>netic</w:t>
+        </w:r>
+        <w:r>
+          <w:t xml:space="preserve"> DO </w:t>
+        </w:r>
+        <w:r>
+          <w:t>was much greater</w:t>
+        </w:r>
+        <w:r>
+          <w:t xml:space="preserve"> in Norwood</w:t>
+        </w:r>
+        <w:r>
+          <w:t xml:space="preserve"> alcove, while epilimnetic DO stayed relatively high across that timeframe (Table 1, Supplemental Figure 2). However, </w:t>
+        </w:r>
+        <w:commentRangeStart w:id="88"/>
+        <w:del w:id="89" w:author="Barrett, Hannah" w:date="2023-12-12T11:56:00Z">
+          <w:r>
+            <w:delText>epilimnetic</w:delText>
+          </w:r>
+        </w:del>
       </w:ins>
-      <w:ins w:id="60" w:author="Microsoft Office User" w:date="2023-12-01T16:10:00Z">
-        <w:r>
-          <w:t>to Methods</w:t>
+      <w:ins w:id="90" w:author="Barrett, Hannah" w:date="2023-12-12T11:56:00Z">
+        <w:r>
+          <w:t xml:space="preserve">surface </w:t>
         </w:r>
       </w:ins>
-      <w:ins w:id="61" w:author="Microsoft Office User" w:date="2023-12-01T16:11:00Z">
-        <w:r>
-          <w:t xml:space="preserve"> and make more concise</w:t>
+      <w:ins w:id="91" w:author="Microsoft Office User" w:date="2023-12-01T16:12:00Z">
+        <w:r>
+          <w:t xml:space="preserve"> </w:t>
+        </w:r>
+        <w:commentRangeEnd w:id="88"/>
+        <w:r>
+          <w:rPr>
+            <w:rStyle w:val="CommentReference"/>
+            <w:rFonts w:asciiTheme="minorHAnsi" w:hAnsiTheme="minorHAnsi" w:cstheme="minorBidi"/>
+            <w:color w:val="auto"/>
+          </w:rPr>
+          <w:commentReference w:id="88"/>
+        </w:r>
+        <w:r>
+          <w:t>temperatures in Norwood remained high even at night. These surface temperatures may have been suboptimally warm to fish, thereby reducing the strength of selection towards warmer surface temperatures (Figure 6b). I</w:t>
+        </w:r>
+        <w:r>
+          <w:t>n Blue Ruin</w:t>
+        </w:r>
+        <w:r>
+          <w:t>,</w:t>
+        </w:r>
+        <w:r>
+          <w:t xml:space="preserve"> </w:t>
+        </w:r>
+        <w:r>
+          <w:t xml:space="preserve">temperatures in the epilimnion were much lower at night (and DO remained adequate; Table 1), which may explain the greater selection strength towards warmer (and shallower) temperatures when compared to Norwood (Figure 6b, 6d). </w:t>
         </w:r>
       </w:ins>
     </w:p>
@@ -7864,311 +8672,129 @@
         <w:spacing w:line="480" w:lineRule="auto"/>
         <w:ind w:firstLine="720"/>
         <w:rPr>
-          <w:del w:id="62" w:author="Microsoft Office User" w:date="2023-12-01T12:21:00Z"/>
+          <w:ins w:id="92" w:author="Microsoft Office User" w:date="2023-12-01T16:12:00Z"/>
+          <w:noProof/>
         </w:rPr>
       </w:pPr>
-      <w:commentRangeStart w:id="63"/>
-      <w:del w:id="64" w:author="Microsoft Office User" w:date="2023-12-01T12:21:00Z">
-        <w:r>
-          <w:delText>Here, we provide evidence that cold</w:delText>
-        </w:r>
-      </w:del>
-      <w:del w:id="65" w:author="Microsoft Office User" w:date="2023-12-01T11:41:00Z">
-        <w:r>
-          <w:delText xml:space="preserve"> </w:delText>
-        </w:r>
-      </w:del>
-      <w:del w:id="66" w:author="Microsoft Office User" w:date="2023-12-01T12:21:00Z">
-        <w:r>
-          <w:delText>water fish in</w:delText>
-        </w:r>
-        <w:r>
-          <w:delText xml:space="preserve"> </w:delText>
-        </w:r>
-        <w:r>
-          <w:delText xml:space="preserve">stratified </w:delText>
-        </w:r>
-        <w:r>
-          <w:delText>floodplain thermal refuge</w:delText>
-        </w:r>
-        <w:r>
-          <w:delText xml:space="preserve"> habitats display fine scale diel vertical movements to </w:delText>
-        </w:r>
-        <w:commentRangeStart w:id="67"/>
-        <w:r>
-          <w:delText>track preferred temperature and DO</w:delText>
-        </w:r>
-      </w:del>
-      <w:commentRangeEnd w:id="67"/>
-      <w:r>
-        <w:rPr>
-          <w:rStyle w:val="CommentReference"/>
-          <w:rFonts w:asciiTheme="minorHAnsi" w:hAnsiTheme="minorHAnsi" w:cstheme="minorBidi"/>
-          <w:color w:val="auto"/>
-        </w:rPr>
-        <w:commentReference w:id="67"/>
-      </w:r>
-      <w:del w:id="68" w:author="Microsoft Office User" w:date="2023-12-01T12:21:00Z">
-        <w:r>
-          <w:delText>.</w:delText>
-        </w:r>
-        <w:r>
-          <w:delText xml:space="preserve"> The cold-water alcove habitats in this study all displayed pronounced</w:delText>
-        </w:r>
-        <w:r>
-          <w:delText xml:space="preserve"> vertical stratification in </w:delText>
-        </w:r>
-        <w:r>
-          <w:lastRenderedPageBreak/>
-          <w:delText>temperature and DO</w:delText>
-        </w:r>
-      </w:del>
-      <w:del w:id="69" w:author="Microsoft Office User" w:date="2023-12-01T11:44:00Z">
-        <w:r>
-          <w:delText>, which shifted cyclically over a diel timeframe</w:delText>
-        </w:r>
-      </w:del>
-      <w:del w:id="70" w:author="Microsoft Office User" w:date="2023-12-01T12:21:00Z">
-        <w:r>
-          <w:delText xml:space="preserve">. </w:delText>
-        </w:r>
-        <w:r>
-          <w:delText xml:space="preserve">While this variation occurred in rough synchrony, there was a mismatch in ideal conditions as it pertains to fish. Cooler temperatures found at night were concurrent with low oxygen conditions, and </w:delText>
-        </w:r>
-        <w:r>
-          <w:delText xml:space="preserve">high </w:delText>
-        </w:r>
-        <w:r>
-          <w:delText xml:space="preserve">oxygen concentrations were characterized by increased temperatures. </w:delText>
-        </w:r>
-        <w:r>
-          <w:delText xml:space="preserve">In these habitats, fish responded </w:delText>
-        </w:r>
-        <w:r>
-          <w:delText xml:space="preserve">behaviorally </w:delText>
-        </w:r>
-        <w:r>
-          <w:delText>to the trade-off between temperature and DO</w:delText>
-        </w:r>
-        <w:r>
-          <w:delText xml:space="preserve">, using </w:delText>
-        </w:r>
-        <w:r>
-          <w:delText>fine-scale diel vertical movements</w:delText>
-        </w:r>
-        <w:r>
-          <w:delText xml:space="preserve"> to track preferred temperature and adequate DO</w:delText>
-        </w:r>
-        <w:r>
-          <w:delText xml:space="preserve">. As these are shallow lentic environments (e.g. 2-3m), a meaningful shift in depth was on the scale of 10s of centimeters. </w:delText>
-        </w:r>
-        <w:r>
-          <w:delText xml:space="preserve">While patches of cooler water can provide respite from an otherwise stressfully warm environment, the functionality of refuges, i.e., their ability to support fish during periods of stress, may be negatively impacted by </w:delText>
-        </w:r>
-        <w:r>
-          <w:delText xml:space="preserve">these </w:delText>
-        </w:r>
-        <w:r>
-          <w:delText>trade-offs</w:delText>
-        </w:r>
-        <w:r>
-          <w:delText>.</w:delText>
-        </w:r>
-        <w:r>
-          <w:delText xml:space="preserve"> </w:delText>
-        </w:r>
-        <w:r>
-          <w:delText xml:space="preserve">These </w:delText>
-        </w:r>
-        <w:r>
-          <w:delText>constraints on</w:delText>
-        </w:r>
-        <w:r>
-          <w:delText xml:space="preserve"> habitat use </w:delText>
-        </w:r>
-        <w:r>
-          <w:delText xml:space="preserve">will likely </w:delText>
-        </w:r>
-        <w:r>
-          <w:delText xml:space="preserve">reduce </w:delText>
-        </w:r>
-        <w:r>
-          <w:delText>refuge capacity to support cold-water fish in a warmer future.</w:delText>
-        </w:r>
-        <w:r>
-          <w:tab/>
-        </w:r>
-      </w:del>
+      <w:ins w:id="93" w:author="Microsoft Office User" w:date="2023-12-01T16:12:00Z">
+        <w:r>
+          <w:rPr>
+            <w:noProof/>
+          </w:rPr>
+          <w:t xml:space="preserve">In </w:t>
+        </w:r>
+        <w:commentRangeStart w:id="94"/>
+        <w:r>
+          <w:rPr>
+            <w:noProof/>
+          </w:rPr>
+          <w:t>these stratified refuge habitats, fish appear to be s</w:t>
+        </w:r>
+        <w:r>
+          <w:rPr>
+            <w:noProof/>
+          </w:rPr>
+          <w:t xml:space="preserve">electing </w:t>
+        </w:r>
+        <w:r>
+          <w:rPr>
+            <w:noProof/>
+          </w:rPr>
+          <w:t xml:space="preserve">cool </w:t>
+        </w:r>
+        <w:r>
+          <w:rPr>
+            <w:noProof/>
+          </w:rPr>
+          <w:t>tempe</w:t>
+        </w:r>
+        <w:r>
+          <w:rPr>
+            <w:noProof/>
+          </w:rPr>
+          <w:t xml:space="preserve">ratures at the expense of oxygen. Our tagged fish did not optimize habitat tracking as well as we predicted (via simulation), and instead selected for cooler temperatures </w:t>
+        </w:r>
+        <w:commentRangeEnd w:id="94"/>
+        <w:r>
+          <w:rPr>
+            <w:rStyle w:val="CommentReference"/>
+            <w:rFonts w:asciiTheme="minorHAnsi" w:hAnsiTheme="minorHAnsi" w:cstheme="minorBidi"/>
+            <w:color w:val="auto"/>
+          </w:rPr>
+          <w:commentReference w:id="94"/>
+        </w:r>
+        <w:r>
+          <w:rPr>
+            <w:noProof/>
+          </w:rPr>
+          <w:t xml:space="preserve">which often contained low DO. A more accurate </w:t>
+        </w:r>
+        <w:commentRangeStart w:id="95"/>
+        <w:r>
+          <w:rPr>
+            <w:noProof/>
+          </w:rPr>
+          <w:t xml:space="preserve">behavioral simulation may not consider the trade-off between temperature </w:t>
+        </w:r>
+        <w:commentRangeEnd w:id="95"/>
+        <w:r>
+          <w:rPr>
+            <w:rStyle w:val="CommentReference"/>
+            <w:rFonts w:asciiTheme="minorHAnsi" w:hAnsiTheme="minorHAnsi" w:cstheme="minorBidi"/>
+            <w:color w:val="auto"/>
+          </w:rPr>
+          <w:commentReference w:id="95"/>
+        </w:r>
+        <w:r>
+          <w:rPr>
+            <w:noProof/>
+          </w:rPr>
+          <w:t xml:space="preserve">and oxygen equally, as temperature appears to be a more </w:t>
+        </w:r>
+        <w:commentRangeStart w:id="96"/>
+        <w:r>
+          <w:rPr>
+            <w:noProof/>
+          </w:rPr>
+          <w:t xml:space="preserve">prominent driver of DVM within these habitats. In these cold-water alcoves, we often encounter fish with either empty stomachs, or small rations of low quality prey items (Barrett unpublished data). Here, a fish would likely starve before suffocating. Under these circumstances, it seems logical that habitat selection should shift away from prioritizing growth and towards a reduced metabolism (especially since these fish should only infrequently exhibit a postprandial metabolic response). Indeed, this behavioral trade-off confirms that the term </w:t>
+        </w:r>
+        <w:r>
+          <w:rPr>
+            <w:i/>
+            <w:noProof/>
+          </w:rPr>
+          <w:t>refuge</w:t>
+        </w:r>
+        <w:r>
+          <w:rPr>
+            <w:noProof/>
+          </w:rPr>
+          <w:t xml:space="preserve"> is fitting; these are not ideal habitats</w:t>
+        </w:r>
+        <w:commentRangeEnd w:id="96"/>
+        <w:r>
+          <w:rPr>
+            <w:rStyle w:val="CommentReference"/>
+            <w:rFonts w:asciiTheme="minorHAnsi" w:hAnsiTheme="minorHAnsi" w:cstheme="minorBidi"/>
+            <w:color w:val="auto"/>
+          </w:rPr>
+          <w:commentReference w:id="96"/>
+        </w:r>
+        <w:r>
+          <w:rPr>
+            <w:noProof/>
+          </w:rPr>
+          <w:t>, and prolonged seasonal use with increased exposure to critically low DO may have negative impacts on growth and survival.</w:t>
+        </w:r>
+      </w:ins>
     </w:p>
     <w:p>
       <w:pPr>
         <w:pStyle w:val="Default"/>
         <w:spacing w:line="480" w:lineRule="auto"/>
         <w:ind w:firstLine="720"/>
-      </w:pPr>
-      <w:r>
-        <w:t>To determine fish vertical use of alcoves, we coupled the use of externally attached iButtons with high-resolution temperature-DO logger arrays</w:t>
-      </w:r>
-      <w:r>
-        <w:t>, which allowed us</w:t>
-      </w:r>
-      <w:r>
-        <w:t xml:space="preserve"> infer fine</w:t>
-      </w:r>
-      <w:ins w:id="71" w:author="Microsoft Office User" w:date="2023-12-01T12:34:00Z">
-        <w:r>
-          <w:t>-</w:t>
-        </w:r>
-      </w:ins>
-      <w:del w:id="72" w:author="Microsoft Office User" w:date="2023-12-01T12:34:00Z">
-        <w:r>
-          <w:delText xml:space="preserve"> </w:delText>
-        </w:r>
-      </w:del>
-      <w:r>
-        <w:t xml:space="preserve">scale vertical movement within these habitats. Internal radio tags or iButtons estimate body temperature, which will reflect the temporal integration of habitat use (Pepino et al. 2015). For this study we used external tags so we could get point measurements in time with the fish’s thermal environment. </w:t>
-      </w:r>
-      <w:r>
-        <w:t xml:space="preserve">Determining </w:t>
-      </w:r>
-      <w:r>
-        <w:t>fish depth and DO from temperature required that we know the vertical temperature-DO profile at the fish’s location, which meant it could not be free ranging in a heterogeneous alcove</w:t>
-      </w:r>
-      <w:commentRangeEnd w:id="63"/>
-      <w:r>
-        <w:rPr>
-          <w:rStyle w:val="CommentReference"/>
-          <w:rFonts w:asciiTheme="minorHAnsi" w:hAnsiTheme="minorHAnsi" w:cstheme="minorBidi"/>
-          <w:color w:val="auto"/>
-        </w:rPr>
-        <w:commentReference w:id="63"/>
-      </w:r>
-      <w:r>
-        <w:t>. The solution was to constrain fish to an area with a known profile using enclosures. This process allowed us to track fish temperature and DO selection at a timescale of minutes to hours during peak summer conditions.</w:t>
-      </w:r>
-      <w:r>
-        <w:t xml:space="preserve"> </w:t>
-      </w:r>
-      <w:r>
-        <w:t xml:space="preserve">We acknowledge that free swimming fish may be able to more effectively exploit both lateral and vertical heterogeneity in habitat conditions. However, we have found that the regions </w:t>
-      </w:r>
-      <w:r>
-        <w:t xml:space="preserve">within these </w:t>
-      </w:r>
-      <w:r>
-        <w:t>habitats</w:t>
-      </w:r>
-      <w:r>
-        <w:t xml:space="preserve"> that </w:t>
-      </w:r>
-      <w:r>
-        <w:t xml:space="preserve">contain </w:t>
-      </w:r>
-      <w:r>
-        <w:lastRenderedPageBreak/>
-        <w:t>cool</w:t>
-      </w:r>
-      <w:r>
-        <w:t xml:space="preserve"> water </w:t>
-      </w:r>
-      <w:r>
-        <w:t xml:space="preserve">also </w:t>
-      </w:r>
-      <w:r>
-        <w:t xml:space="preserve">consistently </w:t>
-      </w:r>
-      <w:r>
-        <w:t>have low DO</w:t>
-      </w:r>
-      <w:r>
-        <w:t>, and t</w:t>
-      </w:r>
-      <w:r>
-        <w:t xml:space="preserve">hese </w:t>
-      </w:r>
-      <w:r>
-        <w:t xml:space="preserve">cool and low DO </w:t>
-      </w:r>
-      <w:r>
-        <w:t xml:space="preserve">regions </w:t>
-      </w:r>
-      <w:r>
-        <w:t>frequently</w:t>
-      </w:r>
-      <w:r>
-        <w:t xml:space="preserve"> contain dense aggregations of cold water fish.</w:t>
-      </w:r>
-      <w:r>
-        <w:t xml:space="preserve"> </w:t>
-      </w:r>
-      <w:commentRangeStart w:id="73"/>
-      <w:r>
-        <w:t>Therefore</w:t>
-      </w:r>
-      <w:r>
-        <w:t>,</w:t>
-      </w:r>
-      <w:r>
-        <w:t xml:space="preserve"> a fish which is trying to minimize energetic costs via thermoregulation </w:t>
-      </w:r>
-      <w:r>
-        <w:t xml:space="preserve">should </w:t>
-      </w:r>
-      <w:r>
-        <w:t xml:space="preserve">also concurrently interact with diminished </w:t>
-      </w:r>
-      <w:r>
-        <w:t>DO. L</w:t>
-      </w:r>
-      <w:r>
-        <w:t xml:space="preserve">ateral movements </w:t>
-      </w:r>
-      <w:r>
-        <w:t xml:space="preserve">within a cold-water alcove </w:t>
-      </w:r>
-      <w:r>
-        <w:t xml:space="preserve">cold </w:t>
-      </w:r>
-      <w:r>
-        <w:t xml:space="preserve">allow fish to avoid low </w:t>
-      </w:r>
-      <w:r>
-        <w:t>DO</w:t>
-      </w:r>
-      <w:r>
-        <w:t xml:space="preserve">, but would also remove fish from </w:t>
-      </w:r>
-      <w:r>
-        <w:t>areas that contain</w:t>
-      </w:r>
-      <w:r>
-        <w:t xml:space="preserve"> </w:t>
-      </w:r>
-      <w:r>
-        <w:t>cooler water</w:t>
-      </w:r>
-      <w:r>
-        <w:t xml:space="preserve">.  </w:t>
-      </w:r>
-      <w:commentRangeEnd w:id="73"/>
-      <w:r>
-        <w:rPr>
-          <w:rStyle w:val="CommentReference"/>
-          <w:rFonts w:asciiTheme="minorHAnsi" w:hAnsiTheme="minorHAnsi" w:cstheme="minorBidi"/>
-          <w:color w:val="auto"/>
-        </w:rPr>
-        <w:commentReference w:id="73"/>
-      </w:r>
-      <w:r>
-        <w:t xml:space="preserve"> </w:t>
-      </w:r>
-    </w:p>
-    <w:p>
-      <w:pPr>
-        <w:pStyle w:val="Default"/>
-        <w:spacing w:line="480" w:lineRule="auto"/>
-        <w:rPr>
-          <w:ins w:id="74" w:author="Microsoft Office User" w:date="2023-12-01T16:18:00Z"/>
+        <w:rPr>
+          <w:ins w:id="97" w:author="Microsoft Office User" w:date="2023-12-01T16:11:00Z"/>
         </w:rPr>
       </w:pPr>
     </w:p>
@@ -8176,10 +8802,20 @@
       <w:pPr>
         <w:pStyle w:val="Default"/>
         <w:spacing w:line="480" w:lineRule="auto"/>
-        <w:rPr>
-          <w:ins w:id="75" w:author="Microsoft Office User" w:date="2023-12-01T16:18:00Z"/>
-        </w:rPr>
-        <w:pPrChange w:id="76" w:author="Microsoft Office User" w:date="2023-12-01T16:18:00Z">
+        <w:ind w:firstLine="720"/>
+        <w:rPr>
+          <w:ins w:id="98" w:author="Microsoft Office User" w:date="2023-12-01T16:11:00Z"/>
+        </w:rPr>
+      </w:pPr>
+    </w:p>
+    <w:p>
+      <w:pPr>
+        <w:pStyle w:val="Default"/>
+        <w:spacing w:line="480" w:lineRule="auto"/>
+        <w:rPr>
+          <w:ins w:id="99" w:author="Microsoft Office User" w:date="2023-12-01T16:11:00Z"/>
+        </w:rPr>
+        <w:pPrChange w:id="100" w:author="Microsoft Office User" w:date="2023-12-01T16:20:00Z">
           <w:pPr>
             <w:pStyle w:val="Default"/>
             <w:spacing w:line="480" w:lineRule="auto"/>
@@ -8187,470 +8823,32 @@
           </w:pPr>
         </w:pPrChange>
       </w:pPr>
-      <w:ins w:id="77" w:author="Microsoft Office User" w:date="2023-12-01T16:18:00Z">
-        <w:r>
-          <w:t>**#3</w:t>
+      <w:ins w:id="101" w:author="Microsoft Office User" w:date="2023-12-01T16:20:00Z">
+        <w:r>
+          <w:t xml:space="preserve">**#4 Individual variation. You probably want to quantify </w:t>
         </w:r>
       </w:ins>
-      <w:ins w:id="78" w:author="Microsoft Office User" w:date="2023-12-01T16:20:00Z">
-        <w:r>
-          <w:t xml:space="preserve"> (may need 2 paragraphs)</w:t>
+      <w:ins w:id="102" w:author="Microsoft Office User" w:date="2023-12-01T16:21:00Z">
+        <w:r>
+          <w:t xml:space="preserve">individual variation </w:t>
         </w:r>
       </w:ins>
-      <w:ins w:id="79" w:author="Microsoft Office User" w:date="2023-12-01T16:18:00Z">
-        <w:r>
-          <w:t xml:space="preserve"> </w:t>
+      <w:ins w:id="103" w:author="Microsoft Office User" w:date="2023-12-01T16:20:00Z">
+        <w:r>
+          <w:t>this if possib</w:t>
         </w:r>
       </w:ins>
-      <w:ins w:id="80" w:author="Microsoft Office User" w:date="2023-12-01T16:19:00Z">
-        <w:r>
-          <w:t>Unpack why fish didn’t move to surface, how maybe they don’t need high DO if they are taking refuge and minimizing metabolic costs</w:t>
+      <w:ins w:id="104" w:author="Microsoft Office User" w:date="2023-12-01T16:21:00Z">
+        <w:r>
+          <w:t xml:space="preserve">le, so you may not want to open this potential hornets nest. </w:t>
         </w:r>
       </w:ins>
-    </w:p>
-    <w:p>
-      <w:pPr>
-        <w:pStyle w:val="Default"/>
-        <w:spacing w:line="480" w:lineRule="auto"/>
-        <w:ind w:firstLine="720"/>
-        <w:rPr>
-          <w:ins w:id="81" w:author="Microsoft Office User" w:date="2023-12-01T16:18:00Z"/>
-        </w:rPr>
-      </w:pPr>
-    </w:p>
-    <w:p>
-      <w:pPr>
-        <w:pStyle w:val="Default"/>
-        <w:spacing w:line="480" w:lineRule="auto"/>
-        <w:ind w:firstLine="720"/>
-        <w:rPr>
-          <w:ins w:id="82" w:author="Microsoft Office User" w:date="2023-12-01T16:12:00Z"/>
-        </w:rPr>
-      </w:pPr>
-      <w:commentRangeStart w:id="83"/>
-      <w:r>
-        <w:t xml:space="preserve">Our </w:t>
-      </w:r>
-      <w:r>
-        <w:t xml:space="preserve">simulation </w:t>
-      </w:r>
-      <w:commentRangeEnd w:id="83"/>
-      <w:r>
-        <w:rPr>
-          <w:rStyle w:val="CommentReference"/>
-          <w:rFonts w:asciiTheme="minorHAnsi" w:hAnsiTheme="minorHAnsi" w:cstheme="minorBidi"/>
-          <w:color w:val="auto"/>
-        </w:rPr>
-        <w:commentReference w:id="83"/>
-      </w:r>
-      <w:r>
-        <w:t>of</w:t>
-      </w:r>
-      <w:r>
-        <w:t xml:space="preserve"> </w:t>
-      </w:r>
-      <w:r>
-        <w:t>behavioral responses to</w:t>
-      </w:r>
-      <w:r>
-        <w:t xml:space="preserve"> shifting </w:t>
-      </w:r>
-      <w:r>
-        <w:t xml:space="preserve">habitat </w:t>
-      </w:r>
-      <w:r>
-        <w:t xml:space="preserve">conditions </w:t>
-      </w:r>
-      <w:r>
-        <w:t xml:space="preserve">produced a </w:t>
-      </w:r>
-      <w:r>
-        <w:t>diel vertical movement</w:t>
-      </w:r>
-      <w:r>
-        <w:t xml:space="preserve"> pattern</w:t>
-      </w:r>
-      <w:r>
-        <w:t xml:space="preserve"> when both temperature and </w:t>
-      </w:r>
-      <w:r>
-        <w:t>DO</w:t>
-      </w:r>
-      <w:r>
-        <w:t xml:space="preserve"> were considered.</w:t>
-      </w:r>
-      <w:r>
-        <w:t xml:space="preserve"> </w:t>
-      </w:r>
-      <w:commentRangeStart w:id="84"/>
-      <w:r>
-        <w:t xml:space="preserve">This </w:t>
-      </w:r>
-      <w:r>
-        <w:t>movement</w:t>
-      </w:r>
-      <w:r>
-        <w:t xml:space="preserve"> </w:t>
-      </w:r>
-      <w:r>
-        <w:t>was reflected in our tagged fish, but at a</w:t>
-      </w:r>
-      <w:r>
-        <w:t xml:space="preserve"> </w:t>
-      </w:r>
-      <w:r>
-        <w:t xml:space="preserve">lower </w:t>
-      </w:r>
-      <w:r>
-        <w:t>amplitude</w:t>
-      </w:r>
-      <w:commentRangeEnd w:id="84"/>
-      <w:r>
-        <w:rPr>
-          <w:rStyle w:val="CommentReference"/>
-          <w:rFonts w:asciiTheme="minorHAnsi" w:hAnsiTheme="minorHAnsi" w:cstheme="minorBidi"/>
-          <w:color w:val="auto"/>
-        </w:rPr>
-        <w:commentReference w:id="84"/>
-      </w:r>
-      <w:r>
-        <w:t xml:space="preserve">. </w:t>
-      </w:r>
-      <w:commentRangeStart w:id="85"/>
-      <w:commentRangeStart w:id="86"/>
-      <w:ins w:id="87" w:author="Microsoft Office User" w:date="2023-12-01T16:12:00Z">
-        <w:r>
-          <w:t>In b</w:t>
+      <w:ins w:id="105" w:author="Microsoft Office User" w:date="2023-12-01T16:22:00Z">
+        <w:r>
+          <w:t xml:space="preserve">Like I could see reviewer asking for level of variation in timing vs. how deep/shallow they went. </w:t>
         </w:r>
       </w:ins>
-      <w:commentRangeEnd w:id="85"/>
-      <w:ins w:id="88" w:author="Microsoft Office User" w:date="2023-12-01T16:13:00Z">
-        <w:r>
-          <w:rPr>
-            <w:rStyle w:val="CommentReference"/>
-            <w:rFonts w:asciiTheme="minorHAnsi" w:hAnsiTheme="minorHAnsi" w:cstheme="minorBidi"/>
-            <w:color w:val="auto"/>
-          </w:rPr>
-          <w:commentReference w:id="85"/>
-        </w:r>
-      </w:ins>
-      <w:ins w:id="89" w:author="Microsoft Office User" w:date="2023-12-01T16:12:00Z">
-        <w:r>
-          <w:t xml:space="preserve">oth alcoves, </w:t>
-        </w:r>
-        <w:commentRangeEnd w:id="86"/>
-        <w:r>
-          <w:rPr>
-            <w:rStyle w:val="CommentReference"/>
-            <w:rFonts w:asciiTheme="minorHAnsi" w:hAnsiTheme="minorHAnsi" w:cstheme="minorBidi"/>
-            <w:color w:val="auto"/>
-          </w:rPr>
-          <w:commentReference w:id="86"/>
-        </w:r>
-        <w:r>
-          <w:t xml:space="preserve">there was a </w:t>
-        </w:r>
-        <w:r>
-          <w:t xml:space="preserve">high probability of </w:t>
-        </w:r>
-        <w:r>
-          <w:t xml:space="preserve">fish </w:t>
-        </w:r>
-        <w:r>
-          <w:t xml:space="preserve">selecting </w:t>
-        </w:r>
-        <w:r>
-          <w:t xml:space="preserve">the </w:t>
-        </w:r>
-        <w:r>
-          <w:t xml:space="preserve">coolest temperatures (at </w:t>
-        </w:r>
-        <w:r>
-          <w:t xml:space="preserve">the </w:t>
-        </w:r>
-        <w:r>
-          <w:t>greatest depth</w:t>
-        </w:r>
-        <w:r>
-          <w:t>s</w:t>
-        </w:r>
-        <w:r>
-          <w:t xml:space="preserve">) when DO </w:t>
-        </w:r>
-        <w:r>
-          <w:t>was</w:t>
-        </w:r>
-        <w:r>
-          <w:t xml:space="preserve"> </w:t>
-        </w:r>
-        <w:r>
-          <w:t>high (Figure 6)</w:t>
-        </w:r>
-        <w:r>
-          <w:t>. During the early morning DO minima, the probability of selection switche</w:t>
-        </w:r>
-        <w:r>
-          <w:t>d</w:t>
-        </w:r>
-        <w:r>
-          <w:t xml:space="preserve"> to warm</w:t>
-        </w:r>
-        <w:r>
-          <w:t>er</w:t>
-        </w:r>
-        <w:r>
-          <w:t xml:space="preserve"> water (</w:t>
-        </w:r>
-        <w:r>
-          <w:t>towards</w:t>
-        </w:r>
-        <w:r>
-          <w:t xml:space="preserve"> the surface)</w:t>
-        </w:r>
-        <w:r>
-          <w:t xml:space="preserve"> where DO was also higher</w:t>
-        </w:r>
-        <w:r>
-          <w:t>.</w:t>
-        </w:r>
-        <w:r>
-          <w:t xml:space="preserve"> Site-specific variation in temperature and DO may explain the varied strength (slope) of selection probability. For example, the diel amplitude of h</w:t>
-        </w:r>
-        <w:r>
-          <w:t>ypolim</w:t>
-        </w:r>
-        <w:r>
-          <w:t>netic</w:t>
-        </w:r>
-        <w:r>
-          <w:t xml:space="preserve"> DO </w:t>
-        </w:r>
-        <w:r>
-          <w:t>was much greater</w:t>
-        </w:r>
-        <w:r>
-          <w:t xml:space="preserve"> in Norwood</w:t>
-        </w:r>
-        <w:r>
-          <w:t xml:space="preserve"> alcove, while epilimnetic DO stayed relatively high across that timeframe (Table 1, Supplemental Figure 2). However, </w:t>
-        </w:r>
-        <w:commentRangeStart w:id="90"/>
-        <w:r>
-          <w:t xml:space="preserve">epilimnetic </w:t>
-        </w:r>
-        <w:commentRangeEnd w:id="90"/>
-        <w:r>
-          <w:rPr>
-            <w:rStyle w:val="CommentReference"/>
-            <w:rFonts w:asciiTheme="minorHAnsi" w:hAnsiTheme="minorHAnsi" w:cstheme="minorBidi"/>
-            <w:color w:val="auto"/>
-          </w:rPr>
-          <w:commentReference w:id="90"/>
-        </w:r>
-        <w:r>
-          <w:t>temperatures in Norwood remained high even at night. These surface temperatures may have been suboptimally warm to fish, thereby reducing the strength of selection towards warmer surface temperatures (Figure 6b). I</w:t>
-        </w:r>
-        <w:r>
-          <w:t>n Blue Ruin</w:t>
-        </w:r>
-        <w:r>
-          <w:t>,</w:t>
-        </w:r>
-        <w:r>
-          <w:t xml:space="preserve"> </w:t>
-        </w:r>
-        <w:r>
-          <w:t xml:space="preserve">temperatures in the epilimnion were much lower at night (and DO remained adequate; Table 1), which may explain </w:t>
-        </w:r>
-        <w:r>
-          <w:lastRenderedPageBreak/>
-          <w:t xml:space="preserve">the greater selection strength towards warmer (and shallower) temperatures when compared to Norwood (Figure 6b, 6d). </w:t>
-        </w:r>
-      </w:ins>
-    </w:p>
-    <w:p>
-      <w:pPr>
-        <w:pStyle w:val="Default"/>
-        <w:spacing w:line="480" w:lineRule="auto"/>
-        <w:ind w:firstLine="720"/>
-        <w:rPr>
-          <w:ins w:id="91" w:author="Microsoft Office User" w:date="2023-12-01T16:12:00Z"/>
-          <w:noProof/>
-        </w:rPr>
-      </w:pPr>
-      <w:ins w:id="92" w:author="Microsoft Office User" w:date="2023-12-01T16:12:00Z">
-        <w:r>
-          <w:rPr>
-            <w:noProof/>
-          </w:rPr>
-          <w:t xml:space="preserve">In </w:t>
-        </w:r>
-        <w:commentRangeStart w:id="93"/>
-        <w:r>
-          <w:rPr>
-            <w:noProof/>
-          </w:rPr>
-          <w:t>these stratified refuge habitats, fish appear to be s</w:t>
-        </w:r>
-        <w:r>
-          <w:rPr>
-            <w:noProof/>
-          </w:rPr>
-          <w:t xml:space="preserve">electing </w:t>
-        </w:r>
-        <w:r>
-          <w:rPr>
-            <w:noProof/>
-          </w:rPr>
-          <w:t xml:space="preserve">cool </w:t>
-        </w:r>
-        <w:r>
-          <w:rPr>
-            <w:noProof/>
-          </w:rPr>
-          <w:t>tempe</w:t>
-        </w:r>
-        <w:r>
-          <w:rPr>
-            <w:noProof/>
-          </w:rPr>
-          <w:t xml:space="preserve">ratures at the expense of oxygen. Our tagged fish did not optimize habitat tracking as well as we predicted (via simulation), and instead selected for cooler temperatures </w:t>
-        </w:r>
-        <w:commentRangeEnd w:id="93"/>
-        <w:r>
-          <w:rPr>
-            <w:rStyle w:val="CommentReference"/>
-            <w:rFonts w:asciiTheme="minorHAnsi" w:hAnsiTheme="minorHAnsi" w:cstheme="minorBidi"/>
-            <w:color w:val="auto"/>
-          </w:rPr>
-          <w:commentReference w:id="93"/>
-        </w:r>
-        <w:r>
-          <w:rPr>
-            <w:noProof/>
-          </w:rPr>
-          <w:t xml:space="preserve">which often contained low DO. A more accurate </w:t>
-        </w:r>
-        <w:commentRangeStart w:id="94"/>
-        <w:r>
-          <w:rPr>
-            <w:noProof/>
-          </w:rPr>
-          <w:t xml:space="preserve">behavioral simulation may not consider the trade-off between temperature </w:t>
-        </w:r>
-        <w:commentRangeEnd w:id="94"/>
-        <w:r>
-          <w:rPr>
-            <w:rStyle w:val="CommentReference"/>
-            <w:rFonts w:asciiTheme="minorHAnsi" w:hAnsiTheme="minorHAnsi" w:cstheme="minorBidi"/>
-            <w:color w:val="auto"/>
-          </w:rPr>
-          <w:commentReference w:id="94"/>
-        </w:r>
-        <w:r>
-          <w:rPr>
-            <w:noProof/>
-          </w:rPr>
-          <w:t xml:space="preserve">and oxygen equally, as temperature appears to be a more </w:t>
-        </w:r>
-        <w:commentRangeStart w:id="95"/>
-        <w:r>
-          <w:rPr>
-            <w:noProof/>
-          </w:rPr>
-          <w:t xml:space="preserve">prominent driver of DVM within these habitats. In these cold-water alcoves, we often encounter fish with either empty stomachs, or small rations of low quality prey items (Barrett unpublished data). Here, a fish would likely starve before suffocating. Under these circumstances, it seems logical that habitat selection should shift away from prioritizing growth and towards a reduced metabolism (especially since these fish should only infrequently exhibit a postprandial metabolic response). Indeed, this behavioral trade-off confirms that the term </w:t>
-        </w:r>
-        <w:r>
-          <w:rPr>
-            <w:i/>
-            <w:noProof/>
-          </w:rPr>
-          <w:t>refuge</w:t>
-        </w:r>
-        <w:r>
-          <w:rPr>
-            <w:noProof/>
-          </w:rPr>
-          <w:t xml:space="preserve"> is fitting; these are not ideal habitats</w:t>
-        </w:r>
-        <w:commentRangeEnd w:id="95"/>
-        <w:r>
-          <w:rPr>
-            <w:rStyle w:val="CommentReference"/>
-            <w:rFonts w:asciiTheme="minorHAnsi" w:hAnsiTheme="minorHAnsi" w:cstheme="minorBidi"/>
-            <w:color w:val="auto"/>
-          </w:rPr>
-          <w:commentReference w:id="95"/>
-        </w:r>
-        <w:r>
-          <w:rPr>
-            <w:noProof/>
-          </w:rPr>
-          <w:t>, and prolonged seasonal use with increased exposure to critically low DO may have negative impacts on growth and survival.</w:t>
-        </w:r>
-      </w:ins>
-    </w:p>
-    <w:p>
-      <w:pPr>
-        <w:pStyle w:val="Default"/>
-        <w:spacing w:line="480" w:lineRule="auto"/>
-        <w:ind w:firstLine="720"/>
-        <w:rPr>
-          <w:ins w:id="96" w:author="Microsoft Office User" w:date="2023-12-01T16:11:00Z"/>
-        </w:rPr>
-      </w:pPr>
-    </w:p>
-    <w:p>
-      <w:pPr>
-        <w:pStyle w:val="Default"/>
-        <w:spacing w:line="480" w:lineRule="auto"/>
-        <w:ind w:firstLine="720"/>
-        <w:rPr>
-          <w:ins w:id="97" w:author="Microsoft Office User" w:date="2023-12-01T16:11:00Z"/>
-        </w:rPr>
-      </w:pPr>
-    </w:p>
-    <w:p>
-      <w:pPr>
-        <w:pStyle w:val="Default"/>
-        <w:spacing w:line="480" w:lineRule="auto"/>
-        <w:rPr>
-          <w:ins w:id="98" w:author="Microsoft Office User" w:date="2023-12-01T16:11:00Z"/>
-        </w:rPr>
-        <w:pPrChange w:id="99" w:author="Microsoft Office User" w:date="2023-12-01T16:20:00Z">
-          <w:pPr>
-            <w:pStyle w:val="Default"/>
-            <w:spacing w:line="480" w:lineRule="auto"/>
-            <w:ind w:firstLine="720"/>
-          </w:pPr>
-        </w:pPrChange>
-      </w:pPr>
-      <w:ins w:id="100" w:author="Microsoft Office User" w:date="2023-12-01T16:20:00Z">
-        <w:r>
-          <w:t xml:space="preserve">**#4 Individual variation. You probably want to quantify </w:t>
-        </w:r>
-      </w:ins>
-      <w:ins w:id="101" w:author="Microsoft Office User" w:date="2023-12-01T16:21:00Z">
-        <w:r>
-          <w:t xml:space="preserve">individual variation </w:t>
-        </w:r>
-      </w:ins>
-      <w:ins w:id="102" w:author="Microsoft Office User" w:date="2023-12-01T16:20:00Z">
-        <w:r>
-          <w:t>this if possib</w:t>
-        </w:r>
-      </w:ins>
-      <w:ins w:id="103" w:author="Microsoft Office User" w:date="2023-12-01T16:21:00Z">
-        <w:r>
-          <w:t xml:space="preserve">le, so you may not want to open this potential hornets nest. </w:t>
-        </w:r>
-      </w:ins>
-      <w:ins w:id="104" w:author="Microsoft Office User" w:date="2023-12-01T16:22:00Z">
-        <w:r>
-          <w:t xml:space="preserve">Like I could see reviewer asking for level of variation in timing vs. how deep/shallow they went. </w:t>
-        </w:r>
-      </w:ins>
-      <w:ins w:id="105" w:author="Microsoft Office User" w:date="2023-12-01T16:21:00Z">
+      <w:ins w:id="106" w:author="Microsoft Office User" w:date="2023-12-01T16:21:00Z">
         <w:r>
           <w:t xml:space="preserve"> </w:t>
         </w:r>
@@ -8707,28 +8905,24 @@
       <w:r>
         <w:t xml:space="preserve">This behavioral variation is likely a reflection </w:t>
       </w:r>
-      <w:commentRangeStart w:id="106"/>
+      <w:commentRangeStart w:id="107"/>
       <w:r>
         <w:t xml:space="preserve">of individual </w:t>
       </w:r>
       <w:r>
-        <w:t xml:space="preserve">thermal </w:t>
-      </w:r>
-      <w:r>
-        <w:lastRenderedPageBreak/>
-        <w:t>tolerance via life history</w:t>
+        <w:t>thermal tolerance via life history</w:t>
       </w:r>
       <w:r>
         <w:t xml:space="preserve"> </w:t>
       </w:r>
-      <w:commentRangeEnd w:id="106"/>
+      <w:commentRangeEnd w:id="107"/>
       <w:r>
         <w:rPr>
           <w:rStyle w:val="CommentReference"/>
           <w:rFonts w:asciiTheme="minorHAnsi" w:hAnsiTheme="minorHAnsi" w:cstheme="minorBidi"/>
           <w:color w:val="auto"/>
         </w:rPr>
-        <w:commentReference w:id="106"/>
+        <w:commentReference w:id="107"/>
       </w:r>
       <w:r>
         <w:t>(Anlauf-Dunn et al. 2022) or</w:t>
@@ -8767,14 +8961,14 @@
         <w:spacing w:line="480" w:lineRule="auto"/>
         <w:ind w:firstLine="720"/>
         <w:rPr>
-          <w:del w:id="107" w:author="Microsoft Office User" w:date="2023-12-01T16:14:00Z"/>
+          <w:del w:id="108" w:author="Microsoft Office User" w:date="2023-12-01T16:14:00Z"/>
         </w:rPr>
       </w:pPr>
-      <w:del w:id="108" w:author="Microsoft Office User" w:date="2023-12-01T16:14:00Z">
+      <w:del w:id="109" w:author="Microsoft Office User" w:date="2023-12-01T16:14:00Z">
         <w:r>
           <w:delText>By comparing the 2</w:delText>
         </w:r>
-        <w:commentRangeStart w:id="109"/>
+        <w:commentRangeStart w:id="110"/>
         <w:r>
           <w:delText xml:space="preserve">-hour windows of minimum and maximum DO across six cold-water alcoves, we were able to quantify the how the relationship between temperature and oxygen </w:delText>
         </w:r>
@@ -8811,14 +9005,14 @@
         <w:r>
           <w:delText xml:space="preserve">except for in Blue Ruin alcove </w:delText>
         </w:r>
-        <w:commentRangeEnd w:id="109"/>
+        <w:commentRangeEnd w:id="110"/>
         <w:r>
           <w:rPr>
             <w:rStyle w:val="CommentReference"/>
             <w:rFonts w:asciiTheme="minorHAnsi" w:hAnsiTheme="minorHAnsi" w:cstheme="minorBidi"/>
             <w:color w:val="auto"/>
           </w:rPr>
-          <w:commentReference w:id="109"/>
+          <w:commentReference w:id="110"/>
         </w:r>
         <w:r>
           <w:delText xml:space="preserve">where </w:delText>
@@ -8841,7 +9035,7 @@
         <w:r>
           <w:delText xml:space="preserve">erred cool </w:delText>
         </w:r>
-        <w:commentRangeStart w:id="110"/>
+        <w:commentRangeStart w:id="111"/>
         <w:r>
           <w:delText>temperatures that were</w:delText>
         </w:r>
@@ -8867,7 +9061,11 @@
           <w:delText xml:space="preserve">also </w:delText>
         </w:r>
         <w:r>
-          <w:delText xml:space="preserve">variation in the minimum oxygen recorded across cold water refuge habitats. For example, all alcoves had hyporheic </w:delText>
+          <w:delText xml:space="preserve">variation in the minimum oxygen recorded </w:delText>
+        </w:r>
+        <w:r>
+          <w:lastRenderedPageBreak/>
+          <w:delText xml:space="preserve">across cold water refuge habitats. For example, all alcoves had hyporheic </w:delText>
         </w:r>
         <w:r>
           <w:delText>DO</w:delText>
@@ -8929,14 +9127,14 @@
         <w:r>
           <w:delText xml:space="preserve"> </w:delText>
         </w:r>
-        <w:commentRangeEnd w:id="110"/>
+        <w:commentRangeEnd w:id="111"/>
         <w:r>
           <w:rPr>
             <w:rStyle w:val="CommentReference"/>
             <w:rFonts w:asciiTheme="minorHAnsi" w:hAnsiTheme="minorHAnsi" w:cstheme="minorBidi"/>
             <w:color w:val="auto"/>
           </w:rPr>
-          <w:commentReference w:id="110"/>
+          <w:commentReference w:id="111"/>
         </w:r>
       </w:del>
     </w:p>
@@ -8946,22 +9144,22 @@
         <w:spacing w:line="480" w:lineRule="auto"/>
         <w:ind w:firstLine="720"/>
         <w:rPr>
-          <w:del w:id="111" w:author="Microsoft Office User" w:date="2023-12-01T16:12:00Z"/>
+          <w:del w:id="112" w:author="Microsoft Office User" w:date="2023-12-01T16:12:00Z"/>
         </w:rPr>
       </w:pPr>
-      <w:commentRangeStart w:id="112"/>
-      <w:del w:id="113" w:author="Microsoft Office User" w:date="2023-12-01T16:12:00Z">
+      <w:commentRangeStart w:id="113"/>
+      <w:del w:id="114" w:author="Microsoft Office User" w:date="2023-12-01T16:12:00Z">
         <w:r>
           <w:delText xml:space="preserve">In both alcoves, </w:delText>
         </w:r>
-        <w:commentRangeEnd w:id="112"/>
+        <w:commentRangeEnd w:id="113"/>
         <w:r>
           <w:rPr>
             <w:rStyle w:val="CommentReference"/>
             <w:rFonts w:asciiTheme="minorHAnsi" w:hAnsiTheme="minorHAnsi" w:cstheme="minorBidi"/>
             <w:color w:val="auto"/>
           </w:rPr>
-          <w:commentReference w:id="112"/>
+          <w:commentReference w:id="113"/>
         </w:r>
         <w:r>
           <w:delText xml:space="preserve">there was a </w:delText>
@@ -9021,11 +9219,7 @@
           <w:delText xml:space="preserve"> the surface)</w:delText>
         </w:r>
         <w:r>
-          <w:delText xml:space="preserve"> where DO was also </w:delText>
-        </w:r>
-        <w:r>
-          <w:lastRenderedPageBreak/>
-          <w:delText>higher</w:delText>
+          <w:delText xml:space="preserve"> where DO was also higher</w:delText>
         </w:r>
         <w:r>
           <w:delText>.</w:delText>
@@ -9129,18 +9323,18 @@
         <w:r>
           <w:delText xml:space="preserve">However, </w:delText>
         </w:r>
-        <w:commentRangeStart w:id="114"/>
+        <w:commentRangeStart w:id="115"/>
         <w:r>
           <w:delText xml:space="preserve">epilimnetic </w:delText>
         </w:r>
-        <w:commentRangeEnd w:id="114"/>
+        <w:commentRangeEnd w:id="115"/>
         <w:r>
           <w:rPr>
             <w:rStyle w:val="CommentReference"/>
             <w:rFonts w:asciiTheme="minorHAnsi" w:hAnsiTheme="minorHAnsi" w:cstheme="minorBidi"/>
             <w:color w:val="auto"/>
           </w:rPr>
-          <w:commentReference w:id="114"/>
+          <w:commentReference w:id="115"/>
         </w:r>
         <w:r>
           <w:delText>temperatures in Norwood</w:delText>
@@ -9225,18 +9419,18 @@
         <w:spacing w:line="480" w:lineRule="auto"/>
         <w:ind w:firstLine="720"/>
         <w:rPr>
-          <w:del w:id="115" w:author="Microsoft Office User" w:date="2023-12-01T16:12:00Z"/>
+          <w:del w:id="116" w:author="Microsoft Office User" w:date="2023-12-01T16:12:00Z"/>
           <w:noProof/>
         </w:rPr>
       </w:pPr>
-      <w:del w:id="116" w:author="Microsoft Office User" w:date="2023-12-01T16:12:00Z">
+      <w:del w:id="117" w:author="Microsoft Office User" w:date="2023-12-01T16:12:00Z">
         <w:r>
           <w:rPr>
             <w:noProof/>
           </w:rPr>
           <w:delText xml:space="preserve">In </w:delText>
         </w:r>
-        <w:commentRangeStart w:id="117"/>
+        <w:commentRangeStart w:id="118"/>
         <w:r>
           <w:rPr>
             <w:noProof/>
@@ -9363,14 +9557,14 @@
           </w:rPr>
           <w:delText xml:space="preserve"> for cooler temperatures </w:delText>
         </w:r>
-        <w:commentRangeEnd w:id="117"/>
+        <w:commentRangeEnd w:id="118"/>
         <w:r>
           <w:rPr>
             <w:rStyle w:val="CommentReference"/>
             <w:rFonts w:asciiTheme="minorHAnsi" w:hAnsiTheme="minorHAnsi" w:cstheme="minorBidi"/>
             <w:color w:val="auto"/>
           </w:rPr>
-          <w:commentReference w:id="117"/>
+          <w:commentReference w:id="118"/>
         </w:r>
         <w:r>
           <w:rPr>
@@ -9408,7 +9602,7 @@
           </w:rPr>
           <w:delText xml:space="preserve"> </w:delText>
         </w:r>
-        <w:commentRangeStart w:id="118"/>
+        <w:commentRangeStart w:id="119"/>
         <w:r>
           <w:rPr>
             <w:noProof/>
@@ -9433,14 +9627,14 @@
           </w:rPr>
           <w:delText xml:space="preserve"> temperature </w:delText>
         </w:r>
-        <w:commentRangeEnd w:id="118"/>
+        <w:commentRangeEnd w:id="119"/>
         <w:r>
           <w:rPr>
             <w:rStyle w:val="CommentReference"/>
             <w:rFonts w:asciiTheme="minorHAnsi" w:hAnsiTheme="minorHAnsi" w:cstheme="minorBidi"/>
             <w:color w:val="auto"/>
           </w:rPr>
-          <w:commentReference w:id="118"/>
+          <w:commentReference w:id="119"/>
         </w:r>
         <w:r>
           <w:rPr>
@@ -9478,7 +9672,7 @@
           </w:rPr>
           <w:delText xml:space="preserve"> more </w:delText>
         </w:r>
-        <w:commentRangeStart w:id="119"/>
+        <w:commentRangeStart w:id="120"/>
         <w:r>
           <w:rPr>
             <w:noProof/>
@@ -9567,7 +9761,14 @@
           <w:rPr>
             <w:noProof/>
           </w:rPr>
-          <w:delText xml:space="preserve"> of low quality prey items</w:delText>
+          <w:delText xml:space="preserve"> of </w:delText>
+        </w:r>
+        <w:r>
+          <w:rPr>
+            <w:noProof/>
+          </w:rPr>
+          <w:lastRenderedPageBreak/>
+          <w:delText>low quality prey items</w:delText>
         </w:r>
         <w:r>
           <w:rPr>
@@ -9684,14 +9885,14 @@
           </w:rPr>
           <w:delText xml:space="preserve"> these are not ideal habitats</w:delText>
         </w:r>
-        <w:commentRangeEnd w:id="119"/>
+        <w:commentRangeEnd w:id="120"/>
         <w:r>
           <w:rPr>
             <w:rStyle w:val="CommentReference"/>
             <w:rFonts w:asciiTheme="minorHAnsi" w:hAnsiTheme="minorHAnsi" w:cstheme="minorBidi"/>
             <w:color w:val="auto"/>
           </w:rPr>
-          <w:commentReference w:id="119"/>
+          <w:commentReference w:id="120"/>
         </w:r>
         <w:r>
           <w:rPr>
@@ -9776,15 +9977,15 @@
         </w:rPr>
         <w:t xml:space="preserve">As seasonal </w:t>
       </w:r>
-      <w:commentRangeStart w:id="120"/>
+      <w:commentRangeStart w:id="121"/>
       <w:r>
         <w:rPr>
           <w:noProof/>
         </w:rPr>
         <w:t xml:space="preserve">temperatures continue to surpass the physiological tolerance ranges of cold-water fishes, refuge use is likely to become </w:t>
       </w:r>
-      <w:commentRangeEnd w:id="120"/>
-      <w:ins w:id="121" w:author="Microsoft Office User" w:date="2023-12-01T14:27:00Z">
+      <w:commentRangeEnd w:id="121"/>
+      <w:ins w:id="122" w:author="Microsoft Office User" w:date="2023-12-01T14:27:00Z">
         <w:r>
           <w:rPr>
             <w:noProof/>
@@ -9798,78 +9999,71 @@
           <w:rFonts w:asciiTheme="minorHAnsi" w:hAnsiTheme="minorHAnsi" w:cstheme="minorBidi"/>
           <w:color w:val="auto"/>
         </w:rPr>
-        <w:commentReference w:id="120"/>
+        <w:commentReference w:id="121"/>
       </w:r>
       <w:r>
         <w:rPr>
           <w:noProof/>
         </w:rPr>
-        <w:t xml:space="preserve">a more promenant behavioral response (Barrett and </w:t>
+        <w:t xml:space="preserve">a more promenant behavioral response (Barrett and Armstrong 2021). </w:t>
       </w:r>
       <w:r>
         <w:rPr>
           <w:noProof/>
         </w:rPr>
-        <w:lastRenderedPageBreak/>
-        <w:t xml:space="preserve">Armstrong 2021). </w:t>
+        <w:t xml:space="preserve">Previous studies have explored the vertical habitat compression that occurs in </w:t>
       </w:r>
       <w:r>
         <w:rPr>
           <w:noProof/>
         </w:rPr>
-        <w:t xml:space="preserve">Previous studies have explored the vertical habitat compression that occurs in </w:t>
+        <w:t>a subset of</w:t>
       </w:r>
       <w:r>
         <w:rPr>
           <w:noProof/>
         </w:rPr>
-        <w:t>a subset of</w:t>
-      </w:r>
+        <w:t xml:space="preserve"> these habitats </w:t>
+      </w:r>
+      <w:commentRangeStart w:id="123"/>
       <w:r>
         <w:rPr>
           <w:noProof/>
         </w:rPr>
-        <w:t xml:space="preserve"> these habitats </w:t>
-      </w:r>
-      <w:commentRangeStart w:id="122"/>
+        <w:t>(Ebersole</w:t>
+      </w:r>
       <w:r>
         <w:rPr>
           <w:noProof/>
         </w:rPr>
-        <w:t>(Ebersole</w:t>
+        <w:t xml:space="preserve"> </w:t>
       </w:r>
       <w:r>
         <w:rPr>
           <w:noProof/>
         </w:rPr>
-        <w:t xml:space="preserve"> </w:t>
+        <w:t>et al. 2003</w:t>
       </w:r>
       <w:r>
         <w:rPr>
           <w:noProof/>
         </w:rPr>
-        <w:t>et al. 2003</w:t>
+        <w:t>, Gombert et al. 2022</w:t>
       </w:r>
       <w:r>
         <w:rPr>
           <w:noProof/>
         </w:rPr>
-        <w:t>, Gombert et al. 2022</w:t>
-      </w:r>
-      <w:r>
-        <w:rPr>
-          <w:noProof/>
-        </w:rPr>
         <w:t xml:space="preserve">), and </w:t>
       </w:r>
-      <w:commentRangeEnd w:id="122"/>
+      <w:commentRangeEnd w:id="123"/>
       <w:r>
         <w:rPr>
           <w:rStyle w:val="CommentReference"/>
           <w:rFonts w:asciiTheme="minorHAnsi" w:hAnsiTheme="minorHAnsi" w:cstheme="minorBidi"/>
           <w:color w:val="auto"/>
         </w:rPr>
-        <w:commentReference w:id="122"/>
+        <w:commentReference w:id="123"/>
       </w:r>
       <w:r>
         <w:rPr>
@@ -10075,7 +10269,7 @@
       </w:r>
     </w:p>
   </w:comment>
-  <w:comment w:id="1" w:author="Barrett, Hannah" w:date="2023-09-18T15:14:00Z" w:initials="BH">
+  <w:comment w:id="2" w:author="Barrett, Hannah" w:date="2023-09-18T15:14:00Z" w:initials="BH">
     <w:p>
       <w:pPr>
         <w:pStyle w:val="CommentText"/>
@@ -10112,7 +10306,7 @@
       </w:r>
     </w:p>
   </w:comment>
-  <w:comment w:id="2" w:author="Barrett, Hannah" w:date="2023-09-11T13:43:00Z" w:initials="BH">
+  <w:comment w:id="4" w:author="Barrett, Hannah" w:date="2023-09-11T13:43:00Z" w:initials="BH">
     <w:p>
       <w:pPr>
         <w:pStyle w:val="CommentText"/>
@@ -10197,7 +10391,7 @@
       </w:r>
     </w:p>
   </w:comment>
-  <w:comment w:id="3" w:author="Microsoft Office User" w:date="2023-09-13T10:42:00Z" w:initials="MOU">
+  <w:comment w:id="5" w:author="Microsoft Office User" w:date="2023-09-13T10:42:00Z" w:initials="MOU">
     <w:p>
       <w:pPr>
         <w:pStyle w:val="CommentText"/>
@@ -10213,7 +10407,7 @@
       </w:r>
     </w:p>
   </w:comment>
-  <w:comment w:id="4" w:author="Barrett, Hannah" w:date="2023-09-19T10:38:00Z" w:initials="BH">
+  <w:comment w:id="6" w:author="Barrett, Hannah" w:date="2023-09-19T10:38:00Z" w:initials="BH">
     <w:p>
       <w:pPr>
         <w:pStyle w:val="CommentText"/>
@@ -10229,7 +10423,7 @@
       </w:r>
     </w:p>
   </w:comment>
-  <w:comment w:id="21" w:author="Barrett, Hannah" w:date="2023-10-02T10:46:00Z" w:initials="BH">
+  <w:comment w:id="22" w:author="Barrett, Hannah" w:date="2023-10-02T10:46:00Z" w:initials="BH">
     <w:p>
       <w:pPr>
         <w:pStyle w:val="CommentText"/>
@@ -10245,7 +10439,7 @@
       </w:r>
     </w:p>
   </w:comment>
-  <w:comment w:id="23" w:author="Microsoft Office User" w:date="2023-12-01T08:06:00Z" w:initials="MOU">
+  <w:comment w:id="24" w:author="Microsoft Office User" w:date="2023-12-01T08:06:00Z" w:initials="MOU">
     <w:p>
       <w:r>
         <w:rPr>
@@ -10262,7 +10456,7 @@
       </w:r>
     </w:p>
   </w:comment>
-  <w:comment w:id="24" w:author="Microsoft Office User" w:date="2023-12-01T08:10:00Z" w:initials="MOU">
+  <w:comment w:id="25" w:author="Microsoft Office User" w:date="2023-12-01T08:10:00Z" w:initials="MOU">
     <w:p>
       <w:r>
         <w:rPr>
@@ -10279,7 +10473,7 @@
       </w:r>
     </w:p>
   </w:comment>
-  <w:comment w:id="25" w:author="Microsoft Office User" w:date="2023-12-01T08:16:00Z" w:initials="MOU">
+  <w:comment w:id="49" w:author="Microsoft Office User" w:date="2023-12-01T08:16:00Z" w:initials="MOU">
     <w:p>
       <w:r>
         <w:rPr>
@@ -10296,7 +10490,7 @@
       </w:r>
     </w:p>
   </w:comment>
-  <w:comment w:id="29" w:author="Microsoft Office User" w:date="2023-12-01T08:44:00Z" w:initials="MOU">
+  <w:comment w:id="53" w:author="Microsoft Office User" w:date="2023-12-01T08:44:00Z" w:initials="MOU">
     <w:p>
       <w:r>
         <w:rPr>
@@ -10313,7 +10507,7 @@
       </w:r>
     </w:p>
   </w:comment>
-  <w:comment w:id="30" w:author="Microsoft Office User" w:date="2023-12-01T09:44:00Z" w:initials="MOU">
+  <w:comment w:id="54" w:author="Microsoft Office User" w:date="2023-12-01T09:44:00Z" w:initials="MOU">
     <w:p>
       <w:r>
         <w:rPr>
@@ -10330,7 +10524,7 @@
       </w:r>
     </w:p>
   </w:comment>
-  <w:comment w:id="31" w:author="Microsoft Office User" w:date="2023-12-01T09:35:00Z" w:initials="MOU">
+  <w:comment w:id="55" w:author="Microsoft Office User" w:date="2023-12-01T09:35:00Z" w:initials="MOU">
     <w:p>
       <w:r>
         <w:rPr>
@@ -10347,7 +10541,7 @@
       </w:r>
     </w:p>
   </w:comment>
-  <w:comment w:id="32" w:author="Microsoft Office User" w:date="2023-12-01T09:45:00Z" w:initials="MOU">
+  <w:comment w:id="56" w:author="Microsoft Office User" w:date="2023-12-01T09:45:00Z" w:initials="MOU">
     <w:p>
       <w:r>
         <w:rPr>
@@ -10364,7 +10558,7 @@
       </w:r>
     </w:p>
   </w:comment>
-  <w:comment w:id="36" w:author="Microsoft Office User" w:date="2023-12-01T16:06:00Z" w:initials="MOU">
+  <w:comment w:id="57" w:author="Microsoft Office User" w:date="2023-12-01T16:06:00Z" w:initials="MOU">
     <w:p>
       <w:r>
         <w:rPr>
@@ -10381,7 +10575,7 @@
       </w:r>
     </w:p>
   </w:comment>
-  <w:comment w:id="38" w:author="Microsoft Office User" w:date="2023-12-01T11:42:00Z" w:initials="MOU">
+  <w:comment w:id="58" w:author="Microsoft Office User" w:date="2023-12-01T11:42:00Z" w:initials="MOU">
     <w:p>
       <w:r>
         <w:rPr>
@@ -10398,7 +10592,7 @@
       </w:r>
     </w:p>
   </w:comment>
-  <w:comment w:id="52" w:author="Microsoft Office User" w:date="2023-12-01T13:30:00Z" w:initials="MOU">
+  <w:comment w:id="70" w:author="Microsoft Office User" w:date="2023-12-01T13:30:00Z" w:initials="MOU">
     <w:p>
       <w:r>
         <w:rPr>
@@ -10415,7 +10609,7 @@
       </w:r>
     </w:p>
   </w:comment>
-  <w:comment w:id="67" w:author="Microsoft Office User" w:date="2023-12-01T12:23:00Z" w:initials="MOU">
+  <w:comment w:id="81" w:author="Microsoft Office User" w:date="2023-12-01T16:13:00Z" w:initials="MOU">
     <w:p>
       <w:r>
         <w:rPr>
@@ -10428,11 +10622,11 @@
           <w:sz w:val="20"/>
           <w:szCs w:val="20"/>
         </w:rPr>
-        <w:t>We don’t know what the preferred T/DO is, so we should soften this a little</w:t>
+        <w:t>This is a good intro sentence for your paragraphs unpacking why fish didn’t move to surface at night</w:t>
       </w:r>
     </w:p>
   </w:comment>
-  <w:comment w:id="63" w:author="Microsoft Office User" w:date="2023-12-01T12:45:00Z" w:initials="MOU">
+  <w:comment w:id="82" w:author="Microsoft Office User" w:date="2023-12-01T16:09:00Z" w:initials="MOU">
     <w:p>
       <w:r>
         <w:rPr>
@@ -10445,38 +10639,7 @@
           <w:sz w:val="20"/>
           <w:szCs w:val="20"/>
         </w:rPr>
-        <w:t>This is Methods material more than discussion — not a lot of substance here in terms of unpacking fish results.</w:t>
-      </w:r>
-      <w:r>
-        <w:rPr>
-          <w:sz w:val="20"/>
-          <w:szCs w:val="20"/>
-        </w:rPr>
-        <w:cr/>
-      </w:r>
-      <w:r>
-        <w:rPr>
-          <w:sz w:val="20"/>
-          <w:szCs w:val="20"/>
-        </w:rPr>
-        <w:cr/>
-        <w:t xml:space="preserve">It’s a good point that vertical heterogeneiety varies within alcove, and fish may be able to move laterally to sample different habitats and experience different T-DO combos — but I think you can say this in 3 sentences in the Methods. </w:t>
-      </w:r>
-    </w:p>
-  </w:comment>
-  <w:comment w:id="73" w:author="Barrett, Hannah" w:date="2023-10-13T10:42:00Z" w:initials="BH">
-    <w:p>
-      <w:pPr>
-        <w:pStyle w:val="CommentText"/>
-      </w:pPr>
-      <w:r>
-        <w:rPr>
-          <w:rStyle w:val="CommentReference"/>
-        </w:rPr>
-        <w:annotationRef/>
-      </w:r>
-      <w:r>
-        <w:t>What am I trying to say here? That the net pen approach is valid because any area that contains cold water also contains low do, such that vertically shifting movements will remain a prevalent tactic… lateral movement would cause fish to exit both low DO and low temp environments</w:t>
+        <w:t xml:space="preserve">This sentence sets up a different paragraph — one on why fish didn’t move higher in the water column, but the following discussion is more about individual variation. You should make these into two paragraphs. </w:t>
       </w:r>
     </w:p>
   </w:comment>
@@ -10493,11 +10656,11 @@
           <w:sz w:val="20"/>
           <w:szCs w:val="20"/>
         </w:rPr>
-        <w:t>This is a good intro sentence for your paragraphs unpacking why fish didn’t move to surface at night</w:t>
+        <w:t>I moved these two paragraphs up</w:t>
       </w:r>
     </w:p>
   </w:comment>
-  <w:comment w:id="84" w:author="Microsoft Office User" w:date="2023-12-01T16:09:00Z" w:initials="MOU">
+  <w:comment w:id="84" w:author="Microsoft Office User" w:date="2023-12-01T13:27:00Z" w:initials="MOU">
     <w:p>
       <w:r>
         <w:rPr>
@@ -10510,11 +10673,11 @@
           <w:sz w:val="20"/>
           <w:szCs w:val="20"/>
         </w:rPr>
-        <w:t xml:space="preserve">This sentence sets up a different paragraph — one on why fish didn’t move higher in the water column, but the following discussion is more about individual variation. You should make these into two paragraphs. </w:t>
+        <w:t>You had 6 alcoves total, so need diff words</w:t>
       </w:r>
     </w:p>
   </w:comment>
-  <w:comment w:id="85" w:author="Microsoft Office User" w:date="2023-12-01T16:13:00Z" w:initials="MOU">
+  <w:comment w:id="88" w:author="Microsoft Office User" w:date="2023-12-01T13:33:00Z" w:initials="MOU">
     <w:p>
       <w:r>
         <w:rPr>
@@ -10527,11 +10690,11 @@
           <w:sz w:val="20"/>
           <w:szCs w:val="20"/>
         </w:rPr>
-        <w:t>I moved these two paragraphs up</w:t>
+        <w:t>prob just say surface</w:t>
       </w:r>
     </w:p>
   </w:comment>
-  <w:comment w:id="86" w:author="Microsoft Office User" w:date="2023-12-01T13:27:00Z" w:initials="MOU">
+  <w:comment w:id="94" w:author="Microsoft Office User" w:date="2023-12-01T13:35:00Z" w:initials="MOU">
     <w:p>
       <w:r>
         <w:rPr>
@@ -10544,11 +10707,11 @@
           <w:sz w:val="20"/>
           <w:szCs w:val="20"/>
         </w:rPr>
-        <w:t>You had 6 alcoves total, so need diff words</w:t>
+        <w:t>We don’t know true optimums, so lets soften this. Perhaps just say that while htey exhibited DVM with similar timing to the simulated optimal strategy, they didn’t have the same magnitude and selected cooler, less oxygen rich habitat</w:t>
       </w:r>
     </w:p>
   </w:comment>
-  <w:comment w:id="90" w:author="Microsoft Office User" w:date="2023-12-01T13:33:00Z" w:initials="MOU">
+  <w:comment w:id="95" w:author="Microsoft Office User" w:date="2023-12-01T13:37:00Z" w:initials="MOU">
     <w:p>
       <w:r>
         <w:rPr>
@@ -10561,11 +10724,11 @@
           <w:sz w:val="20"/>
           <w:szCs w:val="20"/>
         </w:rPr>
-        <w:t>prob just say surface</w:t>
+        <w:t>You might just say that your T/DO opt strategy was for illustrative purposes, but you don’t have actual fitness curves showing temp and DO effects on fitness — both are nonlinear and fitness changes fast as they approach thresholds, so we likely wouldn’t expect that we’d predict the actual values selected by fish in the wild</w:t>
       </w:r>
     </w:p>
   </w:comment>
-  <w:comment w:id="93" w:author="Microsoft Office User" w:date="2023-12-01T13:35:00Z" w:initials="MOU">
+  <w:comment w:id="96" w:author="Microsoft Office User" w:date="2023-12-01T13:39:00Z" w:initials="MOU">
     <w:p>
       <w:r>
         <w:rPr>
@@ -10578,11 +10741,11 @@
           <w:sz w:val="20"/>
           <w:szCs w:val="20"/>
         </w:rPr>
-        <w:t>We don’t know true optimums, so lets soften this. Perhaps just say that while htey exhibited DVM with similar timing to the simulated optimal strategy, they didn’t have the same magnitude and selected cooler, less oxygen rich habitat</w:t>
+        <w:t>This is good, can you beef it up with references about oxygen demand. Need to do more reading here I think, or talk to fish phys person</w:t>
       </w:r>
     </w:p>
   </w:comment>
-  <w:comment w:id="94" w:author="Microsoft Office User" w:date="2023-12-01T13:37:00Z" w:initials="MOU">
+  <w:comment w:id="107" w:author="Microsoft Office User" w:date="2023-12-01T12:35:00Z" w:initials="MOU">
     <w:p>
       <w:r>
         <w:rPr>
@@ -10595,11 +10758,11 @@
           <w:sz w:val="20"/>
           <w:szCs w:val="20"/>
         </w:rPr>
-        <w:t>You might just say that your T/DO opt strategy was for illustrative purposes, but you don’t have actual fitness curves showing temp and DO effects on fitness — both are nonlinear and fitness changes fast as they approach thresholds, so we likely wouldn’t expect that we’d predict the actual values selected by fish in the wild</w:t>
+        <w:t>I keep making same comment on your drafts — avoid overly technical jargon phrases that don’t actually have specific tangible meaning</w:t>
       </w:r>
     </w:p>
   </w:comment>
-  <w:comment w:id="95" w:author="Microsoft Office User" w:date="2023-12-01T13:39:00Z" w:initials="MOU">
+  <w:comment w:id="110" w:author="Microsoft Office User" w:date="2023-12-01T13:31:00Z" w:initials="MOU">
     <w:p>
       <w:r>
         <w:rPr>
@@ -10612,11 +10775,11 @@
           <w:sz w:val="20"/>
           <w:szCs w:val="20"/>
         </w:rPr>
-        <w:t>This is good, can you beef it up with references about oxygen demand. Need to do more reading here I think, or talk to fish phys person</w:t>
+        <w:t>This is redundant with Results section</w:t>
       </w:r>
     </w:p>
   </w:comment>
-  <w:comment w:id="106" w:author="Microsoft Office User" w:date="2023-12-01T12:35:00Z" w:initials="MOU">
+  <w:comment w:id="111" w:author="Microsoft Office User" w:date="2023-12-01T13:30:00Z" w:initials="MOU">
     <w:p>
       <w:r>
         <w:rPr>
@@ -10629,11 +10792,11 @@
           <w:sz w:val="20"/>
           <w:szCs w:val="20"/>
         </w:rPr>
-        <w:t>I keep making same comment on your drafts — avoid overly technical jargon phrases that don’t actually have specific tangible meaning</w:t>
+        <w:t>This is the part that works as discussion — explore why do the alcoves have different DO and temp dynamics - perhaps broaden at end to say whether other systems have analogous diel variation in T-DO squeeze — e.g., would a hypolimnion in a lake be different because no diel variation?</w:t>
       </w:r>
     </w:p>
   </w:comment>
-  <w:comment w:id="109" w:author="Microsoft Office User" w:date="2023-12-01T13:31:00Z" w:initials="MOU">
+  <w:comment w:id="113" w:author="Microsoft Office User" w:date="2023-12-01T13:27:00Z" w:initials="MOU">
     <w:p>
       <w:r>
         <w:rPr>
@@ -10646,11 +10809,11 @@
           <w:sz w:val="20"/>
           <w:szCs w:val="20"/>
         </w:rPr>
-        <w:t>This is redundant with Results section</w:t>
+        <w:t>You had 6 alcoves total, so need diff words</w:t>
       </w:r>
     </w:p>
   </w:comment>
-  <w:comment w:id="110" w:author="Microsoft Office User" w:date="2023-12-01T13:30:00Z" w:initials="MOU">
+  <w:comment w:id="115" w:author="Microsoft Office User" w:date="2023-12-01T13:33:00Z" w:initials="MOU">
     <w:p>
       <w:r>
         <w:rPr>
@@ -10663,11 +10826,11 @@
           <w:sz w:val="20"/>
           <w:szCs w:val="20"/>
         </w:rPr>
-        <w:t>This is the part that works as discussion — explore why do the alcoves have different DO and temp dynamics - perhaps broaden at end to say whether other systems have analogous diel variation in T-DO squeeze — e.g., would a hypolimnion in a lake be different because no diel variation?</w:t>
+        <w:t>prob just say surface</w:t>
       </w:r>
     </w:p>
   </w:comment>
-  <w:comment w:id="112" w:author="Microsoft Office User" w:date="2023-12-01T13:27:00Z" w:initials="MOU">
+  <w:comment w:id="118" w:author="Microsoft Office User" w:date="2023-12-01T13:35:00Z" w:initials="MOU">
     <w:p>
       <w:r>
         <w:rPr>
@@ -10680,11 +10843,11 @@
           <w:sz w:val="20"/>
           <w:szCs w:val="20"/>
         </w:rPr>
-        <w:t>You had 6 alcoves total, so need diff words</w:t>
+        <w:t>We don’t know true optimums, so lets soften this. Perhaps just say that while htey exhibited DVM with similar timing to the simulated optimal strategy, they didn’t have the same magnitude and selected cooler, less oxygen rich habitat</w:t>
       </w:r>
     </w:p>
   </w:comment>
-  <w:comment w:id="114" w:author="Microsoft Office User" w:date="2023-12-01T13:33:00Z" w:initials="MOU">
+  <w:comment w:id="119" w:author="Microsoft Office User" w:date="2023-12-01T13:37:00Z" w:initials="MOU">
     <w:p>
       <w:r>
         <w:rPr>
@@ -10697,11 +10860,11 @@
           <w:sz w:val="20"/>
           <w:szCs w:val="20"/>
         </w:rPr>
-        <w:t>prob just say surface</w:t>
+        <w:t>You might just say that your T/DO opt strategy was for illustrative purposes, but you don’t have actual fitness curves showing temp and DO effects on fitness — both are nonlinear and fitness changes fast as they approach thresholds, so we likely wouldn’t expect that we’d predict the actual values selected by fish in the wild</w:t>
       </w:r>
     </w:p>
   </w:comment>
-  <w:comment w:id="117" w:author="Microsoft Office User" w:date="2023-12-01T13:35:00Z" w:initials="MOU">
+  <w:comment w:id="120" w:author="Microsoft Office User" w:date="2023-12-01T13:39:00Z" w:initials="MOU">
     <w:p>
       <w:r>
         <w:rPr>
@@ -10714,11 +10877,11 @@
           <w:sz w:val="20"/>
           <w:szCs w:val="20"/>
         </w:rPr>
-        <w:t>We don’t know true optimums, so lets soften this. Perhaps just say that while htey exhibited DVM with similar timing to the simulated optimal strategy, they didn’t have the same magnitude and selected cooler, less oxygen rich habitat</w:t>
+        <w:t>This is good, can you beef it up with references about oxygen demand. Need to do more reading here I think, or talk to fish phys person</w:t>
       </w:r>
     </w:p>
   </w:comment>
-  <w:comment w:id="118" w:author="Microsoft Office User" w:date="2023-12-01T13:37:00Z" w:initials="MOU">
+  <w:comment w:id="121" w:author="Microsoft Office User" w:date="2023-12-01T14:26:00Z" w:initials="MOU">
     <w:p>
       <w:r>
         <w:rPr>
@@ -10731,45 +10894,11 @@
           <w:sz w:val="20"/>
           <w:szCs w:val="20"/>
         </w:rPr>
-        <w:t>You might just say that your T/DO opt strategy was for illustrative purposes, but you don’t have actual fitness curves showing temp and DO effects on fitness — both are nonlinear and fitness changes fast as they approach thresholds, so we likely wouldn’t expect that we’d predict the actual values selected by fish in the wild</w:t>
+        <w:t>Can you engage with literature more on this — like are there studies suggesting hypoxia will limit range expansion? I think you want to establish in 1st sentence that how DO constrains refuge use, range expansion/dispersal (like benthic fish moving deeper to track thermal niche) is important — but we often overlook how diel variation and fish behavior could potentially alter these constraints</w:t>
       </w:r>
     </w:p>
   </w:comment>
-  <w:comment w:id="119" w:author="Microsoft Office User" w:date="2023-12-01T13:39:00Z" w:initials="MOU">
-    <w:p>
-      <w:r>
-        <w:rPr>
-          <w:rStyle w:val="CommentReference"/>
-        </w:rPr>
-        <w:annotationRef/>
-      </w:r>
-      <w:r>
-        <w:rPr>
-          <w:sz w:val="20"/>
-          <w:szCs w:val="20"/>
-        </w:rPr>
-        <w:t>This is good, can you beef it up with references about oxygen demand. Need to do more reading here I think, or talk to fish phys person</w:t>
-      </w:r>
-    </w:p>
-  </w:comment>
-  <w:comment w:id="120" w:author="Microsoft Office User" w:date="2023-12-01T14:26:00Z" w:initials="MOU">
-    <w:p>
-      <w:r>
-        <w:rPr>
-          <w:rStyle w:val="CommentReference"/>
-        </w:rPr>
-        <w:annotationRef/>
-      </w:r>
-      <w:r>
-        <w:rPr>
-          <w:sz w:val="20"/>
-          <w:szCs w:val="20"/>
-        </w:rPr>
-        <w:t>Can you engage with literature more on this — like are there studies suggesting hypoxia will limit range expansion? I think you want to establish in 1st sentence that how DO constrains refuge use, range expansion/dispersal (like benthic fish moving deeper to track thermal niche) is important — but we often overlook how diel variation and fish behavior could potentially alter these constraints</w:t>
-      </w:r>
-    </w:p>
-  </w:comment>
-  <w:comment w:id="122" w:author="Microsoft Office User" w:date="2023-12-01T14:23:00Z" w:initials="MOU">
+  <w:comment w:id="123" w:author="Microsoft Office User" w:date="2023-12-01T14:23:00Z" w:initials="MOU">
     <w:p>
       <w:r>
         <w:rPr>
@@ -10794,22 +10923,19 @@
   <w15:commentEx w15:paraId="79CE24C9" w15:done="0"/>
   <w15:commentEx w15:paraId="372B8ADE" w15:done="0"/>
   <w15:commentEx w15:paraId="2C05BD8C" w15:done="1"/>
-  <w15:commentEx w15:paraId="47902044" w15:done="0"/>
-  <w15:commentEx w15:paraId="7F32AA3D" w15:paraIdParent="47902044" w15:done="0"/>
+  <w15:commentEx w15:paraId="47902044" w15:done="1"/>
+  <w15:commentEx w15:paraId="7F32AA3D" w15:paraIdParent="47902044" w15:done="1"/>
   <w15:commentEx w15:paraId="5584008A" w15:done="0"/>
   <w15:commentEx w15:paraId="5B7E448E" w15:done="0"/>
-  <w15:commentEx w15:paraId="0B576491" w15:done="0"/>
+  <w15:commentEx w15:paraId="0B576491" w15:done="1"/>
   <w15:commentEx w15:paraId="01AB6D78" w15:done="0"/>
   <w15:commentEx w15:paraId="4D13A9A5" w15:done="0"/>
-  <w15:commentEx w15:paraId="00AF4931" w15:done="0"/>
-  <w15:commentEx w15:paraId="3A05D5E6" w15:done="0"/>
+  <w15:commentEx w15:paraId="00AF4931" w15:done="1"/>
+  <w15:commentEx w15:paraId="3A05D5E6" w15:done="1"/>
   <w15:commentEx w15:paraId="21D3E2B7" w15:done="0"/>
   <w15:commentEx w15:paraId="20DDD5A4" w15:done="0"/>
   <w15:commentEx w15:paraId="010B4172" w15:done="0"/>
   <w15:commentEx w15:paraId="521662A8" w15:done="0"/>
-  <w15:commentEx w15:paraId="677A34F4" w15:done="0"/>
-  <w15:commentEx w15:paraId="4E8A80A9" w15:done="0"/>
-  <w15:commentEx w15:paraId="2F95B1E2" w15:done="0"/>
   <w15:commentEx w15:paraId="40F40C84" w15:done="0"/>
   <w15:commentEx w15:paraId="339A458B" w15:done="0"/>
   <w15:commentEx w15:paraId="072414DD" w15:done="0"/>
@@ -11967,7 +12093,7 @@
 </file>
 
 <file path=customXml/itemProps1.xml><?xml version="1.0" encoding="utf-8"?>
-<ds:datastoreItem xmlns:ds="http://schemas.openxmlformats.org/officeDocument/2006/customXml" ds:itemID="{1F667BF0-4D91-4B2F-BD5E-C6E516FC1953}">
+<ds:datastoreItem xmlns:ds="http://schemas.openxmlformats.org/officeDocument/2006/customXml" ds:itemID="{3BF456FE-3326-4C6C-BA8D-CA825BADAD32}">
   <ds:schemaRefs>
     <ds:schemaRef ds:uri="http://schemas.openxmlformats.org/officeDocument/2006/bibliography"/>
   </ds:schemaRefs>

--- a/manuscript/dvm.manuscript.12042023.HBJA.docx
+++ b/manuscript/dvm.manuscript.12042023.HBJA.docx
@@ -2458,15 +2458,7 @@
           <w:sz w:val="24"/>
           <w:szCs w:val="24"/>
         </w:rPr>
-        <w:t>.</w:t>
-      </w:r>
-      <w:r>
-        <w:rPr>
-          <w:rFonts w:ascii="Times New Roman" w:hAnsi="Times New Roman" w:cs="Times New Roman"/>
-          <w:sz w:val="24"/>
-          <w:szCs w:val="24"/>
-        </w:rPr>
-        <w:t xml:space="preserve"> </w:t>
+        <w:t xml:space="preserve">. </w:t>
       </w:r>
       <w:r>
         <w:rPr>
@@ -4884,46 +4876,46 @@
             <w:sz w:val="24"/>
             <w:szCs w:val="24"/>
           </w:rPr>
-          <w:t xml:space="preserve">hereafter </w:t>
-        </w:r>
-      </w:ins>
-      <w:ins w:id="10" w:author="Barrett, Hannah" w:date="2023-12-07T11:02:00Z">
+          <w:t xml:space="preserve">hereafter refer to </w:t>
+        </w:r>
         <w:r>
           <w:rPr>
             <w:rFonts w:ascii="Times New Roman" w:hAnsi="Times New Roman" w:cs="Times New Roman"/>
             <w:sz w:val="24"/>
             <w:szCs w:val="24"/>
           </w:rPr>
-          <w:t xml:space="preserve">will </w:t>
+          <w:lastRenderedPageBreak/>
+          <w:t>the DO max</w:t>
         </w:r>
       </w:ins>
-      <w:ins w:id="11" w:author="Barrett, Hannah" w:date="2023-12-07T11:01:00Z">
+      <w:ins w:id="10" w:author="Barrett, Hannah" w:date="2023-12-07T11:02:00Z">
         <w:r>
           <w:rPr>
             <w:rFonts w:ascii="Times New Roman" w:hAnsi="Times New Roman" w:cs="Times New Roman"/>
             <w:sz w:val="24"/>
             <w:szCs w:val="24"/>
           </w:rPr>
-          <w:t xml:space="preserve">refer </w:t>
-        </w:r>
+          <w:t>imum</w:t>
+        </w:r>
+      </w:ins>
+      <w:ins w:id="11" w:author="Barrett, Hannah" w:date="2023-12-07T11:01:00Z">
         <w:r>
           <w:rPr>
             <w:rFonts w:ascii="Times New Roman" w:hAnsi="Times New Roman" w:cs="Times New Roman"/>
             <w:sz w:val="24"/>
             <w:szCs w:val="24"/>
           </w:rPr>
-          <w:lastRenderedPageBreak/>
-          <w:t>to the DO max</w:t>
+          <w:t xml:space="preserve"> as ‘</w:t>
         </w:r>
       </w:ins>
-      <w:ins w:id="12" w:author="Barrett, Hannah" w:date="2023-12-07T11:02:00Z">
+      <w:ins w:id="12" w:author="Barrett, Hannah" w:date="2023-12-07T11:10:00Z">
         <w:r>
           <w:rPr>
             <w:rFonts w:ascii="Times New Roman" w:hAnsi="Times New Roman" w:cs="Times New Roman"/>
             <w:sz w:val="24"/>
             <w:szCs w:val="24"/>
           </w:rPr>
-          <w:t>imum</w:t>
+          <w:t>day</w:t>
         </w:r>
       </w:ins>
       <w:ins w:id="13" w:author="Barrett, Hannah" w:date="2023-12-07T11:01:00Z">
@@ -4933,17 +4925,17 @@
             <w:sz w:val="24"/>
             <w:szCs w:val="24"/>
           </w:rPr>
-          <w:t xml:space="preserve"> as ‘</w:t>
+          <w:t>’ and</w:t>
         </w:r>
       </w:ins>
-      <w:ins w:id="14" w:author="Barrett, Hannah" w:date="2023-12-07T11:10:00Z">
+      <w:ins w:id="14" w:author="Barrett, Hannah" w:date="2023-12-07T11:03:00Z">
         <w:r>
           <w:rPr>
             <w:rFonts w:ascii="Times New Roman" w:hAnsi="Times New Roman" w:cs="Times New Roman"/>
             <w:sz w:val="24"/>
             <w:szCs w:val="24"/>
           </w:rPr>
-          <w:t>day</w:t>
+          <w:t xml:space="preserve"> </w:t>
         </w:r>
       </w:ins>
       <w:ins w:id="15" w:author="Barrett, Hannah" w:date="2023-12-07T11:01:00Z">
@@ -4953,7 +4945,7 @@
             <w:sz w:val="24"/>
             <w:szCs w:val="24"/>
           </w:rPr>
-          <w:t>’ and</w:t>
+          <w:t>DO min</w:t>
         </w:r>
       </w:ins>
       <w:ins w:id="16" w:author="Barrett, Hannah" w:date="2023-12-07T11:03:00Z">
@@ -4963,7 +4955,7 @@
             <w:sz w:val="24"/>
             <w:szCs w:val="24"/>
           </w:rPr>
-          <w:t xml:space="preserve"> </w:t>
+          <w:t>imum</w:t>
         </w:r>
       </w:ins>
       <w:ins w:id="17" w:author="Barrett, Hannah" w:date="2023-12-07T11:01:00Z">
@@ -4973,40 +4965,20 @@
             <w:sz w:val="24"/>
             <w:szCs w:val="24"/>
           </w:rPr>
-          <w:t>DO min</w:t>
+          <w:t xml:space="preserve"> as ‘</w:t>
         </w:r>
       </w:ins>
-      <w:ins w:id="18" w:author="Barrett, Hannah" w:date="2023-12-07T11:03:00Z">
+      <w:ins w:id="18" w:author="Barrett, Hannah" w:date="2023-12-07T11:10:00Z">
         <w:r>
           <w:rPr>
             <w:rFonts w:ascii="Times New Roman" w:hAnsi="Times New Roman" w:cs="Times New Roman"/>
             <w:sz w:val="24"/>
             <w:szCs w:val="24"/>
           </w:rPr>
-          <w:t>imum</w:t>
+          <w:t>night</w:t>
         </w:r>
       </w:ins>
       <w:ins w:id="19" w:author="Barrett, Hannah" w:date="2023-12-07T11:01:00Z">
-        <w:r>
-          <w:rPr>
-            <w:rFonts w:ascii="Times New Roman" w:hAnsi="Times New Roman" w:cs="Times New Roman"/>
-            <w:sz w:val="24"/>
-            <w:szCs w:val="24"/>
-          </w:rPr>
-          <w:t xml:space="preserve"> as ‘</w:t>
-        </w:r>
-      </w:ins>
-      <w:ins w:id="20" w:author="Barrett, Hannah" w:date="2023-12-07T11:10:00Z">
-        <w:r>
-          <w:rPr>
-            <w:rFonts w:ascii="Times New Roman" w:hAnsi="Times New Roman" w:cs="Times New Roman"/>
-            <w:sz w:val="24"/>
-            <w:szCs w:val="24"/>
-          </w:rPr>
-          <w:t>night</w:t>
-        </w:r>
-      </w:ins>
-      <w:ins w:id="21" w:author="Barrett, Hannah" w:date="2023-12-07T11:01:00Z">
         <w:r>
           <w:rPr>
             <w:rFonts w:ascii="Times New Roman" w:hAnsi="Times New Roman" w:cs="Times New Roman"/>
@@ -5487,8 +5459,8 @@
               </m:nary>
             </m:den>
           </m:f>
-          <w:commentRangeStart w:id="22"/>
-          <w:commentRangeEnd w:id="22"/>
+          <w:commentRangeStart w:id="20"/>
+          <w:commentRangeEnd w:id="20"/>
           <m:r>
             <m:rPr>
               <m:sty m:val="p"/>
@@ -5496,7 +5468,7 @@
             <w:rPr>
               <w:rStyle w:val="CommentReference"/>
             </w:rPr>
-            <w:commentReference w:id="22"/>
+            <w:commentReference w:id="20"/>
           </m:r>
           <m:r>
             <m:rPr>
@@ -5859,7 +5831,7 @@
         </w:rPr>
         <w:t>pan of temperature-DO combinations</w:t>
       </w:r>
-      <w:ins w:id="23" w:author="Barrett, Hannah" w:date="2023-11-19T13:04:00Z">
+      <w:ins w:id="21" w:author="Barrett, Hannah" w:date="2023-11-19T13:04:00Z">
         <w:r>
           <w:rPr>
             <w:rFonts w:ascii="Times New Roman" w:hAnsi="Times New Roman" w:cs="Times New Roman"/>
@@ -5925,7 +5897,7 @@
         </w:rPr>
         <w:t xml:space="preserve">Vertical and diel variation in temperature and </w:t>
       </w:r>
-      <w:commentRangeStart w:id="24"/>
+      <w:commentRangeStart w:id="22"/>
       <w:r>
         <w:rPr>
           <w:rFonts w:ascii="Times New Roman" w:hAnsi="Times New Roman" w:cs="Times New Roman"/>
@@ -5935,474 +5907,13 @@
         </w:rPr>
         <w:t>DO</w:t>
       </w:r>
-      <w:commentRangeEnd w:id="24"/>
+      <w:commentRangeEnd w:id="22"/>
       <w:r>
         <w:rPr>
           <w:rStyle w:val="CommentReference"/>
         </w:rPr>
-        <w:commentReference w:id="24"/>
-      </w:r>
-    </w:p>
-    <w:p>
-      <w:pPr>
-        <w:pStyle w:val="CommentText"/>
-        <w:spacing w:line="480" w:lineRule="auto"/>
-        <w:ind w:firstLine="720"/>
-        <w:rPr>
-          <w:rFonts w:ascii="Times New Roman" w:hAnsi="Times New Roman" w:cs="Times New Roman"/>
-          <w:sz w:val="24"/>
-          <w:szCs w:val="24"/>
-        </w:rPr>
-      </w:pPr>
-      <w:r>
-        <w:rPr>
-          <w:rFonts w:ascii="Times New Roman" w:hAnsi="Times New Roman" w:cs="Times New Roman"/>
-          <w:sz w:val="24"/>
-          <w:szCs w:val="24"/>
-        </w:rPr>
-        <w:lastRenderedPageBreak/>
-        <w:t>Vertical p</w:t>
-      </w:r>
-      <w:r>
-        <w:rPr>
-          <w:rFonts w:ascii="Times New Roman" w:hAnsi="Times New Roman" w:cs="Times New Roman"/>
-          <w:sz w:val="24"/>
-          <w:szCs w:val="24"/>
-        </w:rPr>
-        <w:t>rofiles of temperature and DO showed pronounced stratification, with higher contrasts between layers during daytime</w:t>
-      </w:r>
-      <w:r>
-        <w:rPr>
-          <w:rFonts w:ascii="Times New Roman" w:hAnsi="Times New Roman" w:cs="Times New Roman"/>
-          <w:sz w:val="24"/>
-          <w:szCs w:val="24"/>
-        </w:rPr>
-        <w:t xml:space="preserve"> (</w:t>
-      </w:r>
-      <w:r>
-        <w:rPr>
-          <w:rFonts w:ascii="Times New Roman" w:hAnsi="Times New Roman" w:cs="Times New Roman"/>
-          <w:sz w:val="24"/>
-          <w:szCs w:val="24"/>
-        </w:rPr>
-        <w:t>Figure 1 &amp; 2</w:t>
-      </w:r>
-      <w:r>
-        <w:rPr>
-          <w:rFonts w:ascii="Times New Roman" w:hAnsi="Times New Roman" w:cs="Times New Roman"/>
-          <w:sz w:val="24"/>
-          <w:szCs w:val="24"/>
-        </w:rPr>
-        <w:t>)</w:t>
-      </w:r>
-      <w:r>
-        <w:rPr>
-          <w:rFonts w:ascii="Times New Roman" w:hAnsi="Times New Roman" w:cs="Times New Roman"/>
-          <w:sz w:val="24"/>
-          <w:szCs w:val="24"/>
-        </w:rPr>
-        <w:t xml:space="preserve">. </w:t>
-      </w:r>
-      <w:r>
-        <w:rPr>
-          <w:rStyle w:val="CommentReference"/>
-        </w:rPr>
-        <w:annotationRef/>
-      </w:r>
-      <w:r>
-        <w:rPr>
-          <w:rFonts w:ascii="Times New Roman" w:hAnsi="Times New Roman" w:cs="Times New Roman"/>
-          <w:sz w:val="24"/>
-          <w:szCs w:val="24"/>
-        </w:rPr>
-        <w:t>At night</w:t>
-      </w:r>
-      <w:r>
-        <w:rPr>
-          <w:rFonts w:ascii="Times New Roman" w:hAnsi="Times New Roman" w:cs="Times New Roman"/>
-          <w:sz w:val="24"/>
-          <w:szCs w:val="24"/>
-        </w:rPr>
-        <w:t xml:space="preserve">, water </w:t>
-      </w:r>
-      <w:commentRangeStart w:id="25"/>
-      <w:r>
-        <w:rPr>
-          <w:rFonts w:ascii="Times New Roman" w:hAnsi="Times New Roman" w:cs="Times New Roman"/>
-          <w:sz w:val="24"/>
-          <w:szCs w:val="24"/>
-        </w:rPr>
-        <w:t xml:space="preserve">temperatures </w:t>
-      </w:r>
-      <w:r>
-        <w:rPr>
-          <w:rFonts w:ascii="Times New Roman" w:hAnsi="Times New Roman" w:cs="Times New Roman"/>
-          <w:sz w:val="24"/>
-          <w:szCs w:val="24"/>
-        </w:rPr>
-        <w:t>in both Blue Ruin and Norwood</w:t>
-      </w:r>
-      <w:r>
-        <w:rPr>
-          <w:rFonts w:ascii="Times New Roman" w:hAnsi="Times New Roman" w:cs="Times New Roman"/>
-          <w:sz w:val="24"/>
-          <w:szCs w:val="24"/>
-        </w:rPr>
-        <w:t xml:space="preserve"> alcove</w:t>
-      </w:r>
-      <w:r>
-        <w:rPr>
-          <w:rFonts w:ascii="Times New Roman" w:hAnsi="Times New Roman" w:cs="Times New Roman"/>
-          <w:sz w:val="24"/>
-          <w:szCs w:val="24"/>
-        </w:rPr>
-        <w:t>s</w:t>
-      </w:r>
-      <w:r>
-        <w:rPr>
-          <w:rFonts w:ascii="Times New Roman" w:hAnsi="Times New Roman" w:cs="Times New Roman"/>
-          <w:sz w:val="24"/>
-          <w:szCs w:val="24"/>
-        </w:rPr>
-        <w:t xml:space="preserve"> remained cool and within a relatively narrow range</w:t>
-      </w:r>
-      <w:commentRangeEnd w:id="25"/>
-      <w:r>
-        <w:rPr>
-          <w:rStyle w:val="CommentReference"/>
-        </w:rPr>
-        <w:commentReference w:id="25"/>
-      </w:r>
-      <w:del w:id="26" w:author="Barrett, Hannah" w:date="2023-12-12T14:02:00Z">
-        <w:r>
-          <w:rPr>
-            <w:rFonts w:ascii="Times New Roman" w:hAnsi="Times New Roman" w:cs="Times New Roman"/>
-            <w:sz w:val="24"/>
-            <w:szCs w:val="24"/>
-          </w:rPr>
-          <w:delText xml:space="preserve"> (e.g. 12 – 17.</w:delText>
-        </w:r>
-        <w:r>
-          <w:rPr>
-            <w:rFonts w:ascii="Times New Roman" w:hAnsi="Times New Roman" w:cs="Times New Roman"/>
-            <w:sz w:val="24"/>
-            <w:szCs w:val="24"/>
-          </w:rPr>
-          <w:delText>4</w:delText>
-        </w:r>
-        <w:r>
-          <w:rPr>
-            <w:rFonts w:ascii="Times New Roman" w:hAnsi="Times New Roman" w:cs="Times New Roman"/>
-            <w:sz w:val="24"/>
-            <w:szCs w:val="24"/>
-          </w:rPr>
-          <w:delText>℃ and 12</w:delText>
-        </w:r>
-        <w:r>
-          <w:rPr>
-            <w:rFonts w:ascii="Times New Roman" w:hAnsi="Times New Roman" w:cs="Times New Roman"/>
-            <w:sz w:val="24"/>
-            <w:szCs w:val="24"/>
-          </w:rPr>
-          <w:delText>.5</w:delText>
-        </w:r>
-        <w:r>
-          <w:rPr>
-            <w:rFonts w:ascii="Times New Roman" w:hAnsi="Times New Roman" w:cs="Times New Roman"/>
-            <w:sz w:val="24"/>
-            <w:szCs w:val="24"/>
-          </w:rPr>
-          <w:delText xml:space="preserve"> – </w:delText>
-        </w:r>
-        <w:r>
-          <w:rPr>
-            <w:rFonts w:ascii="Times New Roman" w:hAnsi="Times New Roman" w:cs="Times New Roman"/>
-            <w:sz w:val="24"/>
-            <w:szCs w:val="24"/>
-          </w:rPr>
-          <w:delText>20℃ respectively)</w:delText>
-        </w:r>
-      </w:del>
-      <w:r>
-        <w:rPr>
-          <w:rFonts w:ascii="Times New Roman" w:hAnsi="Times New Roman" w:cs="Times New Roman"/>
-          <w:sz w:val="24"/>
-          <w:szCs w:val="24"/>
-        </w:rPr>
-        <w:t xml:space="preserve">. During the day, </w:t>
-      </w:r>
-      <w:r>
-        <w:rPr>
-          <w:rFonts w:ascii="Times New Roman" w:hAnsi="Times New Roman" w:cs="Times New Roman"/>
-          <w:sz w:val="24"/>
-          <w:szCs w:val="24"/>
-        </w:rPr>
-        <w:t xml:space="preserve">hyporheic temperatures </w:t>
-      </w:r>
-      <w:r>
-        <w:rPr>
-          <w:rFonts w:ascii="Times New Roman" w:hAnsi="Times New Roman" w:cs="Times New Roman"/>
-          <w:sz w:val="24"/>
-          <w:szCs w:val="24"/>
-        </w:rPr>
-        <w:t>at b</w:t>
-      </w:r>
-      <w:bookmarkStart w:id="27" w:name="_GoBack"/>
-      <w:bookmarkEnd w:id="27"/>
-      <w:r>
-        <w:rPr>
-          <w:rFonts w:ascii="Times New Roman" w:hAnsi="Times New Roman" w:cs="Times New Roman"/>
-          <w:sz w:val="24"/>
-          <w:szCs w:val="24"/>
-        </w:rPr>
-        <w:t xml:space="preserve">oth alcoves </w:t>
-      </w:r>
-      <w:r>
-        <w:rPr>
-          <w:rFonts w:ascii="Times New Roman" w:hAnsi="Times New Roman" w:cs="Times New Roman"/>
-          <w:sz w:val="24"/>
-          <w:szCs w:val="24"/>
-        </w:rPr>
-        <w:t>remained low (</w:t>
-      </w:r>
-      <w:del w:id="28" w:author="Barrett, Hannah" w:date="2023-12-12T14:02:00Z">
-        <w:r>
-          <w:rPr>
-            <w:rFonts w:ascii="Times New Roman" w:hAnsi="Times New Roman" w:cs="Times New Roman"/>
-            <w:sz w:val="24"/>
-            <w:szCs w:val="24"/>
-          </w:rPr>
-          <w:delText>~13.</w:delText>
-        </w:r>
-      </w:del>
-      <w:del w:id="29" w:author="Barrett, Hannah" w:date="2023-12-12T13:55:00Z">
-        <w:r>
-          <w:rPr>
-            <w:rFonts w:ascii="Times New Roman" w:hAnsi="Times New Roman" w:cs="Times New Roman"/>
-            <w:sz w:val="24"/>
-            <w:szCs w:val="24"/>
-          </w:rPr>
-          <w:delText>7</w:delText>
-        </w:r>
-      </w:del>
-      <w:del w:id="30" w:author="Barrett, Hannah" w:date="2023-12-12T14:02:00Z">
-        <w:r>
-          <w:rPr>
-            <w:rFonts w:ascii="Times New Roman" w:hAnsi="Times New Roman" w:cs="Times New Roman"/>
-            <w:sz w:val="24"/>
-            <w:szCs w:val="24"/>
-          </w:rPr>
-          <w:delText>℃)</w:delText>
-        </w:r>
-      </w:del>
-      <w:r>
-        <w:rPr>
-          <w:rFonts w:ascii="Times New Roman" w:hAnsi="Times New Roman" w:cs="Times New Roman"/>
-          <w:sz w:val="24"/>
-          <w:szCs w:val="24"/>
-        </w:rPr>
-        <w:t xml:space="preserve">, while </w:t>
-      </w:r>
-      <w:r>
-        <w:rPr>
-          <w:rFonts w:ascii="Times New Roman" w:hAnsi="Times New Roman" w:cs="Times New Roman"/>
-          <w:sz w:val="24"/>
-          <w:szCs w:val="24"/>
-        </w:rPr>
-        <w:t>surface water temperatures re</w:t>
-      </w:r>
-      <w:r>
-        <w:rPr>
-          <w:rFonts w:ascii="Times New Roman" w:hAnsi="Times New Roman" w:cs="Times New Roman"/>
-          <w:sz w:val="24"/>
-          <w:szCs w:val="24"/>
-        </w:rPr>
-        <w:t>ached levels similar to the mainstem river</w:t>
-      </w:r>
-      <w:ins w:id="31" w:author="Barrett, Hannah" w:date="2023-12-12T13:55:00Z">
-        <w:r>
-          <w:rPr>
-            <w:rFonts w:ascii="Times New Roman" w:hAnsi="Times New Roman" w:cs="Times New Roman"/>
-            <w:sz w:val="24"/>
-            <w:szCs w:val="24"/>
-          </w:rPr>
-          <w:t xml:space="preserve"> </w:t>
-        </w:r>
-      </w:ins>
-      <w:del w:id="32" w:author="Barrett, Hannah" w:date="2023-12-12T13:55:00Z">
-        <w:r>
-          <w:rPr>
-            <w:rFonts w:ascii="Times New Roman" w:hAnsi="Times New Roman" w:cs="Times New Roman"/>
-            <w:sz w:val="24"/>
-            <w:szCs w:val="24"/>
-          </w:rPr>
-          <w:delText xml:space="preserve"> (23</w:delText>
-        </w:r>
-        <w:r>
-          <w:rPr>
-            <w:rFonts w:ascii="Times New Roman" w:hAnsi="Times New Roman" w:cs="Times New Roman"/>
-            <w:sz w:val="24"/>
-            <w:szCs w:val="24"/>
-          </w:rPr>
-          <w:delText xml:space="preserve">℃ </w:delText>
-        </w:r>
-        <w:r>
-          <w:rPr>
-            <w:rFonts w:ascii="Times New Roman" w:hAnsi="Times New Roman" w:cs="Times New Roman"/>
-            <w:sz w:val="24"/>
-            <w:szCs w:val="24"/>
-          </w:rPr>
-          <w:delText>and 25</w:delText>
-        </w:r>
-        <w:r>
-          <w:rPr>
-            <w:rFonts w:ascii="Times New Roman" w:hAnsi="Times New Roman" w:cs="Times New Roman"/>
-            <w:sz w:val="24"/>
-            <w:szCs w:val="24"/>
-          </w:rPr>
-          <w:delText>.3</w:delText>
-        </w:r>
-        <w:r>
-          <w:rPr>
-            <w:rFonts w:ascii="Times New Roman" w:hAnsi="Times New Roman" w:cs="Times New Roman"/>
-            <w:sz w:val="24"/>
-            <w:szCs w:val="24"/>
-          </w:rPr>
-          <w:delText xml:space="preserve">℃ </w:delText>
-        </w:r>
-        <w:r>
-          <w:rPr>
-            <w:rFonts w:ascii="Times New Roman" w:hAnsi="Times New Roman" w:cs="Times New Roman"/>
-            <w:sz w:val="24"/>
-            <w:szCs w:val="24"/>
-          </w:rPr>
-          <w:delText>respectively)</w:delText>
-        </w:r>
-      </w:del>
-      <w:r>
-        <w:rPr>
-          <w:rFonts w:ascii="Times New Roman" w:hAnsi="Times New Roman" w:cs="Times New Roman"/>
-          <w:sz w:val="24"/>
-          <w:szCs w:val="24"/>
-        </w:rPr>
-        <w:t xml:space="preserve">. </w:t>
-      </w:r>
-      <w:ins w:id="33" w:author="Barrett, Hannah" w:date="2023-12-12T13:43:00Z">
-        <w:r>
-          <w:rPr>
-            <w:rFonts w:ascii="Times New Roman" w:hAnsi="Times New Roman" w:cs="Times New Roman"/>
-            <w:sz w:val="24"/>
-            <w:szCs w:val="24"/>
-          </w:rPr>
-          <w:t xml:space="preserve">Vertical </w:t>
-        </w:r>
-      </w:ins>
-      <w:ins w:id="34" w:author="Barrett, Hannah" w:date="2023-12-12T13:45:00Z">
-        <w:r>
-          <w:rPr>
-            <w:rFonts w:ascii="Times New Roman" w:hAnsi="Times New Roman" w:cs="Times New Roman"/>
-            <w:sz w:val="24"/>
-            <w:szCs w:val="24"/>
-          </w:rPr>
-          <w:t>stratification of oxygen</w:t>
-        </w:r>
-      </w:ins>
-      <w:ins w:id="35" w:author="Barrett, Hannah" w:date="2023-12-12T13:43:00Z">
-        <w:r>
-          <w:rPr>
-            <w:rFonts w:ascii="Times New Roman" w:hAnsi="Times New Roman" w:cs="Times New Roman"/>
-            <w:sz w:val="24"/>
-            <w:szCs w:val="24"/>
-          </w:rPr>
-          <w:t xml:space="preserve"> varied between sites. </w:t>
-        </w:r>
-      </w:ins>
-      <w:ins w:id="36" w:author="Barrett, Hannah" w:date="2023-12-12T13:46:00Z">
-        <w:r>
-          <w:rPr>
-            <w:rFonts w:ascii="Times New Roman" w:hAnsi="Times New Roman" w:cs="Times New Roman"/>
-            <w:sz w:val="24"/>
-            <w:szCs w:val="24"/>
-          </w:rPr>
-          <w:t>At</w:t>
-        </w:r>
-      </w:ins>
-      <w:ins w:id="37" w:author="Barrett, Hannah" w:date="2023-12-12T13:43:00Z">
-        <w:r>
-          <w:rPr>
-            <w:rFonts w:ascii="Times New Roman" w:hAnsi="Times New Roman" w:cs="Times New Roman"/>
-            <w:sz w:val="24"/>
-            <w:szCs w:val="24"/>
-          </w:rPr>
-          <w:t xml:space="preserve">t night, </w:t>
-        </w:r>
-      </w:ins>
-      <w:ins w:id="38" w:author="Barrett, Hannah" w:date="2023-12-12T13:44:00Z">
-        <w:r>
-          <w:rPr>
-            <w:rFonts w:ascii="Times New Roman" w:hAnsi="Times New Roman" w:cs="Times New Roman"/>
-            <w:sz w:val="24"/>
-            <w:szCs w:val="24"/>
-          </w:rPr>
-          <w:t xml:space="preserve">DO in blue ruin ranged from 2.7-3.5, during day 5.0-9.4. Norwood 0.79 </w:t>
-        </w:r>
-      </w:ins>
-      <w:ins w:id="39" w:author="Barrett, Hannah" w:date="2023-12-12T13:45:00Z">
-        <w:r>
-          <w:rPr>
-            <w:rFonts w:ascii="Times New Roman" w:hAnsi="Times New Roman" w:cs="Times New Roman"/>
-            <w:sz w:val="24"/>
-            <w:szCs w:val="24"/>
-          </w:rPr>
-          <w:t>–</w:t>
-        </w:r>
-      </w:ins>
-      <w:ins w:id="40" w:author="Barrett, Hannah" w:date="2023-12-12T13:44:00Z">
-        <w:r>
-          <w:rPr>
-            <w:rFonts w:ascii="Times New Roman" w:hAnsi="Times New Roman" w:cs="Times New Roman"/>
-            <w:sz w:val="24"/>
-            <w:szCs w:val="24"/>
-          </w:rPr>
-          <w:t xml:space="preserve"> 7,</w:t>
-        </w:r>
-      </w:ins>
-      <w:ins w:id="41" w:author="Barrett, Hannah" w:date="2023-12-12T13:45:00Z">
-        <w:r>
-          <w:rPr>
-            <w:rFonts w:ascii="Times New Roman" w:hAnsi="Times New Roman" w:cs="Times New Roman"/>
-            <w:sz w:val="24"/>
-            <w:szCs w:val="24"/>
-          </w:rPr>
-          <w:t xml:space="preserve"> 8.8-11.1</w:t>
-        </w:r>
-      </w:ins>
-    </w:p>
-    <w:p>
-      <w:pPr>
-        <w:pStyle w:val="CommentText"/>
-        <w:spacing w:line="480" w:lineRule="auto"/>
-        <w:ind w:firstLine="720"/>
-        <w:rPr>
-          <w:ins w:id="42" w:author="Barrett, Hannah" w:date="2023-12-12T13:13:00Z"/>
-          <w:rFonts w:ascii="Times New Roman" w:hAnsi="Times New Roman" w:cs="Times New Roman"/>
-          <w:sz w:val="24"/>
-          <w:szCs w:val="24"/>
-        </w:rPr>
-      </w:pPr>
-    </w:p>
-    <w:p>
-      <w:pPr>
-        <w:pStyle w:val="CommentText"/>
-        <w:spacing w:line="480" w:lineRule="auto"/>
-        <w:ind w:firstLine="720"/>
-        <w:rPr>
-          <w:ins w:id="43" w:author="Barrett, Hannah" w:date="2023-12-12T13:13:00Z"/>
-          <w:rFonts w:ascii="Times New Roman" w:hAnsi="Times New Roman" w:cs="Times New Roman"/>
-          <w:sz w:val="24"/>
-          <w:szCs w:val="24"/>
-        </w:rPr>
-      </w:pPr>
+        <w:commentReference w:id="22"/>
+      </w:r>
     </w:p>
     <w:p>
       <w:pPr>
@@ -6410,7 +5921,150 @@
         <w:spacing w:line="480" w:lineRule="auto"/>
         <w:ind w:firstLine="720"/>
       </w:pPr>
-      <w:del w:id="44" w:author="Barrett, Hannah" w:date="2023-12-12T13:10:00Z">
+      <w:r>
+        <w:rPr>
+          <w:rFonts w:ascii="Times New Roman" w:hAnsi="Times New Roman" w:cs="Times New Roman"/>
+          <w:sz w:val="24"/>
+          <w:szCs w:val="24"/>
+        </w:rPr>
+        <w:lastRenderedPageBreak/>
+        <w:t>Vertical p</w:t>
+      </w:r>
+      <w:r>
+        <w:rPr>
+          <w:rFonts w:ascii="Times New Roman" w:hAnsi="Times New Roman" w:cs="Times New Roman"/>
+          <w:sz w:val="24"/>
+          <w:szCs w:val="24"/>
+        </w:rPr>
+        <w:t xml:space="preserve">rofiles of temperature </w:t>
+      </w:r>
+      <w:r>
+        <w:rPr>
+          <w:rFonts w:ascii="Times New Roman" w:hAnsi="Times New Roman" w:cs="Times New Roman"/>
+          <w:sz w:val="24"/>
+          <w:szCs w:val="24"/>
+        </w:rPr>
+        <w:t xml:space="preserve">in both Blue Ruin and Norwood alcoves </w:t>
+      </w:r>
+      <w:r>
+        <w:rPr>
+          <w:rFonts w:ascii="Times New Roman" w:hAnsi="Times New Roman" w:cs="Times New Roman"/>
+          <w:sz w:val="24"/>
+          <w:szCs w:val="24"/>
+        </w:rPr>
+        <w:t>showed pronounced stratification, with higher contrasts between layers during daytime</w:t>
+      </w:r>
+      <w:r>
+        <w:rPr>
+          <w:rFonts w:ascii="Times New Roman" w:hAnsi="Times New Roman" w:cs="Times New Roman"/>
+          <w:sz w:val="24"/>
+          <w:szCs w:val="24"/>
+        </w:rPr>
+        <w:t xml:space="preserve"> (</w:t>
+      </w:r>
+      <w:r>
+        <w:rPr>
+          <w:rFonts w:ascii="Times New Roman" w:hAnsi="Times New Roman" w:cs="Times New Roman"/>
+          <w:sz w:val="24"/>
+          <w:szCs w:val="24"/>
+        </w:rPr>
+        <w:t>Figure 1 &amp; 2</w:t>
+      </w:r>
+      <w:r>
+        <w:rPr>
+          <w:rFonts w:ascii="Times New Roman" w:hAnsi="Times New Roman" w:cs="Times New Roman"/>
+          <w:sz w:val="24"/>
+          <w:szCs w:val="24"/>
+        </w:rPr>
+        <w:t>)</w:t>
+      </w:r>
+      <w:r>
+        <w:rPr>
+          <w:rFonts w:ascii="Times New Roman" w:hAnsi="Times New Roman" w:cs="Times New Roman"/>
+          <w:sz w:val="24"/>
+          <w:szCs w:val="24"/>
+        </w:rPr>
+        <w:t xml:space="preserve">. </w:t>
+      </w:r>
+      <w:r>
+        <w:rPr>
+          <w:rStyle w:val="CommentReference"/>
+        </w:rPr>
+        <w:annotationRef/>
+      </w:r>
+      <w:r>
+        <w:rPr>
+          <w:rFonts w:ascii="Times New Roman" w:hAnsi="Times New Roman" w:cs="Times New Roman"/>
+          <w:sz w:val="24"/>
+          <w:szCs w:val="24"/>
+        </w:rPr>
+        <w:t>At night</w:t>
+      </w:r>
+      <w:r>
+        <w:rPr>
+          <w:rFonts w:ascii="Times New Roman" w:hAnsi="Times New Roman" w:cs="Times New Roman"/>
+          <w:sz w:val="24"/>
+          <w:szCs w:val="24"/>
+        </w:rPr>
+        <w:t>, water temperatures remained cool and within a relatively narrow range</w:t>
+      </w:r>
+      <w:r>
+        <w:rPr>
+          <w:rFonts w:ascii="Times New Roman" w:hAnsi="Times New Roman" w:cs="Times New Roman"/>
+          <w:sz w:val="24"/>
+          <w:szCs w:val="24"/>
+        </w:rPr>
+        <w:t xml:space="preserve">. During the day, </w:t>
+      </w:r>
+      <w:r>
+        <w:rPr>
+          <w:rFonts w:ascii="Times New Roman" w:hAnsi="Times New Roman" w:cs="Times New Roman"/>
+          <w:sz w:val="24"/>
+          <w:szCs w:val="24"/>
+        </w:rPr>
+        <w:t xml:space="preserve">hyporheic temperatures </w:t>
+      </w:r>
+      <w:r>
+        <w:rPr>
+          <w:rFonts w:ascii="Times New Roman" w:hAnsi="Times New Roman" w:cs="Times New Roman"/>
+          <w:sz w:val="24"/>
+          <w:szCs w:val="24"/>
+        </w:rPr>
+        <w:t xml:space="preserve">at both alcoves </w:t>
+      </w:r>
+      <w:r>
+        <w:rPr>
+          <w:rFonts w:ascii="Times New Roman" w:hAnsi="Times New Roman" w:cs="Times New Roman"/>
+          <w:sz w:val="24"/>
+          <w:szCs w:val="24"/>
+        </w:rPr>
+        <w:t>remained low</w:t>
+      </w:r>
+      <w:r>
+        <w:rPr>
+          <w:rFonts w:ascii="Times New Roman" w:hAnsi="Times New Roman" w:cs="Times New Roman"/>
+          <w:sz w:val="24"/>
+          <w:szCs w:val="24"/>
+        </w:rPr>
+        <w:t xml:space="preserve"> </w:t>
+      </w:r>
+      <w:r>
+        <w:rPr>
+          <w:rFonts w:ascii="Times New Roman" w:hAnsi="Times New Roman" w:cs="Times New Roman"/>
+          <w:sz w:val="24"/>
+          <w:szCs w:val="24"/>
+        </w:rPr>
+        <w:t>(~13-13.5</w:t>
+      </w:r>
+      <w:r>
+        <w:rPr>
+          <w:rFonts w:ascii="Times New Roman" w:hAnsi="Times New Roman" w:cs="Times New Roman"/>
+          <w:sz w:val="24"/>
+          <w:szCs w:val="24"/>
+        </w:rPr>
+        <w:t>℃</w:t>
+      </w:r>
+      <w:del w:id="23" w:author="Barrett, Hannah" w:date="2023-12-13T16:04:00Z">
         <w:r>
           <w:rPr>
             <w:rFonts w:ascii="Times New Roman" w:hAnsi="Times New Roman" w:cs="Times New Roman"/>
@@ -6420,134 +6074,178 @@
           <w:delText xml:space="preserve"> </w:delText>
         </w:r>
       </w:del>
-      <w:ins w:id="45" w:author="Barrett, Hannah" w:date="2023-12-12T12:38:00Z">
+      <w:r>
+        <w:rPr>
+          <w:rFonts w:ascii="Times New Roman" w:hAnsi="Times New Roman" w:cs="Times New Roman"/>
+          <w:sz w:val="24"/>
+          <w:szCs w:val="24"/>
+        </w:rPr>
+        <w:t>)</w:t>
+      </w:r>
+      <w:r>
+        <w:rPr>
+          <w:rFonts w:ascii="Times New Roman" w:hAnsi="Times New Roman" w:cs="Times New Roman"/>
+          <w:sz w:val="24"/>
+          <w:szCs w:val="24"/>
+        </w:rPr>
+        <w:t xml:space="preserve">, while </w:t>
+      </w:r>
+      <w:r>
+        <w:rPr>
+          <w:rFonts w:ascii="Times New Roman" w:hAnsi="Times New Roman" w:cs="Times New Roman"/>
+          <w:sz w:val="24"/>
+          <w:szCs w:val="24"/>
+        </w:rPr>
+        <w:t>surface water temperatures re</w:t>
+      </w:r>
+      <w:r>
+        <w:rPr>
+          <w:rFonts w:ascii="Times New Roman" w:hAnsi="Times New Roman" w:cs="Times New Roman"/>
+          <w:sz w:val="24"/>
+          <w:szCs w:val="24"/>
+        </w:rPr>
+        <w:t>ached levels similar to the mainstem river</w:t>
+      </w:r>
+      <w:r>
+        <w:rPr>
+          <w:rFonts w:ascii="Times New Roman" w:hAnsi="Times New Roman" w:cs="Times New Roman"/>
+          <w:sz w:val="24"/>
+          <w:szCs w:val="24"/>
+        </w:rPr>
+        <w:t xml:space="preserve"> </w:t>
+      </w:r>
+      <w:r>
+        <w:rPr>
+          <w:rFonts w:ascii="Times New Roman" w:hAnsi="Times New Roman" w:cs="Times New Roman"/>
+          <w:sz w:val="24"/>
+          <w:szCs w:val="24"/>
+        </w:rPr>
+        <w:t>(~22 – 25℃)</w:t>
+      </w:r>
+      <w:r>
+        <w:rPr>
+          <w:rFonts w:ascii="Times New Roman" w:hAnsi="Times New Roman" w:cs="Times New Roman"/>
+          <w:sz w:val="24"/>
+          <w:szCs w:val="24"/>
+        </w:rPr>
+        <w:t xml:space="preserve">. </w:t>
+      </w:r>
+      <w:r>
+        <w:rPr>
+          <w:rFonts w:ascii="Times New Roman" w:hAnsi="Times New Roman" w:cs="Times New Roman"/>
+          <w:sz w:val="24"/>
+          <w:szCs w:val="24"/>
+        </w:rPr>
+        <w:t>The v</w:t>
+      </w:r>
+      <w:r>
+        <w:rPr>
+          <w:rFonts w:ascii="Times New Roman" w:hAnsi="Times New Roman" w:cs="Times New Roman"/>
+          <w:sz w:val="24"/>
+          <w:szCs w:val="24"/>
+        </w:rPr>
+        <w:t xml:space="preserve">ertical stratification of oxygen varied between sites. At night, </w:t>
+      </w:r>
+      <w:r>
+        <w:rPr>
+          <w:rFonts w:ascii="Times New Roman" w:hAnsi="Times New Roman" w:cs="Times New Roman"/>
+          <w:sz w:val="24"/>
+          <w:szCs w:val="24"/>
+        </w:rPr>
+        <w:t xml:space="preserve">vertical profiles of </w:t>
+      </w:r>
+      <w:r>
+        <w:rPr>
+          <w:rFonts w:ascii="Times New Roman" w:hAnsi="Times New Roman" w:cs="Times New Roman"/>
+          <w:sz w:val="24"/>
+          <w:szCs w:val="24"/>
+        </w:rPr>
+        <w:t>DO in Blue R</w:t>
+      </w:r>
+      <w:r>
+        <w:rPr>
+          <w:rFonts w:ascii="Times New Roman" w:hAnsi="Times New Roman" w:cs="Times New Roman"/>
+          <w:sz w:val="24"/>
+          <w:szCs w:val="24"/>
+        </w:rPr>
+        <w:t>uin</w:t>
+      </w:r>
+      <w:r>
+        <w:rPr>
+          <w:rFonts w:ascii="Times New Roman" w:hAnsi="Times New Roman" w:cs="Times New Roman"/>
+          <w:sz w:val="24"/>
+          <w:szCs w:val="24"/>
+        </w:rPr>
+        <w:t xml:space="preserve"> remained </w:t>
+      </w:r>
+      <w:r>
+        <w:rPr>
+          <w:rFonts w:ascii="Times New Roman" w:hAnsi="Times New Roman" w:cs="Times New Roman"/>
+          <w:sz w:val="24"/>
+          <w:szCs w:val="24"/>
+        </w:rPr>
+        <w:t>within a</w:t>
+      </w:r>
+      <w:r>
+        <w:rPr>
+          <w:rFonts w:ascii="Times New Roman" w:hAnsi="Times New Roman" w:cs="Times New Roman"/>
+          <w:sz w:val="24"/>
+          <w:szCs w:val="24"/>
+        </w:rPr>
+        <w:t xml:space="preserve"> narrow range</w:t>
+      </w:r>
+      <w:r>
+        <w:rPr>
+          <w:rFonts w:ascii="Times New Roman" w:hAnsi="Times New Roman" w:cs="Times New Roman"/>
+          <w:sz w:val="24"/>
+          <w:szCs w:val="24"/>
+        </w:rPr>
+        <w:t xml:space="preserve">, </w:t>
+      </w:r>
+      <w:r>
+        <w:rPr>
+          <w:rFonts w:ascii="Times New Roman" w:hAnsi="Times New Roman" w:cs="Times New Roman"/>
+          <w:sz w:val="24"/>
+          <w:szCs w:val="24"/>
+        </w:rPr>
+        <w:t xml:space="preserve">spanning from </w:t>
+      </w:r>
+      <w:ins w:id="24" w:author="Barrett, Hannah" w:date="2023-12-13T16:04:00Z">
         <w:r>
           <w:rPr>
             <w:rFonts w:ascii="Times New Roman" w:hAnsi="Times New Roman" w:cs="Times New Roman"/>
             <w:sz w:val="24"/>
             <w:szCs w:val="24"/>
           </w:rPr>
-          <w:t>In Blue Ruin alcove, t</w:t>
+          <w:t>~</w:t>
         </w:r>
       </w:ins>
-      <w:del w:id="46" w:author="Barrett, Hannah" w:date="2023-12-12T12:38:00Z">
+      <w:r>
+        <w:rPr>
+          <w:rFonts w:ascii="Times New Roman" w:hAnsi="Times New Roman" w:cs="Times New Roman"/>
+          <w:sz w:val="24"/>
+          <w:szCs w:val="24"/>
+        </w:rPr>
+        <w:t>2.</w:t>
+      </w:r>
+      <w:ins w:id="25" w:author="Barrett, Hannah" w:date="2023-12-13T16:04:00Z">
         <w:r>
           <w:rPr>
             <w:rFonts w:ascii="Times New Roman" w:hAnsi="Times New Roman" w:cs="Times New Roman"/>
             <w:sz w:val="24"/>
             <w:szCs w:val="24"/>
           </w:rPr>
-          <w:delText>T</w:delText>
-        </w:r>
-      </w:del>
-      <w:r>
-        <w:rPr>
-          <w:rFonts w:ascii="Times New Roman" w:hAnsi="Times New Roman" w:cs="Times New Roman"/>
-          <w:sz w:val="24"/>
-          <w:szCs w:val="24"/>
-        </w:rPr>
-        <w:t>he range of DO was also narrow and constrained to concentrations &lt;4</w:t>
-      </w:r>
-      <w:r>
-        <w:rPr>
-          <w:rFonts w:ascii="Times New Roman" w:hAnsi="Times New Roman" w:cs="Times New Roman"/>
-          <w:sz w:val="24"/>
-          <w:szCs w:val="24"/>
-        </w:rPr>
-        <w:t>mg</w:t>
-      </w:r>
-      <w:r>
-        <w:rPr>
-          <w:rFonts w:ascii="Times New Roman" w:hAnsi="Times New Roman" w:cs="Times New Roman"/>
-          <w:sz w:val="24"/>
-          <w:szCs w:val="24"/>
-        </w:rPr>
-        <w:t>•</w:t>
-      </w:r>
-      <w:r>
-        <w:rPr>
-          <w:rFonts w:ascii="Times New Roman" w:hAnsi="Times New Roman" w:cs="Times New Roman"/>
-          <w:sz w:val="24"/>
-          <w:szCs w:val="24"/>
-        </w:rPr>
-        <w:t>L</w:t>
-      </w:r>
-      <w:r>
-        <w:rPr>
-          <w:rFonts w:ascii="Times New Roman" w:hAnsi="Times New Roman" w:cs="Times New Roman"/>
-          <w:sz w:val="24"/>
-          <w:szCs w:val="24"/>
-          <w:vertAlign w:val="superscript"/>
-        </w:rPr>
-        <w:t xml:space="preserve">-1 </w:t>
-      </w:r>
-      <w:r>
-        <w:rPr>
-          <w:rFonts w:ascii="Times New Roman" w:hAnsi="Times New Roman" w:cs="Times New Roman"/>
-          <w:sz w:val="24"/>
-          <w:szCs w:val="24"/>
-        </w:rPr>
-        <w:t>throughout the vertical profile, and ~2</w:t>
-      </w:r>
-      <w:r>
-        <w:rPr>
-          <w:rFonts w:ascii="Times New Roman" w:hAnsi="Times New Roman" w:cs="Times New Roman"/>
-          <w:sz w:val="24"/>
-          <w:szCs w:val="24"/>
-        </w:rPr>
-        <w:t>mg</w:t>
-      </w:r>
-      <w:r>
-        <w:rPr>
-          <w:rFonts w:ascii="Times New Roman" w:hAnsi="Times New Roman" w:cs="Times New Roman"/>
-          <w:sz w:val="24"/>
-          <w:szCs w:val="24"/>
-        </w:rPr>
-        <w:t>•</w:t>
-      </w:r>
-      <w:r>
-        <w:rPr>
-          <w:rFonts w:ascii="Times New Roman" w:hAnsi="Times New Roman" w:cs="Times New Roman"/>
-          <w:sz w:val="24"/>
-          <w:szCs w:val="24"/>
-        </w:rPr>
-        <w:t>L</w:t>
-      </w:r>
-      <w:r>
-        <w:rPr>
-          <w:rFonts w:ascii="Times New Roman" w:hAnsi="Times New Roman" w:cs="Times New Roman"/>
-          <w:sz w:val="24"/>
-          <w:szCs w:val="24"/>
-          <w:vertAlign w:val="superscript"/>
-        </w:rPr>
-        <w:t xml:space="preserve">-1 </w:t>
-      </w:r>
-      <w:r>
-        <w:rPr>
-          <w:rFonts w:ascii="Times New Roman" w:hAnsi="Times New Roman" w:cs="Times New Roman"/>
-          <w:sz w:val="24"/>
-          <w:szCs w:val="24"/>
-        </w:rPr>
-        <w:t>in the hypolimnion</w:t>
-      </w:r>
-      <w:ins w:id="47" w:author="Barrett, Hannah" w:date="2023-12-12T12:38:00Z">
+          <w:t>5</w:t>
+        </w:r>
+      </w:ins>
+      <w:del w:id="26" w:author="Barrett, Hannah" w:date="2023-12-13T16:04:00Z">
         <w:r>
           <w:rPr>
             <w:rFonts w:ascii="Times New Roman" w:hAnsi="Times New Roman" w:cs="Times New Roman"/>
             <w:sz w:val="24"/>
             <w:szCs w:val="24"/>
           </w:rPr>
-          <w:t>, whereas in Norwoo</w:t>
-        </w:r>
-      </w:ins>
-      <w:del w:id="48" w:author="Barrett, Hannah" w:date="2023-12-12T12:38:00Z">
-        <w:r>
-          <w:rPr>
-            <w:rFonts w:ascii="Times New Roman" w:hAnsi="Times New Roman" w:cs="Times New Roman"/>
-            <w:sz w:val="24"/>
-            <w:szCs w:val="24"/>
-          </w:rPr>
-          <w:delText xml:space="preserve">. </w:delText>
+          <w:delText>7</w:delText>
         </w:r>
       </w:del>
       <w:r>
@@ -6556,31 +6254,15 @@
           <w:sz w:val="24"/>
           <w:szCs w:val="24"/>
         </w:rPr>
-        <w:t>In the afternoon, the range of temperature and DO was much greater, with values as high as 21℃ and 9.2</w:t>
-      </w:r>
-      <w:r>
-        <w:rPr>
-          <w:rFonts w:ascii="Times New Roman" w:hAnsi="Times New Roman" w:cs="Times New Roman"/>
-          <w:sz w:val="24"/>
-          <w:szCs w:val="24"/>
-        </w:rPr>
-        <w:t>mg</w:t>
-      </w:r>
-      <w:r>
-        <w:rPr>
-          <w:rFonts w:ascii="Times New Roman" w:hAnsi="Times New Roman" w:cs="Times New Roman"/>
-          <w:sz w:val="24"/>
-          <w:szCs w:val="24"/>
-        </w:rPr>
-        <w:t>•</w:t>
-      </w:r>
-      <w:r>
-        <w:rPr>
-          <w:rFonts w:ascii="Times New Roman" w:hAnsi="Times New Roman" w:cs="Times New Roman"/>
-          <w:sz w:val="24"/>
-          <w:szCs w:val="24"/>
-        </w:rPr>
-        <w:t>L</w:t>
+        <w:t xml:space="preserve"> </w:t>
+      </w:r>
+      <w:r>
+        <w:rPr>
+          <w:rFonts w:ascii="Times New Roman" w:hAnsi="Times New Roman" w:cs="Times New Roman"/>
+          <w:sz w:val="24"/>
+          <w:szCs w:val="24"/>
+        </w:rPr>
+        <w:t>mg•L</w:t>
       </w:r>
       <w:r>
         <w:rPr>
@@ -6589,75 +6271,146 @@
           <w:szCs w:val="24"/>
           <w:vertAlign w:val="superscript"/>
         </w:rPr>
+        <w:t>-1</w:t>
+      </w:r>
+      <w:r>
+        <w:rPr>
+          <w:rFonts w:ascii="Times New Roman" w:hAnsi="Times New Roman" w:cs="Times New Roman"/>
+          <w:sz w:val="24"/>
+          <w:szCs w:val="24"/>
+          <w:vertAlign w:val="superscript"/>
+        </w:rPr>
+        <w:t xml:space="preserve"> </w:t>
+      </w:r>
+      <w:r>
+        <w:rPr>
+          <w:rFonts w:ascii="Times New Roman" w:hAnsi="Times New Roman" w:cs="Times New Roman"/>
+          <w:sz w:val="24"/>
+          <w:szCs w:val="24"/>
+        </w:rPr>
+        <w:t xml:space="preserve">– </w:t>
+      </w:r>
+      <w:r>
+        <w:rPr>
+          <w:rFonts w:ascii="Times New Roman" w:hAnsi="Times New Roman" w:cs="Times New Roman"/>
+          <w:sz w:val="24"/>
+          <w:szCs w:val="24"/>
+        </w:rPr>
+        <w:t>3.5</w:t>
+      </w:r>
+      <w:r>
+        <w:rPr>
+          <w:rFonts w:ascii="Times New Roman" w:hAnsi="Times New Roman" w:cs="Times New Roman"/>
+          <w:sz w:val="24"/>
+          <w:szCs w:val="24"/>
+        </w:rPr>
+        <w:t xml:space="preserve"> </w:t>
+      </w:r>
+      <w:r>
+        <w:rPr>
+          <w:rFonts w:ascii="Times New Roman" w:hAnsi="Times New Roman" w:cs="Times New Roman"/>
+          <w:sz w:val="24"/>
+          <w:szCs w:val="24"/>
+        </w:rPr>
+        <w:t>mg•L</w:t>
+      </w:r>
+      <w:r>
+        <w:rPr>
+          <w:rFonts w:ascii="Times New Roman" w:hAnsi="Times New Roman" w:cs="Times New Roman"/>
+          <w:sz w:val="24"/>
+          <w:szCs w:val="24"/>
+          <w:vertAlign w:val="superscript"/>
+        </w:rPr>
+        <w:t>-1</w:t>
+      </w:r>
+      <w:r>
+        <w:rPr>
+          <w:rFonts w:ascii="Times New Roman" w:hAnsi="Times New Roman" w:cs="Times New Roman"/>
+          <w:sz w:val="24"/>
+          <w:szCs w:val="24"/>
+        </w:rPr>
+        <w:t>.</w:t>
+      </w:r>
+      <w:r>
+        <w:rPr>
+          <w:rFonts w:ascii="Times New Roman" w:hAnsi="Times New Roman" w:cs="Times New Roman"/>
+          <w:sz w:val="24"/>
+          <w:szCs w:val="24"/>
+        </w:rPr>
+        <w:t xml:space="preserve"> </w:t>
+      </w:r>
+      <w:r>
+        <w:rPr>
+          <w:rFonts w:ascii="Times New Roman" w:hAnsi="Times New Roman" w:cs="Times New Roman"/>
+          <w:sz w:val="24"/>
+          <w:szCs w:val="24"/>
+        </w:rPr>
+        <w:t>In Norwood alcove, the span of DO encompassed a much wider range, reaching values as low as 0.79</w:t>
+      </w:r>
+      <w:r>
+        <w:rPr>
+          <w:rFonts w:ascii="Times New Roman" w:hAnsi="Times New Roman" w:cs="Times New Roman"/>
+          <w:sz w:val="24"/>
+          <w:szCs w:val="24"/>
+        </w:rPr>
+        <w:t xml:space="preserve"> </w:t>
+      </w:r>
+      <w:r>
+        <w:rPr>
+          <w:rFonts w:ascii="Times New Roman" w:hAnsi="Times New Roman" w:cs="Times New Roman"/>
+          <w:sz w:val="24"/>
+          <w:szCs w:val="24"/>
+        </w:rPr>
+        <w:t>mg•L</w:t>
+      </w:r>
+      <w:r>
+        <w:rPr>
+          <w:rFonts w:ascii="Times New Roman" w:hAnsi="Times New Roman" w:cs="Times New Roman"/>
+          <w:sz w:val="24"/>
+          <w:szCs w:val="24"/>
+          <w:vertAlign w:val="superscript"/>
+        </w:rPr>
         <w:t xml:space="preserve">-1 </w:t>
       </w:r>
-      <w:commentRangeStart w:id="49"/>
-      <w:r>
-        <w:rPr>
-          <w:rFonts w:ascii="Times New Roman" w:hAnsi="Times New Roman" w:cs="Times New Roman"/>
-          <w:sz w:val="24"/>
-          <w:szCs w:val="24"/>
-        </w:rPr>
-        <w:t>in the epilimnion, and as low as 13.3</w:t>
-      </w:r>
-      <w:ins w:id="50" w:author="Barrett, Hannah" w:date="2023-11-27T10:39:00Z">
-        <w:r>
-          <w:rPr>
-            <w:rFonts w:ascii="Times New Roman" w:hAnsi="Times New Roman" w:cs="Times New Roman"/>
-            <w:sz w:val="24"/>
-            <w:szCs w:val="24"/>
-          </w:rPr>
-          <w:t>℃</w:t>
-        </w:r>
-      </w:ins>
-      <w:r>
-        <w:rPr>
-          <w:rFonts w:ascii="Times New Roman" w:hAnsi="Times New Roman" w:cs="Times New Roman"/>
-          <w:sz w:val="24"/>
-          <w:szCs w:val="24"/>
-        </w:rPr>
-        <w:t xml:space="preserve"> and 4.9</w:t>
-      </w:r>
-      <w:ins w:id="51" w:author="Barrett, Hannah" w:date="2023-11-27T10:39:00Z">
-        <w:r>
-          <w:rPr>
-            <w:rFonts w:ascii="Times New Roman" w:hAnsi="Times New Roman" w:cs="Times New Roman"/>
-            <w:sz w:val="24"/>
-            <w:szCs w:val="24"/>
-          </w:rPr>
-          <w:t xml:space="preserve"> </w:t>
-        </w:r>
-      </w:ins>
-      <w:commentRangeEnd w:id="49"/>
-      <w:r>
-        <w:rPr>
-          <w:rStyle w:val="CommentReference"/>
-        </w:rPr>
-        <w:commentReference w:id="49"/>
-      </w:r>
-      <w:r>
-        <w:rPr>
-          <w:rFonts w:ascii="Times New Roman" w:hAnsi="Times New Roman" w:cs="Times New Roman"/>
-          <w:sz w:val="24"/>
-          <w:szCs w:val="24"/>
-        </w:rPr>
-        <w:t>mg</w:t>
-      </w:r>
-      <w:r>
-        <w:rPr>
-          <w:rFonts w:ascii="Times New Roman" w:hAnsi="Times New Roman" w:cs="Times New Roman"/>
-          <w:sz w:val="24"/>
-          <w:szCs w:val="24"/>
-        </w:rPr>
-        <w:t>•</w:t>
-      </w:r>
-      <w:r>
-        <w:rPr>
-          <w:rFonts w:ascii="Times New Roman" w:hAnsi="Times New Roman" w:cs="Times New Roman"/>
-          <w:sz w:val="24"/>
-          <w:szCs w:val="24"/>
-        </w:rPr>
-        <w:t>L</w:t>
+      <w:r>
+        <w:rPr>
+          <w:rFonts w:ascii="Times New Roman" w:hAnsi="Times New Roman" w:cs="Times New Roman"/>
+          <w:sz w:val="24"/>
+          <w:szCs w:val="24"/>
+        </w:rPr>
+        <w:t xml:space="preserve">at the bottom </w:t>
+      </w:r>
+      <w:r>
+        <w:rPr>
+          <w:rFonts w:ascii="Times New Roman" w:hAnsi="Times New Roman" w:cs="Times New Roman"/>
+          <w:sz w:val="24"/>
+          <w:szCs w:val="24"/>
+        </w:rPr>
+        <w:t>and</w:t>
+      </w:r>
+      <w:r>
+        <w:rPr>
+          <w:rFonts w:ascii="Times New Roman" w:hAnsi="Times New Roman" w:cs="Times New Roman"/>
+          <w:sz w:val="24"/>
+          <w:szCs w:val="24"/>
+        </w:rPr>
+        <w:t xml:space="preserve"> 7.0</w:t>
+      </w:r>
+      <w:r>
+        <w:rPr>
+          <w:rFonts w:ascii="Times New Roman" w:hAnsi="Times New Roman" w:cs="Times New Roman"/>
+          <w:sz w:val="24"/>
+          <w:szCs w:val="24"/>
+        </w:rPr>
+        <w:t xml:space="preserve"> </w:t>
+      </w:r>
+      <w:r>
+        <w:rPr>
+          <w:rFonts w:ascii="Times New Roman" w:hAnsi="Times New Roman" w:cs="Times New Roman"/>
+          <w:sz w:val="24"/>
+          <w:szCs w:val="24"/>
+        </w:rPr>
+        <w:t>mg•L</w:t>
       </w:r>
       <w:r>
         <w:rPr>
@@ -6674,47 +6427,154 @@
           <w:sz w:val="24"/>
           <w:szCs w:val="24"/>
         </w:rPr>
-        <w:t xml:space="preserve"> in the hypolimnion. </w:t>
-      </w:r>
-      <w:r>
-        <w:rPr>
-          <w:rFonts w:ascii="Times New Roman" w:hAnsi="Times New Roman" w:cs="Times New Roman"/>
-          <w:sz w:val="24"/>
-          <w:szCs w:val="24"/>
-        </w:rPr>
-        <w:t xml:space="preserve">Morning and </w:t>
-      </w:r>
-      <w:r>
-        <w:rPr>
-          <w:rFonts w:ascii="Times New Roman" w:hAnsi="Times New Roman" w:cs="Times New Roman"/>
-          <w:sz w:val="24"/>
-          <w:szCs w:val="24"/>
-        </w:rPr>
-        <w:t>evening</w:t>
-      </w:r>
-      <w:r>
-        <w:rPr>
-          <w:rFonts w:ascii="Times New Roman" w:hAnsi="Times New Roman" w:cs="Times New Roman"/>
-          <w:sz w:val="24"/>
-          <w:szCs w:val="24"/>
-        </w:rPr>
-        <w:t xml:space="preserve"> measurements taken along the alcove thalweg consistently yielded similar thermal profiles to those </w:t>
-      </w:r>
-      <w:r>
-        <w:rPr>
-          <w:rFonts w:ascii="Times New Roman" w:hAnsi="Times New Roman" w:cs="Times New Roman"/>
-          <w:sz w:val="24"/>
-          <w:szCs w:val="24"/>
-        </w:rPr>
-        <w:t>recorded at the alcove terminus</w:t>
-      </w:r>
-      <w:r>
-        <w:rPr>
-          <w:rFonts w:ascii="Times New Roman" w:hAnsi="Times New Roman" w:cs="Times New Roman"/>
-          <w:sz w:val="24"/>
-          <w:szCs w:val="24"/>
-        </w:rPr>
-        <w:t xml:space="preserve">, however measurements of DO across the alcove were more varied. </w:t>
+        <w:t xml:space="preserve">at the surface. Vertical stratification of </w:t>
+      </w:r>
+      <w:r>
+        <w:rPr>
+          <w:rFonts w:ascii="Times New Roman" w:hAnsi="Times New Roman" w:cs="Times New Roman"/>
+          <w:sz w:val="24"/>
+          <w:szCs w:val="24"/>
+        </w:rPr>
+        <w:t xml:space="preserve">DO during the day remained within a narrower range in both alcoves, spanning from </w:t>
+      </w:r>
+      <w:r>
+        <w:rPr>
+          <w:rFonts w:ascii="Times New Roman" w:hAnsi="Times New Roman" w:cs="Times New Roman"/>
+          <w:sz w:val="24"/>
+          <w:szCs w:val="24"/>
+        </w:rPr>
+        <w:t>5.0</w:t>
+      </w:r>
+      <w:r>
+        <w:rPr>
+          <w:rFonts w:ascii="Times New Roman" w:hAnsi="Times New Roman" w:cs="Times New Roman"/>
+          <w:sz w:val="24"/>
+          <w:szCs w:val="24"/>
+        </w:rPr>
+        <w:t xml:space="preserve"> – 9.4</w:t>
+      </w:r>
+      <w:r>
+        <w:rPr>
+          <w:rFonts w:ascii="Times New Roman" w:hAnsi="Times New Roman" w:cs="Times New Roman"/>
+          <w:sz w:val="24"/>
+          <w:szCs w:val="24"/>
+        </w:rPr>
+        <w:t xml:space="preserve"> </w:t>
+      </w:r>
+      <w:r>
+        <w:rPr>
+          <w:rFonts w:ascii="Times New Roman" w:hAnsi="Times New Roman" w:cs="Times New Roman"/>
+          <w:sz w:val="24"/>
+          <w:szCs w:val="24"/>
+        </w:rPr>
+        <w:t>mg•L</w:t>
+      </w:r>
+      <w:r>
+        <w:rPr>
+          <w:rFonts w:ascii="Times New Roman" w:hAnsi="Times New Roman" w:cs="Times New Roman"/>
+          <w:sz w:val="24"/>
+          <w:szCs w:val="24"/>
+          <w:vertAlign w:val="superscript"/>
+        </w:rPr>
+        <w:t xml:space="preserve">-1 </w:t>
+      </w:r>
+      <w:r>
+        <w:rPr>
+          <w:rFonts w:ascii="Times New Roman" w:hAnsi="Times New Roman" w:cs="Times New Roman"/>
+          <w:sz w:val="24"/>
+          <w:szCs w:val="24"/>
+        </w:rPr>
+        <w:t xml:space="preserve">in Blue Ruin and </w:t>
+      </w:r>
+      <w:r>
+        <w:rPr>
+          <w:rFonts w:ascii="Times New Roman" w:hAnsi="Times New Roman" w:cs="Times New Roman"/>
+          <w:sz w:val="24"/>
+          <w:szCs w:val="24"/>
+        </w:rPr>
+        <w:t>8.8</w:t>
+      </w:r>
+      <w:r>
+        <w:rPr>
+          <w:rFonts w:ascii="Times New Roman" w:hAnsi="Times New Roman" w:cs="Times New Roman"/>
+          <w:sz w:val="24"/>
+          <w:szCs w:val="24"/>
+        </w:rPr>
+        <w:t xml:space="preserve"> – </w:t>
+      </w:r>
+      <w:r>
+        <w:rPr>
+          <w:rFonts w:ascii="Times New Roman" w:hAnsi="Times New Roman" w:cs="Times New Roman"/>
+          <w:sz w:val="24"/>
+          <w:szCs w:val="24"/>
+        </w:rPr>
+        <w:t>11.1</w:t>
+      </w:r>
+      <w:r>
+        <w:rPr>
+          <w:rFonts w:ascii="Times New Roman" w:hAnsi="Times New Roman" w:cs="Times New Roman"/>
+          <w:sz w:val="24"/>
+          <w:szCs w:val="24"/>
+        </w:rPr>
+        <w:t xml:space="preserve"> </w:t>
+      </w:r>
+      <w:r>
+        <w:rPr>
+          <w:rFonts w:ascii="Times New Roman" w:hAnsi="Times New Roman" w:cs="Times New Roman"/>
+          <w:sz w:val="24"/>
+          <w:szCs w:val="24"/>
+        </w:rPr>
+        <w:t>mg•L</w:t>
+      </w:r>
+      <w:r>
+        <w:rPr>
+          <w:rFonts w:ascii="Times New Roman" w:hAnsi="Times New Roman" w:cs="Times New Roman"/>
+          <w:sz w:val="24"/>
+          <w:szCs w:val="24"/>
+          <w:vertAlign w:val="superscript"/>
+        </w:rPr>
+        <w:t>-1</w:t>
+      </w:r>
+      <w:r>
+        <w:rPr>
+          <w:rFonts w:ascii="Times New Roman" w:hAnsi="Times New Roman" w:cs="Times New Roman"/>
+          <w:sz w:val="24"/>
+          <w:szCs w:val="24"/>
+          <w:vertAlign w:val="superscript"/>
+        </w:rPr>
+        <w:t xml:space="preserve"> </w:t>
+      </w:r>
+      <w:r>
+        <w:rPr>
+          <w:rFonts w:ascii="Times New Roman" w:hAnsi="Times New Roman" w:cs="Times New Roman"/>
+          <w:sz w:val="24"/>
+          <w:szCs w:val="24"/>
+        </w:rPr>
+        <w:t xml:space="preserve">in Norwood. </w:t>
+      </w:r>
+      <w:r>
+        <w:rPr>
+          <w:rFonts w:ascii="Times New Roman" w:hAnsi="Times New Roman" w:cs="Times New Roman"/>
+          <w:sz w:val="24"/>
+          <w:szCs w:val="24"/>
+        </w:rPr>
+        <w:t xml:space="preserve"> </w:t>
+      </w:r>
+      <w:r>
+        <w:rPr>
+          <w:rFonts w:ascii="Times New Roman" w:hAnsi="Times New Roman" w:cs="Times New Roman"/>
+          <w:sz w:val="24"/>
+          <w:szCs w:val="24"/>
+        </w:rPr>
+        <w:t>Vertical profiles taken along the Blue Ruin</w:t>
+      </w:r>
+      <w:r>
+        <w:rPr>
+          <w:rFonts w:ascii="Times New Roman" w:hAnsi="Times New Roman" w:cs="Times New Roman"/>
+          <w:sz w:val="24"/>
+          <w:szCs w:val="24"/>
+        </w:rPr>
+        <w:t xml:space="preserve"> alcove thalweg consistently yielded similar thermal profiles, however measurements of DO across the alcove were more varied. </w:t>
       </w:r>
       <w:r>
         <w:rPr>
@@ -6921,16 +6781,7 @@
           <w:sz w:val="24"/>
           <w:szCs w:val="24"/>
         </w:rPr>
-        <w:t>2-</w:t>
-      </w:r>
-      <w:r>
-        <w:rPr>
-          <w:rFonts w:ascii="Times New Roman" w:hAnsi="Times New Roman" w:cs="Times New Roman"/>
-          <w:sz w:val="24"/>
-          <w:szCs w:val="24"/>
-        </w:rPr>
-        <w:lastRenderedPageBreak/>
-        <w:t>hour periods of high and low DO occurred at slightly shifted windows of time (5:00-7:00 &amp; 17:00-19:00 for Blue Ruin, 6:00-8:00 &amp; 18:00-20:00 for Norwood), likely due to differing alcove orientation and solar exposure.</w:t>
+        <w:t>2-hour periods of high and low DO occurred at slightly shifted windows of time (5:00-7:00 &amp; 17:00-19:00 for Blue Ruin, 6:00-8:00 &amp; 18:00-20:00 for Norwood), likely due to differing alcove orientation and solar exposure.</w:t>
       </w:r>
     </w:p>
     <w:p>
@@ -6938,35 +6789,19 @@
         <w:spacing w:line="480" w:lineRule="auto"/>
         <w:ind w:firstLine="720"/>
         <w:rPr>
-          <w:ins w:id="52" w:author="Microsoft Office User" w:date="2023-12-01T08:21:00Z"/>
+          <w:ins w:id="27" w:author="Microsoft Office User" w:date="2023-12-01T08:21:00Z"/>
           <w:rFonts w:ascii="Times New Roman" w:hAnsi="Times New Roman" w:cs="Times New Roman"/>
           <w:sz w:val="24"/>
           <w:szCs w:val="24"/>
         </w:rPr>
       </w:pPr>
-      <w:commentRangeStart w:id="53"/>
-      <w:r>
-        <w:rPr>
-          <w:rFonts w:ascii="Times New Roman" w:hAnsi="Times New Roman" w:cs="Times New Roman"/>
-          <w:sz w:val="24"/>
-          <w:szCs w:val="24"/>
-        </w:rPr>
-        <w:t>We</w:t>
-      </w:r>
-      <w:commentRangeEnd w:id="53"/>
-      <w:r>
-        <w:rPr>
-          <w:rStyle w:val="CommentReference"/>
-        </w:rPr>
-        <w:commentReference w:id="53"/>
-      </w:r>
-      <w:r>
-        <w:rPr>
-          <w:rFonts w:ascii="Times New Roman" w:hAnsi="Times New Roman" w:cs="Times New Roman"/>
-          <w:sz w:val="24"/>
-          <w:szCs w:val="24"/>
-        </w:rPr>
-        <w:t xml:space="preserve"> observed a clear trade-off between cool temperature and high dissolved oxygen, as illustrated by a positive linear relationship between the two variables, expressed across six alcoves during both </w:t>
+      <w:r>
+        <w:rPr>
+          <w:rFonts w:ascii="Times New Roman" w:hAnsi="Times New Roman" w:cs="Times New Roman"/>
+          <w:sz w:val="24"/>
+          <w:szCs w:val="24"/>
+        </w:rPr>
+        <w:t xml:space="preserve">We observed a clear trade-off between cool temperature and high dissolved oxygen, as illustrated by a positive linear relationship between the two variables, expressed across six alcoves during both </w:t>
       </w:r>
       <w:r>
         <w:rPr>
@@ -6982,7 +6817,16 @@
           <w:sz w:val="24"/>
           <w:szCs w:val="24"/>
         </w:rPr>
-        <w:t xml:space="preserve">(Figure 3, Table 2). However, the shape of the trade-off differed between day and night. In all alcoves, the intercept was lower at night, indicating all temperatures expressed lower DO, and there was a contracted range of temperatures, meaning fish had reduced potential to trade-off cool temperature for higher DO. At five of the six alcoves, the slope was also more positive at night, meaning that a given level of cooling was accompanied by a larger reduction in DO (i.e., the trade-off was stronger). Notably, we found the opposite result in the </w:t>
+        <w:t xml:space="preserve">(Figure 3, Table 2). However, the shape of the </w:t>
+      </w:r>
+      <w:r>
+        <w:rPr>
+          <w:rFonts w:ascii="Times New Roman" w:hAnsi="Times New Roman" w:cs="Times New Roman"/>
+          <w:sz w:val="24"/>
+          <w:szCs w:val="24"/>
+        </w:rPr>
+        <w:lastRenderedPageBreak/>
+        <w:t xml:space="preserve">trade-off differed between day and night. In all alcoves, the intercept was lower at night, indicating all temperatures expressed lower DO, and there was a contracted range of temperatures, meaning fish had reduced potential to trade-off cool temperature for higher DO. At five of the six alcoves, the slope was also more positive at night, meaning that a given level of cooling was accompanied by a larger reduction in DO (i.e., the trade-off was stronger). Notably, we found the opposite result in the </w:t>
       </w:r>
       <w:r>
         <w:rPr>
@@ -7344,16 +7188,7 @@
           <w:sz w:val="24"/>
           <w:szCs w:val="24"/>
         </w:rPr>
-        <w:t xml:space="preserve"> Thus, our simple simulation </w:t>
-      </w:r>
-      <w:r>
-        <w:rPr>
-          <w:rFonts w:ascii="Times New Roman" w:hAnsi="Times New Roman" w:cs="Times New Roman"/>
-          <w:sz w:val="24"/>
-          <w:szCs w:val="24"/>
-        </w:rPr>
-        <w:lastRenderedPageBreak/>
-        <w:t xml:space="preserve">demonstrated how DVM is an emergent property in systems where temperature and DO present spatial trade-offs that vary over the diel cycle (i.e., due to solar absorption and photosynthesis).  </w:t>
+        <w:t xml:space="preserve"> Thus, our simple simulation demonstrated how DVM is an emergent property in systems where temperature and DO present spatial trade-offs that vary over the diel cycle (i.e., due to solar absorption and photosynthesis).  </w:t>
       </w:r>
     </w:p>
     <w:p>
@@ -7394,7 +7229,7 @@
         </w:rPr>
         <w:t xml:space="preserve">Cutthroat </w:t>
       </w:r>
-      <w:commentRangeStart w:id="54"/>
+      <w:commentRangeStart w:id="28"/>
       <w:r>
         <w:rPr>
           <w:rFonts w:ascii="Times New Roman" w:hAnsi="Times New Roman" w:cs="Times New Roman"/>
@@ -7403,12 +7238,12 @@
         </w:rPr>
         <w:t xml:space="preserve">trout monitored </w:t>
       </w:r>
-      <w:commentRangeEnd w:id="54"/>
+      <w:commentRangeEnd w:id="28"/>
       <w:r>
         <w:rPr>
           <w:rStyle w:val="CommentReference"/>
         </w:rPr>
-        <w:commentReference w:id="54"/>
+        <w:commentReference w:id="28"/>
       </w:r>
       <w:r>
         <w:rPr>
@@ -7500,7 +7335,7 @@
         </w:rPr>
         <w:t xml:space="preserve"> (Figure </w:t>
       </w:r>
-      <w:commentRangeStart w:id="55"/>
+      <w:commentRangeStart w:id="29"/>
       <w:r>
         <w:rPr>
           <w:rFonts w:ascii="Times New Roman" w:hAnsi="Times New Roman" w:cs="Times New Roman"/>
@@ -7509,12 +7344,12 @@
         </w:rPr>
         <w:t>4b</w:t>
       </w:r>
-      <w:commentRangeEnd w:id="55"/>
+      <w:commentRangeEnd w:id="29"/>
       <w:r>
         <w:rPr>
           <w:rStyle w:val="CommentReference"/>
         </w:rPr>
-        <w:commentReference w:id="55"/>
+        <w:commentReference w:id="29"/>
       </w:r>
       <w:r>
         <w:rPr>
@@ -7610,6 +7445,7 @@
           <w:sz w:val="24"/>
           <w:szCs w:val="24"/>
         </w:rPr>
+        <w:lastRenderedPageBreak/>
         <w:t>smoothed fit of fis</w:t>
       </w:r>
       <w:r>
@@ -8014,6 +7850,14 @@
           <w:sz w:val="24"/>
           <w:szCs w:val="24"/>
         </w:rPr>
+        <w:t xml:space="preserve">to </w:t>
+      </w:r>
+      <w:r>
+        <w:rPr>
+          <w:rFonts w:ascii="Times New Roman" w:hAnsi="Times New Roman" w:cs="Times New Roman"/>
+          <w:sz w:val="24"/>
+          <w:szCs w:val="24"/>
+        </w:rPr>
         <w:t>exploit asynchrony between temperature maximums and DO minimums</w:t>
       </w:r>
       <w:r>
@@ -8035,7 +7879,7 @@
         </w:rPr>
         <w:t xml:space="preserve">There was high </w:t>
       </w:r>
-      <w:commentRangeStart w:id="56"/>
+      <w:commentRangeStart w:id="30"/>
       <w:r>
         <w:rPr>
           <w:rFonts w:ascii="Times New Roman" w:hAnsi="Times New Roman" w:cs="Times New Roman"/>
@@ -8044,12 +7888,12 @@
         </w:rPr>
         <w:t xml:space="preserve">correlation between the temperature and DO covariates (≥ 0.8), however this level of correlation was </w:t>
       </w:r>
-      <w:commentRangeEnd w:id="56"/>
+      <w:commentRangeEnd w:id="30"/>
       <w:r>
         <w:rPr>
           <w:rStyle w:val="CommentReference"/>
         </w:rPr>
-        <w:commentReference w:id="56"/>
+        <w:commentReference w:id="30"/>
       </w:r>
       <w:r>
         <w:rPr>
@@ -8081,19 +7925,18 @@
         <w:spacing w:line="480" w:lineRule="auto"/>
         <w:ind w:firstLine="720"/>
       </w:pPr>
-      <w:commentRangeStart w:id="57"/>
-      <w:r>
-        <w:lastRenderedPageBreak/>
+      <w:commentRangeStart w:id="31"/>
+      <w:r>
         <w:t xml:space="preserve">Fish </w:t>
       </w:r>
-      <w:commentRangeEnd w:id="57"/>
+      <w:commentRangeEnd w:id="31"/>
       <w:r>
         <w:rPr>
           <w:rStyle w:val="CommentReference"/>
           <w:rFonts w:asciiTheme="minorHAnsi" w:hAnsiTheme="minorHAnsi" w:cstheme="minorBidi"/>
           <w:color w:val="auto"/>
         </w:rPr>
-        <w:commentReference w:id="57"/>
+        <w:commentReference w:id="31"/>
       </w:r>
       <w:r>
         <w:t>have been shown to track favorable temperatures across space as habitat mosaics shift at timescales of days, months, and years</w:t>
@@ -8110,33 +7953,107 @@
       <w:r>
         <w:t xml:space="preserve"> is known about how fish respond to </w:t>
       </w:r>
-      <w:commentRangeStart w:id="58"/>
+      <w:commentRangeStart w:id="32"/>
       <w:r>
         <w:t>spatiotemporal heterogeneity in temperature and oxygen</w:t>
       </w:r>
-      <w:commentRangeEnd w:id="58"/>
+      <w:commentRangeEnd w:id="32"/>
       <w:r>
         <w:rPr>
           <w:rStyle w:val="CommentReference"/>
           <w:rFonts w:asciiTheme="minorHAnsi" w:hAnsiTheme="minorHAnsi" w:cstheme="minorBidi"/>
           <w:color w:val="auto"/>
         </w:rPr>
-        <w:commentReference w:id="58"/>
-      </w:r>
-      <w:r>
-        <w:t xml:space="preserve"> (but see REFS)</w:t>
+        <w:commentReference w:id="32"/>
+      </w:r>
+      <w:r>
+        <w:t xml:space="preserve"> (but see </w:t>
+      </w:r>
+      <w:del w:id="33" w:author="Barrett, Hannah" w:date="2023-12-13T15:15:00Z">
+        <w:r>
+          <w:delText>REFS</w:delText>
+        </w:r>
+      </w:del>
+      <w:ins w:id="34" w:author="Barrett, Hannah" w:date="2023-12-13T15:15:00Z">
+        <w:r>
+          <w:t xml:space="preserve">Prince and </w:t>
+        </w:r>
+      </w:ins>
+      <w:ins w:id="35" w:author="Barrett, Hannah" w:date="2023-12-13T15:16:00Z">
+        <w:r>
+          <w:t>Goodyear 2006</w:t>
+        </w:r>
+      </w:ins>
+      <w:ins w:id="36" w:author="Barrett, Hannah" w:date="2023-12-13T15:33:00Z">
+        <w:r>
+          <w:t>, Prince et al. 2010</w:t>
+        </w:r>
+      </w:ins>
+      <w:ins w:id="37" w:author="Barrett, Hannah" w:date="2023-12-13T15:42:00Z">
+        <w:r>
+          <w:t>, Bertrand et al. 2011, Stramma et al. 2012</w:t>
+        </w:r>
+      </w:ins>
+      <w:ins w:id="38" w:author="Barrett, Hannah" w:date="2023-12-13T15:48:00Z">
+        <w:r>
+          <w:t>, Logan et al. 2023</w:t>
+        </w:r>
+      </w:ins>
+      <w:ins w:id="39" w:author="Barrett, Hannah" w:date="2023-12-13T16:03:00Z">
+        <w:r>
+          <w:t>, Jorda et al. 2019</w:t>
+        </w:r>
+      </w:ins>
+      <w:r>
+        <w:t>)</w:t>
       </w:r>
       <w:r>
         <w:t>, two of the most important variables affected by climate change</w:t>
       </w:r>
       <w:r>
-        <w:t xml:space="preserve"> (ref)</w:t>
-      </w:r>
-      <w:r>
-        <w:t xml:space="preserve">. Here we characterized diel variation in trade-offs between temperature and dissolved oxygen across six floodplain thermal refuges on a seasonally warm river. During the daytime, when temperature increased toward its maximum and photosynthesis </w:t>
-      </w:r>
-      <w:r>
-        <w:t>increased DO concentrations</w:t>
+        <w:t xml:space="preserve"> (</w:t>
+      </w:r>
+      <w:ins w:id="40" w:author="Barrett, Hannah" w:date="2023-12-13T15:45:00Z">
+        <w:r>
+          <w:t>Pörtner</w:t>
+        </w:r>
+        <w:r>
+          <w:t xml:space="preserve"> 2001, </w:t>
+        </w:r>
+      </w:ins>
+      <w:ins w:id="41" w:author="Barrett, Hannah" w:date="2023-12-13T15:43:00Z">
+        <w:r>
+          <w:t xml:space="preserve">Rajesh and </w:t>
+        </w:r>
+      </w:ins>
+      <w:ins w:id="42" w:author="Barrett, Hannah" w:date="2023-12-13T15:44:00Z">
+        <w:r>
+          <w:t>Rehana 2022</w:t>
+        </w:r>
+      </w:ins>
+      <w:del w:id="43" w:author="Barrett, Hannah" w:date="2023-12-13T15:43:00Z">
+        <w:r>
+          <w:delText>ref</w:delText>
+        </w:r>
+      </w:del>
+      <w:r>
+        <w:t>)</w:t>
+      </w:r>
+      <w:r>
+        <w:t xml:space="preserve">. Here we characterized diel variation in trade-offs between temperature and </w:t>
+      </w:r>
+      <w:r>
+        <w:t>DO</w:t>
+      </w:r>
+      <w:r>
+        <w:t xml:space="preserve"> across six floodplain thermal refuges on a seasonally warm river. During the daytime, when temperature increased toward its maximum and photosynthesis </w:t>
+      </w:r>
+      <w:r>
+        <w:t xml:space="preserve">increased DO </w:t>
+      </w:r>
+      <w:r>
+        <w:lastRenderedPageBreak/>
+        <w:t>concentrations</w:t>
       </w:r>
       <w:r>
         <w:t xml:space="preserve">, the temperature-DO trade-off was flatter and there was more oxygen overall. During the night, temperatures were cooler but respiration continually decreased DO, generating a steeper </w:t>
@@ -8197,7 +8114,13 @@
         <w:t xml:space="preserve"> moving shallower during the day and deeper at night. Statistical modeling confirmed that fish in these thermal refuges were avoiding cooler temperatures at night, when hypoxia was most severe, </w:t>
       </w:r>
       <w:r>
-        <w:t xml:space="preserve">but were selecting cooler temperatures during the day, when DO was higher. Thus, diel variation, and adaptive fish behavior that exploits spatio-temporal heterogeneity, likely softens the constraints of dissolved oxygen on thermal refuge use, also known as the ‘temperature-oxygen squeeze’. Temperature-DO trade-offs are common in freshwater ecosystems and our results are supported by first principles, so they are likely generalizable to other aquatic ecosystems. </w:t>
+        <w:t xml:space="preserve">but were selecting cooler temperatures during the day, when DO was higher. Thus, diel variation, and adaptive fish behavior that exploits spatio-temporal heterogeneity, likely softens the constraints of </w:t>
+      </w:r>
+      <w:r>
+        <w:t xml:space="preserve">DO </w:t>
+      </w:r>
+      <w:r>
+        <w:t xml:space="preserve">on thermal refuge use, also known as the ‘temperature-oxygen squeeze’. Temperature-DO trade-offs are common in freshwater ecosystems and our results are supported by first principles, so they are likely generalizable to other aquatic ecosystems. </w:t>
       </w:r>
     </w:p>
     <w:p>
@@ -8206,7 +8129,7 @@
         <w:spacing w:line="480" w:lineRule="auto"/>
         <w:ind w:firstLine="720"/>
         <w:rPr>
-          <w:ins w:id="59" w:author="Microsoft Office User" w:date="2023-12-01T12:28:00Z"/>
+          <w:ins w:id="44" w:author="Microsoft Office User" w:date="2023-12-01T12:28:00Z"/>
         </w:rPr>
       </w:pPr>
     </w:p>
@@ -8215,36 +8138,35 @@
         <w:pStyle w:val="Default"/>
         <w:spacing w:line="480" w:lineRule="auto"/>
         <w:rPr>
-          <w:ins w:id="60" w:author="Microsoft Office User" w:date="2023-12-01T16:16:00Z"/>
+          <w:ins w:id="45" w:author="Microsoft Office User" w:date="2023-12-01T16:16:00Z"/>
         </w:rPr>
       </w:pPr>
-      <w:ins w:id="61" w:author="Microsoft Office User" w:date="2023-12-01T16:16:00Z">
-        <w:r>
-          <w:lastRenderedPageBreak/>
+      <w:ins w:id="46" w:author="Microsoft Office User" w:date="2023-12-01T16:16:00Z">
+        <w:r>
           <w:t>**</w:t>
         </w:r>
       </w:ins>
-      <w:ins w:id="62" w:author="Microsoft Office User" w:date="2023-12-01T16:15:00Z">
+      <w:ins w:id="47" w:author="Microsoft Office User" w:date="2023-12-01T16:15:00Z">
         <w:r>
           <w:t xml:space="preserve">#2 Discussion of the spatio-temporal patterns of DO and Temp and the </w:t>
         </w:r>
       </w:ins>
-      <w:ins w:id="63" w:author="Microsoft Office User" w:date="2023-12-01T16:16:00Z">
+      <w:ins w:id="48" w:author="Microsoft Office User" w:date="2023-12-01T16:16:00Z">
         <w:r>
           <w:t>trade-off presented to fish. I reworked your results paragraph on this so I don’t think you need to recap it</w:t>
         </w:r>
       </w:ins>
-      <w:ins w:id="64" w:author="Microsoft Office User" w:date="2023-12-01T16:17:00Z">
+      <w:ins w:id="49" w:author="Microsoft Office User" w:date="2023-12-01T16:17:00Z">
         <w:r>
           <w:t xml:space="preserve"> much here. Probably what you should put here is why there is inter and intra alcove variation – how do your patterns compare to </w:t>
         </w:r>
       </w:ins>
-      <w:ins w:id="65" w:author="Microsoft Office User" w:date="2023-12-01T16:18:00Z">
+      <w:ins w:id="50" w:author="Microsoft Office User" w:date="2023-12-01T16:18:00Z">
         <w:r>
           <w:t>those in other systems, what does the variation mean for fish?</w:t>
         </w:r>
       </w:ins>
-      <w:del w:id="66" w:author="Microsoft Office User" w:date="2023-12-01T11:45:00Z">
+      <w:del w:id="51" w:author="Microsoft Office User" w:date="2023-12-01T11:45:00Z">
         <w:r>
           <w:delText xml:space="preserve">. </w:delText>
         </w:r>
@@ -8255,10 +8177,10 @@
         <w:pStyle w:val="Default"/>
         <w:spacing w:line="480" w:lineRule="auto"/>
         <w:rPr>
-          <w:ins w:id="67" w:author="Microsoft Office User" w:date="2023-12-01T11:45:00Z"/>
-          <w:del w:id="68" w:author="Barrett, Hannah" w:date="2023-12-07T10:58:00Z"/>
-        </w:rPr>
-        <w:pPrChange w:id="69" w:author="Microsoft Office User" w:date="2023-12-01T16:16:00Z">
+          <w:ins w:id="52" w:author="Microsoft Office User" w:date="2023-12-01T11:45:00Z"/>
+          <w:del w:id="53" w:author="Barrett, Hannah" w:date="2023-12-07T10:58:00Z"/>
+        </w:rPr>
+        <w:pPrChange w:id="54" w:author="Microsoft Office User" w:date="2023-12-01T16:16:00Z">
           <w:pPr>
             <w:pStyle w:val="Default"/>
             <w:spacing w:line="480" w:lineRule="auto"/>
@@ -8276,9 +8198,13 @@
       <w:r>
         <w:t xml:space="preserve"> During the early morning (low DO period), these habitats exhibited a narrower range of preferred cool </w:t>
       </w:r>
-      <w:commentRangeStart w:id="70"/>
-      <w:r>
-        <w:t>temperatures that were also adequately oxygenated, creating a more pronounced trade-off for fish. There was also variation in the minimum oxygen recorded across cold water refuge habitats. For example, all alcoves had hyporheic DO &lt;1</w:t>
+      <w:commentRangeStart w:id="55"/>
+      <w:r>
+        <w:t xml:space="preserve">temperatures that were also adequately oxygenated, creating a more pronounced trade-off for fish. There was also variation in the minimum oxygen recorded across cold water </w:t>
+      </w:r>
+      <w:r>
+        <w:lastRenderedPageBreak/>
+        <w:t>refuge habitats. For example, all alcoves had hyporheic DO &lt;1</w:t>
       </w:r>
       <w:r>
         <w:t xml:space="preserve"> </w:t>
@@ -8319,21 +8245,21 @@
       <w:r>
         <w:t xml:space="preserve"> across sites. This can be a meaningful difference for fish, when preferred cooler temperatures may co-occur with either adequate or severely hypoxic conditions. </w:t>
       </w:r>
-      <w:commentRangeEnd w:id="70"/>
+      <w:commentRangeEnd w:id="55"/>
       <w:r>
         <w:rPr>
           <w:rStyle w:val="CommentReference"/>
           <w:rFonts w:asciiTheme="minorHAnsi" w:hAnsiTheme="minorHAnsi" w:cstheme="minorBidi"/>
           <w:color w:val="auto"/>
         </w:rPr>
-        <w:commentReference w:id="70"/>
+        <w:commentReference w:id="55"/>
       </w:r>
     </w:p>
     <w:p>
       <w:pPr>
         <w:pStyle w:val="Default"/>
         <w:spacing w:line="480" w:lineRule="auto"/>
-        <w:pPrChange w:id="71" w:author="Microsoft Office User" w:date="2023-12-01T16:14:00Z">
+        <w:pPrChange w:id="56" w:author="Microsoft Office User" w:date="2023-12-01T16:14:00Z">
           <w:pPr>
             <w:pStyle w:val="Default"/>
             <w:spacing w:line="480" w:lineRule="auto"/>
@@ -8354,7 +8280,7 @@
         <w:pStyle w:val="Default"/>
         <w:spacing w:line="480" w:lineRule="auto"/>
         <w:rPr>
-          <w:ins w:id="72" w:author="Microsoft Office User" w:date="2023-12-01T16:18:00Z"/>
+          <w:ins w:id="57" w:author="Microsoft Office User" w:date="2023-12-01T16:18:00Z"/>
         </w:rPr>
       </w:pPr>
     </w:p>
@@ -8363,9 +8289,9 @@
         <w:pStyle w:val="Default"/>
         <w:spacing w:line="480" w:lineRule="auto"/>
         <w:rPr>
-          <w:ins w:id="73" w:author="Microsoft Office User" w:date="2023-12-01T16:18:00Z"/>
-        </w:rPr>
-        <w:pPrChange w:id="74" w:author="Microsoft Office User" w:date="2023-12-01T16:18:00Z">
+          <w:ins w:id="58" w:author="Microsoft Office User" w:date="2023-12-01T16:18:00Z"/>
+        </w:rPr>
+        <w:pPrChange w:id="59" w:author="Microsoft Office User" w:date="2023-12-01T16:18:00Z">
           <w:pPr>
             <w:pStyle w:val="Default"/>
             <w:spacing w:line="480" w:lineRule="auto"/>
@@ -8373,22 +8299,22 @@
           </w:pPr>
         </w:pPrChange>
       </w:pPr>
-      <w:ins w:id="75" w:author="Microsoft Office User" w:date="2023-12-01T16:18:00Z">
+      <w:ins w:id="60" w:author="Microsoft Office User" w:date="2023-12-01T16:18:00Z">
         <w:r>
           <w:t>**#3</w:t>
         </w:r>
       </w:ins>
-      <w:ins w:id="76" w:author="Microsoft Office User" w:date="2023-12-01T16:20:00Z">
+      <w:ins w:id="61" w:author="Microsoft Office User" w:date="2023-12-01T16:20:00Z">
         <w:r>
           <w:t xml:space="preserve"> (may need 2 paragraphs)</w:t>
         </w:r>
       </w:ins>
-      <w:ins w:id="77" w:author="Microsoft Office User" w:date="2023-12-01T16:18:00Z">
+      <w:ins w:id="62" w:author="Microsoft Office User" w:date="2023-12-01T16:18:00Z">
         <w:r>
           <w:t xml:space="preserve"> </w:t>
         </w:r>
       </w:ins>
-      <w:ins w:id="78" w:author="Microsoft Office User" w:date="2023-12-01T16:19:00Z">
+      <w:ins w:id="63" w:author="Microsoft Office User" w:date="2023-12-01T16:19:00Z">
         <w:r>
           <w:t>Unpack why fish didn’t move to surface, how maybe they don’t need high DO if they are taking refuge and minimizing metabolic costs</w:t>
         </w:r>
@@ -8400,7 +8326,7 @@
         <w:spacing w:line="480" w:lineRule="auto"/>
         <w:ind w:firstLine="720"/>
         <w:rPr>
-          <w:ins w:id="79" w:author="Microsoft Office User" w:date="2023-12-01T16:18:00Z"/>
+          <w:ins w:id="64" w:author="Microsoft Office User" w:date="2023-12-01T16:18:00Z"/>
         </w:rPr>
       </w:pPr>
     </w:p>
@@ -8410,24 +8336,24 @@
         <w:spacing w:line="480" w:lineRule="auto"/>
         <w:ind w:firstLine="720"/>
         <w:rPr>
-          <w:ins w:id="80" w:author="Microsoft Office User" w:date="2023-12-01T16:12:00Z"/>
+          <w:ins w:id="65" w:author="Microsoft Office User" w:date="2023-12-01T16:12:00Z"/>
         </w:rPr>
       </w:pPr>
-      <w:commentRangeStart w:id="81"/>
+      <w:commentRangeStart w:id="66"/>
       <w:r>
         <w:t xml:space="preserve">Our </w:t>
       </w:r>
       <w:r>
         <w:t xml:space="preserve">simulation </w:t>
       </w:r>
-      <w:commentRangeEnd w:id="81"/>
+      <w:commentRangeEnd w:id="66"/>
       <w:r>
         <w:rPr>
           <w:rStyle w:val="CommentReference"/>
           <w:rFonts w:asciiTheme="minorHAnsi" w:hAnsiTheme="minorHAnsi" w:cstheme="minorBidi"/>
           <w:color w:val="auto"/>
         </w:rPr>
-        <w:commentReference w:id="81"/>
+        <w:commentReference w:id="66"/>
       </w:r>
       <w:r>
         <w:t>of</w:t>
@@ -8468,7 +8394,7 @@
       <w:r>
         <w:t xml:space="preserve"> </w:t>
       </w:r>
-      <w:commentRangeStart w:id="82"/>
+      <w:commentRangeStart w:id="67"/>
       <w:r>
         <w:t xml:space="preserve">This </w:t>
       </w:r>
@@ -8490,48 +8416,48 @@
       <w:r>
         <w:t>amplitude</w:t>
       </w:r>
-      <w:commentRangeEnd w:id="82"/>
+      <w:commentRangeEnd w:id="67"/>
       <w:r>
         <w:rPr>
           <w:rStyle w:val="CommentReference"/>
           <w:rFonts w:asciiTheme="minorHAnsi" w:hAnsiTheme="minorHAnsi" w:cstheme="minorBidi"/>
           <w:color w:val="auto"/>
         </w:rPr>
-        <w:commentReference w:id="82"/>
+        <w:commentReference w:id="67"/>
       </w:r>
       <w:r>
         <w:t xml:space="preserve">. </w:t>
       </w:r>
-      <w:commentRangeStart w:id="83"/>
-      <w:commentRangeStart w:id="84"/>
-      <w:ins w:id="85" w:author="Microsoft Office User" w:date="2023-12-01T16:12:00Z">
+      <w:commentRangeStart w:id="68"/>
+      <w:commentRangeStart w:id="69"/>
+      <w:ins w:id="70" w:author="Microsoft Office User" w:date="2023-12-01T16:12:00Z">
         <w:r>
           <w:t>In b</w:t>
         </w:r>
       </w:ins>
-      <w:commentRangeEnd w:id="83"/>
-      <w:ins w:id="86" w:author="Microsoft Office User" w:date="2023-12-01T16:13:00Z">
+      <w:commentRangeEnd w:id="68"/>
+      <w:ins w:id="71" w:author="Microsoft Office User" w:date="2023-12-01T16:13:00Z">
         <w:r>
           <w:rPr>
             <w:rStyle w:val="CommentReference"/>
             <w:rFonts w:asciiTheme="minorHAnsi" w:hAnsiTheme="minorHAnsi" w:cstheme="minorBidi"/>
             <w:color w:val="auto"/>
           </w:rPr>
-          <w:commentReference w:id="83"/>
+          <w:commentReference w:id="68"/>
         </w:r>
       </w:ins>
-      <w:ins w:id="87" w:author="Microsoft Office User" w:date="2023-12-01T16:12:00Z">
+      <w:ins w:id="72" w:author="Microsoft Office User" w:date="2023-12-01T16:12:00Z">
         <w:r>
           <w:t xml:space="preserve">oth alcoves, </w:t>
         </w:r>
-        <w:commentRangeEnd w:id="84"/>
+        <w:commentRangeEnd w:id="69"/>
         <w:r>
           <w:rPr>
             <w:rStyle w:val="CommentReference"/>
             <w:rFonts w:asciiTheme="minorHAnsi" w:hAnsiTheme="minorHAnsi" w:cstheme="minorBidi"/>
             <w:color w:val="auto"/>
           </w:rPr>
-          <w:commentReference w:id="84"/>
+          <w:commentReference w:id="69"/>
         </w:r>
         <w:r>
           <w:t xml:space="preserve">there was a </w:t>
@@ -8579,90 +8505,76 @@
           <w:t>d</w:t>
         </w:r>
         <w:r>
-          <w:t xml:space="preserve"> to </w:t>
+          <w:t xml:space="preserve"> to warm</w:t>
+        </w:r>
+        <w:r>
+          <w:t>er</w:t>
+        </w:r>
+        <w:r>
+          <w:t xml:space="preserve"> water (</w:t>
+        </w:r>
+        <w:r>
+          <w:t>towards</w:t>
+        </w:r>
+        <w:r>
+          <w:t xml:space="preserve"> the surface)</w:t>
+        </w:r>
+        <w:r>
+          <w:t xml:space="preserve"> where DO was also higher</w:t>
+        </w:r>
+        <w:r>
+          <w:t>.</w:t>
+        </w:r>
+        <w:r>
+          <w:t xml:space="preserve"> Site-specific variation in temperature and DO may explain the varied strength (slope) of selection probability. For example, the diel amplitude of h</w:t>
+        </w:r>
+        <w:r>
+          <w:t>ypolim</w:t>
+        </w:r>
+        <w:r>
+          <w:t>netic</w:t>
+        </w:r>
+        <w:r>
+          <w:t xml:space="preserve"> DO </w:t>
+        </w:r>
+        <w:r>
+          <w:t>was much greater</w:t>
+        </w:r>
+        <w:r>
+          <w:t xml:space="preserve"> in Norwood</w:t>
+        </w:r>
+        <w:r>
+          <w:t xml:space="preserve"> alcove, while epilimnetic DO stayed relatively high across that timeframe (Table 1, Supplemental Figure 2). However</w:t>
+        </w:r>
+      </w:ins>
+      <w:r>
+        <w:t xml:space="preserve">, </w:t>
+      </w:r>
+      <w:r>
+        <w:t>surface</w:t>
+      </w:r>
+      <w:r>
+        <w:t xml:space="preserve"> temperatures </w:t>
+      </w:r>
+      <w:ins w:id="73" w:author="Microsoft Office User" w:date="2023-12-01T16:12:00Z">
+        <w:r>
+          <w:t>in Norwood remained high even at night. These surface temperatures may have been suboptimally warm to fish, thereby reducing the strength of selection towards warmer surface temperatures (Figure 6b). I</w:t>
+        </w:r>
+        <w:r>
+          <w:t>n Blue Ruin</w:t>
+        </w:r>
+        <w:r>
+          <w:t>,</w:t>
+        </w:r>
+        <w:r>
+          <w:t xml:space="preserve"> </w:t>
+        </w:r>
+        <w:r>
+          <w:t xml:space="preserve">temperatures in the epilimnion were much lower at night (and DO remained adequate; Table 1), which may explain </w:t>
         </w:r>
         <w:r>
           <w:lastRenderedPageBreak/>
-          <w:t>warm</w:t>
-        </w:r>
-        <w:r>
-          <w:t>er</w:t>
-        </w:r>
-        <w:r>
-          <w:t xml:space="preserve"> water (</w:t>
-        </w:r>
-        <w:r>
-          <w:t>towards</w:t>
-        </w:r>
-        <w:r>
-          <w:t xml:space="preserve"> the surface)</w:t>
-        </w:r>
-        <w:r>
-          <w:t xml:space="preserve"> where DO was also higher</w:t>
-        </w:r>
-        <w:r>
-          <w:t>.</w:t>
-        </w:r>
-        <w:r>
-          <w:t xml:space="preserve"> Site-specific variation in temperature and DO may explain the varied strength (slope) of selection probability. For example, the diel amplitude of h</w:t>
-        </w:r>
-        <w:r>
-          <w:t>ypolim</w:t>
-        </w:r>
-        <w:r>
-          <w:t>netic</w:t>
-        </w:r>
-        <w:r>
-          <w:t xml:space="preserve"> DO </w:t>
-        </w:r>
-        <w:r>
-          <w:t>was much greater</w:t>
-        </w:r>
-        <w:r>
-          <w:t xml:space="preserve"> in Norwood</w:t>
-        </w:r>
-        <w:r>
-          <w:t xml:space="preserve"> alcove, while epilimnetic DO stayed relatively high across that timeframe (Table 1, Supplemental Figure 2). However, </w:t>
-        </w:r>
-        <w:commentRangeStart w:id="88"/>
-        <w:del w:id="89" w:author="Barrett, Hannah" w:date="2023-12-12T11:56:00Z">
-          <w:r>
-            <w:delText>epilimnetic</w:delText>
-          </w:r>
-        </w:del>
-      </w:ins>
-      <w:ins w:id="90" w:author="Barrett, Hannah" w:date="2023-12-12T11:56:00Z">
-        <w:r>
-          <w:t xml:space="preserve">surface </w:t>
-        </w:r>
-      </w:ins>
-      <w:ins w:id="91" w:author="Microsoft Office User" w:date="2023-12-01T16:12:00Z">
-        <w:r>
-          <w:t xml:space="preserve"> </w:t>
-        </w:r>
-        <w:commentRangeEnd w:id="88"/>
-        <w:r>
-          <w:rPr>
-            <w:rStyle w:val="CommentReference"/>
-            <w:rFonts w:asciiTheme="minorHAnsi" w:hAnsiTheme="minorHAnsi" w:cstheme="minorBidi"/>
-            <w:color w:val="auto"/>
-          </w:rPr>
-          <w:commentReference w:id="88"/>
-        </w:r>
-        <w:r>
-          <w:t>temperatures in Norwood remained high even at night. These surface temperatures may have been suboptimally warm to fish, thereby reducing the strength of selection towards warmer surface temperatures (Figure 6b). I</w:t>
-        </w:r>
-        <w:r>
-          <w:t>n Blue Ruin</w:t>
-        </w:r>
-        <w:r>
-          <w:t>,</w:t>
-        </w:r>
-        <w:r>
-          <w:t xml:space="preserve"> </w:t>
-        </w:r>
-        <w:r>
-          <w:t xml:space="preserve">temperatures in the epilimnion were much lower at night (and DO remained adequate; Table 1), which may explain the greater selection strength towards warmer (and shallower) temperatures when compared to Norwood (Figure 6b, 6d). </w:t>
+          <w:t xml:space="preserve">the greater selection strength towards warmer (and shallower) temperatures when compared to Norwood (Figure 6b, 6d). </w:t>
         </w:r>
       </w:ins>
     </w:p>
@@ -8672,18 +8584,18 @@
         <w:spacing w:line="480" w:lineRule="auto"/>
         <w:ind w:firstLine="720"/>
         <w:rPr>
-          <w:ins w:id="92" w:author="Microsoft Office User" w:date="2023-12-01T16:12:00Z"/>
+          <w:ins w:id="74" w:author="Microsoft Office User" w:date="2023-12-01T16:12:00Z"/>
           <w:noProof/>
         </w:rPr>
       </w:pPr>
-      <w:ins w:id="93" w:author="Microsoft Office User" w:date="2023-12-01T16:12:00Z">
+      <w:ins w:id="75" w:author="Microsoft Office User" w:date="2023-12-01T16:12:00Z">
         <w:r>
           <w:rPr>
             <w:noProof/>
           </w:rPr>
           <w:t xml:space="preserve">In </w:t>
         </w:r>
-        <w:commentRangeStart w:id="94"/>
+        <w:commentRangeStart w:id="76"/>
         <w:r>
           <w:rPr>
             <w:noProof/>
@@ -8714,14 +8626,14 @@
           </w:rPr>
           <w:t xml:space="preserve">ratures at the expense of oxygen. Our tagged fish did not optimize habitat tracking as well as we predicted (via simulation), and instead selected for cooler temperatures </w:t>
         </w:r>
-        <w:commentRangeEnd w:id="94"/>
+        <w:commentRangeEnd w:id="76"/>
         <w:r>
           <w:rPr>
             <w:rStyle w:val="CommentReference"/>
             <w:rFonts w:asciiTheme="minorHAnsi" w:hAnsiTheme="minorHAnsi" w:cstheme="minorBidi"/>
             <w:color w:val="auto"/>
           </w:rPr>
-          <w:commentReference w:id="94"/>
+          <w:commentReference w:id="76"/>
         </w:r>
         <w:r>
           <w:rPr>
@@ -8729,21 +8641,21 @@
           </w:rPr>
           <w:t xml:space="preserve">which often contained low DO. A more accurate </w:t>
         </w:r>
-        <w:commentRangeStart w:id="95"/>
+        <w:commentRangeStart w:id="78"/>
         <w:r>
           <w:rPr>
             <w:noProof/>
           </w:rPr>
           <w:t xml:space="preserve">behavioral simulation may not consider the trade-off between temperature </w:t>
         </w:r>
-        <w:commentRangeEnd w:id="95"/>
+        <w:commentRangeEnd w:id="78"/>
         <w:r>
           <w:rPr>
             <w:rStyle w:val="CommentReference"/>
             <w:rFonts w:asciiTheme="minorHAnsi" w:hAnsiTheme="minorHAnsi" w:cstheme="minorBidi"/>
             <w:color w:val="auto"/>
           </w:rPr>
-          <w:commentReference w:id="95"/>
+          <w:commentReference w:id="78"/>
         </w:r>
         <w:r>
           <w:rPr>
@@ -8751,7 +8663,7 @@
           </w:rPr>
           <w:t xml:space="preserve">and oxygen equally, as temperature appears to be a more </w:t>
         </w:r>
-        <w:commentRangeStart w:id="96"/>
+        <w:commentRangeStart w:id="79"/>
         <w:r>
           <w:rPr>
             <w:noProof/>
@@ -8771,14 +8683,14 @@
           </w:rPr>
           <w:t xml:space="preserve"> is fitting; these are not ideal habitats</w:t>
         </w:r>
-        <w:commentRangeEnd w:id="96"/>
+        <w:commentRangeEnd w:id="79"/>
         <w:r>
           <w:rPr>
             <w:rStyle w:val="CommentReference"/>
             <w:rFonts w:asciiTheme="minorHAnsi" w:hAnsiTheme="minorHAnsi" w:cstheme="minorBidi"/>
             <w:color w:val="auto"/>
           </w:rPr>
-          <w:commentReference w:id="96"/>
+          <w:commentReference w:id="79"/>
         </w:r>
         <w:r>
           <w:rPr>
@@ -8794,7 +8706,7 @@
         <w:spacing w:line="480" w:lineRule="auto"/>
         <w:ind w:firstLine="720"/>
         <w:rPr>
-          <w:ins w:id="97" w:author="Microsoft Office User" w:date="2023-12-01T16:11:00Z"/>
+          <w:ins w:id="80" w:author="Microsoft Office User" w:date="2023-12-01T16:11:00Z"/>
         </w:rPr>
       </w:pPr>
     </w:p>
@@ -8804,7 +8716,7 @@
         <w:spacing w:line="480" w:lineRule="auto"/>
         <w:ind w:firstLine="720"/>
         <w:rPr>
-          <w:ins w:id="98" w:author="Microsoft Office User" w:date="2023-12-01T16:11:00Z"/>
+          <w:ins w:id="81" w:author="Microsoft Office User" w:date="2023-12-01T16:11:00Z"/>
         </w:rPr>
       </w:pPr>
     </w:p>
@@ -8813,9 +8725,9 @@
         <w:pStyle w:val="Default"/>
         <w:spacing w:line="480" w:lineRule="auto"/>
         <w:rPr>
-          <w:ins w:id="99" w:author="Microsoft Office User" w:date="2023-12-01T16:11:00Z"/>
-        </w:rPr>
-        <w:pPrChange w:id="100" w:author="Microsoft Office User" w:date="2023-12-01T16:20:00Z">
+          <w:ins w:id="82" w:author="Microsoft Office User" w:date="2023-12-01T16:11:00Z"/>
+        </w:rPr>
+        <w:pPrChange w:id="83" w:author="Microsoft Office User" w:date="2023-12-01T16:20:00Z">
           <w:pPr>
             <w:pStyle w:val="Default"/>
             <w:spacing w:line="480" w:lineRule="auto"/>
@@ -8823,32 +8735,32 @@
           </w:pPr>
         </w:pPrChange>
       </w:pPr>
-      <w:ins w:id="101" w:author="Microsoft Office User" w:date="2023-12-01T16:20:00Z">
+      <w:ins w:id="84" w:author="Microsoft Office User" w:date="2023-12-01T16:20:00Z">
         <w:r>
           <w:t xml:space="preserve">**#4 Individual variation. You probably want to quantify </w:t>
         </w:r>
       </w:ins>
-      <w:ins w:id="102" w:author="Microsoft Office User" w:date="2023-12-01T16:21:00Z">
+      <w:ins w:id="85" w:author="Microsoft Office User" w:date="2023-12-01T16:21:00Z">
         <w:r>
           <w:t xml:space="preserve">individual variation </w:t>
         </w:r>
       </w:ins>
-      <w:ins w:id="103" w:author="Microsoft Office User" w:date="2023-12-01T16:20:00Z">
+      <w:ins w:id="86" w:author="Microsoft Office User" w:date="2023-12-01T16:20:00Z">
         <w:r>
           <w:t>this if possib</w:t>
         </w:r>
       </w:ins>
-      <w:ins w:id="104" w:author="Microsoft Office User" w:date="2023-12-01T16:21:00Z">
+      <w:ins w:id="87" w:author="Microsoft Office User" w:date="2023-12-01T16:21:00Z">
         <w:r>
           <w:t xml:space="preserve">le, so you may not want to open this potential hornets nest. </w:t>
         </w:r>
       </w:ins>
-      <w:ins w:id="105" w:author="Microsoft Office User" w:date="2023-12-01T16:22:00Z">
+      <w:ins w:id="88" w:author="Microsoft Office User" w:date="2023-12-01T16:22:00Z">
         <w:r>
           <w:t xml:space="preserve">Like I could see reviewer asking for level of variation in timing vs. how deep/shallow they went. </w:t>
         </w:r>
       </w:ins>
-      <w:ins w:id="106" w:author="Microsoft Office User" w:date="2023-12-01T16:21:00Z">
+      <w:ins w:id="89" w:author="Microsoft Office User" w:date="2023-12-01T16:21:00Z">
         <w:r>
           <w:t xml:space="preserve"> </w:t>
         </w:r>
@@ -8905,24 +8817,28 @@
       <w:r>
         <w:t xml:space="preserve">This behavioral variation is likely a reflection </w:t>
       </w:r>
-      <w:commentRangeStart w:id="107"/>
+      <w:commentRangeStart w:id="90"/>
       <w:r>
         <w:t xml:space="preserve">of individual </w:t>
       </w:r>
       <w:r>
-        <w:t>thermal tolerance via life history</w:t>
+        <w:t xml:space="preserve">thermal </w:t>
+      </w:r>
+      <w:r>
+        <w:lastRenderedPageBreak/>
+        <w:t>tolerance via life history</w:t>
       </w:r>
       <w:r>
         <w:t xml:space="preserve"> </w:t>
       </w:r>
-      <w:commentRangeEnd w:id="107"/>
+      <w:commentRangeEnd w:id="90"/>
       <w:r>
         <w:rPr>
           <w:rStyle w:val="CommentReference"/>
           <w:rFonts w:asciiTheme="minorHAnsi" w:hAnsiTheme="minorHAnsi" w:cstheme="minorBidi"/>
           <w:color w:val="auto"/>
         </w:rPr>
-        <w:commentReference w:id="107"/>
+        <w:commentReference w:id="90"/>
       </w:r>
       <w:r>
         <w:t>(Anlauf-Dunn et al. 2022) or</w:t>
@@ -8961,14 +8877,14 @@
         <w:spacing w:line="480" w:lineRule="auto"/>
         <w:ind w:firstLine="720"/>
         <w:rPr>
-          <w:del w:id="108" w:author="Microsoft Office User" w:date="2023-12-01T16:14:00Z"/>
+          <w:del w:id="91" w:author="Microsoft Office User" w:date="2023-12-01T16:14:00Z"/>
         </w:rPr>
       </w:pPr>
-      <w:del w:id="109" w:author="Microsoft Office User" w:date="2023-12-01T16:14:00Z">
+      <w:del w:id="92" w:author="Microsoft Office User" w:date="2023-12-01T16:14:00Z">
         <w:r>
           <w:delText>By comparing the 2</w:delText>
         </w:r>
-        <w:commentRangeStart w:id="110"/>
+        <w:commentRangeStart w:id="93"/>
         <w:r>
           <w:delText xml:space="preserve">-hour windows of minimum and maximum DO across six cold-water alcoves, we were able to quantify the how the relationship between temperature and oxygen </w:delText>
         </w:r>
@@ -9005,14 +8921,14 @@
         <w:r>
           <w:delText xml:space="preserve">except for in Blue Ruin alcove </w:delText>
         </w:r>
-        <w:commentRangeEnd w:id="110"/>
+        <w:commentRangeEnd w:id="93"/>
         <w:r>
           <w:rPr>
             <w:rStyle w:val="CommentReference"/>
             <w:rFonts w:asciiTheme="minorHAnsi" w:hAnsiTheme="minorHAnsi" w:cstheme="minorBidi"/>
             <w:color w:val="auto"/>
           </w:rPr>
-          <w:commentReference w:id="110"/>
+          <w:commentReference w:id="93"/>
         </w:r>
         <w:r>
           <w:delText xml:space="preserve">where </w:delText>
@@ -9035,7 +8951,7 @@
         <w:r>
           <w:delText xml:space="preserve">erred cool </w:delText>
         </w:r>
-        <w:commentRangeStart w:id="111"/>
+        <w:commentRangeStart w:id="94"/>
         <w:r>
           <w:delText>temperatures that were</w:delText>
         </w:r>
@@ -9061,11 +8977,7 @@
           <w:delText xml:space="preserve">also </w:delText>
         </w:r>
         <w:r>
-          <w:delText xml:space="preserve">variation in the minimum oxygen recorded </w:delText>
-        </w:r>
-        <w:r>
-          <w:lastRenderedPageBreak/>
-          <w:delText xml:space="preserve">across cold water refuge habitats. For example, all alcoves had hyporheic </w:delText>
+          <w:delText xml:space="preserve">variation in the minimum oxygen recorded across cold water refuge habitats. For example, all alcoves had hyporheic </w:delText>
         </w:r>
         <w:r>
           <w:delText>DO</w:delText>
@@ -9127,14 +9039,14 @@
         <w:r>
           <w:delText xml:space="preserve"> </w:delText>
         </w:r>
-        <w:commentRangeEnd w:id="111"/>
+        <w:commentRangeEnd w:id="94"/>
         <w:r>
           <w:rPr>
             <w:rStyle w:val="CommentReference"/>
             <w:rFonts w:asciiTheme="minorHAnsi" w:hAnsiTheme="minorHAnsi" w:cstheme="minorBidi"/>
             <w:color w:val="auto"/>
           </w:rPr>
-          <w:commentReference w:id="111"/>
+          <w:commentReference w:id="94"/>
         </w:r>
       </w:del>
     </w:p>
@@ -9144,22 +9056,22 @@
         <w:spacing w:line="480" w:lineRule="auto"/>
         <w:ind w:firstLine="720"/>
         <w:rPr>
-          <w:del w:id="112" w:author="Microsoft Office User" w:date="2023-12-01T16:12:00Z"/>
+          <w:del w:id="95" w:author="Microsoft Office User" w:date="2023-12-01T16:12:00Z"/>
         </w:rPr>
       </w:pPr>
-      <w:commentRangeStart w:id="113"/>
-      <w:del w:id="114" w:author="Microsoft Office User" w:date="2023-12-01T16:12:00Z">
+      <w:commentRangeStart w:id="96"/>
+      <w:del w:id="97" w:author="Microsoft Office User" w:date="2023-12-01T16:12:00Z">
         <w:r>
           <w:delText xml:space="preserve">In both alcoves, </w:delText>
         </w:r>
-        <w:commentRangeEnd w:id="113"/>
+        <w:commentRangeEnd w:id="96"/>
         <w:r>
           <w:rPr>
             <w:rStyle w:val="CommentReference"/>
             <w:rFonts w:asciiTheme="minorHAnsi" w:hAnsiTheme="minorHAnsi" w:cstheme="minorBidi"/>
             <w:color w:val="auto"/>
           </w:rPr>
-          <w:commentReference w:id="113"/>
+          <w:commentReference w:id="96"/>
         </w:r>
         <w:r>
           <w:delText xml:space="preserve">there was a </w:delText>
@@ -9219,7 +9131,11 @@
           <w:delText xml:space="preserve"> the surface)</w:delText>
         </w:r>
         <w:r>
-          <w:delText xml:space="preserve"> where DO was also higher</w:delText>
+          <w:delText xml:space="preserve"> where DO was also </w:delText>
+        </w:r>
+        <w:r>
+          <w:lastRenderedPageBreak/>
+          <w:delText>higher</w:delText>
         </w:r>
         <w:r>
           <w:delText>.</w:delText>
@@ -9323,18 +9239,18 @@
         <w:r>
           <w:delText xml:space="preserve">However, </w:delText>
         </w:r>
-        <w:commentRangeStart w:id="115"/>
+        <w:commentRangeStart w:id="98"/>
         <w:r>
           <w:delText xml:space="preserve">epilimnetic </w:delText>
         </w:r>
-        <w:commentRangeEnd w:id="115"/>
+        <w:commentRangeEnd w:id="98"/>
         <w:r>
           <w:rPr>
             <w:rStyle w:val="CommentReference"/>
             <w:rFonts w:asciiTheme="minorHAnsi" w:hAnsiTheme="minorHAnsi" w:cstheme="minorBidi"/>
             <w:color w:val="auto"/>
           </w:rPr>
-          <w:commentReference w:id="115"/>
+          <w:commentReference w:id="98"/>
         </w:r>
         <w:r>
           <w:delText>temperatures in Norwood</w:delText>
@@ -9419,18 +9335,18 @@
         <w:spacing w:line="480" w:lineRule="auto"/>
         <w:ind w:firstLine="720"/>
         <w:rPr>
-          <w:del w:id="116" w:author="Microsoft Office User" w:date="2023-12-01T16:12:00Z"/>
+          <w:del w:id="99" w:author="Microsoft Office User" w:date="2023-12-01T16:12:00Z"/>
           <w:noProof/>
         </w:rPr>
       </w:pPr>
-      <w:del w:id="117" w:author="Microsoft Office User" w:date="2023-12-01T16:12:00Z">
+      <w:del w:id="100" w:author="Microsoft Office User" w:date="2023-12-01T16:12:00Z">
         <w:r>
           <w:rPr>
             <w:noProof/>
           </w:rPr>
           <w:delText xml:space="preserve">In </w:delText>
         </w:r>
-        <w:commentRangeStart w:id="118"/>
+        <w:commentRangeStart w:id="101"/>
         <w:r>
           <w:rPr>
             <w:noProof/>
@@ -9557,14 +9473,14 @@
           </w:rPr>
           <w:delText xml:space="preserve"> for cooler temperatures </w:delText>
         </w:r>
-        <w:commentRangeEnd w:id="118"/>
+        <w:commentRangeEnd w:id="101"/>
         <w:r>
           <w:rPr>
             <w:rStyle w:val="CommentReference"/>
             <w:rFonts w:asciiTheme="minorHAnsi" w:hAnsiTheme="minorHAnsi" w:cstheme="minorBidi"/>
             <w:color w:val="auto"/>
           </w:rPr>
-          <w:commentReference w:id="118"/>
+          <w:commentReference w:id="101"/>
         </w:r>
         <w:r>
           <w:rPr>
@@ -9602,7 +9518,7 @@
           </w:rPr>
           <w:delText xml:space="preserve"> </w:delText>
         </w:r>
-        <w:commentRangeStart w:id="119"/>
+        <w:commentRangeStart w:id="102"/>
         <w:r>
           <w:rPr>
             <w:noProof/>
@@ -9627,14 +9543,14 @@
           </w:rPr>
           <w:delText xml:space="preserve"> temperature </w:delText>
         </w:r>
-        <w:commentRangeEnd w:id="119"/>
+        <w:commentRangeEnd w:id="102"/>
         <w:r>
           <w:rPr>
             <w:rStyle w:val="CommentReference"/>
             <w:rFonts w:asciiTheme="minorHAnsi" w:hAnsiTheme="minorHAnsi" w:cstheme="minorBidi"/>
             <w:color w:val="auto"/>
           </w:rPr>
-          <w:commentReference w:id="119"/>
+          <w:commentReference w:id="102"/>
         </w:r>
         <w:r>
           <w:rPr>
@@ -9672,7 +9588,7 @@
           </w:rPr>
           <w:delText xml:space="preserve"> more </w:delText>
         </w:r>
-        <w:commentRangeStart w:id="120"/>
+        <w:commentRangeStart w:id="103"/>
         <w:r>
           <w:rPr>
             <w:noProof/>
@@ -9761,14 +9677,7 @@
           <w:rPr>
             <w:noProof/>
           </w:rPr>
-          <w:delText xml:space="preserve"> of </w:delText>
-        </w:r>
-        <w:r>
-          <w:rPr>
-            <w:noProof/>
-          </w:rPr>
-          <w:lastRenderedPageBreak/>
-          <w:delText>low quality prey items</w:delText>
+          <w:delText xml:space="preserve"> of low quality prey items</w:delText>
         </w:r>
         <w:r>
           <w:rPr>
@@ -9885,14 +9794,14 @@
           </w:rPr>
           <w:delText xml:space="preserve"> these are not ideal habitats</w:delText>
         </w:r>
-        <w:commentRangeEnd w:id="120"/>
+        <w:commentRangeEnd w:id="103"/>
         <w:r>
           <w:rPr>
             <w:rStyle w:val="CommentReference"/>
             <w:rFonts w:asciiTheme="minorHAnsi" w:hAnsiTheme="minorHAnsi" w:cstheme="minorBidi"/>
             <w:color w:val="auto"/>
           </w:rPr>
-          <w:commentReference w:id="120"/>
+          <w:commentReference w:id="103"/>
         </w:r>
         <w:r>
           <w:rPr>
@@ -9977,15 +9886,15 @@
         </w:rPr>
         <w:t xml:space="preserve">As seasonal </w:t>
       </w:r>
-      <w:commentRangeStart w:id="121"/>
+      <w:commentRangeStart w:id="104"/>
       <w:r>
         <w:rPr>
           <w:noProof/>
         </w:rPr>
         <w:t xml:space="preserve">temperatures continue to surpass the physiological tolerance ranges of cold-water fishes, refuge use is likely to become </w:t>
       </w:r>
-      <w:commentRangeEnd w:id="121"/>
-      <w:ins w:id="122" w:author="Microsoft Office User" w:date="2023-12-01T14:27:00Z">
+      <w:commentRangeEnd w:id="104"/>
+      <w:ins w:id="105" w:author="Microsoft Office User" w:date="2023-12-01T14:27:00Z">
         <w:r>
           <w:rPr>
             <w:noProof/>
@@ -9999,18 +9908,25 @@
           <w:rFonts w:asciiTheme="minorHAnsi" w:hAnsiTheme="minorHAnsi" w:cstheme="minorBidi"/>
           <w:color w:val="auto"/>
         </w:rPr>
-        <w:commentReference w:id="121"/>
+        <w:commentReference w:id="104"/>
       </w:r>
       <w:r>
         <w:rPr>
           <w:noProof/>
         </w:rPr>
-        <w:t xml:space="preserve">a more promenant behavioral response (Barrett and Armstrong 2021). </w:t>
+        <w:t xml:space="preserve">a more promenant behavioral response (Barrett and </w:t>
       </w:r>
       <w:r>
         <w:rPr>
           <w:noProof/>
         </w:rPr>
+        <w:lastRenderedPageBreak/>
+        <w:t xml:space="preserve">Armstrong 2021). </w:t>
+      </w:r>
+      <w:r>
+        <w:rPr>
+          <w:noProof/>
+        </w:rPr>
         <w:t xml:space="preserve">Previous studies have explored the vertical habitat compression that occurs in </w:t>
       </w:r>
       <w:r>
@@ -10025,7 +9941,7 @@
         </w:rPr>
         <w:t xml:space="preserve"> these habitats </w:t>
       </w:r>
-      <w:commentRangeStart w:id="123"/>
+      <w:commentRangeStart w:id="106"/>
       <w:r>
         <w:rPr>
           <w:noProof/>
@@ -10056,14 +9972,14 @@
         </w:rPr>
         <w:t xml:space="preserve">), and </w:t>
       </w:r>
-      <w:commentRangeEnd w:id="123"/>
+      <w:commentRangeEnd w:id="106"/>
       <w:r>
         <w:rPr>
           <w:rStyle w:val="CommentReference"/>
           <w:rFonts w:asciiTheme="minorHAnsi" w:hAnsiTheme="minorHAnsi" w:cstheme="minorBidi"/>
           <w:color w:val="auto"/>
         </w:rPr>
-        <w:commentReference w:id="123"/>
+        <w:commentReference w:id="106"/>
       </w:r>
       <w:r>
         <w:rPr>
@@ -10423,7 +10339,7 @@
       </w:r>
     </w:p>
   </w:comment>
-  <w:comment w:id="22" w:author="Barrett, Hannah" w:date="2023-10-02T10:46:00Z" w:initials="BH">
+  <w:comment w:id="20" w:author="Barrett, Hannah" w:date="2023-10-02T10:46:00Z" w:initials="BH">
     <w:p>
       <w:pPr>
         <w:pStyle w:val="CommentText"/>
@@ -10439,7 +10355,7 @@
       </w:r>
     </w:p>
   </w:comment>
-  <w:comment w:id="24" w:author="Microsoft Office User" w:date="2023-12-01T08:06:00Z" w:initials="MOU">
+  <w:comment w:id="22" w:author="Microsoft Office User" w:date="2023-12-01T08:06:00Z" w:initials="MOU">
     <w:p>
       <w:r>
         <w:rPr>
@@ -10456,7 +10372,7 @@
       </w:r>
     </w:p>
   </w:comment>
-  <w:comment w:id="25" w:author="Microsoft Office User" w:date="2023-12-01T08:10:00Z" w:initials="MOU">
+  <w:comment w:id="28" w:author="Microsoft Office User" w:date="2023-12-01T09:44:00Z" w:initials="MOU">
     <w:p>
       <w:r>
         <w:rPr>
@@ -10469,11 +10385,11 @@
           <w:sz w:val="20"/>
           <w:szCs w:val="20"/>
         </w:rPr>
-        <w:t>I know we only did dawn profiles at BR, but you have the logger data at the other sites, so you know about contrasts there too</w:t>
+        <w:t>Can we tally up what fraction of individuals expressed a DVM? Reviewer gonna ask this prob</w:t>
       </w:r>
     </w:p>
   </w:comment>
-  <w:comment w:id="49" w:author="Microsoft Office User" w:date="2023-12-01T08:16:00Z" w:initials="MOU">
+  <w:comment w:id="29" w:author="Microsoft Office User" w:date="2023-12-01T09:35:00Z" w:initials="MOU">
     <w:p>
       <w:r>
         <w:rPr>
@@ -10486,11 +10402,11 @@
           <w:sz w:val="20"/>
           <w:szCs w:val="20"/>
         </w:rPr>
-        <w:t xml:space="preserve">Here you pivot to intra-alcove variation in the profile — need to point this out. Like start with the general things you can say about the vertical strat. and the diel variation, then note how it varied within and between the alcoves. </w:t>
+        <w:t>Lets mention ind variation in discussion, saying ‘but’ or ‘yet’ softens the impact</w:t>
       </w:r>
     </w:p>
   </w:comment>
-  <w:comment w:id="53" w:author="Microsoft Office User" w:date="2023-12-01T08:44:00Z" w:initials="MOU">
+  <w:comment w:id="30" w:author="Microsoft Office User" w:date="2023-12-01T09:45:00Z" w:initials="MOU">
     <w:p>
       <w:r>
         <w:rPr>
@@ -10503,11 +10419,11 @@
           <w:sz w:val="20"/>
           <w:szCs w:val="20"/>
         </w:rPr>
-        <w:t>I re-worded this section so it emphasized what the mixed effects results mean tor the trade-off, and it set up the Norwood results</w:t>
+        <w:t>this may be a discussion point — like you could say that first step is to see what fish are doing in nature, where T and DO are correlated, as you show iwth your mixed model plots, then we can use experiments to fully quantify their behavioral response</w:t>
       </w:r>
     </w:p>
   </w:comment>
-  <w:comment w:id="54" w:author="Microsoft Office User" w:date="2023-12-01T09:44:00Z" w:initials="MOU">
+  <w:comment w:id="31" w:author="Microsoft Office User" w:date="2023-12-01T16:06:00Z" w:initials="MOU">
     <w:p>
       <w:r>
         <w:rPr>
@@ -10520,11 +10436,11 @@
           <w:sz w:val="20"/>
           <w:szCs w:val="20"/>
         </w:rPr>
-        <w:t>Can we tally up what fraction of individuals expressed a DVM? Reviewer gonna ask this prob</w:t>
+        <w:t>I reworked paragraph 1 that recaps the results and sign. paragraph for readers that only scan this part of paper</w:t>
       </w:r>
     </w:p>
   </w:comment>
-  <w:comment w:id="55" w:author="Microsoft Office User" w:date="2023-12-01T09:35:00Z" w:initials="MOU">
+  <w:comment w:id="32" w:author="Microsoft Office User" w:date="2023-12-01T11:42:00Z" w:initials="MOU">
     <w:p>
       <w:r>
         <w:rPr>
@@ -10537,11 +10453,11 @@
           <w:sz w:val="20"/>
           <w:szCs w:val="20"/>
         </w:rPr>
-        <w:t>Lets mention ind variation in discussion, saying ‘but’ or ‘yet’ softens the impact</w:t>
+        <w:t>Hiromi Uno mentioned to me that there was evidence of DVM for DO in tropical fish — see if you can find this ref</w:t>
       </w:r>
     </w:p>
   </w:comment>
-  <w:comment w:id="56" w:author="Microsoft Office User" w:date="2023-12-01T09:45:00Z" w:initials="MOU">
+  <w:comment w:id="55" w:author="Microsoft Office User" w:date="2023-12-01T13:30:00Z" w:initials="MOU">
     <w:p>
       <w:r>
         <w:rPr>
@@ -10554,11 +10470,11 @@
           <w:sz w:val="20"/>
           <w:szCs w:val="20"/>
         </w:rPr>
-        <w:t>this may be a discussion point — like you could say that first step is to see what fish are doing in nature, where T and DO are correlated, as you show iwth your mixed model plots, then we can use experiments to fully quantify their behavioral response</w:t>
+        <w:t>This is the part that works as discussion — explore why do the alcoves have different DO and temp dynamics - perhaps broaden at end to say whether other systems have analogous diel variation in T-DO squeeze — e.g., would a hypolimnion in a lake be different because no diel variation?</w:t>
       </w:r>
     </w:p>
   </w:comment>
-  <w:comment w:id="57" w:author="Microsoft Office User" w:date="2023-12-01T16:06:00Z" w:initials="MOU">
+  <w:comment w:id="66" w:author="Microsoft Office User" w:date="2023-12-01T16:13:00Z" w:initials="MOU">
     <w:p>
       <w:r>
         <w:rPr>
@@ -10571,11 +10487,11 @@
           <w:sz w:val="20"/>
           <w:szCs w:val="20"/>
         </w:rPr>
-        <w:t>I reworked paragraph 1 that recaps the results and sign. paragraph for readers that only scan this part of paper</w:t>
+        <w:t>This is a good intro sentence for your paragraphs unpacking why fish didn’t move to surface at night</w:t>
       </w:r>
     </w:p>
   </w:comment>
-  <w:comment w:id="58" w:author="Microsoft Office User" w:date="2023-12-01T11:42:00Z" w:initials="MOU">
+  <w:comment w:id="67" w:author="Microsoft Office User" w:date="2023-12-01T16:09:00Z" w:initials="MOU">
     <w:p>
       <w:r>
         <w:rPr>
@@ -10588,11 +10504,11 @@
           <w:sz w:val="20"/>
           <w:szCs w:val="20"/>
         </w:rPr>
-        <w:t>Hiromi Uno mentioned to me that there was evidence of DVM for DO in tropical fish — see if you can find this ref</w:t>
+        <w:t xml:space="preserve">This sentence sets up a different paragraph — one on why fish didn’t move higher in the water column, but the following discussion is more about individual variation. You should make these into two paragraphs. </w:t>
       </w:r>
     </w:p>
   </w:comment>
-  <w:comment w:id="70" w:author="Microsoft Office User" w:date="2023-12-01T13:30:00Z" w:initials="MOU">
+  <w:comment w:id="68" w:author="Microsoft Office User" w:date="2023-12-01T16:13:00Z" w:initials="MOU">
     <w:p>
       <w:r>
         <w:rPr>
@@ -10605,11 +10521,11 @@
           <w:sz w:val="20"/>
           <w:szCs w:val="20"/>
         </w:rPr>
-        <w:t>This is the part that works as discussion — explore why do the alcoves have different DO and temp dynamics - perhaps broaden at end to say whether other systems have analogous diel variation in T-DO squeeze — e.g., would a hypolimnion in a lake be different because no diel variation?</w:t>
+        <w:t>I moved these two paragraphs up</w:t>
       </w:r>
     </w:p>
   </w:comment>
-  <w:comment w:id="81" w:author="Microsoft Office User" w:date="2023-12-01T16:13:00Z" w:initials="MOU">
+  <w:comment w:id="69" w:author="Microsoft Office User" w:date="2023-12-01T13:27:00Z" w:initials="MOU">
     <w:p>
       <w:r>
         <w:rPr>
@@ -10622,11 +10538,11 @@
           <w:sz w:val="20"/>
           <w:szCs w:val="20"/>
         </w:rPr>
-        <w:t>This is a good intro sentence for your paragraphs unpacking why fish didn’t move to surface at night</w:t>
+        <w:t>You had 6 alcoves total, so need diff words</w:t>
       </w:r>
     </w:p>
   </w:comment>
-  <w:comment w:id="82" w:author="Microsoft Office User" w:date="2023-12-01T16:09:00Z" w:initials="MOU">
+  <w:comment w:id="76" w:author="Microsoft Office User" w:date="2023-12-01T13:35:00Z" w:initials="MOU">
     <w:p>
       <w:r>
         <w:rPr>
@@ -10639,11 +10555,20 @@
           <w:sz w:val="20"/>
           <w:szCs w:val="20"/>
         </w:rPr>
-        <w:t xml:space="preserve">This sentence sets up a different paragraph — one on why fish didn’t move higher in the water column, but the following discussion is more about individual variation. You should make these into two paragraphs. </w:t>
+        <w:t>We don’t know true o</w:t>
+      </w:r>
+      <w:bookmarkStart w:id="77" w:name="_GoBack"/>
+      <w:bookmarkEnd w:id="77"/>
+      <w:r>
+        <w:rPr>
+          <w:sz w:val="20"/>
+          <w:szCs w:val="20"/>
+        </w:rPr>
+        <w:t>ptimums, so lets soften this. Perhaps just say that while htey exhibited DVM with similar timing to the simulated optimal strategy, they didn’t have the same magnitude and selected cooler, less oxygen rich habitat</w:t>
       </w:r>
     </w:p>
   </w:comment>
-  <w:comment w:id="83" w:author="Microsoft Office User" w:date="2023-12-01T16:13:00Z" w:initials="MOU">
+  <w:comment w:id="78" w:author="Microsoft Office User" w:date="2023-12-01T13:37:00Z" w:initials="MOU">
     <w:p>
       <w:r>
         <w:rPr>
@@ -10656,11 +10581,11 @@
           <w:sz w:val="20"/>
           <w:szCs w:val="20"/>
         </w:rPr>
-        <w:t>I moved these two paragraphs up</w:t>
+        <w:t>You might just say that your T/DO opt strategy was for illustrative purposes, but you don’t have actual fitness curves showing temp and DO effects on fitness — both are nonlinear and fitness changes fast as they approach thresholds, so we likely wouldn’t expect that we’d predict the actual values selected by fish in the wild</w:t>
       </w:r>
     </w:p>
   </w:comment>
-  <w:comment w:id="84" w:author="Microsoft Office User" w:date="2023-12-01T13:27:00Z" w:initials="MOU">
+  <w:comment w:id="79" w:author="Microsoft Office User" w:date="2023-12-01T13:39:00Z" w:initials="MOU">
     <w:p>
       <w:r>
         <w:rPr>
@@ -10673,11 +10598,11 @@
           <w:sz w:val="20"/>
           <w:szCs w:val="20"/>
         </w:rPr>
-        <w:t>You had 6 alcoves total, so need diff words</w:t>
+        <w:t>This is good, can you beef it up with references about oxygen demand. Need to do more reading here I think, or talk to fish phys person</w:t>
       </w:r>
     </w:p>
   </w:comment>
-  <w:comment w:id="88" w:author="Microsoft Office User" w:date="2023-12-01T13:33:00Z" w:initials="MOU">
+  <w:comment w:id="90" w:author="Microsoft Office User" w:date="2023-12-01T12:35:00Z" w:initials="MOU">
     <w:p>
       <w:r>
         <w:rPr>
@@ -10690,11 +10615,11 @@
           <w:sz w:val="20"/>
           <w:szCs w:val="20"/>
         </w:rPr>
-        <w:t>prob just say surface</w:t>
+        <w:t>I keep making same comment on your drafts — avoid overly technical jargon phrases that don’t actually have specific tangible meaning</w:t>
       </w:r>
     </w:p>
   </w:comment>
-  <w:comment w:id="94" w:author="Microsoft Office User" w:date="2023-12-01T13:35:00Z" w:initials="MOU">
+  <w:comment w:id="93" w:author="Microsoft Office User" w:date="2023-12-01T13:31:00Z" w:initials="MOU">
     <w:p>
       <w:r>
         <w:rPr>
@@ -10707,11 +10632,11 @@
           <w:sz w:val="20"/>
           <w:szCs w:val="20"/>
         </w:rPr>
-        <w:t>We don’t know true optimums, so lets soften this. Perhaps just say that while htey exhibited DVM with similar timing to the simulated optimal strategy, they didn’t have the same magnitude and selected cooler, less oxygen rich habitat</w:t>
+        <w:t>This is redundant with Results section</w:t>
       </w:r>
     </w:p>
   </w:comment>
-  <w:comment w:id="95" w:author="Microsoft Office User" w:date="2023-12-01T13:37:00Z" w:initials="MOU">
+  <w:comment w:id="94" w:author="Microsoft Office User" w:date="2023-12-01T13:30:00Z" w:initials="MOU">
     <w:p>
       <w:r>
         <w:rPr>
@@ -10724,11 +10649,11 @@
           <w:sz w:val="20"/>
           <w:szCs w:val="20"/>
         </w:rPr>
-        <w:t>You might just say that your T/DO opt strategy was for illustrative purposes, but you don’t have actual fitness curves showing temp and DO effects on fitness — both are nonlinear and fitness changes fast as they approach thresholds, so we likely wouldn’t expect that we’d predict the actual values selected by fish in the wild</w:t>
+        <w:t>This is the part that works as discussion — explore why do the alcoves have different DO and temp dynamics - perhaps broaden at end to say whether other systems have analogous diel variation in T-DO squeeze — e.g., would a hypolimnion in a lake be different because no diel variation?</w:t>
       </w:r>
     </w:p>
   </w:comment>
-  <w:comment w:id="96" w:author="Microsoft Office User" w:date="2023-12-01T13:39:00Z" w:initials="MOU">
+  <w:comment w:id="96" w:author="Microsoft Office User" w:date="2023-12-01T13:27:00Z" w:initials="MOU">
     <w:p>
       <w:r>
         <w:rPr>
@@ -10741,11 +10666,11 @@
           <w:sz w:val="20"/>
           <w:szCs w:val="20"/>
         </w:rPr>
-        <w:t>This is good, can you beef it up with references about oxygen demand. Need to do more reading here I think, or talk to fish phys person</w:t>
+        <w:t>You had 6 alcoves total, so need diff words</w:t>
       </w:r>
     </w:p>
   </w:comment>
-  <w:comment w:id="107" w:author="Microsoft Office User" w:date="2023-12-01T12:35:00Z" w:initials="MOU">
+  <w:comment w:id="98" w:author="Microsoft Office User" w:date="2023-12-01T13:33:00Z" w:initials="MOU">
     <w:p>
       <w:r>
         <w:rPr>
@@ -10758,11 +10683,11 @@
           <w:sz w:val="20"/>
           <w:szCs w:val="20"/>
         </w:rPr>
-        <w:t>I keep making same comment on your drafts — avoid overly technical jargon phrases that don’t actually have specific tangible meaning</w:t>
+        <w:t>prob just say surface</w:t>
       </w:r>
     </w:p>
   </w:comment>
-  <w:comment w:id="110" w:author="Microsoft Office User" w:date="2023-12-01T13:31:00Z" w:initials="MOU">
+  <w:comment w:id="101" w:author="Microsoft Office User" w:date="2023-12-01T13:35:00Z" w:initials="MOU">
     <w:p>
       <w:r>
         <w:rPr>
@@ -10775,11 +10700,11 @@
           <w:sz w:val="20"/>
           <w:szCs w:val="20"/>
         </w:rPr>
-        <w:t>This is redundant with Results section</w:t>
+        <w:t>We don’t know true optimums, so lets soften this. Perhaps just say that while htey exhibited DVM with similar timing to the simulated optimal strategy, they didn’t have the same magnitude and selected cooler, less oxygen rich habitat</w:t>
       </w:r>
     </w:p>
   </w:comment>
-  <w:comment w:id="111" w:author="Microsoft Office User" w:date="2023-12-01T13:30:00Z" w:initials="MOU">
+  <w:comment w:id="102" w:author="Microsoft Office User" w:date="2023-12-01T13:37:00Z" w:initials="MOU">
     <w:p>
       <w:r>
         <w:rPr>
@@ -10792,11 +10717,11 @@
           <w:sz w:val="20"/>
           <w:szCs w:val="20"/>
         </w:rPr>
-        <w:t>This is the part that works as discussion — explore why do the alcoves have different DO and temp dynamics - perhaps broaden at end to say whether other systems have analogous diel variation in T-DO squeeze — e.g., would a hypolimnion in a lake be different because no diel variation?</w:t>
+        <w:t>You might just say that your T/DO opt strategy was for illustrative purposes, but you don’t have actual fitness curves showing temp and DO effects on fitness — both are nonlinear and fitness changes fast as they approach thresholds, so we likely wouldn’t expect that we’d predict the actual values selected by fish in the wild</w:t>
       </w:r>
     </w:p>
   </w:comment>
-  <w:comment w:id="113" w:author="Microsoft Office User" w:date="2023-12-01T13:27:00Z" w:initials="MOU">
+  <w:comment w:id="103" w:author="Microsoft Office User" w:date="2023-12-01T13:39:00Z" w:initials="MOU">
     <w:p>
       <w:r>
         <w:rPr>
@@ -10809,11 +10734,11 @@
           <w:sz w:val="20"/>
           <w:szCs w:val="20"/>
         </w:rPr>
-        <w:t>You had 6 alcoves total, so need diff words</w:t>
+        <w:t>This is good, can you beef it up with references about oxygen demand. Need to do more reading here I think, or talk to fish phys person</w:t>
       </w:r>
     </w:p>
   </w:comment>
-  <w:comment w:id="115" w:author="Microsoft Office User" w:date="2023-12-01T13:33:00Z" w:initials="MOU">
+  <w:comment w:id="104" w:author="Microsoft Office User" w:date="2023-12-01T14:26:00Z" w:initials="MOU">
     <w:p>
       <w:r>
         <w:rPr>
@@ -10826,79 +10751,11 @@
           <w:sz w:val="20"/>
           <w:szCs w:val="20"/>
         </w:rPr>
-        <w:t>prob just say surface</w:t>
+        <w:t>Can you engage with literature more on this — like are there studies suggesting hypoxia will limit range expansion? I think you want to establish in 1st sentence that how DO constrains refuge use, range expansion/dispersal (like benthic fish moving deeper to track thermal niche) is important — but we often overlook how diel variation and fish behavior could potentially alter these constraints</w:t>
       </w:r>
     </w:p>
   </w:comment>
-  <w:comment w:id="118" w:author="Microsoft Office User" w:date="2023-12-01T13:35:00Z" w:initials="MOU">
-    <w:p>
-      <w:r>
-        <w:rPr>
-          <w:rStyle w:val="CommentReference"/>
-        </w:rPr>
-        <w:annotationRef/>
-      </w:r>
-      <w:r>
-        <w:rPr>
-          <w:sz w:val="20"/>
-          <w:szCs w:val="20"/>
-        </w:rPr>
-        <w:t>We don’t know true optimums, so lets soften this. Perhaps just say that while htey exhibited DVM with similar timing to the simulated optimal strategy, they didn’t have the same magnitude and selected cooler, less oxygen rich habitat</w:t>
-      </w:r>
-    </w:p>
-  </w:comment>
-  <w:comment w:id="119" w:author="Microsoft Office User" w:date="2023-12-01T13:37:00Z" w:initials="MOU">
-    <w:p>
-      <w:r>
-        <w:rPr>
-          <w:rStyle w:val="CommentReference"/>
-        </w:rPr>
-        <w:annotationRef/>
-      </w:r>
-      <w:r>
-        <w:rPr>
-          <w:sz w:val="20"/>
-          <w:szCs w:val="20"/>
-        </w:rPr>
-        <w:t>You might just say that your T/DO opt strategy was for illustrative purposes, but you don’t have actual fitness curves showing temp and DO effects on fitness — both are nonlinear and fitness changes fast as they approach thresholds, so we likely wouldn’t expect that we’d predict the actual values selected by fish in the wild</w:t>
-      </w:r>
-    </w:p>
-  </w:comment>
-  <w:comment w:id="120" w:author="Microsoft Office User" w:date="2023-12-01T13:39:00Z" w:initials="MOU">
-    <w:p>
-      <w:r>
-        <w:rPr>
-          <w:rStyle w:val="CommentReference"/>
-        </w:rPr>
-        <w:annotationRef/>
-      </w:r>
-      <w:r>
-        <w:rPr>
-          <w:sz w:val="20"/>
-          <w:szCs w:val="20"/>
-        </w:rPr>
-        <w:t>This is good, can you beef it up with references about oxygen demand. Need to do more reading here I think, or talk to fish phys person</w:t>
-      </w:r>
-    </w:p>
-  </w:comment>
-  <w:comment w:id="121" w:author="Microsoft Office User" w:date="2023-12-01T14:26:00Z" w:initials="MOU">
-    <w:p>
-      <w:r>
-        <w:rPr>
-          <w:rStyle w:val="CommentReference"/>
-        </w:rPr>
-        <w:annotationRef/>
-      </w:r>
-      <w:r>
-        <w:rPr>
-          <w:sz w:val="20"/>
-          <w:szCs w:val="20"/>
-        </w:rPr>
-        <w:t>Can you engage with literature more on this — like are there studies suggesting hypoxia will limit range expansion? I think you want to establish in 1st sentence that how DO constrains refuge use, range expansion/dispersal (like benthic fish moving deeper to track thermal niche) is important — but we often overlook how diel variation and fish behavior could potentially alter these constraints</w:t>
-      </w:r>
-    </w:p>
-  </w:comment>
-  <w:comment w:id="123" w:author="Microsoft Office User" w:date="2023-12-01T14:23:00Z" w:initials="MOU">
+  <w:comment w:id="106" w:author="Microsoft Office User" w:date="2023-12-01T14:23:00Z" w:initials="MOU">
     <w:p>
       <w:r>
         <w:rPr>
@@ -10927,20 +10784,16 @@
   <w15:commentEx w15:paraId="7F32AA3D" w15:paraIdParent="47902044" w15:done="1"/>
   <w15:commentEx w15:paraId="5584008A" w15:done="0"/>
   <w15:commentEx w15:paraId="5B7E448E" w15:done="0"/>
-  <w15:commentEx w15:paraId="0B576491" w15:done="1"/>
-  <w15:commentEx w15:paraId="01AB6D78" w15:done="0"/>
-  <w15:commentEx w15:paraId="4D13A9A5" w15:done="0"/>
   <w15:commentEx w15:paraId="00AF4931" w15:done="1"/>
   <w15:commentEx w15:paraId="3A05D5E6" w15:done="1"/>
   <w15:commentEx w15:paraId="21D3E2B7" w15:done="0"/>
-  <w15:commentEx w15:paraId="20DDD5A4" w15:done="0"/>
+  <w15:commentEx w15:paraId="20DDD5A4" w15:done="1"/>
   <w15:commentEx w15:paraId="010B4172" w15:done="0"/>
   <w15:commentEx w15:paraId="521662A8" w15:done="0"/>
   <w15:commentEx w15:paraId="40F40C84" w15:done="0"/>
   <w15:commentEx w15:paraId="339A458B" w15:done="0"/>
   <w15:commentEx w15:paraId="072414DD" w15:done="0"/>
   <w15:commentEx w15:paraId="7EB842C9" w15:done="0"/>
-  <w15:commentEx w15:paraId="7DE70DAE" w15:done="0"/>
   <w15:commentEx w15:paraId="2404C55F" w15:done="0"/>
   <w15:commentEx w15:paraId="66149C69" w15:done="0"/>
   <w15:commentEx w15:paraId="3FC14C40" w15:done="0"/>
@@ -12093,7 +11946,7 @@
 </file>
 
 <file path=customXml/itemProps1.xml><?xml version="1.0" encoding="utf-8"?>
-<ds:datastoreItem xmlns:ds="http://schemas.openxmlformats.org/officeDocument/2006/customXml" ds:itemID="{3BF456FE-3326-4C6C-BA8D-CA825BADAD32}">
+<ds:datastoreItem xmlns:ds="http://schemas.openxmlformats.org/officeDocument/2006/customXml" ds:itemID="{EEC90D47-6FEB-45A1-A7B8-9BAC1791A4BB}">
   <ds:schemaRefs>
     <ds:schemaRef ds:uri="http://schemas.openxmlformats.org/officeDocument/2006/bibliography"/>
   </ds:schemaRefs>

--- a/manuscript/dvm.manuscript.12042023.HBJA.docx
+++ b/manuscript/dvm.manuscript.12042023.HBJA.docx
@@ -84,9 +84,6 @@
           <w:sz w:val="24"/>
           <w:szCs w:val="24"/>
         </w:rPr>
-        <w:pPrChange w:id="1" w:author="Barrett, Hannah" w:date="2023-12-12T11:11:00Z">
-          <w:pPr/>
-        </w:pPrChange>
       </w:pPr>
       <w:r>
         <w:rPr>
@@ -118,7 +115,35 @@
           <w:sz w:val="24"/>
           <w:szCs w:val="24"/>
         </w:rPr>
-        <w:t>, caused by thermal and/or solar isolation of the hyporheic zone in lentic systems</w:t>
+        <w:t>, caused by thermal and</w:t>
+      </w:r>
+      <w:ins w:id="1" w:author="Barrett, Hannah" w:date="2023-12-14T14:06:00Z">
+        <w:r>
+          <w:rPr>
+            <w:rFonts w:ascii="Times New Roman" w:hAnsi="Times New Roman" w:cs="Times New Roman"/>
+            <w:sz w:val="24"/>
+            <w:szCs w:val="24"/>
+          </w:rPr>
+          <w:t xml:space="preserve"> </w:t>
+        </w:r>
+      </w:ins>
+      <w:del w:id="2" w:author="Barrett, Hannah" w:date="2023-12-14T14:06:00Z">
+        <w:r>
+          <w:rPr>
+            <w:rFonts w:ascii="Times New Roman" w:hAnsi="Times New Roman" w:cs="Times New Roman"/>
+            <w:sz w:val="24"/>
+            <w:szCs w:val="24"/>
+          </w:rPr>
+          <w:delText>/or</w:delText>
+        </w:r>
+      </w:del>
+      <w:r>
+        <w:rPr>
+          <w:rFonts w:ascii="Times New Roman" w:hAnsi="Times New Roman" w:cs="Times New Roman"/>
+          <w:sz w:val="24"/>
+          <w:szCs w:val="24"/>
+        </w:rPr>
+        <w:t xml:space="preserve"> solar isolation of the hyporheic zone in lentic systems</w:t>
       </w:r>
       <w:r>
         <w:rPr>
@@ -1963,7 +1988,7 @@
         </w:rPr>
         <w:t xml:space="preserve">This study was comprised of four primary components. First, we collected continuous vertical profiles of temperature and DO to characterize how these conditions varied both spatially and temporally in select cold-water alcoves during summer. We then used a subset of our data to simulate how a fish might respond to temperature and oxygen variation given three alternate behavioral responses. Next, we collected empirical data on fine scale vertical movement in </w:t>
       </w:r>
-      <w:commentRangeStart w:id="2"/>
+      <w:commentRangeStart w:id="3"/>
       <w:r>
         <w:rPr>
           <w:rFonts w:ascii="Times New Roman" w:hAnsi="Times New Roman" w:cs="Times New Roman"/>
@@ -1972,12 +1997,12 @@
         </w:rPr>
         <w:t xml:space="preserve">alcoves. </w:t>
       </w:r>
-      <w:commentRangeEnd w:id="2"/>
+      <w:commentRangeEnd w:id="3"/>
       <w:r>
         <w:rPr>
           <w:rStyle w:val="CommentReference"/>
         </w:rPr>
-        <w:commentReference w:id="2"/>
+        <w:commentReference w:id="3"/>
       </w:r>
       <w:r>
         <w:rPr>
@@ -3031,7 +3056,7 @@
           <w:sz w:val="24"/>
           <w:szCs w:val="24"/>
         </w:rPr>
-        <w:pPrChange w:id="3" w:author="Barrett, Hannah" w:date="2023-12-12T12:33:00Z">
+        <w:pPrChange w:id="4" w:author="Barrett, Hannah" w:date="2023-12-12T12:33:00Z">
           <w:pPr>
             <w:spacing w:line="480" w:lineRule="auto"/>
           </w:pPr>
@@ -3351,7 +3376,7 @@
         </w:rPr>
         <w:t xml:space="preserve">cm below the </w:t>
       </w:r>
-      <w:commentRangeStart w:id="4"/>
+      <w:commentRangeStart w:id="5"/>
       <w:r>
         <w:rPr>
           <w:rFonts w:ascii="Times New Roman" w:hAnsi="Times New Roman" w:cs="Times New Roman"/>
@@ -3360,12 +3385,12 @@
         </w:rPr>
         <w:t>surface</w:t>
       </w:r>
-      <w:commentRangeEnd w:id="4"/>
+      <w:commentRangeEnd w:id="5"/>
       <w:r>
         <w:rPr>
           <w:rStyle w:val="CommentReference"/>
         </w:rPr>
-        <w:commentReference w:id="4"/>
+        <w:commentReference w:id="5"/>
       </w:r>
       <w:r>
         <w:rPr>
@@ -4137,8 +4162,8 @@
         <w:lastRenderedPageBreak/>
         <w:t>optimal</w:t>
       </w:r>
-      <w:commentRangeStart w:id="5"/>
       <w:commentRangeStart w:id="6"/>
+      <w:commentRangeStart w:id="7"/>
       <w:r>
         <w:rPr>
           <w:rFonts w:ascii="Times New Roman" w:hAnsi="Times New Roman" w:cs="Times New Roman"/>
@@ -4147,19 +4172,19 @@
         </w:rPr>
         <w:t xml:space="preserve">). We then used linear regression to calculate the slope and intercept values between these two indices in order to determine the index values for the full range of temperature and oxygen values recorded over this </w:t>
       </w:r>
-      <w:commentRangeEnd w:id="5"/>
+      <w:commentRangeEnd w:id="6"/>
       <w:r>
         <w:rPr>
           <w:rStyle w:val="CommentReference"/>
         </w:rPr>
-        <w:commentReference w:id="5"/>
-      </w:r>
-      <w:commentRangeEnd w:id="6"/>
+        <w:commentReference w:id="6"/>
+      </w:r>
+      <w:commentRangeEnd w:id="7"/>
       <w:r>
         <w:rPr>
           <w:rStyle w:val="CommentReference"/>
         </w:rPr>
-        <w:commentReference w:id="6"/>
+        <w:commentReference w:id="7"/>
       </w:r>
       <w:r>
         <w:rPr>
@@ -4841,7 +4866,7 @@
         </w:rPr>
         <w:t xml:space="preserve"> and comprised 1-week of data (July 30 to August 6, commencing 5-days after fish were released into net pens). </w:t>
       </w:r>
-      <w:ins w:id="7" w:author="Barrett, Hannah" w:date="2023-12-07T11:08:00Z">
+      <w:ins w:id="8" w:author="Barrett, Hannah" w:date="2023-12-07T11:08:00Z">
         <w:r>
           <w:rPr>
             <w:rFonts w:ascii="Times New Roman" w:hAnsi="Times New Roman" w:cs="Times New Roman"/>
@@ -4851,7 +4876,7 @@
           <w:t>For simplicity, w</w:t>
         </w:r>
       </w:ins>
-      <w:ins w:id="8" w:author="Barrett, Hannah" w:date="2023-12-07T11:02:00Z">
+      <w:ins w:id="9" w:author="Barrett, Hannah" w:date="2023-12-07T11:02:00Z">
         <w:r>
           <w:rPr>
             <w:rFonts w:ascii="Times New Roman" w:hAnsi="Times New Roman" w:cs="Times New Roman"/>
@@ -4861,7 +4886,7 @@
           <w:t>e</w:t>
         </w:r>
       </w:ins>
-      <w:ins w:id="9" w:author="Barrett, Hannah" w:date="2023-12-07T11:01:00Z">
+      <w:ins w:id="10" w:author="Barrett, Hannah" w:date="2023-12-07T11:01:00Z">
         <w:r>
           <w:rPr>
             <w:rFonts w:ascii="Times New Roman" w:hAnsi="Times New Roman" w:cs="Times New Roman"/>
@@ -4888,7 +4913,7 @@
           <w:t>the DO max</w:t>
         </w:r>
       </w:ins>
-      <w:ins w:id="10" w:author="Barrett, Hannah" w:date="2023-12-07T11:02:00Z">
+      <w:ins w:id="11" w:author="Barrett, Hannah" w:date="2023-12-07T11:02:00Z">
         <w:r>
           <w:rPr>
             <w:rFonts w:ascii="Times New Roman" w:hAnsi="Times New Roman" w:cs="Times New Roman"/>
@@ -4898,7 +4923,7 @@
           <w:t>imum</w:t>
         </w:r>
       </w:ins>
-      <w:ins w:id="11" w:author="Barrett, Hannah" w:date="2023-12-07T11:01:00Z">
+      <w:ins w:id="12" w:author="Barrett, Hannah" w:date="2023-12-07T11:01:00Z">
         <w:r>
           <w:rPr>
             <w:rFonts w:ascii="Times New Roman" w:hAnsi="Times New Roman" w:cs="Times New Roman"/>
@@ -4908,7 +4933,7 @@
           <w:t xml:space="preserve"> as ‘</w:t>
         </w:r>
       </w:ins>
-      <w:ins w:id="12" w:author="Barrett, Hannah" w:date="2023-12-07T11:10:00Z">
+      <w:ins w:id="13" w:author="Barrett, Hannah" w:date="2023-12-07T11:10:00Z">
         <w:r>
           <w:rPr>
             <w:rFonts w:ascii="Times New Roman" w:hAnsi="Times New Roman" w:cs="Times New Roman"/>
@@ -4918,7 +4943,7 @@
           <w:t>day</w:t>
         </w:r>
       </w:ins>
-      <w:ins w:id="13" w:author="Barrett, Hannah" w:date="2023-12-07T11:01:00Z">
+      <w:ins w:id="14" w:author="Barrett, Hannah" w:date="2023-12-07T11:01:00Z">
         <w:r>
           <w:rPr>
             <w:rFonts w:ascii="Times New Roman" w:hAnsi="Times New Roman" w:cs="Times New Roman"/>
@@ -4928,7 +4953,7 @@
           <w:t>’ and</w:t>
         </w:r>
       </w:ins>
-      <w:ins w:id="14" w:author="Barrett, Hannah" w:date="2023-12-07T11:03:00Z">
+      <w:ins w:id="15" w:author="Barrett, Hannah" w:date="2023-12-07T11:03:00Z">
         <w:r>
           <w:rPr>
             <w:rFonts w:ascii="Times New Roman" w:hAnsi="Times New Roman" w:cs="Times New Roman"/>
@@ -4938,7 +4963,7 @@
           <w:t xml:space="preserve"> </w:t>
         </w:r>
       </w:ins>
-      <w:ins w:id="15" w:author="Barrett, Hannah" w:date="2023-12-07T11:01:00Z">
+      <w:ins w:id="16" w:author="Barrett, Hannah" w:date="2023-12-07T11:01:00Z">
         <w:r>
           <w:rPr>
             <w:rFonts w:ascii="Times New Roman" w:hAnsi="Times New Roman" w:cs="Times New Roman"/>
@@ -4948,7 +4973,7 @@
           <w:t>DO min</w:t>
         </w:r>
       </w:ins>
-      <w:ins w:id="16" w:author="Barrett, Hannah" w:date="2023-12-07T11:03:00Z">
+      <w:ins w:id="17" w:author="Barrett, Hannah" w:date="2023-12-07T11:03:00Z">
         <w:r>
           <w:rPr>
             <w:rFonts w:ascii="Times New Roman" w:hAnsi="Times New Roman" w:cs="Times New Roman"/>
@@ -4958,7 +4983,7 @@
           <w:t>imum</w:t>
         </w:r>
       </w:ins>
-      <w:ins w:id="17" w:author="Barrett, Hannah" w:date="2023-12-07T11:01:00Z">
+      <w:ins w:id="18" w:author="Barrett, Hannah" w:date="2023-12-07T11:01:00Z">
         <w:r>
           <w:rPr>
             <w:rFonts w:ascii="Times New Roman" w:hAnsi="Times New Roman" w:cs="Times New Roman"/>
@@ -4968,7 +4993,7 @@
           <w:t xml:space="preserve"> as ‘</w:t>
         </w:r>
       </w:ins>
-      <w:ins w:id="18" w:author="Barrett, Hannah" w:date="2023-12-07T11:10:00Z">
+      <w:ins w:id="19" w:author="Barrett, Hannah" w:date="2023-12-07T11:10:00Z">
         <w:r>
           <w:rPr>
             <w:rFonts w:ascii="Times New Roman" w:hAnsi="Times New Roman" w:cs="Times New Roman"/>
@@ -4978,7 +5003,7 @@
           <w:t>night</w:t>
         </w:r>
       </w:ins>
-      <w:ins w:id="19" w:author="Barrett, Hannah" w:date="2023-12-07T11:01:00Z">
+      <w:ins w:id="20" w:author="Barrett, Hannah" w:date="2023-12-07T11:01:00Z">
         <w:r>
           <w:rPr>
             <w:rFonts w:ascii="Times New Roman" w:hAnsi="Times New Roman" w:cs="Times New Roman"/>
@@ -5459,8 +5484,8 @@
               </m:nary>
             </m:den>
           </m:f>
-          <w:commentRangeStart w:id="20"/>
-          <w:commentRangeEnd w:id="20"/>
+          <w:commentRangeStart w:id="21"/>
+          <w:commentRangeEnd w:id="21"/>
           <m:r>
             <m:rPr>
               <m:sty m:val="p"/>
@@ -5468,7 +5493,7 @@
             <w:rPr>
               <w:rStyle w:val="CommentReference"/>
             </w:rPr>
-            <w:commentReference w:id="20"/>
+            <w:commentReference w:id="21"/>
           </m:r>
           <m:r>
             <m:rPr>
@@ -5831,7 +5856,7 @@
         </w:rPr>
         <w:t>pan of temperature-DO combinations</w:t>
       </w:r>
-      <w:ins w:id="21" w:author="Barrett, Hannah" w:date="2023-11-19T13:04:00Z">
+      <w:ins w:id="22" w:author="Barrett, Hannah" w:date="2023-11-19T13:04:00Z">
         <w:r>
           <w:rPr>
             <w:rFonts w:ascii="Times New Roman" w:hAnsi="Times New Roman" w:cs="Times New Roman"/>
@@ -5897,7 +5922,7 @@
         </w:rPr>
         <w:t xml:space="preserve">Vertical and diel variation in temperature and </w:t>
       </w:r>
-      <w:commentRangeStart w:id="22"/>
+      <w:commentRangeStart w:id="23"/>
       <w:r>
         <w:rPr>
           <w:rFonts w:ascii="Times New Roman" w:hAnsi="Times New Roman" w:cs="Times New Roman"/>
@@ -5907,12 +5932,12 @@
         </w:rPr>
         <w:t>DO</w:t>
       </w:r>
-      <w:commentRangeEnd w:id="22"/>
+      <w:commentRangeEnd w:id="23"/>
       <w:r>
         <w:rPr>
           <w:rStyle w:val="CommentReference"/>
         </w:rPr>
-        <w:commentReference w:id="22"/>
+        <w:commentReference w:id="23"/>
       </w:r>
     </w:p>
     <w:p>
@@ -6054,33 +6079,7 @@
           <w:sz w:val="24"/>
           <w:szCs w:val="24"/>
         </w:rPr>
-        <w:t>(~13-13.5</w:t>
-      </w:r>
-      <w:r>
-        <w:rPr>
-          <w:rFonts w:ascii="Times New Roman" w:hAnsi="Times New Roman" w:cs="Times New Roman"/>
-          <w:sz w:val="24"/>
-          <w:szCs w:val="24"/>
-        </w:rPr>
-        <w:t>℃</w:t>
-      </w:r>
-      <w:del w:id="23" w:author="Barrett, Hannah" w:date="2023-12-13T16:04:00Z">
-        <w:r>
-          <w:rPr>
-            <w:rFonts w:ascii="Times New Roman" w:hAnsi="Times New Roman" w:cs="Times New Roman"/>
-            <w:sz w:val="24"/>
-            <w:szCs w:val="24"/>
-          </w:rPr>
-          <w:delText xml:space="preserve"> </w:delText>
-        </w:r>
-      </w:del>
-      <w:r>
-        <w:rPr>
-          <w:rFonts w:ascii="Times New Roman" w:hAnsi="Times New Roman" w:cs="Times New Roman"/>
-          <w:sz w:val="24"/>
-          <w:szCs w:val="24"/>
-        </w:rPr>
-        <w:t>)</w:t>
+        <w:t>(~13-13.5℃)</w:t>
       </w:r>
       <w:r>
         <w:rPr>
@@ -6210,16 +6209,14 @@
         </w:rPr>
         <w:t xml:space="preserve">spanning from </w:t>
       </w:r>
-      <w:ins w:id="24" w:author="Barrett, Hannah" w:date="2023-12-13T16:04:00Z">
-        <w:r>
-          <w:rPr>
-            <w:rFonts w:ascii="Times New Roman" w:hAnsi="Times New Roman" w:cs="Times New Roman"/>
-            <w:sz w:val="24"/>
-            <w:szCs w:val="24"/>
-          </w:rPr>
-          <w:t>~</w:t>
-        </w:r>
-      </w:ins>
+      <w:r>
+        <w:rPr>
+          <w:rFonts w:ascii="Times New Roman" w:hAnsi="Times New Roman" w:cs="Times New Roman"/>
+          <w:sz w:val="24"/>
+          <w:szCs w:val="24"/>
+        </w:rPr>
+        <w:t>~</w:t>
+      </w:r>
       <w:r>
         <w:rPr>
           <w:rFonts w:ascii="Times New Roman" w:hAnsi="Times New Roman" w:cs="Times New Roman"/>
@@ -6228,26 +6225,14 @@
         </w:rPr>
         <w:t>2.</w:t>
       </w:r>
-      <w:ins w:id="25" w:author="Barrett, Hannah" w:date="2023-12-13T16:04:00Z">
-        <w:r>
-          <w:rPr>
-            <w:rFonts w:ascii="Times New Roman" w:hAnsi="Times New Roman" w:cs="Times New Roman"/>
-            <w:sz w:val="24"/>
-            <w:szCs w:val="24"/>
-          </w:rPr>
-          <w:t>5</w:t>
-        </w:r>
-      </w:ins>
-      <w:del w:id="26" w:author="Barrett, Hannah" w:date="2023-12-13T16:04:00Z">
-        <w:r>
-          <w:rPr>
-            <w:rFonts w:ascii="Times New Roman" w:hAnsi="Times New Roman" w:cs="Times New Roman"/>
-            <w:sz w:val="24"/>
-            <w:szCs w:val="24"/>
-          </w:rPr>
-          <w:delText>7</w:delText>
-        </w:r>
-      </w:del>
+      <w:r>
+        <w:rPr>
+          <w:rFonts w:ascii="Times New Roman" w:hAnsi="Times New Roman" w:cs="Times New Roman"/>
+          <w:sz w:val="24"/>
+          <w:szCs w:val="24"/>
+        </w:rPr>
+        <w:t>5</w:t>
+      </w:r>
       <w:r>
         <w:rPr>
           <w:rFonts w:ascii="Times New Roman" w:hAnsi="Times New Roman" w:cs="Times New Roman"/>
@@ -6271,6 +6256,47 @@
           <w:szCs w:val="24"/>
           <w:vertAlign w:val="superscript"/>
         </w:rPr>
+        <w:t xml:space="preserve">-1 </w:t>
+      </w:r>
+      <w:r>
+        <w:rPr>
+          <w:rFonts w:ascii="Times New Roman" w:hAnsi="Times New Roman" w:cs="Times New Roman"/>
+          <w:sz w:val="24"/>
+          <w:szCs w:val="24"/>
+        </w:rPr>
+        <w:t xml:space="preserve">– </w:t>
+      </w:r>
+      <w:r>
+        <w:rPr>
+          <w:rFonts w:ascii="Times New Roman" w:hAnsi="Times New Roman" w:cs="Times New Roman"/>
+          <w:sz w:val="24"/>
+          <w:szCs w:val="24"/>
+        </w:rPr>
+        <w:t>3.5</w:t>
+      </w:r>
+      <w:r>
+        <w:rPr>
+          <w:rFonts w:ascii="Times New Roman" w:hAnsi="Times New Roman" w:cs="Times New Roman"/>
+          <w:sz w:val="24"/>
+          <w:szCs w:val="24"/>
+        </w:rPr>
+        <w:t xml:space="preserve"> </w:t>
+      </w:r>
+      <w:r>
+        <w:rPr>
+          <w:rFonts w:ascii="Times New Roman" w:hAnsi="Times New Roman" w:cs="Times New Roman"/>
+          <w:sz w:val="24"/>
+          <w:szCs w:val="24"/>
+        </w:rPr>
+        <w:t>mg•L</w:t>
+      </w:r>
+      <w:r>
+        <w:rPr>
+          <w:rFonts w:ascii="Times New Roman" w:hAnsi="Times New Roman" w:cs="Times New Roman"/>
+          <w:sz w:val="24"/>
+          <w:szCs w:val="24"/>
+          <w:vertAlign w:val="superscript"/>
+        </w:rPr>
         <w:t>-1</w:t>
       </w:r>
       <w:r>
@@ -6278,8 +6304,80 @@
           <w:rFonts w:ascii="Times New Roman" w:hAnsi="Times New Roman" w:cs="Times New Roman"/>
           <w:sz w:val="24"/>
           <w:szCs w:val="24"/>
+        </w:rPr>
+        <w:t>.</w:t>
+      </w:r>
+      <w:r>
+        <w:rPr>
+          <w:rFonts w:ascii="Times New Roman" w:hAnsi="Times New Roman" w:cs="Times New Roman"/>
+          <w:sz w:val="24"/>
+          <w:szCs w:val="24"/>
+        </w:rPr>
+        <w:t xml:space="preserve"> </w:t>
+      </w:r>
+      <w:r>
+        <w:rPr>
+          <w:rFonts w:ascii="Times New Roman" w:hAnsi="Times New Roman" w:cs="Times New Roman"/>
+          <w:sz w:val="24"/>
+          <w:szCs w:val="24"/>
+        </w:rPr>
+        <w:t>In Norwood alcove, the span of DO encompassed a much wider range, reaching values as low as 0.79</w:t>
+      </w:r>
+      <w:r>
+        <w:rPr>
+          <w:rFonts w:ascii="Times New Roman" w:hAnsi="Times New Roman" w:cs="Times New Roman"/>
+          <w:sz w:val="24"/>
+          <w:szCs w:val="24"/>
+        </w:rPr>
+        <w:t xml:space="preserve"> </w:t>
+      </w:r>
+      <w:r>
+        <w:rPr>
+          <w:rFonts w:ascii="Times New Roman" w:hAnsi="Times New Roman" w:cs="Times New Roman"/>
+          <w:sz w:val="24"/>
+          <w:szCs w:val="24"/>
+        </w:rPr>
+        <w:t>mg•L</w:t>
+      </w:r>
+      <w:r>
+        <w:rPr>
+          <w:rFonts w:ascii="Times New Roman" w:hAnsi="Times New Roman" w:cs="Times New Roman"/>
+          <w:sz w:val="24"/>
+          <w:szCs w:val="24"/>
           <w:vertAlign w:val="superscript"/>
         </w:rPr>
+        <w:t xml:space="preserve">-1 </w:t>
+      </w:r>
+      <w:r>
+        <w:rPr>
+          <w:rFonts w:ascii="Times New Roman" w:hAnsi="Times New Roman" w:cs="Times New Roman"/>
+          <w:sz w:val="24"/>
+          <w:szCs w:val="24"/>
+        </w:rPr>
+        <w:t xml:space="preserve">at the bottom </w:t>
+      </w:r>
+      <w:r>
+        <w:rPr>
+          <w:rFonts w:ascii="Times New Roman" w:hAnsi="Times New Roman" w:cs="Times New Roman"/>
+          <w:sz w:val="24"/>
+          <w:szCs w:val="24"/>
+        </w:rPr>
+        <w:t>and</w:t>
+      </w:r>
+      <w:r>
+        <w:rPr>
+          <w:rFonts w:ascii="Times New Roman" w:hAnsi="Times New Roman" w:cs="Times New Roman"/>
+          <w:sz w:val="24"/>
+          <w:szCs w:val="24"/>
+        </w:rPr>
+        <w:t xml:space="preserve"> 7.0</w:t>
+      </w:r>
+      <w:r>
+        <w:rPr>
+          <w:rFonts w:ascii="Times New Roman" w:hAnsi="Times New Roman" w:cs="Times New Roman"/>
+          <w:sz w:val="24"/>
+          <w:szCs w:val="24"/>
+        </w:rPr>
         <w:t xml:space="preserve"> </w:t>
       </w:r>
       <w:r>
@@ -6288,15 +6386,48 @@
           <w:sz w:val="24"/>
           <w:szCs w:val="24"/>
         </w:rPr>
-        <w:t xml:space="preserve">– </w:t>
-      </w:r>
-      <w:r>
-        <w:rPr>
-          <w:rFonts w:ascii="Times New Roman" w:hAnsi="Times New Roman" w:cs="Times New Roman"/>
-          <w:sz w:val="24"/>
-          <w:szCs w:val="24"/>
-        </w:rPr>
-        <w:t>3.5</w:t>
+        <w:t>mg•L</w:t>
+      </w:r>
+      <w:r>
+        <w:rPr>
+          <w:rFonts w:ascii="Times New Roman" w:hAnsi="Times New Roman" w:cs="Times New Roman"/>
+          <w:sz w:val="24"/>
+          <w:szCs w:val="24"/>
+          <w:vertAlign w:val="superscript"/>
+        </w:rPr>
+        <w:t xml:space="preserve">-1 </w:t>
+      </w:r>
+      <w:r>
+        <w:rPr>
+          <w:rFonts w:ascii="Times New Roman" w:hAnsi="Times New Roman" w:cs="Times New Roman"/>
+          <w:sz w:val="24"/>
+          <w:szCs w:val="24"/>
+        </w:rPr>
+        <w:t xml:space="preserve">at the surface. Vertical stratification of </w:t>
+      </w:r>
+      <w:r>
+        <w:rPr>
+          <w:rFonts w:ascii="Times New Roman" w:hAnsi="Times New Roman" w:cs="Times New Roman"/>
+          <w:sz w:val="24"/>
+          <w:szCs w:val="24"/>
+        </w:rPr>
+        <w:t xml:space="preserve">DO during the day remained within a narrower range in both alcoves, spanning from </w:t>
+      </w:r>
+      <w:r>
+        <w:rPr>
+          <w:rFonts w:ascii="Times New Roman" w:hAnsi="Times New Roman" w:cs="Times New Roman"/>
+          <w:sz w:val="24"/>
+          <w:szCs w:val="24"/>
+        </w:rPr>
+        <w:t>5.0</w:t>
+      </w:r>
+      <w:r>
+        <w:rPr>
+          <w:rFonts w:ascii="Times New Roman" w:hAnsi="Times New Roman" w:cs="Times New Roman"/>
+          <w:sz w:val="24"/>
+          <w:szCs w:val="24"/>
+        </w:rPr>
+        <w:t xml:space="preserve"> – 9.4</w:t>
       </w:r>
       <w:r>
         <w:rPr>
@@ -6321,15 +6452,39 @@
           <w:szCs w:val="24"/>
           <w:vertAlign w:val="superscript"/>
         </w:rPr>
-        <w:t>-1</w:t>
-      </w:r>
-      <w:r>
-        <w:rPr>
-          <w:rFonts w:ascii="Times New Roman" w:hAnsi="Times New Roman" w:cs="Times New Roman"/>
-          <w:sz w:val="24"/>
-          <w:szCs w:val="24"/>
-        </w:rPr>
-        <w:t>.</w:t>
+        <w:t xml:space="preserve">-1 </w:t>
+      </w:r>
+      <w:r>
+        <w:rPr>
+          <w:rFonts w:ascii="Times New Roman" w:hAnsi="Times New Roman" w:cs="Times New Roman"/>
+          <w:sz w:val="24"/>
+          <w:szCs w:val="24"/>
+        </w:rPr>
+        <w:t xml:space="preserve">in Blue Ruin and </w:t>
+      </w:r>
+      <w:r>
+        <w:rPr>
+          <w:rFonts w:ascii="Times New Roman" w:hAnsi="Times New Roman" w:cs="Times New Roman"/>
+          <w:sz w:val="24"/>
+          <w:szCs w:val="24"/>
+        </w:rPr>
+        <w:t>8.8</w:t>
+      </w:r>
+      <w:r>
+        <w:rPr>
+          <w:rFonts w:ascii="Times New Roman" w:hAnsi="Times New Roman" w:cs="Times New Roman"/>
+          <w:sz w:val="24"/>
+          <w:szCs w:val="24"/>
+        </w:rPr>
+        <w:t xml:space="preserve"> – </w:t>
+      </w:r>
+      <w:r>
+        <w:rPr>
+          <w:rFonts w:ascii="Times New Roman" w:hAnsi="Times New Roman" w:cs="Times New Roman"/>
+          <w:sz w:val="24"/>
+          <w:szCs w:val="24"/>
+        </w:rPr>
+        <w:t>11.1</w:t>
       </w:r>
       <w:r>
         <w:rPr>
@@ -6345,22 +6500,6 @@
           <w:sz w:val="24"/>
           <w:szCs w:val="24"/>
         </w:rPr>
-        <w:t>In Norwood alcove, the span of DO encompassed a much wider range, reaching values as low as 0.79</w:t>
-      </w:r>
-      <w:r>
-        <w:rPr>
-          <w:rFonts w:ascii="Times New Roman" w:hAnsi="Times New Roman" w:cs="Times New Roman"/>
-          <w:sz w:val="24"/>
-          <w:szCs w:val="24"/>
-        </w:rPr>
-        <w:t xml:space="preserve"> </w:t>
-      </w:r>
-      <w:r>
-        <w:rPr>
-          <w:rFonts w:ascii="Times New Roman" w:hAnsi="Times New Roman" w:cs="Times New Roman"/>
-          <w:sz w:val="24"/>
-          <w:szCs w:val="24"/>
-        </w:rPr>
         <w:t>mg•L</w:t>
       </w:r>
       <w:r>
@@ -6378,187 +6517,7 @@
           <w:sz w:val="24"/>
           <w:szCs w:val="24"/>
         </w:rPr>
-        <w:t xml:space="preserve">at the bottom </w:t>
-      </w:r>
-      <w:r>
-        <w:rPr>
-          <w:rFonts w:ascii="Times New Roman" w:hAnsi="Times New Roman" w:cs="Times New Roman"/>
-          <w:sz w:val="24"/>
-          <w:szCs w:val="24"/>
-        </w:rPr>
-        <w:t>and</w:t>
-      </w:r>
-      <w:r>
-        <w:rPr>
-          <w:rFonts w:ascii="Times New Roman" w:hAnsi="Times New Roman" w:cs="Times New Roman"/>
-          <w:sz w:val="24"/>
-          <w:szCs w:val="24"/>
-        </w:rPr>
-        <w:t xml:space="preserve"> 7.0</w:t>
-      </w:r>
-      <w:r>
-        <w:rPr>
-          <w:rFonts w:ascii="Times New Roman" w:hAnsi="Times New Roman" w:cs="Times New Roman"/>
-          <w:sz w:val="24"/>
-          <w:szCs w:val="24"/>
-        </w:rPr>
-        <w:t xml:space="preserve"> </w:t>
-      </w:r>
-      <w:r>
-        <w:rPr>
-          <w:rFonts w:ascii="Times New Roman" w:hAnsi="Times New Roman" w:cs="Times New Roman"/>
-          <w:sz w:val="24"/>
-          <w:szCs w:val="24"/>
-        </w:rPr>
-        <w:t>mg•L</w:t>
-      </w:r>
-      <w:r>
-        <w:rPr>
-          <w:rFonts w:ascii="Times New Roman" w:hAnsi="Times New Roman" w:cs="Times New Roman"/>
-          <w:sz w:val="24"/>
-          <w:szCs w:val="24"/>
-          <w:vertAlign w:val="superscript"/>
-        </w:rPr>
-        <w:t xml:space="preserve">-1 </w:t>
-      </w:r>
-      <w:r>
-        <w:rPr>
-          <w:rFonts w:ascii="Times New Roman" w:hAnsi="Times New Roman" w:cs="Times New Roman"/>
-          <w:sz w:val="24"/>
-          <w:szCs w:val="24"/>
-        </w:rPr>
-        <w:t xml:space="preserve">at the surface. Vertical stratification of </w:t>
-      </w:r>
-      <w:r>
-        <w:rPr>
-          <w:rFonts w:ascii="Times New Roman" w:hAnsi="Times New Roman" w:cs="Times New Roman"/>
-          <w:sz w:val="24"/>
-          <w:szCs w:val="24"/>
-        </w:rPr>
-        <w:t xml:space="preserve">DO during the day remained within a narrower range in both alcoves, spanning from </w:t>
-      </w:r>
-      <w:r>
-        <w:rPr>
-          <w:rFonts w:ascii="Times New Roman" w:hAnsi="Times New Roman" w:cs="Times New Roman"/>
-          <w:sz w:val="24"/>
-          <w:szCs w:val="24"/>
-        </w:rPr>
-        <w:t>5.0</w:t>
-      </w:r>
-      <w:r>
-        <w:rPr>
-          <w:rFonts w:ascii="Times New Roman" w:hAnsi="Times New Roman" w:cs="Times New Roman"/>
-          <w:sz w:val="24"/>
-          <w:szCs w:val="24"/>
-        </w:rPr>
-        <w:t xml:space="preserve"> – 9.4</w:t>
-      </w:r>
-      <w:r>
-        <w:rPr>
-          <w:rFonts w:ascii="Times New Roman" w:hAnsi="Times New Roman" w:cs="Times New Roman"/>
-          <w:sz w:val="24"/>
-          <w:szCs w:val="24"/>
-        </w:rPr>
-        <w:t xml:space="preserve"> </w:t>
-      </w:r>
-      <w:r>
-        <w:rPr>
-          <w:rFonts w:ascii="Times New Roman" w:hAnsi="Times New Roman" w:cs="Times New Roman"/>
-          <w:sz w:val="24"/>
-          <w:szCs w:val="24"/>
-        </w:rPr>
-        <w:t>mg•L</w:t>
-      </w:r>
-      <w:r>
-        <w:rPr>
-          <w:rFonts w:ascii="Times New Roman" w:hAnsi="Times New Roman" w:cs="Times New Roman"/>
-          <w:sz w:val="24"/>
-          <w:szCs w:val="24"/>
-          <w:vertAlign w:val="superscript"/>
-        </w:rPr>
-        <w:t xml:space="preserve">-1 </w:t>
-      </w:r>
-      <w:r>
-        <w:rPr>
-          <w:rFonts w:ascii="Times New Roman" w:hAnsi="Times New Roman" w:cs="Times New Roman"/>
-          <w:sz w:val="24"/>
-          <w:szCs w:val="24"/>
-        </w:rPr>
-        <w:t xml:space="preserve">in Blue Ruin and </w:t>
-      </w:r>
-      <w:r>
-        <w:rPr>
-          <w:rFonts w:ascii="Times New Roman" w:hAnsi="Times New Roman" w:cs="Times New Roman"/>
-          <w:sz w:val="24"/>
-          <w:szCs w:val="24"/>
-        </w:rPr>
-        <w:t>8.8</w:t>
-      </w:r>
-      <w:r>
-        <w:rPr>
-          <w:rFonts w:ascii="Times New Roman" w:hAnsi="Times New Roman" w:cs="Times New Roman"/>
-          <w:sz w:val="24"/>
-          <w:szCs w:val="24"/>
-        </w:rPr>
-        <w:t xml:space="preserve"> – </w:t>
-      </w:r>
-      <w:r>
-        <w:rPr>
-          <w:rFonts w:ascii="Times New Roman" w:hAnsi="Times New Roman" w:cs="Times New Roman"/>
-          <w:sz w:val="24"/>
-          <w:szCs w:val="24"/>
-        </w:rPr>
-        <w:t>11.1</w:t>
-      </w:r>
-      <w:r>
-        <w:rPr>
-          <w:rFonts w:ascii="Times New Roman" w:hAnsi="Times New Roman" w:cs="Times New Roman"/>
-          <w:sz w:val="24"/>
-          <w:szCs w:val="24"/>
-        </w:rPr>
-        <w:t xml:space="preserve"> </w:t>
-      </w:r>
-      <w:r>
-        <w:rPr>
-          <w:rFonts w:ascii="Times New Roman" w:hAnsi="Times New Roman" w:cs="Times New Roman"/>
-          <w:sz w:val="24"/>
-          <w:szCs w:val="24"/>
-        </w:rPr>
-        <w:t>mg•L</w:t>
-      </w:r>
-      <w:r>
-        <w:rPr>
-          <w:rFonts w:ascii="Times New Roman" w:hAnsi="Times New Roman" w:cs="Times New Roman"/>
-          <w:sz w:val="24"/>
-          <w:szCs w:val="24"/>
-          <w:vertAlign w:val="superscript"/>
-        </w:rPr>
-        <w:t>-1</w:t>
-      </w:r>
-      <w:r>
-        <w:rPr>
-          <w:rFonts w:ascii="Times New Roman" w:hAnsi="Times New Roman" w:cs="Times New Roman"/>
-          <w:sz w:val="24"/>
-          <w:szCs w:val="24"/>
-          <w:vertAlign w:val="superscript"/>
-        </w:rPr>
-        <w:t xml:space="preserve"> </w:t>
-      </w:r>
-      <w:r>
-        <w:rPr>
-          <w:rFonts w:ascii="Times New Roman" w:hAnsi="Times New Roman" w:cs="Times New Roman"/>
-          <w:sz w:val="24"/>
-          <w:szCs w:val="24"/>
-        </w:rPr>
-        <w:t xml:space="preserve">in Norwood. </w:t>
-      </w:r>
-      <w:r>
-        <w:rPr>
-          <w:rFonts w:ascii="Times New Roman" w:hAnsi="Times New Roman" w:cs="Times New Roman"/>
-          <w:sz w:val="24"/>
-          <w:szCs w:val="24"/>
-        </w:rPr>
-        <w:t xml:space="preserve"> </w:t>
+        <w:t xml:space="preserve">in Norwood.  </w:t>
       </w:r>
       <w:r>
         <w:rPr>
@@ -6789,7 +6748,6 @@
         <w:spacing w:line="480" w:lineRule="auto"/>
         <w:ind w:firstLine="720"/>
         <w:rPr>
-          <w:ins w:id="27" w:author="Microsoft Office User" w:date="2023-12-01T08:21:00Z"/>
           <w:rFonts w:ascii="Times New Roman" w:hAnsi="Times New Roman" w:cs="Times New Roman"/>
           <w:sz w:val="24"/>
           <w:szCs w:val="24"/>
@@ -6801,7 +6759,23 @@
           <w:sz w:val="24"/>
           <w:szCs w:val="24"/>
         </w:rPr>
-        <w:t xml:space="preserve">We observed a clear trade-off between cool temperature and high dissolved oxygen, as illustrated by a positive linear relationship between the two variables, expressed across six alcoves during both </w:t>
+        <w:t xml:space="preserve">We observed a clear trade-off between cool temperature and high </w:t>
+      </w:r>
+      <w:r>
+        <w:rPr>
+          <w:rFonts w:ascii="Times New Roman" w:hAnsi="Times New Roman" w:cs="Times New Roman"/>
+          <w:sz w:val="24"/>
+          <w:szCs w:val="24"/>
+        </w:rPr>
+        <w:t>DO</w:t>
+      </w:r>
+      <w:r>
+        <w:rPr>
+          <w:rFonts w:ascii="Times New Roman" w:hAnsi="Times New Roman" w:cs="Times New Roman"/>
+          <w:sz w:val="24"/>
+          <w:szCs w:val="24"/>
+        </w:rPr>
+        <w:t xml:space="preserve">, as illustrated by a positive linear relationship between the two variables, expressed across six alcoves during both </w:t>
       </w:r>
       <w:r>
         <w:rPr>
@@ -6817,7 +6791,7 @@
           <w:sz w:val="24"/>
           <w:szCs w:val="24"/>
         </w:rPr>
-        <w:t xml:space="preserve">(Figure 3, Table 2). However, the shape of the </w:t>
+        <w:t xml:space="preserve">(Figure 3, Table 2). However, the shape of the trade-off differed </w:t>
       </w:r>
       <w:r>
         <w:rPr>
@@ -6826,7 +6800,7 @@
           <w:szCs w:val="24"/>
         </w:rPr>
         <w:lastRenderedPageBreak/>
-        <w:t xml:space="preserve">trade-off differed between day and night. In all alcoves, the intercept was lower at night, indicating all temperatures expressed lower DO, and there was a contracted range of temperatures, meaning fish had reduced potential to trade-off cool temperature for higher DO. At five of the six alcoves, the slope was also more positive at night, meaning that a given level of cooling was accompanied by a larger reduction in DO (i.e., the trade-off was stronger). Notably, we found the opposite result in the </w:t>
+        <w:t xml:space="preserve">between day and night. In all alcoves, the intercept was lower at night, indicating all temperatures expressed lower DO, and there was a contracted range of temperatures, meaning fish had reduced potential to trade-off cool temperature for higher DO. At five of the six alcoves, the slope was also more positive at night, meaning that a given level of cooling was accompanied by a larger reduction in DO (i.e., the trade-off was stronger). Notably, we found the opposite result in the </w:t>
       </w:r>
       <w:r>
         <w:rPr>
@@ -7229,7 +7203,7 @@
         </w:rPr>
         <w:t xml:space="preserve">Cutthroat </w:t>
       </w:r>
-      <w:commentRangeStart w:id="28"/>
+      <w:commentRangeStart w:id="24"/>
       <w:r>
         <w:rPr>
           <w:rFonts w:ascii="Times New Roman" w:hAnsi="Times New Roman" w:cs="Times New Roman"/>
@@ -7238,12 +7212,12 @@
         </w:rPr>
         <w:t xml:space="preserve">trout monitored </w:t>
       </w:r>
-      <w:commentRangeEnd w:id="28"/>
+      <w:commentRangeEnd w:id="24"/>
       <w:r>
         <w:rPr>
           <w:rStyle w:val="CommentReference"/>
         </w:rPr>
-        <w:commentReference w:id="28"/>
+        <w:commentReference w:id="24"/>
       </w:r>
       <w:r>
         <w:rPr>
@@ -7335,7 +7309,7 @@
         </w:rPr>
         <w:t xml:space="preserve"> (Figure </w:t>
       </w:r>
-      <w:commentRangeStart w:id="29"/>
+      <w:commentRangeStart w:id="25"/>
       <w:r>
         <w:rPr>
           <w:rFonts w:ascii="Times New Roman" w:hAnsi="Times New Roman" w:cs="Times New Roman"/>
@@ -7344,12 +7318,12 @@
         </w:rPr>
         <w:t>4b</w:t>
       </w:r>
-      <w:commentRangeEnd w:id="29"/>
+      <w:commentRangeEnd w:id="25"/>
       <w:r>
         <w:rPr>
           <w:rStyle w:val="CommentReference"/>
         </w:rPr>
-        <w:commentReference w:id="29"/>
+        <w:commentReference w:id="25"/>
       </w:r>
       <w:r>
         <w:rPr>
@@ -7879,7 +7853,7 @@
         </w:rPr>
         <w:t xml:space="preserve">There was high </w:t>
       </w:r>
-      <w:commentRangeStart w:id="30"/>
+      <w:commentRangeStart w:id="26"/>
       <w:r>
         <w:rPr>
           <w:rFonts w:ascii="Times New Roman" w:hAnsi="Times New Roman" w:cs="Times New Roman"/>
@@ -7888,12 +7862,12 @@
         </w:rPr>
         <w:t xml:space="preserve">correlation between the temperature and DO covariates (≥ 0.8), however this level of correlation was </w:t>
       </w:r>
-      <w:commentRangeEnd w:id="30"/>
+      <w:commentRangeEnd w:id="26"/>
       <w:r>
         <w:rPr>
           <w:rStyle w:val="CommentReference"/>
         </w:rPr>
-        <w:commentReference w:id="30"/>
+        <w:commentReference w:id="26"/>
       </w:r>
       <w:r>
         <w:rPr>
@@ -7925,18 +7899,18 @@
         <w:spacing w:line="480" w:lineRule="auto"/>
         <w:ind w:firstLine="720"/>
       </w:pPr>
-      <w:commentRangeStart w:id="31"/>
+      <w:commentRangeStart w:id="27"/>
       <w:r>
         <w:t xml:space="preserve">Fish </w:t>
       </w:r>
-      <w:commentRangeEnd w:id="31"/>
+      <w:commentRangeEnd w:id="27"/>
       <w:r>
         <w:rPr>
           <w:rStyle w:val="CommentReference"/>
           <w:rFonts w:asciiTheme="minorHAnsi" w:hAnsiTheme="minorHAnsi" w:cstheme="minorBidi"/>
           <w:color w:val="auto"/>
         </w:rPr>
-        <w:commentReference w:id="31"/>
+        <w:commentReference w:id="27"/>
       </w:r>
       <w:r>
         <w:t>have been shown to track favorable temperatures across space as habitat mosaics shift at timescales of days, months, and years</w:t>
@@ -7953,57 +7927,57 @@
       <w:r>
         <w:t xml:space="preserve"> is known about how fish respond to </w:t>
       </w:r>
-      <w:commentRangeStart w:id="32"/>
+      <w:commentRangeStart w:id="28"/>
       <w:r>
         <w:t>spatiotemporal heterogeneity in temperature and oxygen</w:t>
       </w:r>
-      <w:commentRangeEnd w:id="32"/>
+      <w:commentRangeEnd w:id="28"/>
       <w:r>
         <w:rPr>
           <w:rStyle w:val="CommentReference"/>
           <w:rFonts w:asciiTheme="minorHAnsi" w:hAnsiTheme="minorHAnsi" w:cstheme="minorBidi"/>
           <w:color w:val="auto"/>
         </w:rPr>
-        <w:commentReference w:id="32"/>
+        <w:commentReference w:id="28"/>
       </w:r>
       <w:r>
         <w:t xml:space="preserve"> (but see </w:t>
       </w:r>
-      <w:del w:id="33" w:author="Barrett, Hannah" w:date="2023-12-13T15:15:00Z">
+      <w:del w:id="29" w:author="Barrett, Hannah" w:date="2023-12-13T15:15:00Z">
         <w:r>
           <w:delText>REFS</w:delText>
         </w:r>
       </w:del>
-      <w:ins w:id="34" w:author="Barrett, Hannah" w:date="2023-12-13T15:15:00Z">
+      <w:ins w:id="30" w:author="Barrett, Hannah" w:date="2023-12-13T15:15:00Z">
         <w:r>
           <w:t xml:space="preserve">Prince and </w:t>
         </w:r>
       </w:ins>
-      <w:ins w:id="35" w:author="Barrett, Hannah" w:date="2023-12-13T15:16:00Z">
+      <w:ins w:id="31" w:author="Barrett, Hannah" w:date="2023-12-13T15:16:00Z">
         <w:r>
           <w:t>Goodyear 2006</w:t>
         </w:r>
       </w:ins>
-      <w:ins w:id="36" w:author="Barrett, Hannah" w:date="2023-12-13T15:33:00Z">
+      <w:ins w:id="32" w:author="Barrett, Hannah" w:date="2023-12-13T15:33:00Z">
         <w:r>
           <w:t>, Prince et al. 2010</w:t>
         </w:r>
       </w:ins>
-      <w:ins w:id="37" w:author="Barrett, Hannah" w:date="2023-12-13T15:42:00Z">
+      <w:ins w:id="33" w:author="Barrett, Hannah" w:date="2023-12-13T15:42:00Z">
         <w:r>
           <w:t>, Bertrand et al. 2011, Stramma et al. 2012</w:t>
         </w:r>
       </w:ins>
-      <w:ins w:id="38" w:author="Barrett, Hannah" w:date="2023-12-13T15:48:00Z">
+      <w:ins w:id="34" w:author="Barrett, Hannah" w:date="2023-12-14T15:11:00Z">
+        <w:r>
+          <w:t>, Jorda et al. 2019</w:t>
+        </w:r>
+      </w:ins>
+      <w:ins w:id="35" w:author="Barrett, Hannah" w:date="2023-12-13T15:48:00Z">
         <w:r>
           <w:t>, Logan et al. 2023</w:t>
         </w:r>
       </w:ins>
-      <w:ins w:id="39" w:author="Barrett, Hannah" w:date="2023-12-13T16:03:00Z">
-        <w:r>
-          <w:t>, Jorda et al. 2019</w:t>
-        </w:r>
-      </w:ins>
       <w:r>
         <w:t>)</w:t>
       </w:r>
@@ -8013,7 +7987,7 @@
       <w:r>
         <w:t xml:space="preserve"> (</w:t>
       </w:r>
-      <w:ins w:id="40" w:author="Barrett, Hannah" w:date="2023-12-13T15:45:00Z">
+      <w:ins w:id="36" w:author="Barrett, Hannah" w:date="2023-12-13T15:45:00Z">
         <w:r>
           <w:t>Pörtner</w:t>
         </w:r>
@@ -8021,17 +7995,17 @@
           <w:t xml:space="preserve"> 2001, </w:t>
         </w:r>
       </w:ins>
-      <w:ins w:id="41" w:author="Barrett, Hannah" w:date="2023-12-13T15:43:00Z">
+      <w:ins w:id="37" w:author="Barrett, Hannah" w:date="2023-12-13T15:43:00Z">
         <w:r>
           <w:t xml:space="preserve">Rajesh and </w:t>
         </w:r>
       </w:ins>
-      <w:ins w:id="42" w:author="Barrett, Hannah" w:date="2023-12-13T15:44:00Z">
+      <w:ins w:id="38" w:author="Barrett, Hannah" w:date="2023-12-13T15:44:00Z">
         <w:r>
           <w:t>Rehana 2022</w:t>
         </w:r>
       </w:ins>
-      <w:del w:id="43" w:author="Barrett, Hannah" w:date="2023-12-13T15:43:00Z">
+      <w:del w:id="39" w:author="Barrett, Hannah" w:date="2023-12-13T15:43:00Z">
         <w:r>
           <w:delText>ref</w:delText>
         </w:r>
@@ -8122,72 +8096,6 @@
       <w:r>
         <w:t xml:space="preserve">on thermal refuge use, also known as the ‘temperature-oxygen squeeze’. Temperature-DO trade-offs are common in freshwater ecosystems and our results are supported by first principles, so they are likely generalizable to other aquatic ecosystems. </w:t>
       </w:r>
-    </w:p>
-    <w:p>
-      <w:pPr>
-        <w:pStyle w:val="Default"/>
-        <w:spacing w:line="480" w:lineRule="auto"/>
-        <w:ind w:firstLine="720"/>
-        <w:rPr>
-          <w:ins w:id="44" w:author="Microsoft Office User" w:date="2023-12-01T12:28:00Z"/>
-        </w:rPr>
-      </w:pPr>
-    </w:p>
-    <w:p>
-      <w:pPr>
-        <w:pStyle w:val="Default"/>
-        <w:spacing w:line="480" w:lineRule="auto"/>
-        <w:rPr>
-          <w:ins w:id="45" w:author="Microsoft Office User" w:date="2023-12-01T16:16:00Z"/>
-        </w:rPr>
-      </w:pPr>
-      <w:ins w:id="46" w:author="Microsoft Office User" w:date="2023-12-01T16:16:00Z">
-        <w:r>
-          <w:t>**</w:t>
-        </w:r>
-      </w:ins>
-      <w:ins w:id="47" w:author="Microsoft Office User" w:date="2023-12-01T16:15:00Z">
-        <w:r>
-          <w:t xml:space="preserve">#2 Discussion of the spatio-temporal patterns of DO and Temp and the </w:t>
-        </w:r>
-      </w:ins>
-      <w:ins w:id="48" w:author="Microsoft Office User" w:date="2023-12-01T16:16:00Z">
-        <w:r>
-          <w:t>trade-off presented to fish. I reworked your results paragraph on this so I don’t think you need to recap it</w:t>
-        </w:r>
-      </w:ins>
-      <w:ins w:id="49" w:author="Microsoft Office User" w:date="2023-12-01T16:17:00Z">
-        <w:r>
-          <w:t xml:space="preserve"> much here. Probably what you should put here is why there is inter and intra alcove variation – how do your patterns compare to </w:t>
-        </w:r>
-      </w:ins>
-      <w:ins w:id="50" w:author="Microsoft Office User" w:date="2023-12-01T16:18:00Z">
-        <w:r>
-          <w:t>those in other systems, what does the variation mean for fish?</w:t>
-        </w:r>
-      </w:ins>
-      <w:del w:id="51" w:author="Microsoft Office User" w:date="2023-12-01T11:45:00Z">
-        <w:r>
-          <w:delText xml:space="preserve">. </w:delText>
-        </w:r>
-      </w:del>
-    </w:p>
-    <w:p>
-      <w:pPr>
-        <w:pStyle w:val="Default"/>
-        <w:spacing w:line="480" w:lineRule="auto"/>
-        <w:rPr>
-          <w:ins w:id="52" w:author="Microsoft Office User" w:date="2023-12-01T11:45:00Z"/>
-          <w:del w:id="53" w:author="Barrett, Hannah" w:date="2023-12-07T10:58:00Z"/>
-        </w:rPr>
-        <w:pPrChange w:id="54" w:author="Microsoft Office User" w:date="2023-12-01T16:16:00Z">
-          <w:pPr>
-            <w:pStyle w:val="Default"/>
-            <w:spacing w:line="480" w:lineRule="auto"/>
-            <w:ind w:firstLine="720"/>
-          </w:pPr>
-        </w:pPrChange>
-      </w:pPr>
     </w:p>
     <w:p>
       <w:pPr>
@@ -8196,77 +8104,655 @@
         <w:ind w:firstLine="720"/>
       </w:pPr>
       <w:r>
-        <w:t xml:space="preserve"> During the early morning (low DO period), these habitats exhibited a narrower range of preferred cool </w:t>
-      </w:r>
-      <w:commentRangeStart w:id="55"/>
-      <w:r>
-        <w:t xml:space="preserve">temperatures that were also adequately oxygenated, creating a more pronounced trade-off for fish. There was also variation in the minimum oxygen recorded across cold water </w:t>
-      </w:r>
-      <w:r>
-        <w:lastRenderedPageBreak/>
-        <w:t>refuge habitats. For example, all alcoves had hyporheic DO &lt;1</w:t>
-      </w:r>
-      <w:r>
-        <w:t xml:space="preserve"> </w:t>
-      </w:r>
-      <w:r>
-        <w:t>mg</w:t>
-      </w:r>
-      <w:r>
-        <w:t>•</w:t>
-      </w:r>
-      <w:r>
-        <w:t>L</w:t>
-      </w:r>
-      <w:r>
-        <w:rPr>
-          <w:vertAlign w:val="superscript"/>
-        </w:rPr>
-        <w:t>-1</w:t>
-      </w:r>
-      <w:r>
-        <w:t>at one or more locations during the oxygen minima, but during the oxygen maxima, minimum DO levels ranged from &lt;1mg•L</w:t>
-      </w:r>
-      <w:r>
-        <w:rPr>
-          <w:vertAlign w:val="superscript"/>
-        </w:rPr>
-        <w:t>-1</w:t>
-      </w:r>
-      <w:r>
-        <w:t xml:space="preserve"> to &gt;4mg•L</w:t>
-      </w:r>
-      <w:r>
-        <w:rPr>
-          <w:vertAlign w:val="superscript"/>
-        </w:rPr>
-        <w:t>-1</w:t>
-      </w:r>
-      <w:r>
-        <w:t xml:space="preserve"> across sites. This can be a meaningful difference for fish, when preferred cooler temperatures may co-occur with either adequate or severely hypoxic conditions. </w:t>
-      </w:r>
-      <w:commentRangeEnd w:id="55"/>
+        <w:t>P</w:t>
+      </w:r>
+      <w:commentRangeStart w:id="40"/>
+      <w:r>
+        <w:t>attern</w:t>
+      </w:r>
+      <w:commentRangeEnd w:id="40"/>
       <w:r>
         <w:rPr>
           <w:rStyle w:val="CommentReference"/>
           <w:rFonts w:asciiTheme="minorHAnsi" w:hAnsiTheme="minorHAnsi" w:cstheme="minorBidi"/>
           <w:color w:val="auto"/>
         </w:rPr>
-        <w:commentReference w:id="55"/>
+        <w:commentReference w:id="40"/>
+      </w:r>
+      <w:r>
+        <w:t xml:space="preserve">s of temperature and DO varied both between and within cold-water alcoves. </w:t>
+      </w:r>
+      <w:r>
+        <w:t xml:space="preserve">At night, these habitats often exhibited a narrow range of preferred cool </w:t>
+      </w:r>
+      <w:commentRangeStart w:id="41"/>
+      <w:r>
+        <w:t>temperatures that were also adequately oxygenated, creating a more pronounced trade-off for fish. However, there was variation in the minimum oxygen recorded across habitats. For example, all alcoves had hyporheic DO &lt;1</w:t>
+      </w:r>
+      <w:r>
+        <w:t xml:space="preserve"> </w:t>
+      </w:r>
+      <w:r>
+        <w:t>mg</w:t>
+      </w:r>
+      <w:r>
+        <w:t>•</w:t>
+      </w:r>
+      <w:r>
+        <w:t>L</w:t>
+      </w:r>
+      <w:r>
+        <w:rPr>
+          <w:vertAlign w:val="superscript"/>
+        </w:rPr>
+        <w:t>-1</w:t>
+      </w:r>
+      <w:r>
+        <w:t xml:space="preserve">at one or more locations </w:t>
+      </w:r>
+      <w:r>
+        <w:t>at night</w:t>
+      </w:r>
+      <w:r>
+        <w:t xml:space="preserve">, but during the </w:t>
+      </w:r>
+      <w:r>
+        <w:t>day</w:t>
+      </w:r>
+      <w:r>
+        <w:t>, minimum DO levels ranged from &lt;1mg•L</w:t>
+      </w:r>
+      <w:r>
+        <w:rPr>
+          <w:vertAlign w:val="superscript"/>
+        </w:rPr>
+        <w:t>-1</w:t>
+      </w:r>
+      <w:r>
+        <w:t xml:space="preserve"> to &gt;4mg•L</w:t>
+      </w:r>
+      <w:r>
+        <w:rPr>
+          <w:vertAlign w:val="superscript"/>
+        </w:rPr>
+        <w:t>-1</w:t>
+      </w:r>
+      <w:r>
+        <w:t xml:space="preserve"> across sites. This can be a meaningful difference for fish, when preferred cooler temperatures may co-occur with either adequate or severely hypoxic conditions. </w:t>
+      </w:r>
+      <w:commentRangeEnd w:id="41"/>
+      <w:r>
+        <w:rPr>
+          <w:rStyle w:val="CommentReference"/>
+          <w:rFonts w:asciiTheme="minorHAnsi" w:hAnsiTheme="minorHAnsi" w:cstheme="minorBidi"/>
+          <w:color w:val="auto"/>
+        </w:rPr>
+        <w:commentReference w:id="41"/>
+      </w:r>
+      <w:r>
+        <w:t xml:space="preserve"> </w:t>
+      </w:r>
+      <w:r>
+        <w:t>I</w:t>
+      </w:r>
+      <w:r>
+        <w:t>n lotic systems</w:t>
+      </w:r>
+      <w:r>
+        <w:t>, spatiotemporal variation in temperature and DO</w:t>
+      </w:r>
+      <w:r>
+        <w:t xml:space="preserve"> is driven by both external drivers and internal structures (Poole and Berman 2001) including hydrologic </w:t>
+      </w:r>
+      <w:r>
+        <w:lastRenderedPageBreak/>
+        <w:t>connectivity (Palmer and Ruhi 2019), atmospheric conditions (Caissie 2006), topography</w:t>
+      </w:r>
+      <w:r>
+        <w:t xml:space="preserve"> (ref)</w:t>
+      </w:r>
+      <w:r>
+        <w:t>, and vegetation</w:t>
+      </w:r>
+      <w:r>
+        <w:t xml:space="preserve"> (ref)</w:t>
+      </w:r>
+      <w:r>
+        <w:t xml:space="preserve">. </w:t>
+      </w:r>
+      <w:r>
+        <w:t>Temperature</w:t>
+      </w:r>
+      <w:r>
+        <w:t>-oxygen squeeze</w:t>
+      </w:r>
+      <w:r>
+        <w:t>s</w:t>
+      </w:r>
+      <w:r>
+        <w:t xml:space="preserve"> </w:t>
+      </w:r>
+      <w:r>
+        <w:t xml:space="preserve">can also be found </w:t>
+      </w:r>
+      <w:r>
+        <w:t>in</w:t>
+      </w:r>
+      <w:r>
+        <w:t xml:space="preserve"> lentic </w:t>
+      </w:r>
+      <w:r>
+        <w:t>systems</w:t>
+      </w:r>
+      <w:r>
+        <w:t>,</w:t>
+      </w:r>
+      <w:r>
+        <w:t xml:space="preserve"> often driven by </w:t>
+      </w:r>
+      <w:r>
+        <w:t>thermal and solar</w:t>
+      </w:r>
+      <w:r>
+        <w:t xml:space="preserve"> isolation of </w:t>
+      </w:r>
+      <w:r>
+        <w:t>a stable</w:t>
+      </w:r>
+      <w:r>
+        <w:t xml:space="preserve"> hypolimnion</w:t>
+      </w:r>
+      <w:r>
+        <w:t xml:space="preserve"> (Jankowski et al. 2006, Fenocchi et al. 2018)</w:t>
+      </w:r>
+      <w:r>
+        <w:t xml:space="preserve">. While </w:t>
+      </w:r>
+      <w:r>
+        <w:t>these</w:t>
+      </w:r>
+      <w:r>
+        <w:t xml:space="preserve"> water bodies experience diel variation in epilimnetic temperatures</w:t>
+      </w:r>
+      <w:r>
+        <w:t xml:space="preserve"> during summer (Woolway et al. 2016)</w:t>
+      </w:r>
+      <w:r>
+        <w:t xml:space="preserve">, </w:t>
+      </w:r>
+      <w:r>
+        <w:t>DO</w:t>
+      </w:r>
+      <w:r>
+        <w:t xml:space="preserve"> in the hypolimnion is </w:t>
+      </w:r>
+      <w:r>
+        <w:t xml:space="preserve">continuously </w:t>
+      </w:r>
+      <w:r>
+        <w:t>depleted by aerobic decomposition processes</w:t>
+      </w:r>
+      <w:r>
+        <w:t xml:space="preserve"> until fall turnover </w:t>
+      </w:r>
+      <w:r>
+        <w:t xml:space="preserve">occurs </w:t>
+      </w:r>
+      <w:r>
+        <w:t xml:space="preserve">(Walker 1979).  </w:t>
       </w:r>
     </w:p>
     <w:p>
       <w:pPr>
         <w:pStyle w:val="Default"/>
         <w:spacing w:line="480" w:lineRule="auto"/>
-        <w:pPrChange w:id="56" w:author="Microsoft Office User" w:date="2023-12-01T16:14:00Z">
+        <w:rPr>
+          <w:ins w:id="42" w:author="Barrett, Hannah" w:date="2023-12-14T17:00:00Z"/>
+          <w:noProof/>
+        </w:rPr>
+      </w:pPr>
+      <w:r>
+        <w:t xml:space="preserve"> </w:t>
+      </w:r>
+      <w:r>
+        <w:t xml:space="preserve"> </w:t>
+      </w:r>
+      <w:r>
+        <w:tab/>
+      </w:r>
+      <w:commentRangeStart w:id="43"/>
+      <w:r>
+        <w:t xml:space="preserve">Our </w:t>
+      </w:r>
+      <w:r>
+        <w:t xml:space="preserve">simulation </w:t>
+      </w:r>
+      <w:commentRangeEnd w:id="43"/>
+      <w:r>
+        <w:rPr>
+          <w:rStyle w:val="CommentReference"/>
+          <w:rFonts w:asciiTheme="minorHAnsi" w:hAnsiTheme="minorHAnsi" w:cstheme="minorBidi"/>
+          <w:color w:val="auto"/>
+        </w:rPr>
+        <w:commentReference w:id="43"/>
+      </w:r>
+      <w:r>
+        <w:t>of</w:t>
+      </w:r>
+      <w:r>
+        <w:t xml:space="preserve"> </w:t>
+      </w:r>
+      <w:r>
+        <w:t>behavioral responses to</w:t>
+      </w:r>
+      <w:r>
+        <w:t xml:space="preserve"> shifting </w:t>
+      </w:r>
+      <w:r>
+        <w:t xml:space="preserve">habitat </w:t>
+      </w:r>
+      <w:r>
+        <w:t xml:space="preserve">conditions </w:t>
+      </w:r>
+      <w:r>
+        <w:t xml:space="preserve">produced a </w:t>
+      </w:r>
+      <w:r>
+        <w:t>diel vertical movement</w:t>
+      </w:r>
+      <w:r>
+        <w:t xml:space="preserve"> pattern</w:t>
+      </w:r>
+      <w:r>
+        <w:t xml:space="preserve"> when both temperature and </w:t>
+      </w:r>
+      <w:r>
+        <w:t>DO</w:t>
+      </w:r>
+      <w:r>
+        <w:t xml:space="preserve"> were considered.</w:t>
+      </w:r>
+      <w:r>
+        <w:t xml:space="preserve"> </w:t>
+      </w:r>
+      <w:r>
+        <w:t>This movement was reflected in our tagged fish, but at a lower amplitude.</w:t>
+      </w:r>
+      <w:r>
+        <w:t xml:space="preserve"> </w:t>
+      </w:r>
+      <w:r>
+        <w:rPr>
+          <w:noProof/>
+        </w:rPr>
+        <w:t xml:space="preserve">In these stratified refuge habitats, fish </w:t>
+      </w:r>
+      <w:r>
+        <w:rPr>
+          <w:noProof/>
+        </w:rPr>
+        <w:t xml:space="preserve">exhibited DVM with similar timing to the simulated </w:t>
+      </w:r>
+      <w:r>
+        <w:rPr>
+          <w:noProof/>
+        </w:rPr>
+        <w:t>TDOopt</w:t>
+      </w:r>
+      <w:r>
+        <w:rPr>
+          <w:noProof/>
+        </w:rPr>
+        <w:t xml:space="preserve"> strategy, </w:t>
+      </w:r>
+      <w:r>
+        <w:rPr>
+          <w:noProof/>
+        </w:rPr>
+        <w:t>however they</w:t>
+      </w:r>
+      <w:r>
+        <w:rPr>
+          <w:noProof/>
+        </w:rPr>
+        <w:t xml:space="preserve"> often</w:t>
+      </w:r>
+      <w:r>
+        <w:rPr>
+          <w:noProof/>
+        </w:rPr>
+        <w:t xml:space="preserve"> </w:t>
+      </w:r>
+      <w:ins w:id="44" w:author="Barrett, Hannah" w:date="2023-12-14T16:42:00Z">
+        <w:r>
+          <w:rPr>
+            <w:noProof/>
+          </w:rPr>
+          <w:t xml:space="preserve">avoided the epilimnion and </w:t>
+        </w:r>
+      </w:ins>
+      <w:r>
+        <w:rPr>
+          <w:noProof/>
+        </w:rPr>
+        <w:t>selected for cooler and</w:t>
+      </w:r>
+      <w:r>
+        <w:rPr>
+          <w:noProof/>
+        </w:rPr>
+        <w:t xml:space="preserve"> less oxygen</w:t>
+      </w:r>
+      <w:r>
+        <w:rPr>
+          <w:noProof/>
+        </w:rPr>
+        <w:t>ated</w:t>
+      </w:r>
+      <w:r>
+        <w:rPr>
+          <w:noProof/>
+        </w:rPr>
+        <w:t xml:space="preserve"> habitat</w:t>
+      </w:r>
+      <w:r>
+        <w:rPr>
+          <w:noProof/>
+        </w:rPr>
+        <w:t>. The TDO</w:t>
+      </w:r>
+      <w:r>
+        <w:rPr>
+          <w:noProof/>
+        </w:rPr>
+        <w:t xml:space="preserve">opt strategy </w:t>
+      </w:r>
+      <w:r>
+        <w:rPr>
+          <w:noProof/>
+        </w:rPr>
+        <w:t xml:space="preserve">simulated here </w:t>
+      </w:r>
+      <w:r>
+        <w:rPr>
+          <w:noProof/>
+        </w:rPr>
+        <w:t>was for illustrative purposes</w:t>
+      </w:r>
+      <w:r>
+        <w:rPr>
+          <w:noProof/>
+        </w:rPr>
+        <w:t>, as we</w:t>
+      </w:r>
+      <w:r>
+        <w:rPr>
+          <w:noProof/>
+        </w:rPr>
+        <w:t xml:space="preserve"> do not have</w:t>
+      </w:r>
+      <w:r>
+        <w:rPr>
+          <w:noProof/>
+        </w:rPr>
+        <w:t xml:space="preserve"> have actual fitness curves showing </w:t>
+      </w:r>
+      <w:r>
+        <w:rPr>
+          <w:noProof/>
+        </w:rPr>
+        <w:t xml:space="preserve">the combined effects of </w:t>
+      </w:r>
+      <w:r>
+        <w:rPr>
+          <w:noProof/>
+        </w:rPr>
+        <w:t>temp</w:t>
+      </w:r>
+      <w:r>
+        <w:rPr>
+          <w:noProof/>
+        </w:rPr>
+        <w:t>erature and DO on fitness. H</w:t>
+      </w:r>
+      <w:r>
+        <w:rPr>
+          <w:noProof/>
+        </w:rPr>
+        <w:t>owever</w:t>
+      </w:r>
+      <w:r>
+        <w:rPr>
+          <w:noProof/>
+        </w:rPr>
+        <w:t>,</w:t>
+      </w:r>
+      <w:r>
+        <w:rPr>
+          <w:noProof/>
+        </w:rPr>
+        <w:t xml:space="preserve"> </w:t>
+      </w:r>
+      <w:r>
+        <w:rPr>
+          <w:noProof/>
+        </w:rPr>
+        <w:t>fish responses to these variables</w:t>
+      </w:r>
+      <w:r>
+        <w:rPr>
+          <w:noProof/>
+        </w:rPr>
+        <w:t xml:space="preserve"> </w:t>
+      </w:r>
+      <w:r>
+        <w:rPr>
+          <w:noProof/>
+        </w:rPr>
+        <w:t>are nonlinear</w:t>
+      </w:r>
+      <w:r>
+        <w:rPr>
+          <w:noProof/>
+        </w:rPr>
+        <w:t>,</w:t>
+      </w:r>
+      <w:r>
+        <w:rPr>
+          <w:noProof/>
+        </w:rPr>
+        <w:t xml:space="preserve"> and fitness </w:t>
+      </w:r>
+      <w:r>
+        <w:rPr>
+          <w:noProof/>
+        </w:rPr>
+        <w:t>decreases rapidly</w:t>
+      </w:r>
+      <w:r>
+        <w:rPr>
+          <w:noProof/>
+        </w:rPr>
+        <w:t xml:space="preserve"> </w:t>
+      </w:r>
+      <w:r>
+        <w:rPr>
+          <w:noProof/>
+        </w:rPr>
+        <w:t>at threshold values</w:t>
+      </w:r>
+      <w:r>
+        <w:rPr>
+          <w:noProof/>
+        </w:rPr>
+        <w:t xml:space="preserve">. Such complexity makes it unlikely that we would </w:t>
+      </w:r>
+      <w:r>
+        <w:rPr>
+          <w:noProof/>
+        </w:rPr>
+        <w:t xml:space="preserve">predict the actual </w:t>
+      </w:r>
+      <w:r>
+        <w:rPr>
+          <w:noProof/>
+        </w:rPr>
+        <w:t xml:space="preserve">temperature-DO combinations </w:t>
+      </w:r>
+      <w:r>
+        <w:rPr>
+          <w:noProof/>
+        </w:rPr>
+        <w:t>selected by fish in the wild</w:t>
+      </w:r>
+      <w:r>
+        <w:rPr>
+          <w:noProof/>
+        </w:rPr>
+        <w:t>.</w:t>
+      </w:r>
+    </w:p>
+    <w:p>
+      <w:pPr>
+        <w:pStyle w:val="Default"/>
+        <w:spacing w:line="480" w:lineRule="auto"/>
+        <w:ind w:firstLine="720"/>
+        <w:rPr>
+          <w:noProof/>
+        </w:rPr>
+        <w:pPrChange w:id="45" w:author="Barrett, Hannah" w:date="2023-12-14T17:00:00Z">
           <w:pPr>
             <w:pStyle w:val="Default"/>
             <w:spacing w:line="480" w:lineRule="auto"/>
-            <w:ind w:firstLine="720"/>
           </w:pPr>
         </w:pPrChange>
       </w:pPr>
+      <w:del w:id="46" w:author="Barrett, Hannah" w:date="2023-12-14T17:00:00Z">
+        <w:r>
+          <w:rPr>
+            <w:noProof/>
+          </w:rPr>
+          <w:delText xml:space="preserve"> </w:delText>
+        </w:r>
+      </w:del>
+      <w:r>
+        <w:rPr>
+          <w:noProof/>
+        </w:rPr>
+        <w:t xml:space="preserve">In these </w:t>
+      </w:r>
+      <w:ins w:id="47" w:author="Barrett, Hannah" w:date="2023-12-14T17:00:00Z">
+        <w:r>
+          <w:rPr>
+            <w:noProof/>
+          </w:rPr>
+          <w:t xml:space="preserve">alcove </w:t>
+        </w:r>
+      </w:ins>
+      <w:r>
+        <w:rPr>
+          <w:noProof/>
+        </w:rPr>
+        <w:t>habitats, temperature appears</w:t>
+      </w:r>
+      <w:r>
+        <w:rPr>
+          <w:noProof/>
+        </w:rPr>
+        <w:t xml:space="preserve"> to be a more </w:t>
+      </w:r>
+      <w:commentRangeStart w:id="48"/>
+      <w:r>
+        <w:rPr>
+          <w:noProof/>
+        </w:rPr>
+        <w:t>prominent driver of DVM</w:t>
+      </w:r>
+      <w:r>
+        <w:rPr>
+          <w:noProof/>
+        </w:rPr>
+        <w:t>. When sampling cold-water alcoves, w</w:t>
+      </w:r>
+      <w:r>
+        <w:rPr>
+          <w:noProof/>
+        </w:rPr>
+        <w:t>e often encounter fish with either empty stomachs, or small rations of low quality prey items (Barrett unpublished data). Here, a fish would likely starve before suffocating. Under these circumstances, it seems logical that habitat selection should shift away from p</w:t>
+      </w:r>
+      <w:r>
+        <w:rPr>
+          <w:noProof/>
+        </w:rPr>
+        <w:t>rioritizing growth and towards</w:t>
+      </w:r>
+      <w:r>
+        <w:rPr>
+          <w:noProof/>
+        </w:rPr>
+        <w:t xml:space="preserve"> reduced metabolism (especially since these fish should only infrequently exhibit a postprandial metabolic response). Indeed, this behavioral trade-off confirms that the term </w:t>
+      </w:r>
+      <w:r>
+        <w:rPr>
+          <w:i/>
+          <w:noProof/>
+        </w:rPr>
+        <w:t>refuge</w:t>
+      </w:r>
+      <w:r>
+        <w:rPr>
+          <w:noProof/>
+        </w:rPr>
+        <w:t xml:space="preserve"> is fitting; these are not ideal habitats</w:t>
+      </w:r>
+      <w:commentRangeEnd w:id="48"/>
+      <w:r>
+        <w:rPr>
+          <w:rStyle w:val="CommentReference"/>
+          <w:rFonts w:asciiTheme="minorHAnsi" w:hAnsiTheme="minorHAnsi" w:cstheme="minorBidi"/>
+          <w:color w:val="auto"/>
+        </w:rPr>
+        <w:commentReference w:id="48"/>
+      </w:r>
+      <w:r>
+        <w:rPr>
+          <w:noProof/>
+        </w:rPr>
+        <w:t xml:space="preserve">, and </w:t>
+      </w:r>
+      <w:r>
+        <w:rPr>
+          <w:noProof/>
+        </w:rPr>
+        <w:lastRenderedPageBreak/>
+        <w:t>prolonged seasonal use with increased exposure to critically low DO may have negative impacts on growth and survival.</w:t>
+      </w:r>
+    </w:p>
+    <w:p>
+      <w:pPr>
+        <w:pStyle w:val="Default"/>
+        <w:spacing w:line="480" w:lineRule="auto"/>
+        <w:ind w:firstLine="720"/>
+        <w:rPr>
+          <w:noProof/>
+        </w:rPr>
+      </w:pPr>
+      <w:commentRangeStart w:id="49"/>
+      <w:r>
+        <w:t>Tagged</w:t>
+      </w:r>
+      <w:commentRangeEnd w:id="49"/>
+      <w:r>
+        <w:rPr>
+          <w:rStyle w:val="CommentReference"/>
+          <w:rFonts w:asciiTheme="minorHAnsi" w:hAnsiTheme="minorHAnsi" w:cstheme="minorBidi"/>
+          <w:color w:val="auto"/>
+        </w:rPr>
+        <w:commentReference w:id="49"/>
+      </w:r>
+      <w:r>
+        <w:t xml:space="preserve"> fish displayed high individual and intra-individual variation in their vertical movements, however the central tendency was consistent with a vertically cycling movement pattern constrained to ~20% of the water column, ranging between the metalimnion and upper hypolimnion (Figure 4c). This behavioral variation is likely a reflection of genetic diversity (Alonzo 2015), individual thermal tolerance (Anlauf-Dunn et al. 2022) or energy reserves (Moran et al. 2021). Fish ration size affects optimal temperature for growth and could influence habitat selection by fish (Mac 1985, Sogard &amp; Olla 1996). However, previous data collected in these alcoves suggest that fish in alcoves barely feed and do not meet energetic demands (Barrett unpublished data), so captive fish (which likely had reduced access to food or may cease feeding due to captivity) likely did not have substantially lower energy intake compared to fish in the wild, and thus should have similar thermal habitat selection in the context of ration. </w:t>
+      </w:r>
     </w:p>
     <w:p>
       <w:pPr>
@@ -8274,51 +8760,144 @@
         <w:spacing w:line="480" w:lineRule="auto"/>
         <w:ind w:firstLine="720"/>
       </w:pPr>
-    </w:p>
-    <w:p>
-      <w:pPr>
-        <w:pStyle w:val="Default"/>
-        <w:spacing w:line="480" w:lineRule="auto"/>
-        <w:rPr>
-          <w:ins w:id="57" w:author="Microsoft Office User" w:date="2023-12-01T16:18:00Z"/>
-        </w:rPr>
-      </w:pPr>
-    </w:p>
-    <w:p>
-      <w:pPr>
-        <w:pStyle w:val="Default"/>
-        <w:spacing w:line="480" w:lineRule="auto"/>
-        <w:rPr>
-          <w:ins w:id="58" w:author="Microsoft Office User" w:date="2023-12-01T16:18:00Z"/>
-        </w:rPr>
-        <w:pPrChange w:id="59" w:author="Microsoft Office User" w:date="2023-12-01T16:18:00Z">
-          <w:pPr>
-            <w:pStyle w:val="Default"/>
-            <w:spacing w:line="480" w:lineRule="auto"/>
-            <w:ind w:firstLine="720"/>
-          </w:pPr>
-        </w:pPrChange>
-      </w:pPr>
-      <w:ins w:id="60" w:author="Microsoft Office User" w:date="2023-12-01T16:18:00Z">
-        <w:r>
-          <w:t>**#3</w:t>
-        </w:r>
-      </w:ins>
-      <w:ins w:id="61" w:author="Microsoft Office User" w:date="2023-12-01T16:20:00Z">
-        <w:r>
-          <w:t xml:space="preserve"> (may need 2 paragraphs)</w:t>
-        </w:r>
-      </w:ins>
-      <w:ins w:id="62" w:author="Microsoft Office User" w:date="2023-12-01T16:18:00Z">
-        <w:r>
-          <w:t xml:space="preserve"> </w:t>
-        </w:r>
-      </w:ins>
-      <w:ins w:id="63" w:author="Microsoft Office User" w:date="2023-12-01T16:19:00Z">
-        <w:r>
-          <w:t>Unpack why fish didn’t move to surface, how maybe they don’t need high DO if they are taking refuge and minimizing metabolic costs</w:t>
-        </w:r>
-      </w:ins>
+      <w:r>
+        <w:t>In both Norwood and Blue Ruin</w:t>
+      </w:r>
+      <w:r>
+        <w:t xml:space="preserve"> </w:t>
+      </w:r>
+      <w:r>
+        <w:t>alcove</w:t>
+      </w:r>
+      <w:r>
+        <w:t xml:space="preserve">, </w:t>
+      </w:r>
+      <w:r>
+        <w:t xml:space="preserve">there was a </w:t>
+      </w:r>
+      <w:r>
+        <w:t xml:space="preserve">high probability of </w:t>
+      </w:r>
+      <w:r>
+        <w:t xml:space="preserve">fish </w:t>
+      </w:r>
+      <w:r>
+        <w:t xml:space="preserve">selecting </w:t>
+      </w:r>
+      <w:r>
+        <w:t xml:space="preserve">the </w:t>
+      </w:r>
+      <w:r>
+        <w:t xml:space="preserve">coolest temperatures (at </w:t>
+      </w:r>
+      <w:r>
+        <w:t xml:space="preserve">the </w:t>
+      </w:r>
+      <w:r>
+        <w:t>greatest depth</w:t>
+      </w:r>
+      <w:r>
+        <w:t>s</w:t>
+      </w:r>
+      <w:r>
+        <w:t xml:space="preserve">) </w:t>
+      </w:r>
+      <w:r>
+        <w:t xml:space="preserve">during the day, </w:t>
+      </w:r>
+      <w:r>
+        <w:t xml:space="preserve">when DO </w:t>
+      </w:r>
+      <w:r>
+        <w:t>was</w:t>
+      </w:r>
+      <w:r>
+        <w:t xml:space="preserve"> </w:t>
+      </w:r>
+      <w:r>
+        <w:t>high (Figure 6)</w:t>
+      </w:r>
+      <w:r>
+        <w:t xml:space="preserve">. </w:t>
+      </w:r>
+      <w:r>
+        <w:t>At night, during the</w:t>
+      </w:r>
+      <w:r>
+        <w:t xml:space="preserve"> DO minima, the probability of selection switche</w:t>
+      </w:r>
+      <w:r>
+        <w:t>d</w:t>
+      </w:r>
+      <w:r>
+        <w:t xml:space="preserve"> to warm</w:t>
+      </w:r>
+      <w:r>
+        <w:t>er</w:t>
+      </w:r>
+      <w:r>
+        <w:t xml:space="preserve"> water (</w:t>
+      </w:r>
+      <w:r>
+        <w:t>towards</w:t>
+      </w:r>
+      <w:r>
+        <w:t xml:space="preserve"> the surface)</w:t>
+      </w:r>
+      <w:r>
+        <w:t xml:space="preserve"> where DO was also higher</w:t>
+      </w:r>
+      <w:r>
+        <w:t>.</w:t>
+      </w:r>
+      <w:r>
+        <w:t xml:space="preserve"> Site-specific variation in temperature and DO may explain the varied strength (slope) of selection probability. For example, the diel amplitude of h</w:t>
+      </w:r>
+      <w:r>
+        <w:t>ypolim</w:t>
+      </w:r>
+      <w:r>
+        <w:t>netic</w:t>
+      </w:r>
+      <w:r>
+        <w:t xml:space="preserve"> DO </w:t>
+      </w:r>
+      <w:r>
+        <w:t>was much greater</w:t>
+      </w:r>
+      <w:r>
+        <w:t xml:space="preserve"> in Norwood</w:t>
+      </w:r>
+      <w:r>
+        <w:t xml:space="preserve"> alcove, while epilimnetic DO stayed relatively high across that timeframe (Table 1, Supplemental Figure 2). However, </w:t>
+      </w:r>
+      <w:r>
+        <w:t>surface</w:t>
+      </w:r>
+      <w:r>
+        <w:t xml:space="preserve"> temperatures in Norwood remained high even at night. These surface</w:t>
+      </w:r>
+      <w:bookmarkStart w:id="50" w:name="_GoBack"/>
+      <w:bookmarkEnd w:id="50"/>
+      <w:r>
+        <w:t xml:space="preserve"> temperatures may have been suboptimally warm to fish, thereby reducing the strength of selection towards warmer surface temperatures (Figure 6b). I</w:t>
+      </w:r>
+      <w:r>
+        <w:t>n Blue Ruin</w:t>
+      </w:r>
+      <w:r>
+        <w:t>,</w:t>
+      </w:r>
+      <w:r>
+        <w:t xml:space="preserve"> </w:t>
+      </w:r>
+      <w:r>
+        <w:t xml:space="preserve">temperatures in the epilimnion were much lower at night (and DO </w:t>
+      </w:r>
+      <w:r>
+        <w:lastRenderedPageBreak/>
+        <w:t xml:space="preserve">remained adequate; Table 1), which may explain the greater selection strength towards warmer (and shallower) temperatures when compared to Norwood (Figure 6b, 6d). </w:t>
+      </w:r>
     </w:p>
     <w:p>
       <w:pPr>
@@ -8326,1660 +8905,88 @@
         <w:spacing w:line="480" w:lineRule="auto"/>
         <w:ind w:firstLine="720"/>
         <w:rPr>
-          <w:ins w:id="64" w:author="Microsoft Office User" w:date="2023-12-01T16:18:00Z"/>
+          <w:noProof/>
         </w:rPr>
       </w:pPr>
-    </w:p>
-    <w:p>
-      <w:pPr>
-        <w:pStyle w:val="Default"/>
-        <w:spacing w:line="480" w:lineRule="auto"/>
-        <w:ind w:firstLine="720"/>
-        <w:rPr>
-          <w:ins w:id="65" w:author="Microsoft Office User" w:date="2023-12-01T16:12:00Z"/>
-        </w:rPr>
-      </w:pPr>
-      <w:commentRangeStart w:id="66"/>
-      <w:r>
-        <w:t xml:space="preserve">Our </w:t>
-      </w:r>
-      <w:r>
-        <w:t xml:space="preserve">simulation </w:t>
-      </w:r>
-      <w:commentRangeEnd w:id="66"/>
+      <w:r>
+        <w:rPr>
+          <w:noProof/>
+        </w:rPr>
+        <w:t xml:space="preserve">As seasonal </w:t>
+      </w:r>
+      <w:commentRangeStart w:id="51"/>
+      <w:r>
+        <w:rPr>
+          <w:noProof/>
+        </w:rPr>
+        <w:t xml:space="preserve">temperatures continue to surpass the physiological tolerance ranges of cold-water fishes, refuge use is likely to become </w:t>
+      </w:r>
+      <w:commentRangeEnd w:id="51"/>
+      <w:r>
+        <w:rPr>
+          <w:noProof/>
+        </w:rPr>
+        <w:t>‘</w:t>
+      </w:r>
       <w:r>
         <w:rPr>
           <w:rStyle w:val="CommentReference"/>
           <w:rFonts w:asciiTheme="minorHAnsi" w:hAnsiTheme="minorHAnsi" w:cstheme="minorBidi"/>
           <w:color w:val="auto"/>
         </w:rPr>
-        <w:commentReference w:id="66"/>
-      </w:r>
-      <w:r>
-        <w:t>of</w:t>
-      </w:r>
-      <w:r>
-        <w:t xml:space="preserve"> </w:t>
-      </w:r>
-      <w:r>
-        <w:t>behavioral responses to</w:t>
-      </w:r>
-      <w:r>
-        <w:t xml:space="preserve"> shifting </w:t>
-      </w:r>
-      <w:r>
-        <w:t xml:space="preserve">habitat </w:t>
-      </w:r>
-      <w:r>
-        <w:t xml:space="preserve">conditions </w:t>
-      </w:r>
-      <w:r>
-        <w:t xml:space="preserve">produced a </w:t>
-      </w:r>
-      <w:r>
-        <w:t>diel vertical movement</w:t>
-      </w:r>
-      <w:r>
-        <w:t xml:space="preserve"> pattern</w:t>
-      </w:r>
-      <w:r>
-        <w:t xml:space="preserve"> when both temperature and </w:t>
-      </w:r>
-      <w:r>
-        <w:t>DO</w:t>
-      </w:r>
-      <w:r>
-        <w:t xml:space="preserve"> were considered.</w:t>
-      </w:r>
-      <w:r>
-        <w:t xml:space="preserve"> </w:t>
-      </w:r>
-      <w:commentRangeStart w:id="67"/>
-      <w:r>
-        <w:t xml:space="preserve">This </w:t>
-      </w:r>
-      <w:r>
-        <w:t>movement</w:t>
-      </w:r>
-      <w:r>
-        <w:t xml:space="preserve"> </w:t>
-      </w:r>
-      <w:r>
-        <w:t>was reflected in our tagged fish, but at a</w:t>
-      </w:r>
-      <w:r>
-        <w:t xml:space="preserve"> </w:t>
-      </w:r>
-      <w:r>
-        <w:t xml:space="preserve">lower </w:t>
-      </w:r>
-      <w:r>
-        <w:t>amplitude</w:t>
-      </w:r>
-      <w:commentRangeEnd w:id="67"/>
+        <w:commentReference w:id="51"/>
+      </w:r>
+      <w:r>
+        <w:rPr>
+          <w:noProof/>
+        </w:rPr>
+        <w:t xml:space="preserve">a more promenant behavioral response (Barrett and Armstrong 2021). </w:t>
+      </w:r>
+      <w:r>
+        <w:rPr>
+          <w:noProof/>
+        </w:rPr>
+        <w:t xml:space="preserve">Previous studies have explored the vertical habitat compression that occurs in </w:t>
+      </w:r>
+      <w:r>
+        <w:rPr>
+          <w:noProof/>
+        </w:rPr>
+        <w:t>a subset of</w:t>
+      </w:r>
+      <w:r>
+        <w:rPr>
+          <w:noProof/>
+        </w:rPr>
+        <w:t xml:space="preserve"> these habitats </w:t>
+      </w:r>
+      <w:commentRangeStart w:id="52"/>
+      <w:r>
+        <w:rPr>
+          <w:noProof/>
+        </w:rPr>
+        <w:t>(</w:t>
+      </w:r>
+      <w:r>
+        <w:rPr>
+          <w:noProof/>
+        </w:rPr>
+        <w:t>ref</w:t>
+      </w:r>
+      <w:r>
+        <w:rPr>
+          <w:noProof/>
+        </w:rPr>
+        <w:t xml:space="preserve">), and </w:t>
+      </w:r>
+      <w:commentRangeEnd w:id="52"/>
       <w:r>
         <w:rPr>
           <w:rStyle w:val="CommentReference"/>
           <w:rFonts w:asciiTheme="minorHAnsi" w:hAnsiTheme="minorHAnsi" w:cstheme="minorBidi"/>
           <w:color w:val="auto"/>
         </w:rPr>
-        <w:commentReference w:id="67"/>
-      </w:r>
-      <w:r>
-        <w:t xml:space="preserve">. </w:t>
-      </w:r>
-      <w:commentRangeStart w:id="68"/>
-      <w:commentRangeStart w:id="69"/>
-      <w:ins w:id="70" w:author="Microsoft Office User" w:date="2023-12-01T16:12:00Z">
-        <w:r>
-          <w:t>In b</w:t>
-        </w:r>
-      </w:ins>
-      <w:commentRangeEnd w:id="68"/>
-      <w:ins w:id="71" w:author="Microsoft Office User" w:date="2023-12-01T16:13:00Z">
-        <w:r>
-          <w:rPr>
-            <w:rStyle w:val="CommentReference"/>
-            <w:rFonts w:asciiTheme="minorHAnsi" w:hAnsiTheme="minorHAnsi" w:cstheme="minorBidi"/>
-            <w:color w:val="auto"/>
-          </w:rPr>
-          <w:commentReference w:id="68"/>
-        </w:r>
-      </w:ins>
-      <w:ins w:id="72" w:author="Microsoft Office User" w:date="2023-12-01T16:12:00Z">
-        <w:r>
-          <w:t xml:space="preserve">oth alcoves, </w:t>
-        </w:r>
-        <w:commentRangeEnd w:id="69"/>
-        <w:r>
-          <w:rPr>
-            <w:rStyle w:val="CommentReference"/>
-            <w:rFonts w:asciiTheme="minorHAnsi" w:hAnsiTheme="minorHAnsi" w:cstheme="minorBidi"/>
-            <w:color w:val="auto"/>
-          </w:rPr>
-          <w:commentReference w:id="69"/>
-        </w:r>
-        <w:r>
-          <w:t xml:space="preserve">there was a </w:t>
-        </w:r>
-        <w:r>
-          <w:t xml:space="preserve">high probability of </w:t>
-        </w:r>
-        <w:r>
-          <w:t xml:space="preserve">fish </w:t>
-        </w:r>
-        <w:r>
-          <w:t xml:space="preserve">selecting </w:t>
-        </w:r>
-        <w:r>
-          <w:t xml:space="preserve">the </w:t>
-        </w:r>
-        <w:r>
-          <w:t xml:space="preserve">coolest temperatures (at </w:t>
-        </w:r>
-        <w:r>
-          <w:t xml:space="preserve">the </w:t>
-        </w:r>
-        <w:r>
-          <w:t>greatest depth</w:t>
-        </w:r>
-        <w:r>
-          <w:t>s</w:t>
-        </w:r>
-        <w:r>
-          <w:t xml:space="preserve">) when DO </w:t>
-        </w:r>
-        <w:r>
-          <w:t>was</w:t>
-        </w:r>
-        <w:r>
-          <w:t xml:space="preserve"> </w:t>
-        </w:r>
-        <w:r>
-          <w:t>high (Figure 6)</w:t>
-        </w:r>
-        <w:r>
-          <w:t>. During the early morning DO minima, the probability of selection switche</w:t>
-        </w:r>
-        <w:r>
-          <w:t>d</w:t>
-        </w:r>
-        <w:r>
-          <w:t xml:space="preserve"> to warm</w:t>
-        </w:r>
-        <w:r>
-          <w:t>er</w:t>
-        </w:r>
-        <w:r>
-          <w:t xml:space="preserve"> water (</w:t>
-        </w:r>
-        <w:r>
-          <w:t>towards</w:t>
-        </w:r>
-        <w:r>
-          <w:t xml:space="preserve"> the surface)</w:t>
-        </w:r>
-        <w:r>
-          <w:t xml:space="preserve"> where DO was also higher</w:t>
-        </w:r>
-        <w:r>
-          <w:t>.</w:t>
-        </w:r>
-        <w:r>
-          <w:t xml:space="preserve"> Site-specific variation in temperature and DO may explain the varied strength (slope) of selection probability. For example, the diel amplitude of h</w:t>
-        </w:r>
-        <w:r>
-          <w:t>ypolim</w:t>
-        </w:r>
-        <w:r>
-          <w:t>netic</w:t>
-        </w:r>
-        <w:r>
-          <w:t xml:space="preserve"> DO </w:t>
-        </w:r>
-        <w:r>
-          <w:t>was much greater</w:t>
-        </w:r>
-        <w:r>
-          <w:t xml:space="preserve"> in Norwood</w:t>
-        </w:r>
-        <w:r>
-          <w:t xml:space="preserve"> alcove, while epilimnetic DO stayed relatively high across that timeframe (Table 1, Supplemental Figure 2). However</w:t>
-        </w:r>
-      </w:ins>
-      <w:r>
-        <w:t xml:space="preserve">, </w:t>
-      </w:r>
-      <w:r>
-        <w:t>surface</w:t>
-      </w:r>
-      <w:r>
-        <w:t xml:space="preserve"> temperatures </w:t>
-      </w:r>
-      <w:ins w:id="73" w:author="Microsoft Office User" w:date="2023-12-01T16:12:00Z">
-        <w:r>
-          <w:t>in Norwood remained high even at night. These surface temperatures may have been suboptimally warm to fish, thereby reducing the strength of selection towards warmer surface temperatures (Figure 6b). I</w:t>
-        </w:r>
-        <w:r>
-          <w:t>n Blue Ruin</w:t>
-        </w:r>
-        <w:r>
-          <w:t>,</w:t>
-        </w:r>
-        <w:r>
-          <w:t xml:space="preserve"> </w:t>
-        </w:r>
-        <w:r>
-          <w:t xml:space="preserve">temperatures in the epilimnion were much lower at night (and DO remained adequate; Table 1), which may explain </w:t>
-        </w:r>
-        <w:r>
-          <w:lastRenderedPageBreak/>
-          <w:t xml:space="preserve">the greater selection strength towards warmer (and shallower) temperatures when compared to Norwood (Figure 6b, 6d). </w:t>
-        </w:r>
-      </w:ins>
-    </w:p>
-    <w:p>
-      <w:pPr>
-        <w:pStyle w:val="Default"/>
-        <w:spacing w:line="480" w:lineRule="auto"/>
-        <w:ind w:firstLine="720"/>
-        <w:rPr>
-          <w:ins w:id="74" w:author="Microsoft Office User" w:date="2023-12-01T16:12:00Z"/>
-          <w:noProof/>
-        </w:rPr>
-      </w:pPr>
-      <w:ins w:id="75" w:author="Microsoft Office User" w:date="2023-12-01T16:12:00Z">
-        <w:r>
-          <w:rPr>
-            <w:noProof/>
-          </w:rPr>
-          <w:t xml:space="preserve">In </w:t>
-        </w:r>
-        <w:commentRangeStart w:id="76"/>
-        <w:r>
-          <w:rPr>
-            <w:noProof/>
-          </w:rPr>
-          <w:t>these stratified refuge habitats, fish appear to be s</w:t>
-        </w:r>
-        <w:r>
-          <w:rPr>
-            <w:noProof/>
-          </w:rPr>
-          <w:t xml:space="preserve">electing </w:t>
-        </w:r>
-        <w:r>
-          <w:rPr>
-            <w:noProof/>
-          </w:rPr>
-          <w:t xml:space="preserve">cool </w:t>
-        </w:r>
-        <w:r>
-          <w:rPr>
-            <w:noProof/>
-          </w:rPr>
-          <w:t>tempe</w:t>
-        </w:r>
-        <w:r>
-          <w:rPr>
-            <w:noProof/>
-          </w:rPr>
-          <w:t xml:space="preserve">ratures at the expense of oxygen. Our tagged fish did not optimize habitat tracking as well as we predicted (via simulation), and instead selected for cooler temperatures </w:t>
-        </w:r>
-        <w:commentRangeEnd w:id="76"/>
-        <w:r>
-          <w:rPr>
-            <w:rStyle w:val="CommentReference"/>
-            <w:rFonts w:asciiTheme="minorHAnsi" w:hAnsiTheme="minorHAnsi" w:cstheme="minorBidi"/>
-            <w:color w:val="auto"/>
-          </w:rPr>
-          <w:commentReference w:id="76"/>
-        </w:r>
-        <w:r>
-          <w:rPr>
-            <w:noProof/>
-          </w:rPr>
-          <w:t xml:space="preserve">which often contained low DO. A more accurate </w:t>
-        </w:r>
-        <w:commentRangeStart w:id="78"/>
-        <w:r>
-          <w:rPr>
-            <w:noProof/>
-          </w:rPr>
-          <w:t xml:space="preserve">behavioral simulation may not consider the trade-off between temperature </w:t>
-        </w:r>
-        <w:commentRangeEnd w:id="78"/>
-        <w:r>
-          <w:rPr>
-            <w:rStyle w:val="CommentReference"/>
-            <w:rFonts w:asciiTheme="minorHAnsi" w:hAnsiTheme="minorHAnsi" w:cstheme="minorBidi"/>
-            <w:color w:val="auto"/>
-          </w:rPr>
-          <w:commentReference w:id="78"/>
-        </w:r>
-        <w:r>
-          <w:rPr>
-            <w:noProof/>
-          </w:rPr>
-          <w:t xml:space="preserve">and oxygen equally, as temperature appears to be a more </w:t>
-        </w:r>
-        <w:commentRangeStart w:id="79"/>
-        <w:r>
-          <w:rPr>
-            <w:noProof/>
-          </w:rPr>
-          <w:t xml:space="preserve">prominent driver of DVM within these habitats. In these cold-water alcoves, we often encounter fish with either empty stomachs, or small rations of low quality prey items (Barrett unpublished data). Here, a fish would likely starve before suffocating. Under these circumstances, it seems logical that habitat selection should shift away from prioritizing growth and towards a reduced metabolism (especially since these fish should only infrequently exhibit a postprandial metabolic response). Indeed, this behavioral trade-off confirms that the term </w:t>
-        </w:r>
-        <w:r>
-          <w:rPr>
-            <w:i/>
-            <w:noProof/>
-          </w:rPr>
-          <w:t>refuge</w:t>
-        </w:r>
-        <w:r>
-          <w:rPr>
-            <w:noProof/>
-          </w:rPr>
-          <w:t xml:space="preserve"> is fitting; these are not ideal habitats</w:t>
-        </w:r>
-        <w:commentRangeEnd w:id="79"/>
-        <w:r>
-          <w:rPr>
-            <w:rStyle w:val="CommentReference"/>
-            <w:rFonts w:asciiTheme="minorHAnsi" w:hAnsiTheme="minorHAnsi" w:cstheme="minorBidi"/>
-            <w:color w:val="auto"/>
-          </w:rPr>
-          <w:commentReference w:id="79"/>
-        </w:r>
-        <w:r>
-          <w:rPr>
-            <w:noProof/>
-          </w:rPr>
-          <w:t>, and prolonged seasonal use with increased exposure to critically low DO may have negative impacts on growth and survival.</w:t>
-        </w:r>
-      </w:ins>
-    </w:p>
-    <w:p>
-      <w:pPr>
-        <w:pStyle w:val="Default"/>
-        <w:spacing w:line="480" w:lineRule="auto"/>
-        <w:ind w:firstLine="720"/>
-        <w:rPr>
-          <w:ins w:id="80" w:author="Microsoft Office User" w:date="2023-12-01T16:11:00Z"/>
-        </w:rPr>
-      </w:pPr>
-    </w:p>
-    <w:p>
-      <w:pPr>
-        <w:pStyle w:val="Default"/>
-        <w:spacing w:line="480" w:lineRule="auto"/>
-        <w:ind w:firstLine="720"/>
-        <w:rPr>
-          <w:ins w:id="81" w:author="Microsoft Office User" w:date="2023-12-01T16:11:00Z"/>
-        </w:rPr>
-      </w:pPr>
-    </w:p>
-    <w:p>
-      <w:pPr>
-        <w:pStyle w:val="Default"/>
-        <w:spacing w:line="480" w:lineRule="auto"/>
-        <w:rPr>
-          <w:ins w:id="82" w:author="Microsoft Office User" w:date="2023-12-01T16:11:00Z"/>
-        </w:rPr>
-        <w:pPrChange w:id="83" w:author="Microsoft Office User" w:date="2023-12-01T16:20:00Z">
-          <w:pPr>
-            <w:pStyle w:val="Default"/>
-            <w:spacing w:line="480" w:lineRule="auto"/>
-            <w:ind w:firstLine="720"/>
-          </w:pPr>
-        </w:pPrChange>
-      </w:pPr>
-      <w:ins w:id="84" w:author="Microsoft Office User" w:date="2023-12-01T16:20:00Z">
-        <w:r>
-          <w:t xml:space="preserve">**#4 Individual variation. You probably want to quantify </w:t>
-        </w:r>
-      </w:ins>
-      <w:ins w:id="85" w:author="Microsoft Office User" w:date="2023-12-01T16:21:00Z">
-        <w:r>
-          <w:t xml:space="preserve">individual variation </w:t>
-        </w:r>
-      </w:ins>
-      <w:ins w:id="86" w:author="Microsoft Office User" w:date="2023-12-01T16:20:00Z">
-        <w:r>
-          <w:t>this if possib</w:t>
-        </w:r>
-      </w:ins>
-      <w:ins w:id="87" w:author="Microsoft Office User" w:date="2023-12-01T16:21:00Z">
-        <w:r>
-          <w:t xml:space="preserve">le, so you may not want to open this potential hornets nest. </w:t>
-        </w:r>
-      </w:ins>
-      <w:ins w:id="88" w:author="Microsoft Office User" w:date="2023-12-01T16:22:00Z">
-        <w:r>
-          <w:t xml:space="preserve">Like I could see reviewer asking for level of variation in timing vs. how deep/shallow they went. </w:t>
-        </w:r>
-      </w:ins>
-      <w:ins w:id="89" w:author="Microsoft Office User" w:date="2023-12-01T16:21:00Z">
-        <w:r>
-          <w:t xml:space="preserve"> </w:t>
-        </w:r>
-      </w:ins>
-    </w:p>
-    <w:p>
-      <w:pPr>
-        <w:pStyle w:val="Default"/>
-        <w:spacing w:line="480" w:lineRule="auto"/>
-        <w:ind w:firstLine="720"/>
-      </w:pPr>
-      <w:r>
-        <w:t xml:space="preserve">Tagged fish displayed high individual and intra-individual variation in </w:t>
-      </w:r>
-      <w:r>
-        <w:t>their vertical movements</w:t>
-      </w:r>
-      <w:r>
-        <w:t>, however the central tendency was consistent with a vertically cycling movement pattern</w:t>
-      </w:r>
-      <w:r>
-        <w:t xml:space="preserve"> constrained to ~</w:t>
-      </w:r>
-      <w:r>
-        <w:t>20</w:t>
-      </w:r>
-      <w:r>
-        <w:t>% of the water column</w:t>
-      </w:r>
-      <w:r>
-        <w:t>, ranging</w:t>
-      </w:r>
-      <w:r>
-        <w:t xml:space="preserve"> </w:t>
-      </w:r>
-      <w:r>
-        <w:t xml:space="preserve">between </w:t>
-      </w:r>
-      <w:r>
-        <w:t>the metalimnion and upper hypolimnion</w:t>
-      </w:r>
-      <w:r>
-        <w:t xml:space="preserve"> (</w:t>
-      </w:r>
-      <w:r>
-        <w:t>Figure 4c)</w:t>
-      </w:r>
-      <w:r>
-        <w:t>.</w:t>
-      </w:r>
-      <w:r>
-        <w:t xml:space="preserve"> </w:t>
-      </w:r>
-      <w:r>
-        <w:t xml:space="preserve">This behavioral variation is likely a reflection </w:t>
-      </w:r>
-      <w:commentRangeStart w:id="90"/>
-      <w:r>
-        <w:t xml:space="preserve">of individual </w:t>
-      </w:r>
-      <w:r>
-        <w:t xml:space="preserve">thermal </w:t>
-      </w:r>
-      <w:r>
-        <w:lastRenderedPageBreak/>
-        <w:t>tolerance via life history</w:t>
-      </w:r>
-      <w:r>
-        <w:t xml:space="preserve"> </w:t>
-      </w:r>
-      <w:commentRangeEnd w:id="90"/>
-      <w:r>
-        <w:rPr>
-          <w:rStyle w:val="CommentReference"/>
-          <w:rFonts w:asciiTheme="minorHAnsi" w:hAnsiTheme="minorHAnsi" w:cstheme="minorBidi"/>
-          <w:color w:val="auto"/>
-        </w:rPr>
-        <w:commentReference w:id="90"/>
-      </w:r>
-      <w:r>
-        <w:t>(Anlauf-Dunn et al. 2022) or</w:t>
-      </w:r>
-      <w:r>
-        <w:t xml:space="preserve"> energy reserves</w:t>
-      </w:r>
-      <w:r>
-        <w:t xml:space="preserve"> (</w:t>
-      </w:r>
-      <w:r>
-        <w:t>Moran et al. 2021</w:t>
-      </w:r>
-      <w:r>
-        <w:t xml:space="preserve">). </w:t>
-      </w:r>
-      <w:r>
-        <w:t>F</w:t>
-      </w:r>
-      <w:r>
-        <w:t>ish ration size affects optimal temperature for growth and could influence habitat selection by fish (Mac 1985, Sogard &amp; Olla 1996). However, previous data collected in these alcoves suggest that fish in alcoves barely feed and do not meet energetic demands</w:t>
-      </w:r>
-      <w:r>
-        <w:t xml:space="preserve"> (Barrett unpublished data)</w:t>
-      </w:r>
-      <w:r>
-        <w:t>, so captive fish (which likely had reduced access to food or may cease feeding due to captivity) likely did not have substantially lower energy intake compared to fish in the wild, and thus should have similar thermal habitat selection in the context of ration.</w:t>
-      </w:r>
-      <w:r>
-        <w:t xml:space="preserve"> </w:t>
-      </w:r>
-    </w:p>
-    <w:p>
-      <w:pPr>
-        <w:pStyle w:val="Default"/>
-        <w:spacing w:line="480" w:lineRule="auto"/>
-        <w:ind w:firstLine="720"/>
-        <w:rPr>
-          <w:del w:id="91" w:author="Microsoft Office User" w:date="2023-12-01T16:14:00Z"/>
-        </w:rPr>
-      </w:pPr>
-      <w:del w:id="92" w:author="Microsoft Office User" w:date="2023-12-01T16:14:00Z">
-        <w:r>
-          <w:delText>By comparing the 2</w:delText>
-        </w:r>
-        <w:commentRangeStart w:id="93"/>
-        <w:r>
-          <w:delText xml:space="preserve">-hour windows of minimum and maximum DO across six cold-water alcoves, we were able to quantify the how the relationship between temperature and oxygen </w:delText>
-        </w:r>
-        <w:r>
-          <w:delText xml:space="preserve">changed </w:delText>
-        </w:r>
-        <w:r>
-          <w:delText>over time. We found a consistent positive relationship between DO and temperature</w:delText>
-        </w:r>
-        <w:r>
-          <w:delText xml:space="preserve"> across </w:delText>
-        </w:r>
-        <w:r>
-          <w:delText>these habitats, and t</w:delText>
-        </w:r>
-        <w:r>
-          <w:delText>h</w:delText>
-        </w:r>
-        <w:r>
-          <w:delText>is</w:delText>
-        </w:r>
-        <w:r>
-          <w:delText xml:space="preserve"> relationship </w:delText>
-        </w:r>
-        <w:r>
-          <w:delText>was more</w:delText>
-        </w:r>
-        <w:r>
-          <w:delText xml:space="preserve"> severe (steeper slope) during the window of DO minima</w:delText>
-        </w:r>
-        <w:r>
-          <w:delText xml:space="preserve"> (</w:delText>
-        </w:r>
-        <w:r>
-          <w:delText xml:space="preserve">except for in Blue Ruin alcove </w:delText>
-        </w:r>
-        <w:commentRangeEnd w:id="93"/>
-        <w:r>
-          <w:rPr>
-            <w:rStyle w:val="CommentReference"/>
-            <w:rFonts w:asciiTheme="minorHAnsi" w:hAnsiTheme="minorHAnsi" w:cstheme="minorBidi"/>
-            <w:color w:val="auto"/>
-          </w:rPr>
-          <w:commentReference w:id="93"/>
-        </w:r>
-        <w:r>
-          <w:delText xml:space="preserve">where </w:delText>
-        </w:r>
-        <w:r>
-          <w:delText>hypolimnetic DO was not as severely reduced</w:delText>
-        </w:r>
-        <w:r>
-          <w:delText>; Figure 3)</w:delText>
-        </w:r>
-        <w:r>
-          <w:delText xml:space="preserve">. </w:delText>
-        </w:r>
-        <w:r>
-          <w:delText>During the early morning (low DO period), these habitats exhibited</w:delText>
-        </w:r>
-        <w:r>
-          <w:delText xml:space="preserve"> a narrower range of pref</w:delText>
-        </w:r>
-        <w:r>
-          <w:delText xml:space="preserve">erred cool </w:delText>
-        </w:r>
-        <w:commentRangeStart w:id="94"/>
-        <w:r>
-          <w:delText>temperatures that were</w:delText>
-        </w:r>
-        <w:r>
-          <w:delText xml:space="preserve"> also adequately oxygenated, creating a more pronounced trade-off</w:delText>
-        </w:r>
-        <w:r>
-          <w:delText xml:space="preserve"> for fish</w:delText>
-        </w:r>
-        <w:r>
-          <w:delText>.</w:delText>
-        </w:r>
-        <w:r>
-          <w:delText xml:space="preserve"> </w:delText>
-        </w:r>
-        <w:r>
-          <w:delText>There was</w:delText>
-        </w:r>
-        <w:r>
-          <w:delText xml:space="preserve"> </w:delText>
-        </w:r>
-        <w:r>
-          <w:delText xml:space="preserve">also </w:delText>
-        </w:r>
-        <w:r>
-          <w:delText xml:space="preserve">variation in the minimum oxygen recorded across cold water refuge habitats. For example, all alcoves had hyporheic </w:delText>
-        </w:r>
-        <w:r>
-          <w:delText>DO</w:delText>
-        </w:r>
-        <w:r>
-          <w:delText xml:space="preserve"> &lt;1</w:delText>
-        </w:r>
-        <w:r>
-          <w:delText xml:space="preserve"> </w:delText>
-        </w:r>
-        <w:r>
-          <w:delText>mg</w:delText>
-        </w:r>
-        <w:r>
-          <w:delText>•</w:delText>
-        </w:r>
-        <w:r>
-          <w:delText>L</w:delText>
-        </w:r>
-        <w:r>
-          <w:rPr>
-            <w:vertAlign w:val="superscript"/>
-          </w:rPr>
-          <w:delText>-1</w:delText>
-        </w:r>
-        <w:r>
-          <w:delText>at one or more locations during the oxygen minima, but during the oxygen maxima, minimum DO levels ranged from &lt;1</w:delText>
-        </w:r>
-        <w:r>
-          <w:delText>mg•L</w:delText>
-        </w:r>
-        <w:r>
-          <w:rPr>
-            <w:vertAlign w:val="superscript"/>
-          </w:rPr>
-          <w:delText>-1</w:delText>
-        </w:r>
-        <w:r>
-          <w:delText xml:space="preserve"> </w:delText>
-        </w:r>
-        <w:r>
-          <w:delText>to &gt;4</w:delText>
-        </w:r>
-        <w:r>
-          <w:delText>mg•L</w:delText>
-        </w:r>
-        <w:r>
-          <w:rPr>
-            <w:vertAlign w:val="superscript"/>
-          </w:rPr>
-          <w:delText>-1</w:delText>
-        </w:r>
-        <w:r>
-          <w:delText xml:space="preserve"> </w:delText>
-        </w:r>
-        <w:r>
-          <w:delText>across sites. This can be a meaningful difference for fish, when preferred cooler temperatures may co-occur with either adequate or severely hypoxic conditions.</w:delText>
-        </w:r>
-        <w:r>
-          <w:delText xml:space="preserve"> </w:delText>
-        </w:r>
-        <w:commentRangeEnd w:id="94"/>
-        <w:r>
-          <w:rPr>
-            <w:rStyle w:val="CommentReference"/>
-            <w:rFonts w:asciiTheme="minorHAnsi" w:hAnsiTheme="minorHAnsi" w:cstheme="minorBidi"/>
-            <w:color w:val="auto"/>
-          </w:rPr>
-          <w:commentReference w:id="94"/>
-        </w:r>
-      </w:del>
-    </w:p>
-    <w:p>
-      <w:pPr>
-        <w:pStyle w:val="Default"/>
-        <w:spacing w:line="480" w:lineRule="auto"/>
-        <w:ind w:firstLine="720"/>
-        <w:rPr>
-          <w:del w:id="95" w:author="Microsoft Office User" w:date="2023-12-01T16:12:00Z"/>
-        </w:rPr>
-      </w:pPr>
-      <w:commentRangeStart w:id="96"/>
-      <w:del w:id="97" w:author="Microsoft Office User" w:date="2023-12-01T16:12:00Z">
-        <w:r>
-          <w:delText xml:space="preserve">In both alcoves, </w:delText>
-        </w:r>
-        <w:commentRangeEnd w:id="96"/>
-        <w:r>
-          <w:rPr>
-            <w:rStyle w:val="CommentReference"/>
-            <w:rFonts w:asciiTheme="minorHAnsi" w:hAnsiTheme="minorHAnsi" w:cstheme="minorBidi"/>
-            <w:color w:val="auto"/>
-          </w:rPr>
-          <w:commentReference w:id="96"/>
-        </w:r>
-        <w:r>
-          <w:delText xml:space="preserve">there was a </w:delText>
-        </w:r>
-        <w:r>
-          <w:delText xml:space="preserve">high probability of selecting </w:delText>
-        </w:r>
-        <w:r>
-          <w:delText xml:space="preserve">the </w:delText>
-        </w:r>
-        <w:r>
-          <w:delText xml:space="preserve">coolest temperatures (at </w:delText>
-        </w:r>
-        <w:r>
-          <w:delText xml:space="preserve">the </w:delText>
-        </w:r>
-        <w:r>
-          <w:delText>greatest depth</w:delText>
-        </w:r>
-        <w:r>
-          <w:delText>s</w:delText>
-        </w:r>
-        <w:r>
-          <w:delText xml:space="preserve">) when DO </w:delText>
-        </w:r>
-        <w:r>
-          <w:delText>was</w:delText>
-        </w:r>
-        <w:r>
-          <w:delText xml:space="preserve"> </w:delText>
-        </w:r>
-        <w:r>
-          <w:delText>high</w:delText>
-        </w:r>
-        <w:r>
-          <w:delText xml:space="preserve"> (Figure 6)</w:delText>
-        </w:r>
-        <w:r>
-          <w:delText>. During the early morning DO minima, the probability of selection switche</w:delText>
-        </w:r>
-        <w:r>
-          <w:delText>d</w:delText>
-        </w:r>
-        <w:r>
-          <w:delText xml:space="preserve"> to warm</w:delText>
-        </w:r>
-        <w:r>
-          <w:delText>er</w:delText>
-        </w:r>
-        <w:r>
-          <w:delText xml:space="preserve"> water (</w:delText>
-        </w:r>
-        <w:r>
-          <w:delText>towards</w:delText>
-        </w:r>
-        <w:r>
-          <w:delText xml:space="preserve"> the surface)</w:delText>
-        </w:r>
-        <w:r>
-          <w:delText xml:space="preserve"> where DO was also </w:delText>
-        </w:r>
-        <w:r>
-          <w:lastRenderedPageBreak/>
-          <w:delText>higher</w:delText>
-        </w:r>
-        <w:r>
-          <w:delText>.</w:delText>
-        </w:r>
-        <w:r>
-          <w:delText xml:space="preserve"> Site-specific variation</w:delText>
-        </w:r>
-        <w:r>
-          <w:delText xml:space="preserve"> in </w:delText>
-        </w:r>
-        <w:r>
-          <w:delText>temperature and DO</w:delText>
-        </w:r>
-        <w:r>
-          <w:delText xml:space="preserve"> may explain </w:delText>
-        </w:r>
-        <w:r>
-          <w:delText>the</w:delText>
-        </w:r>
-        <w:r>
-          <w:delText xml:space="preserve"> </w:delText>
-        </w:r>
-        <w:r>
-          <w:delText>v</w:delText>
-        </w:r>
-        <w:r>
-          <w:delText>aried strength (slope)</w:delText>
-        </w:r>
-        <w:r>
-          <w:delText xml:space="preserve"> </w:delText>
-        </w:r>
-        <w:r>
-          <w:delText xml:space="preserve">of </w:delText>
-        </w:r>
-        <w:r>
-          <w:delText>selection</w:delText>
-        </w:r>
-        <w:r>
-          <w:delText xml:space="preserve"> probability</w:delText>
-        </w:r>
-        <w:r>
-          <w:delText xml:space="preserve">. </w:delText>
-        </w:r>
-        <w:r>
-          <w:delText>For example,</w:delText>
-        </w:r>
-        <w:r>
-          <w:delText xml:space="preserve"> </w:delText>
-        </w:r>
-        <w:r>
-          <w:delText xml:space="preserve">the </w:delText>
-        </w:r>
-        <w:r>
-          <w:delText xml:space="preserve">diel </w:delText>
-        </w:r>
-        <w:r>
-          <w:delText>amplitude of h</w:delText>
-        </w:r>
-        <w:r>
-          <w:delText>ypolim</w:delText>
-        </w:r>
-        <w:r>
-          <w:delText>netic</w:delText>
-        </w:r>
-        <w:r>
-          <w:delText xml:space="preserve"> DO </w:delText>
-        </w:r>
-        <w:r>
-          <w:delText>was much greater</w:delText>
-        </w:r>
-        <w:r>
-          <w:delText xml:space="preserve"> in Norwood</w:delText>
-        </w:r>
-        <w:r>
-          <w:delText xml:space="preserve"> alcove</w:delText>
-        </w:r>
-        <w:r>
-          <w:delText>, while epilim</w:delText>
-        </w:r>
-        <w:r>
-          <w:delText>n</w:delText>
-        </w:r>
-        <w:r>
-          <w:delText xml:space="preserve">etic DO stayed relatively high across </w:delText>
-        </w:r>
-        <w:r>
-          <w:delText>that</w:delText>
-        </w:r>
-        <w:r>
-          <w:delText xml:space="preserve"> timeframe </w:delText>
-        </w:r>
-        <w:r>
-          <w:delText>(Table 1</w:delText>
-        </w:r>
-        <w:r>
-          <w:delText>, Supplemental Figure 2</w:delText>
-        </w:r>
-        <w:r>
-          <w:delText xml:space="preserve">). </w:delText>
-        </w:r>
-        <w:r>
-          <w:delText xml:space="preserve">However, </w:delText>
-        </w:r>
-        <w:commentRangeStart w:id="98"/>
-        <w:r>
-          <w:delText xml:space="preserve">epilimnetic </w:delText>
-        </w:r>
-        <w:commentRangeEnd w:id="98"/>
-        <w:r>
-          <w:rPr>
-            <w:rStyle w:val="CommentReference"/>
-            <w:rFonts w:asciiTheme="minorHAnsi" w:hAnsiTheme="minorHAnsi" w:cstheme="minorBidi"/>
-            <w:color w:val="auto"/>
-          </w:rPr>
-          <w:commentReference w:id="98"/>
-        </w:r>
-        <w:r>
-          <w:delText>temperatures in Norwood</w:delText>
-        </w:r>
-        <w:r>
-          <w:delText xml:space="preserve"> remained high even at night. These </w:delText>
-        </w:r>
-        <w:r>
-          <w:delText xml:space="preserve">surface </w:delText>
-        </w:r>
-        <w:r>
-          <w:delText xml:space="preserve">temperatures may have been </w:delText>
-        </w:r>
-        <w:r>
-          <w:delText>suboptimally</w:delText>
-        </w:r>
-        <w:r>
-          <w:delText xml:space="preserve"> warm to fish, thereby reducing the strength of selection towards </w:delText>
-        </w:r>
-        <w:r>
-          <w:delText xml:space="preserve">warmer </w:delText>
-        </w:r>
-        <w:r>
-          <w:delText xml:space="preserve">surface </w:delText>
-        </w:r>
-        <w:r>
-          <w:delText>temperatures</w:delText>
-        </w:r>
-        <w:r>
-          <w:delText xml:space="preserve"> (</w:delText>
-        </w:r>
-        <w:r>
-          <w:delText>Figure 6b). I</w:delText>
-        </w:r>
-        <w:r>
-          <w:delText>n Blue Ruin</w:delText>
-        </w:r>
-        <w:r>
-          <w:delText>,</w:delText>
-        </w:r>
-        <w:r>
-          <w:delText xml:space="preserve"> </w:delText>
-        </w:r>
-        <w:r>
-          <w:delText xml:space="preserve">temperatures </w:delText>
-        </w:r>
-        <w:r>
-          <w:delText xml:space="preserve">in the epilimnion </w:delText>
-        </w:r>
-        <w:r>
-          <w:delText>were much lower at night</w:delText>
-        </w:r>
-        <w:r>
-          <w:delText xml:space="preserve"> </w:delText>
-        </w:r>
-        <w:r>
-          <w:delText>(</w:delText>
-        </w:r>
-        <w:r>
-          <w:delText xml:space="preserve">and DO remained adequate; </w:delText>
-        </w:r>
-        <w:r>
-          <w:delText>Table 1),</w:delText>
-        </w:r>
-        <w:r>
-          <w:delText xml:space="preserve"> which may explain the greater selection strength towards warmer </w:delText>
-        </w:r>
-        <w:r>
-          <w:delText>(and shallower) temperatures when compared to Norwood (Figure 6b, 6d)</w:delText>
-        </w:r>
-        <w:r>
-          <w:delText>.</w:delText>
-        </w:r>
-        <w:r>
-          <w:delText xml:space="preserve"> </w:delText>
-        </w:r>
-      </w:del>
-    </w:p>
-    <w:p>
-      <w:pPr>
-        <w:pStyle w:val="Default"/>
-        <w:spacing w:line="480" w:lineRule="auto"/>
-        <w:ind w:firstLine="720"/>
-        <w:rPr>
-          <w:del w:id="99" w:author="Microsoft Office User" w:date="2023-12-01T16:12:00Z"/>
-          <w:noProof/>
-        </w:rPr>
-      </w:pPr>
-      <w:del w:id="100" w:author="Microsoft Office User" w:date="2023-12-01T16:12:00Z">
-        <w:r>
-          <w:rPr>
-            <w:noProof/>
-          </w:rPr>
-          <w:delText xml:space="preserve">In </w:delText>
-        </w:r>
-        <w:commentRangeStart w:id="101"/>
-        <w:r>
-          <w:rPr>
-            <w:noProof/>
-          </w:rPr>
-          <w:delText>these stratified refuge habitats, fish ap</w:delText>
-        </w:r>
-        <w:r>
-          <w:rPr>
-            <w:noProof/>
-          </w:rPr>
-          <w:delText>p</w:delText>
-        </w:r>
-        <w:r>
-          <w:rPr>
-            <w:noProof/>
-          </w:rPr>
-          <w:delText xml:space="preserve">ear to be </w:delText>
-        </w:r>
-        <w:r>
-          <w:rPr>
-            <w:noProof/>
-          </w:rPr>
-          <w:delText>s</w:delText>
-        </w:r>
-        <w:r>
-          <w:rPr>
-            <w:noProof/>
-          </w:rPr>
-          <w:delText xml:space="preserve">electing </w:delText>
-        </w:r>
-        <w:r>
-          <w:rPr>
-            <w:noProof/>
-          </w:rPr>
-          <w:delText xml:space="preserve">cool </w:delText>
-        </w:r>
-        <w:r>
-          <w:rPr>
-            <w:noProof/>
-          </w:rPr>
-          <w:delText>tempe</w:delText>
-        </w:r>
-        <w:r>
-          <w:rPr>
-            <w:noProof/>
-          </w:rPr>
-          <w:delText>rature</w:delText>
-        </w:r>
-        <w:r>
-          <w:rPr>
-            <w:noProof/>
-          </w:rPr>
-          <w:delText>s</w:delText>
-        </w:r>
-        <w:r>
-          <w:rPr>
-            <w:noProof/>
-          </w:rPr>
-          <w:delText xml:space="preserve"> at the expense of oxygen</w:delText>
-        </w:r>
-        <w:r>
-          <w:rPr>
-            <w:noProof/>
-          </w:rPr>
-          <w:delText xml:space="preserve">. </w:delText>
-        </w:r>
-        <w:r>
-          <w:rPr>
-            <w:noProof/>
-          </w:rPr>
-          <w:delText>Our tagged fish</w:delText>
-        </w:r>
-        <w:r>
-          <w:rPr>
-            <w:noProof/>
-          </w:rPr>
-          <w:delText xml:space="preserve"> did not</w:delText>
-        </w:r>
-        <w:r>
-          <w:rPr>
-            <w:noProof/>
-          </w:rPr>
-          <w:delText xml:space="preserve"> optimize habitat tracking as well as we</w:delText>
-        </w:r>
-        <w:r>
-          <w:rPr>
-            <w:noProof/>
-          </w:rPr>
-          <w:delText xml:space="preserve"> </w:delText>
-        </w:r>
-        <w:r>
-          <w:rPr>
-            <w:noProof/>
-          </w:rPr>
-          <w:delText xml:space="preserve">predicted (via </w:delText>
-        </w:r>
-        <w:r>
-          <w:rPr>
-            <w:noProof/>
-          </w:rPr>
-          <w:delText xml:space="preserve">simulation), </w:delText>
-        </w:r>
-        <w:r>
-          <w:rPr>
-            <w:noProof/>
-          </w:rPr>
-          <w:delText xml:space="preserve">and instead </w:delText>
-        </w:r>
-        <w:r>
-          <w:rPr>
-            <w:noProof/>
-          </w:rPr>
-          <w:delText>select</w:delText>
-        </w:r>
-        <w:r>
-          <w:rPr>
-            <w:noProof/>
-          </w:rPr>
-          <w:delText>ed</w:delText>
-        </w:r>
-        <w:r>
-          <w:rPr>
-            <w:noProof/>
-          </w:rPr>
-          <w:delText xml:space="preserve"> for cooler temperatures </w:delText>
-        </w:r>
-        <w:commentRangeEnd w:id="101"/>
-        <w:r>
-          <w:rPr>
-            <w:rStyle w:val="CommentReference"/>
-            <w:rFonts w:asciiTheme="minorHAnsi" w:hAnsiTheme="minorHAnsi" w:cstheme="minorBidi"/>
-            <w:color w:val="auto"/>
-          </w:rPr>
-          <w:commentReference w:id="101"/>
-        </w:r>
-        <w:r>
-          <w:rPr>
-            <w:noProof/>
-          </w:rPr>
-          <w:delText xml:space="preserve">which </w:delText>
-        </w:r>
-        <w:r>
-          <w:rPr>
-            <w:noProof/>
-          </w:rPr>
-          <w:delText>often contained low DO</w:delText>
-        </w:r>
-        <w:r>
-          <w:rPr>
-            <w:noProof/>
-          </w:rPr>
-          <w:delText xml:space="preserve">. </w:delText>
-        </w:r>
-        <w:r>
-          <w:rPr>
-            <w:noProof/>
-          </w:rPr>
-          <w:delText>A m</w:delText>
-        </w:r>
-        <w:r>
-          <w:rPr>
-            <w:noProof/>
-          </w:rPr>
-          <w:delText>ore accurate</w:delText>
-        </w:r>
-        <w:r>
-          <w:rPr>
-            <w:noProof/>
-          </w:rPr>
-          <w:delText xml:space="preserve"> </w:delText>
-        </w:r>
-        <w:commentRangeStart w:id="102"/>
-        <w:r>
-          <w:rPr>
-            <w:noProof/>
-          </w:rPr>
-          <w:delText>behavioral</w:delText>
-        </w:r>
-        <w:r>
-          <w:rPr>
-            <w:noProof/>
-          </w:rPr>
-          <w:delText xml:space="preserve"> simulation may not consider</w:delText>
-        </w:r>
-        <w:r>
-          <w:rPr>
-            <w:noProof/>
-          </w:rPr>
-          <w:delText xml:space="preserve"> the trade-off between</w:delText>
-        </w:r>
-        <w:r>
-          <w:rPr>
-            <w:noProof/>
-          </w:rPr>
-          <w:delText xml:space="preserve"> temperature </w:delText>
-        </w:r>
-        <w:commentRangeEnd w:id="102"/>
-        <w:r>
-          <w:rPr>
-            <w:rStyle w:val="CommentReference"/>
-            <w:rFonts w:asciiTheme="minorHAnsi" w:hAnsiTheme="minorHAnsi" w:cstheme="minorBidi"/>
-            <w:color w:val="auto"/>
-          </w:rPr>
-          <w:commentReference w:id="102"/>
-        </w:r>
-        <w:r>
-          <w:rPr>
-            <w:noProof/>
-          </w:rPr>
-          <w:delText xml:space="preserve">and oxygen equally, </w:delText>
-        </w:r>
-        <w:r>
-          <w:rPr>
-            <w:noProof/>
-          </w:rPr>
-          <w:delText xml:space="preserve">as </w:delText>
-        </w:r>
-        <w:r>
-          <w:rPr>
-            <w:noProof/>
-          </w:rPr>
-          <w:delText>temperature</w:delText>
-        </w:r>
-        <w:r>
-          <w:rPr>
-            <w:noProof/>
-          </w:rPr>
-          <w:delText xml:space="preserve"> appears to be</w:delText>
-        </w:r>
-        <w:r>
-          <w:rPr>
-            <w:noProof/>
-          </w:rPr>
-          <w:delText xml:space="preserve"> a</w:delText>
-        </w:r>
-        <w:r>
-          <w:rPr>
-            <w:noProof/>
-          </w:rPr>
-          <w:delText xml:space="preserve"> more </w:delText>
-        </w:r>
-        <w:commentRangeStart w:id="103"/>
-        <w:r>
-          <w:rPr>
-            <w:noProof/>
-          </w:rPr>
-          <w:delText xml:space="preserve">prominent </w:delText>
-        </w:r>
-        <w:r>
-          <w:rPr>
-            <w:noProof/>
-          </w:rPr>
-          <w:delText xml:space="preserve">driver </w:delText>
-        </w:r>
-        <w:r>
-          <w:rPr>
-            <w:noProof/>
-          </w:rPr>
-          <w:delText xml:space="preserve">of </w:delText>
-        </w:r>
-        <w:r>
-          <w:rPr>
-            <w:noProof/>
-          </w:rPr>
-          <w:delText>DVM</w:delText>
-        </w:r>
-        <w:r>
-          <w:rPr>
-            <w:noProof/>
-          </w:rPr>
-          <w:delText xml:space="preserve"> within these habitats</w:delText>
-        </w:r>
-        <w:r>
-          <w:rPr>
-            <w:noProof/>
-          </w:rPr>
-          <w:delText xml:space="preserve">. </w:delText>
-        </w:r>
-        <w:r>
-          <w:rPr>
-            <w:noProof/>
-          </w:rPr>
-          <w:delText xml:space="preserve">In </w:delText>
-        </w:r>
-        <w:r>
-          <w:rPr>
-            <w:noProof/>
-          </w:rPr>
-          <w:delText xml:space="preserve">these </w:delText>
-        </w:r>
-        <w:r>
-          <w:rPr>
-            <w:noProof/>
-          </w:rPr>
-          <w:delText>cold-water alcoves</w:delText>
-        </w:r>
-        <w:r>
-          <w:rPr>
-            <w:noProof/>
-          </w:rPr>
-          <w:delText>, w</w:delText>
-        </w:r>
-        <w:r>
-          <w:rPr>
-            <w:noProof/>
-          </w:rPr>
-          <w:delText xml:space="preserve">e often encounter fish with </w:delText>
-        </w:r>
-        <w:r>
-          <w:rPr>
-            <w:noProof/>
-          </w:rPr>
-          <w:delText xml:space="preserve">either </w:delText>
-        </w:r>
-        <w:r>
-          <w:rPr>
-            <w:noProof/>
-          </w:rPr>
-          <w:delText xml:space="preserve">empty stomachs, or </w:delText>
-        </w:r>
-        <w:r>
-          <w:rPr>
-            <w:noProof/>
-          </w:rPr>
-          <w:delText>small rations</w:delText>
-        </w:r>
-        <w:r>
-          <w:rPr>
-            <w:noProof/>
-          </w:rPr>
-          <w:delText xml:space="preserve"> of low quality prey items</w:delText>
-        </w:r>
-        <w:r>
-          <w:rPr>
-            <w:noProof/>
-          </w:rPr>
-          <w:delText xml:space="preserve"> </w:delText>
-        </w:r>
-        <w:r>
-          <w:rPr>
-            <w:noProof/>
-          </w:rPr>
-          <w:delText>(Barrett unpublished data</w:delText>
-        </w:r>
-        <w:r>
-          <w:rPr>
-            <w:noProof/>
-          </w:rPr>
-          <w:delText>). Here</w:delText>
-        </w:r>
-        <w:r>
-          <w:rPr>
-            <w:noProof/>
-          </w:rPr>
-          <w:delText>, a fish would likely starve before suffocating</w:delText>
-        </w:r>
-        <w:r>
-          <w:rPr>
-            <w:noProof/>
-          </w:rPr>
-          <w:delText>. Under these circumstances, it seems logical that</w:delText>
-        </w:r>
-        <w:r>
-          <w:rPr>
-            <w:noProof/>
-          </w:rPr>
-          <w:delText xml:space="preserve"> habitat selection should shift </w:delText>
-        </w:r>
-        <w:r>
-          <w:rPr>
-            <w:noProof/>
-          </w:rPr>
-          <w:delText xml:space="preserve">away from prioritizing growth and </w:delText>
-        </w:r>
-        <w:r>
-          <w:rPr>
-            <w:noProof/>
-          </w:rPr>
-          <w:delText>to</w:delText>
-        </w:r>
-        <w:r>
-          <w:rPr>
-            <w:noProof/>
-          </w:rPr>
-          <w:delText>wards</w:delText>
-        </w:r>
-        <w:r>
-          <w:rPr>
-            <w:noProof/>
-          </w:rPr>
-          <w:delText xml:space="preserve"> a reduced metabolism</w:delText>
-        </w:r>
-        <w:r>
-          <w:rPr>
-            <w:noProof/>
-          </w:rPr>
-          <w:delText xml:space="preserve"> (especially since these fish should only infrequently exhibit a postprandial metabolic response)</w:delText>
-        </w:r>
-        <w:r>
-          <w:rPr>
-            <w:noProof/>
-          </w:rPr>
-          <w:delText>.</w:delText>
-        </w:r>
-        <w:r>
-          <w:rPr>
-            <w:noProof/>
-          </w:rPr>
-          <w:delText xml:space="preserve"> Indeed, this </w:delText>
-        </w:r>
-        <w:r>
-          <w:rPr>
-            <w:noProof/>
-          </w:rPr>
-          <w:delText xml:space="preserve">behavioral trade-off </w:delText>
-        </w:r>
-        <w:r>
-          <w:rPr>
-            <w:noProof/>
-          </w:rPr>
-          <w:delText xml:space="preserve">confirms that the term </w:delText>
-        </w:r>
-        <w:r>
-          <w:rPr>
-            <w:i/>
-            <w:noProof/>
-          </w:rPr>
-          <w:delText>refuge</w:delText>
-        </w:r>
-        <w:r>
-          <w:rPr>
-            <w:noProof/>
-          </w:rPr>
-          <w:delText xml:space="preserve"> is fitting</w:delText>
-        </w:r>
-        <w:r>
-          <w:rPr>
-            <w:noProof/>
-          </w:rPr>
-          <w:delText>;</w:delText>
-        </w:r>
-        <w:r>
-          <w:rPr>
-            <w:noProof/>
-          </w:rPr>
-          <w:delText xml:space="preserve"> these are not ideal habitats</w:delText>
-        </w:r>
-        <w:commentRangeEnd w:id="103"/>
-        <w:r>
-          <w:rPr>
-            <w:rStyle w:val="CommentReference"/>
-            <w:rFonts w:asciiTheme="minorHAnsi" w:hAnsiTheme="minorHAnsi" w:cstheme="minorBidi"/>
-            <w:color w:val="auto"/>
-          </w:rPr>
-          <w:commentReference w:id="103"/>
-        </w:r>
-        <w:r>
-          <w:rPr>
-            <w:noProof/>
-          </w:rPr>
-          <w:delText xml:space="preserve">, </w:delText>
-        </w:r>
-        <w:r>
-          <w:rPr>
-            <w:noProof/>
-          </w:rPr>
-          <w:delText xml:space="preserve">and </w:delText>
-        </w:r>
-        <w:r>
-          <w:rPr>
-            <w:noProof/>
-          </w:rPr>
-          <w:delText xml:space="preserve">prolonged </w:delText>
-        </w:r>
-        <w:r>
-          <w:rPr>
-            <w:noProof/>
-          </w:rPr>
-          <w:delText xml:space="preserve">seasonal use </w:delText>
-        </w:r>
-        <w:r>
-          <w:rPr>
-            <w:noProof/>
-          </w:rPr>
-          <w:delText xml:space="preserve">with </w:delText>
-        </w:r>
-        <w:r>
-          <w:rPr>
-            <w:noProof/>
-          </w:rPr>
-          <w:delText xml:space="preserve">increased </w:delText>
-        </w:r>
-        <w:r>
-          <w:rPr>
-            <w:noProof/>
-          </w:rPr>
-          <w:delText xml:space="preserve">exposure to critically low DO </w:delText>
-        </w:r>
-        <w:r>
-          <w:rPr>
-            <w:noProof/>
-          </w:rPr>
-          <w:delText xml:space="preserve">may have negative impacts </w:delText>
-        </w:r>
-        <w:r>
-          <w:rPr>
-            <w:noProof/>
-          </w:rPr>
-          <w:delText xml:space="preserve">on </w:delText>
-        </w:r>
-        <w:r>
-          <w:rPr>
-            <w:noProof/>
-          </w:rPr>
-          <w:delText xml:space="preserve">growth and </w:delText>
-        </w:r>
-        <w:r>
-          <w:rPr>
-            <w:noProof/>
-          </w:rPr>
-          <w:delText>survival.</w:delText>
-        </w:r>
-      </w:del>
-    </w:p>
-    <w:p>
-      <w:pPr>
-        <w:pStyle w:val="Default"/>
-        <w:spacing w:line="480" w:lineRule="auto"/>
-        <w:ind w:firstLine="720"/>
-        <w:rPr>
-          <w:noProof/>
-        </w:rPr>
-      </w:pPr>
-      <w:r>
-        <w:rPr>
-          <w:noProof/>
-        </w:rPr>
-        <w:t xml:space="preserve">As seasonal </w:t>
-      </w:r>
-      <w:commentRangeStart w:id="104"/>
-      <w:r>
-        <w:rPr>
-          <w:noProof/>
-        </w:rPr>
-        <w:t xml:space="preserve">temperatures continue to surpass the physiological tolerance ranges of cold-water fishes, refuge use is likely to become </w:t>
-      </w:r>
-      <w:commentRangeEnd w:id="104"/>
-      <w:ins w:id="105" w:author="Microsoft Office User" w:date="2023-12-01T14:27:00Z">
-        <w:r>
-          <w:rPr>
-            <w:noProof/>
-          </w:rPr>
-          <w:t>‘</w:t>
-        </w:r>
-      </w:ins>
-      <w:r>
-        <w:rPr>
-          <w:rStyle w:val="CommentReference"/>
-          <w:rFonts w:asciiTheme="minorHAnsi" w:hAnsiTheme="minorHAnsi" w:cstheme="minorBidi"/>
-          <w:color w:val="auto"/>
-        </w:rPr>
-        <w:commentReference w:id="104"/>
-      </w:r>
-      <w:r>
-        <w:rPr>
-          <w:noProof/>
-        </w:rPr>
-        <w:t xml:space="preserve">a more promenant behavioral response (Barrett and </w:t>
-      </w:r>
-      <w:r>
-        <w:rPr>
-          <w:noProof/>
-        </w:rPr>
-        <w:lastRenderedPageBreak/>
-        <w:t xml:space="preserve">Armstrong 2021). </w:t>
-      </w:r>
-      <w:r>
-        <w:rPr>
-          <w:noProof/>
-        </w:rPr>
-        <w:t xml:space="preserve">Previous studies have explored the vertical habitat compression that occurs in </w:t>
-      </w:r>
-      <w:r>
-        <w:rPr>
-          <w:noProof/>
-        </w:rPr>
-        <w:t>a subset of</w:t>
-      </w:r>
-      <w:r>
-        <w:rPr>
-          <w:noProof/>
-        </w:rPr>
-        <w:t xml:space="preserve"> these habitats </w:t>
-      </w:r>
-      <w:commentRangeStart w:id="106"/>
-      <w:r>
-        <w:rPr>
-          <w:noProof/>
-        </w:rPr>
-        <w:t>(Ebersole</w:t>
-      </w:r>
-      <w:r>
-        <w:rPr>
-          <w:noProof/>
-        </w:rPr>
-        <w:t xml:space="preserve"> </w:t>
-      </w:r>
-      <w:r>
-        <w:rPr>
-          <w:noProof/>
-        </w:rPr>
-        <w:t>et al. 2003</w:t>
-      </w:r>
-      <w:r>
-        <w:rPr>
-          <w:noProof/>
-        </w:rPr>
-        <w:t>, Gombert et al. 2022</w:t>
-      </w:r>
-      <w:r>
-        <w:rPr>
-          <w:noProof/>
-        </w:rPr>
-        <w:t xml:space="preserve">), and </w:t>
-      </w:r>
-      <w:commentRangeEnd w:id="106"/>
-      <w:r>
-        <w:rPr>
-          <w:rStyle w:val="CommentReference"/>
-          <w:rFonts w:asciiTheme="minorHAnsi" w:hAnsiTheme="minorHAnsi" w:cstheme="minorBidi"/>
-          <w:color w:val="auto"/>
-        </w:rPr>
-        <w:commentReference w:id="106"/>
+        <w:commentReference w:id="52"/>
       </w:r>
       <w:r>
         <w:rPr>
@@ -10185,7 +9192,7 @@
       </w:r>
     </w:p>
   </w:comment>
-  <w:comment w:id="2" w:author="Barrett, Hannah" w:date="2023-09-18T15:14:00Z" w:initials="BH">
+  <w:comment w:id="3" w:author="Barrett, Hannah" w:date="2023-09-18T15:14:00Z" w:initials="BH">
     <w:p>
       <w:pPr>
         <w:pStyle w:val="CommentText"/>
@@ -10222,7 +9229,7 @@
       </w:r>
     </w:p>
   </w:comment>
-  <w:comment w:id="4" w:author="Barrett, Hannah" w:date="2023-09-11T13:43:00Z" w:initials="BH">
+  <w:comment w:id="5" w:author="Barrett, Hannah" w:date="2023-09-11T13:43:00Z" w:initials="BH">
     <w:p>
       <w:pPr>
         <w:pStyle w:val="CommentText"/>
@@ -10307,7 +9314,7 @@
       </w:r>
     </w:p>
   </w:comment>
-  <w:comment w:id="5" w:author="Microsoft Office User" w:date="2023-09-13T10:42:00Z" w:initials="MOU">
+  <w:comment w:id="6" w:author="Microsoft Office User" w:date="2023-09-13T10:42:00Z" w:initials="MOU">
     <w:p>
       <w:pPr>
         <w:pStyle w:val="CommentText"/>
@@ -10323,7 +9330,7 @@
       </w:r>
     </w:p>
   </w:comment>
-  <w:comment w:id="6" w:author="Barrett, Hannah" w:date="2023-09-19T10:38:00Z" w:initials="BH">
+  <w:comment w:id="7" w:author="Barrett, Hannah" w:date="2023-09-19T10:38:00Z" w:initials="BH">
     <w:p>
       <w:pPr>
         <w:pStyle w:val="CommentText"/>
@@ -10339,7 +9346,7 @@
       </w:r>
     </w:p>
   </w:comment>
-  <w:comment w:id="20" w:author="Barrett, Hannah" w:date="2023-10-02T10:46:00Z" w:initials="BH">
+  <w:comment w:id="21" w:author="Barrett, Hannah" w:date="2023-10-02T10:46:00Z" w:initials="BH">
     <w:p>
       <w:pPr>
         <w:pStyle w:val="CommentText"/>
@@ -10355,7 +9362,7 @@
       </w:r>
     </w:p>
   </w:comment>
-  <w:comment w:id="22" w:author="Microsoft Office User" w:date="2023-12-01T08:06:00Z" w:initials="MOU">
+  <w:comment w:id="23" w:author="Microsoft Office User" w:date="2023-12-01T08:06:00Z" w:initials="MOU">
     <w:p>
       <w:r>
         <w:rPr>
@@ -10372,7 +9379,7 @@
       </w:r>
     </w:p>
   </w:comment>
-  <w:comment w:id="28" w:author="Microsoft Office User" w:date="2023-12-01T09:44:00Z" w:initials="MOU">
+  <w:comment w:id="24" w:author="Microsoft Office User" w:date="2023-12-01T09:44:00Z" w:initials="MOU">
     <w:p>
       <w:r>
         <w:rPr>
@@ -10389,7 +9396,7 @@
       </w:r>
     </w:p>
   </w:comment>
-  <w:comment w:id="29" w:author="Microsoft Office User" w:date="2023-12-01T09:35:00Z" w:initials="MOU">
+  <w:comment w:id="25" w:author="Microsoft Office User" w:date="2023-12-01T09:35:00Z" w:initials="MOU">
     <w:p>
       <w:r>
         <w:rPr>
@@ -10406,7 +9413,7 @@
       </w:r>
     </w:p>
   </w:comment>
-  <w:comment w:id="30" w:author="Microsoft Office User" w:date="2023-12-01T09:45:00Z" w:initials="MOU">
+  <w:comment w:id="26" w:author="Microsoft Office User" w:date="2023-12-01T09:45:00Z" w:initials="MOU">
     <w:p>
       <w:r>
         <w:rPr>
@@ -10423,7 +9430,7 @@
       </w:r>
     </w:p>
   </w:comment>
-  <w:comment w:id="31" w:author="Microsoft Office User" w:date="2023-12-01T16:06:00Z" w:initials="MOU">
+  <w:comment w:id="27" w:author="Microsoft Office User" w:date="2023-12-01T16:06:00Z" w:initials="MOU">
     <w:p>
       <w:r>
         <w:rPr>
@@ -10440,7 +9447,7 @@
       </w:r>
     </w:p>
   </w:comment>
-  <w:comment w:id="32" w:author="Microsoft Office User" w:date="2023-12-01T11:42:00Z" w:initials="MOU">
+  <w:comment w:id="28" w:author="Microsoft Office User" w:date="2023-12-01T11:42:00Z" w:initials="MOU">
     <w:p>
       <w:r>
         <w:rPr>
@@ -10457,8 +9464,11 @@
       </w:r>
     </w:p>
   </w:comment>
-  <w:comment w:id="55" w:author="Microsoft Office User" w:date="2023-12-01T13:30:00Z" w:initials="MOU">
+  <w:comment w:id="40" w:author="Barrett, Hannah" w:date="2023-12-14T15:51:00Z" w:initials="BH">
     <w:p>
+      <w:pPr>
+        <w:pStyle w:val="CommentText"/>
+      </w:pPr>
       <w:r>
         <w:rPr>
           <w:rStyle w:val="CommentReference"/>
@@ -10466,15 +9476,98 @@
         <w:annotationRef/>
       </w:r>
       <w:r>
+        <w:t>**#2 Discussion of the spatio-temporal patterns of DO and Temp and the trade-off presented to fish. I reworked your results paragraph on this so I don’t think you need to recap it much here. Probably what you should put here is why there is inter and intra alcove variation – how do your patterns compare to those in other systems, what does the variation mean for fish?</w:t>
+      </w:r>
+    </w:p>
+  </w:comment>
+  <w:comment w:id="41" w:author="Microsoft Office User" w:date="2023-12-01T13:30:00Z" w:initials="MOU">
+    <w:p>
+      <w:pPr>
         <w:rPr>
           <w:sz w:val="20"/>
           <w:szCs w:val="20"/>
         </w:rPr>
+      </w:pPr>
+      <w:r>
+        <w:rPr>
+          <w:rStyle w:val="CommentReference"/>
+        </w:rPr>
+        <w:annotationRef/>
+      </w:r>
+      <w:r>
+        <w:rPr>
+          <w:sz w:val="20"/>
+          <w:szCs w:val="20"/>
+        </w:rPr>
         <w:t>This is the part that works as discussion — explore why do the alcoves have different DO and temp dynamics - perhaps broaden at end to say whether other systems have analogous diel variation in T-DO squeeze — e.g., would a hypolimnion in a lake be different because no diel variation?</w:t>
+      </w:r>
+    </w:p>
+    <w:p>
+      <w:pPr>
+        <w:pStyle w:val="Default"/>
+        <w:spacing w:line="480" w:lineRule="auto"/>
+      </w:pPr>
+    </w:p>
+    <w:p/>
+  </w:comment>
+  <w:comment w:id="43" w:author="Microsoft Office User" w:date="2023-12-01T16:13:00Z" w:initials="MOU">
+    <w:p>
+      <w:pPr>
+        <w:pStyle w:val="Default"/>
+        <w:spacing w:line="480" w:lineRule="auto"/>
+      </w:pPr>
+      <w:r>
+        <w:rPr>
+          <w:rStyle w:val="CommentReference"/>
+        </w:rPr>
+        <w:annotationRef/>
+      </w:r>
+      <w:r>
+        <w:t>**#3 (may need 2 paragraphs) Unpack why fish didn’t move to surface, how maybe they don’t need high DO if they are taking refuge and minimizing metabolic costs</w:t>
+      </w:r>
+    </w:p>
+    <w:p/>
+  </w:comment>
+  <w:comment w:id="48" w:author="Microsoft Office User" w:date="2023-12-01T13:39:00Z" w:initials="MOU">
+    <w:p>
+      <w:r>
+        <w:rPr>
+          <w:rStyle w:val="CommentReference"/>
+        </w:rPr>
+        <w:annotationRef/>
+      </w:r>
+      <w:r>
+        <w:rPr>
+          <w:sz w:val="20"/>
+          <w:szCs w:val="20"/>
+        </w:rPr>
+        <w:t>This is good, can you beef it up with references about oxygen demand. Need to do more reading here I think, or talk to fish phys person</w:t>
       </w:r>
     </w:p>
   </w:comment>
-  <w:comment w:id="66" w:author="Microsoft Office User" w:date="2023-12-01T16:13:00Z" w:initials="MOU">
+  <w:comment w:id="49" w:author="Barrett, Hannah" w:date="2023-12-14T16:44:00Z" w:initials="BH">
+    <w:p>
+      <w:pPr>
+        <w:pStyle w:val="Default"/>
+        <w:spacing w:line="480" w:lineRule="auto"/>
+      </w:pPr>
+      <w:r>
+        <w:rPr>
+          <w:rStyle w:val="CommentReference"/>
+        </w:rPr>
+        <w:annotationRef/>
+      </w:r>
+      <w:r>
+        <w:t xml:space="preserve">**#4 Individual variation. You probably want to quantify individual variation this if possible, so you may not want to open this potential hornets nest. Like I could see reviewer asking for level of variation in timing vs. how deep/shallow they went.  </w:t>
+      </w:r>
+    </w:p>
+    <w:p>
+      <w:pPr>
+        <w:pStyle w:val="CommentText"/>
+      </w:pPr>
+    </w:p>
+  </w:comment>
+  <w:comment w:id="51" w:author="Microsoft Office User" w:date="2023-12-01T14:26:00Z" w:initials="MOU">
     <w:p>
       <w:r>
         <w:rPr>
@@ -10487,275 +9580,11 @@
           <w:sz w:val="20"/>
           <w:szCs w:val="20"/>
         </w:rPr>
-        <w:t>This is a good intro sentence for your paragraphs unpacking why fish didn’t move to surface at night</w:t>
+        <w:t>Can you engage with literature more on this — like are there studies suggesting hypoxia will limit range expansion? I think you want to establish in 1st sentence that how DO constrains refuge use, range expansion/dispersal (like benthic fish moving deeper to track thermal niche) is important — but we often overlook how diel variation and fish behavior could potentially alter these constraints</w:t>
       </w:r>
     </w:p>
   </w:comment>
-  <w:comment w:id="67" w:author="Microsoft Office User" w:date="2023-12-01T16:09:00Z" w:initials="MOU">
-    <w:p>
-      <w:r>
-        <w:rPr>
-          <w:rStyle w:val="CommentReference"/>
-        </w:rPr>
-        <w:annotationRef/>
-      </w:r>
-      <w:r>
-        <w:rPr>
-          <w:sz w:val="20"/>
-          <w:szCs w:val="20"/>
-        </w:rPr>
-        <w:t xml:space="preserve">This sentence sets up a different paragraph — one on why fish didn’t move higher in the water column, but the following discussion is more about individual variation. You should make these into two paragraphs. </w:t>
-      </w:r>
-    </w:p>
-  </w:comment>
-  <w:comment w:id="68" w:author="Microsoft Office User" w:date="2023-12-01T16:13:00Z" w:initials="MOU">
-    <w:p>
-      <w:r>
-        <w:rPr>
-          <w:rStyle w:val="CommentReference"/>
-        </w:rPr>
-        <w:annotationRef/>
-      </w:r>
-      <w:r>
-        <w:rPr>
-          <w:sz w:val="20"/>
-          <w:szCs w:val="20"/>
-        </w:rPr>
-        <w:t>I moved these two paragraphs up</w:t>
-      </w:r>
-    </w:p>
-  </w:comment>
-  <w:comment w:id="69" w:author="Microsoft Office User" w:date="2023-12-01T13:27:00Z" w:initials="MOU">
-    <w:p>
-      <w:r>
-        <w:rPr>
-          <w:rStyle w:val="CommentReference"/>
-        </w:rPr>
-        <w:annotationRef/>
-      </w:r>
-      <w:r>
-        <w:rPr>
-          <w:sz w:val="20"/>
-          <w:szCs w:val="20"/>
-        </w:rPr>
-        <w:t>You had 6 alcoves total, so need diff words</w:t>
-      </w:r>
-    </w:p>
-  </w:comment>
-  <w:comment w:id="76" w:author="Microsoft Office User" w:date="2023-12-01T13:35:00Z" w:initials="MOU">
-    <w:p>
-      <w:r>
-        <w:rPr>
-          <w:rStyle w:val="CommentReference"/>
-        </w:rPr>
-        <w:annotationRef/>
-      </w:r>
-      <w:r>
-        <w:rPr>
-          <w:sz w:val="20"/>
-          <w:szCs w:val="20"/>
-        </w:rPr>
-        <w:t>We don’t know true o</w:t>
-      </w:r>
-      <w:bookmarkStart w:id="77" w:name="_GoBack"/>
-      <w:bookmarkEnd w:id="77"/>
-      <w:r>
-        <w:rPr>
-          <w:sz w:val="20"/>
-          <w:szCs w:val="20"/>
-        </w:rPr>
-        <w:t>ptimums, so lets soften this. Perhaps just say that while htey exhibited DVM with similar timing to the simulated optimal strategy, they didn’t have the same magnitude and selected cooler, less oxygen rich habitat</w:t>
-      </w:r>
-    </w:p>
-  </w:comment>
-  <w:comment w:id="78" w:author="Microsoft Office User" w:date="2023-12-01T13:37:00Z" w:initials="MOU">
-    <w:p>
-      <w:r>
-        <w:rPr>
-          <w:rStyle w:val="CommentReference"/>
-        </w:rPr>
-        <w:annotationRef/>
-      </w:r>
-      <w:r>
-        <w:rPr>
-          <w:sz w:val="20"/>
-          <w:szCs w:val="20"/>
-        </w:rPr>
-        <w:t>You might just say that your T/DO opt strategy was for illustrative purposes, but you don’t have actual fitness curves showing temp and DO effects on fitness — both are nonlinear and fitness changes fast as they approach thresholds, so we likely wouldn’t expect that we’d predict the actual values selected by fish in the wild</w:t>
-      </w:r>
-    </w:p>
-  </w:comment>
-  <w:comment w:id="79" w:author="Microsoft Office User" w:date="2023-12-01T13:39:00Z" w:initials="MOU">
-    <w:p>
-      <w:r>
-        <w:rPr>
-          <w:rStyle w:val="CommentReference"/>
-        </w:rPr>
-        <w:annotationRef/>
-      </w:r>
-      <w:r>
-        <w:rPr>
-          <w:sz w:val="20"/>
-          <w:szCs w:val="20"/>
-        </w:rPr>
-        <w:t>This is good, can you beef it up with references about oxygen demand. Need to do more reading here I think, or talk to fish phys person</w:t>
-      </w:r>
-    </w:p>
-  </w:comment>
-  <w:comment w:id="90" w:author="Microsoft Office User" w:date="2023-12-01T12:35:00Z" w:initials="MOU">
-    <w:p>
-      <w:r>
-        <w:rPr>
-          <w:rStyle w:val="CommentReference"/>
-        </w:rPr>
-        <w:annotationRef/>
-      </w:r>
-      <w:r>
-        <w:rPr>
-          <w:sz w:val="20"/>
-          <w:szCs w:val="20"/>
-        </w:rPr>
-        <w:t>I keep making same comment on your drafts — avoid overly technical jargon phrases that don’t actually have specific tangible meaning</w:t>
-      </w:r>
-    </w:p>
-  </w:comment>
-  <w:comment w:id="93" w:author="Microsoft Office User" w:date="2023-12-01T13:31:00Z" w:initials="MOU">
-    <w:p>
-      <w:r>
-        <w:rPr>
-          <w:rStyle w:val="CommentReference"/>
-        </w:rPr>
-        <w:annotationRef/>
-      </w:r>
-      <w:r>
-        <w:rPr>
-          <w:sz w:val="20"/>
-          <w:szCs w:val="20"/>
-        </w:rPr>
-        <w:t>This is redundant with Results section</w:t>
-      </w:r>
-    </w:p>
-  </w:comment>
-  <w:comment w:id="94" w:author="Microsoft Office User" w:date="2023-12-01T13:30:00Z" w:initials="MOU">
-    <w:p>
-      <w:r>
-        <w:rPr>
-          <w:rStyle w:val="CommentReference"/>
-        </w:rPr>
-        <w:annotationRef/>
-      </w:r>
-      <w:r>
-        <w:rPr>
-          <w:sz w:val="20"/>
-          <w:szCs w:val="20"/>
-        </w:rPr>
-        <w:t>This is the part that works as discussion — explore why do the alcoves have different DO and temp dynamics - perhaps broaden at end to say whether other systems have analogous diel variation in T-DO squeeze — e.g., would a hypolimnion in a lake be different because no diel variation?</w:t>
-      </w:r>
-    </w:p>
-  </w:comment>
-  <w:comment w:id="96" w:author="Microsoft Office User" w:date="2023-12-01T13:27:00Z" w:initials="MOU">
-    <w:p>
-      <w:r>
-        <w:rPr>
-          <w:rStyle w:val="CommentReference"/>
-        </w:rPr>
-        <w:annotationRef/>
-      </w:r>
-      <w:r>
-        <w:rPr>
-          <w:sz w:val="20"/>
-          <w:szCs w:val="20"/>
-        </w:rPr>
-        <w:t>You had 6 alcoves total, so need diff words</w:t>
-      </w:r>
-    </w:p>
-  </w:comment>
-  <w:comment w:id="98" w:author="Microsoft Office User" w:date="2023-12-01T13:33:00Z" w:initials="MOU">
-    <w:p>
-      <w:r>
-        <w:rPr>
-          <w:rStyle w:val="CommentReference"/>
-        </w:rPr>
-        <w:annotationRef/>
-      </w:r>
-      <w:r>
-        <w:rPr>
-          <w:sz w:val="20"/>
-          <w:szCs w:val="20"/>
-        </w:rPr>
-        <w:t>prob just say surface</w:t>
-      </w:r>
-    </w:p>
-  </w:comment>
-  <w:comment w:id="101" w:author="Microsoft Office User" w:date="2023-12-01T13:35:00Z" w:initials="MOU">
-    <w:p>
-      <w:r>
-        <w:rPr>
-          <w:rStyle w:val="CommentReference"/>
-        </w:rPr>
-        <w:annotationRef/>
-      </w:r>
-      <w:r>
-        <w:rPr>
-          <w:sz w:val="20"/>
-          <w:szCs w:val="20"/>
-        </w:rPr>
-        <w:t>We don’t know true optimums, so lets soften this. Perhaps just say that while htey exhibited DVM with similar timing to the simulated optimal strategy, they didn’t have the same magnitude and selected cooler, less oxygen rich habitat</w:t>
-      </w:r>
-    </w:p>
-  </w:comment>
-  <w:comment w:id="102" w:author="Microsoft Office User" w:date="2023-12-01T13:37:00Z" w:initials="MOU">
-    <w:p>
-      <w:r>
-        <w:rPr>
-          <w:rStyle w:val="CommentReference"/>
-        </w:rPr>
-        <w:annotationRef/>
-      </w:r>
-      <w:r>
-        <w:rPr>
-          <w:sz w:val="20"/>
-          <w:szCs w:val="20"/>
-        </w:rPr>
-        <w:t>You might just say that your T/DO opt strategy was for illustrative purposes, but you don’t have actual fitness curves showing temp and DO effects on fitness — both are nonlinear and fitness changes fast as they approach thresholds, so we likely wouldn’t expect that we’d predict the actual values selected by fish in the wild</w:t>
-      </w:r>
-    </w:p>
-  </w:comment>
-  <w:comment w:id="103" w:author="Microsoft Office User" w:date="2023-12-01T13:39:00Z" w:initials="MOU">
-    <w:p>
-      <w:r>
-        <w:rPr>
-          <w:rStyle w:val="CommentReference"/>
-        </w:rPr>
-        <w:annotationRef/>
-      </w:r>
-      <w:r>
-        <w:rPr>
-          <w:sz w:val="20"/>
-          <w:szCs w:val="20"/>
-        </w:rPr>
-        <w:t>This is good, can you beef it up with references about oxygen demand. Need to do more reading here I think, or talk to fish phys person</w:t>
-      </w:r>
-    </w:p>
-  </w:comment>
-  <w:comment w:id="104" w:author="Microsoft Office User" w:date="2023-12-01T14:26:00Z" w:initials="MOU">
-    <w:p>
-      <w:r>
-        <w:rPr>
-          <w:rStyle w:val="CommentReference"/>
-        </w:rPr>
-        <w:annotationRef/>
-      </w:r>
-      <w:r>
-        <w:rPr>
-          <w:sz w:val="20"/>
-          <w:szCs w:val="20"/>
-        </w:rPr>
-        <w:t>Can you engage with literature more on this — like are there studies suggesting hypoxia will limit range expansion? I think you want to establish in 1st sentence that how DO constrains refuge use, range expansion/dispersal (like benthic fish moving deeper to track thermal niche) is important — but we often overlook how diel variation and fish behavior could potentially alter these constraints</w:t>
-      </w:r>
-    </w:p>
-  </w:comment>
-  <w:comment w:id="106" w:author="Microsoft Office User" w:date="2023-12-01T14:23:00Z" w:initials="MOU">
+  <w:comment w:id="52" w:author="Microsoft Office User" w:date="2023-12-01T14:23:00Z" w:initials="MOU">
     <w:p>
       <w:r>
         <w:rPr>
@@ -10789,22 +9618,11 @@
   <w15:commentEx w15:paraId="21D3E2B7" w15:done="0"/>
   <w15:commentEx w15:paraId="20DDD5A4" w15:done="1"/>
   <w15:commentEx w15:paraId="010B4172" w15:done="0"/>
-  <w15:commentEx w15:paraId="521662A8" w15:done="0"/>
+  <w15:commentEx w15:paraId="0479AD9F" w15:done="0"/>
+  <w15:commentEx w15:paraId="3673171F" w15:done="1"/>
   <w15:commentEx w15:paraId="40F40C84" w15:done="0"/>
-  <w15:commentEx w15:paraId="339A458B" w15:done="0"/>
-  <w15:commentEx w15:paraId="072414DD" w15:done="0"/>
-  <w15:commentEx w15:paraId="7EB842C9" w15:done="0"/>
-  <w15:commentEx w15:paraId="2404C55F" w15:done="0"/>
-  <w15:commentEx w15:paraId="66149C69" w15:done="0"/>
-  <w15:commentEx w15:paraId="3FC14C40" w15:done="0"/>
-  <w15:commentEx w15:paraId="44561B41" w15:done="0"/>
-  <w15:commentEx w15:paraId="3FB39161" w15:done="0"/>
-  <w15:commentEx w15:paraId="6986BB37" w15:done="0"/>
-  <w15:commentEx w15:paraId="5A5E17C6" w15:done="0"/>
-  <w15:commentEx w15:paraId="471A2C6D" w15:done="0"/>
-  <w15:commentEx w15:paraId="63180AB0" w15:done="0"/>
-  <w15:commentEx w15:paraId="776BC30A" w15:done="0"/>
-  <w15:commentEx w15:paraId="343A42D5" w15:done="0"/>
+  <w15:commentEx w15:paraId="0862CF9F" w15:done="0"/>
+  <w15:commentEx w15:paraId="0727C264" w15:done="0"/>
   <w15:commentEx w15:paraId="398D9FAA" w15:done="0"/>
   <w15:commentEx w15:paraId="561800F9" w15:done="0"/>
 </w15:commentsEx>
@@ -11946,7 +10764,7 @@
 </file>
 
 <file path=customXml/itemProps1.xml><?xml version="1.0" encoding="utf-8"?>
-<ds:datastoreItem xmlns:ds="http://schemas.openxmlformats.org/officeDocument/2006/customXml" ds:itemID="{EEC90D47-6FEB-45A1-A7B8-9BAC1791A4BB}">
+<ds:datastoreItem xmlns:ds="http://schemas.openxmlformats.org/officeDocument/2006/customXml" ds:itemID="{90BD7E9A-180A-4441-88B8-D7460C5113BA}">
   <ds:schemaRefs>
     <ds:schemaRef ds:uri="http://schemas.openxmlformats.org/officeDocument/2006/bibliography"/>
   </ds:schemaRefs>

--- a/manuscript/dvm.manuscript.12042023.HBJA.docx
+++ b/manuscript/dvm.manuscript.12042023.HBJA.docx
@@ -117,26 +117,14 @@
         </w:rPr>
         <w:t>, caused by thermal and</w:t>
       </w:r>
-      <w:ins w:id="1" w:author="Barrett, Hannah" w:date="2023-12-14T14:06:00Z">
-        <w:r>
-          <w:rPr>
-            <w:rFonts w:ascii="Times New Roman" w:hAnsi="Times New Roman" w:cs="Times New Roman"/>
-            <w:sz w:val="24"/>
-            <w:szCs w:val="24"/>
-          </w:rPr>
-          <w:t xml:space="preserve"> </w:t>
-        </w:r>
-      </w:ins>
-      <w:del w:id="2" w:author="Barrett, Hannah" w:date="2023-12-14T14:06:00Z">
-        <w:r>
-          <w:rPr>
-            <w:rFonts w:ascii="Times New Roman" w:hAnsi="Times New Roman" w:cs="Times New Roman"/>
-            <w:sz w:val="24"/>
-            <w:szCs w:val="24"/>
-          </w:rPr>
-          <w:delText>/or</w:delText>
-        </w:r>
-      </w:del>
+      <w:r>
+        <w:rPr>
+          <w:rFonts w:ascii="Times New Roman" w:hAnsi="Times New Roman" w:cs="Times New Roman"/>
+          <w:sz w:val="24"/>
+          <w:szCs w:val="24"/>
+        </w:rPr>
+        <w:t xml:space="preserve"> </w:t>
+      </w:r>
       <w:r>
         <w:rPr>
           <w:rFonts w:ascii="Times New Roman" w:hAnsi="Times New Roman" w:cs="Times New Roman"/>
@@ -1988,7 +1976,7 @@
         </w:rPr>
         <w:t xml:space="preserve">This study was comprised of four primary components. First, we collected continuous vertical profiles of temperature and DO to characterize how these conditions varied both spatially and temporally in select cold-water alcoves during summer. We then used a subset of our data to simulate how a fish might respond to temperature and oxygen variation given three alternate behavioral responses. Next, we collected empirical data on fine scale vertical movement in </w:t>
       </w:r>
-      <w:commentRangeStart w:id="3"/>
+      <w:commentRangeStart w:id="1"/>
       <w:r>
         <w:rPr>
           <w:rFonts w:ascii="Times New Roman" w:hAnsi="Times New Roman" w:cs="Times New Roman"/>
@@ -1997,12 +1985,12 @@
         </w:rPr>
         <w:t xml:space="preserve">alcoves. </w:t>
       </w:r>
-      <w:commentRangeEnd w:id="3"/>
+      <w:commentRangeEnd w:id="1"/>
       <w:r>
         <w:rPr>
           <w:rStyle w:val="CommentReference"/>
         </w:rPr>
-        <w:commentReference w:id="3"/>
+        <w:commentReference w:id="1"/>
       </w:r>
       <w:r>
         <w:rPr>
@@ -3056,7 +3044,7 @@
           <w:sz w:val="24"/>
           <w:szCs w:val="24"/>
         </w:rPr>
-        <w:pPrChange w:id="4" w:author="Barrett, Hannah" w:date="2023-12-12T12:33:00Z">
+        <w:pPrChange w:id="2" w:author="Barrett, Hannah" w:date="2023-12-12T12:33:00Z">
           <w:pPr>
             <w:spacing w:line="480" w:lineRule="auto"/>
           </w:pPr>
@@ -3376,7 +3364,7 @@
         </w:rPr>
         <w:t xml:space="preserve">cm below the </w:t>
       </w:r>
-      <w:commentRangeStart w:id="5"/>
+      <w:commentRangeStart w:id="3"/>
       <w:r>
         <w:rPr>
           <w:rFonts w:ascii="Times New Roman" w:hAnsi="Times New Roman" w:cs="Times New Roman"/>
@@ -3385,12 +3373,12 @@
         </w:rPr>
         <w:t>surface</w:t>
       </w:r>
-      <w:commentRangeEnd w:id="5"/>
+      <w:commentRangeEnd w:id="3"/>
       <w:r>
         <w:rPr>
           <w:rStyle w:val="CommentReference"/>
         </w:rPr>
-        <w:commentReference w:id="5"/>
+        <w:commentReference w:id="3"/>
       </w:r>
       <w:r>
         <w:rPr>
@@ -4162,8 +4150,8 @@
         <w:lastRenderedPageBreak/>
         <w:t>optimal</w:t>
       </w:r>
-      <w:commentRangeStart w:id="6"/>
-      <w:commentRangeStart w:id="7"/>
+      <w:commentRangeStart w:id="4"/>
+      <w:commentRangeStart w:id="5"/>
       <w:r>
         <w:rPr>
           <w:rFonts w:ascii="Times New Roman" w:hAnsi="Times New Roman" w:cs="Times New Roman"/>
@@ -4172,19 +4160,19 @@
         </w:rPr>
         <w:t xml:space="preserve">). We then used linear regression to calculate the slope and intercept values between these two indices in order to determine the index values for the full range of temperature and oxygen values recorded over this </w:t>
       </w:r>
-      <w:commentRangeEnd w:id="6"/>
+      <w:commentRangeEnd w:id="4"/>
       <w:r>
         <w:rPr>
           <w:rStyle w:val="CommentReference"/>
         </w:rPr>
-        <w:commentReference w:id="6"/>
-      </w:r>
-      <w:commentRangeEnd w:id="7"/>
+        <w:commentReference w:id="4"/>
+      </w:r>
+      <w:commentRangeEnd w:id="5"/>
       <w:r>
         <w:rPr>
           <w:rStyle w:val="CommentReference"/>
         </w:rPr>
-        <w:commentReference w:id="7"/>
+        <w:commentReference w:id="5"/>
       </w:r>
       <w:r>
         <w:rPr>
@@ -4866,7 +4854,7 @@
         </w:rPr>
         <w:t xml:space="preserve"> and comprised 1-week of data (July 30 to August 6, commencing 5-days after fish were released into net pens). </w:t>
       </w:r>
-      <w:ins w:id="8" w:author="Barrett, Hannah" w:date="2023-12-07T11:08:00Z">
+      <w:ins w:id="6" w:author="Barrett, Hannah" w:date="2023-12-07T11:08:00Z">
         <w:r>
           <w:rPr>
             <w:rFonts w:ascii="Times New Roman" w:hAnsi="Times New Roman" w:cs="Times New Roman"/>
@@ -4876,7 +4864,7 @@
           <w:t>For simplicity, w</w:t>
         </w:r>
       </w:ins>
-      <w:ins w:id="9" w:author="Barrett, Hannah" w:date="2023-12-07T11:02:00Z">
+      <w:ins w:id="7" w:author="Barrett, Hannah" w:date="2023-12-07T11:02:00Z">
         <w:r>
           <w:rPr>
             <w:rFonts w:ascii="Times New Roman" w:hAnsi="Times New Roman" w:cs="Times New Roman"/>
@@ -4886,7 +4874,7 @@
           <w:t>e</w:t>
         </w:r>
       </w:ins>
-      <w:ins w:id="10" w:author="Barrett, Hannah" w:date="2023-12-07T11:01:00Z">
+      <w:ins w:id="8" w:author="Barrett, Hannah" w:date="2023-12-07T11:01:00Z">
         <w:r>
           <w:rPr>
             <w:rFonts w:ascii="Times New Roman" w:hAnsi="Times New Roman" w:cs="Times New Roman"/>
@@ -4913,7 +4901,7 @@
           <w:t>the DO max</w:t>
         </w:r>
       </w:ins>
-      <w:ins w:id="11" w:author="Barrett, Hannah" w:date="2023-12-07T11:02:00Z">
+      <w:ins w:id="9" w:author="Barrett, Hannah" w:date="2023-12-07T11:02:00Z">
         <w:r>
           <w:rPr>
             <w:rFonts w:ascii="Times New Roman" w:hAnsi="Times New Roman" w:cs="Times New Roman"/>
@@ -4923,7 +4911,7 @@
           <w:t>imum</w:t>
         </w:r>
       </w:ins>
-      <w:ins w:id="12" w:author="Barrett, Hannah" w:date="2023-12-07T11:01:00Z">
+      <w:ins w:id="10" w:author="Barrett, Hannah" w:date="2023-12-07T11:01:00Z">
         <w:r>
           <w:rPr>
             <w:rFonts w:ascii="Times New Roman" w:hAnsi="Times New Roman" w:cs="Times New Roman"/>
@@ -4933,7 +4921,7 @@
           <w:t xml:space="preserve"> as ‘</w:t>
         </w:r>
       </w:ins>
-      <w:ins w:id="13" w:author="Barrett, Hannah" w:date="2023-12-07T11:10:00Z">
+      <w:ins w:id="11" w:author="Barrett, Hannah" w:date="2023-12-07T11:10:00Z">
         <w:r>
           <w:rPr>
             <w:rFonts w:ascii="Times New Roman" w:hAnsi="Times New Roman" w:cs="Times New Roman"/>
@@ -4943,7 +4931,7 @@
           <w:t>day</w:t>
         </w:r>
       </w:ins>
-      <w:ins w:id="14" w:author="Barrett, Hannah" w:date="2023-12-07T11:01:00Z">
+      <w:ins w:id="12" w:author="Barrett, Hannah" w:date="2023-12-07T11:01:00Z">
         <w:r>
           <w:rPr>
             <w:rFonts w:ascii="Times New Roman" w:hAnsi="Times New Roman" w:cs="Times New Roman"/>
@@ -4953,7 +4941,7 @@
           <w:t>’ and</w:t>
         </w:r>
       </w:ins>
-      <w:ins w:id="15" w:author="Barrett, Hannah" w:date="2023-12-07T11:03:00Z">
+      <w:ins w:id="13" w:author="Barrett, Hannah" w:date="2023-12-07T11:03:00Z">
         <w:r>
           <w:rPr>
             <w:rFonts w:ascii="Times New Roman" w:hAnsi="Times New Roman" w:cs="Times New Roman"/>
@@ -4963,7 +4951,7 @@
           <w:t xml:space="preserve"> </w:t>
         </w:r>
       </w:ins>
-      <w:ins w:id="16" w:author="Barrett, Hannah" w:date="2023-12-07T11:01:00Z">
+      <w:ins w:id="14" w:author="Barrett, Hannah" w:date="2023-12-07T11:01:00Z">
         <w:r>
           <w:rPr>
             <w:rFonts w:ascii="Times New Roman" w:hAnsi="Times New Roman" w:cs="Times New Roman"/>
@@ -4973,7 +4961,7 @@
           <w:t>DO min</w:t>
         </w:r>
       </w:ins>
-      <w:ins w:id="17" w:author="Barrett, Hannah" w:date="2023-12-07T11:03:00Z">
+      <w:ins w:id="15" w:author="Barrett, Hannah" w:date="2023-12-07T11:03:00Z">
         <w:r>
           <w:rPr>
             <w:rFonts w:ascii="Times New Roman" w:hAnsi="Times New Roman" w:cs="Times New Roman"/>
@@ -4983,7 +4971,7 @@
           <w:t>imum</w:t>
         </w:r>
       </w:ins>
-      <w:ins w:id="18" w:author="Barrett, Hannah" w:date="2023-12-07T11:01:00Z">
+      <w:ins w:id="16" w:author="Barrett, Hannah" w:date="2023-12-07T11:01:00Z">
         <w:r>
           <w:rPr>
             <w:rFonts w:ascii="Times New Roman" w:hAnsi="Times New Roman" w:cs="Times New Roman"/>
@@ -4993,7 +4981,7 @@
           <w:t xml:space="preserve"> as ‘</w:t>
         </w:r>
       </w:ins>
-      <w:ins w:id="19" w:author="Barrett, Hannah" w:date="2023-12-07T11:10:00Z">
+      <w:ins w:id="17" w:author="Barrett, Hannah" w:date="2023-12-07T11:10:00Z">
         <w:r>
           <w:rPr>
             <w:rFonts w:ascii="Times New Roman" w:hAnsi="Times New Roman" w:cs="Times New Roman"/>
@@ -5003,7 +4991,7 @@
           <w:t>night</w:t>
         </w:r>
       </w:ins>
-      <w:ins w:id="20" w:author="Barrett, Hannah" w:date="2023-12-07T11:01:00Z">
+      <w:ins w:id="18" w:author="Barrett, Hannah" w:date="2023-12-07T11:01:00Z">
         <w:r>
           <w:rPr>
             <w:rFonts w:ascii="Times New Roman" w:hAnsi="Times New Roman" w:cs="Times New Roman"/>
@@ -5484,8 +5472,8 @@
               </m:nary>
             </m:den>
           </m:f>
-          <w:commentRangeStart w:id="21"/>
-          <w:commentRangeEnd w:id="21"/>
+          <w:commentRangeStart w:id="19"/>
+          <w:commentRangeEnd w:id="19"/>
           <m:r>
             <m:rPr>
               <m:sty m:val="p"/>
@@ -5493,7 +5481,7 @@
             <w:rPr>
               <w:rStyle w:val="CommentReference"/>
             </w:rPr>
-            <w:commentReference w:id="21"/>
+            <w:commentReference w:id="19"/>
           </m:r>
           <m:r>
             <m:rPr>
@@ -5856,7 +5844,7 @@
         </w:rPr>
         <w:t>pan of temperature-DO combinations</w:t>
       </w:r>
-      <w:ins w:id="22" w:author="Barrett, Hannah" w:date="2023-11-19T13:04:00Z">
+      <w:ins w:id="20" w:author="Barrett, Hannah" w:date="2023-11-19T13:04:00Z">
         <w:r>
           <w:rPr>
             <w:rFonts w:ascii="Times New Roman" w:hAnsi="Times New Roman" w:cs="Times New Roman"/>
@@ -5922,7 +5910,7 @@
         </w:rPr>
         <w:t xml:space="preserve">Vertical and diel variation in temperature and </w:t>
       </w:r>
-      <w:commentRangeStart w:id="23"/>
+      <w:commentRangeStart w:id="21"/>
       <w:r>
         <w:rPr>
           <w:rFonts w:ascii="Times New Roman" w:hAnsi="Times New Roman" w:cs="Times New Roman"/>
@@ -5932,12 +5920,12 @@
         </w:rPr>
         <w:t>DO</w:t>
       </w:r>
-      <w:commentRangeEnd w:id="23"/>
+      <w:commentRangeEnd w:id="21"/>
       <w:r>
         <w:rPr>
           <w:rStyle w:val="CommentReference"/>
         </w:rPr>
-        <w:commentReference w:id="23"/>
+        <w:commentReference w:id="21"/>
       </w:r>
     </w:p>
     <w:p>
@@ -6716,7 +6704,25 @@
           <w:sz w:val="24"/>
           <w:szCs w:val="24"/>
         </w:rPr>
-        <w:t xml:space="preserve">morning and </w:t>
+        <w:t>morning</w:t>
+      </w:r>
+      <w:ins w:id="22" w:author="Barrett, Hannah" w:date="2023-12-15T13:42:00Z">
+        <w:r>
+          <w:rPr>
+            <w:rFonts w:ascii="Times New Roman" w:hAnsi="Times New Roman" w:cs="Times New Roman"/>
+            <w:sz w:val="24"/>
+            <w:szCs w:val="24"/>
+          </w:rPr>
+          <w:t xml:space="preserve"> (‘night’)</w:t>
+        </w:r>
+      </w:ins>
+      <w:r>
+        <w:rPr>
+          <w:rFonts w:ascii="Times New Roman" w:hAnsi="Times New Roman" w:cs="Times New Roman"/>
+          <w:sz w:val="24"/>
+          <w:szCs w:val="24"/>
+        </w:rPr>
+        <w:t xml:space="preserve"> and </w:t>
       </w:r>
       <w:r>
         <w:rPr>
@@ -6732,7 +6738,25 @@
           <w:sz w:val="24"/>
           <w:szCs w:val="24"/>
         </w:rPr>
-        <w:t xml:space="preserve">evening, respectively. However, the </w:t>
+        <w:t>evening</w:t>
+      </w:r>
+      <w:ins w:id="23" w:author="Barrett, Hannah" w:date="2023-12-15T13:42:00Z">
+        <w:r>
+          <w:rPr>
+            <w:rFonts w:ascii="Times New Roman" w:hAnsi="Times New Roman" w:cs="Times New Roman"/>
+            <w:sz w:val="24"/>
+            <w:szCs w:val="24"/>
+          </w:rPr>
+          <w:t xml:space="preserve"> (‘day’)</w:t>
+        </w:r>
+      </w:ins>
+      <w:r>
+        <w:rPr>
+          <w:rFonts w:ascii="Times New Roman" w:hAnsi="Times New Roman" w:cs="Times New Roman"/>
+          <w:sz w:val="24"/>
+          <w:szCs w:val="24"/>
+        </w:rPr>
+        <w:t xml:space="preserve">, respectively. However, the </w:t>
       </w:r>
       <w:r>
         <w:rPr>
@@ -7138,7 +7162,25 @@
           <w:sz w:val="24"/>
           <w:szCs w:val="24"/>
         </w:rPr>
-        <w:t xml:space="preserve"> diel vertical movements; shifting towards the surface during the late night and early morning when DO at depth became limiting </w:t>
+        <w:t xml:space="preserve"> diel vertical movements; shifting towards the surface during the late night and early morning when DO at depth became limiting</w:t>
+      </w:r>
+      <w:ins w:id="24" w:author="Barrett, Hannah" w:date="2023-12-15T13:44:00Z">
+        <w:r>
+          <w:rPr>
+            <w:rFonts w:ascii="Times New Roman" w:hAnsi="Times New Roman" w:cs="Times New Roman"/>
+            <w:sz w:val="24"/>
+            <w:szCs w:val="24"/>
+          </w:rPr>
+          <w:t>,</w:t>
+        </w:r>
+      </w:ins>
+      <w:r>
+        <w:rPr>
+          <w:rFonts w:ascii="Times New Roman" w:hAnsi="Times New Roman" w:cs="Times New Roman"/>
+          <w:sz w:val="24"/>
+          <w:szCs w:val="24"/>
+        </w:rPr>
+        <w:t xml:space="preserve"> </w:t>
       </w:r>
       <w:r>
         <w:rPr>
@@ -7203,7 +7245,7 @@
         </w:rPr>
         <w:t xml:space="preserve">Cutthroat </w:t>
       </w:r>
-      <w:commentRangeStart w:id="24"/>
+      <w:commentRangeStart w:id="25"/>
       <w:r>
         <w:rPr>
           <w:rFonts w:ascii="Times New Roman" w:hAnsi="Times New Roman" w:cs="Times New Roman"/>
@@ -7212,12 +7254,12 @@
         </w:rPr>
         <w:t xml:space="preserve">trout monitored </w:t>
       </w:r>
-      <w:commentRangeEnd w:id="24"/>
+      <w:commentRangeEnd w:id="25"/>
       <w:r>
         <w:rPr>
           <w:rStyle w:val="CommentReference"/>
         </w:rPr>
-        <w:commentReference w:id="24"/>
+        <w:commentReference w:id="25"/>
       </w:r>
       <w:r>
         <w:rPr>
@@ -7309,7 +7351,7 @@
         </w:rPr>
         <w:t xml:space="preserve"> (Figure </w:t>
       </w:r>
-      <w:commentRangeStart w:id="25"/>
+      <w:commentRangeStart w:id="26"/>
       <w:r>
         <w:rPr>
           <w:rFonts w:ascii="Times New Roman" w:hAnsi="Times New Roman" w:cs="Times New Roman"/>
@@ -7318,12 +7360,12 @@
         </w:rPr>
         <w:t>4b</w:t>
       </w:r>
-      <w:commentRangeEnd w:id="25"/>
+      <w:commentRangeEnd w:id="26"/>
       <w:r>
         <w:rPr>
           <w:rStyle w:val="CommentReference"/>
         </w:rPr>
-        <w:commentReference w:id="25"/>
+        <w:commentReference w:id="26"/>
       </w:r>
       <w:r>
         <w:rPr>
@@ -7853,7 +7895,7 @@
         </w:rPr>
         <w:t xml:space="preserve">There was high </w:t>
       </w:r>
-      <w:commentRangeStart w:id="26"/>
+      <w:commentRangeStart w:id="27"/>
       <w:r>
         <w:rPr>
           <w:rFonts w:ascii="Times New Roman" w:hAnsi="Times New Roman" w:cs="Times New Roman"/>
@@ -7862,12 +7904,12 @@
         </w:rPr>
         <w:t xml:space="preserve">correlation between the temperature and DO covariates (≥ 0.8), however this level of correlation was </w:t>
       </w:r>
-      <w:commentRangeEnd w:id="26"/>
+      <w:commentRangeEnd w:id="27"/>
       <w:r>
         <w:rPr>
           <w:rStyle w:val="CommentReference"/>
         </w:rPr>
-        <w:commentReference w:id="26"/>
+        <w:commentReference w:id="27"/>
       </w:r>
       <w:r>
         <w:rPr>
@@ -7899,18 +7941,18 @@
         <w:spacing w:line="480" w:lineRule="auto"/>
         <w:ind w:firstLine="720"/>
       </w:pPr>
-      <w:commentRangeStart w:id="27"/>
+      <w:commentRangeStart w:id="28"/>
       <w:r>
         <w:t xml:space="preserve">Fish </w:t>
       </w:r>
-      <w:commentRangeEnd w:id="27"/>
+      <w:commentRangeEnd w:id="28"/>
       <w:r>
         <w:rPr>
           <w:rStyle w:val="CommentReference"/>
           <w:rFonts w:asciiTheme="minorHAnsi" w:hAnsiTheme="minorHAnsi" w:cstheme="minorBidi"/>
           <w:color w:val="auto"/>
         </w:rPr>
-        <w:commentReference w:id="27"/>
+        <w:commentReference w:id="28"/>
       </w:r>
       <w:r>
         <w:t>have been shown to track favorable temperatures across space as habitat mosaics shift at timescales of days, months, and years</w:t>
@@ -7927,53 +7969,53 @@
       <w:r>
         <w:t xml:space="preserve"> is known about how fish respond to </w:t>
       </w:r>
-      <w:commentRangeStart w:id="28"/>
+      <w:commentRangeStart w:id="29"/>
       <w:r>
         <w:t>spatiotemporal heterogeneity in temperature and oxygen</w:t>
       </w:r>
-      <w:commentRangeEnd w:id="28"/>
+      <w:commentRangeEnd w:id="29"/>
       <w:r>
         <w:rPr>
           <w:rStyle w:val="CommentReference"/>
           <w:rFonts w:asciiTheme="minorHAnsi" w:hAnsiTheme="minorHAnsi" w:cstheme="minorBidi"/>
           <w:color w:val="auto"/>
         </w:rPr>
-        <w:commentReference w:id="28"/>
+        <w:commentReference w:id="29"/>
       </w:r>
       <w:r>
         <w:t xml:space="preserve"> (but see </w:t>
       </w:r>
-      <w:del w:id="29" w:author="Barrett, Hannah" w:date="2023-12-13T15:15:00Z">
+      <w:del w:id="30" w:author="Barrett, Hannah" w:date="2023-12-13T15:15:00Z">
         <w:r>
           <w:delText>REFS</w:delText>
         </w:r>
       </w:del>
-      <w:ins w:id="30" w:author="Barrett, Hannah" w:date="2023-12-13T15:15:00Z">
+      <w:ins w:id="31" w:author="Barrett, Hannah" w:date="2023-12-13T15:15:00Z">
         <w:r>
           <w:t xml:space="preserve">Prince and </w:t>
         </w:r>
       </w:ins>
-      <w:ins w:id="31" w:author="Barrett, Hannah" w:date="2023-12-13T15:16:00Z">
+      <w:ins w:id="32" w:author="Barrett, Hannah" w:date="2023-12-13T15:16:00Z">
         <w:r>
           <w:t>Goodyear 2006</w:t>
         </w:r>
       </w:ins>
-      <w:ins w:id="32" w:author="Barrett, Hannah" w:date="2023-12-13T15:33:00Z">
+      <w:ins w:id="33" w:author="Barrett, Hannah" w:date="2023-12-13T15:33:00Z">
         <w:r>
           <w:t>, Prince et al. 2010</w:t>
         </w:r>
       </w:ins>
-      <w:ins w:id="33" w:author="Barrett, Hannah" w:date="2023-12-13T15:42:00Z">
+      <w:ins w:id="34" w:author="Barrett, Hannah" w:date="2023-12-13T15:42:00Z">
         <w:r>
           <w:t>, Bertrand et al. 2011, Stramma et al. 2012</w:t>
         </w:r>
       </w:ins>
-      <w:ins w:id="34" w:author="Barrett, Hannah" w:date="2023-12-14T15:11:00Z">
+      <w:ins w:id="35" w:author="Barrett, Hannah" w:date="2023-12-14T15:11:00Z">
         <w:r>
           <w:t>, Jorda et al. 2019</w:t>
         </w:r>
       </w:ins>
-      <w:ins w:id="35" w:author="Barrett, Hannah" w:date="2023-12-13T15:48:00Z">
+      <w:ins w:id="36" w:author="Barrett, Hannah" w:date="2023-12-13T15:48:00Z">
         <w:r>
           <w:t>, Logan et al. 2023</w:t>
         </w:r>
@@ -7987,7 +8029,7 @@
       <w:r>
         <w:t xml:space="preserve"> (</w:t>
       </w:r>
-      <w:ins w:id="36" w:author="Barrett, Hannah" w:date="2023-12-13T15:45:00Z">
+      <w:ins w:id="37" w:author="Barrett, Hannah" w:date="2023-12-13T15:45:00Z">
         <w:r>
           <w:t>Pörtner</w:t>
         </w:r>
@@ -7995,17 +8037,17 @@
           <w:t xml:space="preserve"> 2001, </w:t>
         </w:r>
       </w:ins>
-      <w:ins w:id="37" w:author="Barrett, Hannah" w:date="2023-12-13T15:43:00Z">
+      <w:ins w:id="38" w:author="Barrett, Hannah" w:date="2023-12-13T15:43:00Z">
         <w:r>
           <w:t xml:space="preserve">Rajesh and </w:t>
         </w:r>
       </w:ins>
-      <w:ins w:id="38" w:author="Barrett, Hannah" w:date="2023-12-13T15:44:00Z">
+      <w:ins w:id="39" w:author="Barrett, Hannah" w:date="2023-12-13T15:44:00Z">
         <w:r>
           <w:t>Rehana 2022</w:t>
         </w:r>
       </w:ins>
-      <w:del w:id="39" w:author="Barrett, Hannah" w:date="2023-12-13T15:43:00Z">
+      <w:del w:id="40" w:author="Barrett, Hannah" w:date="2023-12-13T15:43:00Z">
         <w:r>
           <w:delText>ref</w:delText>
         </w:r>
@@ -8106,18 +8148,18 @@
       <w:r>
         <w:t>P</w:t>
       </w:r>
-      <w:commentRangeStart w:id="40"/>
+      <w:commentRangeStart w:id="41"/>
       <w:r>
         <w:t>attern</w:t>
       </w:r>
-      <w:commentRangeEnd w:id="40"/>
+      <w:commentRangeEnd w:id="41"/>
       <w:r>
         <w:rPr>
           <w:rStyle w:val="CommentReference"/>
           <w:rFonts w:asciiTheme="minorHAnsi" w:hAnsiTheme="minorHAnsi" w:cstheme="minorBidi"/>
           <w:color w:val="auto"/>
         </w:rPr>
-        <w:commentReference w:id="40"/>
+        <w:commentReference w:id="41"/>
       </w:r>
       <w:r>
         <w:t xml:space="preserve">s of temperature and DO varied both between and within cold-water alcoves. </w:t>
@@ -8125,7 +8167,7 @@
       <w:r>
         <w:t xml:space="preserve">At night, these habitats often exhibited a narrow range of preferred cool </w:t>
       </w:r>
-      <w:commentRangeStart w:id="41"/>
+      <w:commentRangeStart w:id="42"/>
       <w:r>
         <w:t>temperatures that were also adequately oxygenated, creating a more pronounced trade-off for fish. However, there was variation in the minimum oxygen recorded across habitats. For example, all alcoves had hyporheic DO &lt;1</w:t>
       </w:r>
@@ -8180,14 +8222,14 @@
       <w:r>
         <w:t xml:space="preserve"> across sites. This can be a meaningful difference for fish, when preferred cooler temperatures may co-occur with either adequate or severely hypoxic conditions. </w:t>
       </w:r>
-      <w:commentRangeEnd w:id="41"/>
+      <w:commentRangeEnd w:id="42"/>
       <w:r>
         <w:rPr>
           <w:rStyle w:val="CommentReference"/>
           <w:rFonts w:asciiTheme="minorHAnsi" w:hAnsiTheme="minorHAnsi" w:cstheme="minorBidi"/>
           <w:color w:val="auto"/>
         </w:rPr>
-        <w:commentReference w:id="41"/>
+        <w:commentReference w:id="42"/>
       </w:r>
       <w:r>
         <w:t xml:space="preserve"> </w:t>
@@ -8293,13 +8335,34 @@
         <w:t>depleted by aerobic decomposition processes</w:t>
       </w:r>
       <w:r>
-        <w:t xml:space="preserve"> until fall turnover </w:t>
-      </w:r>
-      <w:r>
-        <w:t xml:space="preserve">occurs </w:t>
-      </w:r>
-      <w:r>
-        <w:t xml:space="preserve">(Walker 1979).  </w:t>
+        <w:t xml:space="preserve"> </w:t>
+      </w:r>
+      <w:ins w:id="43" w:author="Barrett, Hannah" w:date="2023-12-15T13:46:00Z">
+        <w:r>
+          <w:t>(</w:t>
+        </w:r>
+      </w:ins>
+      <w:r>
+        <w:t xml:space="preserve">until fall turnover </w:t>
+      </w:r>
+      <w:r>
+        <w:t>occurs</w:t>
+      </w:r>
+      <w:ins w:id="44" w:author="Barrett, Hannah" w:date="2023-12-15T13:47:00Z">
+        <w:r>
+          <w:t xml:space="preserve">; </w:t>
+        </w:r>
+      </w:ins>
+      <w:del w:id="45" w:author="Barrett, Hannah" w:date="2023-12-15T13:47:00Z">
+        <w:r>
+          <w:delText xml:space="preserve"> </w:delText>
+        </w:r>
+        <w:r>
+          <w:delText>(</w:delText>
+        </w:r>
+      </w:del>
+      <w:r>
+        <w:t xml:space="preserve">Walker 1979).  </w:t>
       </w:r>
     </w:p>
     <w:p>
@@ -8307,7 +8370,7 @@
         <w:pStyle w:val="Default"/>
         <w:spacing w:line="480" w:lineRule="auto"/>
         <w:rPr>
-          <w:ins w:id="42" w:author="Barrett, Hannah" w:date="2023-12-14T17:00:00Z"/>
+          <w:ins w:id="46" w:author="Barrett, Hannah" w:date="2023-12-14T17:00:00Z"/>
           <w:noProof/>
         </w:rPr>
       </w:pPr>
@@ -8320,21 +8383,21 @@
       <w:r>
         <w:tab/>
       </w:r>
-      <w:commentRangeStart w:id="43"/>
+      <w:commentRangeStart w:id="47"/>
       <w:r>
         <w:t xml:space="preserve">Our </w:t>
       </w:r>
       <w:r>
         <w:t xml:space="preserve">simulation </w:t>
       </w:r>
-      <w:commentRangeEnd w:id="43"/>
+      <w:commentRangeEnd w:id="47"/>
       <w:r>
         <w:rPr>
           <w:rStyle w:val="CommentReference"/>
           <w:rFonts w:asciiTheme="minorHAnsi" w:hAnsiTheme="minorHAnsi" w:cstheme="minorBidi"/>
           <w:color w:val="auto"/>
         </w:rPr>
-        <w:commentReference w:id="43"/>
+        <w:commentReference w:id="47"/>
       </w:r>
       <w:r>
         <w:t>of</w:t>
@@ -8409,21 +8472,9 @@
         <w:rPr>
           <w:noProof/>
         </w:rPr>
-        <w:t>however they</w:t>
-      </w:r>
-      <w:r>
-        <w:rPr>
-          <w:noProof/>
-        </w:rPr>
-        <w:t xml:space="preserve"> often</w:t>
-      </w:r>
-      <w:r>
-        <w:rPr>
-          <w:noProof/>
-        </w:rPr>
-        <w:t xml:space="preserve"> </w:t>
-      </w:r>
-      <w:ins w:id="44" w:author="Barrett, Hannah" w:date="2023-12-14T16:42:00Z">
+        <w:t xml:space="preserve">however they often </w:t>
+      </w:r>
+      <w:ins w:id="48" w:author="Barrett, Hannah" w:date="2023-12-14T16:42:00Z">
         <w:r>
           <w:rPr>
             <w:noProof/>
@@ -8483,109 +8534,93 @@
         <w:rPr>
           <w:noProof/>
         </w:rPr>
-        <w:t>, as we</w:t>
+        <w:t>, as we do not have</w:t>
       </w:r>
       <w:r>
         <w:rPr>
           <w:noProof/>
         </w:rPr>
-        <w:t xml:space="preserve"> do not have</w:t>
+        <w:t xml:space="preserve"> have actual fitness curves showing </w:t>
       </w:r>
       <w:r>
         <w:rPr>
           <w:noProof/>
         </w:rPr>
-        <w:t xml:space="preserve"> have actual fitness curves showing </w:t>
+        <w:t xml:space="preserve">the combined effects of </w:t>
       </w:r>
       <w:r>
         <w:rPr>
           <w:noProof/>
         </w:rPr>
-        <w:t xml:space="preserve">the combined effects of </w:t>
-      </w:r>
+        <w:t>temperature and DO</w:t>
+      </w:r>
+      <w:del w:id="49" w:author="Barrett, Hannah" w:date="2023-12-15T13:47:00Z">
+        <w:r>
+          <w:rPr>
+            <w:noProof/>
+          </w:rPr>
+          <w:delText xml:space="preserve"> on fitness</w:delText>
+        </w:r>
+      </w:del>
       <w:r>
         <w:rPr>
           <w:noProof/>
         </w:rPr>
-        <w:t>temp</w:t>
+        <w:t>. However,</w:t>
       </w:r>
       <w:r>
         <w:rPr>
           <w:noProof/>
         </w:rPr>
-        <w:t>erature and DO on fitness. H</w:t>
+        <w:t xml:space="preserve"> </w:t>
       </w:r>
       <w:r>
         <w:rPr>
           <w:noProof/>
         </w:rPr>
-        <w:t>owever</w:t>
+        <w:t>fish responses to these variables</w:t>
       </w:r>
       <w:r>
         <w:rPr>
           <w:noProof/>
         </w:rPr>
+        <w:t xml:space="preserve"> </w:t>
+      </w:r>
+      <w:r>
+        <w:rPr>
+          <w:noProof/>
+        </w:rPr>
+        <w:t>are nonlinear</w:t>
+      </w:r>
+      <w:r>
+        <w:rPr>
+          <w:noProof/>
+        </w:rPr>
         <w:t>,</w:t>
       </w:r>
       <w:r>
         <w:rPr>
           <w:noProof/>
         </w:rPr>
+        <w:t xml:space="preserve"> and fitness </w:t>
+      </w:r>
+      <w:r>
+        <w:rPr>
+          <w:noProof/>
+        </w:rPr>
+        <w:t>decreases rapidly</w:t>
+      </w:r>
+      <w:r>
+        <w:rPr>
+          <w:noProof/>
+        </w:rPr>
         <w:t xml:space="preserve"> </w:t>
       </w:r>
       <w:r>
         <w:rPr>
           <w:noProof/>
         </w:rPr>
-        <w:t>fish responses to these variables</w:t>
-      </w:r>
-      <w:r>
-        <w:rPr>
-          <w:noProof/>
-        </w:rPr>
-        <w:t xml:space="preserve"> </w:t>
-      </w:r>
-      <w:r>
-        <w:rPr>
-          <w:noProof/>
-        </w:rPr>
-        <w:t>are nonlinear</w:t>
-      </w:r>
-      <w:r>
-        <w:rPr>
-          <w:noProof/>
-        </w:rPr>
-        <w:t>,</w:t>
-      </w:r>
-      <w:r>
-        <w:rPr>
-          <w:noProof/>
-        </w:rPr>
-        <w:t xml:space="preserve"> and fitness </w:t>
-      </w:r>
-      <w:r>
-        <w:rPr>
-          <w:noProof/>
-        </w:rPr>
-        <w:t>decreases rapidly</w:t>
-      </w:r>
-      <w:r>
-        <w:rPr>
-          <w:noProof/>
-        </w:rPr>
-        <w:t xml:space="preserve"> </w:t>
-      </w:r>
-      <w:r>
-        <w:rPr>
-          <w:noProof/>
-        </w:rPr>
-        <w:t>at threshold values</w:t>
-      </w:r>
-      <w:r>
-        <w:rPr>
-          <w:noProof/>
-        </w:rPr>
-        <w:t xml:space="preserve">. Such complexity makes it unlikely that we would </w:t>
+        <w:t xml:space="preserve">at threshold values. Such complexity makes it unlikely that we would </w:t>
       </w:r>
       <w:r>
         <w:rPr>
@@ -8620,14 +8655,14 @@
         <w:rPr>
           <w:noProof/>
         </w:rPr>
-        <w:pPrChange w:id="45" w:author="Barrett, Hannah" w:date="2023-12-14T17:00:00Z">
+        <w:pPrChange w:id="50" w:author="Barrett, Hannah" w:date="2023-12-14T17:00:00Z">
           <w:pPr>
             <w:pStyle w:val="Default"/>
             <w:spacing w:line="480" w:lineRule="auto"/>
           </w:pPr>
         </w:pPrChange>
       </w:pPr>
-      <w:del w:id="46" w:author="Barrett, Hannah" w:date="2023-12-14T17:00:00Z">
+      <w:del w:id="51" w:author="Barrett, Hannah" w:date="2023-12-14T17:00:00Z">
         <w:r>
           <w:rPr>
             <w:noProof/>
@@ -8641,7 +8676,7 @@
         </w:rPr>
         <w:t xml:space="preserve">In these </w:t>
       </w:r>
-      <w:ins w:id="47" w:author="Barrett, Hannah" w:date="2023-12-14T17:00:00Z">
+      <w:ins w:id="52" w:author="Barrett, Hannah" w:date="2023-12-14T17:00:00Z">
         <w:r>
           <w:rPr>
             <w:noProof/>
@@ -8653,32 +8688,14 @@
         <w:rPr>
           <w:noProof/>
         </w:rPr>
-        <w:t>habitats, temperature appears</w:t>
-      </w:r>
+        <w:t xml:space="preserve">habitats, temperature appears to be a more </w:t>
+      </w:r>
+      <w:commentRangeStart w:id="53"/>
       <w:r>
         <w:rPr>
           <w:noProof/>
         </w:rPr>
-        <w:t xml:space="preserve"> to be a more </w:t>
-      </w:r>
-      <w:commentRangeStart w:id="48"/>
-      <w:r>
-        <w:rPr>
-          <w:noProof/>
-        </w:rPr>
-        <w:t>prominent driver of DVM</w:t>
-      </w:r>
-      <w:r>
-        <w:rPr>
-          <w:noProof/>
-        </w:rPr>
-        <w:t>. When sampling cold-water alcoves, w</w:t>
-      </w:r>
-      <w:r>
-        <w:rPr>
-          <w:noProof/>
-        </w:rPr>
-        <w:t>e often encounter fish with either empty stomachs, or small rations of low quality prey items (Barrett unpublished data). Here, a fish would likely starve before suffocating. Under these circumstances, it seems logical that habitat selection should shift away from p</w:t>
+        <w:t>prominent driver of DVM. When sampling cold-water alcoves, we often encounter fish with either empty stomachs, or small rations of low quality prey items (Barrett unpublished data). Here, a fish would likely starve before suffocating. Under these circumstances, it seems logical that habitat selection should shift away from p</w:t>
       </w:r>
       <w:r>
         <w:rPr>
@@ -8705,14 +8722,14 @@
         </w:rPr>
         <w:t xml:space="preserve"> is fitting; these are not ideal habitats</w:t>
       </w:r>
-      <w:commentRangeEnd w:id="48"/>
+      <w:commentRangeEnd w:id="53"/>
       <w:r>
         <w:rPr>
           <w:rStyle w:val="CommentReference"/>
           <w:rFonts w:asciiTheme="minorHAnsi" w:hAnsiTheme="minorHAnsi" w:cstheme="minorBidi"/>
           <w:color w:val="auto"/>
         </w:rPr>
-        <w:commentReference w:id="48"/>
+        <w:commentReference w:id="53"/>
       </w:r>
       <w:r>
         <w:rPr>
@@ -8737,18 +8754,18 @@
           <w:noProof/>
         </w:rPr>
       </w:pPr>
-      <w:commentRangeStart w:id="49"/>
+      <w:commentRangeStart w:id="54"/>
       <w:r>
         <w:t>Tagged</w:t>
       </w:r>
-      <w:commentRangeEnd w:id="49"/>
+      <w:commentRangeEnd w:id="54"/>
       <w:r>
         <w:rPr>
           <w:rStyle w:val="CommentReference"/>
           <w:rFonts w:asciiTheme="minorHAnsi" w:hAnsiTheme="minorHAnsi" w:cstheme="minorBidi"/>
           <w:color w:val="auto"/>
         </w:rPr>
-        <w:commentReference w:id="49"/>
+        <w:commentReference w:id="54"/>
       </w:r>
       <w:r>
         <w:t xml:space="preserve"> fish displayed high individual and intra-individual variation in their vertical movements, however the central tendency was consistent with a vertically cycling movement pattern constrained to ~20% of the water column, ranging between the metalimnion and upper hypolimnion (Figure 4c). This behavioral variation is likely a reflection of genetic diversity (Alonzo 2015), individual thermal tolerance (Anlauf-Dunn et al. 2022) or energy reserves (Moran et al. 2021). Fish ration size affects optimal temperature for growth and could influence habitat selection by fish (Mac 1985, Sogard &amp; Olla 1996). However, previous data collected in these alcoves suggest that fish in alcoves barely feed and do not meet energetic demands (Barrett unpublished data), so captive fish (which likely had reduced access to food or may cease feeding due to captivity) likely did not have substantially lower energy intake compared to fish in the wild, and thus should have similar thermal habitat selection in the context of ration. </w:t>
@@ -8761,60 +8778,57 @@
         <w:ind w:firstLine="720"/>
       </w:pPr>
       <w:r>
-        <w:t>In both Norwood and Blue Ruin</w:t>
+        <w:t xml:space="preserve">In both Norwood and Blue Ruin </w:t>
+      </w:r>
+      <w:r>
+        <w:t>alcove</w:t>
+      </w:r>
+      <w:r>
+        <w:t xml:space="preserve">, </w:t>
+      </w:r>
+      <w:r>
+        <w:t xml:space="preserve">there was a </w:t>
+      </w:r>
+      <w:r>
+        <w:t xml:space="preserve">high probability of </w:t>
+      </w:r>
+      <w:r>
+        <w:t xml:space="preserve">fish </w:t>
+      </w:r>
+      <w:r>
+        <w:t xml:space="preserve">selecting </w:t>
+      </w:r>
+      <w:r>
+        <w:t xml:space="preserve">the </w:t>
+      </w:r>
+      <w:r>
+        <w:t xml:space="preserve">coolest temperatures (at </w:t>
+      </w:r>
+      <w:r>
+        <w:t xml:space="preserve">the </w:t>
+      </w:r>
+      <w:r>
+        <w:t>greatest depth</w:t>
+      </w:r>
+      <w:r>
+        <w:t>s</w:t>
+      </w:r>
+      <w:r>
+        <w:t xml:space="preserve">) </w:t>
+      </w:r>
+      <w:r>
+        <w:t xml:space="preserve">during the day, </w:t>
+      </w:r>
+      <w:r>
+        <w:t xml:space="preserve">when DO </w:t>
+      </w:r>
+      <w:r>
+        <w:t>was</w:t>
       </w:r>
       <w:r>
         <w:t xml:space="preserve"> </w:t>
       </w:r>
       <w:r>
-        <w:t>alcove</w:t>
-      </w:r>
-      <w:r>
-        <w:t xml:space="preserve">, </w:t>
-      </w:r>
-      <w:r>
-        <w:t xml:space="preserve">there was a </w:t>
-      </w:r>
-      <w:r>
-        <w:t xml:space="preserve">high probability of </w:t>
-      </w:r>
-      <w:r>
-        <w:t xml:space="preserve">fish </w:t>
-      </w:r>
-      <w:r>
-        <w:t xml:space="preserve">selecting </w:t>
-      </w:r>
-      <w:r>
-        <w:t xml:space="preserve">the </w:t>
-      </w:r>
-      <w:r>
-        <w:t xml:space="preserve">coolest temperatures (at </w:t>
-      </w:r>
-      <w:r>
-        <w:t xml:space="preserve">the </w:t>
-      </w:r>
-      <w:r>
-        <w:t>greatest depth</w:t>
-      </w:r>
-      <w:r>
-        <w:t>s</w:t>
-      </w:r>
-      <w:r>
-        <w:t xml:space="preserve">) </w:t>
-      </w:r>
-      <w:r>
-        <w:t xml:space="preserve">during the day, </w:t>
-      </w:r>
-      <w:r>
-        <w:t xml:space="preserve">when DO </w:t>
-      </w:r>
-      <w:r>
-        <w:t>was</w:t>
-      </w:r>
-      <w:r>
-        <w:t xml:space="preserve"> </w:t>
-      </w:r>
-      <w:r>
         <w:t>high (Figure 6)</w:t>
       </w:r>
       <w:r>
@@ -8875,12 +8889,7 @@
         <w:t>surface</w:t>
       </w:r>
       <w:r>
-        <w:t xml:space="preserve"> temperatures in Norwood remained high even at night. These surface</w:t>
-      </w:r>
-      <w:bookmarkStart w:id="50" w:name="_GoBack"/>
-      <w:bookmarkEnd w:id="50"/>
-      <w:r>
-        <w:t xml:space="preserve"> temperatures may have been suboptimally warm to fish, thereby reducing the strength of selection towards warmer surface temperatures (Figure 6b). I</w:t>
+        <w:t xml:space="preserve"> temperatures in Norwood remained high even at night. These surface temperatures may have been suboptimally warm to fish, thereby reducing the strength of selection towards warmer surface temperatures (Figure 6b). I</w:t>
       </w:r>
       <w:r>
         <w:t>n Blue Ruin</w:t>
@@ -8914,79 +8923,81 @@
         </w:rPr>
         <w:t xml:space="preserve">As seasonal </w:t>
       </w:r>
-      <w:commentRangeStart w:id="51"/>
+      <w:commentRangeStart w:id="55"/>
       <w:r>
         <w:rPr>
           <w:noProof/>
         </w:rPr>
         <w:t xml:space="preserve">temperatures continue to surpass the physiological tolerance ranges of cold-water fishes, refuge use is likely to become </w:t>
       </w:r>
-      <w:commentRangeEnd w:id="51"/>
+      <w:commentRangeEnd w:id="55"/>
+      <w:del w:id="56" w:author="Barrett, Hannah" w:date="2023-12-15T13:49:00Z">
+        <w:r>
+          <w:rPr>
+            <w:noProof/>
+          </w:rPr>
+          <w:delText>‘</w:delText>
+        </w:r>
+        <w:r>
+          <w:rPr>
+            <w:rStyle w:val="CommentReference"/>
+            <w:rFonts w:asciiTheme="minorHAnsi" w:hAnsiTheme="minorHAnsi" w:cstheme="minorBidi"/>
+            <w:color w:val="auto"/>
+          </w:rPr>
+          <w:commentReference w:id="55"/>
+        </w:r>
+      </w:del>
       <w:r>
         <w:rPr>
           <w:noProof/>
         </w:rPr>
-        <w:t>‘</w:t>
-      </w:r>
+        <w:t xml:space="preserve">a more promenant behavioral response (Barrett and Armstrong 2021). </w:t>
+      </w:r>
+      <w:r>
+        <w:rPr>
+          <w:noProof/>
+        </w:rPr>
+        <w:t xml:space="preserve">Previous studies have explored the vertical habitat compression that occurs in </w:t>
+      </w:r>
+      <w:r>
+        <w:rPr>
+          <w:noProof/>
+        </w:rPr>
+        <w:t>a subset of</w:t>
+      </w:r>
+      <w:r>
+        <w:rPr>
+          <w:noProof/>
+        </w:rPr>
+        <w:t xml:space="preserve"> these habitats </w:t>
+      </w:r>
+      <w:commentRangeStart w:id="57"/>
+      <w:r>
+        <w:rPr>
+          <w:noProof/>
+        </w:rPr>
+        <w:t>(</w:t>
+      </w:r>
+      <w:r>
+        <w:rPr>
+          <w:noProof/>
+        </w:rPr>
+        <w:t>ref</w:t>
+      </w:r>
+      <w:r>
+        <w:rPr>
+          <w:noProof/>
+        </w:rPr>
+        <w:t xml:space="preserve">), and </w:t>
+      </w:r>
+      <w:commentRangeEnd w:id="57"/>
       <w:r>
         <w:rPr>
           <w:rStyle w:val="CommentReference"/>
           <w:rFonts w:asciiTheme="minorHAnsi" w:hAnsiTheme="minorHAnsi" w:cstheme="minorBidi"/>
           <w:color w:val="auto"/>
         </w:rPr>
-        <w:commentReference w:id="51"/>
-      </w:r>
-      <w:r>
-        <w:rPr>
-          <w:noProof/>
-        </w:rPr>
-        <w:t xml:space="preserve">a more promenant behavioral response (Barrett and Armstrong 2021). </w:t>
-      </w:r>
-      <w:r>
-        <w:rPr>
-          <w:noProof/>
-        </w:rPr>
-        <w:t xml:space="preserve">Previous studies have explored the vertical habitat compression that occurs in </w:t>
-      </w:r>
-      <w:r>
-        <w:rPr>
-          <w:noProof/>
-        </w:rPr>
-        <w:t>a subset of</w:t>
-      </w:r>
-      <w:r>
-        <w:rPr>
-          <w:noProof/>
-        </w:rPr>
-        <w:t xml:space="preserve"> these habitats </w:t>
-      </w:r>
-      <w:commentRangeStart w:id="52"/>
-      <w:r>
-        <w:rPr>
-          <w:noProof/>
-        </w:rPr>
-        <w:t>(</w:t>
-      </w:r>
-      <w:r>
-        <w:rPr>
-          <w:noProof/>
-        </w:rPr>
-        <w:t>ref</w:t>
-      </w:r>
-      <w:r>
-        <w:rPr>
-          <w:noProof/>
-        </w:rPr>
-        <w:t xml:space="preserve">), and </w:t>
-      </w:r>
-      <w:commentRangeEnd w:id="52"/>
-      <w:r>
-        <w:rPr>
-          <w:rStyle w:val="CommentReference"/>
-          <w:rFonts w:asciiTheme="minorHAnsi" w:hAnsiTheme="minorHAnsi" w:cstheme="minorBidi"/>
-          <w:color w:val="auto"/>
-        </w:rPr>
-        <w:commentReference w:id="52"/>
+        <w:commentReference w:id="57"/>
       </w:r>
       <w:r>
         <w:rPr>
@@ -9136,6 +9147,8 @@
         </w:rPr>
         <w:t xml:space="preserve"> how fine-scale diel fluctuation may impact the viability of thermal refuges in the face of climate change.  </w:t>
       </w:r>
+      <w:bookmarkStart w:id="58" w:name="_GoBack"/>
+      <w:bookmarkEnd w:id="58"/>
     </w:p>
     <w:p>
       <w:pPr>
@@ -9192,7 +9205,7 @@
       </w:r>
     </w:p>
   </w:comment>
-  <w:comment w:id="3" w:author="Barrett, Hannah" w:date="2023-09-18T15:14:00Z" w:initials="BH">
+  <w:comment w:id="1" w:author="Barrett, Hannah" w:date="2023-09-18T15:14:00Z" w:initials="BH">
     <w:p>
       <w:pPr>
         <w:pStyle w:val="CommentText"/>
@@ -9229,7 +9242,7 @@
       </w:r>
     </w:p>
   </w:comment>
-  <w:comment w:id="5" w:author="Barrett, Hannah" w:date="2023-09-11T13:43:00Z" w:initials="BH">
+  <w:comment w:id="3" w:author="Barrett, Hannah" w:date="2023-09-11T13:43:00Z" w:initials="BH">
     <w:p>
       <w:pPr>
         <w:pStyle w:val="CommentText"/>
@@ -9314,7 +9327,7 @@
       </w:r>
     </w:p>
   </w:comment>
-  <w:comment w:id="6" w:author="Microsoft Office User" w:date="2023-09-13T10:42:00Z" w:initials="MOU">
+  <w:comment w:id="4" w:author="Microsoft Office User" w:date="2023-09-13T10:42:00Z" w:initials="MOU">
     <w:p>
       <w:pPr>
         <w:pStyle w:val="CommentText"/>
@@ -9330,7 +9343,7 @@
       </w:r>
     </w:p>
   </w:comment>
-  <w:comment w:id="7" w:author="Barrett, Hannah" w:date="2023-09-19T10:38:00Z" w:initials="BH">
+  <w:comment w:id="5" w:author="Barrett, Hannah" w:date="2023-09-19T10:38:00Z" w:initials="BH">
     <w:p>
       <w:pPr>
         <w:pStyle w:val="CommentText"/>
@@ -9346,7 +9359,7 @@
       </w:r>
     </w:p>
   </w:comment>
-  <w:comment w:id="21" w:author="Barrett, Hannah" w:date="2023-10-02T10:46:00Z" w:initials="BH">
+  <w:comment w:id="19" w:author="Barrett, Hannah" w:date="2023-10-02T10:46:00Z" w:initials="BH">
     <w:p>
       <w:pPr>
         <w:pStyle w:val="CommentText"/>
@@ -9362,7 +9375,7 @@
       </w:r>
     </w:p>
   </w:comment>
-  <w:comment w:id="23" w:author="Microsoft Office User" w:date="2023-12-01T08:06:00Z" w:initials="MOU">
+  <w:comment w:id="21" w:author="Microsoft Office User" w:date="2023-12-01T08:06:00Z" w:initials="MOU">
     <w:p>
       <w:r>
         <w:rPr>
@@ -9379,7 +9392,7 @@
       </w:r>
     </w:p>
   </w:comment>
-  <w:comment w:id="24" w:author="Microsoft Office User" w:date="2023-12-01T09:44:00Z" w:initials="MOU">
+  <w:comment w:id="25" w:author="Microsoft Office User" w:date="2023-12-01T09:44:00Z" w:initials="MOU">
     <w:p>
       <w:r>
         <w:rPr>
@@ -9396,7 +9409,7 @@
       </w:r>
     </w:p>
   </w:comment>
-  <w:comment w:id="25" w:author="Microsoft Office User" w:date="2023-12-01T09:35:00Z" w:initials="MOU">
+  <w:comment w:id="26" w:author="Microsoft Office User" w:date="2023-12-01T09:35:00Z" w:initials="MOU">
     <w:p>
       <w:r>
         <w:rPr>
@@ -9413,7 +9426,7 @@
       </w:r>
     </w:p>
   </w:comment>
-  <w:comment w:id="26" w:author="Microsoft Office User" w:date="2023-12-01T09:45:00Z" w:initials="MOU">
+  <w:comment w:id="27" w:author="Microsoft Office User" w:date="2023-12-01T09:45:00Z" w:initials="MOU">
     <w:p>
       <w:r>
         <w:rPr>
@@ -9430,7 +9443,7 @@
       </w:r>
     </w:p>
   </w:comment>
-  <w:comment w:id="27" w:author="Microsoft Office User" w:date="2023-12-01T16:06:00Z" w:initials="MOU">
+  <w:comment w:id="28" w:author="Microsoft Office User" w:date="2023-12-01T16:06:00Z" w:initials="MOU">
     <w:p>
       <w:r>
         <w:rPr>
@@ -9447,7 +9460,7 @@
       </w:r>
     </w:p>
   </w:comment>
-  <w:comment w:id="28" w:author="Microsoft Office User" w:date="2023-12-01T11:42:00Z" w:initials="MOU">
+  <w:comment w:id="29" w:author="Microsoft Office User" w:date="2023-12-01T11:42:00Z" w:initials="MOU">
     <w:p>
       <w:r>
         <w:rPr>
@@ -9464,7 +9477,7 @@
       </w:r>
     </w:p>
   </w:comment>
-  <w:comment w:id="40" w:author="Barrett, Hannah" w:date="2023-12-14T15:51:00Z" w:initials="BH">
+  <w:comment w:id="41" w:author="Barrett, Hannah" w:date="2023-12-14T15:51:00Z" w:initials="BH">
     <w:p>
       <w:pPr>
         <w:pStyle w:val="CommentText"/>
@@ -9480,7 +9493,7 @@
       </w:r>
     </w:p>
   </w:comment>
-  <w:comment w:id="41" w:author="Microsoft Office User" w:date="2023-12-01T13:30:00Z" w:initials="MOU">
+  <w:comment w:id="42" w:author="Microsoft Office User" w:date="2023-12-01T13:30:00Z" w:initials="MOU">
     <w:p>
       <w:pPr>
         <w:rPr>
@@ -9510,7 +9523,7 @@
     </w:p>
     <w:p/>
   </w:comment>
-  <w:comment w:id="43" w:author="Microsoft Office User" w:date="2023-12-01T16:13:00Z" w:initials="MOU">
+  <w:comment w:id="47" w:author="Microsoft Office User" w:date="2023-12-01T16:13:00Z" w:initials="MOU">
     <w:p>
       <w:pPr>
         <w:pStyle w:val="Default"/>
@@ -9528,7 +9541,7 @@
     </w:p>
     <w:p/>
   </w:comment>
-  <w:comment w:id="48" w:author="Microsoft Office User" w:date="2023-12-01T13:39:00Z" w:initials="MOU">
+  <w:comment w:id="53" w:author="Microsoft Office User" w:date="2023-12-01T13:39:00Z" w:initials="MOU">
     <w:p>
       <w:r>
         <w:rPr>
@@ -9545,7 +9558,7 @@
       </w:r>
     </w:p>
   </w:comment>
-  <w:comment w:id="49" w:author="Barrett, Hannah" w:date="2023-12-14T16:44:00Z" w:initials="BH">
+  <w:comment w:id="54" w:author="Barrett, Hannah" w:date="2023-12-14T16:44:00Z" w:initials="BH">
     <w:p>
       <w:pPr>
         <w:pStyle w:val="Default"/>
@@ -9567,7 +9580,7 @@
       </w:pPr>
     </w:p>
   </w:comment>
-  <w:comment w:id="51" w:author="Microsoft Office User" w:date="2023-12-01T14:26:00Z" w:initials="MOU">
+  <w:comment w:id="55" w:author="Microsoft Office User" w:date="2023-12-01T14:26:00Z" w:initials="MOU">
     <w:p>
       <w:r>
         <w:rPr>
@@ -9584,7 +9597,7 @@
       </w:r>
     </w:p>
   </w:comment>
-  <w:comment w:id="52" w:author="Microsoft Office User" w:date="2023-12-01T14:23:00Z" w:initials="MOU">
+  <w:comment w:id="57" w:author="Microsoft Office User" w:date="2023-12-01T14:23:00Z" w:initials="MOU">
     <w:p>
       <w:r>
         <w:rPr>
@@ -10764,7 +10777,7 @@
 </file>
 
 <file path=customXml/itemProps1.xml><?xml version="1.0" encoding="utf-8"?>
-<ds:datastoreItem xmlns:ds="http://schemas.openxmlformats.org/officeDocument/2006/customXml" ds:itemID="{90BD7E9A-180A-4441-88B8-D7460C5113BA}">
+<ds:datastoreItem xmlns:ds="http://schemas.openxmlformats.org/officeDocument/2006/customXml" ds:itemID="{F5156E89-1D2E-4558-8009-EDC732C4E2E6}">
   <ds:schemaRefs>
     <ds:schemaRef ds:uri="http://schemas.openxmlformats.org/officeDocument/2006/bibliography"/>
   </ds:schemaRefs>

--- a/manuscript/dvm.manuscript.12042023.HBJA.docx
+++ b/manuscript/dvm.manuscript.12042023.HBJA.docx
@@ -117,6 +117,16 @@
         </w:rPr>
         <w:t>, caused by thermal and</w:t>
       </w:r>
+      <w:ins w:id="1" w:author="Barrett, Hannah" w:date="2023-12-17T12:11:00Z">
+        <w:r>
+          <w:rPr>
+            <w:rFonts w:ascii="Times New Roman" w:hAnsi="Times New Roman" w:cs="Times New Roman"/>
+            <w:sz w:val="24"/>
+            <w:szCs w:val="24"/>
+          </w:rPr>
+          <w:t>/or</w:t>
+        </w:r>
+      </w:ins>
       <w:r>
         <w:rPr>
           <w:rFonts w:ascii="Times New Roman" w:hAnsi="Times New Roman" w:cs="Times New Roman"/>
@@ -125,13 +135,23 @@
         </w:rPr>
         <w:t xml:space="preserve"> </w:t>
       </w:r>
-      <w:r>
-        <w:rPr>
-          <w:rFonts w:ascii="Times New Roman" w:hAnsi="Times New Roman" w:cs="Times New Roman"/>
-          <w:sz w:val="24"/>
-          <w:szCs w:val="24"/>
-        </w:rPr>
-        <w:t xml:space="preserve"> solar isolation of the hyporheic zone in lentic systems</w:t>
+      <w:del w:id="2" w:author="Barrett, Hannah" w:date="2023-12-17T12:11:00Z">
+        <w:r>
+          <w:rPr>
+            <w:rFonts w:ascii="Times New Roman" w:hAnsi="Times New Roman" w:cs="Times New Roman"/>
+            <w:sz w:val="24"/>
+            <w:szCs w:val="24"/>
+          </w:rPr>
+          <w:delText xml:space="preserve"> </w:delText>
+        </w:r>
+      </w:del>
+      <w:r>
+        <w:rPr>
+          <w:rFonts w:ascii="Times New Roman" w:hAnsi="Times New Roman" w:cs="Times New Roman"/>
+          <w:sz w:val="24"/>
+          <w:szCs w:val="24"/>
+        </w:rPr>
+        <w:t>solar isolation of the hyporheic zone in lentic systems</w:t>
       </w:r>
       <w:r>
         <w:rPr>
@@ -1976,7 +1996,7 @@
         </w:rPr>
         <w:t xml:space="preserve">This study was comprised of four primary components. First, we collected continuous vertical profiles of temperature and DO to characterize how these conditions varied both spatially and temporally in select cold-water alcoves during summer. We then used a subset of our data to simulate how a fish might respond to temperature and oxygen variation given three alternate behavioral responses. Next, we collected empirical data on fine scale vertical movement in </w:t>
       </w:r>
-      <w:commentRangeStart w:id="1"/>
+      <w:commentRangeStart w:id="3"/>
       <w:r>
         <w:rPr>
           <w:rFonts w:ascii="Times New Roman" w:hAnsi="Times New Roman" w:cs="Times New Roman"/>
@@ -1985,12 +2005,12 @@
         </w:rPr>
         <w:t xml:space="preserve">alcoves. </w:t>
       </w:r>
-      <w:commentRangeEnd w:id="1"/>
+      <w:commentRangeEnd w:id="3"/>
       <w:r>
         <w:rPr>
           <w:rStyle w:val="CommentReference"/>
         </w:rPr>
-        <w:commentReference w:id="1"/>
+        <w:commentReference w:id="3"/>
       </w:r>
       <w:r>
         <w:rPr>
@@ -2006,7 +2026,25 @@
           <w:sz w:val="24"/>
           <w:szCs w:val="24"/>
         </w:rPr>
-        <w:t xml:space="preserve"> Cox proportional hazards modelling </w:t>
+        <w:t xml:space="preserve"> </w:t>
+      </w:r>
+      <w:del w:id="4" w:author="Barrett, Hannah" w:date="2023-12-17T12:17:00Z">
+        <w:r>
+          <w:rPr>
+            <w:rFonts w:ascii="Times New Roman" w:hAnsi="Times New Roman" w:cs="Times New Roman"/>
+            <w:sz w:val="24"/>
+            <w:szCs w:val="24"/>
+          </w:rPr>
+          <w:delText xml:space="preserve">Cox proportional hazards </w:delText>
+        </w:r>
+      </w:del>
+      <w:r>
+        <w:rPr>
+          <w:rFonts w:ascii="Times New Roman" w:hAnsi="Times New Roman" w:cs="Times New Roman"/>
+          <w:sz w:val="24"/>
+          <w:szCs w:val="24"/>
+        </w:rPr>
+        <w:t xml:space="preserve">modelling </w:t>
       </w:r>
       <w:r>
         <w:rPr>
@@ -2055,7 +2093,35 @@
           <w:sz w:val="24"/>
           <w:szCs w:val="24"/>
         </w:rPr>
-        <w:t xml:space="preserve">The Willamette River basin lies between the Cascade and Coastal Mountain ranges of Western Oregon. Historically the Upper Willamette River (between Eugene and Salem) was a laterally dynamic and meandering gravel bed river with side channels, islands, and gravel beds (Wallick et al. 2013, Flitcroft et al. 2023). These features can still be found, but have been severely reduced since Euro-American settlement (Baker et al. 2004, Gregory et al. 2019). This portion of the river also contains numerous alcoves, floodplain features with only a downstream connection to the mainstem river. A subset of these waterbodies function as cold-water refuges, providing water at least 2℃ cooler than the adjacent mainstem river. Often, these cold-water habitats are seasonally exploited by cold-water fishes. Our research has focused on two such alcoves, Norwood and Blue Ruin, which frequently contain dense aggregations of coastal cutthroat trout, a fluvial cold-water fish, during peak summer conditions. While we have primarily focused on these two cold-water alcoves, we have documented cutthroat trout in all of the cold-water alcoves we have studied thus far, and many likely contain high numbers of these fish during summer. </w:t>
+        <w:t>The Willamette River basin lies between the Cascade and Coastal Mountain ranges of Western Oregon. Historically the Upper Willamette River (between Eugene and Salem) was a laterally dynamic and meandering gravel bed river with side channels, islands, and gravel beds (Wallick et al. 2013, Flitcroft et al. 2023). These features can still be found, but have been severely reduced since Euro-American settlement (Baker et al. 2004, Gregory et al. 2019). This portion of the river also contains numerous alcoves, floodplain features with only a downstream connection to the mainstem river. A subset of these waterbodies function as cold-water refuges, providing water at least 2℃ cooler than the adjacent mainstem river</w:t>
+      </w:r>
+      <w:ins w:id="5" w:author="Barrett, Hannah" w:date="2023-12-17T12:17:00Z">
+        <w:r>
+          <w:rPr>
+            <w:rFonts w:ascii="Times New Roman" w:hAnsi="Times New Roman" w:cs="Times New Roman"/>
+            <w:sz w:val="24"/>
+            <w:szCs w:val="24"/>
+          </w:rPr>
+          <w:t xml:space="preserve"> (</w:t>
+        </w:r>
+      </w:ins>
+      <w:ins w:id="6" w:author="Barrett, Hannah" w:date="2023-12-17T12:23:00Z">
+        <w:r>
+          <w:rPr>
+            <w:rFonts w:ascii="Times New Roman" w:hAnsi="Times New Roman" w:cs="Times New Roman"/>
+            <w:sz w:val="24"/>
+            <w:szCs w:val="24"/>
+          </w:rPr>
+          <w:t>ODEQ 2007)</w:t>
+        </w:r>
+      </w:ins>
+      <w:r>
+        <w:rPr>
+          <w:rFonts w:ascii="Times New Roman" w:hAnsi="Times New Roman" w:cs="Times New Roman"/>
+          <w:sz w:val="24"/>
+          <w:szCs w:val="24"/>
+        </w:rPr>
+        <w:t xml:space="preserve">. Often, these cold-water habitats are seasonally exploited by cold-water fishes. Our research has focused on two such alcoves, Norwood and Blue Ruin, which frequently contain dense aggregations of coastal cutthroat trout, a fluvial cold-water fish, during peak summer conditions. While we have primarily focused on these two cold-water alcoves, we have documented cutthroat trout in all of the cold-water alcoves we have studied thus far, and many likely contain high numbers of these fish during summer. </w:t>
       </w:r>
     </w:p>
     <w:p>
@@ -2349,7 +2415,43 @@
           <w:sz w:val="24"/>
           <w:szCs w:val="24"/>
         </w:rPr>
-        <w:t xml:space="preserve"> (Supplemental Figure 1). Due to limited supplies, these arrays were instrumented with fewer data loggers, however at a minimum the arrays contained at least two temperature-DO loggers set to record at the epilimnion and hypolimnion. One of the arrays in Blue Ruin (the site-4 array), as well as the array deployed in Norwood alcove, were associated with our fish enclosure study, which is described in greater detail below. These arrays were more heavily instrumented to obtain profile data at a finer resolution. Loggers on all arrays were all set to record at 5-minute intervals. We also recorded ve</w:t>
+        <w:t xml:space="preserve"> (Supplemental Figure 1). Due to limited supplies, these arrays were instrumented with fewer data loggers, however at a minimum the arrays contained at least two temperature-DO loggers set to record at the epilimnion and hypolimnion. One of the arrays in Blue Ruin (the site-4 array), as well as the array deployed in Norwood alcove, were associated with our fish enclosure study, which is described in greater detail below. These arrays were more heavily instrumented to obtain profile data at a finer resolution. Loggers on all arrays were all set to record at 5-minute intervals. </w:t>
+      </w:r>
+      <w:del w:id="7" w:author="Barrett, Hannah" w:date="2023-12-17T12:25:00Z">
+        <w:r>
+          <w:rPr>
+            <w:rFonts w:ascii="Times New Roman" w:hAnsi="Times New Roman" w:cs="Times New Roman"/>
+            <w:sz w:val="24"/>
+            <w:szCs w:val="24"/>
+          </w:rPr>
+          <w:delText xml:space="preserve">We </w:delText>
+        </w:r>
+      </w:del>
+      <w:ins w:id="8" w:author="Barrett, Hannah" w:date="2023-12-17T12:25:00Z">
+        <w:r>
+          <w:rPr>
+            <w:rFonts w:ascii="Times New Roman" w:hAnsi="Times New Roman" w:cs="Times New Roman"/>
+            <w:sz w:val="24"/>
+            <w:szCs w:val="24"/>
+          </w:rPr>
+          <w:t>In 2021, w</w:t>
+        </w:r>
+        <w:r>
+          <w:rPr>
+            <w:rFonts w:ascii="Times New Roman" w:hAnsi="Times New Roman" w:cs="Times New Roman"/>
+            <w:sz w:val="24"/>
+            <w:szCs w:val="24"/>
+          </w:rPr>
+          <w:t xml:space="preserve">e </w:t>
+        </w:r>
+      </w:ins>
+      <w:r>
+        <w:rPr>
+          <w:rFonts w:ascii="Times New Roman" w:hAnsi="Times New Roman" w:cs="Times New Roman"/>
+          <w:sz w:val="24"/>
+          <w:szCs w:val="24"/>
+        </w:rPr>
+        <w:t>also recorded ve</w:t>
       </w:r>
       <w:r>
         <w:rPr>
@@ -2375,21 +2477,41 @@
         </w:rPr>
         <w:t xml:space="preserve"> </w:t>
       </w:r>
-      <w:r>
-        <w:rPr>
-          <w:rFonts w:ascii="Times New Roman" w:hAnsi="Times New Roman" w:cs="Times New Roman"/>
-          <w:sz w:val="24"/>
-          <w:szCs w:val="24"/>
-        </w:rPr>
-        <w:t>at</w:t>
-      </w:r>
-      <w:r>
-        <w:rPr>
-          <w:rFonts w:ascii="Times New Roman" w:hAnsi="Times New Roman" w:cs="Times New Roman"/>
-          <w:sz w:val="24"/>
-          <w:szCs w:val="24"/>
-        </w:rPr>
-        <w:t xml:space="preserve"> Blue Ruin alcove in 2021 during the early morning and </w:t>
+      <w:del w:id="9" w:author="Barrett, Hannah" w:date="2023-12-17T12:24:00Z">
+        <w:r>
+          <w:rPr>
+            <w:rFonts w:ascii="Times New Roman" w:hAnsi="Times New Roman" w:cs="Times New Roman"/>
+            <w:sz w:val="24"/>
+            <w:szCs w:val="24"/>
+          </w:rPr>
+          <w:delText>at</w:delText>
+        </w:r>
+        <w:r>
+          <w:rPr>
+            <w:rFonts w:ascii="Times New Roman" w:hAnsi="Times New Roman" w:cs="Times New Roman"/>
+            <w:sz w:val="24"/>
+            <w:szCs w:val="24"/>
+          </w:rPr>
+          <w:delText xml:space="preserve"> Blue Ruin alcove </w:delText>
+        </w:r>
+      </w:del>
+      <w:del w:id="10" w:author="Barrett, Hannah" w:date="2023-12-17T12:25:00Z">
+        <w:r>
+          <w:rPr>
+            <w:rFonts w:ascii="Times New Roman" w:hAnsi="Times New Roman" w:cs="Times New Roman"/>
+            <w:sz w:val="24"/>
+            <w:szCs w:val="24"/>
+          </w:rPr>
+          <w:delText xml:space="preserve">in 2021 </w:delText>
+        </w:r>
+      </w:del>
+      <w:r>
+        <w:rPr>
+          <w:rFonts w:ascii="Times New Roman" w:hAnsi="Times New Roman" w:cs="Times New Roman"/>
+          <w:sz w:val="24"/>
+          <w:szCs w:val="24"/>
+        </w:rPr>
+        <w:t xml:space="preserve">during the early morning and </w:t>
       </w:r>
       <w:r>
         <w:rPr>
@@ -2405,24 +2527,151 @@
           <w:sz w:val="24"/>
           <w:szCs w:val="24"/>
         </w:rPr>
-        <w:t xml:space="preserve"> to understand how these vertical gradients vary between low oxygen periods (early morning) and peak oxygen periods (</w:t>
-      </w:r>
-      <w:r>
-        <w:rPr>
-          <w:rFonts w:ascii="Times New Roman" w:hAnsi="Times New Roman" w:cs="Times New Roman"/>
-          <w:sz w:val="24"/>
-          <w:szCs w:val="24"/>
-        </w:rPr>
-        <w:t>early evening</w:t>
-      </w:r>
-      <w:r>
-        <w:rPr>
-          <w:rFonts w:ascii="Times New Roman" w:hAnsi="Times New Roman" w:cs="Times New Roman"/>
-          <w:sz w:val="24"/>
-          <w:szCs w:val="24"/>
-        </w:rPr>
-        <w:t>).</w:t>
-      </w:r>
+        <w:t xml:space="preserve"> to understand how these vertical gradients vary between low oxygen periods and peak </w:t>
+      </w:r>
+      <w:r>
+        <w:rPr>
+          <w:rFonts w:ascii="Times New Roman" w:hAnsi="Times New Roman" w:cs="Times New Roman"/>
+          <w:sz w:val="24"/>
+          <w:szCs w:val="24"/>
+        </w:rPr>
+        <w:lastRenderedPageBreak/>
+        <w:t>oxygen periods</w:t>
+      </w:r>
+      <w:ins w:id="11" w:author="Barrett, Hannah" w:date="2023-12-17T12:36:00Z">
+        <w:r>
+          <w:rPr>
+            <w:rFonts w:ascii="Times New Roman" w:hAnsi="Times New Roman" w:cs="Times New Roman"/>
+            <w:sz w:val="24"/>
+            <w:szCs w:val="24"/>
+          </w:rPr>
+          <w:t xml:space="preserve">. </w:t>
+        </w:r>
+        <w:r>
+          <w:rPr>
+            <w:rFonts w:ascii="Times New Roman" w:hAnsi="Times New Roman" w:cs="Times New Roman"/>
+            <w:sz w:val="24"/>
+            <w:szCs w:val="24"/>
+          </w:rPr>
+          <w:t xml:space="preserve">For simplicity, we </w:t>
+        </w:r>
+        <w:r>
+          <w:rPr>
+            <w:rFonts w:ascii="Times New Roman" w:hAnsi="Times New Roman" w:cs="Times New Roman"/>
+            <w:sz w:val="24"/>
+            <w:szCs w:val="24"/>
+          </w:rPr>
+          <w:t xml:space="preserve">hereafter </w:t>
+        </w:r>
+        <w:r>
+          <w:rPr>
+            <w:rFonts w:ascii="Times New Roman" w:hAnsi="Times New Roman" w:cs="Times New Roman"/>
+            <w:sz w:val="24"/>
+            <w:szCs w:val="24"/>
+          </w:rPr>
+          <w:t xml:space="preserve">will </w:t>
+        </w:r>
+        <w:r>
+          <w:rPr>
+            <w:rFonts w:ascii="Times New Roman" w:hAnsi="Times New Roman" w:cs="Times New Roman"/>
+            <w:sz w:val="24"/>
+            <w:szCs w:val="24"/>
+          </w:rPr>
+          <w:t>refer to the DO max</w:t>
+        </w:r>
+        <w:r>
+          <w:rPr>
+            <w:rFonts w:ascii="Times New Roman" w:hAnsi="Times New Roman" w:cs="Times New Roman"/>
+            <w:sz w:val="24"/>
+            <w:szCs w:val="24"/>
+          </w:rPr>
+          <w:t>imum</w:t>
+        </w:r>
+        <w:r>
+          <w:rPr>
+            <w:rFonts w:ascii="Times New Roman" w:hAnsi="Times New Roman" w:cs="Times New Roman"/>
+            <w:sz w:val="24"/>
+            <w:szCs w:val="24"/>
+          </w:rPr>
+          <w:t xml:space="preserve"> as ‘</w:t>
+        </w:r>
+        <w:r>
+          <w:rPr>
+            <w:rFonts w:ascii="Times New Roman" w:hAnsi="Times New Roman" w:cs="Times New Roman"/>
+            <w:sz w:val="24"/>
+            <w:szCs w:val="24"/>
+          </w:rPr>
+          <w:t>day</w:t>
+        </w:r>
+        <w:r>
+          <w:rPr>
+            <w:rFonts w:ascii="Times New Roman" w:hAnsi="Times New Roman" w:cs="Times New Roman"/>
+            <w:sz w:val="24"/>
+            <w:szCs w:val="24"/>
+          </w:rPr>
+          <w:t>’ and</w:t>
+        </w:r>
+        <w:r>
+          <w:rPr>
+            <w:rFonts w:ascii="Times New Roman" w:hAnsi="Times New Roman" w:cs="Times New Roman"/>
+            <w:sz w:val="24"/>
+            <w:szCs w:val="24"/>
+          </w:rPr>
+          <w:t xml:space="preserve"> </w:t>
+        </w:r>
+        <w:r>
+          <w:rPr>
+            <w:rFonts w:ascii="Times New Roman" w:hAnsi="Times New Roman" w:cs="Times New Roman"/>
+            <w:sz w:val="24"/>
+            <w:szCs w:val="24"/>
+          </w:rPr>
+          <w:t>DO min</w:t>
+        </w:r>
+        <w:r>
+          <w:rPr>
+            <w:rFonts w:ascii="Times New Roman" w:hAnsi="Times New Roman" w:cs="Times New Roman"/>
+            <w:sz w:val="24"/>
+            <w:szCs w:val="24"/>
+          </w:rPr>
+          <w:t>imum</w:t>
+        </w:r>
+        <w:r>
+          <w:rPr>
+            <w:rFonts w:ascii="Times New Roman" w:hAnsi="Times New Roman" w:cs="Times New Roman"/>
+            <w:sz w:val="24"/>
+            <w:szCs w:val="24"/>
+          </w:rPr>
+          <w:t xml:space="preserve"> as ‘</w:t>
+        </w:r>
+        <w:r>
+          <w:rPr>
+            <w:rFonts w:ascii="Times New Roman" w:hAnsi="Times New Roman" w:cs="Times New Roman"/>
+            <w:sz w:val="24"/>
+            <w:szCs w:val="24"/>
+          </w:rPr>
+          <w:t>night</w:t>
+        </w:r>
+      </w:ins>
+      <w:ins w:id="12" w:author="Barrett, Hannah" w:date="2023-12-17T12:37:00Z">
+        <w:r>
+          <w:rPr>
+            <w:rFonts w:ascii="Times New Roman" w:hAnsi="Times New Roman" w:cs="Times New Roman"/>
+            <w:sz w:val="24"/>
+            <w:szCs w:val="24"/>
+          </w:rPr>
+          <w:t>’</w:t>
+        </w:r>
+      </w:ins>
+      <w:ins w:id="13" w:author="Barrett, Hannah" w:date="2023-12-17T12:36:00Z">
+        <w:r>
+          <w:rPr>
+            <w:rFonts w:ascii="Times New Roman" w:hAnsi="Times New Roman" w:cs="Times New Roman"/>
+            <w:sz w:val="24"/>
+            <w:szCs w:val="24"/>
+          </w:rPr>
+          <w:t>.</w:t>
+        </w:r>
+      </w:ins>
     </w:p>
     <w:p>
       <w:pPr>
@@ -2443,7 +2692,6 @@
           <w:sz w:val="24"/>
           <w:szCs w:val="24"/>
         </w:rPr>
-        <w:lastRenderedPageBreak/>
         <w:t xml:space="preserve">Quantifying movement patterns </w:t>
       </w:r>
     </w:p>
@@ -2452,163 +2700,118 @@
         <w:spacing w:line="480" w:lineRule="auto"/>
         <w:ind w:firstLine="720"/>
         <w:rPr>
+          <w:ins w:id="14" w:author="Barrett, Hannah" w:date="2023-12-17T12:27:00Z"/>
           <w:rFonts w:ascii="Times New Roman" w:hAnsi="Times New Roman" w:cs="Times New Roman"/>
           <w:sz w:val="24"/>
           <w:szCs w:val="24"/>
         </w:rPr>
       </w:pPr>
-      <w:r>
-        <w:rPr>
-          <w:rFonts w:ascii="Times New Roman" w:hAnsi="Times New Roman" w:cs="Times New Roman"/>
-          <w:sz w:val="24"/>
-          <w:szCs w:val="24"/>
-        </w:rPr>
-        <w:t>Currently, depth sensing tags lack adequate resolution to accurately determine fish depth selection in shallow environments. This led us to develop a study where we used externally mounted temperature recording iButtons, coupled with temporally continuous recordings of temperature and oxygen at known depths, in order to calculate fish depth over time</w:t>
-      </w:r>
-      <w:r>
-        <w:rPr>
-          <w:rFonts w:ascii="Times New Roman" w:hAnsi="Times New Roman" w:cs="Times New Roman"/>
-          <w:sz w:val="24"/>
-          <w:szCs w:val="24"/>
-        </w:rPr>
-        <w:t xml:space="preserve">. </w:t>
-      </w:r>
-      <w:r>
-        <w:rPr>
-          <w:rFonts w:ascii="Times New Roman" w:hAnsi="Times New Roman" w:cs="Times New Roman"/>
-          <w:sz w:val="24"/>
-          <w:szCs w:val="24"/>
-        </w:rPr>
-        <w:t>Internal radio tags or iButtons estimate body temperature, which will reflect the temporal integration of habitat use (Pepino et al. 2015). For this study we used external tags so we could get point measurements in time with the fish’s thermal environment</w:t>
-      </w:r>
-      <w:r>
-        <w:rPr>
-          <w:rFonts w:ascii="Times New Roman" w:hAnsi="Times New Roman" w:cs="Times New Roman"/>
-          <w:sz w:val="24"/>
-          <w:szCs w:val="24"/>
-        </w:rPr>
-        <w:t>, and constrained them to a known area so we could use vertical temperature-DO profiles to determine fish depth.</w:t>
-      </w:r>
-      <w:r>
-        <w:rPr>
-          <w:rFonts w:ascii="Times New Roman" w:hAnsi="Times New Roman" w:cs="Times New Roman"/>
-          <w:sz w:val="24"/>
-          <w:szCs w:val="24"/>
-        </w:rPr>
-        <w:t xml:space="preserve"> V</w:t>
-      </w:r>
-      <w:r>
-        <w:rPr>
-          <w:rFonts w:ascii="Times New Roman" w:hAnsi="Times New Roman" w:cs="Times New Roman"/>
-          <w:sz w:val="24"/>
-          <w:szCs w:val="24"/>
-        </w:rPr>
-        <w:t xml:space="preserve">ertical </w:t>
-      </w:r>
-      <w:r>
-        <w:rPr>
-          <w:rFonts w:ascii="Times New Roman" w:hAnsi="Times New Roman" w:cs="Times New Roman"/>
-          <w:sz w:val="24"/>
-          <w:szCs w:val="24"/>
-        </w:rPr>
-        <w:t>heterogeneity</w:t>
-      </w:r>
-      <w:r>
-        <w:rPr>
-          <w:rFonts w:ascii="Times New Roman" w:hAnsi="Times New Roman" w:cs="Times New Roman"/>
-          <w:sz w:val="24"/>
-          <w:szCs w:val="24"/>
-        </w:rPr>
-        <w:t xml:space="preserve"> varies within alcove, and fish may be able to move laterally to sample different habitats and experience different </w:t>
-      </w:r>
-      <w:r>
-        <w:rPr>
-          <w:rFonts w:ascii="Times New Roman" w:hAnsi="Times New Roman" w:cs="Times New Roman"/>
-          <w:sz w:val="24"/>
-          <w:szCs w:val="24"/>
-        </w:rPr>
-        <w:t>temperature</w:t>
-      </w:r>
-      <w:r>
-        <w:rPr>
-          <w:rFonts w:ascii="Times New Roman" w:hAnsi="Times New Roman" w:cs="Times New Roman"/>
-          <w:sz w:val="24"/>
-          <w:szCs w:val="24"/>
-        </w:rPr>
-        <w:t>-DO combos</w:t>
-      </w:r>
-      <w:r>
-        <w:rPr>
-          <w:rFonts w:ascii="Times New Roman" w:hAnsi="Times New Roman" w:cs="Times New Roman"/>
-          <w:sz w:val="24"/>
-          <w:szCs w:val="24"/>
-        </w:rPr>
-        <w:t>.</w:t>
-      </w:r>
-      <w:r>
-        <w:rPr>
-          <w:rFonts w:ascii="Times New Roman" w:hAnsi="Times New Roman" w:cs="Times New Roman"/>
-          <w:sz w:val="24"/>
-          <w:szCs w:val="24"/>
-        </w:rPr>
-        <w:t xml:space="preserve"> </w:t>
-      </w:r>
-      <w:r>
-        <w:rPr>
-          <w:rFonts w:ascii="Times New Roman" w:hAnsi="Times New Roman" w:cs="Times New Roman"/>
-          <w:sz w:val="24"/>
-          <w:szCs w:val="24"/>
-        </w:rPr>
-        <w:t xml:space="preserve">However, we have found that the regions within these habitats that contain cool water also consistently have low DO, and these cool and low DO regions frequently contain dense </w:t>
-      </w:r>
-      <w:r>
-        <w:rPr>
-          <w:rFonts w:ascii="Times New Roman" w:hAnsi="Times New Roman" w:cs="Times New Roman"/>
-          <w:sz w:val="24"/>
-          <w:szCs w:val="24"/>
-        </w:rPr>
-        <w:t xml:space="preserve">aggregations of cold water fish. </w:t>
-      </w:r>
-      <w:r>
-        <w:rPr>
-          <w:rFonts w:ascii="Times New Roman" w:hAnsi="Times New Roman" w:cs="Times New Roman"/>
-          <w:sz w:val="24"/>
-          <w:szCs w:val="24"/>
-        </w:rPr>
-        <w:t xml:space="preserve">Our study was designed to quantify movement patterns of fish that are </w:t>
-      </w:r>
-      <w:r>
-        <w:rPr>
-          <w:rFonts w:ascii="Times New Roman" w:hAnsi="Times New Roman" w:cs="Times New Roman"/>
-          <w:sz w:val="24"/>
-          <w:szCs w:val="24"/>
-        </w:rPr>
-        <w:t xml:space="preserve">holding in these cool areas and </w:t>
-      </w:r>
-      <w:r>
-        <w:rPr>
-          <w:rFonts w:ascii="Times New Roman" w:hAnsi="Times New Roman" w:cs="Times New Roman"/>
-          <w:sz w:val="24"/>
-          <w:szCs w:val="24"/>
-        </w:rPr>
-        <w:t>trying to minimize energetic costs via thermoregulation</w:t>
-      </w:r>
-      <w:r>
-        <w:rPr>
-          <w:rFonts w:ascii="Times New Roman" w:hAnsi="Times New Roman" w:cs="Times New Roman"/>
-          <w:sz w:val="24"/>
-          <w:szCs w:val="24"/>
-        </w:rPr>
-        <w:t xml:space="preserve">, rather than focusing on lateral movements </w:t>
-      </w:r>
-      <w:r>
-        <w:rPr>
-          <w:rFonts w:ascii="Times New Roman" w:hAnsi="Times New Roman" w:cs="Times New Roman"/>
-          <w:sz w:val="24"/>
-          <w:szCs w:val="24"/>
-        </w:rPr>
-        <w:t xml:space="preserve">to areas with higher DO and warmer temperatures. </w:t>
-      </w:r>
+      <w:ins w:id="15" w:author="Barrett, Hannah" w:date="2023-12-17T12:27:00Z">
+        <w:r>
+          <w:rPr>
+            <w:rFonts w:ascii="Times New Roman" w:hAnsi="Times New Roman" w:cs="Times New Roman"/>
+            <w:sz w:val="24"/>
+            <w:szCs w:val="24"/>
+          </w:rPr>
+          <w:t xml:space="preserve">Currently, depth sensing tags lack adequate resolution to accurately determine fish depth selection in shallow environments. This led us to develop a study where we used externally mounted temperature recording iButtons, coupled with temporally continuous recordings of temperature and oxygen at known depths, in order to calculate fish depth over time. </w:t>
+        </w:r>
+        <w:r>
+          <w:rPr>
+            <w:rFonts w:ascii="Times New Roman" w:hAnsi="Times New Roman" w:cs="Times New Roman"/>
+            <w:sz w:val="24"/>
+            <w:szCs w:val="24"/>
+          </w:rPr>
+          <w:t>Internal radio tags or iButtons estimate body temperature, which will reflect the temporal integration of habitat use (Pepino et al. 2015). For this study we used external tags so we could get point measurements in time with the fish’s thermal environment</w:t>
+        </w:r>
+        <w:r>
+          <w:rPr>
+            <w:rFonts w:ascii="Times New Roman" w:hAnsi="Times New Roman" w:cs="Times New Roman"/>
+            <w:sz w:val="24"/>
+            <w:szCs w:val="24"/>
+          </w:rPr>
+          <w:t>, and constrained them to a known area so we could use vertical temperature-DO profiles to determine fish depth. V</w:t>
+        </w:r>
+        <w:r>
+          <w:rPr>
+            <w:rFonts w:ascii="Times New Roman" w:hAnsi="Times New Roman" w:cs="Times New Roman"/>
+            <w:sz w:val="24"/>
+            <w:szCs w:val="24"/>
+          </w:rPr>
+          <w:t xml:space="preserve">ertical heterogeneity varies within </w:t>
+        </w:r>
+        <w:r>
+          <w:rPr>
+            <w:rFonts w:ascii="Times New Roman" w:hAnsi="Times New Roman" w:cs="Times New Roman"/>
+            <w:sz w:val="24"/>
+            <w:szCs w:val="24"/>
+          </w:rPr>
+          <w:t xml:space="preserve">an </w:t>
+        </w:r>
+        <w:r>
+          <w:rPr>
+            <w:rFonts w:ascii="Times New Roman" w:hAnsi="Times New Roman" w:cs="Times New Roman"/>
+            <w:sz w:val="24"/>
+            <w:szCs w:val="24"/>
+          </w:rPr>
+          <w:t xml:space="preserve">alcove, and fish may be able to move laterally to sample different habitats and experience different </w:t>
+        </w:r>
+        <w:r>
+          <w:rPr>
+            <w:rFonts w:ascii="Times New Roman" w:hAnsi="Times New Roman" w:cs="Times New Roman"/>
+            <w:sz w:val="24"/>
+            <w:szCs w:val="24"/>
+          </w:rPr>
+          <w:t>temperature</w:t>
+        </w:r>
+        <w:r>
+          <w:rPr>
+            <w:rFonts w:ascii="Times New Roman" w:hAnsi="Times New Roman" w:cs="Times New Roman"/>
+            <w:sz w:val="24"/>
+            <w:szCs w:val="24"/>
+          </w:rPr>
+          <w:t>-DO combos</w:t>
+        </w:r>
+        <w:r>
+          <w:rPr>
+            <w:rFonts w:ascii="Times New Roman" w:hAnsi="Times New Roman" w:cs="Times New Roman"/>
+            <w:sz w:val="24"/>
+            <w:szCs w:val="24"/>
+          </w:rPr>
+          <w:t>.</w:t>
+        </w:r>
+        <w:r>
+          <w:rPr>
+            <w:rFonts w:ascii="Times New Roman" w:hAnsi="Times New Roman" w:cs="Times New Roman"/>
+            <w:sz w:val="24"/>
+            <w:szCs w:val="24"/>
+          </w:rPr>
+          <w:t xml:space="preserve"> </w:t>
+        </w:r>
+        <w:r>
+          <w:rPr>
+            <w:rFonts w:ascii="Times New Roman" w:hAnsi="Times New Roman" w:cs="Times New Roman"/>
+            <w:sz w:val="24"/>
+            <w:szCs w:val="24"/>
+          </w:rPr>
+          <w:t xml:space="preserve">However, we have found that the regions within these habitats that contain cool water also consistently have low DO, and these cool and low DO regions frequently contain dense </w:t>
+        </w:r>
+        <w:r>
+          <w:rPr>
+            <w:rFonts w:ascii="Times New Roman" w:hAnsi="Times New Roman" w:cs="Times New Roman"/>
+            <w:sz w:val="24"/>
+            <w:szCs w:val="24"/>
+          </w:rPr>
+          <w:t xml:space="preserve">aggregations of cold water fish. </w:t>
+        </w:r>
+        <w:r>
+          <w:rPr>
+            <w:rFonts w:ascii="Times New Roman" w:hAnsi="Times New Roman" w:cs="Times New Roman"/>
+            <w:sz w:val="24"/>
+            <w:szCs w:val="24"/>
+          </w:rPr>
+          <w:t xml:space="preserve">Our study was designed to quantify movement patterns of fish that are holding in these cool areas and trying to minimize energetic costs via thermoregulation, rather than focusing on lateral movements to areas with higher DO and warmer temperatures. </w:t>
+        </w:r>
+      </w:ins>
     </w:p>
     <w:p>
       <w:pPr>
@@ -2674,15 +2877,7 @@
           <w:sz w:val="24"/>
           <w:szCs w:val="24"/>
         </w:rPr>
-        <w:t>were set to record temperature at 12-minute intervals to maximize data resolution while also ensuring adequate battery life and data storage capacity. Each modified iButton was mounted to a dark green 2.5cm Peterson disc using marine grade epoxy (JB MarineWeld™ syringe two part adhesive). The Peterson discs had two small gauge holes drilled 3mm apart and 3mm in from t</w:t>
-      </w:r>
-      <w:r>
-        <w:rPr>
-          <w:rFonts w:ascii="Times New Roman" w:hAnsi="Times New Roman" w:cs="Times New Roman"/>
-          <w:sz w:val="24"/>
-          <w:szCs w:val="24"/>
-        </w:rPr>
-        <w:t xml:space="preserve">he </w:t>
+        <w:t xml:space="preserve">were set to record temperature at 12-minute intervals to maximize data resolution while also ensuring adequate battery life and data storage capacity. Each modified iButton was mounted to a dark </w:t>
       </w:r>
       <w:r>
         <w:rPr>
@@ -2691,7 +2886,15 @@
           <w:szCs w:val="24"/>
         </w:rPr>
         <w:lastRenderedPageBreak/>
-        <w:t>disk’s outer margin</w:t>
+        <w:t>green 2.5cm Peterson disc using marine grade epoxy (JB MarineWeld™ syringe two part adhesive). The Peterson discs had two small gauge holes drilled 3mm apart and 3mm in from t</w:t>
+      </w:r>
+      <w:r>
+        <w:rPr>
+          <w:rFonts w:ascii="Times New Roman" w:hAnsi="Times New Roman" w:cs="Times New Roman"/>
+          <w:sz w:val="24"/>
+          <w:szCs w:val="24"/>
+        </w:rPr>
+        <w:t>he disk’s outer margin</w:t>
       </w:r>
       <w:r>
         <w:rPr>
@@ -2979,7 +3182,16 @@
           <w:sz w:val="24"/>
           <w:szCs w:val="24"/>
         </w:rPr>
-        <w:t>) found that fish welfare (determined by blood glucose, cortisol, and body condition) began to d</w:t>
+        <w:t xml:space="preserve">) found that fish </w:t>
+      </w:r>
+      <w:r>
+        <w:rPr>
+          <w:rFonts w:ascii="Times New Roman" w:hAnsi="Times New Roman" w:cs="Times New Roman"/>
+          <w:sz w:val="24"/>
+          <w:szCs w:val="24"/>
+        </w:rPr>
+        <w:lastRenderedPageBreak/>
+        <w:t>welfare (determined by blood glucose, cortisol, and body condition) began to d</w:t>
       </w:r>
       <w:r>
         <w:rPr>
@@ -3021,16 +3233,7 @@
           <w:sz w:val="24"/>
           <w:szCs w:val="24"/>
         </w:rPr>
-        <w:t xml:space="preserve">  In total, we collected data from 13-fish in Blue </w:t>
-      </w:r>
-      <w:r>
-        <w:rPr>
-          <w:rFonts w:ascii="Times New Roman" w:hAnsi="Times New Roman" w:cs="Times New Roman"/>
-          <w:sz w:val="24"/>
-          <w:szCs w:val="24"/>
-        </w:rPr>
-        <w:lastRenderedPageBreak/>
-        <w:t xml:space="preserve">Ruin alcove, and 8-fish in Norwood alcove; 9-fish escaped the net pens during the study, and two of the iButtons recovered from Blue Ruin were corrupted. </w:t>
+        <w:t xml:space="preserve">  In total, we collected data from 13-fish in Blue Ruin alcove, and 8-fish in Norwood alcove; 9-fish escaped the net pens during the study, and two of the iButtons recovered from Blue Ruin were corrupted. </w:t>
       </w:r>
     </w:p>
     <w:p>
@@ -3038,13 +3241,12 @@
         <w:spacing w:line="480" w:lineRule="auto"/>
         <w:ind w:firstLine="720"/>
         <w:rPr>
-          <w:rFonts w:ascii="Times New Roman" w:hAnsi="Times New Roman" w:cs="Times New Roman"/>
-          <w:b/>
-          <w:i/>
-          <w:sz w:val="24"/>
-          <w:szCs w:val="24"/>
-        </w:rPr>
-        <w:pPrChange w:id="2" w:author="Barrett, Hannah" w:date="2023-12-12T12:33:00Z">
+          <w:ins w:id="16" w:author="Barrett, Hannah" w:date="2023-12-17T12:30:00Z"/>
+          <w:rFonts w:ascii="Times New Roman" w:hAnsi="Times New Roman" w:cs="Times New Roman"/>
+          <w:sz w:val="24"/>
+          <w:szCs w:val="24"/>
+        </w:rPr>
+        <w:pPrChange w:id="17" w:author="Barrett, Hannah" w:date="2023-12-12T12:33:00Z">
           <w:pPr>
             <w:spacing w:line="480" w:lineRule="auto"/>
           </w:pPr>
@@ -3364,7 +3566,7 @@
         </w:rPr>
         <w:t xml:space="preserve">cm below the </w:t>
       </w:r>
-      <w:commentRangeStart w:id="3"/>
+      <w:commentRangeStart w:id="18"/>
       <w:r>
         <w:rPr>
           <w:rFonts w:ascii="Times New Roman" w:hAnsi="Times New Roman" w:cs="Times New Roman"/>
@@ -3373,12 +3575,12 @@
         </w:rPr>
         <w:t>surface</w:t>
       </w:r>
-      <w:commentRangeEnd w:id="3"/>
+      <w:commentRangeEnd w:id="18"/>
       <w:r>
         <w:rPr>
           <w:rStyle w:val="CommentReference"/>
         </w:rPr>
-        <w:commentReference w:id="3"/>
+        <w:commentReference w:id="18"/>
       </w:r>
       <w:r>
         <w:rPr>
@@ -3500,6 +3702,18 @@
         </w:rPr>
         <w:t xml:space="preserve"> At the end of the study, fish were removed from the pen, temperature loggers were removed, and fish were released back into the alcove.</w:t>
       </w:r>
+    </w:p>
+    <w:p>
+      <w:pPr>
+        <w:spacing w:line="480" w:lineRule="auto"/>
+        <w:rPr>
+          <w:rFonts w:ascii="Times New Roman" w:hAnsi="Times New Roman" w:cs="Times New Roman"/>
+          <w:b/>
+          <w:i/>
+          <w:sz w:val="24"/>
+          <w:szCs w:val="24"/>
+        </w:rPr>
+      </w:pPr>
       <w:r>
         <w:rPr>
           <w:rFonts w:ascii="Times New Roman" w:hAnsi="Times New Roman" w:cs="Times New Roman"/>
@@ -3546,7 +3760,16 @@
           <w:sz w:val="24"/>
           <w:szCs w:val="24"/>
         </w:rPr>
-        <w:t xml:space="preserve">First, we reviewed data from the logger arrays to remove any outliers. We then pooled all array data from the summers of 2020 and 2021. Across all alcoves, we roughly determined the best overlapping two-hour windows of minimum and maximum DO; ~6:00-8:00 and ~18:00-20:00 respectively. </w:t>
+        <w:t xml:space="preserve">First, we reviewed data from the logger arrays to remove any outliers. We then pooled all array data from the summers of 2020 and 2021. Across all alcoves, we roughly determined the </w:t>
+      </w:r>
+      <w:r>
+        <w:rPr>
+          <w:rFonts w:ascii="Times New Roman" w:hAnsi="Times New Roman" w:cs="Times New Roman"/>
+          <w:sz w:val="24"/>
+          <w:szCs w:val="24"/>
+        </w:rPr>
+        <w:lastRenderedPageBreak/>
+        <w:t xml:space="preserve">best overlapping two-hour windows of minimum and maximum DO; ~6:00-8:00 and ~18:00-20:00 respectively. </w:t>
       </w:r>
       <w:r>
         <w:rPr>
@@ -3610,7 +3833,6 @@
           <w:sz w:val="24"/>
           <w:szCs w:val="24"/>
         </w:rPr>
-        <w:lastRenderedPageBreak/>
         <w:t xml:space="preserve">a </w:t>
       </w:r>
       <w:r>
@@ -4089,6 +4311,7 @@
           <w:sz w:val="24"/>
           <w:szCs w:val="24"/>
         </w:rPr>
+        <w:lastRenderedPageBreak/>
         <w:t>To produce simulated responses to these habitat conditions, we first created habitat indices for the T</w:t>
       </w:r>
       <w:r>
@@ -4139,40 +4362,49 @@
           <w:sz w:val="24"/>
           <w:szCs w:val="24"/>
         </w:rPr>
-        <w:t xml:space="preserve">First, the highest and lowest DO concentrations recorded over the 24-hour period were ranked as most optimal (1) and least optimal (0), respectively. The lowest and highest recorded temperatures were similarly ranked (with the lowest temperature as most </w:t>
-      </w:r>
-      <w:r>
-        <w:rPr>
-          <w:rFonts w:ascii="Times New Roman" w:hAnsi="Times New Roman" w:cs="Times New Roman"/>
-          <w:sz w:val="24"/>
-          <w:szCs w:val="24"/>
-        </w:rPr>
-        <w:lastRenderedPageBreak/>
-        <w:t>optimal</w:t>
-      </w:r>
-      <w:commentRangeStart w:id="4"/>
-      <w:commentRangeStart w:id="5"/>
-      <w:r>
-        <w:rPr>
-          <w:rFonts w:ascii="Times New Roman" w:hAnsi="Times New Roman" w:cs="Times New Roman"/>
-          <w:sz w:val="24"/>
-          <w:szCs w:val="24"/>
-        </w:rPr>
-        <w:t xml:space="preserve">). We then used linear regression to calculate the slope and intercept values between these two indices in order to determine the index values for the full range of temperature and oxygen values recorded over this </w:t>
-      </w:r>
-      <w:commentRangeEnd w:id="4"/>
+        <w:t>First, the highest and lowest DO concentrations recorded over the 24-hour period were ranked as most optimal (1) and least optimal (0), respectively. The lowest and highest recorded temperatures were similarly ranked (with the lowest temperature as most optimal</w:t>
+      </w:r>
+      <w:commentRangeStart w:id="19"/>
+      <w:commentRangeStart w:id="20"/>
+      <w:r>
+        <w:rPr>
+          <w:rFonts w:ascii="Times New Roman" w:hAnsi="Times New Roman" w:cs="Times New Roman"/>
+          <w:sz w:val="24"/>
+          <w:szCs w:val="24"/>
+        </w:rPr>
+        <w:t>). We then used linear regression to calculate the slope and intercept values between these two indices in order to determine the index values for the full range of temperature and oxygen</w:t>
+      </w:r>
+      <w:del w:id="21" w:author="Barrett, Hannah" w:date="2023-12-17T12:32:00Z">
+        <w:r>
+          <w:rPr>
+            <w:rFonts w:ascii="Times New Roman" w:hAnsi="Times New Roman" w:cs="Times New Roman"/>
+            <w:sz w:val="24"/>
+            <w:szCs w:val="24"/>
+          </w:rPr>
+          <w:delText xml:space="preserve"> values</w:delText>
+        </w:r>
+      </w:del>
+      <w:r>
+        <w:rPr>
+          <w:rFonts w:ascii="Times New Roman" w:hAnsi="Times New Roman" w:cs="Times New Roman"/>
+          <w:sz w:val="24"/>
+          <w:szCs w:val="24"/>
+        </w:rPr>
+        <w:t xml:space="preserve"> recorded over this </w:t>
+      </w:r>
+      <w:commentRangeEnd w:id="19"/>
       <w:r>
         <w:rPr>
           <w:rStyle w:val="CommentReference"/>
         </w:rPr>
-        <w:commentReference w:id="4"/>
-      </w:r>
-      <w:commentRangeEnd w:id="5"/>
+        <w:commentReference w:id="19"/>
+      </w:r>
+      <w:commentRangeEnd w:id="20"/>
       <w:r>
         <w:rPr>
           <w:rStyle w:val="CommentReference"/>
         </w:rPr>
-        <w:commentReference w:id="5"/>
+        <w:commentReference w:id="20"/>
       </w:r>
       <w:r>
         <w:rPr>
@@ -4199,7 +4431,43 @@
           <w:sz w:val="24"/>
           <w:szCs w:val="24"/>
         </w:rPr>
-        <w:t>We then combined the temperature and oxygen factors into a TDO</w:t>
+        <w:t xml:space="preserve">We then combined the temperature and oxygen </w:t>
+      </w:r>
+      <w:del w:id="22" w:author="Barrett, Hannah" w:date="2023-12-17T12:32:00Z">
+        <w:r>
+          <w:rPr>
+            <w:rFonts w:ascii="Times New Roman" w:hAnsi="Times New Roman" w:cs="Times New Roman"/>
+            <w:sz w:val="24"/>
+            <w:szCs w:val="24"/>
+          </w:rPr>
+          <w:delText xml:space="preserve">factors </w:delText>
+        </w:r>
+      </w:del>
+      <w:ins w:id="23" w:author="Barrett, Hannah" w:date="2023-12-17T12:32:00Z">
+        <w:r>
+          <w:rPr>
+            <w:rFonts w:ascii="Times New Roman" w:hAnsi="Times New Roman" w:cs="Times New Roman"/>
+            <w:sz w:val="24"/>
+            <w:szCs w:val="24"/>
+          </w:rPr>
+          <w:t>indices</w:t>
+        </w:r>
+        <w:r>
+          <w:rPr>
+            <w:rFonts w:ascii="Times New Roman" w:hAnsi="Times New Roman" w:cs="Times New Roman"/>
+            <w:sz w:val="24"/>
+            <w:szCs w:val="24"/>
+          </w:rPr>
+          <w:t xml:space="preserve"> </w:t>
+        </w:r>
+      </w:ins>
+      <w:r>
+        <w:rPr>
+          <w:rFonts w:ascii="Times New Roman" w:hAnsi="Times New Roman" w:cs="Times New Roman"/>
+          <w:sz w:val="24"/>
+          <w:szCs w:val="24"/>
+        </w:rPr>
+        <w:t>into a TDO</w:t>
       </w:r>
       <w:r>
         <w:rPr>
@@ -4418,7 +4686,16 @@
           <w:sz w:val="24"/>
           <w:szCs w:val="24"/>
         </w:rPr>
-        <w:t>We once again interpolated between logger depths to create a more fine-resolution prediction of temperature and DO across the full depth of the water column. Two of the temperature-DO loggers at the Blue Ruin site-4 net pen array (loggers at 1.55m and 0.5m depth) became fouled with algae during the study and frequently recorded excessively high and low DO concentrations (despite weekly cleaning of the sensors). The site-5 logger array (closest to the terminus of the alcove; Supplemental Figure 1), however, was within 10m of the site-4 net pen array and comparison of logger data between these two sites, as well as profile data from both locations, showed that recordings of temperature and oxygen were quite comparable throughout the vertical profile (depth and time-matched DO measurements were within ≤ 0.3</w:t>
+        <w:t xml:space="preserve">We once again interpolated between logger depths to create a more fine-resolution prediction of temperature and DO across the full depth of the water column. Two of the temperature-DO loggers at the Blue Ruin site-4 net pen array (loggers at 1.55m and 0.5m depth) became fouled with algae during the study and frequently recorded excessively high and low DO concentrations (despite weekly cleaning of the sensors). The site-5 logger array (closest to the terminus of the alcove; Supplemental Figure 1), however, was within 10m of the site-4 net pen array and </w:t>
+      </w:r>
+      <w:r>
+        <w:rPr>
+          <w:rFonts w:ascii="Times New Roman" w:hAnsi="Times New Roman" w:cs="Times New Roman"/>
+          <w:sz w:val="24"/>
+          <w:szCs w:val="24"/>
+        </w:rPr>
+        <w:lastRenderedPageBreak/>
+        <w:t>comparison of logger data between these two sites, as well as profile data from both locations, showed that recordings of temperature and oxygen were quite comparable throughout the vertical profile (depth and time-matched DO measurements were within ≤ 0.3</w:t>
       </w:r>
       <w:r>
         <w:rPr>
@@ -4451,16 +4728,7 @@
           <w:sz w:val="24"/>
           <w:szCs w:val="24"/>
         </w:rPr>
-        <w:t xml:space="preserve">). We opted to remove the DO recordings from the two fouled loggers at the site-4 net pen array and to incorporate the DO data from the site-5 array recorded by the loggers at the closest aligning </w:t>
-      </w:r>
-      <w:r>
-        <w:rPr>
-          <w:rFonts w:ascii="Times New Roman" w:hAnsi="Times New Roman" w:cs="Times New Roman"/>
-          <w:sz w:val="24"/>
-          <w:szCs w:val="24"/>
-        </w:rPr>
-        <w:lastRenderedPageBreak/>
-        <w:t xml:space="preserve">depths (loggers at 1.35 and 0.4m depth respectively). This new dataset was used for the depth selection simulation, to quantify fish DO selection from our enclosure study, and for the habitat selection function, described in further detail below. </w:t>
+        <w:t xml:space="preserve">). We opted to remove the DO recordings from the two fouled loggers at the site-4 net pen array and to incorporate the DO data from the site-5 array recorded by the loggers at the closest aligning depths (loggers at 1.35 and 0.4m depth respectively). This new dataset was used for the depth selection simulation, to quantify fish DO selection from our enclosure study, and for the habitat selection function, described in further detail below. </w:t>
       </w:r>
       <w:r>
         <w:rPr>
@@ -4552,6 +4820,7 @@
         <w:spacing w:line="480" w:lineRule="auto"/>
         <w:ind w:firstLine="720"/>
         <w:rPr>
+          <w:ins w:id="24" w:author="Barrett, Hannah" w:date="2023-12-17T12:37:00Z"/>
           <w:rFonts w:ascii="Times New Roman" w:eastAsiaTheme="minorEastAsia" w:hAnsi="Times New Roman" w:cs="Times New Roman"/>
           <w:sz w:val="24"/>
           <w:szCs w:val="24"/>
@@ -4726,62 +4995,76 @@
         </w:rPr>
         <w:t xml:space="preserve">. </w:t>
       </w:r>
-      <w:r>
-        <w:rPr>
-          <w:rFonts w:ascii="Times New Roman" w:eastAsiaTheme="minorEastAsia" w:hAnsi="Times New Roman" w:cs="Times New Roman"/>
-          <w:sz w:val="24"/>
-          <w:szCs w:val="24"/>
-        </w:rPr>
-        <w:t>Our analysis was limited to</w:t>
-      </w:r>
-      <w:r>
-        <w:rPr>
-          <w:rFonts w:ascii="Times New Roman" w:eastAsiaTheme="minorEastAsia" w:hAnsi="Times New Roman" w:cs="Times New Roman"/>
-          <w:sz w:val="24"/>
-          <w:szCs w:val="24"/>
-        </w:rPr>
-        <w:t xml:space="preserve"> data collected 5-days post fish capture to ensure cortisol levels and swimming behavior had returned to normal (Jepsen et al. 2001).  </w:t>
-      </w:r>
-    </w:p>
-    <w:p>
-      <w:pPr>
-        <w:spacing w:line="480" w:lineRule="auto"/>
-        <w:rPr>
-          <w:rFonts w:ascii="Times New Roman" w:hAnsi="Times New Roman" w:cs="Times New Roman"/>
-          <w:i/>
-          <w:sz w:val="24"/>
-          <w:szCs w:val="24"/>
-        </w:rPr>
-      </w:pPr>
-      <w:r>
-        <w:rPr>
-          <w:rFonts w:ascii="Times New Roman" w:hAnsi="Times New Roman" w:cs="Times New Roman"/>
-          <w:i/>
-          <w:sz w:val="24"/>
-          <w:szCs w:val="24"/>
-        </w:rPr>
-        <w:t xml:space="preserve">Habitat selection </w:t>
-      </w:r>
-      <w:r>
-        <w:rPr>
-          <w:rFonts w:ascii="Times New Roman" w:hAnsi="Times New Roman" w:cs="Times New Roman"/>
-          <w:i/>
-          <w:sz w:val="24"/>
-          <w:szCs w:val="24"/>
-        </w:rPr>
-        <w:t>function</w:t>
-      </w:r>
+      <w:ins w:id="25" w:author="Barrett, Hannah" w:date="2023-12-17T12:37:00Z">
+        <w:r>
+          <w:rPr>
+            <w:rFonts w:ascii="Times New Roman" w:eastAsiaTheme="minorEastAsia" w:hAnsi="Times New Roman" w:cs="Times New Roman"/>
+            <w:sz w:val="24"/>
+            <w:szCs w:val="24"/>
+          </w:rPr>
+          <w:t>Our analysis was limited to</w:t>
+        </w:r>
+        <w:r>
+          <w:rPr>
+            <w:rFonts w:ascii="Times New Roman" w:eastAsiaTheme="minorEastAsia" w:hAnsi="Times New Roman" w:cs="Times New Roman"/>
+            <w:sz w:val="24"/>
+            <w:szCs w:val="24"/>
+          </w:rPr>
+          <w:t xml:space="preserve"> data collected 5-days post fish capture to ensure cortisol levels and swimming behavior had returned to normal (Jepsen et al. 2001).  </w:t>
+        </w:r>
+      </w:ins>
     </w:p>
     <w:p>
       <w:pPr>
         <w:spacing w:line="480" w:lineRule="auto"/>
         <w:ind w:firstLine="720"/>
         <w:rPr>
-          <w:rFonts w:ascii="Times New Roman" w:hAnsi="Times New Roman" w:cs="Times New Roman"/>
+          <w:rFonts w:ascii="Times New Roman" w:eastAsiaTheme="minorEastAsia" w:hAnsi="Times New Roman" w:cs="Times New Roman"/>
           <w:sz w:val="24"/>
           <w:szCs w:val="24"/>
         </w:rPr>
       </w:pPr>
+    </w:p>
+    <w:p>
+      <w:pPr>
+        <w:spacing w:line="480" w:lineRule="auto"/>
+        <w:rPr>
+          <w:rFonts w:ascii="Times New Roman" w:hAnsi="Times New Roman" w:cs="Times New Roman"/>
+          <w:i/>
+          <w:sz w:val="24"/>
+          <w:szCs w:val="24"/>
+        </w:rPr>
+      </w:pPr>
+      <w:r>
+        <w:rPr>
+          <w:rFonts w:ascii="Times New Roman" w:hAnsi="Times New Roman" w:cs="Times New Roman"/>
+          <w:i/>
+          <w:sz w:val="24"/>
+          <w:szCs w:val="24"/>
+        </w:rPr>
+        <w:lastRenderedPageBreak/>
+        <w:t xml:space="preserve">Habitat selection </w:t>
+      </w:r>
+      <w:r>
+        <w:rPr>
+          <w:rFonts w:ascii="Times New Roman" w:hAnsi="Times New Roman" w:cs="Times New Roman"/>
+          <w:i/>
+          <w:sz w:val="24"/>
+          <w:szCs w:val="24"/>
+        </w:rPr>
+        <w:t>function</w:t>
+      </w:r>
+    </w:p>
+    <w:p>
+      <w:pPr>
+        <w:spacing w:line="480" w:lineRule="auto"/>
+        <w:ind w:firstLine="720"/>
+        <w:rPr>
+          <w:rFonts w:ascii="Times New Roman" w:hAnsi="Times New Roman" w:cs="Times New Roman"/>
+          <w:sz w:val="24"/>
+          <w:szCs w:val="24"/>
+        </w:rPr>
+      </w:pPr>
       <w:r>
         <w:rPr>
           <w:rFonts w:ascii="Times New Roman" w:hAnsi="Times New Roman" w:cs="Times New Roman"/>
@@ -4852,162 +5135,7 @@
           <w:sz w:val="24"/>
           <w:szCs w:val="24"/>
         </w:rPr>
-        <w:t xml:space="preserve"> and comprised 1-week of data (July 30 to August 6, commencing 5-days after fish were released into net pens). </w:t>
-      </w:r>
-      <w:ins w:id="6" w:author="Barrett, Hannah" w:date="2023-12-07T11:08:00Z">
-        <w:r>
-          <w:rPr>
-            <w:rFonts w:ascii="Times New Roman" w:hAnsi="Times New Roman" w:cs="Times New Roman"/>
-            <w:sz w:val="24"/>
-            <w:szCs w:val="24"/>
-          </w:rPr>
-          <w:t>For simplicity, w</w:t>
-        </w:r>
-      </w:ins>
-      <w:ins w:id="7" w:author="Barrett, Hannah" w:date="2023-12-07T11:02:00Z">
-        <w:r>
-          <w:rPr>
-            <w:rFonts w:ascii="Times New Roman" w:hAnsi="Times New Roman" w:cs="Times New Roman"/>
-            <w:sz w:val="24"/>
-            <w:szCs w:val="24"/>
-          </w:rPr>
-          <w:t>e</w:t>
-        </w:r>
-      </w:ins>
-      <w:ins w:id="8" w:author="Barrett, Hannah" w:date="2023-12-07T11:01:00Z">
-        <w:r>
-          <w:rPr>
-            <w:rFonts w:ascii="Times New Roman" w:hAnsi="Times New Roman" w:cs="Times New Roman"/>
-            <w:sz w:val="24"/>
-            <w:szCs w:val="24"/>
-          </w:rPr>
-          <w:t xml:space="preserve"> </w:t>
-        </w:r>
-        <w:r>
-          <w:rPr>
-            <w:rFonts w:ascii="Times New Roman" w:hAnsi="Times New Roman" w:cs="Times New Roman"/>
-            <w:sz w:val="24"/>
-            <w:szCs w:val="24"/>
-          </w:rPr>
-          <w:t xml:space="preserve">hereafter refer to </w:t>
-        </w:r>
-        <w:r>
-          <w:rPr>
-            <w:rFonts w:ascii="Times New Roman" w:hAnsi="Times New Roman" w:cs="Times New Roman"/>
-            <w:sz w:val="24"/>
-            <w:szCs w:val="24"/>
-          </w:rPr>
-          <w:lastRenderedPageBreak/>
-          <w:t>the DO max</w:t>
-        </w:r>
-      </w:ins>
-      <w:ins w:id="9" w:author="Barrett, Hannah" w:date="2023-12-07T11:02:00Z">
-        <w:r>
-          <w:rPr>
-            <w:rFonts w:ascii="Times New Roman" w:hAnsi="Times New Roman" w:cs="Times New Roman"/>
-            <w:sz w:val="24"/>
-            <w:szCs w:val="24"/>
-          </w:rPr>
-          <w:t>imum</w:t>
-        </w:r>
-      </w:ins>
-      <w:ins w:id="10" w:author="Barrett, Hannah" w:date="2023-12-07T11:01:00Z">
-        <w:r>
-          <w:rPr>
-            <w:rFonts w:ascii="Times New Roman" w:hAnsi="Times New Roman" w:cs="Times New Roman"/>
-            <w:sz w:val="24"/>
-            <w:szCs w:val="24"/>
-          </w:rPr>
-          <w:t xml:space="preserve"> as ‘</w:t>
-        </w:r>
-      </w:ins>
-      <w:ins w:id="11" w:author="Barrett, Hannah" w:date="2023-12-07T11:10:00Z">
-        <w:r>
-          <w:rPr>
-            <w:rFonts w:ascii="Times New Roman" w:hAnsi="Times New Roman" w:cs="Times New Roman"/>
-            <w:sz w:val="24"/>
-            <w:szCs w:val="24"/>
-          </w:rPr>
-          <w:t>day</w:t>
-        </w:r>
-      </w:ins>
-      <w:ins w:id="12" w:author="Barrett, Hannah" w:date="2023-12-07T11:01:00Z">
-        <w:r>
-          <w:rPr>
-            <w:rFonts w:ascii="Times New Roman" w:hAnsi="Times New Roman" w:cs="Times New Roman"/>
-            <w:sz w:val="24"/>
-            <w:szCs w:val="24"/>
-          </w:rPr>
-          <w:t>’ and</w:t>
-        </w:r>
-      </w:ins>
-      <w:ins w:id="13" w:author="Barrett, Hannah" w:date="2023-12-07T11:03:00Z">
-        <w:r>
-          <w:rPr>
-            <w:rFonts w:ascii="Times New Roman" w:hAnsi="Times New Roman" w:cs="Times New Roman"/>
-            <w:sz w:val="24"/>
-            <w:szCs w:val="24"/>
-          </w:rPr>
-          <w:t xml:space="preserve"> </w:t>
-        </w:r>
-      </w:ins>
-      <w:ins w:id="14" w:author="Barrett, Hannah" w:date="2023-12-07T11:01:00Z">
-        <w:r>
-          <w:rPr>
-            <w:rFonts w:ascii="Times New Roman" w:hAnsi="Times New Roman" w:cs="Times New Roman"/>
-            <w:sz w:val="24"/>
-            <w:szCs w:val="24"/>
-          </w:rPr>
-          <w:t>DO min</w:t>
-        </w:r>
-      </w:ins>
-      <w:ins w:id="15" w:author="Barrett, Hannah" w:date="2023-12-07T11:03:00Z">
-        <w:r>
-          <w:rPr>
-            <w:rFonts w:ascii="Times New Roman" w:hAnsi="Times New Roman" w:cs="Times New Roman"/>
-            <w:sz w:val="24"/>
-            <w:szCs w:val="24"/>
-          </w:rPr>
-          <w:t>imum</w:t>
-        </w:r>
-      </w:ins>
-      <w:ins w:id="16" w:author="Barrett, Hannah" w:date="2023-12-07T11:01:00Z">
-        <w:r>
-          <w:rPr>
-            <w:rFonts w:ascii="Times New Roman" w:hAnsi="Times New Roman" w:cs="Times New Roman"/>
-            <w:sz w:val="24"/>
-            <w:szCs w:val="24"/>
-          </w:rPr>
-          <w:t xml:space="preserve"> as ‘</w:t>
-        </w:r>
-      </w:ins>
-      <w:ins w:id="17" w:author="Barrett, Hannah" w:date="2023-12-07T11:10:00Z">
-        <w:r>
-          <w:rPr>
-            <w:rFonts w:ascii="Times New Roman" w:hAnsi="Times New Roman" w:cs="Times New Roman"/>
-            <w:sz w:val="24"/>
-            <w:szCs w:val="24"/>
-          </w:rPr>
-          <w:t>night</w:t>
-        </w:r>
-      </w:ins>
-      <w:ins w:id="18" w:author="Barrett, Hannah" w:date="2023-12-07T11:01:00Z">
-        <w:r>
-          <w:rPr>
-            <w:rFonts w:ascii="Times New Roman" w:hAnsi="Times New Roman" w:cs="Times New Roman"/>
-            <w:sz w:val="24"/>
-            <w:szCs w:val="24"/>
-          </w:rPr>
-          <w:t xml:space="preserve">. </w:t>
-        </w:r>
-      </w:ins>
-      <w:r>
-        <w:rPr>
-          <w:rFonts w:ascii="Times New Roman" w:hAnsi="Times New Roman" w:cs="Times New Roman"/>
-          <w:sz w:val="24"/>
-          <w:szCs w:val="24"/>
-        </w:rPr>
-        <w:t>First, we used linear interpolation to estimate temperature and DO at a finer vertical resolution. For each time-step, 10-depths were randomly selected from a uniform distribution that spanned the full depth of the water column (0.1m precision), and temperature and DO were estimated for each depth. Temperature and DO measurements were standardized to facilitate comparison and to improve model fit. We used these temperature-DO profile sets to calculate the relative probability of selection, given the range of temperature and DO available. As described by</w:t>
+        <w:t xml:space="preserve"> and comprised 1-week of data (July 30 to August 6, commencing 5-days after fish were released into net pens). First, we used linear interpolation to estimate temperature and DO at a finer vertical resolution. For each time-step, 10-depths were randomly selected from a uniform distribution that spanned the full depth of the water column (0.1m precision), and temperature and DO were estimated for each depth. Temperature and DO measurements were standardized to facilitate comparison and to improve model fit. We used these temperature-DO profile sets to calculate the relative probability of selection, given the range of temperature and DO available. As described by</w:t>
       </w:r>
       <w:r>
         <w:rPr>
@@ -5472,8 +5600,8 @@
               </m:nary>
             </m:den>
           </m:f>
-          <w:commentRangeStart w:id="19"/>
-          <w:commentRangeEnd w:id="19"/>
+          <w:commentRangeStart w:id="26"/>
+          <w:commentRangeEnd w:id="26"/>
           <m:r>
             <m:rPr>
               <m:sty m:val="p"/>
@@ -5481,7 +5609,7 @@
             <w:rPr>
               <w:rStyle w:val="CommentReference"/>
             </w:rPr>
-            <w:commentReference w:id="19"/>
+            <w:commentReference w:id="26"/>
           </m:r>
           <m:r>
             <m:rPr>
@@ -5776,7 +5904,16 @@
           <w:sz w:val="24"/>
           <w:szCs w:val="24"/>
         </w:rPr>
-        <w:t>becomes stressful</w:t>
+        <w:t xml:space="preserve">becomes </w:t>
+      </w:r>
+      <w:r>
+        <w:rPr>
+          <w:rFonts w:ascii="Times New Roman" w:hAnsi="Times New Roman" w:cs="Times New Roman"/>
+          <w:sz w:val="24"/>
+          <w:szCs w:val="24"/>
+        </w:rPr>
+        <w:lastRenderedPageBreak/>
+        <w:t>stressful</w:t>
       </w:r>
       <w:r>
         <w:rPr>
@@ -5844,7 +5981,7 @@
         </w:rPr>
         <w:t>pan of temperature-DO combinations</w:t>
       </w:r>
-      <w:ins w:id="20" w:author="Barrett, Hannah" w:date="2023-11-19T13:04:00Z">
+      <w:ins w:id="27" w:author="Barrett, Hannah" w:date="2023-11-19T13:04:00Z">
         <w:r>
           <w:rPr>
             <w:rFonts w:ascii="Times New Roman" w:hAnsi="Times New Roman" w:cs="Times New Roman"/>
@@ -5910,7 +6047,7 @@
         </w:rPr>
         <w:t xml:space="preserve">Vertical and diel variation in temperature and </w:t>
       </w:r>
-      <w:commentRangeStart w:id="21"/>
+      <w:commentRangeStart w:id="28"/>
       <w:r>
         <w:rPr>
           <w:rFonts w:ascii="Times New Roman" w:hAnsi="Times New Roman" w:cs="Times New Roman"/>
@@ -5920,12 +6057,12 @@
         </w:rPr>
         <w:t>DO</w:t>
       </w:r>
-      <w:commentRangeEnd w:id="21"/>
+      <w:commentRangeEnd w:id="28"/>
       <w:r>
         <w:rPr>
           <w:rStyle w:val="CommentReference"/>
         </w:rPr>
-        <w:commentReference w:id="21"/>
+        <w:commentReference w:id="28"/>
       </w:r>
     </w:p>
     <w:p>
@@ -5940,7 +6077,6 @@
           <w:sz w:val="24"/>
           <w:szCs w:val="24"/>
         </w:rPr>
-        <w:lastRenderedPageBreak/>
         <w:t>Vertical p</w:t>
       </w:r>
       <w:r>
@@ -6706,7 +6842,7 @@
         </w:rPr>
         <w:t>morning</w:t>
       </w:r>
-      <w:ins w:id="22" w:author="Barrett, Hannah" w:date="2023-12-15T13:42:00Z">
+      <w:ins w:id="29" w:author="Barrett, Hannah" w:date="2023-12-15T13:42:00Z">
         <w:r>
           <w:rPr>
             <w:rFonts w:ascii="Times New Roman" w:hAnsi="Times New Roman" w:cs="Times New Roman"/>
@@ -6740,7 +6876,7 @@
         </w:rPr>
         <w:t>evening</w:t>
       </w:r>
-      <w:ins w:id="23" w:author="Barrett, Hannah" w:date="2023-12-15T13:42:00Z">
+      <w:ins w:id="30" w:author="Barrett, Hannah" w:date="2023-12-15T13:42:00Z">
         <w:r>
           <w:rPr>
             <w:rFonts w:ascii="Times New Roman" w:hAnsi="Times New Roman" w:cs="Times New Roman"/>
@@ -6764,7 +6900,88 @@
           <w:sz w:val="24"/>
           <w:szCs w:val="24"/>
         </w:rPr>
-        <w:t>2-hour periods of high and low DO occurred at slightly shifted windows of time (5:00-7:00 &amp; 17:00-19:00 for Blue Ruin, 6:00-8:00 &amp; 18:00-20:00 for Norwood), likely due to differing alcove orientation and solar exposure.</w:t>
+        <w:t xml:space="preserve">2-hour periods of high and low DO occurred at slightly shifted windows of time </w:t>
+      </w:r>
+      <w:r>
+        <w:rPr>
+          <w:rFonts w:ascii="Times New Roman" w:hAnsi="Times New Roman" w:cs="Times New Roman"/>
+          <w:sz w:val="24"/>
+          <w:szCs w:val="24"/>
+        </w:rPr>
+        <w:lastRenderedPageBreak/>
+        <w:t>(</w:t>
+      </w:r>
+      <w:ins w:id="31" w:author="Barrett, Hannah" w:date="2023-12-17T12:40:00Z">
+        <w:r>
+          <w:rPr>
+            <w:rFonts w:ascii="Times New Roman" w:hAnsi="Times New Roman" w:cs="Times New Roman"/>
+            <w:sz w:val="24"/>
+            <w:szCs w:val="24"/>
+          </w:rPr>
+          <w:t>~</w:t>
+        </w:r>
+      </w:ins>
+      <w:r>
+        <w:rPr>
+          <w:rFonts w:ascii="Times New Roman" w:hAnsi="Times New Roman" w:cs="Times New Roman"/>
+          <w:sz w:val="24"/>
+          <w:szCs w:val="24"/>
+        </w:rPr>
+        <w:t xml:space="preserve">5:00-7:00 &amp; </w:t>
+      </w:r>
+      <w:ins w:id="32" w:author="Barrett, Hannah" w:date="2023-12-17T12:40:00Z">
+        <w:r>
+          <w:rPr>
+            <w:rFonts w:ascii="Times New Roman" w:hAnsi="Times New Roman" w:cs="Times New Roman"/>
+            <w:sz w:val="24"/>
+            <w:szCs w:val="24"/>
+          </w:rPr>
+          <w:t>~</w:t>
+        </w:r>
+      </w:ins>
+      <w:r>
+        <w:rPr>
+          <w:rFonts w:ascii="Times New Roman" w:hAnsi="Times New Roman" w:cs="Times New Roman"/>
+          <w:sz w:val="24"/>
+          <w:szCs w:val="24"/>
+        </w:rPr>
+        <w:t xml:space="preserve">17:00-19:00 for Blue Ruin, </w:t>
+      </w:r>
+      <w:ins w:id="33" w:author="Barrett, Hannah" w:date="2023-12-17T12:40:00Z">
+        <w:r>
+          <w:rPr>
+            <w:rFonts w:ascii="Times New Roman" w:hAnsi="Times New Roman" w:cs="Times New Roman"/>
+            <w:sz w:val="24"/>
+            <w:szCs w:val="24"/>
+          </w:rPr>
+          <w:t>~</w:t>
+        </w:r>
+      </w:ins>
+      <w:r>
+        <w:rPr>
+          <w:rFonts w:ascii="Times New Roman" w:hAnsi="Times New Roman" w:cs="Times New Roman"/>
+          <w:sz w:val="24"/>
+          <w:szCs w:val="24"/>
+        </w:rPr>
+        <w:t xml:space="preserve">6:00-8:00 &amp; </w:t>
+      </w:r>
+      <w:ins w:id="34" w:author="Barrett, Hannah" w:date="2023-12-17T12:40:00Z">
+        <w:r>
+          <w:rPr>
+            <w:rFonts w:ascii="Times New Roman" w:hAnsi="Times New Roman" w:cs="Times New Roman"/>
+            <w:sz w:val="24"/>
+            <w:szCs w:val="24"/>
+          </w:rPr>
+          <w:t>~</w:t>
+        </w:r>
+      </w:ins>
+      <w:r>
+        <w:rPr>
+          <w:rFonts w:ascii="Times New Roman" w:hAnsi="Times New Roman" w:cs="Times New Roman"/>
+          <w:sz w:val="24"/>
+          <w:szCs w:val="24"/>
+        </w:rPr>
+        <w:t>18:00-20:00 for Norwood), likely due to differing alcove orientation and solar exposure.</w:t>
       </w:r>
     </w:p>
     <w:p>
@@ -6815,16 +7032,7 @@
           <w:sz w:val="24"/>
           <w:szCs w:val="24"/>
         </w:rPr>
-        <w:t xml:space="preserve">(Figure 3, Table 2). However, the shape of the trade-off differed </w:t>
-      </w:r>
-      <w:r>
-        <w:rPr>
-          <w:rFonts w:ascii="Times New Roman" w:hAnsi="Times New Roman" w:cs="Times New Roman"/>
-          <w:sz w:val="24"/>
-          <w:szCs w:val="24"/>
-        </w:rPr>
-        <w:lastRenderedPageBreak/>
-        <w:t xml:space="preserve">between day and night. In all alcoves, the intercept was lower at night, indicating all temperatures expressed lower DO, and there was a contracted range of temperatures, meaning fish had reduced potential to trade-off cool temperature for higher DO. At five of the six alcoves, the slope was also more positive at night, meaning that a given level of cooling was accompanied by a larger reduction in DO (i.e., the trade-off was stronger). Notably, we found the opposite result in the </w:t>
+        <w:t xml:space="preserve">(Figure 3, Table 2). However, the shape of the trade-off differed between day and night. In all alcoves, the intercept was lower at night, indicating all temperatures expressed lower DO, and there was a contracted range of temperatures, meaning fish had reduced potential to trade-off cool temperature for higher DO. At five of the six alcoves, the slope was also more positive at night, meaning that a given level of cooling was accompanied by a larger reduction in DO (i.e., the trade-off was stronger). Notably, we found the opposite result in the </w:t>
       </w:r>
       <w:r>
         <w:rPr>
@@ -7164,7 +7372,7 @@
         </w:rPr>
         <w:t xml:space="preserve"> diel vertical movements; shifting towards the surface during the late night and early morning when DO at depth became limiting</w:t>
       </w:r>
-      <w:ins w:id="24" w:author="Barrett, Hannah" w:date="2023-12-15T13:44:00Z">
+      <w:ins w:id="35" w:author="Barrett, Hannah" w:date="2023-12-15T13:44:00Z">
         <w:r>
           <w:rPr>
             <w:rFonts w:ascii="Times New Roman" w:hAnsi="Times New Roman" w:cs="Times New Roman"/>
@@ -7224,6 +7432,7 @@
           <w:sz w:val="24"/>
           <w:szCs w:val="24"/>
         </w:rPr>
+        <w:lastRenderedPageBreak/>
         <w:t>Fine scale diel vertical movements in captive fish</w:t>
       </w:r>
     </w:p>
@@ -7245,7 +7454,7 @@
         </w:rPr>
         <w:t xml:space="preserve">Cutthroat </w:t>
       </w:r>
-      <w:commentRangeStart w:id="25"/>
+      <w:commentRangeStart w:id="36"/>
       <w:r>
         <w:rPr>
           <w:rFonts w:ascii="Times New Roman" w:hAnsi="Times New Roman" w:cs="Times New Roman"/>
@@ -7254,12 +7463,12 @@
         </w:rPr>
         <w:t xml:space="preserve">trout monitored </w:t>
       </w:r>
-      <w:commentRangeEnd w:id="25"/>
+      <w:commentRangeEnd w:id="36"/>
       <w:r>
         <w:rPr>
           <w:rStyle w:val="CommentReference"/>
         </w:rPr>
-        <w:commentReference w:id="25"/>
+        <w:commentReference w:id="36"/>
       </w:r>
       <w:r>
         <w:rPr>
@@ -7351,7 +7560,7 @@
         </w:rPr>
         <w:t xml:space="preserve"> (Figure </w:t>
       </w:r>
-      <w:commentRangeStart w:id="26"/>
+      <w:commentRangeStart w:id="37"/>
       <w:r>
         <w:rPr>
           <w:rFonts w:ascii="Times New Roman" w:hAnsi="Times New Roman" w:cs="Times New Roman"/>
@@ -7360,12 +7569,12 @@
         </w:rPr>
         <w:t>4b</w:t>
       </w:r>
-      <w:commentRangeEnd w:id="26"/>
+      <w:commentRangeEnd w:id="37"/>
       <w:r>
         <w:rPr>
           <w:rStyle w:val="CommentReference"/>
         </w:rPr>
-        <w:commentReference w:id="26"/>
+        <w:commentReference w:id="37"/>
       </w:r>
       <w:r>
         <w:rPr>
@@ -7383,62 +7592,16 @@
         </w:rPr>
         <w:t xml:space="preserve"> </w:t>
       </w:r>
-      <w:r>
-        <w:rPr>
-          <w:rFonts w:ascii="Times New Roman" w:hAnsi="Times New Roman" w:cs="Times New Roman"/>
-          <w:sz w:val="24"/>
-          <w:szCs w:val="24"/>
-        </w:rPr>
-        <w:t xml:space="preserve">All individuals expressed DVM, shifting </w:t>
-      </w:r>
-      <w:r>
-        <w:rPr>
-          <w:rFonts w:ascii="Times New Roman" w:hAnsi="Times New Roman" w:cs="Times New Roman"/>
-          <w:sz w:val="24"/>
-          <w:szCs w:val="24"/>
-        </w:rPr>
-        <w:t xml:space="preserve">their </w:t>
-      </w:r>
-      <w:r>
-        <w:rPr>
-          <w:rFonts w:ascii="Times New Roman" w:hAnsi="Times New Roman" w:cs="Times New Roman"/>
-          <w:sz w:val="24"/>
-          <w:szCs w:val="24"/>
-        </w:rPr>
-        <w:t>depth</w:t>
-      </w:r>
-      <w:r>
-        <w:rPr>
-          <w:rFonts w:ascii="Times New Roman" w:hAnsi="Times New Roman" w:cs="Times New Roman"/>
-          <w:sz w:val="24"/>
-          <w:szCs w:val="24"/>
-        </w:rPr>
-        <w:t>s</w:t>
-      </w:r>
-      <w:r>
-        <w:rPr>
-          <w:rFonts w:ascii="Times New Roman" w:hAnsi="Times New Roman" w:cs="Times New Roman"/>
-          <w:sz w:val="24"/>
-          <w:szCs w:val="24"/>
-        </w:rPr>
-        <w:t xml:space="preserve"> by </w:t>
-      </w:r>
-      <w:r>
-        <w:rPr>
-          <w:rFonts w:ascii="Times New Roman" w:hAnsi="Times New Roman" w:cs="Times New Roman"/>
-          <w:sz w:val="24"/>
-          <w:szCs w:val="24"/>
-        </w:rPr>
-        <w:t xml:space="preserve">at least </w:t>
-      </w:r>
-      <w:r>
-        <w:rPr>
-          <w:rFonts w:ascii="Times New Roman" w:hAnsi="Times New Roman" w:cs="Times New Roman"/>
-          <w:sz w:val="24"/>
-          <w:szCs w:val="24"/>
-        </w:rPr>
-        <w:t xml:space="preserve">0.2m and up to 1.3m between day and night. </w:t>
-      </w:r>
+      <w:ins w:id="38" w:author="Barrett, Hannah" w:date="2023-12-17T12:42:00Z">
+        <w:r>
+          <w:rPr>
+            <w:rFonts w:ascii="Times New Roman" w:hAnsi="Times New Roman" w:cs="Times New Roman"/>
+            <w:sz w:val="24"/>
+            <w:szCs w:val="24"/>
+          </w:rPr>
+          <w:t xml:space="preserve">All individuals expressed DVM, shifting their depths by at least 0.2m and up to 1.3m between day and night. </w:t>
+        </w:r>
+      </w:ins>
       <w:r>
         <w:rPr>
           <w:rFonts w:ascii="Times New Roman" w:hAnsi="Times New Roman" w:cs="Times New Roman"/>
@@ -7461,7 +7624,6 @@
           <w:sz w:val="24"/>
           <w:szCs w:val="24"/>
         </w:rPr>
-        <w:lastRenderedPageBreak/>
         <w:t>smoothed fit of fis</w:t>
       </w:r>
       <w:r>
@@ -7518,7 +7680,35 @@
           <w:sz w:val="24"/>
           <w:szCs w:val="24"/>
         </w:rPr>
-        <w:t xml:space="preserve"> Fish shifted deeper in the water column at dawn (~6:00), and held at depth until early evening (~18:00). </w:t>
+        <w:t xml:space="preserve"> Fish shifted deeper in the water column </w:t>
+      </w:r>
+      <w:del w:id="39" w:author="Barrett, Hannah" w:date="2023-12-17T12:42:00Z">
+        <w:r>
+          <w:rPr>
+            <w:rFonts w:ascii="Times New Roman" w:hAnsi="Times New Roman" w:cs="Times New Roman"/>
+            <w:sz w:val="24"/>
+            <w:szCs w:val="24"/>
+          </w:rPr>
+          <w:delText>at dawn</w:delText>
+        </w:r>
+      </w:del>
+      <w:ins w:id="40" w:author="Barrett, Hannah" w:date="2023-12-17T12:42:00Z">
+        <w:r>
+          <w:rPr>
+            <w:rFonts w:ascii="Times New Roman" w:hAnsi="Times New Roman" w:cs="Times New Roman"/>
+            <w:sz w:val="24"/>
+            <w:szCs w:val="24"/>
+          </w:rPr>
+          <w:t>during the morning</w:t>
+        </w:r>
+      </w:ins>
+      <w:r>
+        <w:rPr>
+          <w:rFonts w:ascii="Times New Roman" w:hAnsi="Times New Roman" w:cs="Times New Roman"/>
+          <w:sz w:val="24"/>
+          <w:szCs w:val="24"/>
+        </w:rPr>
+        <w:t xml:space="preserve"> (~6:00), and held at depth until early evening (~18:00). </w:t>
       </w:r>
       <w:r>
         <w:rPr>
@@ -7895,7 +8085,7 @@
         </w:rPr>
         <w:t xml:space="preserve">There was high </w:t>
       </w:r>
-      <w:commentRangeStart w:id="27"/>
+      <w:commentRangeStart w:id="41"/>
       <w:r>
         <w:rPr>
           <w:rFonts w:ascii="Times New Roman" w:hAnsi="Times New Roman" w:cs="Times New Roman"/>
@@ -7904,12 +8094,12 @@
         </w:rPr>
         <w:t xml:space="preserve">correlation between the temperature and DO covariates (≥ 0.8), however this level of correlation was </w:t>
       </w:r>
-      <w:commentRangeEnd w:id="27"/>
+      <w:commentRangeEnd w:id="41"/>
       <w:r>
         <w:rPr>
           <w:rStyle w:val="CommentReference"/>
         </w:rPr>
-        <w:commentReference w:id="27"/>
+        <w:commentReference w:id="41"/>
       </w:r>
       <w:r>
         <w:rPr>
@@ -7941,24 +8131,51 @@
         <w:spacing w:line="480" w:lineRule="auto"/>
         <w:ind w:firstLine="720"/>
       </w:pPr>
-      <w:commentRangeStart w:id="28"/>
+      <w:commentRangeStart w:id="42"/>
       <w:r>
         <w:t xml:space="preserve">Fish </w:t>
       </w:r>
-      <w:commentRangeEnd w:id="28"/>
+      <w:commentRangeEnd w:id="42"/>
       <w:r>
         <w:rPr>
           <w:rStyle w:val="CommentReference"/>
           <w:rFonts w:asciiTheme="minorHAnsi" w:hAnsiTheme="minorHAnsi" w:cstheme="minorBidi"/>
           <w:color w:val="auto"/>
         </w:rPr>
-        <w:commentReference w:id="28"/>
+        <w:commentReference w:id="42"/>
       </w:r>
       <w:r>
         <w:t>have been shown to track favorable temperatures across space as habitat mosaics shift at timescales of days, months, and years</w:t>
       </w:r>
       <w:r>
-        <w:t xml:space="preserve"> (refs)</w:t>
+        <w:t xml:space="preserve"> (</w:t>
+      </w:r>
+      <w:del w:id="43" w:author="Barrett, Hannah" w:date="2023-12-17T12:54:00Z">
+        <w:r>
+          <w:delText>refs</w:delText>
+        </w:r>
+      </w:del>
+      <w:ins w:id="44" w:author="Barrett, Hannah" w:date="2023-12-17T12:54:00Z">
+        <w:r>
+          <w:t>Armstrong and Schindler 2013,</w:t>
+        </w:r>
+      </w:ins>
+      <w:ins w:id="45" w:author="Barrett, Hannah" w:date="2023-12-17T12:55:00Z">
+        <w:r>
+          <w:t xml:space="preserve"> Frechette et al. </w:t>
+        </w:r>
+        <w:r>
+          <w:lastRenderedPageBreak/>
+          <w:t>2018,</w:t>
+        </w:r>
+      </w:ins>
+      <w:ins w:id="46" w:author="Barrett, Hannah" w:date="2023-12-17T12:59:00Z">
+        <w:r>
+          <w:t xml:space="preserve"> Ivanova et al. 2021</w:t>
+        </w:r>
+      </w:ins>
+      <w:r>
+        <w:t>)</w:t>
       </w:r>
       <w:r>
         <w:t xml:space="preserve">. However, </w:t>
@@ -7969,55 +8186,50 @@
       <w:r>
         <w:t xml:space="preserve"> is known about how fish respond to </w:t>
       </w:r>
-      <w:commentRangeStart w:id="29"/>
+      <w:commentRangeStart w:id="47"/>
       <w:r>
         <w:t>spatiotemporal heterogeneity in temperature and oxygen</w:t>
       </w:r>
-      <w:commentRangeEnd w:id="29"/>
+      <w:commentRangeEnd w:id="47"/>
       <w:r>
         <w:rPr>
           <w:rStyle w:val="CommentReference"/>
           <w:rFonts w:asciiTheme="minorHAnsi" w:hAnsiTheme="minorHAnsi" w:cstheme="minorBidi"/>
           <w:color w:val="auto"/>
         </w:rPr>
-        <w:commentReference w:id="29"/>
+        <w:commentReference w:id="47"/>
       </w:r>
       <w:r>
         <w:t xml:space="preserve"> (but see </w:t>
       </w:r>
-      <w:del w:id="30" w:author="Barrett, Hannah" w:date="2023-12-13T15:15:00Z">
-        <w:r>
-          <w:delText>REFS</w:delText>
-        </w:r>
-      </w:del>
-      <w:ins w:id="31" w:author="Barrett, Hannah" w:date="2023-12-13T15:15:00Z">
+      <w:ins w:id="48" w:author="Barrett, Hannah" w:date="2023-12-13T15:15:00Z">
         <w:r>
           <w:t xml:space="preserve">Prince and </w:t>
         </w:r>
       </w:ins>
-      <w:ins w:id="32" w:author="Barrett, Hannah" w:date="2023-12-13T15:16:00Z">
+      <w:ins w:id="49" w:author="Barrett, Hannah" w:date="2023-12-13T15:16:00Z">
         <w:r>
           <w:t>Goodyear 2006</w:t>
         </w:r>
       </w:ins>
-      <w:ins w:id="33" w:author="Barrett, Hannah" w:date="2023-12-13T15:33:00Z">
-        <w:r>
-          <w:t>, Prince et al. 2010</w:t>
+      <w:ins w:id="50" w:author="Barrett, Hannah" w:date="2023-12-13T15:33:00Z">
+        <w:r>
+          <w:t xml:space="preserve">, </w:t>
         </w:r>
       </w:ins>
-      <w:ins w:id="34" w:author="Barrett, Hannah" w:date="2023-12-13T15:42:00Z">
-        <w:r>
-          <w:t>, Bertrand et al. 2011, Stramma et al. 2012</w:t>
+      <w:ins w:id="51" w:author="Barrett, Hannah" w:date="2023-12-13T15:42:00Z">
+        <w:r>
+          <w:t>Bertrand et al. 2011, Stramma et al. 2012</w:t>
         </w:r>
       </w:ins>
-      <w:ins w:id="35" w:author="Barrett, Hannah" w:date="2023-12-14T15:11:00Z">
-        <w:r>
-          <w:t>, Jorda et al. 2019</w:t>
+      <w:ins w:id="52" w:author="Barrett, Hannah" w:date="2023-12-14T15:11:00Z">
+        <w:r>
+          <w:t xml:space="preserve">, </w:t>
         </w:r>
       </w:ins>
-      <w:ins w:id="36" w:author="Barrett, Hannah" w:date="2023-12-13T15:48:00Z">
-        <w:r>
-          <w:t>, Logan et al. 2023</w:t>
+      <w:ins w:id="53" w:author="Barrett, Hannah" w:date="2023-12-13T15:48:00Z">
+        <w:r>
+          <w:t>Logan et al. 2023</w:t>
         </w:r>
       </w:ins>
       <w:r>
@@ -8029,7 +8241,7 @@
       <w:r>
         <w:t xml:space="preserve"> (</w:t>
       </w:r>
-      <w:ins w:id="37" w:author="Barrett, Hannah" w:date="2023-12-13T15:45:00Z">
+      <w:ins w:id="54" w:author="Barrett, Hannah" w:date="2023-12-13T15:45:00Z">
         <w:r>
           <w:t>Pörtner</w:t>
         </w:r>
@@ -8037,21 +8249,16 @@
           <w:t xml:space="preserve"> 2001, </w:t>
         </w:r>
       </w:ins>
-      <w:ins w:id="38" w:author="Barrett, Hannah" w:date="2023-12-13T15:43:00Z">
+      <w:ins w:id="55" w:author="Barrett, Hannah" w:date="2023-12-13T15:43:00Z">
         <w:r>
           <w:t xml:space="preserve">Rajesh and </w:t>
         </w:r>
       </w:ins>
-      <w:ins w:id="39" w:author="Barrett, Hannah" w:date="2023-12-13T15:44:00Z">
+      <w:ins w:id="56" w:author="Barrett, Hannah" w:date="2023-12-13T15:44:00Z">
         <w:r>
           <w:t>Rehana 2022</w:t>
         </w:r>
       </w:ins>
-      <w:del w:id="40" w:author="Barrett, Hannah" w:date="2023-12-13T15:43:00Z">
-        <w:r>
-          <w:delText>ref</w:delText>
-        </w:r>
-      </w:del>
       <w:r>
         <w:t>)</w:t>
       </w:r>
@@ -8065,11 +8272,7 @@
         <w:t xml:space="preserve"> across six floodplain thermal refuges on a seasonally warm river. During the daytime, when temperature increased toward its maximum and photosynthesis </w:t>
       </w:r>
       <w:r>
-        <w:t xml:space="preserve">increased DO </w:t>
-      </w:r>
-      <w:r>
-        <w:lastRenderedPageBreak/>
-        <w:t>concentrations</w:t>
+        <w:t>increased DO concentrations</w:t>
       </w:r>
       <w:r>
         <w:t xml:space="preserve">, the temperature-DO trade-off was flatter and there was more oxygen overall. During the night, temperatures were cooler but respiration continually decreased DO, generating a steeper </w:t>
@@ -8148,18 +8351,18 @@
       <w:r>
         <w:t>P</w:t>
       </w:r>
-      <w:commentRangeStart w:id="41"/>
+      <w:commentRangeStart w:id="57"/>
       <w:r>
         <w:t>attern</w:t>
       </w:r>
-      <w:commentRangeEnd w:id="41"/>
+      <w:commentRangeEnd w:id="57"/>
       <w:r>
         <w:rPr>
           <w:rStyle w:val="CommentReference"/>
           <w:rFonts w:asciiTheme="minorHAnsi" w:hAnsiTheme="minorHAnsi" w:cstheme="minorBidi"/>
           <w:color w:val="auto"/>
         </w:rPr>
-        <w:commentReference w:id="41"/>
+        <w:commentReference w:id="57"/>
       </w:r>
       <w:r>
         <w:t xml:space="preserve">s of temperature and DO varied both between and within cold-water alcoves. </w:t>
@@ -8167,9 +8370,13 @@
       <w:r>
         <w:t xml:space="preserve">At night, these habitats often exhibited a narrow range of preferred cool </w:t>
       </w:r>
-      <w:commentRangeStart w:id="42"/>
-      <w:r>
-        <w:t>temperatures that were also adequately oxygenated, creating a more pronounced trade-off for fish. However, there was variation in the minimum oxygen recorded across habitats. For example, all alcoves had hyporheic DO &lt;1</w:t>
+      <w:commentRangeStart w:id="58"/>
+      <w:r>
+        <w:t xml:space="preserve">temperatures that were also adequately oxygenated, creating a more pronounced trade-off for fish. However, there was </w:t>
+      </w:r>
+      <w:r>
+        <w:lastRenderedPageBreak/>
+        <w:t>variation in the minimum oxygen recorded across habitats. For example, all alcoves had hyporheic DO &lt;1</w:t>
       </w:r>
       <w:r>
         <w:t xml:space="preserve"> </w:t>
@@ -8222,14 +8429,14 @@
       <w:r>
         <w:t xml:space="preserve"> across sites. This can be a meaningful difference for fish, when preferred cooler temperatures may co-occur with either adequate or severely hypoxic conditions. </w:t>
       </w:r>
-      <w:commentRangeEnd w:id="42"/>
+      <w:commentRangeEnd w:id="58"/>
       <w:r>
         <w:rPr>
           <w:rStyle w:val="CommentReference"/>
           <w:rFonts w:asciiTheme="minorHAnsi" w:hAnsiTheme="minorHAnsi" w:cstheme="minorBidi"/>
           <w:color w:val="auto"/>
         </w:rPr>
-        <w:commentReference w:id="42"/>
+        <w:commentReference w:id="58"/>
       </w:r>
       <w:r>
         <w:t xml:space="preserve"> </w:t>
@@ -8244,20 +8451,42 @@
         <w:t>, spatiotemporal variation in temperature and DO</w:t>
       </w:r>
       <w:r>
-        <w:t xml:space="preserve"> is driven by both external drivers and internal structures (Poole and Berman 2001) including hydrologic </w:t>
-      </w:r>
-      <w:r>
-        <w:lastRenderedPageBreak/>
-        <w:t>connectivity (Palmer and Ruhi 2019), atmospheric conditions (Caissie 2006), topography</w:t>
-      </w:r>
-      <w:r>
-        <w:t xml:space="preserve"> (ref)</w:t>
+        <w:t xml:space="preserve"> is driven by both external drivers and internal structures (Poole and Berman 2001) including hydrologic connectivity (Palmer and Ruhi 2019), atmospheric conditions (Caissie 2006), topography</w:t>
+      </w:r>
+      <w:r>
+        <w:t xml:space="preserve"> (</w:t>
+      </w:r>
+      <w:ins w:id="59" w:author="Barrett, Hannah" w:date="2023-12-17T13:14:00Z">
+        <w:r>
+          <w:t xml:space="preserve">Isaak and </w:t>
+        </w:r>
+      </w:ins>
+      <w:ins w:id="60" w:author="Barrett, Hannah" w:date="2023-12-17T13:15:00Z">
+        <w:r>
+          <w:t>Hubert 2001</w:t>
+        </w:r>
+      </w:ins>
+      <w:r>
+        <w:t>)</w:t>
       </w:r>
       <w:r>
         <w:t>, and vegetation</w:t>
       </w:r>
       <w:r>
-        <w:t xml:space="preserve"> (ref)</w:t>
+        <w:t xml:space="preserve"> (</w:t>
+      </w:r>
+      <w:del w:id="61" w:author="Barrett, Hannah" w:date="2023-12-17T13:23:00Z">
+        <w:r>
+          <w:delText>ref</w:delText>
+        </w:r>
+      </w:del>
+      <w:ins w:id="62" w:author="Barrett, Hannah" w:date="2023-12-17T13:23:00Z">
+        <w:r>
+          <w:t>Beschta 1997</w:t>
+        </w:r>
+      </w:ins>
+      <w:r>
+        <w:t>)</w:t>
       </w:r>
       <w:r>
         <w:t xml:space="preserve">. </w:t>
@@ -8337,7 +8566,7 @@
       <w:r>
         <w:t xml:space="preserve"> </w:t>
       </w:r>
-      <w:ins w:id="43" w:author="Barrett, Hannah" w:date="2023-12-15T13:46:00Z">
+      <w:ins w:id="63" w:author="Barrett, Hannah" w:date="2023-12-15T13:46:00Z">
         <w:r>
           <w:t>(</w:t>
         </w:r>
@@ -8348,12 +8577,12 @@
       <w:r>
         <w:t>occurs</w:t>
       </w:r>
-      <w:ins w:id="44" w:author="Barrett, Hannah" w:date="2023-12-15T13:47:00Z">
+      <w:ins w:id="64" w:author="Barrett, Hannah" w:date="2023-12-15T13:47:00Z">
         <w:r>
           <w:t xml:space="preserve">; </w:t>
         </w:r>
       </w:ins>
-      <w:del w:id="45" w:author="Barrett, Hannah" w:date="2023-12-15T13:47:00Z">
+      <w:del w:id="65" w:author="Barrett, Hannah" w:date="2023-12-15T13:47:00Z">
         <w:r>
           <w:delText xml:space="preserve"> </w:delText>
         </w:r>
@@ -8370,7 +8599,7 @@
         <w:pStyle w:val="Default"/>
         <w:spacing w:line="480" w:lineRule="auto"/>
         <w:rPr>
-          <w:ins w:id="46" w:author="Barrett, Hannah" w:date="2023-12-14T17:00:00Z"/>
+          <w:ins w:id="66" w:author="Barrett, Hannah" w:date="2023-12-14T17:00:00Z"/>
           <w:noProof/>
         </w:rPr>
       </w:pPr>
@@ -8383,21 +8612,21 @@
       <w:r>
         <w:tab/>
       </w:r>
-      <w:commentRangeStart w:id="47"/>
+      <w:commentRangeStart w:id="67"/>
       <w:r>
         <w:t xml:space="preserve">Our </w:t>
       </w:r>
       <w:r>
         <w:t xml:space="preserve">simulation </w:t>
       </w:r>
-      <w:commentRangeEnd w:id="47"/>
+      <w:commentRangeEnd w:id="67"/>
       <w:r>
         <w:rPr>
           <w:rStyle w:val="CommentReference"/>
           <w:rFonts w:asciiTheme="minorHAnsi" w:hAnsiTheme="minorHAnsi" w:cstheme="minorBidi"/>
           <w:color w:val="auto"/>
         </w:rPr>
-        <w:commentReference w:id="47"/>
+        <w:commentReference w:id="67"/>
       </w:r>
       <w:r>
         <w:t>of</w:t>
@@ -8460,11 +8689,18 @@
         <w:rPr>
           <w:noProof/>
         </w:rPr>
-        <w:t>TDOopt</w:t>
+        <w:t>TDO</w:t>
       </w:r>
       <w:r>
         <w:rPr>
           <w:noProof/>
+          <w:vertAlign w:val="subscript"/>
+        </w:rPr>
+        <w:t>opt</w:t>
+      </w:r>
+      <w:r>
+        <w:rPr>
+          <w:noProof/>
         </w:rPr>
         <w:t xml:space="preserve"> strategy, </w:t>
       </w:r>
@@ -8474,94 +8710,99 @@
         </w:rPr>
         <w:t xml:space="preserve">however they often </w:t>
       </w:r>
-      <w:ins w:id="48" w:author="Barrett, Hannah" w:date="2023-12-14T16:42:00Z">
+      <w:r>
+        <w:rPr>
+          <w:noProof/>
+        </w:rPr>
+        <w:t xml:space="preserve">avoided the epilimnion and </w:t>
+      </w:r>
+      <w:r>
+        <w:rPr>
+          <w:noProof/>
+        </w:rPr>
+        <w:t>selected for cooler and</w:t>
+      </w:r>
+      <w:r>
+        <w:rPr>
+          <w:noProof/>
+        </w:rPr>
+        <w:t xml:space="preserve"> less oxygen</w:t>
+      </w:r>
+      <w:r>
+        <w:rPr>
+          <w:noProof/>
+        </w:rPr>
+        <w:t>ated</w:t>
+      </w:r>
+      <w:r>
+        <w:rPr>
+          <w:noProof/>
+        </w:rPr>
+        <w:t xml:space="preserve"> habitat</w:t>
+      </w:r>
+      <w:r>
+        <w:rPr>
+          <w:noProof/>
+        </w:rPr>
+        <w:t>. The TDO</w:t>
+      </w:r>
+      <w:r>
+        <w:rPr>
+          <w:noProof/>
+          <w:vertAlign w:val="subscript"/>
+        </w:rPr>
+        <w:t>opt</w:t>
+      </w:r>
+      <w:r>
+        <w:rPr>
+          <w:noProof/>
+        </w:rPr>
+        <w:t xml:space="preserve"> strategy </w:t>
+      </w:r>
+      <w:r>
+        <w:rPr>
+          <w:noProof/>
+        </w:rPr>
+        <w:t xml:space="preserve">simulated here </w:t>
+      </w:r>
+      <w:r>
+        <w:rPr>
+          <w:noProof/>
+        </w:rPr>
+        <w:t>was for illustrative purposes</w:t>
+      </w:r>
+      <w:r>
+        <w:rPr>
+          <w:noProof/>
+        </w:rPr>
+        <w:t>, as we do not have</w:t>
+      </w:r>
+      <w:r>
+        <w:rPr>
+          <w:noProof/>
+        </w:rPr>
+        <w:t xml:space="preserve"> have actual fitness curves showing </w:t>
+      </w:r>
+      <w:r>
+        <w:rPr>
+          <w:noProof/>
+        </w:rPr>
+        <w:t xml:space="preserve">the combined effects of </w:t>
+      </w:r>
+      <w:r>
+        <w:rPr>
+          <w:noProof/>
+        </w:rPr>
+        <w:t>temperature and DO</w:t>
+      </w:r>
+      <w:ins w:id="68" w:author="Barrett, Hannah" w:date="2023-12-17T12:45:00Z">
         <w:r>
           <w:rPr>
             <w:noProof/>
           </w:rPr>
-          <w:t xml:space="preserve">avoided the epilimnion and </w:t>
+          <w:t xml:space="preserve"> on fish</w:t>
         </w:r>
       </w:ins>
-      <w:r>
-        <w:rPr>
-          <w:noProof/>
-        </w:rPr>
-        <w:t>selected for cooler and</w:t>
-      </w:r>
-      <w:r>
-        <w:rPr>
-          <w:noProof/>
-        </w:rPr>
-        <w:t xml:space="preserve"> less oxygen</w:t>
-      </w:r>
-      <w:r>
-        <w:rPr>
-          <w:noProof/>
-        </w:rPr>
-        <w:t>ated</w:t>
-      </w:r>
-      <w:r>
-        <w:rPr>
-          <w:noProof/>
-        </w:rPr>
-        <w:t xml:space="preserve"> habitat</w:t>
-      </w:r>
-      <w:r>
-        <w:rPr>
-          <w:noProof/>
-        </w:rPr>
-        <w:t>. The TDO</w:t>
-      </w:r>
-      <w:r>
-        <w:rPr>
-          <w:noProof/>
-        </w:rPr>
-        <w:t xml:space="preserve">opt strategy </w:t>
-      </w:r>
-      <w:r>
-        <w:rPr>
-          <w:noProof/>
-        </w:rPr>
-        <w:t xml:space="preserve">simulated here </w:t>
-      </w:r>
-      <w:r>
-        <w:rPr>
-          <w:noProof/>
-        </w:rPr>
-        <w:t>was for illustrative purposes</w:t>
-      </w:r>
-      <w:r>
-        <w:rPr>
-          <w:noProof/>
-        </w:rPr>
-        <w:t>, as we do not have</w:t>
-      </w:r>
-      <w:r>
-        <w:rPr>
-          <w:noProof/>
-        </w:rPr>
-        <w:t xml:space="preserve"> have actual fitness curves showing </w:t>
-      </w:r>
-      <w:r>
-        <w:rPr>
-          <w:noProof/>
-        </w:rPr>
-        <w:t xml:space="preserve">the combined effects of </w:t>
-      </w:r>
-      <w:r>
-        <w:rPr>
-          <w:noProof/>
-        </w:rPr>
-        <w:t>temperature and DO</w:t>
-      </w:r>
-      <w:del w:id="49" w:author="Barrett, Hannah" w:date="2023-12-15T13:47:00Z">
-        <w:r>
-          <w:rPr>
-            <w:noProof/>
-          </w:rPr>
-          <w:delText xml:space="preserve"> on fitness</w:delText>
-        </w:r>
-      </w:del>
       <w:r>
         <w:rPr>
           <w:noProof/>
@@ -8655,18 +8896,13 @@
         <w:rPr>
           <w:noProof/>
         </w:rPr>
-        <w:pPrChange w:id="50" w:author="Barrett, Hannah" w:date="2023-12-14T17:00:00Z">
-          <w:pPr>
-            <w:pStyle w:val="Default"/>
-            <w:spacing w:line="480" w:lineRule="auto"/>
-          </w:pPr>
-        </w:pPrChange>
       </w:pPr>
-      <w:del w:id="51" w:author="Barrett, Hannah" w:date="2023-12-14T17:00:00Z">
+      <w:del w:id="69" w:author="Barrett, Hannah" w:date="2023-12-14T17:00:00Z">
         <w:r>
           <w:rPr>
             <w:noProof/>
           </w:rPr>
+          <w:lastRenderedPageBreak/>
           <w:delText xml:space="preserve"> </w:delText>
         </w:r>
       </w:del>
@@ -8676,7 +8912,7 @@
         </w:rPr>
         <w:t xml:space="preserve">In these </w:t>
       </w:r>
-      <w:ins w:id="52" w:author="Barrett, Hannah" w:date="2023-12-14T17:00:00Z">
+      <w:ins w:id="70" w:author="Barrett, Hannah" w:date="2023-12-14T17:00:00Z">
         <w:r>
           <w:rPr>
             <w:noProof/>
@@ -8690,59 +8926,118 @@
         </w:rPr>
         <w:t xml:space="preserve">habitats, temperature appears to be a more </w:t>
       </w:r>
-      <w:commentRangeStart w:id="53"/>
+      <w:commentRangeStart w:id="71"/>
       <w:r>
         <w:rPr>
           <w:noProof/>
         </w:rPr>
-        <w:t>prominent driver of DVM. When sampling cold-water alcoves, we often encounter fish with either empty stomachs, or small rations of low quality prey items (Barrett unpublished data). Here, a fish would likely starve before suffocating. Under these circumstances, it seems logical that habitat selection should shift away from p</w:t>
-      </w:r>
+        <w:t xml:space="preserve">prominent driver of DVM. When sampling cold-water alcoves, we often encounter fish with either empty stomachs, or small rations of low quality prey items (Barrett unpublished data). Here, a fish would likely starve before suffocating. Under these circumstances, it seems logical that habitat </w:t>
+      </w:r>
+      <w:commentRangeStart w:id="72"/>
       <w:r>
         <w:rPr>
           <w:noProof/>
         </w:rPr>
-        <w:t>rioritizing growth and towards</w:t>
-      </w:r>
-      <w:r>
-        <w:rPr>
-          <w:noProof/>
-        </w:rPr>
-        <w:t xml:space="preserve"> reduced metabolism (especially since these fish should only infrequently exhibit a postprandial metabolic response). Indeed, this behavioral trade-off confirms that the term </w:t>
-      </w:r>
-      <w:r>
-        <w:rPr>
-          <w:i/>
-          <w:noProof/>
-        </w:rPr>
-        <w:t>refuge</w:t>
-      </w:r>
-      <w:r>
-        <w:rPr>
-          <w:noProof/>
-        </w:rPr>
-        <w:t xml:space="preserve"> is fitting; these are not ideal habitats</w:t>
-      </w:r>
-      <w:commentRangeEnd w:id="53"/>
+        <w:t>selection</w:t>
+      </w:r>
+      <w:commentRangeEnd w:id="72"/>
       <w:r>
         <w:rPr>
           <w:rStyle w:val="CommentReference"/>
           <w:rFonts w:asciiTheme="minorHAnsi" w:hAnsiTheme="minorHAnsi" w:cstheme="minorBidi"/>
           <w:color w:val="auto"/>
         </w:rPr>
-        <w:commentReference w:id="53"/>
+        <w:commentReference w:id="72"/>
       </w:r>
       <w:r>
         <w:rPr>
           <w:noProof/>
         </w:rPr>
-        <w:t xml:space="preserve">, and </w:t>
+        <w:t xml:space="preserve"> should shift away from p</w:t>
       </w:r>
       <w:r>
         <w:rPr>
           <w:noProof/>
         </w:rPr>
-        <w:lastRenderedPageBreak/>
-        <w:t>prolonged seasonal use with increased exposure to critically low DO may have negative impacts on growth and survival.</w:t>
+        <w:t>rioritizing growth and towards</w:t>
+      </w:r>
+      <w:r>
+        <w:rPr>
+          <w:noProof/>
+        </w:rPr>
+        <w:t xml:space="preserve"> reduced meta</w:t>
+      </w:r>
+      <w:commentRangeStart w:id="73"/>
+      <w:r>
+        <w:rPr>
+          <w:noProof/>
+        </w:rPr>
+        <w:t>bolism</w:t>
+      </w:r>
+      <w:commentRangeEnd w:id="73"/>
+      <w:r>
+        <w:rPr>
+          <w:rStyle w:val="CommentReference"/>
+          <w:rFonts w:asciiTheme="minorHAnsi" w:hAnsiTheme="minorHAnsi" w:cstheme="minorBidi"/>
+          <w:color w:val="auto"/>
+        </w:rPr>
+        <w:commentReference w:id="73"/>
+      </w:r>
+      <w:r>
+        <w:rPr>
+          <w:noProof/>
+        </w:rPr>
+        <w:t xml:space="preserve"> (esp</w:t>
+      </w:r>
+      <w:commentRangeStart w:id="74"/>
+      <w:r>
+        <w:rPr>
+          <w:noProof/>
+        </w:rPr>
+        <w:t>eciall</w:t>
+      </w:r>
+      <w:commentRangeEnd w:id="74"/>
+      <w:r>
+        <w:rPr>
+          <w:rStyle w:val="CommentReference"/>
+          <w:rFonts w:asciiTheme="minorHAnsi" w:hAnsiTheme="minorHAnsi" w:cstheme="minorBidi"/>
+          <w:color w:val="auto"/>
+        </w:rPr>
+        <w:commentReference w:id="74"/>
+      </w:r>
+      <w:r>
+        <w:rPr>
+          <w:noProof/>
+        </w:rPr>
+        <w:t xml:space="preserve">y since these fish should only infrequently exhibit a postprandial metabolic response). Indeed, this behavioral trade-off confirms that the term </w:t>
+      </w:r>
+      <w:r>
+        <w:rPr>
+          <w:i/>
+          <w:noProof/>
+        </w:rPr>
+        <w:t>refuge</w:t>
+      </w:r>
+      <w:r>
+        <w:rPr>
+          <w:noProof/>
+        </w:rPr>
+        <w:t xml:space="preserve"> is fitting; these are not ideal habitats</w:t>
+      </w:r>
+      <w:commentRangeEnd w:id="71"/>
+      <w:r>
+        <w:rPr>
+          <w:rStyle w:val="CommentReference"/>
+          <w:rFonts w:asciiTheme="minorHAnsi" w:hAnsiTheme="minorHAnsi" w:cstheme="minorBidi"/>
+          <w:color w:val="auto"/>
+        </w:rPr>
+        <w:commentReference w:id="71"/>
+      </w:r>
+      <w:r>
+        <w:rPr>
+          <w:noProof/>
+        </w:rPr>
+        <w:t>, and prolonged seasonal use with increased exposure to critically low DO may have negative impacts on growth and survival.</w:t>
       </w:r>
     </w:p>
     <w:p>
@@ -8754,18 +9049,18 @@
           <w:noProof/>
         </w:rPr>
       </w:pPr>
-      <w:commentRangeStart w:id="54"/>
+      <w:commentRangeStart w:id="75"/>
       <w:r>
         <w:t>Tagged</w:t>
       </w:r>
-      <w:commentRangeEnd w:id="54"/>
+      <w:commentRangeEnd w:id="75"/>
       <w:r>
         <w:rPr>
           <w:rStyle w:val="CommentReference"/>
           <w:rFonts w:asciiTheme="minorHAnsi" w:hAnsiTheme="minorHAnsi" w:cstheme="minorBidi"/>
           <w:color w:val="auto"/>
         </w:rPr>
-        <w:commentReference w:id="54"/>
+        <w:commentReference w:id="75"/>
       </w:r>
       <w:r>
         <w:t xml:space="preserve"> fish displayed high individual and intra-individual variation in their vertical movements, however the central tendency was consistent with a vertically cycling movement pattern constrained to ~20% of the water column, ranging between the metalimnion and upper hypolimnion (Figure 4c). This behavioral variation is likely a reflection of genetic diversity (Alonzo 2015), individual thermal tolerance (Anlauf-Dunn et al. 2022) or energy reserves (Moran et al. 2021). Fish ration size affects optimal temperature for growth and could influence habitat selection by fish (Mac 1985, Sogard &amp; Olla 1996). However, previous data collected in these alcoves suggest that fish in alcoves barely feed and do not meet energetic demands (Barrett unpublished data), so captive fish (which likely had reduced access to food or may cease feeding due to captivity) likely did not have substantially lower energy intake compared to fish in the wild, and thus should have similar thermal habitat selection in the context of ration. </w:t>
@@ -8856,7 +9151,11 @@
         <w:t>towards</w:t>
       </w:r>
       <w:r>
-        <w:t xml:space="preserve"> the surface)</w:t>
+        <w:t xml:space="preserve"> the </w:t>
+      </w:r>
+      <w:r>
+        <w:lastRenderedPageBreak/>
+        <w:t>surface)</w:t>
       </w:r>
       <w:r>
         <w:t xml:space="preserve"> where DO was also higher</w:t>
@@ -8889,7 +9188,23 @@
         <w:t>surface</w:t>
       </w:r>
       <w:r>
-        <w:t xml:space="preserve"> temperatures in Norwood remained high even at night. These surface temperatures may have been suboptimally warm to fish, thereby reducing the strength of selection towards warmer surface temperatures (Figure 6b). I</w:t>
+        <w:t xml:space="preserve"> temperatures in Norwood remained high even at night. These surface temperatures may have been suboptimally warm to fish, thereby reducing the strength of selection towards</w:t>
+      </w:r>
+      <w:ins w:id="76" w:author="Barrett, Hannah" w:date="2023-12-17T12:47:00Z">
+        <w:r>
+          <w:t xml:space="preserve"> the</w:t>
+        </w:r>
+      </w:ins>
+      <w:r>
+        <w:t xml:space="preserve"> warmer </w:t>
+      </w:r>
+      <w:ins w:id="77" w:author="Barrett, Hannah" w:date="2023-12-17T12:47:00Z">
+        <w:r>
+          <w:t xml:space="preserve">and more oxygenated </w:t>
+        </w:r>
+      </w:ins>
+      <w:r>
+        <w:t>surface temperatures (Figure 6b). I</w:t>
       </w:r>
       <w:r>
         <w:t>n Blue Ruin</w:t>
@@ -8901,11 +9216,7 @@
         <w:t xml:space="preserve"> </w:t>
       </w:r>
       <w:r>
-        <w:t xml:space="preserve">temperatures in the epilimnion were much lower at night (and DO </w:t>
-      </w:r>
-      <w:r>
-        <w:lastRenderedPageBreak/>
-        <w:t xml:space="preserve">remained adequate; Table 1), which may explain the greater selection strength towards warmer (and shallower) temperatures when compared to Norwood (Figure 6b, 6d). </w:t>
+        <w:t xml:space="preserve">temperatures in the epilimnion were much lower at night (and DO remained adequate; Table 1), which may explain the greater selection strength towards warmer (and shallower) temperatures when compared to Norwood (Figure 6b, 6d). </w:t>
       </w:r>
     </w:p>
     <w:p>
@@ -8913,258 +9224,391 @@
         <w:pStyle w:val="Default"/>
         <w:spacing w:line="480" w:lineRule="auto"/>
         <w:ind w:firstLine="720"/>
-        <w:rPr>
-          <w:noProof/>
-        </w:rPr>
+        <w:pPrChange w:id="78" w:author="Barrett, Hannah" w:date="2023-12-17T14:44:00Z">
+          <w:pPr>
+            <w:pStyle w:val="Default"/>
+            <w:spacing w:line="480" w:lineRule="auto"/>
+          </w:pPr>
+        </w:pPrChange>
       </w:pPr>
-      <w:r>
-        <w:rPr>
-          <w:noProof/>
-        </w:rPr>
-        <w:t xml:space="preserve">As seasonal </w:t>
-      </w:r>
-      <w:commentRangeStart w:id="55"/>
-      <w:r>
-        <w:rPr>
-          <w:noProof/>
-        </w:rPr>
-        <w:t xml:space="preserve">temperatures continue to surpass the physiological tolerance ranges of cold-water fishes, refuge use is likely to become </w:t>
-      </w:r>
-      <w:commentRangeEnd w:id="55"/>
-      <w:del w:id="56" w:author="Barrett, Hannah" w:date="2023-12-15T13:49:00Z">
+      <w:ins w:id="79" w:author="Barrett, Hannah" w:date="2023-12-17T13:57:00Z">
         <w:r>
           <w:rPr>
             <w:noProof/>
           </w:rPr>
-          <w:delText>‘</w:delText>
-        </w:r>
+          <w:t xml:space="preserve">Here, we show that </w:t>
+        </w:r>
+      </w:ins>
+      <w:ins w:id="80" w:author="Barrett, Hannah" w:date="2023-12-17T14:44:00Z">
         <w:r>
           <w:rPr>
-            <w:rStyle w:val="CommentReference"/>
-            <w:rFonts w:asciiTheme="minorHAnsi" w:hAnsiTheme="minorHAnsi" w:cstheme="minorBidi"/>
-            <w:color w:val="auto"/>
+            <w:noProof/>
           </w:rPr>
-          <w:commentReference w:id="55"/>
-        </w:r>
-      </w:del>
+          <w:t>DO</w:t>
+        </w:r>
+      </w:ins>
+      <w:ins w:id="81" w:author="Barrett, Hannah" w:date="2023-12-17T13:56:00Z">
+        <w:r>
+          <w:rPr>
+            <w:noProof/>
+          </w:rPr>
+          <w:t xml:space="preserve"> availability in floodplain thermal refuge habitats constrains habitat </w:t>
+        </w:r>
+      </w:ins>
+      <w:ins w:id="82" w:author="Barrett, Hannah" w:date="2023-12-17T13:58:00Z">
+        <w:r>
+          <w:rPr>
+            <w:noProof/>
+          </w:rPr>
+          <w:t xml:space="preserve">use by a </w:t>
+        </w:r>
+      </w:ins>
+      <w:ins w:id="83" w:author="Barrett, Hannah" w:date="2023-12-17T13:56:00Z">
+        <w:r>
+          <w:rPr>
+            <w:noProof/>
+          </w:rPr>
+          <w:t>cold-</w:t>
+        </w:r>
+        <w:r>
+          <w:rPr>
+            <w:noProof/>
+          </w:rPr>
+          <w:t>water fish.</w:t>
+        </w:r>
+      </w:ins>
+      <w:ins w:id="84" w:author="Barrett, Hannah" w:date="2023-12-17T14:07:00Z">
+        <w:r>
+          <w:rPr>
+            <w:noProof/>
+          </w:rPr>
+          <w:t xml:space="preserve"> </w:t>
+        </w:r>
+      </w:ins>
+      <w:ins w:id="85" w:author="Barrett, Hannah" w:date="2023-12-17T14:09:00Z">
+        <w:r>
+          <w:rPr>
+            <w:noProof/>
+          </w:rPr>
+          <w:t>In marine habitats, t</w:t>
+        </w:r>
+      </w:ins>
+      <w:ins w:id="86" w:author="Barrett, Hannah" w:date="2023-12-17T14:07:00Z">
+        <w:r>
+          <w:rPr>
+            <w:noProof/>
+          </w:rPr>
+          <w:t>he combined effects of temperature an</w:t>
+        </w:r>
+        <w:r>
+          <w:rPr>
+            <w:noProof/>
+          </w:rPr>
+          <w:t xml:space="preserve">d oxygen are projected to </w:t>
+        </w:r>
+      </w:ins>
+      <w:ins w:id="87" w:author="Barrett, Hannah" w:date="2023-12-17T14:33:00Z">
+        <w:r>
+          <w:rPr>
+            <w:noProof/>
+          </w:rPr>
+          <w:t xml:space="preserve">both </w:t>
+        </w:r>
+      </w:ins>
+      <w:ins w:id="88" w:author="Barrett, Hannah" w:date="2023-12-17T14:07:00Z">
+        <w:r>
+          <w:rPr>
+            <w:noProof/>
+          </w:rPr>
+          <w:t xml:space="preserve">latitudinally shift and vertically contract </w:t>
+        </w:r>
+      </w:ins>
+      <w:ins w:id="89" w:author="Barrett, Hannah" w:date="2023-12-17T14:10:00Z">
+        <w:r>
+          <w:rPr>
+            <w:noProof/>
+          </w:rPr>
+          <w:t xml:space="preserve">species distributions (Deutsch et al. 2023). </w:t>
+        </w:r>
+      </w:ins>
+      <w:ins w:id="90" w:author="Barrett, Hannah" w:date="2023-12-17T14:47:00Z">
+        <w:r>
+          <w:rPr>
+            <w:noProof/>
+          </w:rPr>
+          <w:t>Fish response to v</w:t>
+        </w:r>
+      </w:ins>
+      <w:ins w:id="91" w:author="Barrett, Hannah" w:date="2023-12-17T14:34:00Z">
+        <w:r>
+          <w:rPr>
+            <w:noProof/>
+          </w:rPr>
+          <w:t>ertical habitat compression has also been documented in l</w:t>
+        </w:r>
+      </w:ins>
+      <w:ins w:id="92" w:author="Barrett, Hannah" w:date="2023-12-17T14:40:00Z">
+        <w:r>
+          <w:rPr>
+            <w:noProof/>
+          </w:rPr>
+          <w:t>akes and reservoirs</w:t>
+        </w:r>
+      </w:ins>
+      <w:ins w:id="93" w:author="Barrett, Hannah" w:date="2023-12-17T14:34:00Z">
+        <w:r>
+          <w:rPr>
+            <w:noProof/>
+          </w:rPr>
+          <w:t xml:space="preserve"> (</w:t>
+        </w:r>
+      </w:ins>
+      <w:ins w:id="94" w:author="Barrett, Hannah" w:date="2023-12-17T14:36:00Z">
+        <w:r>
+          <w:rPr>
+            <w:noProof/>
+          </w:rPr>
+          <w:t>Coutant 19</w:t>
+        </w:r>
+      </w:ins>
+      <w:ins w:id="95" w:author="Barrett, Hannah" w:date="2023-12-17T14:37:00Z">
+        <w:r>
+          <w:rPr>
+            <w:noProof/>
+          </w:rPr>
+          <w:t xml:space="preserve">85, </w:t>
+        </w:r>
+      </w:ins>
+      <w:ins w:id="96" w:author="Barrett, Hannah" w:date="2023-12-17T14:49:00Z">
+        <w:r>
+          <w:rPr>
+            <w:noProof/>
+          </w:rPr>
+          <w:t xml:space="preserve">Swales 2006, </w:t>
+        </w:r>
+      </w:ins>
+      <w:ins w:id="97" w:author="Barrett, Hannah" w:date="2023-12-17T14:39:00Z">
+        <w:r>
+          <w:rPr>
+            <w:noProof/>
+          </w:rPr>
+          <w:t>McLaren et al. 2023), and in</w:t>
+        </w:r>
+      </w:ins>
+      <w:ins w:id="98" w:author="Barrett, Hannah" w:date="2023-12-17T14:40:00Z">
+        <w:r>
+          <w:rPr>
+            <w:noProof/>
+          </w:rPr>
+          <w:t xml:space="preserve"> lentic habitats on a river floodplain (</w:t>
+        </w:r>
+      </w:ins>
+      <w:ins w:id="99" w:author="Barrett, Hannah" w:date="2023-12-17T14:34:00Z">
+        <w:r>
+          <w:rPr>
+            <w:noProof/>
+          </w:rPr>
+          <w:t xml:space="preserve">Barrett et al. </w:t>
+        </w:r>
+        <w:r>
+          <w:rPr>
+            <w:i/>
+            <w:noProof/>
+            <w:rPrChange w:id="100" w:author="Barrett, Hannah" w:date="2023-12-17T14:39:00Z">
+              <w:rPr>
+                <w:noProof/>
+              </w:rPr>
+            </w:rPrChange>
+          </w:rPr>
+          <w:t>in press</w:t>
+        </w:r>
+      </w:ins>
+      <w:ins w:id="101" w:author="Barrett, Hannah" w:date="2023-12-17T14:35:00Z">
+        <w:r>
+          <w:rPr>
+            <w:noProof/>
+          </w:rPr>
+          <w:t>)</w:t>
+        </w:r>
+      </w:ins>
+      <w:ins w:id="102" w:author="Barrett, Hannah" w:date="2023-12-17T14:40:00Z">
+        <w:r>
+          <w:rPr>
+            <w:noProof/>
+          </w:rPr>
+          <w:t>.</w:t>
+        </w:r>
+      </w:ins>
+      <w:ins w:id="103" w:author="Barrett, Hannah" w:date="2023-12-17T14:33:00Z">
+        <w:r>
+          <w:rPr>
+            <w:noProof/>
+          </w:rPr>
+          <w:t xml:space="preserve"> </w:t>
+        </w:r>
+      </w:ins>
+      <w:ins w:id="104" w:author="Barrett, Hannah" w:date="2023-12-17T14:41:00Z">
+        <w:r>
+          <w:rPr>
+            <w:noProof/>
+          </w:rPr>
+          <w:t xml:space="preserve">However, we often overlook how diel variaton </w:t>
+        </w:r>
+        <w:r>
+          <w:rPr>
+            <w:noProof/>
+          </w:rPr>
+          <w:t xml:space="preserve">in temperature and </w:t>
+        </w:r>
+      </w:ins>
+      <w:ins w:id="105" w:author="Barrett, Hannah" w:date="2023-12-17T14:51:00Z">
+        <w:r>
+          <w:rPr>
+            <w:noProof/>
+          </w:rPr>
+          <w:t>DO</w:t>
+        </w:r>
+      </w:ins>
+      <w:ins w:id="106" w:author="Barrett, Hannah" w:date="2023-12-17T14:41:00Z">
+        <w:r>
+          <w:rPr>
+            <w:noProof/>
+          </w:rPr>
+          <w:t xml:space="preserve">, </w:t>
+        </w:r>
+        <w:r>
+          <w:rPr>
+            <w:noProof/>
+          </w:rPr>
+          <w:t xml:space="preserve">and </w:t>
+        </w:r>
+      </w:ins>
+      <w:ins w:id="107" w:author="Barrett, Hannah" w:date="2023-12-17T14:42:00Z">
+        <w:r>
+          <w:rPr>
+            <w:noProof/>
+          </w:rPr>
+          <w:t xml:space="preserve">in </w:t>
+        </w:r>
+      </w:ins>
+      <w:ins w:id="108" w:author="Barrett, Hannah" w:date="2023-12-17T14:41:00Z">
+        <w:r>
+          <w:rPr>
+            <w:noProof/>
+          </w:rPr>
+          <w:t>fish behavior</w:t>
+        </w:r>
+      </w:ins>
+      <w:ins w:id="109" w:author="Barrett, Hannah" w:date="2023-12-17T14:42:00Z">
+        <w:r>
+          <w:rPr>
+            <w:noProof/>
+          </w:rPr>
+          <w:t>,</w:t>
+        </w:r>
+      </w:ins>
+      <w:ins w:id="110" w:author="Barrett, Hannah" w:date="2023-12-17T14:41:00Z">
+        <w:r>
+          <w:rPr>
+            <w:noProof/>
+          </w:rPr>
+          <w:t xml:space="preserve"> could potentially mitigate these synergistic constraints.</w:t>
+        </w:r>
+      </w:ins>
+      <w:ins w:id="111" w:author="Barrett, Hannah" w:date="2023-12-17T14:42:00Z">
+        <w:r>
+          <w:rPr>
+            <w:noProof/>
+          </w:rPr>
+          <w:t xml:space="preserve"> </w:t>
+        </w:r>
+      </w:ins>
+      <w:r>
+        <w:t>Here, we u</w:t>
+      </w:r>
+      <w:bookmarkStart w:id="112" w:name="_GoBack"/>
+      <w:bookmarkEnd w:id="112"/>
+      <w:r>
+        <w:t>sed a novel continuous monitoring approach to determine how diel variability in habitat conditions can cause trade-offs that drive cyclical habitat use in a floodplain thermal refuge habitat</w:t>
+      </w:r>
+      <w:r>
+        <w:t>s</w:t>
+      </w:r>
+      <w:r>
+        <w:t xml:space="preserve">. </w:t>
+      </w:r>
       <w:r>
         <w:rPr>
           <w:noProof/>
         </w:rPr>
-        <w:t xml:space="preserve">a more promenant behavioral response (Barrett and Armstrong 2021). </w:t>
+        <w:t xml:space="preserve">Our </w:t>
       </w:r>
       <w:r>
         <w:rPr>
           <w:noProof/>
         </w:rPr>
-        <w:t xml:space="preserve">Previous studies have explored the vertical habitat compression that occurs in </w:t>
+        <w:t>study directly address</w:t>
       </w:r>
       <w:r>
         <w:rPr>
           <w:noProof/>
         </w:rPr>
-        <w:t>a subset of</w:t>
+        <w:t>es</w:t>
       </w:r>
       <w:r>
         <w:rPr>
           <w:noProof/>
         </w:rPr>
-        <w:t xml:space="preserve"> these habitats </w:t>
-      </w:r>
-      <w:commentRangeStart w:id="57"/>
+        <w:t xml:space="preserve"> key question</w:t>
+      </w:r>
       <w:r>
         <w:rPr>
           <w:noProof/>
         </w:rPr>
-        <w:t>(</w:t>
+        <w:t>s</w:t>
       </w:r>
       <w:r>
         <w:rPr>
           <w:noProof/>
         </w:rPr>
-        <w:t>ref</w:t>
+        <w:t xml:space="preserve"> </w:t>
       </w:r>
       <w:r>
         <w:rPr>
           <w:noProof/>
         </w:rPr>
-        <w:t xml:space="preserve">), and </w:t>
-      </w:r>
-      <w:commentRangeEnd w:id="57"/>
-      <w:r>
-        <w:rPr>
-          <w:rStyle w:val="CommentReference"/>
-          <w:rFonts w:asciiTheme="minorHAnsi" w:hAnsiTheme="minorHAnsi" w:cstheme="minorBidi"/>
-          <w:color w:val="auto"/>
-        </w:rPr>
-        <w:commentReference w:id="57"/>
+        <w:t>about</w:t>
       </w:r>
       <w:r>
         <w:rPr>
           <w:noProof/>
         </w:rPr>
-        <w:t xml:space="preserve">we have begun to understand how fish </w:t>
+        <w:t xml:space="preserve"> the temporal dynamics of</w:t>
       </w:r>
       <w:r>
         <w:rPr>
           <w:noProof/>
         </w:rPr>
-        <w:t>navigate such</w:t>
+        <w:t xml:space="preserve"> vertical habitat compression in</w:t>
       </w:r>
       <w:r>
         <w:rPr>
           <w:noProof/>
         </w:rPr>
-        <w:t xml:space="preserve"> conditions </w:t>
+        <w:t xml:space="preserve"> thermal refuges, and </w:t>
       </w:r>
       <w:r>
         <w:rPr>
           <w:noProof/>
         </w:rPr>
-        <w:t>at discrete time scales</w:t>
+        <w:t>emphasizes the importance of considering</w:t>
       </w:r>
       <w:r>
         <w:rPr>
           <w:noProof/>
         </w:rPr>
-        <w:t xml:space="preserve"> (Barrett et al. </w:t>
-      </w:r>
-      <w:r>
-        <w:rPr>
-          <w:i/>
-          <w:noProof/>
-        </w:rPr>
-        <w:t>in press</w:t>
-      </w:r>
-      <w:r>
-        <w:rPr>
-          <w:noProof/>
-        </w:rPr>
-        <w:t>). However, evaluating the effectiveness of t</w:t>
-      </w:r>
-      <w:r>
-        <w:rPr>
-          <w:noProof/>
-        </w:rPr>
-        <w:t xml:space="preserve">hermal refuge </w:t>
-      </w:r>
-      <w:r>
-        <w:rPr>
-          <w:noProof/>
-        </w:rPr>
-        <w:t xml:space="preserve">habitats </w:t>
-      </w:r>
-      <w:r>
-        <w:rPr>
-          <w:noProof/>
-        </w:rPr>
-        <w:t xml:space="preserve">also </w:t>
-      </w:r>
-      <w:r>
-        <w:rPr>
-          <w:noProof/>
-        </w:rPr>
-        <w:t xml:space="preserve">requires that we identify any potential trade-offs that may occur within them, both spatially and temporally. </w:t>
-      </w:r>
-      <w:r>
-        <w:t>Here, we used a novel continuous monitoring approach to determine how diel variability in habitat conditions can cause trade-offs that drive cyclical habitat use in a floodplain thermal refuge habitat</w:t>
-      </w:r>
-      <w:r>
-        <w:t>s</w:t>
-      </w:r>
-      <w:r>
-        <w:t xml:space="preserve">. </w:t>
-      </w:r>
-      <w:r>
-        <w:rPr>
-          <w:noProof/>
-        </w:rPr>
-        <w:t xml:space="preserve">Our </w:t>
-      </w:r>
-      <w:r>
-        <w:rPr>
-          <w:noProof/>
-        </w:rPr>
-        <w:t>study directly address</w:t>
-      </w:r>
-      <w:r>
-        <w:rPr>
-          <w:noProof/>
-        </w:rPr>
-        <w:t>es</w:t>
-      </w:r>
-      <w:r>
-        <w:rPr>
-          <w:noProof/>
-        </w:rPr>
-        <w:t xml:space="preserve"> key question</w:t>
-      </w:r>
-      <w:r>
-        <w:rPr>
-          <w:noProof/>
-        </w:rPr>
-        <w:t>s</w:t>
-      </w:r>
-      <w:r>
-        <w:rPr>
-          <w:noProof/>
-        </w:rPr>
-        <w:t xml:space="preserve"> </w:t>
-      </w:r>
-      <w:r>
-        <w:rPr>
-          <w:noProof/>
-        </w:rPr>
-        <w:t>about</w:t>
-      </w:r>
-      <w:r>
-        <w:rPr>
-          <w:noProof/>
-        </w:rPr>
-        <w:t xml:space="preserve"> the temporal dynamics of</w:t>
-      </w:r>
-      <w:r>
-        <w:rPr>
-          <w:noProof/>
-        </w:rPr>
-        <w:t xml:space="preserve"> vertical habitat compression in</w:t>
-      </w:r>
-      <w:r>
-        <w:rPr>
-          <w:noProof/>
-        </w:rPr>
-        <w:t xml:space="preserve"> thermal refuges, and </w:t>
-      </w:r>
-      <w:r>
-        <w:rPr>
-          <w:noProof/>
-        </w:rPr>
-        <w:t>emphasizes the importance of considering</w:t>
-      </w:r>
-      <w:r>
-        <w:rPr>
-          <w:noProof/>
-        </w:rPr>
         <w:t xml:space="preserve"> how fine-scale diel fluctuation may impact the viability of thermal refuges in the face of climate change.  </w:t>
       </w:r>
-      <w:bookmarkStart w:id="58" w:name="_GoBack"/>
-      <w:bookmarkEnd w:id="58"/>
-    </w:p>
-    <w:p>
-      <w:pPr>
-        <w:pStyle w:val="Default"/>
-        <w:spacing w:line="480" w:lineRule="auto"/>
-        <w:ind w:firstLine="720"/>
-        <w:rPr>
-          <w:noProof/>
-        </w:rPr>
-      </w:pPr>
-    </w:p>
-    <w:p>
-      <w:pPr>
-        <w:pStyle w:val="Default"/>
-        <w:spacing w:line="480" w:lineRule="auto"/>
-      </w:pPr>
     </w:p>
     <w:sectPr>
       <w:pgSz w:w="12240" w:h="15840"/>
@@ -9205,7 +9649,7 @@
       </w:r>
     </w:p>
   </w:comment>
-  <w:comment w:id="1" w:author="Barrett, Hannah" w:date="2023-09-18T15:14:00Z" w:initials="BH">
+  <w:comment w:id="3" w:author="Barrett, Hannah" w:date="2023-09-18T15:14:00Z" w:initials="BH">
     <w:p>
       <w:pPr>
         <w:pStyle w:val="CommentText"/>
@@ -9242,7 +9686,7 @@
       </w:r>
     </w:p>
   </w:comment>
-  <w:comment w:id="3" w:author="Barrett, Hannah" w:date="2023-09-11T13:43:00Z" w:initials="BH">
+  <w:comment w:id="18" w:author="Barrett, Hannah" w:date="2023-09-11T13:43:00Z" w:initials="BH">
     <w:p>
       <w:pPr>
         <w:pStyle w:val="CommentText"/>
@@ -9327,7 +9771,7 @@
       </w:r>
     </w:p>
   </w:comment>
-  <w:comment w:id="4" w:author="Microsoft Office User" w:date="2023-09-13T10:42:00Z" w:initials="MOU">
+  <w:comment w:id="19" w:author="Microsoft Office User" w:date="2023-09-13T10:42:00Z" w:initials="MOU">
     <w:p>
       <w:pPr>
         <w:pStyle w:val="CommentText"/>
@@ -9343,7 +9787,7 @@
       </w:r>
     </w:p>
   </w:comment>
-  <w:comment w:id="5" w:author="Barrett, Hannah" w:date="2023-09-19T10:38:00Z" w:initials="BH">
+  <w:comment w:id="20" w:author="Barrett, Hannah" w:date="2023-09-19T10:38:00Z" w:initials="BH">
     <w:p>
       <w:pPr>
         <w:pStyle w:val="CommentText"/>
@@ -9359,7 +9803,7 @@
       </w:r>
     </w:p>
   </w:comment>
-  <w:comment w:id="19" w:author="Barrett, Hannah" w:date="2023-10-02T10:46:00Z" w:initials="BH">
+  <w:comment w:id="26" w:author="Barrett, Hannah" w:date="2023-10-02T10:46:00Z" w:initials="BH">
     <w:p>
       <w:pPr>
         <w:pStyle w:val="CommentText"/>
@@ -9375,7 +9819,7 @@
       </w:r>
     </w:p>
   </w:comment>
-  <w:comment w:id="21" w:author="Microsoft Office User" w:date="2023-12-01T08:06:00Z" w:initials="MOU">
+  <w:comment w:id="28" w:author="Microsoft Office User" w:date="2023-12-01T08:06:00Z" w:initials="MOU">
     <w:p>
       <w:r>
         <w:rPr>
@@ -9392,7 +9836,7 @@
       </w:r>
     </w:p>
   </w:comment>
-  <w:comment w:id="25" w:author="Microsoft Office User" w:date="2023-12-01T09:44:00Z" w:initials="MOU">
+  <w:comment w:id="36" w:author="Microsoft Office User" w:date="2023-12-01T09:44:00Z" w:initials="MOU">
     <w:p>
       <w:r>
         <w:rPr>
@@ -9409,7 +9853,7 @@
       </w:r>
     </w:p>
   </w:comment>
-  <w:comment w:id="26" w:author="Microsoft Office User" w:date="2023-12-01T09:35:00Z" w:initials="MOU">
+  <w:comment w:id="37" w:author="Microsoft Office User" w:date="2023-12-01T09:35:00Z" w:initials="MOU">
     <w:p>
       <w:r>
         <w:rPr>
@@ -9426,7 +9870,7 @@
       </w:r>
     </w:p>
   </w:comment>
-  <w:comment w:id="27" w:author="Microsoft Office User" w:date="2023-12-01T09:45:00Z" w:initials="MOU">
+  <w:comment w:id="41" w:author="Microsoft Office User" w:date="2023-12-01T09:45:00Z" w:initials="MOU">
     <w:p>
       <w:r>
         <w:rPr>
@@ -9443,7 +9887,7 @@
       </w:r>
     </w:p>
   </w:comment>
-  <w:comment w:id="28" w:author="Microsoft Office User" w:date="2023-12-01T16:06:00Z" w:initials="MOU">
+  <w:comment w:id="42" w:author="Microsoft Office User" w:date="2023-12-01T16:06:00Z" w:initials="MOU">
     <w:p>
       <w:r>
         <w:rPr>
@@ -9460,7 +9904,7 @@
       </w:r>
     </w:p>
   </w:comment>
-  <w:comment w:id="29" w:author="Microsoft Office User" w:date="2023-12-01T11:42:00Z" w:initials="MOU">
+  <w:comment w:id="47" w:author="Microsoft Office User" w:date="2023-12-01T11:42:00Z" w:initials="MOU">
     <w:p>
       <w:r>
         <w:rPr>
@@ -9477,7 +9921,7 @@
       </w:r>
     </w:p>
   </w:comment>
-  <w:comment w:id="41" w:author="Barrett, Hannah" w:date="2023-12-14T15:51:00Z" w:initials="BH">
+  <w:comment w:id="57" w:author="Barrett, Hannah" w:date="2023-12-14T15:51:00Z" w:initials="BH">
     <w:p>
       <w:pPr>
         <w:pStyle w:val="CommentText"/>
@@ -9493,7 +9937,7 @@
       </w:r>
     </w:p>
   </w:comment>
-  <w:comment w:id="42" w:author="Microsoft Office User" w:date="2023-12-01T13:30:00Z" w:initials="MOU">
+  <w:comment w:id="58" w:author="Microsoft Office User" w:date="2023-12-01T13:30:00Z" w:initials="MOU">
     <w:p>
       <w:pPr>
         <w:rPr>
@@ -9523,7 +9967,7 @@
     </w:p>
     <w:p/>
   </w:comment>
-  <w:comment w:id="47" w:author="Microsoft Office User" w:date="2023-12-01T16:13:00Z" w:initials="MOU">
+  <w:comment w:id="67" w:author="Microsoft Office User" w:date="2023-12-01T16:13:00Z" w:initials="MOU">
     <w:p>
       <w:pPr>
         <w:pStyle w:val="Default"/>
@@ -9541,7 +9985,61 @@
     </w:p>
     <w:p/>
   </w:comment>
-  <w:comment w:id="53" w:author="Microsoft Office User" w:date="2023-12-01T13:39:00Z" w:initials="MOU">
+  <w:comment w:id="72" w:author="Barrett, Hannah" w:date="2023-12-17T13:32:00Z" w:initials="BH">
+    <w:p>
+      <w:pPr>
+        <w:pStyle w:val="CommentText"/>
+      </w:pPr>
+      <w:r>
+        <w:rPr>
+          <w:rStyle w:val="CommentReference"/>
+        </w:rPr>
+        <w:annotationRef/>
+      </w:r>
+      <w:r>
+        <w:t>limitations in the supply of oxygen may reduce the utilization of dietary energy for metabolic processes</w:t>
+      </w:r>
+      <w:r>
+        <w:t xml:space="preserve"> Glencross 2009</w:t>
+      </w:r>
+    </w:p>
+  </w:comment>
+  <w:comment w:id="73" w:author="Barrett, Hannah" w:date="2023-12-17T13:40:00Z" w:initials="BH">
+    <w:p>
+      <w:pPr>
+        <w:pStyle w:val="CommentText"/>
+      </w:pPr>
+      <w:r>
+        <w:rPr>
+          <w:rStyle w:val="CommentReference"/>
+        </w:rPr>
+        <w:annotationRef/>
+      </w:r>
+      <w:r>
+        <w:t>A decreased rate of metabolism and an increased blood oxygen-affinity are among the physiological advantages of selecting a l</w:t>
+      </w:r>
+      <w:r>
+        <w:t>ower temperature during hypoxia rainbow trout (Schurmann et al. 1991)</w:t>
+      </w:r>
+    </w:p>
+  </w:comment>
+  <w:comment w:id="74" w:author="Barrett, Hannah" w:date="2023-12-17T13:39:00Z" w:initials="BH">
+    <w:p>
+      <w:pPr>
+        <w:pStyle w:val="CommentText"/>
+      </w:pPr>
+      <w:r>
+        <w:rPr>
+          <w:rStyle w:val="CommentReference"/>
+        </w:rPr>
+        <w:annotationRef/>
+      </w:r>
+      <w:r>
+        <w:t>SMR to increase with food consumption and growth (e.g. West, Brown &amp; Enquist 2001)</w:t>
+      </w:r>
+    </w:p>
+  </w:comment>
+  <w:comment w:id="71" w:author="Microsoft Office User" w:date="2023-12-01T13:39:00Z" w:initials="MOU">
     <w:p>
       <w:r>
         <w:rPr>
@@ -9558,7 +10056,7 @@
       </w:r>
     </w:p>
   </w:comment>
-  <w:comment w:id="54" w:author="Barrett, Hannah" w:date="2023-12-14T16:44:00Z" w:initials="BH">
+  <w:comment w:id="75" w:author="Barrett, Hannah" w:date="2023-12-14T16:44:00Z" w:initials="BH">
     <w:p>
       <w:pPr>
         <w:pStyle w:val="Default"/>
@@ -9578,40 +10076,6 @@
       <w:pPr>
         <w:pStyle w:val="CommentText"/>
       </w:pPr>
-    </w:p>
-  </w:comment>
-  <w:comment w:id="55" w:author="Microsoft Office User" w:date="2023-12-01T14:26:00Z" w:initials="MOU">
-    <w:p>
-      <w:r>
-        <w:rPr>
-          <w:rStyle w:val="CommentReference"/>
-        </w:rPr>
-        <w:annotationRef/>
-      </w:r>
-      <w:r>
-        <w:rPr>
-          <w:sz w:val="20"/>
-          <w:szCs w:val="20"/>
-        </w:rPr>
-        <w:t>Can you engage with literature more on this — like are there studies suggesting hypoxia will limit range expansion? I think you want to establish in 1st sentence that how DO constrains refuge use, range expansion/dispersal (like benthic fish moving deeper to track thermal niche) is important — but we often overlook how diel variation and fish behavior could potentially alter these constraints</w:t>
-      </w:r>
-    </w:p>
-  </w:comment>
-  <w:comment w:id="57" w:author="Microsoft Office User" w:date="2023-12-01T14:23:00Z" w:initials="MOU">
-    <w:p>
-      <w:r>
-        <w:rPr>
-          <w:rStyle w:val="CommentReference"/>
-        </w:rPr>
-        <w:annotationRef/>
-      </w:r>
-      <w:r>
-        <w:rPr>
-          <w:sz w:val="20"/>
-          <w:szCs w:val="20"/>
-        </w:rPr>
-        <w:t>can you go broader than the OSU/EPA stuff, for J Anim Ecol we want to go broad</w:t>
-      </w:r>
     </w:p>
   </w:comment>
 </w:comments>
@@ -9634,10 +10098,11 @@
   <w15:commentEx w15:paraId="0479AD9F" w15:done="0"/>
   <w15:commentEx w15:paraId="3673171F" w15:done="1"/>
   <w15:commentEx w15:paraId="40F40C84" w15:done="0"/>
+  <w15:commentEx w15:paraId="6D56D8A8" w15:done="0"/>
+  <w15:commentEx w15:paraId="10B18203" w15:done="0"/>
+  <w15:commentEx w15:paraId="456097CA" w15:done="0"/>
   <w15:commentEx w15:paraId="0862CF9F" w15:done="0"/>
   <w15:commentEx w15:paraId="0727C264" w15:done="0"/>
-  <w15:commentEx w15:paraId="398D9FAA" w15:done="0"/>
-  <w15:commentEx w15:paraId="561800F9" w15:done="0"/>
 </w15:commentsEx>
 </file>
 
@@ -10777,7 +11242,7 @@
 </file>
 
 <file path=customXml/itemProps1.xml><?xml version="1.0" encoding="utf-8"?>
-<ds:datastoreItem xmlns:ds="http://schemas.openxmlformats.org/officeDocument/2006/customXml" ds:itemID="{F5156E89-1D2E-4558-8009-EDC732C4E2E6}">
+<ds:datastoreItem xmlns:ds="http://schemas.openxmlformats.org/officeDocument/2006/customXml" ds:itemID="{64FB6D89-4761-41EC-91EA-CA47EED45249}">
   <ds:schemaRefs>
     <ds:schemaRef ds:uri="http://schemas.openxmlformats.org/officeDocument/2006/bibliography"/>
   </ds:schemaRefs>
